--- a/Docs/Техническое задание.docx
+++ b/Docs/Техническое задание.docx
@@ -1,6 +1,6 @@
 
 <file path=word/document.xml><?xml version="1.0" encoding="utf-8"?>
-<w:document xmlns:wpc="http://schemas.microsoft.com/office/word/2010/wordprocessingCanvas" xmlns:cx="http://schemas.microsoft.com/office/drawing/2014/chartex" xmlns:mc="http://schemas.openxmlformats.org/markup-compatibility/2006" xmlns:o="urn:schemas-microsoft-com:office:office" xmlns:r="http://schemas.openxmlformats.org/officeDocument/2006/relationships" xmlns:m="http://schemas.openxmlformats.org/officeDocument/2006/math" xmlns:v="urn:schemas-microsoft-com:vml" xmlns:wp14="http://schemas.microsoft.com/office/word/2010/wordprocessingDrawing" xmlns:wp="http://schemas.openxmlformats.org/drawingml/2006/wordprocessingDrawing" xmlns:w10="urn:schemas-microsoft-com:office:word" xmlns:w="http://schemas.openxmlformats.org/wordprocessingml/2006/main" xmlns:w14="http://schemas.microsoft.com/office/word/2010/wordml" xmlns:w15="http://schemas.microsoft.com/office/word/2012/wordml" xmlns:w16se="http://schemas.microsoft.com/office/word/2015/wordml/symex" xmlns:wpg="http://schemas.microsoft.com/office/word/2010/wordprocessingGroup" xmlns:wpi="http://schemas.microsoft.com/office/word/2010/wordprocessingInk" xmlns:wne="http://schemas.microsoft.com/office/word/2006/wordml" xmlns:wps="http://schemas.microsoft.com/office/word/2010/wordprocessingShape" mc:Ignorable="w14 w15 w16se wp14">
+<w:document xmlns:wpc="http://schemas.microsoft.com/office/word/2010/wordprocessingCanvas" xmlns:cx="http://schemas.microsoft.com/office/drawing/2014/chartex" xmlns:cx1="http://schemas.microsoft.com/office/drawing/2015/9/8/chartex" xmlns:cx2="http://schemas.microsoft.com/office/drawing/2015/10/21/chartex" xmlns:cx3="http://schemas.microsoft.com/office/drawing/2016/5/9/chartex" xmlns:cx4="http://schemas.microsoft.com/office/drawing/2016/5/10/chartex" xmlns:cx5="http://schemas.microsoft.com/office/drawing/2016/5/11/chartex" xmlns:cx6="http://schemas.microsoft.com/office/drawing/2016/5/12/chartex" xmlns:cx7="http://schemas.microsoft.com/office/drawing/2016/5/13/chartex" xmlns:cx8="http://schemas.microsoft.com/office/drawing/2016/5/14/chartex" xmlns:mc="http://schemas.openxmlformats.org/markup-compatibility/2006" xmlns:aink="http://schemas.microsoft.com/office/drawing/2016/ink" xmlns:am3d="http://schemas.microsoft.com/office/drawing/2017/model3d" xmlns:o="urn:schemas-microsoft-com:office:office" xmlns:oel="http://schemas.microsoft.com/office/2019/extlst" xmlns:r="http://schemas.openxmlformats.org/officeDocument/2006/relationships" xmlns:m="http://schemas.openxmlformats.org/officeDocument/2006/math" xmlns:v="urn:schemas-microsoft-com:vml" xmlns:wp14="http://schemas.microsoft.com/office/word/2010/wordprocessingDrawing" xmlns:wp="http://schemas.openxmlformats.org/drawingml/2006/wordprocessingDrawing" xmlns:w10="urn:schemas-microsoft-com:office:word" xmlns:w="http://schemas.openxmlformats.org/wordprocessingml/2006/main" xmlns:w14="http://schemas.microsoft.com/office/word/2010/wordml" xmlns:w15="http://schemas.microsoft.com/office/word/2012/wordml" xmlns:w16cex="http://schemas.microsoft.com/office/word/2018/wordml/cex" xmlns:w16cid="http://schemas.microsoft.com/office/word/2016/wordml/cid" xmlns:w16="http://schemas.microsoft.com/office/word/2018/wordml" xmlns:w16du="http://schemas.microsoft.com/office/word/2023/wordml/word16du" xmlns:w16sdtdh="http://schemas.microsoft.com/office/word/2020/wordml/sdtdatahash" xmlns:w16sdtfl="http://schemas.microsoft.com/office/word/2024/wordml/sdtformatlock" xmlns:w16se="http://schemas.microsoft.com/office/word/2015/wordml/symex" xmlns:wpg="http://schemas.microsoft.com/office/word/2010/wordprocessingGroup" xmlns:wpi="http://schemas.microsoft.com/office/word/2010/wordprocessingInk" xmlns:wne="http://schemas.microsoft.com/office/word/2006/wordml" xmlns:wps="http://schemas.microsoft.com/office/word/2010/wordprocessingShape" mc:Ignorable="w14 w15 w16se w16cid w16 w16cex w16sdtdh w16sdtfl w16du wp14">
   <w:body>
     <w:p>
       <w:pPr>
@@ -5428,27 +5428,7 @@
           <w:lang w:val="ru-RU"/>
         </w:rPr>
         <w:tab/>
-        <w:t xml:space="preserve">Заказчиком работ является: кандидат технических наук, доцент кафедры компьютерных систем в управлении и проектировании (КСУП) </w:t>
-      </w:r>
-      <w:proofErr w:type="spellStart"/>
-      <w:r>
-        <w:rPr>
-          <w:rFonts w:ascii="Times New Roman" w:hAnsi="Times New Roman" w:cs="Times New Roman"/>
-          <w:sz w:val="28"/>
-          <w:szCs w:val="28"/>
-          <w:lang w:val="ru-RU"/>
-        </w:rPr>
-        <w:t>Калентьев</w:t>
-      </w:r>
-      <w:proofErr w:type="spellEnd"/>
-      <w:r>
-        <w:rPr>
-          <w:rFonts w:ascii="Times New Roman" w:hAnsi="Times New Roman" w:cs="Times New Roman"/>
-          <w:sz w:val="28"/>
-          <w:szCs w:val="28"/>
-          <w:lang w:val="ru-RU"/>
-        </w:rPr>
-        <w:t xml:space="preserve"> Алексей Анатольевич. </w:t>
+        <w:t xml:space="preserve">Заказчиком работ является: кандидат технических наук, доцент кафедры компьютерных систем в управлении и проектировании (КСУП) Калентьев Алексей Анатольевич. </w:t>
       </w:r>
     </w:p>
     <w:p>
@@ -6145,6 +6125,9 @@
         <w:jc w:val="center"/>
       </w:pPr>
       <w:r>
+        <w:rPr>
+          <w:noProof/>
+        </w:rPr>
         <w:drawing>
           <wp:inline distT="0" distB="0" distL="0" distR="0" wp14:anchorId="737836D4" wp14:editId="180587F5">
             <wp:extent cx="4753062" cy="3181350"/>
@@ -7650,19 +7633,8 @@
           <w:szCs w:val="28"/>
           <w:lang w:val="ru-RU"/>
         </w:rPr>
-        <w:t xml:space="preserve">Пользовательские интерфейсы для всех подсистем, разработанных в рамках создания системы должны быть выполнены в виде </w:t>
-      </w:r>
-      <w:proofErr w:type="spellStart"/>
-      <w:r>
-        <w:rPr>
-          <w:rFonts w:ascii="Times New Roman" w:hAnsi="Times New Roman" w:cs="Times New Roman"/>
-          <w:sz w:val="28"/>
-          <w:szCs w:val="28"/>
-          <w:lang w:val="ru-RU"/>
-        </w:rPr>
-        <w:t>desktop</w:t>
-      </w:r>
-      <w:proofErr w:type="spellEnd"/>
+        <w:t>Пользовательские интерфейсы для всех подсистем, разработанных в рамках создания системы должны быть выполнены в виде desktop</w:t>
+      </w:r>
       <w:r>
         <w:rPr>
           <w:rFonts w:ascii="Times New Roman" w:hAnsi="Times New Roman" w:cs="Times New Roman"/>
@@ -7679,39 +7651,8 @@
           <w:szCs w:val="28"/>
           <w:lang w:val="ru-RU"/>
         </w:rPr>
-        <w:t xml:space="preserve">интерфейсов с помощью </w:t>
-      </w:r>
-      <w:proofErr w:type="spellStart"/>
-      <w:r>
-        <w:rPr>
-          <w:rFonts w:ascii="Times New Roman" w:hAnsi="Times New Roman" w:cs="Times New Roman"/>
-          <w:sz w:val="28"/>
-          <w:szCs w:val="28"/>
-          <w:lang w:val="ru-RU"/>
-        </w:rPr>
-        <w:t>фреймворков</w:t>
-      </w:r>
-      <w:proofErr w:type="spellEnd"/>
-      <w:r>
-        <w:rPr>
-          <w:rFonts w:ascii="Times New Roman" w:hAnsi="Times New Roman" w:cs="Times New Roman"/>
-          <w:sz w:val="28"/>
-          <w:szCs w:val="28"/>
-          <w:lang w:val="ru-RU"/>
-        </w:rPr>
-        <w:t xml:space="preserve"> </w:t>
-      </w:r>
-      <w:proofErr w:type="spellStart"/>
-      <w:r>
-        <w:rPr>
-          <w:rFonts w:ascii="Times New Roman" w:hAnsi="Times New Roman" w:cs="Times New Roman"/>
-          <w:sz w:val="28"/>
-          <w:szCs w:val="28"/>
-          <w:lang w:val="ru-RU"/>
-        </w:rPr>
-        <w:t>Windows</w:t>
-      </w:r>
-      <w:proofErr w:type="spellEnd"/>
+        <w:t>интерфейсов с помощью фреймворков Windows</w:t>
+      </w:r>
       <w:r>
         <w:rPr>
           <w:rFonts w:ascii="Times New Roman" w:hAnsi="Times New Roman" w:cs="Times New Roman"/>
@@ -7720,25 +7661,14 @@
         </w:rPr>
         <w:t> </w:t>
       </w:r>
-      <w:proofErr w:type="spellStart"/>
-      <w:r>
-        <w:rPr>
-          <w:rFonts w:ascii="Times New Roman" w:hAnsi="Times New Roman" w:cs="Times New Roman"/>
-          <w:sz w:val="28"/>
-          <w:szCs w:val="28"/>
-          <w:lang w:val="ru-RU"/>
-        </w:rPr>
-        <w:t>Forms</w:t>
-      </w:r>
-      <w:proofErr w:type="spellEnd"/>
-      <w:r>
-        <w:rPr>
-          <w:rFonts w:ascii="Times New Roman" w:hAnsi="Times New Roman" w:cs="Times New Roman"/>
-          <w:sz w:val="28"/>
-          <w:szCs w:val="28"/>
-          <w:lang w:val="ru-RU"/>
-        </w:rPr>
-        <w:t>, WPF или аналогичных им, позволяющих создавать пользовательские инте</w:t>
+      <w:r>
+        <w:rPr>
+          <w:rFonts w:ascii="Times New Roman" w:hAnsi="Times New Roman" w:cs="Times New Roman"/>
+          <w:sz w:val="28"/>
+          <w:szCs w:val="28"/>
+          <w:lang w:val="ru-RU"/>
+        </w:rPr>
+        <w:t>Forms, WPF или аналогичных им, позволяющих создавать пользовательские инте</w:t>
       </w:r>
       <w:r>
         <w:rPr>
@@ -7769,27 +7699,7 @@
           <w:szCs w:val="28"/>
           <w:lang w:val="ru-RU"/>
         </w:rPr>
-        <w:t xml:space="preserve">Элементы интерфейса должны отвечать рекомендациям по вёрстке интерфейсов </w:t>
-      </w:r>
-      <w:proofErr w:type="spellStart"/>
-      <w:r>
-        <w:rPr>
-          <w:rFonts w:ascii="Times New Roman" w:hAnsi="Times New Roman" w:cs="Times New Roman"/>
-          <w:sz w:val="28"/>
-          <w:szCs w:val="28"/>
-          <w:lang w:val="ru-RU"/>
-        </w:rPr>
-        <w:t>desktop</w:t>
-      </w:r>
-      <w:proofErr w:type="spellEnd"/>
-      <w:r>
-        <w:rPr>
-          <w:rFonts w:ascii="Times New Roman" w:hAnsi="Times New Roman" w:cs="Times New Roman"/>
-          <w:sz w:val="28"/>
-          <w:szCs w:val="28"/>
-          <w:lang w:val="ru-RU"/>
-        </w:rPr>
-        <w:t>-приложений указанным в источнике [1].</w:t>
+        <w:t>Элементы интерфейса должны отвечать рекомендациям по вёрстке интерфейсов desktop-приложений указанным в источнике [1].</w:t>
       </w:r>
     </w:p>
     <w:p>
@@ -8356,7 +8266,6 @@
         </w:rPr>
         <w:t>САПР «</w:t>
       </w:r>
-      <w:proofErr w:type="spellStart"/>
       <w:r>
         <w:rPr>
           <w:rFonts w:ascii="Times New Roman" w:hAnsi="Times New Roman" w:cs="Times New Roman"/>
@@ -8366,15 +8275,44 @@
         </w:rPr>
         <w:t>Inventor</w:t>
       </w:r>
-      <w:proofErr w:type="spellEnd"/>
-      <w:r>
-        <w:rPr>
-          <w:rFonts w:ascii="Times New Roman" w:hAnsi="Times New Roman" w:cs="Times New Roman"/>
-          <w:sz w:val="28"/>
-          <w:szCs w:val="28"/>
-          <w:lang w:val="ru-RU"/>
-        </w:rPr>
-        <w:t>», производящая построение секций забора по заданным параметрам.</w:t>
+      <w:r>
+        <w:rPr>
+          <w:rFonts w:ascii="Times New Roman" w:hAnsi="Times New Roman" w:cs="Times New Roman"/>
+          <w:sz w:val="28"/>
+          <w:szCs w:val="28"/>
+          <w:lang w:val="ru-RU"/>
+        </w:rPr>
+        <w:t xml:space="preserve">», производящая построение секций </w:t>
+      </w:r>
+      <w:commentRangeStart w:id="25"/>
+      <w:r>
+        <w:rPr>
+          <w:rFonts w:ascii="Times New Roman" w:hAnsi="Times New Roman" w:cs="Times New Roman"/>
+          <w:sz w:val="28"/>
+          <w:szCs w:val="28"/>
+          <w:lang w:val="ru-RU"/>
+        </w:rPr>
+        <w:t xml:space="preserve">забора </w:t>
+      </w:r>
+      <w:commentRangeEnd w:id="25"/>
+      <w:r>
+        <w:rPr>
+          <w:rStyle w:val="aa"/>
+          <w:rFonts w:ascii="Times New Roman" w:hAnsi="Times New Roman" w:cs="Times New Roman"/>
+          <w:sz w:val="28"/>
+          <w:szCs w:val="28"/>
+          <w:lang w:val="ru-RU"/>
+        </w:rPr>
+        <w:commentReference w:id="25"/>
+      </w:r>
+      <w:r>
+        <w:rPr>
+          <w:rFonts w:ascii="Times New Roman" w:hAnsi="Times New Roman" w:cs="Times New Roman"/>
+          <w:sz w:val="28"/>
+          <w:szCs w:val="28"/>
+          <w:lang w:val="ru-RU"/>
+        </w:rPr>
+        <w:t>по заданным параметрам.</w:t>
       </w:r>
     </w:p>
     <w:p>
@@ -8402,7 +8340,7 @@
           <w:lang w:val="ru-RU"/>
         </w:rPr>
       </w:pPr>
-      <w:bookmarkStart w:id="25" w:name="_Toc178605042"/>
+      <w:bookmarkStart w:id="26" w:name="_Toc178605042"/>
       <w:r>
         <w:rPr>
           <w:rFonts w:ascii="Times New Roman" w:hAnsi="Times New Roman" w:cs="Times New Roman"/>
@@ -8423,7 +8361,7 @@
         </w:rPr>
         <w:t>ребования к видам обеспечения АС</w:t>
       </w:r>
-      <w:bookmarkEnd w:id="25"/>
+      <w:bookmarkEnd w:id="26"/>
     </w:p>
     <w:p>
       <w:pPr>
@@ -8449,7 +8387,7 @@
           <w:lang w:val="ru-RU"/>
         </w:rPr>
       </w:pPr>
-      <w:bookmarkStart w:id="26" w:name="_Toc178605043"/>
+      <w:bookmarkStart w:id="27" w:name="_Toc178605043"/>
       <w:r>
         <w:rPr>
           <w:rFonts w:ascii="Times New Roman" w:hAnsi="Times New Roman" w:cs="Times New Roman"/>
@@ -8460,7 +8398,7 @@
         </w:rPr>
         <w:t>3.3.1 Требования к математическому обеспечению системы</w:t>
       </w:r>
-      <w:bookmarkEnd w:id="26"/>
+      <w:bookmarkEnd w:id="27"/>
     </w:p>
     <w:p>
       <w:pPr>
@@ -8497,7 +8435,7 @@
           <w:lang w:val="ru-RU"/>
         </w:rPr>
       </w:pPr>
-      <w:bookmarkStart w:id="27" w:name="_Toc178605044"/>
+      <w:bookmarkStart w:id="28" w:name="_Toc178605044"/>
       <w:r>
         <w:rPr>
           <w:rFonts w:ascii="Times New Roman" w:hAnsi="Times New Roman" w:cs="Times New Roman"/>
@@ -8508,7 +8446,7 @@
         </w:rPr>
         <w:t>3.3.2 Требования к информационному обеспечению системы</w:t>
       </w:r>
-      <w:bookmarkEnd w:id="27"/>
+      <w:bookmarkEnd w:id="28"/>
     </w:p>
     <w:p>
       <w:pPr>
@@ -8554,7 +8492,7 @@
           <w:lang w:val="ru-RU"/>
         </w:rPr>
       </w:pPr>
-      <w:bookmarkStart w:id="28" w:name="_Toc178605045"/>
+      <w:bookmarkStart w:id="29" w:name="_Toc178605045"/>
       <w:r>
         <w:rPr>
           <w:rFonts w:ascii="Times New Roman" w:hAnsi="Times New Roman" w:cs="Times New Roman"/>
@@ -8575,7 +8513,7 @@
         </w:rPr>
         <w:t>му обеспечению системы</w:t>
       </w:r>
-      <w:bookmarkEnd w:id="28"/>
+      <w:bookmarkEnd w:id="29"/>
     </w:p>
     <w:p>
       <w:pPr>
@@ -8612,7 +8550,7 @@
           <w:lang w:val="ru-RU"/>
         </w:rPr>
       </w:pPr>
-      <w:bookmarkStart w:id="29" w:name="_Toc178605046"/>
+      <w:bookmarkStart w:id="30" w:name="_Toc178605046"/>
       <w:r>
         <w:rPr>
           <w:rFonts w:ascii="Times New Roman" w:hAnsi="Times New Roman" w:cs="Times New Roman"/>
@@ -8623,7 +8561,7 @@
         </w:rPr>
         <w:t>3.3.4 Требования к программному обеспечению системы</w:t>
       </w:r>
-      <w:bookmarkEnd w:id="29"/>
+      <w:bookmarkEnd w:id="30"/>
     </w:p>
     <w:p>
       <w:pPr>
@@ -8646,7 +8584,6 @@
         </w:rPr>
         <w:t>При выборе программного обеспечения необходимо отдавать предпочтение платформам разработки и библиотекам, распространяемым под лицензией MIT или аналогичным ей лицензиям, допускающим свободное использование в любом ПО и освобождающим использующих от любой оплаты. Версия САПР «</w:t>
       </w:r>
-      <w:proofErr w:type="spellStart"/>
       <w:r>
         <w:rPr>
           <w:rFonts w:ascii="Times New Roman" w:hAnsi="Times New Roman" w:cs="Times New Roman"/>
@@ -8656,7 +8593,6 @@
         </w:rPr>
         <w:t>Inventor</w:t>
       </w:r>
-      <w:proofErr w:type="spellEnd"/>
       <w:r>
         <w:rPr>
           <w:rFonts w:ascii="Times New Roman" w:hAnsi="Times New Roman" w:cs="Times New Roman"/>
@@ -8672,7 +8608,16 @@
           <w:sz w:val="28"/>
           <w:szCs w:val="28"/>
         </w:rPr>
-        <w:t>Professional 2025</w:t>
+        <w:t>Professional</w:t>
+      </w:r>
+      <w:r>
+        <w:rPr>
+          <w:rFonts w:ascii="Times New Roman" w:hAnsi="Times New Roman" w:cs="Times New Roman"/>
+          <w:sz w:val="28"/>
+          <w:szCs w:val="28"/>
+          <w:lang w:val="ru-RU"/>
+        </w:rPr>
+        <w:t xml:space="preserve"> 2025</w:t>
       </w:r>
       <w:r>
         <w:rPr>
@@ -8703,18 +8648,7 @@
           <w:szCs w:val="28"/>
           <w:lang w:val="ru-RU"/>
         </w:rPr>
-        <w:t>Помимо этого, разработанная система должна работать на ПК с ОС Windows версии 10 и старше и разрядност</w:t>
-      </w:r>
-      <w:bookmarkStart w:id="30" w:name="_GoBack"/>
-      <w:bookmarkEnd w:id="30"/>
-      <w:r>
-        <w:rPr>
-          <w:rFonts w:ascii="Times New Roman" w:hAnsi="Times New Roman" w:cs="Times New Roman"/>
-          <w:sz w:val="28"/>
-          <w:szCs w:val="28"/>
-          <w:lang w:val="ru-RU"/>
-        </w:rPr>
-        <w:t>ью х64 с NET Framework 4.7.2.</w:t>
+        <w:t>Помимо этого, разработанная система должна работать на ПК с ОС Windows версии 10 и старше и разрядностью х64 с NET Framework 4.7.2.</w:t>
       </w:r>
     </w:p>
     <w:p>
@@ -8971,36 +8905,46 @@
           <w:szCs w:val="28"/>
           <w:lang w:val="ru-RU"/>
         </w:rPr>
-        <w:t xml:space="preserve">Видеоадаптер с минимальным разрешением WXGA (1366 на 768 </w:t>
-      </w:r>
-      <w:proofErr w:type="gramStart"/>
-      <w:r>
-        <w:rPr>
-          <w:rFonts w:ascii="Times New Roman" w:hAnsi="Times New Roman" w:cs="Times New Roman"/>
-          <w:sz w:val="28"/>
-          <w:szCs w:val="28"/>
-          <w:lang w:val="ru-RU"/>
-        </w:rPr>
-        <w:t>пикселей)</w:t>
-      </w:r>
-      <w:r>
-        <w:rPr>
-          <w:rFonts w:ascii="Times New Roman" w:hAnsi="Times New Roman" w:cs="Times New Roman"/>
-          <w:sz w:val="28"/>
-          <w:szCs w:val="28"/>
-          <w:lang w:val="ru-RU"/>
-        </w:rPr>
-        <w:t>[</w:t>
-      </w:r>
-      <w:proofErr w:type="gramEnd"/>
-      <w:r>
-        <w:rPr>
-          <w:rFonts w:ascii="Times New Roman" w:hAnsi="Times New Roman" w:cs="Times New Roman"/>
-          <w:sz w:val="28"/>
-          <w:szCs w:val="28"/>
-          <w:lang w:val="ru-RU"/>
-        </w:rPr>
-        <w:t>10]</w:t>
+        <w:t xml:space="preserve">Видеоадаптер с минимальным разрешением </w:t>
+      </w:r>
+      <w:commentRangeStart w:id="32"/>
+      <w:r>
+        <w:rPr>
+          <w:rFonts w:ascii="Times New Roman" w:hAnsi="Times New Roman" w:cs="Times New Roman"/>
+          <w:sz w:val="28"/>
+          <w:szCs w:val="28"/>
+          <w:lang w:val="ru-RU"/>
+        </w:rPr>
+        <w:t xml:space="preserve">WXGA </w:t>
+      </w:r>
+      <w:commentRangeEnd w:id="32"/>
+      <w:r>
+        <w:rPr>
+          <w:rStyle w:val="aa"/>
+          <w:rFonts w:ascii="Times New Roman" w:hAnsi="Times New Roman" w:cs="Times New Roman"/>
+          <w:sz w:val="28"/>
+          <w:szCs w:val="28"/>
+          <w:lang w:val="ru-RU"/>
+        </w:rPr>
+        <w:commentReference w:id="32"/>
+      </w:r>
+      <w:r>
+        <w:rPr>
+          <w:rFonts w:ascii="Times New Roman" w:hAnsi="Times New Roman" w:cs="Times New Roman"/>
+          <w:sz w:val="28"/>
+          <w:szCs w:val="28"/>
+          <w:lang w:val="ru-RU"/>
+        </w:rPr>
+        <w:t>(1366 на 768 пикселей)</w:t>
+      </w:r>
+      <w:r>
+        <w:rPr>
+          <w:rFonts w:ascii="Times New Roman" w:hAnsi="Times New Roman" w:cs="Times New Roman"/>
+          <w:sz w:val="28"/>
+          <w:szCs w:val="28"/>
+          <w:lang w:val="ru-RU"/>
+        </w:rPr>
+        <w:t>[10]</w:t>
       </w:r>
       <w:r>
         <w:rPr>
@@ -9024,7 +8968,7 @@
           <w:lang w:val="ru-RU"/>
         </w:rPr>
       </w:pPr>
-      <w:bookmarkStart w:id="32" w:name="_Toc178605048"/>
+      <w:bookmarkStart w:id="33" w:name="_Toc178605048"/>
       <w:r>
         <w:rPr>
           <w:rFonts w:ascii="Times New Roman" w:hAnsi="Times New Roman" w:cs="Times New Roman"/>
@@ -9035,7 +8979,7 @@
         </w:rPr>
         <w:t>3.3.6 Требования к метрологическому обеспечению</w:t>
       </w:r>
-      <w:bookmarkEnd w:id="32"/>
+      <w:bookmarkEnd w:id="33"/>
       <w:r>
         <w:rPr>
           <w:rFonts w:ascii="Times New Roman" w:hAnsi="Times New Roman" w:cs="Times New Roman"/>
@@ -9082,7 +9026,7 @@
           <w:lang w:val="ru-RU"/>
         </w:rPr>
       </w:pPr>
-      <w:bookmarkStart w:id="33" w:name="_Toc178605049"/>
+      <w:bookmarkStart w:id="34" w:name="_Toc178605049"/>
       <w:r>
         <w:rPr>
           <w:rFonts w:ascii="Times New Roman" w:hAnsi="Times New Roman" w:cs="Times New Roman"/>
@@ -9093,7 +9037,7 @@
         </w:rPr>
         <w:t>3.3.7 Требования к организационному обеспечению</w:t>
       </w:r>
-      <w:bookmarkEnd w:id="33"/>
+      <w:bookmarkEnd w:id="34"/>
       <w:r>
         <w:rPr>
           <w:rFonts w:ascii="Times New Roman" w:hAnsi="Times New Roman" w:cs="Times New Roman"/>
@@ -9152,7 +9096,7 @@
           <w:lang w:val="ru-RU"/>
         </w:rPr>
       </w:pPr>
-      <w:bookmarkStart w:id="34" w:name="_Toc178605050"/>
+      <w:bookmarkStart w:id="35" w:name="_Toc178605050"/>
       <w:r>
         <w:rPr>
           <w:rFonts w:ascii="Times New Roman" w:hAnsi="Times New Roman" w:cs="Times New Roman"/>
@@ -9163,7 +9107,7 @@
         </w:rPr>
         <w:t>3.4 Общие технические требования к АС</w:t>
       </w:r>
-      <w:bookmarkEnd w:id="34"/>
+      <w:bookmarkEnd w:id="35"/>
     </w:p>
     <w:p>
       <w:pPr>
@@ -9233,7 +9177,7 @@
           <w:lang w:val="ru-RU"/>
         </w:rPr>
       </w:pPr>
-      <w:bookmarkStart w:id="35" w:name="_Toc178605051"/>
+      <w:bookmarkStart w:id="36" w:name="_Toc178605051"/>
       <w:r>
         <w:rPr>
           <w:rFonts w:ascii="Times New Roman" w:hAnsi="Times New Roman" w:cs="Times New Roman"/>
@@ -9247,7 +9191,7 @@
         <w:lastRenderedPageBreak/>
         <w:t>4 СОСТАВ И СОДЕРЖАНИЕ РАБОТ ПО СОЗДАНИЮ АВТОМАТИЗИРОВАННОЙ СИСТЕМЫ</w:t>
       </w:r>
-      <w:bookmarkEnd w:id="35"/>
+      <w:bookmarkEnd w:id="36"/>
     </w:p>
     <w:p>
       <w:pPr>
@@ -9285,6 +9229,7 @@
         </w:rPr>
         <w:t>Этапы проведения работ по разработке плагина «</w:t>
       </w:r>
+      <w:commentRangeStart w:id="37"/>
       <w:r>
         <w:rPr>
           <w:rFonts w:ascii="Times New Roman" w:hAnsi="Times New Roman" w:cs="Times New Roman"/>
@@ -9294,6 +9239,17 @@
         </w:rPr>
         <w:t>Шестерня</w:t>
       </w:r>
+      <w:commentRangeEnd w:id="37"/>
+      <w:r>
+        <w:rPr>
+          <w:rStyle w:val="aa"/>
+          <w:rFonts w:ascii="Times New Roman" w:hAnsi="Times New Roman" w:cs="Times New Roman"/>
+          <w:sz w:val="28"/>
+          <w:szCs w:val="28"/>
+          <w:lang w:val="ru-RU"/>
+        </w:rPr>
+        <w:commentReference w:id="37"/>
+      </w:r>
       <w:r>
         <w:rPr>
           <w:rFonts w:ascii="Times New Roman" w:hAnsi="Times New Roman" w:cs="Times New Roman"/>
@@ -9303,7 +9259,6 @@
         </w:rPr>
         <w:t>» для САПР «</w:t>
       </w:r>
-      <w:proofErr w:type="spellStart"/>
       <w:r>
         <w:rPr>
           <w:rFonts w:ascii="Times New Roman" w:hAnsi="Times New Roman" w:cs="Times New Roman"/>
@@ -9313,7 +9268,6 @@
         </w:rPr>
         <w:t>Inventor</w:t>
       </w:r>
-      <w:proofErr w:type="spellEnd"/>
       <w:r>
         <w:rPr>
           <w:rFonts w:ascii="Times New Roman" w:hAnsi="Times New Roman" w:cs="Times New Roman"/>
@@ -9382,7 +9336,6 @@
         </w:rPr>
         <w:t>» для САПР «</w:t>
       </w:r>
-      <w:proofErr w:type="spellStart"/>
       <w:r>
         <w:rPr>
           <w:rFonts w:ascii="Times New Roman" w:hAnsi="Times New Roman" w:cs="Times New Roman"/>
@@ -9392,7 +9345,6 @@
         </w:rPr>
         <w:t>Inventor</w:t>
       </w:r>
-      <w:proofErr w:type="spellEnd"/>
       <w:r>
         <w:rPr>
           <w:rFonts w:ascii="Times New Roman" w:hAnsi="Times New Roman" w:cs="Times New Roman"/>
@@ -10659,7 +10611,7 @@
         </w:rPr>
         <w:br w:type="page"/>
       </w:r>
-      <w:bookmarkStart w:id="36" w:name="_Toc178605052"/>
+      <w:bookmarkStart w:id="38" w:name="_Toc178605052"/>
       <w:r>
         <w:rPr>
           <w:rFonts w:ascii="Times New Roman" w:hAnsi="Times New Roman" w:cs="Times New Roman"/>
@@ -10672,7 +10624,7 @@
         <w:lastRenderedPageBreak/>
         <w:t>5 ПОРЯДОК РАЗРАБОТКИ АВТОМАТИЗИРОВАННОЙ СИСТЕМЫ</w:t>
       </w:r>
-      <w:bookmarkEnd w:id="36"/>
+      <w:bookmarkEnd w:id="38"/>
     </w:p>
     <w:p>
       <w:pPr>
@@ -10701,7 +10653,7 @@
           <w:lang w:val="ru-RU"/>
         </w:rPr>
       </w:pPr>
-      <w:bookmarkStart w:id="37" w:name="_Toc178605053"/>
+      <w:bookmarkStart w:id="39" w:name="_Toc178605053"/>
       <w:r>
         <w:rPr>
           <w:rFonts w:ascii="Times New Roman" w:hAnsi="Times New Roman" w:cs="Times New Roman"/>
@@ -10712,7 +10664,7 @@
         </w:rPr>
         <w:t>5.1 Порядок организации разработки АС</w:t>
       </w:r>
-      <w:bookmarkEnd w:id="37"/>
+      <w:bookmarkEnd w:id="39"/>
     </w:p>
     <w:p>
       <w:pPr>
@@ -10778,7 +10730,7 @@
           <w:lang w:val="ru-RU"/>
         </w:rPr>
       </w:pPr>
-      <w:bookmarkStart w:id="38" w:name="_Toc178605054"/>
+      <w:bookmarkStart w:id="40" w:name="_Toc178605054"/>
     </w:p>
     <w:p>
       <w:pPr>
@@ -10803,7 +10755,7 @@
         </w:rPr>
         <w:t>5.2 Перечень документов и исходных данных для разработки АС</w:t>
       </w:r>
-      <w:bookmarkEnd w:id="38"/>
+      <w:bookmarkEnd w:id="40"/>
     </w:p>
     <w:p>
       <w:pPr>
@@ -10986,6 +10938,7 @@
         </w:rPr>
         <w:t> </w:t>
       </w:r>
+      <w:commentRangeStart w:id="41"/>
       <w:r>
         <w:rPr>
           <w:rFonts w:ascii="Times New Roman" w:hAnsi="Times New Roman" w:cs="Times New Roman"/>
@@ -11005,6 +10958,17 @@
         </w:rPr>
         <w:t>«Международный стандарт. Передачи зубчатые цилиндрические. Термины, определения и обозначения»;</w:t>
       </w:r>
+      <w:commentRangeEnd w:id="41"/>
+      <w:r>
+        <w:rPr>
+          <w:rStyle w:val="aa"/>
+          <w:rFonts w:ascii="Times New Roman" w:eastAsia="SimSun" w:hAnsi="Times New Roman" w:cs="Times New Roman"/>
+          <w:sz w:val="28"/>
+          <w:szCs w:val="28"/>
+          <w:lang w:val="ru-RU"/>
+        </w:rPr>
+        <w:commentReference w:id="41"/>
+      </w:r>
     </w:p>
     <w:p>
       <w:pPr>
@@ -11031,7 +10995,7 @@
           <w:lang w:val="ru-RU"/>
         </w:rPr>
       </w:pPr>
-      <w:bookmarkStart w:id="39" w:name="_Toc178605055"/>
+      <w:bookmarkStart w:id="42" w:name="_Toc178605055"/>
       <w:r>
         <w:rPr>
           <w:rFonts w:ascii="Times New Roman" w:hAnsi="Times New Roman" w:cs="Times New Roman"/>
@@ -11042,7 +11006,7 @@
         </w:rPr>
         <w:t>5.3 Перечень документов, предъявляемых по окончании соответствующих этапов работ</w:t>
       </w:r>
-      <w:bookmarkEnd w:id="39"/>
+      <w:bookmarkEnd w:id="42"/>
     </w:p>
     <w:p>
       <w:pPr>
@@ -11295,7 +11259,7 @@
           <w:lang w:val="ru-RU"/>
         </w:rPr>
       </w:pPr>
-      <w:bookmarkStart w:id="40" w:name="_Toc178605056"/>
+      <w:bookmarkStart w:id="43" w:name="_Toc178605056"/>
       <w:r>
         <w:rPr>
           <w:rFonts w:ascii="Times New Roman" w:hAnsi="Times New Roman" w:cs="Times New Roman"/>
@@ -11309,7 +11273,7 @@
         <w:lastRenderedPageBreak/>
         <w:t>6 ПОРЯДОК КОНТРОЛЯ И ПРИЁМКИ АВТОМАТИЗИРОВАННОЙ СИСТЕМЫ</w:t>
       </w:r>
-      <w:bookmarkEnd w:id="40"/>
+      <w:bookmarkEnd w:id="43"/>
     </w:p>
     <w:p>
       <w:pPr>
@@ -11337,7 +11301,7 @@
           <w:lang w:val="ru-RU"/>
         </w:rPr>
       </w:pPr>
-      <w:bookmarkStart w:id="41" w:name="_Toc178605057"/>
+      <w:bookmarkStart w:id="44" w:name="_Toc178605057"/>
       <w:r>
         <w:rPr>
           <w:rFonts w:ascii="Times New Roman" w:hAnsi="Times New Roman" w:cs="Times New Roman"/>
@@ -11348,7 +11312,7 @@
         </w:rPr>
         <w:t>6.1 Виды, состав и методы испытаний АС и ее составных частей</w:t>
       </w:r>
-      <w:bookmarkEnd w:id="41"/>
+      <w:bookmarkEnd w:id="44"/>
     </w:p>
     <w:p>
       <w:pPr>
@@ -11630,7 +11594,7 @@
           <w:lang w:val="ru-RU"/>
         </w:rPr>
       </w:pPr>
-      <w:bookmarkStart w:id="42" w:name="_Toc178605058"/>
+      <w:bookmarkStart w:id="45" w:name="_Toc178605058"/>
       <w:r>
         <w:rPr>
           <w:rFonts w:ascii="Times New Roman" w:hAnsi="Times New Roman" w:cs="Times New Roman"/>
@@ -11641,7 +11605,7 @@
         </w:rPr>
         <w:t>6.2 Общие требования к приёмке работ по стадиям</w:t>
       </w:r>
-      <w:bookmarkEnd w:id="42"/>
+      <w:bookmarkEnd w:id="45"/>
     </w:p>
     <w:p>
       <w:pPr>
@@ -11734,6 +11698,7 @@
           <w:lang w:val="ru-RU"/>
         </w:rPr>
       </w:pPr>
+      <w:commentRangeStart w:id="46"/>
       <w:r>
         <w:rPr>
           <w:rFonts w:ascii="Times New Roman" w:hAnsi="Times New Roman" w:cs="Times New Roman"/>
@@ -11743,6 +11708,17 @@
         </w:rPr>
         <w:lastRenderedPageBreak/>
         <w:t>Комплектность передаваемой отчётной документации подлежит проверке Заказчиком.</w:t>
+      </w:r>
+      <w:commentRangeEnd w:id="46"/>
+      <w:r>
+        <w:rPr>
+          <w:rStyle w:val="aa"/>
+          <w:rFonts w:ascii="Times New Roman" w:hAnsi="Times New Roman" w:cs="Times New Roman"/>
+          <w:sz w:val="28"/>
+          <w:szCs w:val="28"/>
+          <w:lang w:val="ru-RU"/>
+        </w:rPr>
+        <w:commentReference w:id="46"/>
       </w:r>
     </w:p>
     <w:p>
@@ -12060,7 +12036,7 @@
           <w:lang w:val="ru-RU"/>
         </w:rPr>
       </w:pPr>
-      <w:bookmarkStart w:id="43" w:name="_Toc178605059"/>
+      <w:bookmarkStart w:id="47" w:name="_Toc178605059"/>
       <w:r>
         <w:rPr>
           <w:rFonts w:ascii="Times New Roman" w:hAnsi="Times New Roman" w:cs="Times New Roman"/>
@@ -12074,7 +12050,7 @@
         <w:lastRenderedPageBreak/>
         <w:t>7 ТРЕБОВАНИЯ К ДОКУМЕНТИРОВАНИЮ</w:t>
       </w:r>
-      <w:bookmarkEnd w:id="43"/>
+      <w:bookmarkEnd w:id="47"/>
     </w:p>
     <w:p>
       <w:pPr>
@@ -12147,7 +12123,7 @@
           <w:lang w:val="ru-RU"/>
         </w:rPr>
       </w:pPr>
-      <w:bookmarkStart w:id="44" w:name="_Toc178605060"/>
+      <w:bookmarkStart w:id="48" w:name="_Toc178605060"/>
       <w:r>
         <w:rPr>
           <w:rFonts w:ascii="Times New Roman" w:hAnsi="Times New Roman" w:cs="Times New Roman"/>
@@ -12158,7 +12134,7 @@
         </w:rPr>
         <w:t>7.1 Перечень подлежащих разработке документов</w:t>
       </w:r>
-      <w:bookmarkEnd w:id="44"/>
+      <w:bookmarkEnd w:id="48"/>
     </w:p>
     <w:p>
       <w:pPr>
@@ -12219,7 +12195,7 @@
           <w:lang w:val="ru-RU"/>
         </w:rPr>
       </w:pPr>
-      <w:bookmarkStart w:id="45" w:name="_Toc178605061"/>
+      <w:bookmarkStart w:id="49" w:name="_Toc178605061"/>
       <w:r>
         <w:rPr>
           <w:rFonts w:ascii="Times New Roman" w:hAnsi="Times New Roman" w:cs="Times New Roman"/>
@@ -12230,7 +12206,7 @@
         </w:rPr>
         <w:t>7.2 Вид представления и количество документов</w:t>
       </w:r>
-      <w:bookmarkEnd w:id="45"/>
+      <w:bookmarkEnd w:id="49"/>
     </w:p>
     <w:p>
       <w:pPr>
@@ -12263,47 +12239,7 @@
           <w:szCs w:val="28"/>
           <w:lang w:val="ru-RU"/>
         </w:rPr>
-        <w:t>Нижеперечисленные документы к АС предоставляются в электронном виде в форматах .</w:t>
-      </w:r>
-      <w:proofErr w:type="spellStart"/>
-      <w:r>
-        <w:rPr>
-          <w:rFonts w:ascii="Times New Roman" w:hAnsi="Times New Roman" w:cs="Times New Roman"/>
-          <w:sz w:val="28"/>
-          <w:szCs w:val="28"/>
-          <w:lang w:val="ru-RU"/>
-        </w:rPr>
-        <w:t>docx</w:t>
-      </w:r>
-      <w:proofErr w:type="spellEnd"/>
-      <w:r>
-        <w:rPr>
-          <w:rFonts w:ascii="Times New Roman" w:hAnsi="Times New Roman" w:cs="Times New Roman"/>
-          <w:sz w:val="28"/>
-          <w:szCs w:val="28"/>
-          <w:lang w:val="ru-RU"/>
-        </w:rPr>
-        <w:t xml:space="preserve"> и .</w:t>
-      </w:r>
-      <w:proofErr w:type="spellStart"/>
-      <w:r>
-        <w:rPr>
-          <w:rFonts w:ascii="Times New Roman" w:hAnsi="Times New Roman" w:cs="Times New Roman"/>
-          <w:sz w:val="28"/>
-          <w:szCs w:val="28"/>
-          <w:lang w:val="ru-RU"/>
-        </w:rPr>
-        <w:t>pdf</w:t>
-      </w:r>
-      <w:proofErr w:type="spellEnd"/>
-      <w:r>
-        <w:rPr>
-          <w:rFonts w:ascii="Times New Roman" w:hAnsi="Times New Roman" w:cs="Times New Roman"/>
-          <w:sz w:val="28"/>
-          <w:szCs w:val="28"/>
-          <w:lang w:val="ru-RU"/>
-        </w:rPr>
-        <w:t xml:space="preserve"> по одному экземпляру каждый </w:t>
+        <w:t xml:space="preserve">Нижеперечисленные документы к АС предоставляются в электронном виде в форматах .docx и .pdf по одному экземпляру каждый </w:t>
       </w:r>
     </w:p>
     <w:p>
@@ -12445,7 +12381,7 @@
           <w:lang w:val="ru-RU"/>
         </w:rPr>
       </w:pPr>
-      <w:bookmarkStart w:id="46" w:name="_Toc178605062"/>
+      <w:bookmarkStart w:id="50" w:name="_Toc178605062"/>
       <w:r>
         <w:rPr>
           <w:rFonts w:ascii="Times New Roman" w:hAnsi="Times New Roman" w:cs="Times New Roman"/>
@@ -12456,7 +12392,7 @@
         </w:rPr>
         <w:t>7.3 Требования по использованию ЕСКД и ЕСПД при разработке документов</w:t>
       </w:r>
-      <w:bookmarkEnd w:id="46"/>
+      <w:bookmarkEnd w:id="50"/>
     </w:p>
     <w:p>
       <w:pPr>
@@ -12565,67 +12501,7 @@
           <w:lang w:val="ru-RU"/>
         </w:rPr>
         <w:lastRenderedPageBreak/>
-        <w:t xml:space="preserve">− шрифт – </w:t>
-      </w:r>
-      <w:proofErr w:type="spellStart"/>
-      <w:r>
-        <w:rPr>
-          <w:rFonts w:ascii="Times New Roman" w:hAnsi="Times New Roman" w:cs="Times New Roman"/>
-          <w:sz w:val="28"/>
-          <w:szCs w:val="28"/>
-          <w:lang w:val="ru-RU"/>
-        </w:rPr>
-        <w:t>Times</w:t>
-      </w:r>
-      <w:proofErr w:type="spellEnd"/>
-      <w:r>
-        <w:rPr>
-          <w:rFonts w:ascii="Times New Roman" w:hAnsi="Times New Roman" w:cs="Times New Roman"/>
-          <w:sz w:val="28"/>
-          <w:szCs w:val="28"/>
-          <w:lang w:val="ru-RU"/>
-        </w:rPr>
-        <w:t xml:space="preserve"> </w:t>
-      </w:r>
-      <w:proofErr w:type="spellStart"/>
-      <w:r>
-        <w:rPr>
-          <w:rFonts w:ascii="Times New Roman" w:hAnsi="Times New Roman" w:cs="Times New Roman"/>
-          <w:sz w:val="28"/>
-          <w:szCs w:val="28"/>
-          <w:lang w:val="ru-RU"/>
-        </w:rPr>
-        <w:t>New</w:t>
-      </w:r>
-      <w:proofErr w:type="spellEnd"/>
-      <w:r>
-        <w:rPr>
-          <w:rFonts w:ascii="Times New Roman" w:hAnsi="Times New Roman" w:cs="Times New Roman"/>
-          <w:sz w:val="28"/>
-          <w:szCs w:val="28"/>
-          <w:lang w:val="ru-RU"/>
-        </w:rPr>
-        <w:t xml:space="preserve"> </w:t>
-      </w:r>
-      <w:proofErr w:type="spellStart"/>
-      <w:r>
-        <w:rPr>
-          <w:rFonts w:ascii="Times New Roman" w:hAnsi="Times New Roman" w:cs="Times New Roman"/>
-          <w:sz w:val="28"/>
-          <w:szCs w:val="28"/>
-          <w:lang w:val="ru-RU"/>
-        </w:rPr>
-        <w:t>Roman</w:t>
-      </w:r>
-      <w:proofErr w:type="spellEnd"/>
-      <w:r>
-        <w:rPr>
-          <w:rFonts w:ascii="Times New Roman" w:hAnsi="Times New Roman" w:cs="Times New Roman"/>
-          <w:sz w:val="28"/>
-          <w:szCs w:val="28"/>
-          <w:lang w:val="ru-RU"/>
-        </w:rPr>
-        <w:t xml:space="preserve"> 14; </w:t>
+        <w:t xml:space="preserve">− шрифт – Times New Roman 14; </w:t>
       </w:r>
     </w:p>
     <w:p>
@@ -12750,7 +12626,7 @@
           <w:lang w:val="ru-RU"/>
         </w:rPr>
       </w:pPr>
-      <w:bookmarkStart w:id="47" w:name="_Toc178605063"/>
+      <w:bookmarkStart w:id="51" w:name="_Toc178605063"/>
       <w:r>
         <w:rPr>
           <w:rFonts w:ascii="Times New Roman" w:eastAsia="SimSun" w:hAnsi="Times New Roman" w:cs="Times New Roman"/>
@@ -12764,7 +12640,7 @@
         <w:lastRenderedPageBreak/>
         <w:t>8 ИСТОЧНИКИ РАЗРАБОТКИ</w:t>
       </w:r>
-      <w:bookmarkEnd w:id="47"/>
+      <w:bookmarkEnd w:id="51"/>
     </w:p>
     <w:p>
       <w:pPr>
@@ -12825,67 +12701,7 @@
           <w:szCs w:val="28"/>
           <w:lang w:val="ru-RU"/>
         </w:rPr>
-        <w:t xml:space="preserve">Новые технологии в </w:t>
-      </w:r>
-      <w:proofErr w:type="gramStart"/>
-      <w:r>
-        <w:rPr>
-          <w:rFonts w:ascii="Times New Roman" w:eastAsia="SimSun" w:hAnsi="Times New Roman" w:cs="Times New Roman"/>
-          <w:sz w:val="28"/>
-          <w:szCs w:val="28"/>
-          <w:lang w:val="ru-RU"/>
-        </w:rPr>
-        <w:t>программировании :</w:t>
-      </w:r>
-      <w:proofErr w:type="gramEnd"/>
-      <w:r>
-        <w:rPr>
-          <w:rFonts w:ascii="Times New Roman" w:eastAsia="SimSun" w:hAnsi="Times New Roman" w:cs="Times New Roman"/>
-          <w:sz w:val="28"/>
-          <w:szCs w:val="28"/>
-          <w:lang w:val="ru-RU"/>
-        </w:rPr>
-        <w:t xml:space="preserve"> учебное пособие / А. А. </w:t>
-      </w:r>
-      <w:proofErr w:type="spellStart"/>
-      <w:r>
-        <w:rPr>
-          <w:rFonts w:ascii="Times New Roman" w:eastAsia="SimSun" w:hAnsi="Times New Roman" w:cs="Times New Roman"/>
-          <w:sz w:val="28"/>
-          <w:szCs w:val="28"/>
-          <w:lang w:val="ru-RU"/>
-        </w:rPr>
-        <w:t>Калентьев</w:t>
-      </w:r>
-      <w:proofErr w:type="spellEnd"/>
-      <w:r>
-        <w:rPr>
-          <w:rFonts w:ascii="Times New Roman" w:eastAsia="SimSun" w:hAnsi="Times New Roman" w:cs="Times New Roman"/>
-          <w:sz w:val="28"/>
-          <w:szCs w:val="28"/>
-          <w:lang w:val="ru-RU"/>
-        </w:rPr>
-        <w:t xml:space="preserve">, Д. В. </w:t>
-      </w:r>
-      <w:proofErr w:type="spellStart"/>
-      <w:r>
-        <w:rPr>
-          <w:rFonts w:ascii="Times New Roman" w:eastAsia="SimSun" w:hAnsi="Times New Roman" w:cs="Times New Roman"/>
-          <w:sz w:val="28"/>
-          <w:szCs w:val="28"/>
-          <w:lang w:val="ru-RU"/>
-        </w:rPr>
-        <w:t>Гарайс</w:t>
-      </w:r>
-      <w:proofErr w:type="spellEnd"/>
-      <w:r>
-        <w:rPr>
-          <w:rFonts w:ascii="Times New Roman" w:eastAsia="SimSun" w:hAnsi="Times New Roman" w:cs="Times New Roman"/>
-          <w:sz w:val="28"/>
-          <w:szCs w:val="28"/>
-          <w:lang w:val="ru-RU"/>
-        </w:rPr>
-        <w:t xml:space="preserve">, А. Е. Горяинов — Томск : Эль Контент, 2014. — 176 с. </w:t>
+        <w:t xml:space="preserve">Новые технологии в программировании : учебное пособие / А. А. Калентьев, Д. В. Гарайс, А. Е. Горяинов — Томск : Эль Контент, 2014. — 176 с. </w:t>
       </w:r>
     </w:p>
     <w:p>
@@ -13042,67 +12858,7 @@
           <w:szCs w:val="28"/>
           <w:lang w:val="ru-RU"/>
         </w:rPr>
-        <w:t xml:space="preserve"> : руководство пользователя / Г. Буч, Д. Рамбо, И. Якобсон. - 2-е изд. - </w:t>
-      </w:r>
-      <w:proofErr w:type="gramStart"/>
-      <w:r>
-        <w:rPr>
-          <w:rFonts w:ascii="Times New Roman" w:eastAsia="SimSun" w:hAnsi="Times New Roman" w:cs="Times New Roman"/>
-          <w:sz w:val="28"/>
-          <w:szCs w:val="28"/>
-          <w:lang w:val="ru-RU"/>
-        </w:rPr>
-        <w:t>М. :</w:t>
-      </w:r>
-      <w:proofErr w:type="gramEnd"/>
-      <w:r>
-        <w:rPr>
-          <w:rFonts w:ascii="Times New Roman" w:eastAsia="SimSun" w:hAnsi="Times New Roman" w:cs="Times New Roman"/>
-          <w:sz w:val="28"/>
-          <w:szCs w:val="28"/>
-          <w:lang w:val="ru-RU"/>
-        </w:rPr>
-        <w:t xml:space="preserve"> ДМК Пресс, 2012. - 494 </w:t>
-      </w:r>
-      <w:proofErr w:type="gramStart"/>
-      <w:r>
-        <w:rPr>
-          <w:rFonts w:ascii="Times New Roman" w:eastAsia="SimSun" w:hAnsi="Times New Roman" w:cs="Times New Roman"/>
-          <w:sz w:val="28"/>
-          <w:szCs w:val="28"/>
-          <w:lang w:val="ru-RU"/>
-        </w:rPr>
-        <w:t>с. :</w:t>
-      </w:r>
-      <w:proofErr w:type="gramEnd"/>
-      <w:r>
-        <w:rPr>
-          <w:rFonts w:ascii="Times New Roman" w:eastAsia="SimSun" w:hAnsi="Times New Roman" w:cs="Times New Roman"/>
-          <w:sz w:val="28"/>
-          <w:szCs w:val="28"/>
-          <w:lang w:val="ru-RU"/>
-        </w:rPr>
-        <w:t xml:space="preserve"> ил. - (Классика программирования). - </w:t>
-      </w:r>
-      <w:proofErr w:type="spellStart"/>
-      <w:r>
-        <w:rPr>
-          <w:rFonts w:ascii="Times New Roman" w:eastAsia="SimSun" w:hAnsi="Times New Roman" w:cs="Times New Roman"/>
-          <w:sz w:val="28"/>
-          <w:szCs w:val="28"/>
-          <w:lang w:val="ru-RU"/>
-        </w:rPr>
-        <w:t>Предм</w:t>
-      </w:r>
-      <w:proofErr w:type="spellEnd"/>
-      <w:r>
-        <w:rPr>
-          <w:rFonts w:ascii="Times New Roman" w:eastAsia="SimSun" w:hAnsi="Times New Roman" w:cs="Times New Roman"/>
-          <w:sz w:val="28"/>
-          <w:szCs w:val="28"/>
-          <w:lang w:val="ru-RU"/>
-        </w:rPr>
-        <w:t xml:space="preserve">. указ.: с. 483- 493. - ISBN 978-5-94074-644-7; </w:t>
+        <w:t xml:space="preserve"> : руководство пользователя / Г. Буч, Д. Рамбо, И. Якобсон. - 2-е изд. - М. : ДМК Пресс, 2012. - 494 с. : ил. - (Классика программирования). - Предм. указ.: с. 483- 493. - ISBN 978-5-94074-644-7; </w:t>
       </w:r>
     </w:p>
     <w:p>
@@ -13128,38 +12884,7 @@
           <w:szCs w:val="28"/>
           <w:lang w:val="ru-RU"/>
         </w:rPr>
-        <w:t xml:space="preserve">Ли. К. Основы САПР (CAD/CAM/CAE). – </w:t>
-      </w:r>
-      <w:proofErr w:type="spellStart"/>
-      <w:r>
-        <w:rPr>
-          <w:rFonts w:ascii="Times New Roman" w:eastAsia="SimSun" w:hAnsi="Times New Roman" w:cs="Times New Roman"/>
-          <w:sz w:val="28"/>
-          <w:szCs w:val="28"/>
-          <w:lang w:val="ru-RU"/>
-        </w:rPr>
-        <w:t>Спб</w:t>
-      </w:r>
-      <w:proofErr w:type="spellEnd"/>
-      <w:proofErr w:type="gramStart"/>
-      <w:r>
-        <w:rPr>
-          <w:rFonts w:ascii="Times New Roman" w:eastAsia="SimSun" w:hAnsi="Times New Roman" w:cs="Times New Roman"/>
-          <w:sz w:val="28"/>
-          <w:szCs w:val="28"/>
-          <w:lang w:val="ru-RU"/>
-        </w:rPr>
-        <w:t>.:«</w:t>
-      </w:r>
-      <w:proofErr w:type="gramEnd"/>
-      <w:r>
-        <w:rPr>
-          <w:rFonts w:ascii="Times New Roman" w:eastAsia="SimSun" w:hAnsi="Times New Roman" w:cs="Times New Roman"/>
-          <w:sz w:val="28"/>
-          <w:szCs w:val="28"/>
-          <w:lang w:val="ru-RU"/>
-        </w:rPr>
-        <w:t>Питер», 2004. – 560с.</w:t>
+        <w:t>Ли. К. Основы САПР (CAD/CAM/CAE). – Спб.:«Питер», 2004. – 560с.</w:t>
       </w:r>
     </w:p>
     <w:p>
@@ -13252,7 +12977,7 @@
       </w:r>
     </w:p>
     <w:sectPr>
-      <w:footerReference w:type="default" r:id="rId10"/>
+      <w:footerReference w:type="default" r:id="rId14"/>
       <w:pgSz w:w="11906" w:h="16838"/>
       <w:pgMar w:top="1440" w:right="707" w:bottom="1440" w:left="1800" w:header="720" w:footer="720" w:gutter="0"/>
       <w:cols w:space="720"/>
@@ -13262,8 +12987,138 @@
 </w:document>
 </file>
 
+<file path=word/comments.xml><?xml version="1.0" encoding="utf-8"?>
+<w:comments xmlns:wpc="http://schemas.microsoft.com/office/word/2010/wordprocessingCanvas" xmlns:cx="http://schemas.microsoft.com/office/drawing/2014/chartex" xmlns:cx1="http://schemas.microsoft.com/office/drawing/2015/9/8/chartex" xmlns:cx2="http://schemas.microsoft.com/office/drawing/2015/10/21/chartex" xmlns:cx3="http://schemas.microsoft.com/office/drawing/2016/5/9/chartex" xmlns:cx4="http://schemas.microsoft.com/office/drawing/2016/5/10/chartex" xmlns:cx5="http://schemas.microsoft.com/office/drawing/2016/5/11/chartex" xmlns:cx6="http://schemas.microsoft.com/office/drawing/2016/5/12/chartex" xmlns:cx7="http://schemas.microsoft.com/office/drawing/2016/5/13/chartex" xmlns:cx8="http://schemas.microsoft.com/office/drawing/2016/5/14/chartex" xmlns:mc="http://schemas.openxmlformats.org/markup-compatibility/2006" xmlns:aink="http://schemas.microsoft.com/office/drawing/2016/ink" xmlns:am3d="http://schemas.microsoft.com/office/drawing/2017/model3d" xmlns:o="urn:schemas-microsoft-com:office:office" xmlns:oel="http://schemas.microsoft.com/office/2019/extlst" xmlns:r="http://schemas.openxmlformats.org/officeDocument/2006/relationships" xmlns:m="http://schemas.openxmlformats.org/officeDocument/2006/math" xmlns:v="urn:schemas-microsoft-com:vml" xmlns:wp14="http://schemas.microsoft.com/office/word/2010/wordprocessingDrawing" xmlns:wp="http://schemas.openxmlformats.org/drawingml/2006/wordprocessingDrawing" xmlns:w10="urn:schemas-microsoft-com:office:word" xmlns:w="http://schemas.openxmlformats.org/wordprocessingml/2006/main" xmlns:w14="http://schemas.microsoft.com/office/word/2010/wordml" xmlns:w15="http://schemas.microsoft.com/office/word/2012/wordml" xmlns:w16cex="http://schemas.microsoft.com/office/word/2018/wordml/cex" xmlns:w16cid="http://schemas.microsoft.com/office/word/2016/wordml/cid" xmlns:w16="http://schemas.microsoft.com/office/word/2018/wordml" xmlns:w16du="http://schemas.microsoft.com/office/word/2023/wordml/word16du" xmlns:w16sdtdh="http://schemas.microsoft.com/office/word/2020/wordml/sdtdatahash" xmlns:w16sdtfl="http://schemas.microsoft.com/office/word/2024/wordml/sdtformatlock" xmlns:w16se="http://schemas.microsoft.com/office/word/2015/wordml/symex" xmlns:wpg="http://schemas.microsoft.com/office/word/2010/wordprocessingGroup" xmlns:wpi="http://schemas.microsoft.com/office/word/2010/wordprocessingInk" xmlns:wne="http://schemas.microsoft.com/office/word/2006/wordml" xmlns:wps="http://schemas.microsoft.com/office/word/2010/wordprocessingShape" mc:Ignorable="w14 w15 w16se w16cid w16 w16cex w16sdtdh w16sdtfl w16du wp14">
+  <w:comment w:id="25" w:author="Kalentyev Alexey" w:date="2026-09-16T11:27:00Z" w:initials="KA">
+    <w:p>
+      <w:pPr>
+        <w:pStyle w:val="ab"/>
+      </w:pPr>
+      <w:r>
+        <w:rPr>
+          <w:rStyle w:val="aa"/>
+        </w:rPr>
+        <w:annotationRef/>
+      </w:r>
+      <w:r>
+        <w:rPr>
+          <w:lang w:val="ru-RU"/>
+        </w:rPr>
+        <w:t>?</w:t>
+      </w:r>
+    </w:p>
+  </w:comment>
+  <w:comment w:id="32" w:author="Kalentyev Alexey" w:date="2026-09-16T11:26:00Z" w:initials="KA">
+    <w:p>
+      <w:pPr>
+        <w:pStyle w:val="ab"/>
+      </w:pPr>
+      <w:r>
+        <w:rPr>
+          <w:rStyle w:val="aa"/>
+        </w:rPr>
+        <w:annotationRef/>
+      </w:r>
+      <w:r>
+        <w:t>?</w:t>
+      </w:r>
+    </w:p>
+  </w:comment>
+  <w:comment w:id="37" w:author="Kalentyev Alexey" w:date="2026-09-16T11:26:00Z" w:initials="KA">
+    <w:p>
+      <w:pPr>
+        <w:pStyle w:val="ab"/>
+      </w:pPr>
+      <w:r>
+        <w:rPr>
+          <w:rStyle w:val="aa"/>
+        </w:rPr>
+        <w:annotationRef/>
+      </w:r>
+      <w:r>
+        <w:rPr>
+          <w:lang w:val="ru-RU"/>
+        </w:rPr>
+        <w:t>?</w:t>
+      </w:r>
+      <w:r>
+        <w:br/>
+      </w:r>
+    </w:p>
+  </w:comment>
+  <w:comment w:id="41" w:author="Kalentyev Alexey" w:date="2026-09-16T11:27:00Z" w:initials="KA">
+    <w:p>
+      <w:pPr>
+        <w:pStyle w:val="ab"/>
+      </w:pPr>
+      <w:r>
+        <w:rPr>
+          <w:rStyle w:val="aa"/>
+        </w:rPr>
+        <w:annotationRef/>
+      </w:r>
+      <w:r>
+        <w:rPr>
+          <w:lang w:val="ru-RU"/>
+        </w:rPr>
+        <w:t>?</w:t>
+      </w:r>
+    </w:p>
+  </w:comment>
+  <w:comment w:id="46" w:author="Kalentyev Alexey" w:date="2026-09-16T11:28:00Z" w:initials="KA">
+    <w:p>
+      <w:pPr>
+        <w:pStyle w:val="ab"/>
+      </w:pPr>
+      <w:r>
+        <w:rPr>
+          <w:rStyle w:val="aa"/>
+        </w:rPr>
+        <w:annotationRef/>
+      </w:r>
+      <w:r>
+        <w:rPr>
+          <w:lang w:val="ru-RU"/>
+        </w:rPr>
+        <w:t>Висячая строка.</w:t>
+      </w:r>
+    </w:p>
+  </w:comment>
+</w:comments>
+</file>
+
+<file path=word/commentsExtended.xml><?xml version="1.0" encoding="utf-8"?>
+<w15:commentsEx xmlns:wpc="http://schemas.microsoft.com/office/word/2010/wordprocessingCanvas" xmlns:cx="http://schemas.microsoft.com/office/drawing/2014/chartex" xmlns:cx1="http://schemas.microsoft.com/office/drawing/2015/9/8/chartex" xmlns:cx2="http://schemas.microsoft.com/office/drawing/2015/10/21/chartex" xmlns:cx3="http://schemas.microsoft.com/office/drawing/2016/5/9/chartex" xmlns:cx4="http://schemas.microsoft.com/office/drawing/2016/5/10/chartex" xmlns:cx5="http://schemas.microsoft.com/office/drawing/2016/5/11/chartex" xmlns:cx6="http://schemas.microsoft.com/office/drawing/2016/5/12/chartex" xmlns:cx7="http://schemas.microsoft.com/office/drawing/2016/5/13/chartex" xmlns:cx8="http://schemas.microsoft.com/office/drawing/2016/5/14/chartex" xmlns:mc="http://schemas.openxmlformats.org/markup-compatibility/2006" xmlns:aink="http://schemas.microsoft.com/office/drawing/2016/ink" xmlns:am3d="http://schemas.microsoft.com/office/drawing/2017/model3d" xmlns:o="urn:schemas-microsoft-com:office:office" xmlns:oel="http://schemas.microsoft.com/office/2019/extlst" xmlns:r="http://schemas.openxmlformats.org/officeDocument/2006/relationships" xmlns:m="http://schemas.openxmlformats.org/officeDocument/2006/math" xmlns:v="urn:schemas-microsoft-com:vml" xmlns:wp14="http://schemas.microsoft.com/office/word/2010/wordprocessingDrawing" xmlns:wp="http://schemas.openxmlformats.org/drawingml/2006/wordprocessingDrawing" xmlns:w10="urn:schemas-microsoft-com:office:word" xmlns:w="http://schemas.openxmlformats.org/wordprocessingml/2006/main" xmlns:w14="http://schemas.microsoft.com/office/word/2010/wordml" xmlns:w15="http://schemas.microsoft.com/office/word/2012/wordml" xmlns:w16cex="http://schemas.microsoft.com/office/word/2018/wordml/cex" xmlns:w16cid="http://schemas.microsoft.com/office/word/2016/wordml/cid" xmlns:w16="http://schemas.microsoft.com/office/word/2018/wordml" xmlns:w16du="http://schemas.microsoft.com/office/word/2023/wordml/word16du" xmlns:w16sdtdh="http://schemas.microsoft.com/office/word/2020/wordml/sdtdatahash" xmlns:w16sdtfl="http://schemas.microsoft.com/office/word/2024/wordml/sdtformatlock" xmlns:w16se="http://schemas.microsoft.com/office/word/2015/wordml/symex" xmlns:wpg="http://schemas.microsoft.com/office/word/2010/wordprocessingGroup" xmlns:wpi="http://schemas.microsoft.com/office/word/2010/wordprocessingInk" xmlns:wne="http://schemas.microsoft.com/office/word/2006/wordml" xmlns:wps="http://schemas.microsoft.com/office/word/2010/wordprocessingShape" mc:Ignorable="w14 w15 w16se w16cid w16 w16cex w16sdtdh w16sdtfl w16du wp14">
+  <w15:commentEx w15:paraId="38AA9950" w15:done="0"/>
+  <w15:commentEx w15:paraId="3723890E" w15:done="0"/>
+  <w15:commentEx w15:paraId="2773433E" w15:done="0"/>
+  <w15:commentEx w15:paraId="58B15129" w15:done="0"/>
+  <w15:commentEx w15:paraId="668B0C5E" w15:done="0"/>
+</w15:commentsEx>
+</file>
+
+<file path=word/commentsExtensible.xml><?xml version="1.0" encoding="utf-8"?>
+<w16cex:commentsExtensible xmlns:wpc="http://schemas.microsoft.com/office/word/2010/wordprocessingCanvas" xmlns:cx="http://schemas.microsoft.com/office/drawing/2014/chartex" xmlns:cx1="http://schemas.microsoft.com/office/drawing/2015/9/8/chartex" xmlns:cx2="http://schemas.microsoft.com/office/drawing/2015/10/21/chartex" xmlns:cx3="http://schemas.microsoft.com/office/drawing/2016/5/9/chartex" xmlns:cx4="http://schemas.microsoft.com/office/drawing/2016/5/10/chartex" xmlns:cx5="http://schemas.microsoft.com/office/drawing/2016/5/11/chartex" xmlns:cx6="http://schemas.microsoft.com/office/drawing/2016/5/12/chartex" xmlns:cx7="http://schemas.microsoft.com/office/drawing/2016/5/13/chartex" xmlns:cx8="http://schemas.microsoft.com/office/drawing/2016/5/14/chartex" xmlns:cr="http://schemas.microsoft.com/office/comments/2020/reactions" xmlns:mc="http://schemas.openxmlformats.org/markup-compatibility/2006" xmlns:aink="http://schemas.microsoft.com/office/drawing/2016/ink" xmlns:am3d="http://schemas.microsoft.com/office/drawing/2017/model3d" xmlns:o="urn:schemas-microsoft-com:office:office" xmlns:oel="http://schemas.microsoft.com/office/2019/extlst" xmlns:r="http://schemas.openxmlformats.org/officeDocument/2006/relationships" xmlns:m="http://schemas.openxmlformats.org/officeDocument/2006/math" xmlns:v="urn:schemas-microsoft-com:vml" xmlns:wp14="http://schemas.microsoft.com/office/word/2010/wordprocessingDrawing" xmlns:wp="http://schemas.openxmlformats.org/drawingml/2006/wordprocessingDrawing" xmlns:w10="urn:schemas-microsoft-com:office:word" xmlns:w="http://schemas.openxmlformats.org/wordprocessingml/2006/main" xmlns:w14="http://schemas.microsoft.com/office/word/2010/wordml" xmlns:w15="http://schemas.microsoft.com/office/word/2012/wordml" xmlns:w16cex="http://schemas.microsoft.com/office/word/2018/wordml/cex" xmlns:w16cid="http://schemas.microsoft.com/office/word/2016/wordml/cid" xmlns:w16="http://schemas.microsoft.com/office/word/2018/wordml" xmlns:w16du="http://schemas.microsoft.com/office/word/2023/wordml/word16du" xmlns:w16sdtdh="http://schemas.microsoft.com/office/word/2020/wordml/sdtdatahash" xmlns:w16sdtfl="http://schemas.microsoft.com/office/word/2024/wordml/sdtformatlock" xmlns:w16se="http://schemas.microsoft.com/office/word/2015/wordml/symex" xmlns:wpg="http://schemas.microsoft.com/office/word/2010/wordprocessingGroup" xmlns:wpi="http://schemas.microsoft.com/office/word/2010/wordprocessingInk" xmlns:wne="http://schemas.microsoft.com/office/word/2006/wordml" xmlns:wps="http://schemas.microsoft.com/office/word/2010/wordprocessingShape" mc:Ignorable="w14 w15 w16se w16cid w16 w16cex w16sdtdh w16sdtfl cr w16du wp14">
+  <w16cex:commentExtensible w16cex:durableId="6FE1745C" w16cex:dateUtc="2026-09-16T04:27:00Z"/>
+  <w16cex:commentExtensible w16cex:durableId="2FCB003A" w16cex:dateUtc="2026-09-16T04:26:00Z"/>
+  <w16cex:commentExtensible w16cex:durableId="29FFB3E4" w16cex:dateUtc="2026-09-16T04:26:00Z"/>
+  <w16cex:commentExtensible w16cex:durableId="639631E5" w16cex:dateUtc="2026-09-16T04:27:00Z"/>
+  <w16cex:commentExtensible w16cex:durableId="566452E5" w16cex:dateUtc="2026-09-16T04:28:00Z"/>
+</w16cex:commentsExtensible>
+</file>
+
+<file path=word/commentsIds.xml><?xml version="1.0" encoding="utf-8"?>
+<w16cid:commentsIds xmlns:wpc="http://schemas.microsoft.com/office/word/2010/wordprocessingCanvas" xmlns:cx="http://schemas.microsoft.com/office/drawing/2014/chartex" xmlns:cx1="http://schemas.microsoft.com/office/drawing/2015/9/8/chartex" xmlns:cx2="http://schemas.microsoft.com/office/drawing/2015/10/21/chartex" xmlns:cx3="http://schemas.microsoft.com/office/drawing/2016/5/9/chartex" xmlns:cx4="http://schemas.microsoft.com/office/drawing/2016/5/10/chartex" xmlns:cx5="http://schemas.microsoft.com/office/drawing/2016/5/11/chartex" xmlns:cx6="http://schemas.microsoft.com/office/drawing/2016/5/12/chartex" xmlns:cx7="http://schemas.microsoft.com/office/drawing/2016/5/13/chartex" xmlns:cx8="http://schemas.microsoft.com/office/drawing/2016/5/14/chartex" xmlns:mc="http://schemas.openxmlformats.org/markup-compatibility/2006" xmlns:aink="http://schemas.microsoft.com/office/drawing/2016/ink" xmlns:am3d="http://schemas.microsoft.com/office/drawing/2017/model3d" xmlns:o="urn:schemas-microsoft-com:office:office" xmlns:oel="http://schemas.microsoft.com/office/2019/extlst" xmlns:r="http://schemas.openxmlformats.org/officeDocument/2006/relationships" xmlns:m="http://schemas.openxmlformats.org/officeDocument/2006/math" xmlns:v="urn:schemas-microsoft-com:vml" xmlns:wp14="http://schemas.microsoft.com/office/word/2010/wordprocessingDrawing" xmlns:wp="http://schemas.openxmlformats.org/drawingml/2006/wordprocessingDrawing" xmlns:w10="urn:schemas-microsoft-com:office:word" xmlns:w="http://schemas.openxmlformats.org/wordprocessingml/2006/main" xmlns:w14="http://schemas.microsoft.com/office/word/2010/wordml" xmlns:w15="http://schemas.microsoft.com/office/word/2012/wordml" xmlns:w16cex="http://schemas.microsoft.com/office/word/2018/wordml/cex" xmlns:w16cid="http://schemas.microsoft.com/office/word/2016/wordml/cid" xmlns:w16="http://schemas.microsoft.com/office/word/2018/wordml" xmlns:w16du="http://schemas.microsoft.com/office/word/2023/wordml/word16du" xmlns:w16sdtdh="http://schemas.microsoft.com/office/word/2020/wordml/sdtdatahash" xmlns:w16sdtfl="http://schemas.microsoft.com/office/word/2024/wordml/sdtformatlock" xmlns:w16se="http://schemas.microsoft.com/office/word/2015/wordml/symex" xmlns:wpg="http://schemas.microsoft.com/office/word/2010/wordprocessingGroup" xmlns:wpi="http://schemas.microsoft.com/office/word/2010/wordprocessingInk" xmlns:wne="http://schemas.microsoft.com/office/word/2006/wordml" xmlns:wps="http://schemas.microsoft.com/office/word/2010/wordprocessingShape" mc:Ignorable="w14 w15 w16se w16cid w16 w16cex w16sdtdh w16sdtfl w16du wp14">
+  <w16cid:commentId w16cid:paraId="38AA9950" w16cid:durableId="6FE1745C"/>
+  <w16cid:commentId w16cid:paraId="3723890E" w16cid:durableId="2FCB003A"/>
+  <w16cid:commentId w16cid:paraId="2773433E" w16cid:durableId="29FFB3E4"/>
+  <w16cid:commentId w16cid:paraId="58B15129" w16cid:durableId="639631E5"/>
+  <w16cid:commentId w16cid:paraId="668B0C5E" w16cid:durableId="566452E5"/>
+</w16cid:commentsIds>
+</file>
+
 <file path=word/endnotes.xml><?xml version="1.0" encoding="utf-8"?>
-<w:endnotes xmlns:wpc="http://schemas.microsoft.com/office/word/2010/wordprocessingCanvas" xmlns:cx="http://schemas.microsoft.com/office/drawing/2014/chartex" xmlns:mc="http://schemas.openxmlformats.org/markup-compatibility/2006" xmlns:o="urn:schemas-microsoft-com:office:office" xmlns:r="http://schemas.openxmlformats.org/officeDocument/2006/relationships" xmlns:m="http://schemas.openxmlformats.org/officeDocument/2006/math" xmlns:v="urn:schemas-microsoft-com:vml" xmlns:wp14="http://schemas.microsoft.com/office/word/2010/wordprocessingDrawing" xmlns:wp="http://schemas.openxmlformats.org/drawingml/2006/wordprocessingDrawing" xmlns:w10="urn:schemas-microsoft-com:office:word" xmlns:w="http://schemas.openxmlformats.org/wordprocessingml/2006/main" xmlns:w14="http://schemas.microsoft.com/office/word/2010/wordml" xmlns:w15="http://schemas.microsoft.com/office/word/2012/wordml" xmlns:w16se="http://schemas.microsoft.com/office/word/2015/wordml/symex" xmlns:wpg="http://schemas.microsoft.com/office/word/2010/wordprocessingGroup" xmlns:wpi="http://schemas.microsoft.com/office/word/2010/wordprocessingInk" xmlns:wne="http://schemas.microsoft.com/office/word/2006/wordml" xmlns:wps="http://schemas.microsoft.com/office/word/2010/wordprocessingShape" mc:Ignorable="w14 w15 w16se wp14">
+<w:endnotes xmlns:wpc="http://schemas.microsoft.com/office/word/2010/wordprocessingCanvas" xmlns:cx="http://schemas.microsoft.com/office/drawing/2014/chartex" xmlns:cx1="http://schemas.microsoft.com/office/drawing/2015/9/8/chartex" xmlns:cx2="http://schemas.microsoft.com/office/drawing/2015/10/21/chartex" xmlns:cx3="http://schemas.microsoft.com/office/drawing/2016/5/9/chartex" xmlns:cx4="http://schemas.microsoft.com/office/drawing/2016/5/10/chartex" xmlns:cx5="http://schemas.microsoft.com/office/drawing/2016/5/11/chartex" xmlns:cx6="http://schemas.microsoft.com/office/drawing/2016/5/12/chartex" xmlns:cx7="http://schemas.microsoft.com/office/drawing/2016/5/13/chartex" xmlns:cx8="http://schemas.microsoft.com/office/drawing/2016/5/14/chartex" xmlns:mc="http://schemas.openxmlformats.org/markup-compatibility/2006" xmlns:aink="http://schemas.microsoft.com/office/drawing/2016/ink" xmlns:am3d="http://schemas.microsoft.com/office/drawing/2017/model3d" xmlns:o="urn:schemas-microsoft-com:office:office" xmlns:oel="http://schemas.microsoft.com/office/2019/extlst" xmlns:r="http://schemas.openxmlformats.org/officeDocument/2006/relationships" xmlns:m="http://schemas.openxmlformats.org/officeDocument/2006/math" xmlns:v="urn:schemas-microsoft-com:vml" xmlns:wp14="http://schemas.microsoft.com/office/word/2010/wordprocessingDrawing" xmlns:wp="http://schemas.openxmlformats.org/drawingml/2006/wordprocessingDrawing" xmlns:w10="urn:schemas-microsoft-com:office:word" xmlns:w="http://schemas.openxmlformats.org/wordprocessingml/2006/main" xmlns:w14="http://schemas.microsoft.com/office/word/2010/wordml" xmlns:w15="http://schemas.microsoft.com/office/word/2012/wordml" xmlns:w16cex="http://schemas.microsoft.com/office/word/2018/wordml/cex" xmlns:w16cid="http://schemas.microsoft.com/office/word/2016/wordml/cid" xmlns:w16="http://schemas.microsoft.com/office/word/2018/wordml" xmlns:w16du="http://schemas.microsoft.com/office/word/2023/wordml/word16du" xmlns:w16sdtdh="http://schemas.microsoft.com/office/word/2020/wordml/sdtdatahash" xmlns:w16sdtfl="http://schemas.microsoft.com/office/word/2024/wordml/sdtformatlock" xmlns:w16se="http://schemas.microsoft.com/office/word/2015/wordml/symex" xmlns:wpg="http://schemas.microsoft.com/office/word/2010/wordprocessingGroup" xmlns:wpi="http://schemas.microsoft.com/office/word/2010/wordprocessingInk" xmlns:wne="http://schemas.microsoft.com/office/word/2006/wordml" xmlns:wps="http://schemas.microsoft.com/office/word/2010/wordprocessingShape" mc:Ignorable="w14 w15 w16se w16cid w16 w16cex w16sdtdh w16sdtfl w16du wp14">
   <w:endnote w:type="separator" w:id="-1">
     <w:p>
       <w:r>
@@ -13282,7 +13137,7 @@
 </file>
 
 <file path=word/footer1.xml><?xml version="1.0" encoding="utf-8"?>
-<w:ftr xmlns:wpc="http://schemas.microsoft.com/office/word/2010/wordprocessingCanvas" xmlns:cx="http://schemas.microsoft.com/office/drawing/2014/chartex" xmlns:mc="http://schemas.openxmlformats.org/markup-compatibility/2006" xmlns:o="urn:schemas-microsoft-com:office:office" xmlns:r="http://schemas.openxmlformats.org/officeDocument/2006/relationships" xmlns:m="http://schemas.openxmlformats.org/officeDocument/2006/math" xmlns:v="urn:schemas-microsoft-com:vml" xmlns:wp14="http://schemas.microsoft.com/office/word/2010/wordprocessingDrawing" xmlns:wp="http://schemas.openxmlformats.org/drawingml/2006/wordprocessingDrawing" xmlns:w10="urn:schemas-microsoft-com:office:word" xmlns:w="http://schemas.openxmlformats.org/wordprocessingml/2006/main" xmlns:w14="http://schemas.microsoft.com/office/word/2010/wordml" xmlns:w15="http://schemas.microsoft.com/office/word/2012/wordml" xmlns:w16se="http://schemas.microsoft.com/office/word/2015/wordml/symex" xmlns:wpg="http://schemas.microsoft.com/office/word/2010/wordprocessingGroup" xmlns:wpi="http://schemas.microsoft.com/office/word/2010/wordprocessingInk" xmlns:wne="http://schemas.microsoft.com/office/word/2006/wordml" xmlns:wps="http://schemas.microsoft.com/office/word/2010/wordprocessingShape" mc:Ignorable="w14 w15 w16se wp14">
+<w:ftr xmlns:wpc="http://schemas.microsoft.com/office/word/2010/wordprocessingCanvas" xmlns:cx="http://schemas.microsoft.com/office/drawing/2014/chartex" xmlns:cx1="http://schemas.microsoft.com/office/drawing/2015/9/8/chartex" xmlns:cx2="http://schemas.microsoft.com/office/drawing/2015/10/21/chartex" xmlns:cx3="http://schemas.microsoft.com/office/drawing/2016/5/9/chartex" xmlns:cx4="http://schemas.microsoft.com/office/drawing/2016/5/10/chartex" xmlns:cx5="http://schemas.microsoft.com/office/drawing/2016/5/11/chartex" xmlns:cx6="http://schemas.microsoft.com/office/drawing/2016/5/12/chartex" xmlns:cx7="http://schemas.microsoft.com/office/drawing/2016/5/13/chartex" xmlns:cx8="http://schemas.microsoft.com/office/drawing/2016/5/14/chartex" xmlns:mc="http://schemas.openxmlformats.org/markup-compatibility/2006" xmlns:aink="http://schemas.microsoft.com/office/drawing/2016/ink" xmlns:am3d="http://schemas.microsoft.com/office/drawing/2017/model3d" xmlns:o="urn:schemas-microsoft-com:office:office" xmlns:oel="http://schemas.microsoft.com/office/2019/extlst" xmlns:r="http://schemas.openxmlformats.org/officeDocument/2006/relationships" xmlns:m="http://schemas.openxmlformats.org/officeDocument/2006/math" xmlns:v="urn:schemas-microsoft-com:vml" xmlns:wp14="http://schemas.microsoft.com/office/word/2010/wordprocessingDrawing" xmlns:wp="http://schemas.openxmlformats.org/drawingml/2006/wordprocessingDrawing" xmlns:w10="urn:schemas-microsoft-com:office:word" xmlns:w="http://schemas.openxmlformats.org/wordprocessingml/2006/main" xmlns:w14="http://schemas.microsoft.com/office/word/2010/wordml" xmlns:w15="http://schemas.microsoft.com/office/word/2012/wordml" xmlns:w16cex="http://schemas.microsoft.com/office/word/2018/wordml/cex" xmlns:w16cid="http://schemas.microsoft.com/office/word/2016/wordml/cid" xmlns:w16="http://schemas.microsoft.com/office/word/2018/wordml" xmlns:w16du="http://schemas.microsoft.com/office/word/2023/wordml/word16du" xmlns:w16sdtdh="http://schemas.microsoft.com/office/word/2020/wordml/sdtdatahash" xmlns:w16sdtfl="http://schemas.microsoft.com/office/word/2024/wordml/sdtformatlock" xmlns:w16se="http://schemas.microsoft.com/office/word/2015/wordml/symex" xmlns:wpg="http://schemas.microsoft.com/office/word/2010/wordprocessingGroup" xmlns:wpi="http://schemas.microsoft.com/office/word/2010/wordprocessingInk" xmlns:wne="http://schemas.microsoft.com/office/word/2006/wordml" xmlns:wps="http://schemas.microsoft.com/office/word/2010/wordprocessingShape" mc:Ignorable="w14 w15 w16se w16cid w16 w16cex w16sdtdh w16sdtfl w16du wp14">
   <w:sdt>
     <w:sdtPr>
       <w:id w:val="-1511053990"/>
@@ -13363,7 +13218,7 @@
 </file>
 
 <file path=word/footnotes.xml><?xml version="1.0" encoding="utf-8"?>
-<w:footnotes xmlns:wpc="http://schemas.microsoft.com/office/word/2010/wordprocessingCanvas" xmlns:cx="http://schemas.microsoft.com/office/drawing/2014/chartex" xmlns:mc="http://schemas.openxmlformats.org/markup-compatibility/2006" xmlns:o="urn:schemas-microsoft-com:office:office" xmlns:r="http://schemas.openxmlformats.org/officeDocument/2006/relationships" xmlns:m="http://schemas.openxmlformats.org/officeDocument/2006/math" xmlns:v="urn:schemas-microsoft-com:vml" xmlns:wp14="http://schemas.microsoft.com/office/word/2010/wordprocessingDrawing" xmlns:wp="http://schemas.openxmlformats.org/drawingml/2006/wordprocessingDrawing" xmlns:w10="urn:schemas-microsoft-com:office:word" xmlns:w="http://schemas.openxmlformats.org/wordprocessingml/2006/main" xmlns:w14="http://schemas.microsoft.com/office/word/2010/wordml" xmlns:w15="http://schemas.microsoft.com/office/word/2012/wordml" xmlns:w16se="http://schemas.microsoft.com/office/word/2015/wordml/symex" xmlns:wpg="http://schemas.microsoft.com/office/word/2010/wordprocessingGroup" xmlns:wpi="http://schemas.microsoft.com/office/word/2010/wordprocessingInk" xmlns:wne="http://schemas.microsoft.com/office/word/2006/wordml" xmlns:wps="http://schemas.microsoft.com/office/word/2010/wordprocessingShape" mc:Ignorable="w14 w15 w16se wp14">
+<w:footnotes xmlns:wpc="http://schemas.microsoft.com/office/word/2010/wordprocessingCanvas" xmlns:cx="http://schemas.microsoft.com/office/drawing/2014/chartex" xmlns:cx1="http://schemas.microsoft.com/office/drawing/2015/9/8/chartex" xmlns:cx2="http://schemas.microsoft.com/office/drawing/2015/10/21/chartex" xmlns:cx3="http://schemas.microsoft.com/office/drawing/2016/5/9/chartex" xmlns:cx4="http://schemas.microsoft.com/office/drawing/2016/5/10/chartex" xmlns:cx5="http://schemas.microsoft.com/office/drawing/2016/5/11/chartex" xmlns:cx6="http://schemas.microsoft.com/office/drawing/2016/5/12/chartex" xmlns:cx7="http://schemas.microsoft.com/office/drawing/2016/5/13/chartex" xmlns:cx8="http://schemas.microsoft.com/office/drawing/2016/5/14/chartex" xmlns:mc="http://schemas.openxmlformats.org/markup-compatibility/2006" xmlns:aink="http://schemas.microsoft.com/office/drawing/2016/ink" xmlns:am3d="http://schemas.microsoft.com/office/drawing/2017/model3d" xmlns:o="urn:schemas-microsoft-com:office:office" xmlns:oel="http://schemas.microsoft.com/office/2019/extlst" xmlns:r="http://schemas.openxmlformats.org/officeDocument/2006/relationships" xmlns:m="http://schemas.openxmlformats.org/officeDocument/2006/math" xmlns:v="urn:schemas-microsoft-com:vml" xmlns:wp14="http://schemas.microsoft.com/office/word/2010/wordprocessingDrawing" xmlns:wp="http://schemas.openxmlformats.org/drawingml/2006/wordprocessingDrawing" xmlns:w10="urn:schemas-microsoft-com:office:word" xmlns:w="http://schemas.openxmlformats.org/wordprocessingml/2006/main" xmlns:w14="http://schemas.microsoft.com/office/word/2010/wordml" xmlns:w15="http://schemas.microsoft.com/office/word/2012/wordml" xmlns:w16cex="http://schemas.microsoft.com/office/word/2018/wordml/cex" xmlns:w16cid="http://schemas.microsoft.com/office/word/2016/wordml/cid" xmlns:w16="http://schemas.microsoft.com/office/word/2018/wordml" xmlns:w16du="http://schemas.microsoft.com/office/word/2023/wordml/word16du" xmlns:w16sdtdh="http://schemas.microsoft.com/office/word/2020/wordml/sdtdatahash" xmlns:w16sdtfl="http://schemas.microsoft.com/office/word/2024/wordml/sdtformatlock" xmlns:w16se="http://schemas.microsoft.com/office/word/2015/wordml/symex" xmlns:wpg="http://schemas.microsoft.com/office/word/2010/wordprocessingGroup" xmlns:wpi="http://schemas.microsoft.com/office/word/2010/wordprocessingInk" xmlns:wne="http://schemas.microsoft.com/office/word/2006/wordml" xmlns:wps="http://schemas.microsoft.com/office/word/2010/wordprocessingShape" mc:Ignorable="w14 w15 w16se w16cid w16 w16cex w16sdtdh w16sdtfl w16du wp14">
   <w:footnote w:type="separator" w:id="-1">
     <w:p>
       <w:r>
@@ -13382,7 +13237,7 @@
 </file>
 
 <file path=word/numbering.xml><?xml version="1.0" encoding="utf-8"?>
-<w:numbering xmlns:wpc="http://schemas.microsoft.com/office/word/2010/wordprocessingCanvas" xmlns:cx="http://schemas.microsoft.com/office/drawing/2014/chartex" xmlns:mc="http://schemas.openxmlformats.org/markup-compatibility/2006" xmlns:o="urn:schemas-microsoft-com:office:office" xmlns:r="http://schemas.openxmlformats.org/officeDocument/2006/relationships" xmlns:m="http://schemas.openxmlformats.org/officeDocument/2006/math" xmlns:v="urn:schemas-microsoft-com:vml" xmlns:wp14="http://schemas.microsoft.com/office/word/2010/wordprocessingDrawing" xmlns:wp="http://schemas.openxmlformats.org/drawingml/2006/wordprocessingDrawing" xmlns:w10="urn:schemas-microsoft-com:office:word" xmlns:w="http://schemas.openxmlformats.org/wordprocessingml/2006/main" xmlns:w14="http://schemas.microsoft.com/office/word/2010/wordml" xmlns:w15="http://schemas.microsoft.com/office/word/2012/wordml" xmlns:w16se="http://schemas.microsoft.com/office/word/2015/wordml/symex" xmlns:wpg="http://schemas.microsoft.com/office/word/2010/wordprocessingGroup" xmlns:wpi="http://schemas.microsoft.com/office/word/2010/wordprocessingInk" xmlns:wne="http://schemas.microsoft.com/office/word/2006/wordml" xmlns:wps="http://schemas.microsoft.com/office/word/2010/wordprocessingShape" mc:Ignorable="w14 w15 w16se wp14">
+<w:numbering xmlns:wpc="http://schemas.microsoft.com/office/word/2010/wordprocessingCanvas" xmlns:cx="http://schemas.microsoft.com/office/drawing/2014/chartex" xmlns:cx1="http://schemas.microsoft.com/office/drawing/2015/9/8/chartex" xmlns:cx2="http://schemas.microsoft.com/office/drawing/2015/10/21/chartex" xmlns:cx3="http://schemas.microsoft.com/office/drawing/2016/5/9/chartex" xmlns:cx4="http://schemas.microsoft.com/office/drawing/2016/5/10/chartex" xmlns:cx5="http://schemas.microsoft.com/office/drawing/2016/5/11/chartex" xmlns:cx6="http://schemas.microsoft.com/office/drawing/2016/5/12/chartex" xmlns:cx7="http://schemas.microsoft.com/office/drawing/2016/5/13/chartex" xmlns:cx8="http://schemas.microsoft.com/office/drawing/2016/5/14/chartex" xmlns:mc="http://schemas.openxmlformats.org/markup-compatibility/2006" xmlns:aink="http://schemas.microsoft.com/office/drawing/2016/ink" xmlns:am3d="http://schemas.microsoft.com/office/drawing/2017/model3d" xmlns:o="urn:schemas-microsoft-com:office:office" xmlns:oel="http://schemas.microsoft.com/office/2019/extlst" xmlns:r="http://schemas.openxmlformats.org/officeDocument/2006/relationships" xmlns:m="http://schemas.openxmlformats.org/officeDocument/2006/math" xmlns:v="urn:schemas-microsoft-com:vml" xmlns:wp14="http://schemas.microsoft.com/office/word/2010/wordprocessingDrawing" xmlns:wp="http://schemas.openxmlformats.org/drawingml/2006/wordprocessingDrawing" xmlns:w10="urn:schemas-microsoft-com:office:word" xmlns:w="http://schemas.openxmlformats.org/wordprocessingml/2006/main" xmlns:w14="http://schemas.microsoft.com/office/word/2010/wordml" xmlns:w15="http://schemas.microsoft.com/office/word/2012/wordml" xmlns:w16cex="http://schemas.microsoft.com/office/word/2018/wordml/cex" xmlns:w16cid="http://schemas.microsoft.com/office/word/2016/wordml/cid" xmlns:w16="http://schemas.microsoft.com/office/word/2018/wordml" xmlns:w16du="http://schemas.microsoft.com/office/word/2023/wordml/word16du" xmlns:w16sdtdh="http://schemas.microsoft.com/office/word/2020/wordml/sdtdatahash" xmlns:w16sdtfl="http://schemas.microsoft.com/office/word/2024/wordml/sdtformatlock" xmlns:w16se="http://schemas.microsoft.com/office/word/2015/wordml/symex" xmlns:wpg="http://schemas.microsoft.com/office/word/2010/wordprocessingGroup" xmlns:wpi="http://schemas.microsoft.com/office/word/2010/wordprocessingInk" xmlns:wne="http://schemas.microsoft.com/office/word/2006/wordml" xmlns:wps="http://schemas.microsoft.com/office/word/2010/wordprocessingShape" mc:Ignorable="w14 w15 w16se w16cid w16 w16cex w16sdtdh w16sdtfl w16du wp14">
   <w:abstractNum w:abstractNumId="0" w15:restartNumberingAfterBreak="0">
     <w:nsid w:val="9E0CF88C"/>
     <w:multiLevelType w:val="multilevel"/>
@@ -13824,32 +13679,40 @@
       <w:lvlJc w:val="left"/>
     </w:lvl>
   </w:abstractNum>
-  <w:num w:numId="1">
+  <w:num w:numId="1" w16cid:durableId="539903777">
     <w:abstractNumId w:val="0"/>
   </w:num>
-  <w:num w:numId="2">
+  <w:num w:numId="2" w16cid:durableId="1185243704">
     <w:abstractNumId w:val="3"/>
   </w:num>
-  <w:num w:numId="3">
+  <w:num w:numId="3" w16cid:durableId="1338266079">
     <w:abstractNumId w:val="5"/>
   </w:num>
-  <w:num w:numId="4">
+  <w:num w:numId="4" w16cid:durableId="1844007553">
     <w:abstractNumId w:val="2"/>
   </w:num>
-  <w:num w:numId="5">
+  <w:num w:numId="5" w16cid:durableId="333145870">
     <w:abstractNumId w:val="6"/>
   </w:num>
-  <w:num w:numId="6">
+  <w:num w:numId="6" w16cid:durableId="908881483">
     <w:abstractNumId w:val="1"/>
   </w:num>
-  <w:num w:numId="7">
+  <w:num w:numId="7" w16cid:durableId="1408569965">
     <w:abstractNumId w:val="4"/>
   </w:num>
 </w:numbering>
 </file>
 
+<file path=word/people.xml><?xml version="1.0" encoding="utf-8"?>
+<w15:people xmlns:wpc="http://schemas.microsoft.com/office/word/2010/wordprocessingCanvas" xmlns:cx="http://schemas.microsoft.com/office/drawing/2014/chartex" xmlns:cx1="http://schemas.microsoft.com/office/drawing/2015/9/8/chartex" xmlns:cx2="http://schemas.microsoft.com/office/drawing/2015/10/21/chartex" xmlns:cx3="http://schemas.microsoft.com/office/drawing/2016/5/9/chartex" xmlns:cx4="http://schemas.microsoft.com/office/drawing/2016/5/10/chartex" xmlns:cx5="http://schemas.microsoft.com/office/drawing/2016/5/11/chartex" xmlns:cx6="http://schemas.microsoft.com/office/drawing/2016/5/12/chartex" xmlns:cx7="http://schemas.microsoft.com/office/drawing/2016/5/13/chartex" xmlns:cx8="http://schemas.microsoft.com/office/drawing/2016/5/14/chartex" xmlns:mc="http://schemas.openxmlformats.org/markup-compatibility/2006" xmlns:aink="http://schemas.microsoft.com/office/drawing/2016/ink" xmlns:am3d="http://schemas.microsoft.com/office/drawing/2017/model3d" xmlns:o="urn:schemas-microsoft-com:office:office" xmlns:oel="http://schemas.microsoft.com/office/2019/extlst" xmlns:r="http://schemas.openxmlformats.org/officeDocument/2006/relationships" xmlns:m="http://schemas.openxmlformats.org/officeDocument/2006/math" xmlns:v="urn:schemas-microsoft-com:vml" xmlns:wp14="http://schemas.microsoft.com/office/word/2010/wordprocessingDrawing" xmlns:wp="http://schemas.openxmlformats.org/drawingml/2006/wordprocessingDrawing" xmlns:w10="urn:schemas-microsoft-com:office:word" xmlns:w="http://schemas.openxmlformats.org/wordprocessingml/2006/main" xmlns:w14="http://schemas.microsoft.com/office/word/2010/wordml" xmlns:w15="http://schemas.microsoft.com/office/word/2012/wordml" xmlns:w16cex="http://schemas.microsoft.com/office/word/2018/wordml/cex" xmlns:w16cid="http://schemas.microsoft.com/office/word/2016/wordml/cid" xmlns:w16="http://schemas.microsoft.com/office/word/2018/wordml" xmlns:w16du="http://schemas.microsoft.com/office/word/2023/wordml/word16du" xmlns:w16sdtdh="http://schemas.microsoft.com/office/word/2020/wordml/sdtdatahash" xmlns:w16sdtfl="http://schemas.microsoft.com/office/word/2024/wordml/sdtformatlock" xmlns:w16se="http://schemas.microsoft.com/office/word/2015/wordml/symex" xmlns:wpg="http://schemas.microsoft.com/office/word/2010/wordprocessingGroup" xmlns:wpi="http://schemas.microsoft.com/office/word/2010/wordprocessingInk" xmlns:wne="http://schemas.microsoft.com/office/word/2006/wordml" xmlns:wps="http://schemas.microsoft.com/office/word/2010/wordprocessingShape" mc:Ignorable="w14 w15 w16se w16cid w16 w16cex w16sdtdh w16sdtfl w16du wp14">
+  <w15:person w15:author="Kalentyev Alexey">
+    <w15:presenceInfo w15:providerId="Windows Live" w15:userId="da819b8650d7d997"/>
+  </w15:person>
+</w15:people>
+</file>
+
 <file path=word/styles.xml><?xml version="1.0" encoding="utf-8"?>
-<w:styles xmlns:mc="http://schemas.openxmlformats.org/markup-compatibility/2006" xmlns:r="http://schemas.openxmlformats.org/officeDocument/2006/relationships" xmlns:w="http://schemas.openxmlformats.org/wordprocessingml/2006/main" xmlns:w14="http://schemas.microsoft.com/office/word/2010/wordml" xmlns:w15="http://schemas.microsoft.com/office/word/2012/wordml" xmlns:w16se="http://schemas.microsoft.com/office/word/2015/wordml/symex" mc:Ignorable="w14 w15 w16se">
+<w:styles xmlns:mc="http://schemas.openxmlformats.org/markup-compatibility/2006" xmlns:r="http://schemas.openxmlformats.org/officeDocument/2006/relationships" xmlns:w="http://schemas.openxmlformats.org/wordprocessingml/2006/main" xmlns:w14="http://schemas.microsoft.com/office/word/2010/wordml" xmlns:w15="http://schemas.microsoft.com/office/word/2012/wordml" xmlns:w16cex="http://schemas.microsoft.com/office/word/2018/wordml/cex" xmlns:w16cid="http://schemas.microsoft.com/office/word/2016/wordml/cid" xmlns:w16="http://schemas.microsoft.com/office/word/2018/wordml" xmlns:w16du="http://schemas.microsoft.com/office/word/2023/wordml/word16du" xmlns:w16sdtdh="http://schemas.microsoft.com/office/word/2020/wordml/sdtdatahash" xmlns:w16sdtfl="http://schemas.microsoft.com/office/word/2024/wordml/sdtformatlock" xmlns:w16se="http://schemas.microsoft.com/office/word/2015/wordml/symex" mc:Ignorable="w14 w15 w16se w16cid w16 w16cex w16sdtdh w16sdtfl w16du">
   <w:docDefaults>
     <w:rPrDefault>
       <w:rPr>
@@ -13859,7 +13722,7 @@
     </w:rPrDefault>
     <w:pPrDefault/>
   </w:docDefaults>
-  <w:latentStyles w:defLockedState="0" w:defUIPriority="0" w:defSemiHidden="0" w:defUnhideWhenUsed="0" w:defQFormat="0" w:count="371">
+  <w:latentStyles w:defLockedState="0" w:defUIPriority="0" w:defSemiHidden="0" w:defUnhideWhenUsed="0" w:defQFormat="0" w:count="376">
     <w:lsdException w:name="Normal" w:qFormat="1"/>
     <w:lsdException w:name="heading 1" w:qFormat="1"/>
     <w:lsdException w:name="heading 2" w:semiHidden="1" w:unhideWhenUsed="1" w:qFormat="1"/>
@@ -14150,6 +14013,11 @@
     <w:lsdException w:name="List Table 5 Dark Accent 6" w:uiPriority="50"/>
     <w:lsdException w:name="List Table 6 Colorful Accent 6" w:uiPriority="51"/>
     <w:lsdException w:name="List Table 7 Colorful Accent 6" w:uiPriority="52"/>
+    <w:lsdException w:name="Mention" w:semiHidden="1" w:uiPriority="99" w:unhideWhenUsed="1"/>
+    <w:lsdException w:name="Smart Hyperlink" w:semiHidden="1" w:uiPriority="99" w:unhideWhenUsed="1"/>
+    <w:lsdException w:name="Hashtag" w:semiHidden="1" w:uiPriority="99" w:unhideWhenUsed="1"/>
+    <w:lsdException w:name="Unresolved Mention" w:semiHidden="1" w:uiPriority="99" w:unhideWhenUsed="1"/>
+    <w:lsdException w:name="Smart Link" w:semiHidden="1" w:uiPriority="99" w:unhideWhenUsed="1"/>
   </w:latentStyles>
   <w:style w:type="paragraph" w:default="1" w:styleId="a">
     <w:name w:val="Normal"/>
@@ -14226,6 +14094,7 @@
   <w:style w:type="character" w:default="1" w:styleId="a0">
     <w:name w:val="Default Paragraph Font"/>
     <w:uiPriority w:val="1"/>
+    <w:semiHidden/>
     <w:unhideWhenUsed/>
   </w:style>
   <w:style w:type="table" w:default="1" w:styleId="a1">

--- a/Docs/Техническое задание.docx
+++ b/Docs/Техническое задание.docx
@@ -803,6 +803,7 @@
               <w:szCs w:val="28"/>
             </w:rPr>
           </w:pPr>
+          <w:commentRangeStart w:id="9"/>
           <w:r>
             <w:rPr>
               <w:rFonts w:cs="Times New Roman" w:ascii="Times New Roman" w:hAnsi="Times New Roman"/>
@@ -812,6 +813,13 @@
               <w:szCs w:val="28"/>
             </w:rPr>
             <w:t>СОДЕРЖАНИЕ</w:t>
+          </w:r>
+          <w:commentRangeEnd w:id="9"/>
+          <w:r>
+            <w:rPr>
+              <w:rStyle w:val="CommentReference"/>
+            </w:rPr>
+            <w:commentReference w:id="9"/>
           </w:r>
         </w:p>
         <w:p>
@@ -3869,6 +3877,7 @@
         </w:rPr>
       </w:pPr>
       <w:bookmarkStart w:id="2" w:name="_Toc178605018"/>
+      <w:commentRangeStart w:id="10"/>
       <w:r>
         <w:rPr>
           <w:rFonts w:cs="Times New Roman" w:ascii="Times New Roman" w:hAnsi="Times New Roman"/>
@@ -3882,6 +3891,13 @@
         <w:t>1 ОБЩИЕ СВЕДЕНИЯ</w:t>
       </w:r>
       <w:bookmarkEnd w:id="2"/>
+      <w:commentRangeEnd w:id="10"/>
+      <w:r>
+        <w:rPr>
+          <w:rStyle w:val="CommentReference"/>
+        </w:rPr>
+        <w:commentReference w:id="10"/>
+      </w:r>
     </w:p>
     <w:p>
       <w:pPr>
@@ -3923,6 +3939,7 @@
         </w:rPr>
       </w:pPr>
       <w:bookmarkStart w:id="3" w:name="_Toc178605019"/>
+      <w:commentRangeStart w:id="8"/>
       <w:r>
         <w:rPr>
           <w:rFonts w:cs="Times New Roman" w:ascii="Times New Roman" w:hAnsi="Times New Roman"/>
@@ -3934,6 +3951,13 @@
         <w:t>1.1 Полное наименование автоматизированной системы и её условное обозначение</w:t>
       </w:r>
       <w:bookmarkEnd w:id="3"/>
+      <w:commentRangeEnd w:id="8"/>
+      <w:r>
+        <w:rPr>
+          <w:rStyle w:val="CommentReference"/>
+        </w:rPr>
+        <w:commentReference w:id="8"/>
+      </w:r>
     </w:p>
     <w:p>
       <w:pPr>
@@ -4077,6 +4101,7 @@
           <w:lang w:val="ru-RU"/>
         </w:rPr>
       </w:pPr>
+      <w:commentRangeStart w:id="5"/>
       <w:r>
         <w:rPr>
           <w:rFonts w:cs="Times New Roman" w:ascii="Times New Roman" w:hAnsi="Times New Roman"/>
@@ -4086,6 +4111,13 @@
         </w:rPr>
         <w:tab/>
         <w:t xml:space="preserve">Заказчиком работ является: кандидат технических наук, доцент кафедры компьютерных систем в управлении и проектировании (КСУП) Калентьев Алексей Анатольевич. </w:t>
+      </w:r>
+      <w:commentRangeEnd w:id="5"/>
+      <w:r>
+        <w:rPr>
+          <w:rStyle w:val="CommentReference"/>
+        </w:rPr>
+        <w:commentReference w:id="5"/>
       </w:r>
     </w:p>
     <w:p>
@@ -5083,6 +5115,7 @@
           <w:lang w:val="ru-RU"/>
         </w:rPr>
       </w:pPr>
+      <w:commentRangeStart w:id="7"/>
       <w:r>
         <w:rPr>
           <w:rFonts w:cs="Times New Roman" w:ascii="Times New Roman" w:hAnsi="Times New Roman"/>
@@ -5146,6 +5179,13 @@
           <w:lang w:val="ru-RU"/>
         </w:rPr>
         <w:t>;</w:t>
+      </w:r>
+      <w:commentRangeEnd w:id="7"/>
+      <w:r>
+        <w:rPr>
+          <w:rStyle w:val="CommentReference"/>
+        </w:rPr>
+        <w:commentReference w:id="7"/>
       </w:r>
     </w:p>
     <w:p>
@@ -5225,6 +5265,7 @@
           <w:lang w:val="ru-RU"/>
         </w:rPr>
       </w:pPr>
+      <w:commentRangeStart w:id="11"/>
       <w:r>
         <w:rPr>
           <w:rFonts w:cs="Times New Roman" w:ascii="Times New Roman" w:hAnsi="Times New Roman"/>
@@ -5271,6 +5312,13 @@
           <w:lang w:val="ru-RU"/>
         </w:rPr>
         <w:t>(Диапазон: от 5 до 12 мм)</w:t>
+      </w:r>
+      <w:commentRangeEnd w:id="11"/>
+      <w:r>
+        <w:rPr>
+          <w:rStyle w:val="CommentReference"/>
+        </w:rPr>
+        <w:commentReference w:id="11"/>
       </w:r>
     </w:p>
     <w:p>
@@ -8605,6 +8653,7 @@
                 <w:lang w:val="ru-RU"/>
               </w:rPr>
             </w:pPr>
+            <w:commentRangeStart w:id="6"/>
             <w:r>
               <w:rPr>
                 <w:rFonts w:cs="Times New Roman" w:ascii="Times New Roman" w:hAnsi="Times New Roman"/>
@@ -8614,6 +8663,13 @@
                 <w:lang w:val="ru-RU" w:bidi="ar-SA"/>
               </w:rPr>
               <w:t>Не позднее 31.12.2024</w:t>
+            </w:r>
+            <w:commentRangeEnd w:id="6"/>
+            <w:r>
+              <w:rPr>
+                <w:rStyle w:val="CommentReference"/>
+              </w:rPr>
+              <w:commentReference w:id="6"/>
             </w:r>
           </w:p>
         </w:tc>
@@ -11286,6 +11342,97 @@
           <w:lang w:eastAsia="en-US" w:bidi="en-US" w:val="ru-RU"/>
         </w:rPr>
         <w:t>Висячая строка.+</w:t>
+      </w:r>
+    </w:p>
+  </w:comment>
+  <w:comment w:id="5" w:author="Kalentyev Alexey" w:initials="KA" w:date="2026-09-23T04:48:57Z">
+    <w:p>
+      <w:pPr>
+        <w:pStyle w:val="CommentText"/>
+      </w:pPr>
+      <w:r>
+        <w:annotationRef/>
+      </w:r>
+      <w:r>
+        <w:t xml:space="preserve">Укажите наименование организации-заказчика отдельно от ФИО её представителя. Дополните сведения об известном разработчике — студенте и его группе.</w:t>
+      </w:r>
+    </w:p>
+  </w:comment>
+  <w:comment w:id="6" w:author="Kalentyev Alexey" w:initials="KA" w:date="2026-09-23T04:48:57Z">
+    <w:p>
+      <w:pPr>
+        <w:pStyle w:val="CommentText"/>
+      </w:pPr>
+      <w:r>
+        <w:annotationRef/>
+      </w:r>
+      <w:r>
+        <w:t xml:space="preserve">Исправьте срок последнего этапа: здесь указан 31.12.2024, хотя в п. 1.4 работа выполняется в 2026 году и должна завершиться не позднее 29.12.2026. Согласуйте даты по всему плану.</w:t>
+      </w:r>
+    </w:p>
+  </w:comment>
+  <w:comment w:id="7" w:author="Kalentyev Alexey" w:initials="KA" w:date="2026-09-23T04:48:57Z">
+    <w:p>
+      <w:pPr>
+        <w:pStyle w:val="CommentText"/>
+      </w:pPr>
+      <w:r>
+        <w:annotationRef/>
+      </w:r>
+      <w:r>
+        <w:t xml:space="preserve">Уточните ограничения между общей длиной L, межосевым расстоянием P1 и диаметрами отверстий. Одного P1 &lt; L недостаточно: нужно обеспечить размещение отверстий в теле держателя и необходимую толщину материала у края. Укажите, какие отверстия образуют P1, и минимальные отступы.</w:t>
+      </w:r>
+    </w:p>
+  </w:comment>
+  <w:comment w:id="8" w:author="Kalentyev Alexey" w:initials="KA" w:date="2026-09-23T04:48:57Z">
+    <w:p>
+      <w:pPr>
+        <w:pStyle w:val="CommentText"/>
+      </w:pPr>
+      <w:r>
+        <w:annotationRef/>
+      </w:r>
+      <w:r>
+        <w:t xml:space="preserve">Выделите заголовки подразделов и пунктов полужирным и приведите их оформление к единому стилю каждого уровня; заголовки располагайте по центру. Проверьте это по всему документу, включая 1.1, 1.2 и подразделы раздела 3.</w:t>
+      </w:r>
+    </w:p>
+  </w:comment>
+  <w:comment w:id="9" w:author="Kalentyev Alexey" w:initials="KA" w:date="2026-09-23T04:48:57Z">
+    <w:p>
+      <w:pPr>
+        <w:pStyle w:val="CommentText"/>
+      </w:pPr>
+      <w:r>
+        <w:annotationRef/>
+      </w:r>
+      <w:r>
+        <w:t xml:space="preserve">Замените «СОДЕРЖАНИЕ» на «Оглавление», оставив заголовок по центру и полужирным.</w:t>
+      </w:r>
+    </w:p>
+  </w:comment>
+  <w:comment w:id="10" w:author="Kalentyev Alexey" w:initials="KA" w:date="2026-09-23T04:48:57Z">
+    <w:p>
+      <w:pPr>
+        <w:pStyle w:val="CommentText"/>
+      </w:pPr>
+      <w:r>
+        <w:annotationRef/>
+      </w:r>
+      <w:r>
+        <w:t xml:space="preserve">Установите поля: левое 30 мм, правое 15 мм, верхнее и нижнее 20 мм. Сейчас в текстовых секциях установлены примерно 31,75 / 12,47 / 25,4 / 25,4 мм соответственно.</w:t>
+      </w:r>
+    </w:p>
+  </w:comment>
+  <w:comment w:id="11" w:author="Kalentyev Alexey" w:initials="KA" w:date="2026-09-23T04:48:57Z">
+    <w:p>
+      <w:pPr>
+        <w:pStyle w:val="CommentText"/>
+      </w:pPr>
+      <w:r>
+        <w:annotationRef/>
+      </w:r>
+      <w:r>
+        <w:t xml:space="preserve">Согласуйте обозначение P3: в перечне оно названо диаметром отверстия, но на рисунке 2.1 обозначает ширину открытого паза. Дайте определения и правила определения размеров P2 и P5, которые есть на чертеже, но отсутствуют в описании геометрии.</w:t>
       </w:r>
     </w:p>
   </w:comment>

--- a/Docs/Техническое задание.docx
+++ b/Docs/Техническое задание.docx
@@ -1,6 +1,6 @@
 
 <file path=word/document.xml><?xml version="1.0" encoding="utf-8"?>
-<w:document xmlns:wpc="http://schemas.microsoft.com/office/word/2010/wordprocessingCanvas" xmlns:cx="http://schemas.microsoft.com/office/drawing/2014/chartex" xmlns:mc="http://schemas.openxmlformats.org/markup-compatibility/2006" xmlns:o="urn:schemas-microsoft-com:office:office" xmlns:r="http://schemas.openxmlformats.org/officeDocument/2006/relationships" xmlns:m="http://schemas.openxmlformats.org/officeDocument/2006/math" xmlns:v="urn:schemas-microsoft-com:vml" xmlns:wp14="http://schemas.microsoft.com/office/word/2010/wordprocessingDrawing" xmlns:wp="http://schemas.openxmlformats.org/drawingml/2006/wordprocessingDrawing" xmlns:w10="urn:schemas-microsoft-com:office:word" xmlns:w="http://schemas.openxmlformats.org/wordprocessingml/2006/main" xmlns:w14="http://schemas.microsoft.com/office/word/2010/wordml" xmlns:w15="http://schemas.microsoft.com/office/word/2012/wordml" xmlns:w16se="http://schemas.microsoft.com/office/word/2015/wordml/symex" xmlns:wpg="http://schemas.microsoft.com/office/word/2010/wordprocessingGroup" xmlns:wpi="http://schemas.microsoft.com/office/word/2010/wordprocessingInk" xmlns:wne="http://schemas.microsoft.com/office/word/2006/wordml" xmlns:wps="http://schemas.microsoft.com/office/word/2010/wordprocessingShape" mc:Ignorable="w14 w15 w16se wp14">
+<w:document xmlns:wpc="http://schemas.microsoft.com/office/word/2010/wordprocessingCanvas" xmlns:cx="http://schemas.microsoft.com/office/drawing/2014/chartex" xmlns:cx1="http://schemas.microsoft.com/office/drawing/2015/9/8/chartex" xmlns:cx2="http://schemas.microsoft.com/office/drawing/2015/10/21/chartex" xmlns:cx3="http://schemas.microsoft.com/office/drawing/2016/5/9/chartex" xmlns:cx4="http://schemas.microsoft.com/office/drawing/2016/5/10/chartex" xmlns:cx5="http://schemas.microsoft.com/office/drawing/2016/5/11/chartex" xmlns:cx6="http://schemas.microsoft.com/office/drawing/2016/5/12/chartex" xmlns:cx7="http://schemas.microsoft.com/office/drawing/2016/5/13/chartex" xmlns:cx8="http://schemas.microsoft.com/office/drawing/2016/5/14/chartex" xmlns:mc="http://schemas.openxmlformats.org/markup-compatibility/2006" xmlns:aink="http://schemas.microsoft.com/office/drawing/2016/ink" xmlns:am3d="http://schemas.microsoft.com/office/drawing/2017/model3d" xmlns:o="urn:schemas-microsoft-com:office:office" xmlns:oel="http://schemas.microsoft.com/office/2019/extlst" xmlns:r="http://schemas.openxmlformats.org/officeDocument/2006/relationships" xmlns:m="http://schemas.openxmlformats.org/officeDocument/2006/math" xmlns:v="urn:schemas-microsoft-com:vml" xmlns:wp14="http://schemas.microsoft.com/office/word/2010/wordprocessingDrawing" xmlns:wp="http://schemas.openxmlformats.org/drawingml/2006/wordprocessingDrawing" xmlns:w10="urn:schemas-microsoft-com:office:word" xmlns:w="http://schemas.openxmlformats.org/wordprocessingml/2006/main" xmlns:w14="http://schemas.microsoft.com/office/word/2010/wordml" xmlns:w15="http://schemas.microsoft.com/office/word/2012/wordml" xmlns:w16cex="http://schemas.microsoft.com/office/word/2018/wordml/cex" xmlns:w16cid="http://schemas.microsoft.com/office/word/2016/wordml/cid" xmlns:w16="http://schemas.microsoft.com/office/word/2018/wordml" xmlns:w16du="http://schemas.microsoft.com/office/word/2023/wordml/word16du" xmlns:w16sdtdh="http://schemas.microsoft.com/office/word/2020/wordml/sdtdatahash" xmlns:w16sdtfl="http://schemas.microsoft.com/office/word/2024/wordml/sdtformatlock" xmlns:w16se="http://schemas.microsoft.com/office/word/2015/wordml/symex" xmlns:wpg="http://schemas.microsoft.com/office/word/2010/wordprocessingGroup" xmlns:wpi="http://schemas.microsoft.com/office/word/2010/wordprocessingInk" xmlns:wne="http://schemas.microsoft.com/office/word/2006/wordml" xmlns:wps="http://schemas.microsoft.com/office/word/2010/wordprocessingShape" mc:Ignorable="w14 w15 w16se w16cid w16 w16cex w16sdtdh w16sdtfl w16du wp14">
   <w:body>
     <w:p>
       <w:pPr>
@@ -483,7 +483,6 @@
         </w:docPartObj>
       </w:sdtPr>
       <w:sdtContent>
-        <w:commentRangeStart w:id="0" w:displacedByCustomXml="prev"/>
         <w:p>
           <w:pPr>
             <w:pStyle w:val="af5"/>
@@ -516,10 +515,6 @@
               <w:szCs w:val="28"/>
             </w:rPr>
             <w:t>главление</w:t>
-          </w:r>
-          <w:commentRangeEnd w:id="0"/>
-          <w:r>
-            <w:commentReference w:id="0"/>
           </w:r>
         </w:p>
         <w:p>
@@ -3672,8 +3667,7 @@
           <w:lang w:val="ru-RU"/>
         </w:rPr>
       </w:pPr>
-      <w:bookmarkStart w:id="1" w:name="_Toc178605018"/>
-      <w:commentRangeStart w:id="2"/>
+      <w:bookmarkStart w:id="0" w:name="_Toc178605018"/>
       <w:r>
         <w:rPr>
           <w:rFonts w:ascii="Times New Roman" w:hAnsi="Times New Roman" w:cs="Times New Roman"/>
@@ -3687,11 +3681,7 @@
         <w:lastRenderedPageBreak/>
         <w:t>1 ОБЩИЕ СВЕДЕНИЯ</w:t>
       </w:r>
-      <w:bookmarkEnd w:id="1"/>
-      <w:commentRangeEnd w:id="2"/>
-      <w:r>
-        <w:commentReference w:id="2"/>
-      </w:r>
+      <w:bookmarkEnd w:id="0"/>
     </w:p>
     <w:p>
       <w:pPr>
@@ -3722,8 +3712,8 @@
           <w:lang w:val="ru-RU"/>
         </w:rPr>
       </w:pPr>
-      <w:bookmarkStart w:id="3" w:name="_Toc178605019"/>
-      <w:commentRangeStart w:id="4"/>
+      <w:bookmarkStart w:id="1" w:name="_Toc178605019"/>
+      <w:commentRangeStart w:id="2"/>
       <w:r>
         <w:rPr>
           <w:rFonts w:ascii="Times New Roman" w:hAnsi="Times New Roman" w:cs="Times New Roman"/>
@@ -3735,13 +3725,19 @@
         </w:rPr>
         <w:t>1.1 Полное наименование автоматизированной системы и её условное обозначение</w:t>
       </w:r>
-      <w:bookmarkEnd w:id="3"/>
-      <w:commentRangeEnd w:id="4"/>
-      <w:r>
-        <w:rPr>
-          <w:b/>
-        </w:rPr>
-        <w:commentReference w:id="4"/>
+      <w:bookmarkEnd w:id="1"/>
+      <w:commentRangeEnd w:id="2"/>
+      <w:r>
+        <w:rPr>
+          <w:rStyle w:val="a4"/>
+          <w:rFonts w:ascii="Times New Roman" w:hAnsi="Times New Roman" w:cs="Times New Roman"/>
+          <w:b/>
+          <w:color w:val="auto"/>
+          <w:sz w:val="28"/>
+          <w:szCs w:val="28"/>
+          <w:lang w:val="ru-RU"/>
+        </w:rPr>
+        <w:commentReference w:id="2"/>
       </w:r>
     </w:p>
     <w:p>
@@ -3822,7 +3818,7 @@
           <w:lang w:val="ru-RU"/>
         </w:rPr>
       </w:pPr>
-      <w:bookmarkStart w:id="5" w:name="_Toc178605020"/>
+      <w:bookmarkStart w:id="3" w:name="_Toc178605020"/>
       <w:r>
         <w:rPr>
           <w:rFonts w:ascii="Times New Roman" w:hAnsi="Times New Roman" w:cs="Times New Roman"/>
@@ -3832,9 +3828,45 @@
           <w:szCs w:val="28"/>
           <w:lang w:val="ru-RU"/>
         </w:rPr>
-        <w:t>1.2 Наименование заказчика</w:t>
-      </w:r>
-      <w:bookmarkEnd w:id="5"/>
+        <w:t xml:space="preserve">1.2 </w:t>
+      </w:r>
+      <w:commentRangeStart w:id="4"/>
+      <w:r>
+        <w:rPr>
+          <w:rFonts w:ascii="Times New Roman" w:hAnsi="Times New Roman" w:cs="Times New Roman"/>
+          <w:b/>
+          <w:color w:val="auto"/>
+          <w:sz w:val="28"/>
+          <w:szCs w:val="28"/>
+          <w:lang w:val="ru-RU"/>
+        </w:rPr>
+        <w:t>Наименование</w:t>
+      </w:r>
+      <w:commentRangeEnd w:id="4"/>
+      <w:r>
+        <w:rPr>
+          <w:rStyle w:val="a4"/>
+          <w:rFonts w:ascii="Times New Roman" w:hAnsi="Times New Roman" w:cs="Times New Roman"/>
+          <w:b/>
+          <w:color w:val="auto"/>
+          <w:sz w:val="28"/>
+          <w:szCs w:val="28"/>
+          <w:lang w:val="ru-RU"/>
+        </w:rPr>
+        <w:commentReference w:id="4"/>
+      </w:r>
+      <w:r>
+        <w:rPr>
+          <w:rFonts w:ascii="Times New Roman" w:hAnsi="Times New Roman" w:cs="Times New Roman"/>
+          <w:b/>
+          <w:color w:val="auto"/>
+          <w:sz w:val="28"/>
+          <w:szCs w:val="28"/>
+          <w:lang w:val="ru-RU"/>
+        </w:rPr>
+        <w:t xml:space="preserve"> заказчика</w:t>
+      </w:r>
+      <w:bookmarkEnd w:id="3"/>
       <w:r>
         <w:rPr>
           <w:rFonts w:ascii="Times New Roman" w:hAnsi="Times New Roman" w:cs="Times New Roman"/>
@@ -4042,7 +4074,7 @@
           <w:lang w:val="ru-RU"/>
         </w:rPr>
       </w:pPr>
-      <w:bookmarkStart w:id="6" w:name="_Toc178605021"/>
+      <w:bookmarkStart w:id="5" w:name="_Toc178605021"/>
       <w:r>
         <w:rPr>
           <w:rFonts w:ascii="Times New Roman" w:hAnsi="Times New Roman" w:cs="Times New Roman"/>
@@ -4054,7 +4086,7 @@
         </w:rPr>
         <w:t>1.3 Перечень документов, на основании которых создается АС</w:t>
       </w:r>
-      <w:bookmarkEnd w:id="6"/>
+      <w:bookmarkEnd w:id="5"/>
     </w:p>
     <w:p>
       <w:pPr>
@@ -4176,7 +4208,37 @@
           <w:szCs w:val="28"/>
           <w:lang w:val="ru-RU"/>
         </w:rPr>
-        <w:t>− ГОСТ 19.103-77 “Единая система конструкторской документации. Обозначения программ и программных документов”.</w:t>
+        <w:t xml:space="preserve">− </w:t>
+      </w:r>
+      <w:commentRangeStart w:id="6"/>
+      <w:r>
+        <w:rPr>
+          <w:rFonts w:ascii="Times New Roman" w:hAnsi="Times New Roman" w:cs="Times New Roman"/>
+          <w:sz w:val="28"/>
+          <w:szCs w:val="28"/>
+          <w:lang w:val="ru-RU"/>
+        </w:rPr>
+        <w:t>ГОСТ</w:t>
+      </w:r>
+      <w:commentRangeEnd w:id="6"/>
+      <w:r>
+        <w:rPr>
+          <w:rStyle w:val="a4"/>
+          <w:rFonts w:ascii="Times New Roman" w:hAnsi="Times New Roman" w:cs="Times New Roman"/>
+          <w:sz w:val="28"/>
+          <w:szCs w:val="28"/>
+          <w:lang w:val="ru-RU"/>
+        </w:rPr>
+        <w:commentReference w:id="6"/>
+      </w:r>
+      <w:r>
+        <w:rPr>
+          <w:rFonts w:ascii="Times New Roman" w:hAnsi="Times New Roman" w:cs="Times New Roman"/>
+          <w:sz w:val="28"/>
+          <w:szCs w:val="28"/>
+          <w:lang w:val="ru-RU"/>
+        </w:rPr>
+        <w:t xml:space="preserve"> 19.103-77 “Единая система конструкторской документации. Обозначения программ и программных документов”.</w:t>
       </w:r>
     </w:p>
     <w:p>
@@ -4506,7 +4568,7 @@
                     </pic:cNvPicPr>
                   </pic:nvPicPr>
                   <pic:blipFill>
-                    <a:blip r:embed="rId11"/>
+                    <a:blip r:embed="rId13"/>
                     <a:stretch>
                       <a:fillRect/>
                     </a:stretch>
@@ -4684,7 +4746,6 @@
         </w:rPr>
       </w:pPr>
       <w:bookmarkStart w:id="13" w:name="_Toc178605028"/>
-      <w:bookmarkStart w:id="14" w:name="_GoBack"/>
       <w:r>
         <w:rPr>
           <w:rFonts w:ascii="Times New Roman" w:hAnsi="Times New Roman" w:cs="Times New Roman"/>
@@ -4697,7 +4758,6 @@
         <w:t>3.1.1 Требования к структуре и функционированию системы</w:t>
       </w:r>
       <w:bookmarkEnd w:id="13"/>
-      <w:bookmarkEnd w:id="14"/>
     </w:p>
     <w:p>
       <w:pPr>
@@ -4821,7 +4881,8 @@
           <w:lang w:val="ru-RU"/>
         </w:rPr>
       </w:pPr>
-      <w:bookmarkStart w:id="15" w:name="_Hlk183900138"/>
+      <w:bookmarkStart w:id="14" w:name="_Hlk183900138"/>
+      <w:commentRangeStart w:id="15"/>
       <w:r>
         <w:rPr>
           <w:rFonts w:ascii="Times New Roman" w:hAnsi="Times New Roman" w:cs="Times New Roman"/>
@@ -4842,7 +4903,27 @@
           <w:szCs w:val="28"/>
           <w:lang w:val="ru-RU"/>
         </w:rPr>
-        <w:t xml:space="preserve"> (также все обозначения показаны на рисунке 2.1):</w:t>
+        <w:t xml:space="preserve"> </w:t>
+      </w:r>
+      <w:commentRangeEnd w:id="15"/>
+      <w:r>
+        <w:rPr>
+          <w:rStyle w:val="a4"/>
+          <w:rFonts w:ascii="Times New Roman" w:hAnsi="Times New Roman" w:cs="Times New Roman"/>
+          <w:sz w:val="28"/>
+          <w:szCs w:val="28"/>
+          <w:lang w:val="ru-RU"/>
+        </w:rPr>
+        <w:commentReference w:id="15"/>
+      </w:r>
+      <w:r>
+        <w:rPr>
+          <w:rFonts w:ascii="Times New Roman" w:hAnsi="Times New Roman" w:cs="Times New Roman"/>
+          <w:sz w:val="28"/>
+          <w:szCs w:val="28"/>
+          <w:lang w:val="ru-RU"/>
+        </w:rPr>
+        <w:t>(также все обозначения показаны на рисунке 2.1):</w:t>
       </w:r>
     </w:p>
     <w:p>
@@ -4865,7 +4946,29 @@
           <w:szCs w:val="28"/>
           <w:lang w:val="ru-RU"/>
         </w:rPr>
-        <w:t xml:space="preserve">Межосевое расстояние </w:t>
+        <w:t>Межосевое</w:t>
+      </w:r>
+      <w:commentRangeEnd w:id="16"/>
+      <w:r>
+        <w:rPr>
+          <w:rStyle w:val="a4"/>
+          <w:rFonts w:ascii="Times New Roman" w:hAnsi="Times New Roman" w:cs="Times New Roman"/>
+          <w:b/>
+          <w:sz w:val="28"/>
+          <w:szCs w:val="28"/>
+          <w:lang w:val="ru-RU"/>
+        </w:rPr>
+        <w:commentReference w:id="16"/>
+      </w:r>
+      <w:r>
+        <w:rPr>
+          <w:rFonts w:ascii="Times New Roman" w:hAnsi="Times New Roman" w:cs="Times New Roman"/>
+          <w:b/>
+          <w:sz w:val="28"/>
+          <w:szCs w:val="28"/>
+          <w:lang w:val="ru-RU"/>
+        </w:rPr>
+        <w:t xml:space="preserve"> расстояние </w:t>
       </w:r>
       <w:r>
         <w:rPr>
@@ -4895,10 +4998,6 @@
         </w:rPr>
         <w:t>(от 20 до 60 мм) — расстояние между осями отверстия под раму d1 и отверстия под переключатель d2;</w:t>
       </w:r>
-      <w:commentRangeEnd w:id="16"/>
-      <w:r>
-        <w:commentReference w:id="16"/>
-      </w:r>
     </w:p>
     <w:p>
       <w:pPr>
@@ -4947,6 +5046,7 @@
         </w:rPr>
       </w:pPr>
       <w:commentRangeStart w:id="17"/>
+      <w:commentRangeStart w:id="18"/>
       <w:r>
         <w:rPr>
           <w:rFonts w:ascii="Times New Roman" w:hAnsi="Times New Roman" w:cs="Times New Roman"/>
@@ -4987,8 +5087,26 @@
       </w:r>
       <w:commentRangeEnd w:id="17"/>
       <w:r>
+        <w:rPr>
+          <w:rStyle w:val="a4"/>
+          <w:rFonts w:ascii="Times New Roman" w:hAnsi="Times New Roman" w:cs="Times New Roman"/>
+          <w:sz w:val="28"/>
+          <w:szCs w:val="28"/>
+          <w:lang w:val="ru-RU"/>
+        </w:rPr>
         <w:commentReference w:id="17"/>
       </w:r>
+      <w:commentRangeEnd w:id="18"/>
+      <w:r>
+        <w:rPr>
+          <w:rStyle w:val="a4"/>
+          <w:rFonts w:ascii="Times New Roman" w:hAnsi="Times New Roman" w:cs="Times New Roman"/>
+          <w:sz w:val="28"/>
+          <w:szCs w:val="28"/>
+          <w:lang w:val="ru-RU"/>
+        </w:rPr>
+        <w:commentReference w:id="18"/>
+      </w:r>
       <w:r>
         <w:rPr>
           <w:rFonts w:ascii="Times New Roman" w:hAnsi="Times New Roman" w:cs="Times New Roman"/>
@@ -4999,7 +5117,7 @@
         <w:t xml:space="preserve"> — ширина паза, измеряемая перпендикулярно его осевой линии;</w:t>
       </w:r>
     </w:p>
-    <w:bookmarkEnd w:id="15"/>
+    <w:bookmarkEnd w:id="14"/>
     <w:p>
       <w:pPr>
         <w:spacing w:line="360" w:lineRule="auto"/>
@@ -5385,7 +5503,7 @@
           <w:lang w:val="ru-RU"/>
         </w:rPr>
       </w:pPr>
-      <w:bookmarkStart w:id="18" w:name="_Toc178605029"/>
+      <w:bookmarkStart w:id="19" w:name="_Toc178605029"/>
       <w:r>
         <w:rPr>
           <w:rFonts w:ascii="Times New Roman" w:hAnsi="Times New Roman" w:cs="Times New Roman"/>
@@ -5397,7 +5515,7 @@
         </w:rPr>
         <w:t>3.1.2 Требования к численности и квалификации персонала системы</w:t>
       </w:r>
-      <w:bookmarkEnd w:id="18"/>
+      <w:bookmarkEnd w:id="19"/>
     </w:p>
     <w:p>
       <w:pPr>
@@ -5435,7 +5553,7 @@
           <w:lang w:val="ru-RU"/>
         </w:rPr>
       </w:pPr>
-      <w:bookmarkStart w:id="19" w:name="_Toc178605030"/>
+      <w:bookmarkStart w:id="20" w:name="_Toc178605030"/>
       <w:r>
         <w:rPr>
           <w:rFonts w:ascii="Times New Roman" w:hAnsi="Times New Roman" w:cs="Times New Roman"/>
@@ -5447,7 +5565,7 @@
         </w:rPr>
         <w:t>3.1.3 Показатели назначения</w:t>
       </w:r>
-      <w:bookmarkEnd w:id="19"/>
+      <w:bookmarkEnd w:id="20"/>
     </w:p>
     <w:p>
       <w:pPr>
@@ -5492,6 +5610,7 @@
         </w:rPr>
         <w:t xml:space="preserve">− Время построения детали при учёте уже запущенной программы САПР не должно превышать </w:t>
       </w:r>
+      <w:commentRangeStart w:id="21"/>
       <w:r>
         <w:rPr>
           <w:rFonts w:ascii="Times New Roman" w:hAnsi="Times New Roman" w:cs="Times New Roman"/>
@@ -5501,6 +5620,17 @@
           <w:lang w:val="ru-RU"/>
         </w:rPr>
         <w:t>одной</w:t>
+      </w:r>
+      <w:commentRangeEnd w:id="21"/>
+      <w:r>
+        <w:rPr>
+          <w:rStyle w:val="a4"/>
+          <w:rFonts w:ascii="Times New Roman" w:hAnsi="Times New Roman" w:cs="Times New Roman"/>
+          <w:sz w:val="28"/>
+          <w:szCs w:val="28"/>
+          <w:lang w:val="ru-RU"/>
+        </w:rPr>
+        <w:commentReference w:id="21"/>
       </w:r>
       <w:r>
         <w:rPr>
@@ -5593,7 +5723,7 @@
           <w:lang w:val="ru-RU"/>
         </w:rPr>
       </w:pPr>
-      <w:bookmarkStart w:id="20" w:name="_Toc178605031"/>
+      <w:bookmarkStart w:id="22" w:name="_Toc178605031"/>
       <w:r>
         <w:rPr>
           <w:rFonts w:ascii="Times New Roman" w:hAnsi="Times New Roman" w:cs="Times New Roman"/>
@@ -5605,7 +5735,7 @@
         </w:rPr>
         <w:t>3.1.4 Требования к надёжности</w:t>
       </w:r>
-      <w:bookmarkEnd w:id="20"/>
+      <w:bookmarkEnd w:id="22"/>
     </w:p>
     <w:p>
       <w:pPr>
@@ -5643,7 +5773,7 @@
           <w:lang w:val="ru-RU"/>
         </w:rPr>
       </w:pPr>
-      <w:bookmarkStart w:id="21" w:name="_Toc178605032"/>
+      <w:bookmarkStart w:id="23" w:name="_Toc178605032"/>
       <w:r>
         <w:rPr>
           <w:rFonts w:ascii="Times New Roman" w:hAnsi="Times New Roman" w:cs="Times New Roman"/>
@@ -5655,7 +5785,7 @@
         </w:rPr>
         <w:t>3.1.5 Требования к безопасности</w:t>
       </w:r>
-      <w:bookmarkEnd w:id="21"/>
+      <w:bookmarkEnd w:id="23"/>
     </w:p>
     <w:p>
       <w:pPr>
@@ -5693,7 +5823,7 @@
           <w:lang w:val="ru-RU"/>
         </w:rPr>
       </w:pPr>
-      <w:bookmarkStart w:id="22" w:name="_Toc178605033"/>
+      <w:bookmarkStart w:id="24" w:name="_Toc178605033"/>
       <w:r>
         <w:rPr>
           <w:rFonts w:ascii="Times New Roman" w:hAnsi="Times New Roman" w:cs="Times New Roman"/>
@@ -5705,7 +5835,7 @@
         </w:rPr>
         <w:t>3.1.6 Требования к эргономике и технической эстетике</w:t>
       </w:r>
-      <w:bookmarkEnd w:id="22"/>
+      <w:bookmarkEnd w:id="24"/>
     </w:p>
     <w:p>
       <w:pPr>
@@ -5782,7 +5912,7 @@
           <w:lang w:val="ru-RU"/>
         </w:rPr>
       </w:pPr>
-      <w:bookmarkStart w:id="23" w:name="_Toc178605034"/>
+      <w:bookmarkStart w:id="25" w:name="_Toc178605034"/>
       <w:r>
         <w:rPr>
           <w:rFonts w:ascii="Times New Roman" w:hAnsi="Times New Roman" w:cs="Times New Roman"/>
@@ -5794,7 +5924,7 @@
         </w:rPr>
         <w:t>3.1.7 Требования к эксплуатации, техническому обслуживанию, ремонту и хранению компонентов системы</w:t>
       </w:r>
-      <w:bookmarkEnd w:id="23"/>
+      <w:bookmarkEnd w:id="25"/>
     </w:p>
     <w:p>
       <w:pPr>
@@ -5831,7 +5961,7 @@
           <w:lang w:val="ru-RU"/>
         </w:rPr>
       </w:pPr>
-      <w:bookmarkStart w:id="24" w:name="_Toc178605035"/>
+      <w:bookmarkStart w:id="26" w:name="_Toc178605035"/>
       <w:r>
         <w:rPr>
           <w:rFonts w:ascii="Times New Roman" w:hAnsi="Times New Roman" w:cs="Times New Roman"/>
@@ -5843,7 +5973,7 @@
         </w:rPr>
         <w:t>3.1.8 Требования к защите информации от несанкционированного доступа</w:t>
       </w:r>
-      <w:bookmarkEnd w:id="24"/>
+      <w:bookmarkEnd w:id="26"/>
     </w:p>
     <w:p>
       <w:pPr>
@@ -5881,7 +6011,7 @@
           <w:lang w:val="ru-RU"/>
         </w:rPr>
       </w:pPr>
-      <w:bookmarkStart w:id="25" w:name="_Toc178605036"/>
+      <w:bookmarkStart w:id="27" w:name="_Toc178605036"/>
       <w:r>
         <w:rPr>
           <w:rFonts w:ascii="Times New Roman" w:hAnsi="Times New Roman" w:cs="Times New Roman"/>
@@ -5893,7 +6023,7 @@
         </w:rPr>
         <w:t>3.1.9 Требования по сохранности информации при авариях</w:t>
       </w:r>
-      <w:bookmarkEnd w:id="25"/>
+      <w:bookmarkEnd w:id="27"/>
     </w:p>
     <w:p>
       <w:pPr>
@@ -5931,7 +6061,7 @@
           <w:lang w:val="ru-RU"/>
         </w:rPr>
       </w:pPr>
-      <w:bookmarkStart w:id="26" w:name="_Toc178605037"/>
+      <w:bookmarkStart w:id="28" w:name="_Toc178605037"/>
       <w:r>
         <w:rPr>
           <w:rFonts w:ascii="Times New Roman" w:hAnsi="Times New Roman" w:cs="Times New Roman"/>
@@ -5944,7 +6074,7 @@
         <w:lastRenderedPageBreak/>
         <w:t>3.1.10 Требования к защите от влияния внешних воздействий</w:t>
       </w:r>
-      <w:bookmarkEnd w:id="26"/>
+      <w:bookmarkEnd w:id="28"/>
     </w:p>
     <w:p>
       <w:pPr>
@@ -5982,7 +6112,7 @@
           <w:lang w:val="ru-RU"/>
         </w:rPr>
       </w:pPr>
-      <w:bookmarkStart w:id="27" w:name="_Toc178605038"/>
+      <w:bookmarkStart w:id="29" w:name="_Toc178605038"/>
       <w:r>
         <w:rPr>
           <w:rFonts w:ascii="Times New Roman" w:hAnsi="Times New Roman" w:cs="Times New Roman"/>
@@ -5994,7 +6124,7 @@
         </w:rPr>
         <w:t>3.1.11 Требования к патентной чистоте</w:t>
       </w:r>
-      <w:bookmarkEnd w:id="27"/>
+      <w:bookmarkEnd w:id="29"/>
     </w:p>
     <w:p>
       <w:pPr>
@@ -6032,7 +6162,7 @@
           <w:lang w:val="ru-RU"/>
         </w:rPr>
       </w:pPr>
-      <w:bookmarkStart w:id="28" w:name="_Toc178605039"/>
+      <w:bookmarkStart w:id="30" w:name="_Toc178605039"/>
       <w:r>
         <w:rPr>
           <w:rFonts w:ascii="Times New Roman" w:hAnsi="Times New Roman" w:cs="Times New Roman"/>
@@ -6044,7 +6174,7 @@
         </w:rPr>
         <w:t>3.1.12 Требования по стандартизации и унификации</w:t>
       </w:r>
-      <w:bookmarkEnd w:id="28"/>
+      <w:bookmarkEnd w:id="30"/>
     </w:p>
     <w:p>
       <w:pPr>
@@ -6094,7 +6224,7 @@
           <w:lang w:val="ru-RU"/>
         </w:rPr>
       </w:pPr>
-      <w:bookmarkStart w:id="29" w:name="_Toc178605040"/>
+      <w:bookmarkStart w:id="31" w:name="_Toc178605040"/>
       <w:r>
         <w:rPr>
           <w:rFonts w:ascii="Times New Roman" w:hAnsi="Times New Roman" w:cs="Times New Roman"/>
@@ -6106,7 +6236,7 @@
         </w:rPr>
         <w:t>3.2 Требования к функциям (задачам), выполняемым АС</w:t>
       </w:r>
-      <w:bookmarkEnd w:id="29"/>
+      <w:bookmarkEnd w:id="31"/>
     </w:p>
     <w:p>
       <w:pPr>
@@ -6135,7 +6265,7 @@
           <w:lang w:val="ru-RU"/>
         </w:rPr>
       </w:pPr>
-      <w:bookmarkStart w:id="30" w:name="_Toc178605041"/>
+      <w:bookmarkStart w:id="32" w:name="_Toc178605041"/>
       <w:r>
         <w:rPr>
           <w:rFonts w:ascii="Times New Roman" w:hAnsi="Times New Roman" w:cs="Times New Roman"/>
@@ -6147,7 +6277,7 @@
         </w:rPr>
         <w:t>3.2.1 Перечень функций, задач или их комплексов</w:t>
       </w:r>
-      <w:bookmarkEnd w:id="30"/>
+      <w:bookmarkEnd w:id="32"/>
     </w:p>
     <w:p>
       <w:pPr>
@@ -6207,30 +6337,7 @@
           <w:szCs w:val="28"/>
           <w:lang w:val="ru-RU"/>
         </w:rPr>
-        <w:t xml:space="preserve"> САПР «Inventor», производящая построение секций держателя</w:t>
-      </w:r>
-      <w:commentRangeStart w:id="31"/>
-      <w:r>
-        <w:rPr>
-          <w:rFonts w:ascii="Times New Roman" w:hAnsi="Times New Roman" w:cs="Times New Roman"/>
-          <w:sz w:val="28"/>
-          <w:szCs w:val="28"/>
-          <w:lang w:val="ru-RU"/>
-        </w:rPr>
-        <w:t xml:space="preserve"> </w:t>
-      </w:r>
-      <w:commentRangeEnd w:id="31"/>
-      <w:r>
-        <w:commentReference w:id="31"/>
-      </w:r>
-      <w:r>
-        <w:rPr>
-          <w:rFonts w:ascii="Times New Roman" w:hAnsi="Times New Roman" w:cs="Times New Roman"/>
-          <w:sz w:val="28"/>
-          <w:szCs w:val="28"/>
-          <w:lang w:val="ru-RU"/>
-        </w:rPr>
-        <w:t>по заданным параметрам.</w:t>
+        <w:t xml:space="preserve"> САПР «Inventor», производящая построение секций держателя по заданным параметрам.</w:t>
       </w:r>
     </w:p>
     <w:p>
@@ -6259,7 +6366,7 @@
           <w:lang w:val="ru-RU"/>
         </w:rPr>
       </w:pPr>
-      <w:bookmarkStart w:id="32" w:name="_Toc178605042"/>
+      <w:bookmarkStart w:id="33" w:name="_Toc178605042"/>
       <w:r>
         <w:rPr>
           <w:rFonts w:ascii="Times New Roman" w:hAnsi="Times New Roman" w:cs="Times New Roman"/>
@@ -6271,7 +6378,7 @@
         </w:rPr>
         <w:t>3.3 Требования к видам обеспечения АС</w:t>
       </w:r>
-      <w:bookmarkEnd w:id="32"/>
+      <w:bookmarkEnd w:id="33"/>
     </w:p>
     <w:p>
       <w:pPr>
@@ -6298,7 +6405,7 @@
           <w:lang w:val="ru-RU"/>
         </w:rPr>
       </w:pPr>
-      <w:bookmarkStart w:id="33" w:name="_Toc178605043"/>
+      <w:bookmarkStart w:id="34" w:name="_Toc178605043"/>
       <w:r>
         <w:rPr>
           <w:rFonts w:ascii="Times New Roman" w:hAnsi="Times New Roman" w:cs="Times New Roman"/>
@@ -6310,7 +6417,7 @@
         </w:rPr>
         <w:t>3.3.1 Требования к математическому обеспечению системы</w:t>
       </w:r>
-      <w:bookmarkEnd w:id="33"/>
+      <w:bookmarkEnd w:id="34"/>
     </w:p>
     <w:p>
       <w:pPr>
@@ -6348,7 +6455,7 @@
           <w:lang w:val="ru-RU"/>
         </w:rPr>
       </w:pPr>
-      <w:bookmarkStart w:id="34" w:name="_Toc178605044"/>
+      <w:bookmarkStart w:id="35" w:name="_Toc178605044"/>
       <w:r>
         <w:rPr>
           <w:rFonts w:ascii="Times New Roman" w:hAnsi="Times New Roman" w:cs="Times New Roman"/>
@@ -6361,7 +6468,7 @@
         <w:lastRenderedPageBreak/>
         <w:t>3.3.2 Требования к информационному обеспечению системы</w:t>
       </w:r>
-      <w:bookmarkEnd w:id="34"/>
+      <w:bookmarkEnd w:id="35"/>
     </w:p>
     <w:p>
       <w:pPr>
@@ -6408,7 +6515,7 @@
           <w:lang w:val="ru-RU"/>
         </w:rPr>
       </w:pPr>
-      <w:bookmarkStart w:id="35" w:name="_Toc178605045"/>
+      <w:bookmarkStart w:id="36" w:name="_Toc178605045"/>
       <w:r>
         <w:rPr>
           <w:rFonts w:ascii="Times New Roman" w:hAnsi="Times New Roman" w:cs="Times New Roman"/>
@@ -6420,7 +6527,7 @@
         </w:rPr>
         <w:t>3.3.3 Требования к лингвистическому обеспечению системы</w:t>
       </w:r>
-      <w:bookmarkEnd w:id="35"/>
+      <w:bookmarkEnd w:id="36"/>
     </w:p>
     <w:p>
       <w:pPr>
@@ -6458,7 +6565,7 @@
           <w:lang w:val="ru-RU"/>
         </w:rPr>
       </w:pPr>
-      <w:bookmarkStart w:id="36" w:name="_Toc178605046"/>
+      <w:bookmarkStart w:id="37" w:name="_Toc178605046"/>
       <w:r>
         <w:rPr>
           <w:rFonts w:ascii="Times New Roman" w:hAnsi="Times New Roman" w:cs="Times New Roman"/>
@@ -6470,7 +6577,7 @@
         </w:rPr>
         <w:t>3.3.4 Требования к программному обеспечению системы</w:t>
       </w:r>
-      <w:bookmarkEnd w:id="36"/>
+      <w:bookmarkEnd w:id="37"/>
     </w:p>
     <w:p>
       <w:pPr>
@@ -6547,7 +6654,7 @@
           <w:lang w:val="ru-RU"/>
         </w:rPr>
       </w:pPr>
-      <w:bookmarkStart w:id="37" w:name="_Toc178605047"/>
+      <w:bookmarkStart w:id="38" w:name="_Toc178605047"/>
       <w:r>
         <w:rPr>
           <w:rFonts w:ascii="Times New Roman" w:hAnsi="Times New Roman" w:cs="Times New Roman"/>
@@ -6559,7 +6666,7 @@
         </w:rPr>
         <w:t>3.3.5 Требования к техническому обеспечению системы</w:t>
       </w:r>
-      <w:bookmarkEnd w:id="37"/>
+      <w:bookmarkEnd w:id="38"/>
     </w:p>
     <w:p>
       <w:pPr>
@@ -6687,30 +6794,7 @@
           <w:szCs w:val="28"/>
           <w:lang w:val="ru-RU"/>
         </w:rPr>
-        <w:t>− Графический процессор с объемом памяти 1 ГБ, пропускной способностью 29 ГБ/с и поддержкой DirectX 11;</w:t>
-      </w:r>
-      <w:commentRangeStart w:id="38"/>
-      <w:r>
-        <w:rPr>
-          <w:rFonts w:ascii="Times New Roman" w:hAnsi="Times New Roman" w:cs="Times New Roman"/>
-          <w:sz w:val="28"/>
-          <w:szCs w:val="28"/>
-          <w:lang w:val="ru-RU"/>
-        </w:rPr>
-        <w:t xml:space="preserve"> </w:t>
-      </w:r>
-      <w:commentRangeEnd w:id="38"/>
-      <w:r>
-        <w:commentReference w:id="38"/>
-      </w:r>
-      <w:r>
-        <w:rPr>
-          <w:rFonts w:ascii="Times New Roman" w:hAnsi="Times New Roman" w:cs="Times New Roman"/>
-          <w:sz w:val="28"/>
-          <w:szCs w:val="28"/>
-          <w:lang w:val="ru-RU"/>
-        </w:rPr>
-        <w:t xml:space="preserve"> </w:t>
+        <w:t xml:space="preserve">− Графический процессор с объемом памяти 1 ГБ, пропускной способностью 29 ГБ/с и поддержкой DirectX 11;  </w:t>
       </w:r>
     </w:p>
     <w:p>
@@ -6968,25 +7052,7 @@
           <w:szCs w:val="28"/>
           <w:lang w:val="ru-RU"/>
         </w:rPr>
-        <w:t>Этапы проведения работ по разработке плагина «Держателя заднего переключателя</w:t>
-      </w:r>
-      <w:r>
-        <w:rPr>
-          <w:rFonts w:ascii="Times New Roman" w:hAnsi="Times New Roman" w:cs="Times New Roman"/>
-          <w:sz w:val="28"/>
-          <w:szCs w:val="28"/>
-          <w:lang w:val="ru-RU"/>
-        </w:rPr>
-        <w:commentReference w:id="43"/>
-      </w:r>
-      <w:r>
-        <w:rPr>
-          <w:rFonts w:ascii="Times New Roman" w:hAnsi="Times New Roman" w:cs="Times New Roman"/>
-          <w:sz w:val="28"/>
-          <w:szCs w:val="28"/>
-          <w:lang w:val="ru-RU"/>
-        </w:rPr>
-        <w:t>» для САПР «Inventor» приведены в таблице 4.1.</w:t>
+        <w:t>Этапы проведения работ по разработке плагина «Держателя заднего переключателя» для САПР «Inventor» приведены в таблице 4.1.</w:t>
       </w:r>
     </w:p>
     <w:p>
@@ -7225,6 +7291,7 @@
                 <w:lang w:val="ru-RU"/>
               </w:rPr>
             </w:pPr>
+            <w:commentRangeStart w:id="43"/>
             <w:r>
               <w:rPr>
                 <w:rFonts w:ascii="Times New Roman" w:hAnsi="Times New Roman" w:cs="Times New Roman"/>
@@ -7232,7 +7299,27 @@
                 <w:szCs w:val="28"/>
                 <w:lang w:val="ru-RU"/>
               </w:rPr>
-              <w:t>Создание технического задания</w:t>
+              <w:t>Создание</w:t>
+            </w:r>
+            <w:commentRangeEnd w:id="43"/>
+            <w:r>
+              <w:rPr>
+                <w:rStyle w:val="a4"/>
+                <w:rFonts w:ascii="Times New Roman" w:hAnsi="Times New Roman" w:cs="Times New Roman"/>
+                <w:sz w:val="28"/>
+                <w:szCs w:val="28"/>
+                <w:lang w:val="ru-RU"/>
+              </w:rPr>
+              <w:commentReference w:id="43"/>
+            </w:r>
+            <w:r>
+              <w:rPr>
+                <w:rFonts w:ascii="Times New Roman" w:hAnsi="Times New Roman" w:cs="Times New Roman"/>
+                <w:sz w:val="28"/>
+                <w:szCs w:val="28"/>
+                <w:lang w:val="ru-RU"/>
+              </w:rPr>
+              <w:t xml:space="preserve"> технического задания</w:t>
             </w:r>
           </w:p>
         </w:tc>
@@ -8044,7 +8131,6 @@
                 <w:lang w:val="ru-RU"/>
               </w:rPr>
             </w:pPr>
-            <w:commentRangeStart w:id="44"/>
             <w:r>
               <w:rPr>
                 <w:rFonts w:ascii="Times New Roman" w:hAnsi="Times New Roman" w:cs="Times New Roman"/>
@@ -8071,7 +8157,6 @@
               </w:rPr>
               <w:t>.12.202</w:t>
             </w:r>
-            <w:commentRangeEnd w:id="44"/>
             <w:r>
               <w:rPr>
                 <w:rFonts w:ascii="Times New Roman" w:hAnsi="Times New Roman" w:cs="Times New Roman"/>
@@ -8079,9 +8164,6 @@
                 <w:szCs w:val="28"/>
               </w:rPr>
               <w:t>6</w:t>
-            </w:r>
-            <w:r>
-              <w:commentReference w:id="44"/>
             </w:r>
           </w:p>
         </w:tc>
@@ -8329,7 +8411,7 @@
           <w:lang w:val="ru-RU"/>
         </w:rPr>
       </w:pPr>
-      <w:bookmarkStart w:id="45" w:name="_Toc178605052"/>
+      <w:bookmarkStart w:id="44" w:name="_Toc178605052"/>
       <w:r>
         <w:rPr>
           <w:rFonts w:ascii="Times New Roman" w:hAnsi="Times New Roman" w:cs="Times New Roman"/>
@@ -8342,49 +8424,49 @@
         <w:lastRenderedPageBreak/>
         <w:t>5 ПОРЯДОК РАЗРАБОТКИ АВТОМАТИЗИРОВАННОЙ СИСТЕМЫ</w:t>
       </w:r>
+      <w:bookmarkEnd w:id="44"/>
+    </w:p>
+    <w:p>
+      <w:pPr>
+        <w:spacing w:line="360" w:lineRule="auto"/>
+        <w:jc w:val="center"/>
+        <w:rPr>
+          <w:rFonts w:ascii="Times New Roman" w:hAnsi="Times New Roman" w:cs="Times New Roman"/>
+          <w:b/>
+          <w:bCs/>
+          <w:sz w:val="28"/>
+          <w:szCs w:val="28"/>
+          <w:lang w:val="ru-RU"/>
+        </w:rPr>
+      </w:pPr>
+    </w:p>
+    <w:p>
+      <w:pPr>
+        <w:pStyle w:val="2"/>
+        <w:spacing w:line="360" w:lineRule="auto"/>
+        <w:jc w:val="center"/>
+        <w:rPr>
+          <w:rFonts w:ascii="Times New Roman" w:hAnsi="Times New Roman" w:cs="Times New Roman"/>
+          <w:b/>
+          <w:color w:val="auto"/>
+          <w:sz w:val="28"/>
+          <w:szCs w:val="28"/>
+          <w:lang w:val="ru-RU"/>
+        </w:rPr>
+      </w:pPr>
+      <w:bookmarkStart w:id="45" w:name="_Toc178605053"/>
+      <w:r>
+        <w:rPr>
+          <w:rFonts w:ascii="Times New Roman" w:hAnsi="Times New Roman" w:cs="Times New Roman"/>
+          <w:b/>
+          <w:color w:val="auto"/>
+          <w:sz w:val="28"/>
+          <w:szCs w:val="28"/>
+          <w:lang w:val="ru-RU"/>
+        </w:rPr>
+        <w:t>5.1 Порядок организации разработки АС</w:t>
+      </w:r>
       <w:bookmarkEnd w:id="45"/>
-    </w:p>
-    <w:p>
-      <w:pPr>
-        <w:spacing w:line="360" w:lineRule="auto"/>
-        <w:jc w:val="center"/>
-        <w:rPr>
-          <w:rFonts w:ascii="Times New Roman" w:hAnsi="Times New Roman" w:cs="Times New Roman"/>
-          <w:b/>
-          <w:bCs/>
-          <w:sz w:val="28"/>
-          <w:szCs w:val="28"/>
-          <w:lang w:val="ru-RU"/>
-        </w:rPr>
-      </w:pPr>
-    </w:p>
-    <w:p>
-      <w:pPr>
-        <w:pStyle w:val="2"/>
-        <w:spacing w:line="360" w:lineRule="auto"/>
-        <w:jc w:val="center"/>
-        <w:rPr>
-          <w:rFonts w:ascii="Times New Roman" w:hAnsi="Times New Roman" w:cs="Times New Roman"/>
-          <w:b/>
-          <w:color w:val="auto"/>
-          <w:sz w:val="28"/>
-          <w:szCs w:val="28"/>
-          <w:lang w:val="ru-RU"/>
-        </w:rPr>
-      </w:pPr>
-      <w:bookmarkStart w:id="46" w:name="_Toc178605053"/>
-      <w:r>
-        <w:rPr>
-          <w:rFonts w:ascii="Times New Roman" w:hAnsi="Times New Roman" w:cs="Times New Roman"/>
-          <w:b/>
-          <w:color w:val="auto"/>
-          <w:sz w:val="28"/>
-          <w:szCs w:val="28"/>
-          <w:lang w:val="ru-RU"/>
-        </w:rPr>
-        <w:t>5.1 Порядок организации разработки АС</w:t>
-      </w:r>
-      <w:bookmarkEnd w:id="46"/>
     </w:p>
     <w:p>
       <w:pPr>
@@ -8447,7 +8529,7 @@
           <w:lang w:val="ru-RU"/>
         </w:rPr>
       </w:pPr>
-      <w:bookmarkStart w:id="47" w:name="_Toc178605054"/>
+      <w:bookmarkStart w:id="46" w:name="_Toc178605054"/>
       <w:r>
         <w:rPr>
           <w:rFonts w:ascii="Times New Roman" w:eastAsia="SimSun" w:hAnsi="Times New Roman" w:cs="Times New Roman"/>
@@ -8459,7 +8541,7 @@
         </w:rPr>
         <w:t>5.2 Перечень документов и исходных данных для разработки АС</w:t>
       </w:r>
-      <w:bookmarkEnd w:id="47"/>
+      <w:bookmarkEnd w:id="46"/>
     </w:p>
     <w:p>
       <w:pPr>
@@ -8610,7 +8692,6 @@
         </w:rPr>
         <w:t>«Велосипеды. Общие технические условия»</w:t>
       </w:r>
-      <w:commentRangeStart w:id="48"/>
       <w:r>
         <w:rPr>
           <w:rFonts w:ascii="Times New Roman" w:eastAsia="SimSun" w:hAnsi="Times New Roman" w:cs="Times New Roman"/>
@@ -8618,11 +8699,7 @@
           <w:szCs w:val="28"/>
           <w:lang w:val="ru-RU"/>
         </w:rPr>
-        <w:t>;</w:t>
-      </w:r>
-      <w:commentRangeEnd w:id="48"/>
-      <w:r>
-        <w:commentReference w:id="48"/>
+        <w:t>.</w:t>
       </w:r>
     </w:p>
     <w:p>
@@ -8651,7 +8728,7 @@
           <w:lang w:val="ru-RU"/>
         </w:rPr>
       </w:pPr>
-      <w:bookmarkStart w:id="49" w:name="_Toc178605055"/>
+      <w:bookmarkStart w:id="47" w:name="_Toc178605055"/>
       <w:r>
         <w:rPr>
           <w:rFonts w:ascii="Times New Roman" w:hAnsi="Times New Roman" w:cs="Times New Roman"/>
@@ -8663,7 +8740,7 @@
         </w:rPr>
         <w:t>5.3 Перечень документов, предъявляемых по окончании соответствующих этапов работ</w:t>
       </w:r>
-      <w:bookmarkEnd w:id="49"/>
+      <w:bookmarkEnd w:id="47"/>
     </w:p>
     <w:p>
       <w:pPr>
@@ -8818,7 +8895,7 @@
           <w:lang w:val="ru-RU"/>
         </w:rPr>
       </w:pPr>
-      <w:bookmarkStart w:id="50" w:name="_Toc178605056"/>
+      <w:bookmarkStart w:id="48" w:name="_Toc178605056"/>
       <w:r>
         <w:rPr>
           <w:rFonts w:ascii="Times New Roman" w:hAnsi="Times New Roman" w:cs="Times New Roman"/>
@@ -8832,7 +8909,7 @@
         <w:lastRenderedPageBreak/>
         <w:t>6 ПОРЯДОК КОНТРОЛЯ И ПРИЁМКИ АВТОМАТИЗИРОВАННОЙ СИСТЕМЫ</w:t>
       </w:r>
-      <w:bookmarkEnd w:id="50"/>
+      <w:bookmarkEnd w:id="48"/>
     </w:p>
     <w:p>
       <w:pPr>
@@ -8861,7 +8938,7 @@
           <w:lang w:val="ru-RU"/>
         </w:rPr>
       </w:pPr>
-      <w:bookmarkStart w:id="51" w:name="_Toc178605057"/>
+      <w:bookmarkStart w:id="49" w:name="_Toc178605057"/>
       <w:r>
         <w:rPr>
           <w:rFonts w:ascii="Times New Roman" w:hAnsi="Times New Roman" w:cs="Times New Roman"/>
@@ -8873,7 +8950,7 @@
         </w:rPr>
         <w:t>6.1 Виды, состав и методы испытаний АС и ее составных частей</w:t>
       </w:r>
-      <w:bookmarkEnd w:id="51"/>
+      <w:bookmarkEnd w:id="49"/>
     </w:p>
     <w:p>
       <w:pPr>
@@ -9156,7 +9233,7 @@
           <w:lang w:val="ru-RU"/>
         </w:rPr>
       </w:pPr>
-      <w:bookmarkStart w:id="52" w:name="_Toc178605058"/>
+      <w:bookmarkStart w:id="50" w:name="_Toc178605058"/>
       <w:r>
         <w:rPr>
           <w:rFonts w:ascii="Times New Roman" w:hAnsi="Times New Roman" w:cs="Times New Roman"/>
@@ -9168,7 +9245,7 @@
         </w:rPr>
         <w:t>6.2 Общие требования к приёмке работ по стадиям</w:t>
       </w:r>
-      <w:bookmarkEnd w:id="52"/>
+      <w:bookmarkEnd w:id="50"/>
     </w:p>
     <w:p>
       <w:pPr>
@@ -9192,14 +9269,35 @@
           <w:lang w:val="ru-RU"/>
         </w:rPr>
       </w:pPr>
-      <w:r>
-        <w:rPr>
-          <w:rFonts w:ascii="Times New Roman" w:hAnsi="Times New Roman" w:cs="Times New Roman"/>
-          <w:sz w:val="28"/>
-          <w:szCs w:val="28"/>
-          <w:lang w:val="ru-RU"/>
-        </w:rPr>
-        <w:t xml:space="preserve">Приёмка результатов работ осуществляется поэтапно в соответствии с календарным планом выполнения работ (п. 4). </w:t>
+      <w:commentRangeStart w:id="51"/>
+      <w:r>
+        <w:rPr>
+          <w:rFonts w:ascii="Times New Roman" w:hAnsi="Times New Roman" w:cs="Times New Roman"/>
+          <w:sz w:val="28"/>
+          <w:szCs w:val="28"/>
+          <w:lang w:val="ru-RU"/>
+        </w:rPr>
+        <w:t>Приёмка</w:t>
+      </w:r>
+      <w:commentRangeEnd w:id="51"/>
+      <w:r>
+        <w:rPr>
+          <w:rStyle w:val="a4"/>
+          <w:rFonts w:ascii="Times New Roman" w:hAnsi="Times New Roman" w:cs="Times New Roman"/>
+          <w:sz w:val="28"/>
+          <w:szCs w:val="28"/>
+          <w:lang w:val="ru-RU"/>
+        </w:rPr>
+        <w:commentReference w:id="51"/>
+      </w:r>
+      <w:r>
+        <w:rPr>
+          <w:rFonts w:ascii="Times New Roman" w:hAnsi="Times New Roman" w:cs="Times New Roman"/>
+          <w:sz w:val="28"/>
+          <w:szCs w:val="28"/>
+          <w:lang w:val="ru-RU"/>
+        </w:rPr>
+        <w:t xml:space="preserve"> результатов работ осуществляется поэтапно в соответствии с календарным планом выполнения работ (п. 4). </w:t>
       </w:r>
     </w:p>
     <w:p>
@@ -9249,7 +9347,6 @@
           <w:lang w:val="ru-RU"/>
         </w:rPr>
       </w:pPr>
-      <w:commentRangeStart w:id="53"/>
       <w:r>
         <w:rPr>
           <w:rFonts w:ascii="Times New Roman" w:hAnsi="Times New Roman" w:cs="Times New Roman"/>
@@ -9258,10 +9355,6 @@
           <w:lang w:val="ru-RU"/>
         </w:rPr>
         <w:t>Комплектность передаваемой отчётной документации подлежит проверке Заказчиком.</w:t>
-      </w:r>
-      <w:commentRangeEnd w:id="53"/>
-      <w:r>
-        <w:commentReference w:id="53"/>
       </w:r>
     </w:p>
     <w:p>
@@ -9279,7 +9372,7 @@
           <w:lang w:val="ru-RU"/>
         </w:rPr>
       </w:pPr>
-      <w:bookmarkStart w:id="54" w:name="_Toc178605059"/>
+      <w:bookmarkStart w:id="52" w:name="_Toc178605059"/>
       <w:r>
         <w:rPr>
           <w:rFonts w:ascii="Times New Roman" w:hAnsi="Times New Roman" w:cs="Times New Roman"/>
@@ -9293,7 +9386,7 @@
         <w:lastRenderedPageBreak/>
         <w:t>7 ТРЕБОВАНИЯ К ДОКУМЕНТИРОВАНИЮ</w:t>
       </w:r>
-      <w:bookmarkEnd w:id="54"/>
+      <w:bookmarkEnd w:id="52"/>
     </w:p>
     <w:p>
       <w:pPr>
@@ -9367,7 +9460,7 @@
           <w:lang w:val="ru-RU"/>
         </w:rPr>
       </w:pPr>
-      <w:bookmarkStart w:id="55" w:name="_Toc178605060"/>
+      <w:bookmarkStart w:id="53" w:name="_Toc178605060"/>
       <w:r>
         <w:rPr>
           <w:rFonts w:ascii="Times New Roman" w:hAnsi="Times New Roman" w:cs="Times New Roman"/>
@@ -9379,7 +9472,7 @@
         </w:rPr>
         <w:t>7.1 Перечень подлежащих разработке документов</w:t>
       </w:r>
-      <w:bookmarkEnd w:id="55"/>
+      <w:bookmarkEnd w:id="53"/>
     </w:p>
     <w:p>
       <w:pPr>
@@ -9441,7 +9534,7 @@
           <w:lang w:val="ru-RU"/>
         </w:rPr>
       </w:pPr>
-      <w:bookmarkStart w:id="56" w:name="_Toc178605061"/>
+      <w:bookmarkStart w:id="54" w:name="_Toc178605061"/>
       <w:r>
         <w:rPr>
           <w:rFonts w:ascii="Times New Roman" w:hAnsi="Times New Roman" w:cs="Times New Roman"/>
@@ -9453,7 +9546,7 @@
         </w:rPr>
         <w:t>7.2 Вид представления и количество документов</w:t>
       </w:r>
-      <w:bookmarkEnd w:id="56"/>
+      <w:bookmarkEnd w:id="54"/>
     </w:p>
     <w:p>
       <w:pPr>
@@ -9629,7 +9722,7 @@
           <w:lang w:val="ru-RU"/>
         </w:rPr>
       </w:pPr>
-      <w:bookmarkStart w:id="57" w:name="_Toc178605062"/>
+      <w:bookmarkStart w:id="55" w:name="_Toc178605062"/>
       <w:r>
         <w:rPr>
           <w:rFonts w:ascii="Times New Roman" w:hAnsi="Times New Roman" w:cs="Times New Roman"/>
@@ -9641,7 +9734,7 @@
         </w:rPr>
         <w:t>7.3 Требования по использованию ЕСКД и ЕСПД при разработке документов</w:t>
       </w:r>
-      <w:bookmarkEnd w:id="57"/>
+      <w:bookmarkEnd w:id="55"/>
     </w:p>
     <w:p>
       <w:pPr>
@@ -9863,7 +9956,7 @@
           <w:lang w:val="ru-RU"/>
         </w:rPr>
       </w:pPr>
-      <w:bookmarkStart w:id="58" w:name="_Toc178605063"/>
+      <w:bookmarkStart w:id="56" w:name="_Toc178605063"/>
       <w:r>
         <w:rPr>
           <w:rFonts w:ascii="Times New Roman" w:eastAsia="SimSun" w:hAnsi="Times New Roman" w:cs="Times New Roman"/>
@@ -9877,7 +9970,7 @@
         <w:lastRenderedPageBreak/>
         <w:t>8 ИСТОЧНИКИ РАЗРАБОТКИ</w:t>
       </w:r>
-      <w:bookmarkEnd w:id="58"/>
+      <w:bookmarkEnd w:id="56"/>
     </w:p>
     <w:p>
       <w:pPr>
@@ -10209,8 +10302,8 @@
       </w:r>
     </w:p>
     <w:sectPr>
-      <w:footerReference w:type="even" r:id="rId12"/>
-      <w:footerReference w:type="default" r:id="rId13"/>
+      <w:footerReference w:type="even" r:id="rId14"/>
+      <w:footerReference w:type="default" r:id="rId15"/>
       <w:pgSz w:w="11906" w:h="16838"/>
       <w:pgMar w:top="1134" w:right="851" w:bottom="1134" w:left="1701" w:header="0" w:footer="720" w:gutter="0"/>
       <w:cols w:space="720"/>
@@ -10222,8 +10315,8 @@
 </file>
 
 <file path=word/comments.xml><?xml version="1.0" encoding="utf-8"?>
-<w:comments xmlns:wpc="http://schemas.microsoft.com/office/word/2010/wordprocessingCanvas" xmlns:cx="http://schemas.microsoft.com/office/drawing/2014/chartex" xmlns:mc="http://schemas.openxmlformats.org/markup-compatibility/2006" xmlns:o="urn:schemas-microsoft-com:office:office" xmlns:r="http://schemas.openxmlformats.org/officeDocument/2006/relationships" xmlns:m="http://schemas.openxmlformats.org/officeDocument/2006/math" xmlns:v="urn:schemas-microsoft-com:vml" xmlns:wp14="http://schemas.microsoft.com/office/word/2010/wordprocessingDrawing" xmlns:wp="http://schemas.openxmlformats.org/drawingml/2006/wordprocessingDrawing" xmlns:w10="urn:schemas-microsoft-com:office:word" xmlns:w="http://schemas.openxmlformats.org/wordprocessingml/2006/main" xmlns:w14="http://schemas.microsoft.com/office/word/2010/wordml" xmlns:w15="http://schemas.microsoft.com/office/word/2012/wordml" xmlns:w16se="http://schemas.microsoft.com/office/word/2015/wordml/symex" xmlns:wpg="http://schemas.microsoft.com/office/word/2010/wordprocessingGroup" xmlns:wpi="http://schemas.microsoft.com/office/word/2010/wordprocessingInk" xmlns:wne="http://schemas.microsoft.com/office/word/2006/wordml" xmlns:wps="http://schemas.microsoft.com/office/word/2010/wordprocessingShape" mc:Ignorable="w14 w15 w16se wp14">
-  <w:comment w:id="0" w:author="Kalentyev Alexey" w:date="2026-09-23T04:48:00Z" w:initials="KA">
+<w:comments xmlns:wpc="http://schemas.microsoft.com/office/word/2010/wordprocessingCanvas" xmlns:cx="http://schemas.microsoft.com/office/drawing/2014/chartex" xmlns:cx1="http://schemas.microsoft.com/office/drawing/2015/9/8/chartex" xmlns:cx2="http://schemas.microsoft.com/office/drawing/2015/10/21/chartex" xmlns:cx3="http://schemas.microsoft.com/office/drawing/2016/5/9/chartex" xmlns:cx4="http://schemas.microsoft.com/office/drawing/2016/5/10/chartex" xmlns:cx5="http://schemas.microsoft.com/office/drawing/2016/5/11/chartex" xmlns:cx6="http://schemas.microsoft.com/office/drawing/2016/5/12/chartex" xmlns:cx7="http://schemas.microsoft.com/office/drawing/2016/5/13/chartex" xmlns:cx8="http://schemas.microsoft.com/office/drawing/2016/5/14/chartex" xmlns:mc="http://schemas.openxmlformats.org/markup-compatibility/2006" xmlns:aink="http://schemas.microsoft.com/office/drawing/2016/ink" xmlns:am3d="http://schemas.microsoft.com/office/drawing/2017/model3d" xmlns:o="urn:schemas-microsoft-com:office:office" xmlns:oel="http://schemas.microsoft.com/office/2019/extlst" xmlns:r="http://schemas.openxmlformats.org/officeDocument/2006/relationships" xmlns:m="http://schemas.openxmlformats.org/officeDocument/2006/math" xmlns:v="urn:schemas-microsoft-com:vml" xmlns:wp14="http://schemas.microsoft.com/office/word/2010/wordprocessingDrawing" xmlns:wp="http://schemas.openxmlformats.org/drawingml/2006/wordprocessingDrawing" xmlns:w10="urn:schemas-microsoft-com:office:word" xmlns:w="http://schemas.openxmlformats.org/wordprocessingml/2006/main" xmlns:w14="http://schemas.microsoft.com/office/word/2010/wordml" xmlns:w15="http://schemas.microsoft.com/office/word/2012/wordml" xmlns:w16cex="http://schemas.microsoft.com/office/word/2018/wordml/cex" xmlns:w16cid="http://schemas.microsoft.com/office/word/2016/wordml/cid" xmlns:w16="http://schemas.microsoft.com/office/word/2018/wordml" xmlns:w16du="http://schemas.microsoft.com/office/word/2023/wordml/word16du" xmlns:w16sdtdh="http://schemas.microsoft.com/office/word/2020/wordml/sdtdatahash" xmlns:w16sdtfl="http://schemas.microsoft.com/office/word/2024/wordml/sdtformatlock" xmlns:w16se="http://schemas.microsoft.com/office/word/2015/wordml/symex" xmlns:wpg="http://schemas.microsoft.com/office/word/2010/wordprocessingGroup" xmlns:wpi="http://schemas.microsoft.com/office/word/2010/wordprocessingInk" xmlns:wne="http://schemas.microsoft.com/office/word/2006/wordml" xmlns:wps="http://schemas.microsoft.com/office/word/2010/wordprocessingShape" mc:Ignorable="w14 w15 w16se w16cid w16 w16cex w16sdtdh w16sdtfl w16du wp14">
+  <w:comment w:id="2" w:author="Kalentyev Alexey" w:date="2026-09-23T04:48:00Z" w:initials="KA">
     <w:p>
       <w:pPr>
         <w:rPr>
@@ -10237,116 +10330,959 @@
         <w:rPr>
           <w:lang w:val="ru-RU"/>
         </w:rPr>
-        <w:t>Замените «СОДЕРЖАНИЕ» на «Оглавление», оставив заголовок по центру и полужирным.</w:t>
-      </w:r>
-      <w:r>
-        <w:rPr>
-          <w:lang w:val="ru-RU"/>
-        </w:rPr>
-        <w:t xml:space="preserve"> +</w:t>
+        <w:t>Выделите заголовки подразделов и пунктов полужирным и приведите их оформление к единому стилю каждого уровня; заголовки располагайте по центру. Проверьте это по всему документу, включая 1.1, 1.2 и подразделы раздела 3.</w:t>
       </w:r>
     </w:p>
   </w:comment>
-  <w:comment w:id="2" w:author="Kalentyev Alexey" w:date="2026-09-23T04:48:00Z" w:initials="KA">
-    <w:p>
-      <w:pPr>
-        <w:rPr>
-          <w:lang w:val="ru-RU"/>
-        </w:rPr>
-      </w:pPr>
-      <w:r>
+  <w:comment w:id="4" w:author="Kalentyev Alexey" w:date="2026-10-07T12:08:00Z" w:initials="KA">
+    <w:p>
+      <w:pPr>
+        <w:pStyle w:val="a6"/>
+      </w:pPr>
+      <w:r>
+        <w:rPr>
+          <w:rStyle w:val="a4"/>
+        </w:rPr>
         <w:annotationRef/>
       </w:r>
       <w:r>
         <w:rPr>
           <w:lang w:val="ru-RU"/>
         </w:rPr>
-        <w:t>Установите поля: левое 30 мм, правое 15 мм, верхнее и нижнее 20 мм. Сейчас в текстовых секциях установлены примерно 31,75 / 12,47 / 25,4 / 25,4 мм соответственно.</w:t>
-      </w:r>
-      <w:r>
-        <w:rPr>
-          <w:lang w:val="ru-RU"/>
-        </w:rPr>
-        <w:t xml:space="preserve"> +</w:t>
+        <w:t>Исправьте</w:t>
+      </w:r>
+      <w:r>
+        <w:t xml:space="preserve"> </w:t>
+      </w:r>
+      <w:r>
+        <w:rPr>
+          <w:lang w:val="ru-RU"/>
+        </w:rPr>
+        <w:t>оформление</w:t>
+      </w:r>
+      <w:r>
+        <w:t xml:space="preserve"> </w:t>
+      </w:r>
+      <w:r>
+        <w:rPr>
+          <w:lang w:val="ru-RU"/>
+        </w:rPr>
+        <w:t>оглавления</w:t>
+      </w:r>
+      <w:r>
+        <w:t xml:space="preserve"> </w:t>
+      </w:r>
+      <w:r>
+        <w:rPr>
+          <w:lang w:val="ru-RU"/>
+        </w:rPr>
+        <w:t>на</w:t>
+      </w:r>
+      <w:r>
+        <w:t xml:space="preserve"> </w:t>
+      </w:r>
+      <w:r>
+        <w:rPr>
+          <w:lang w:val="ru-RU"/>
+        </w:rPr>
+        <w:t>страницах</w:t>
+      </w:r>
+      <w:r>
+        <w:t xml:space="preserve"> 2</w:t>
+      </w:r>
+      <w:r>
+        <w:rPr>
+          <w:lang w:val="ru-RU"/>
+        </w:rPr>
+        <w:t>–</w:t>
+      </w:r>
+      <w:r>
+        <w:t xml:space="preserve">3: </w:t>
+      </w:r>
+      <w:r>
+        <w:rPr>
+          <w:lang w:val="ru-RU"/>
+        </w:rPr>
+        <w:t>отделите</w:t>
+      </w:r>
+      <w:r>
+        <w:t xml:space="preserve"> </w:t>
+      </w:r>
+      <w:r>
+        <w:rPr>
+          <w:lang w:val="ru-RU"/>
+        </w:rPr>
+        <w:t>номера</w:t>
+      </w:r>
+      <w:r>
+        <w:t xml:space="preserve"> </w:t>
+      </w:r>
+      <w:r>
+        <w:rPr>
+          <w:lang w:val="ru-RU"/>
+        </w:rPr>
+        <w:t>страниц</w:t>
+      </w:r>
+      <w:r>
+        <w:t xml:space="preserve"> </w:t>
+      </w:r>
+      <w:r>
+        <w:rPr>
+          <w:lang w:val="ru-RU"/>
+        </w:rPr>
+        <w:t>от</w:t>
+      </w:r>
+      <w:r>
+        <w:t xml:space="preserve"> </w:t>
+      </w:r>
+      <w:r>
+        <w:rPr>
+          <w:lang w:val="ru-RU"/>
+        </w:rPr>
+        <w:t>заголовков</w:t>
+      </w:r>
+      <w:r>
+        <w:t xml:space="preserve"> </w:t>
+      </w:r>
+      <w:r>
+        <w:rPr>
+          <w:lang w:val="ru-RU"/>
+        </w:rPr>
+        <w:t>отточиями</w:t>
+      </w:r>
+      <w:r>
+        <w:t xml:space="preserve"> </w:t>
+      </w:r>
+      <w:r>
+        <w:rPr>
+          <w:lang w:val="ru-RU"/>
+        </w:rPr>
+        <w:t>и</w:t>
+      </w:r>
+      <w:r>
+        <w:t xml:space="preserve"> </w:t>
+      </w:r>
+      <w:r>
+        <w:rPr>
+          <w:lang w:val="ru-RU"/>
+        </w:rPr>
+        <w:t>выровняйте</w:t>
+      </w:r>
+      <w:r>
+        <w:t xml:space="preserve"> </w:t>
+      </w:r>
+      <w:r>
+        <w:rPr>
+          <w:lang w:val="ru-RU"/>
+        </w:rPr>
+        <w:t>номера</w:t>
+      </w:r>
+      <w:r>
+        <w:t xml:space="preserve"> </w:t>
+      </w:r>
+      <w:r>
+        <w:rPr>
+          <w:lang w:val="ru-RU"/>
+        </w:rPr>
+        <w:t>по</w:t>
+      </w:r>
+      <w:r>
+        <w:t xml:space="preserve"> </w:t>
+      </w:r>
+      <w:r>
+        <w:rPr>
+          <w:lang w:val="ru-RU"/>
+        </w:rPr>
+        <w:t>правому</w:t>
+      </w:r>
+      <w:r>
+        <w:t xml:space="preserve"> </w:t>
+      </w:r>
+      <w:r>
+        <w:rPr>
+          <w:lang w:val="ru-RU"/>
+        </w:rPr>
+        <w:t>краю</w:t>
+      </w:r>
+      <w:r>
+        <w:t xml:space="preserve">. </w:t>
+      </w:r>
+      <w:r>
+        <w:rPr>
+          <w:lang w:val="ru-RU"/>
+        </w:rPr>
+        <w:t>Обновите</w:t>
+      </w:r>
+      <w:r>
+        <w:t xml:space="preserve"> </w:t>
+      </w:r>
+      <w:r>
+        <w:rPr>
+          <w:lang w:val="ru-RU"/>
+        </w:rPr>
+        <w:t>название</w:t>
+      </w:r>
+      <w:r>
+        <w:t xml:space="preserve"> </w:t>
+      </w:r>
+      <w:r>
+        <w:rPr>
+          <w:lang w:val="ru-RU"/>
+        </w:rPr>
+        <w:t>пункта</w:t>
+      </w:r>
+      <w:r>
+        <w:t xml:space="preserve"> 1.2 </w:t>
+      </w:r>
+      <w:r>
+        <w:rPr>
+          <w:lang w:val="ru-RU"/>
+        </w:rPr>
+        <w:t>в</w:t>
+      </w:r>
+      <w:r>
+        <w:t xml:space="preserve"> </w:t>
+      </w:r>
+      <w:r>
+        <w:rPr>
+          <w:lang w:val="ru-RU"/>
+        </w:rPr>
+        <w:t>оглавлении</w:t>
+      </w:r>
+      <w:r>
+        <w:t xml:space="preserve"> </w:t>
+      </w:r>
+      <w:r>
+        <w:rPr>
+          <w:lang w:val="ru-RU"/>
+        </w:rPr>
+        <w:t>на</w:t>
+      </w:r>
+      <w:r>
+        <w:t xml:space="preserve"> </w:t>
+      </w:r>
+      <w:r>
+        <w:rPr>
+          <w:lang w:val="ru-RU"/>
+        </w:rPr>
+        <w:t>«Наименование</w:t>
+      </w:r>
+      <w:r>
+        <w:t xml:space="preserve"> </w:t>
+      </w:r>
+      <w:r>
+        <w:rPr>
+          <w:lang w:val="ru-RU"/>
+        </w:rPr>
+        <w:t>заказчика</w:t>
+      </w:r>
+      <w:r>
+        <w:t xml:space="preserve"> </w:t>
+      </w:r>
+      <w:r>
+        <w:rPr>
+          <w:lang w:val="ru-RU"/>
+        </w:rPr>
+        <w:t>и</w:t>
+      </w:r>
+      <w:r>
+        <w:t xml:space="preserve"> </w:t>
+      </w:r>
+      <w:r>
+        <w:rPr>
+          <w:lang w:val="ru-RU"/>
+        </w:rPr>
+        <w:t>разработчика»</w:t>
+      </w:r>
+      <w:r>
+        <w:t xml:space="preserve">, </w:t>
+      </w:r>
+      <w:r>
+        <w:rPr>
+          <w:lang w:val="ru-RU"/>
+        </w:rPr>
+        <w:t>чтобы</w:t>
+      </w:r>
+      <w:r>
+        <w:t xml:space="preserve"> </w:t>
+      </w:r>
+      <w:r>
+        <w:rPr>
+          <w:lang w:val="ru-RU"/>
+        </w:rPr>
+        <w:t>оно</w:t>
+      </w:r>
+      <w:r>
+        <w:t xml:space="preserve"> </w:t>
+      </w:r>
+      <w:r>
+        <w:rPr>
+          <w:lang w:val="ru-RU"/>
+        </w:rPr>
+        <w:t>точно</w:t>
+      </w:r>
+      <w:r>
+        <w:t xml:space="preserve"> </w:t>
+      </w:r>
+      <w:r>
+        <w:rPr>
+          <w:lang w:val="ru-RU"/>
+        </w:rPr>
+        <w:t>совпадало</w:t>
+      </w:r>
+      <w:r>
+        <w:t xml:space="preserve"> </w:t>
+      </w:r>
+      <w:r>
+        <w:rPr>
+          <w:lang w:val="ru-RU"/>
+        </w:rPr>
+        <w:t>с</w:t>
+      </w:r>
+      <w:r>
+        <w:t xml:space="preserve"> </w:t>
+      </w:r>
+      <w:r>
+        <w:rPr>
+          <w:lang w:val="ru-RU"/>
+        </w:rPr>
+        <w:t>заголовком</w:t>
+      </w:r>
+      <w:r>
+        <w:t xml:space="preserve"> </w:t>
+      </w:r>
+      <w:r>
+        <w:rPr>
+          <w:lang w:val="ru-RU"/>
+        </w:rPr>
+        <w:t>в</w:t>
+      </w:r>
+      <w:r>
+        <w:t xml:space="preserve"> </w:t>
+      </w:r>
+      <w:r>
+        <w:rPr>
+          <w:lang w:val="ru-RU"/>
+        </w:rPr>
+        <w:t>тексте</w:t>
+      </w:r>
+      <w:r>
+        <w:t>.</w:t>
       </w:r>
     </w:p>
   </w:comment>
-  <w:comment w:id="4" w:author="Kalentyev Alexey" w:date="2026-09-23T04:48:00Z" w:initials="KA">
-    <w:p>
-      <w:pPr>
-        <w:rPr>
-          <w:lang w:val="ru-RU"/>
-        </w:rPr>
-      </w:pPr>
-      <w:r>
+  <w:comment w:id="6" w:author="Kalentyev Alexey" w:date="2026-10-07T12:06:00Z" w:initials="KA">
+    <w:p>
+      <w:pPr>
+        <w:pStyle w:val="a6"/>
+      </w:pPr>
+      <w:r>
+        <w:rPr>
+          <w:rStyle w:val="a4"/>
+        </w:rPr>
         <w:annotationRef/>
       </w:r>
       <w:r>
         <w:rPr>
           <w:lang w:val="ru-RU"/>
         </w:rPr>
-        <w:t>Выделите заголовки подразделов и пунктов полужирным и приведите их оформление к единому стилю каждого уровня; заголовки располагайте по центру. Проверьте это по всему документу, включая 1.1, 1.2 и подразделы раздела 3.</w:t>
+        <w:t>Исправьте</w:t>
+      </w:r>
+      <w:r>
+        <w:t xml:space="preserve"> </w:t>
+      </w:r>
+      <w:r>
+        <w:rPr>
+          <w:lang w:val="ru-RU"/>
+        </w:rPr>
+        <w:t>название</w:t>
+      </w:r>
+      <w:r>
+        <w:t xml:space="preserve"> </w:t>
+      </w:r>
+      <w:r>
+        <w:rPr>
+          <w:lang w:val="ru-RU"/>
+        </w:rPr>
+        <w:t>ГОСТ</w:t>
+      </w:r>
+      <w:r>
+        <w:t xml:space="preserve"> 19.103-77: </w:t>
+      </w:r>
+      <w:r>
+        <w:rPr>
+          <w:lang w:val="ru-RU"/>
+        </w:rPr>
+        <w:t>«Единая</w:t>
+      </w:r>
+      <w:r>
+        <w:t xml:space="preserve"> </w:t>
+      </w:r>
+      <w:r>
+        <w:rPr>
+          <w:lang w:val="ru-RU"/>
+        </w:rPr>
+        <w:t>система</w:t>
+      </w:r>
+      <w:r>
+        <w:t xml:space="preserve"> </w:t>
+      </w:r>
+      <w:r>
+        <w:rPr>
+          <w:lang w:val="ru-RU"/>
+        </w:rPr>
+        <w:t>программной</w:t>
+      </w:r>
+      <w:r>
+        <w:t xml:space="preserve"> </w:t>
+      </w:r>
+      <w:r>
+        <w:rPr>
+          <w:lang w:val="ru-RU"/>
+        </w:rPr>
+        <w:t>документации</w:t>
+      </w:r>
+      <w:r>
+        <w:t xml:space="preserve">. </w:t>
+      </w:r>
+      <w:r>
+        <w:rPr>
+          <w:lang w:val="ru-RU"/>
+        </w:rPr>
+        <w:t>Обозначения</w:t>
+      </w:r>
+      <w:r>
+        <w:t xml:space="preserve"> </w:t>
+      </w:r>
+      <w:r>
+        <w:rPr>
+          <w:lang w:val="ru-RU"/>
+        </w:rPr>
+        <w:t>программ</w:t>
+      </w:r>
+      <w:r>
+        <w:t xml:space="preserve"> </w:t>
+      </w:r>
+      <w:r>
+        <w:rPr>
+          <w:lang w:val="ru-RU"/>
+        </w:rPr>
+        <w:t>и</w:t>
+      </w:r>
+      <w:r>
+        <w:t xml:space="preserve"> </w:t>
+      </w:r>
+      <w:r>
+        <w:rPr>
+          <w:lang w:val="ru-RU"/>
+        </w:rPr>
+        <w:t>программных</w:t>
+      </w:r>
+      <w:r>
+        <w:t xml:space="preserve"> </w:t>
+      </w:r>
+      <w:r>
+        <w:rPr>
+          <w:lang w:val="ru-RU"/>
+        </w:rPr>
+        <w:t>документов»</w:t>
+      </w:r>
+      <w:r>
+        <w:t>.</w:t>
       </w:r>
     </w:p>
   </w:comment>
-  <w:comment w:id="16" w:author="Kalentyev Alexey" w:date="2026-09-23T04:48:00Z" w:initials="KA">
-    <w:p>
-      <w:r>
+  <w:comment w:id="15" w:author="Kalentyev Alexey" w:date="2026-10-07T12:06:00Z" w:initials="KA">
+    <w:p>
+      <w:pPr>
+        <w:pStyle w:val="a6"/>
+      </w:pPr>
+      <w:r>
+        <w:rPr>
+          <w:rStyle w:val="a4"/>
+        </w:rPr>
         <w:annotationRef/>
       </w:r>
       <w:r>
         <w:rPr>
           <w:lang w:val="ru-RU"/>
         </w:rPr>
-        <w:t xml:space="preserve">Уточните ограничения между общей длиной </w:t>
-      </w:r>
-      <w:r>
-        <w:t>L</w:t>
-      </w:r>
-      <w:r>
-        <w:rPr>
-          <w:lang w:val="ru-RU"/>
-        </w:rPr>
-        <w:t xml:space="preserve">, межосевым расстоянием </w:t>
-      </w:r>
-      <w:r>
-        <w:t>P</w:t>
-      </w:r>
-      <w:r>
-        <w:rPr>
-          <w:lang w:val="ru-RU"/>
-        </w:rPr>
-        <w:t xml:space="preserve">1 и диаметрами отверстий. Одного </w:t>
-      </w:r>
-      <w:r>
-        <w:t>P</w:t>
-      </w:r>
-      <w:r>
-        <w:rPr>
-          <w:lang w:val="ru-RU"/>
-        </w:rPr>
-        <w:t xml:space="preserve">1 &lt; </w:t>
-      </w:r>
-      <w:r>
-        <w:t>L</w:t>
-      </w:r>
-      <w:r>
-        <w:rPr>
-          <w:lang w:val="ru-RU"/>
-        </w:rPr>
-        <w:t xml:space="preserve"> недостаточно: нужно обеспечить размещение отверстий в теле держателя и необходимую толщину материала у края. Укажите, какие отверстия образуют </w:t>
-      </w:r>
-      <w:r>
-        <w:t>P</w:t>
-      </w:r>
-      <w:r>
-        <w:rPr>
-          <w:lang w:val="ru-RU"/>
-        </w:rPr>
-        <w:t>1, и минимальные отступы.</w:t>
-      </w:r>
-      <w:r>
-        <w:t>+</w:t>
+        <w:t>Задайте</w:t>
+      </w:r>
+      <w:r>
+        <w:t xml:space="preserve"> </w:t>
+      </w:r>
+      <w:r>
+        <w:rPr>
+          <w:lang w:val="ru-RU"/>
+        </w:rPr>
+        <w:t>положение</w:t>
+      </w:r>
+      <w:r>
+        <w:t xml:space="preserve">, </w:t>
+      </w:r>
+      <w:r>
+        <w:rPr>
+          <w:lang w:val="ru-RU"/>
+        </w:rPr>
+        <w:t>направление</w:t>
+      </w:r>
+      <w:r>
+        <w:t xml:space="preserve"> </w:t>
+      </w:r>
+      <w:r>
+        <w:rPr>
+          <w:lang w:val="ru-RU"/>
+        </w:rPr>
+        <w:t>и</w:t>
+      </w:r>
+      <w:r>
+        <w:t xml:space="preserve"> </w:t>
+      </w:r>
+      <w:r>
+        <w:rPr>
+          <w:lang w:val="ru-RU"/>
+        </w:rPr>
+        <w:t>длину</w:t>
+      </w:r>
+      <w:r>
+        <w:t xml:space="preserve"> </w:t>
+      </w:r>
+      <w:r>
+        <w:rPr>
+          <w:lang w:val="ru-RU"/>
+        </w:rPr>
+        <w:t>паза</w:t>
+      </w:r>
+      <w:r>
+        <w:t xml:space="preserve"> </w:t>
+      </w:r>
+      <w:r>
+        <w:rPr>
+          <w:lang w:val="ru-RU"/>
+        </w:rPr>
+        <w:t>постоянными</w:t>
+      </w:r>
+      <w:r>
+        <w:t xml:space="preserve"> </w:t>
+      </w:r>
+      <w:r>
+        <w:rPr>
+          <w:lang w:val="ru-RU"/>
+        </w:rPr>
+        <w:t>размерами</w:t>
+      </w:r>
+      <w:r>
+        <w:t xml:space="preserve"> </w:t>
+      </w:r>
+      <w:r>
+        <w:rPr>
+          <w:lang w:val="ru-RU"/>
+        </w:rPr>
+        <w:t>либо</w:t>
+      </w:r>
+      <w:r>
+        <w:t xml:space="preserve"> </w:t>
+      </w:r>
+      <w:r>
+        <w:rPr>
+          <w:lang w:val="ru-RU"/>
+        </w:rPr>
+        <w:t>зависимостями</w:t>
+      </w:r>
+      <w:r>
+        <w:t xml:space="preserve"> </w:t>
+      </w:r>
+      <w:r>
+        <w:rPr>
+          <w:lang w:val="ru-RU"/>
+        </w:rPr>
+        <w:t>от</w:t>
+      </w:r>
+      <w:r>
+        <w:t xml:space="preserve"> </w:t>
+      </w:r>
+      <w:r>
+        <w:rPr>
+          <w:lang w:val="ru-RU"/>
+        </w:rPr>
+        <w:t>вводимых</w:t>
+      </w:r>
+      <w:r>
+        <w:t xml:space="preserve"> </w:t>
+      </w:r>
+      <w:r>
+        <w:rPr>
+          <w:lang w:val="ru-RU"/>
+        </w:rPr>
+        <w:t>параметров</w:t>
+      </w:r>
+      <w:r>
+        <w:t xml:space="preserve">. </w:t>
+      </w:r>
+      <w:r>
+        <w:rPr>
+          <w:lang w:val="ru-RU"/>
+        </w:rPr>
+        <w:t>Дополните</w:t>
+      </w:r>
+      <w:r>
+        <w:t xml:space="preserve"> </w:t>
+      </w:r>
+      <w:r>
+        <w:rPr>
+          <w:lang w:val="ru-RU"/>
+        </w:rPr>
+        <w:t>ограничения</w:t>
+      </w:r>
+      <w:r>
+        <w:t xml:space="preserve"> </w:t>
+      </w:r>
+      <w:r>
+        <w:rPr>
+          <w:lang w:val="ru-RU"/>
+        </w:rPr>
+        <w:t>условиями</w:t>
+      </w:r>
+      <w:r>
+        <w:t xml:space="preserve"> </w:t>
+      </w:r>
+      <w:r>
+        <w:rPr>
+          <w:lang w:val="ru-RU"/>
+        </w:rPr>
+        <w:t>сохранения</w:t>
+      </w:r>
+      <w:r>
+        <w:t xml:space="preserve"> </w:t>
+      </w:r>
+      <w:r>
+        <w:rPr>
+          <w:lang w:val="ru-RU"/>
+        </w:rPr>
+        <w:t>материала</w:t>
+      </w:r>
+      <w:r>
+        <w:t xml:space="preserve"> </w:t>
+      </w:r>
+      <w:r>
+        <w:rPr>
+          <w:lang w:val="ru-RU"/>
+        </w:rPr>
+        <w:t>между</w:t>
+      </w:r>
+      <w:r>
+        <w:t xml:space="preserve"> </w:t>
+      </w:r>
+      <w:r>
+        <w:rPr>
+          <w:lang w:val="ru-RU"/>
+        </w:rPr>
+        <w:t>пазом</w:t>
+      </w:r>
+      <w:r>
+        <w:t xml:space="preserve"> </w:t>
+      </w:r>
+      <w:r>
+        <w:rPr>
+          <w:lang w:val="ru-RU"/>
+        </w:rPr>
+        <w:t>и</w:t>
+      </w:r>
+      <w:r>
+        <w:t xml:space="preserve"> </w:t>
+      </w:r>
+      <w:r>
+        <w:rPr>
+          <w:lang w:val="ru-RU"/>
+        </w:rPr>
+        <w:t>отверстиями</w:t>
+      </w:r>
+      <w:r>
+        <w:t xml:space="preserve">. </w:t>
+      </w:r>
+      <w:r>
+        <w:rPr>
+          <w:lang w:val="ru-RU"/>
+        </w:rPr>
+        <w:t>Недопустимые</w:t>
+      </w:r>
+      <w:r>
+        <w:t xml:space="preserve"> </w:t>
+      </w:r>
+      <w:r>
+        <w:rPr>
+          <w:lang w:val="ru-RU"/>
+        </w:rPr>
+        <w:t>сочетания</w:t>
+      </w:r>
+      <w:r>
+        <w:t xml:space="preserve"> </w:t>
+      </w:r>
+      <w:r>
+        <w:rPr>
+          <w:lang w:val="ru-RU"/>
+        </w:rPr>
+        <w:t>следует</w:t>
+      </w:r>
+      <w:r>
+        <w:t xml:space="preserve"> </w:t>
+      </w:r>
+      <w:r>
+        <w:rPr>
+          <w:lang w:val="ru-RU"/>
+        </w:rPr>
+        <w:t>отклонять</w:t>
+      </w:r>
+      <w:r>
+        <w:t xml:space="preserve"> </w:t>
+      </w:r>
+      <w:r>
+        <w:rPr>
+          <w:lang w:val="ru-RU"/>
+        </w:rPr>
+        <w:t>без</w:t>
+      </w:r>
+      <w:r>
+        <w:t xml:space="preserve"> </w:t>
+      </w:r>
+      <w:r>
+        <w:rPr>
+          <w:lang w:val="ru-RU"/>
+        </w:rPr>
+        <w:t>автоматической</w:t>
+      </w:r>
+      <w:r>
+        <w:t xml:space="preserve"> </w:t>
+      </w:r>
+      <w:r>
+        <w:rPr>
+          <w:lang w:val="ru-RU"/>
+        </w:rPr>
+        <w:t>подмены</w:t>
+      </w:r>
+      <w:r>
+        <w:t xml:space="preserve"> </w:t>
+      </w:r>
+      <w:r>
+        <w:rPr>
+          <w:lang w:val="ru-RU"/>
+        </w:rPr>
+        <w:t>введённых</w:t>
+      </w:r>
+      <w:r>
+        <w:t xml:space="preserve"> </w:t>
+      </w:r>
+      <w:r>
+        <w:rPr>
+          <w:lang w:val="ru-RU"/>
+        </w:rPr>
+        <w:t>значений</w:t>
+      </w:r>
+      <w:r>
+        <w:t>.</w:t>
+      </w:r>
+    </w:p>
+  </w:comment>
+  <w:comment w:id="16" w:author="Kalentyev Alexey" w:date="2026-10-07T12:06:00Z" w:initials="KA">
+    <w:p>
+      <w:pPr>
+        <w:pStyle w:val="a6"/>
+      </w:pPr>
+      <w:r>
+        <w:rPr>
+          <w:rStyle w:val="a4"/>
+        </w:rPr>
+        <w:annotationRef/>
+      </w:r>
+      <w:r>
+        <w:rPr>
+          <w:lang w:val="ru-RU"/>
+        </w:rPr>
+        <w:t>Установите</w:t>
+      </w:r>
+      <w:r>
+        <w:t xml:space="preserve"> </w:t>
+      </w:r>
+      <w:r>
+        <w:rPr>
+          <w:lang w:val="ru-RU"/>
+        </w:rPr>
+        <w:t>отступ</w:t>
+      </w:r>
+      <w:r>
+        <w:t xml:space="preserve"> </w:t>
+      </w:r>
+      <w:r>
+        <w:rPr>
+          <w:lang w:val="ru-RU"/>
+        </w:rPr>
+        <w:t>первой</w:t>
+      </w:r>
+      <w:r>
+        <w:t xml:space="preserve"> </w:t>
+      </w:r>
+      <w:r>
+        <w:rPr>
+          <w:lang w:val="ru-RU"/>
+        </w:rPr>
+        <w:t>строки</w:t>
+      </w:r>
+      <w:r>
+        <w:t xml:space="preserve"> 1,25 </w:t>
+      </w:r>
+      <w:r>
+        <w:rPr>
+          <w:lang w:val="ru-RU"/>
+        </w:rPr>
+        <w:t>см</w:t>
+      </w:r>
+      <w:r>
+        <w:t xml:space="preserve"> </w:t>
+      </w:r>
+      <w:r>
+        <w:rPr>
+          <w:lang w:val="ru-RU"/>
+        </w:rPr>
+        <w:t>в</w:t>
+      </w:r>
+      <w:r>
+        <w:t xml:space="preserve"> </w:t>
+      </w:r>
+      <w:r>
+        <w:rPr>
+          <w:lang w:val="ru-RU"/>
+        </w:rPr>
+        <w:t>абзацах</w:t>
+      </w:r>
+      <w:r>
+        <w:t xml:space="preserve"> </w:t>
+      </w:r>
+      <w:r>
+        <w:rPr>
+          <w:lang w:val="ru-RU"/>
+        </w:rPr>
+        <w:t>с</w:t>
+      </w:r>
+      <w:r>
+        <w:t xml:space="preserve"> </w:t>
+      </w:r>
+      <w:r>
+        <w:rPr>
+          <w:lang w:val="ru-RU"/>
+        </w:rPr>
+        <w:t>определениями</w:t>
+      </w:r>
+      <w:r>
+        <w:t xml:space="preserve"> </w:t>
+      </w:r>
+      <w:r>
+        <w:rPr>
+          <w:lang w:val="ru-RU"/>
+        </w:rPr>
+        <w:t>параметров</w:t>
+      </w:r>
+      <w:r>
+        <w:t xml:space="preserve"> </w:t>
+      </w:r>
+      <w:r>
+        <w:rPr>
+          <w:lang w:val="ru-RU"/>
+        </w:rPr>
+        <w:t>на</w:t>
+      </w:r>
+      <w:r>
+        <w:t xml:space="preserve"> </w:t>
+      </w:r>
+      <w:r>
+        <w:rPr>
+          <w:lang w:val="ru-RU"/>
+        </w:rPr>
+        <w:t>стр</w:t>
+      </w:r>
+      <w:r>
+        <w:t xml:space="preserve">. 7 </w:t>
+      </w:r>
+      <w:r>
+        <w:rPr>
+          <w:lang w:val="ru-RU"/>
+        </w:rPr>
+        <w:t>и</w:t>
+      </w:r>
+      <w:r>
+        <w:t xml:space="preserve"> </w:t>
+      </w:r>
+      <w:r>
+        <w:rPr>
+          <w:lang w:val="ru-RU"/>
+        </w:rPr>
+        <w:t>в</w:t>
+      </w:r>
+      <w:r>
+        <w:t xml:space="preserve"> </w:t>
+      </w:r>
+      <w:r>
+        <w:rPr>
+          <w:lang w:val="ru-RU"/>
+        </w:rPr>
+        <w:t>абзаце</w:t>
+      </w:r>
+      <w:r>
+        <w:t xml:space="preserve"> </w:t>
+      </w:r>
+      <w:r>
+        <w:rPr>
+          <w:lang w:val="ru-RU"/>
+        </w:rPr>
+        <w:t>«Значения</w:t>
+      </w:r>
+      <w:r>
+        <w:t xml:space="preserve"> </w:t>
+      </w:r>
+      <w:r>
+        <w:rPr>
+          <w:lang w:val="ru-RU"/>
+        </w:rPr>
+        <w:t>вне</w:t>
+      </w:r>
+      <w:r>
+        <w:t xml:space="preserve"> </w:t>
+      </w:r>
+      <w:r>
+        <w:rPr>
+          <w:lang w:val="ru-RU"/>
+        </w:rPr>
+        <w:t>указанных</w:t>
+      </w:r>
+      <w:r>
+        <w:t xml:space="preserve"> </w:t>
+      </w:r>
+      <w:r>
+        <w:rPr>
+          <w:lang w:val="ru-RU"/>
+        </w:rPr>
+        <w:t>диапазонов…»</w:t>
+      </w:r>
+      <w:r>
+        <w:t xml:space="preserve"> </w:t>
+      </w:r>
+      <w:r>
+        <w:rPr>
+          <w:lang w:val="ru-RU"/>
+        </w:rPr>
+        <w:t>на</w:t>
+      </w:r>
+      <w:r>
+        <w:t xml:space="preserve"> </w:t>
+      </w:r>
+      <w:r>
+        <w:rPr>
+          <w:lang w:val="ru-RU"/>
+        </w:rPr>
+        <w:t>стр</w:t>
+      </w:r>
+      <w:r>
+        <w:t>. 8.</w:t>
       </w:r>
     </w:p>
   </w:comment>
@@ -10401,119 +11337,658 @@
       </w:r>
     </w:p>
   </w:comment>
-  <w:comment w:id="31" w:author="Kalentyev Alexey" w:date="2026-09-16T11:27:00Z" w:initials="KA">
-    <w:p>
-      <w:pPr>
-        <w:overflowPunct w:val="0"/>
-        <w:rPr>
-          <w:lang w:val="ru-RU"/>
-        </w:rPr>
-      </w:pPr>
-      <w:r>
-        <w:rPr>
-          <w:rFonts w:ascii="Liberation Serif" w:eastAsia="DejaVu Sans" w:hAnsi="Liberation Serif" w:cs="Noto Sans Arabic"/>
-          <w:sz w:val="24"/>
-          <w:szCs w:val="24"/>
-          <w:lang w:val="ru-RU" w:eastAsia="en-US" w:bidi="en-US"/>
-        </w:rPr>
-        <w:t>?+</w:t>
+  <w:comment w:id="18" w:author="Kalentyev Alexey" w:date="2026-10-07T12:10:00Z" w:initials="KA">
+    <w:p>
+      <w:pPr>
+        <w:pStyle w:val="a6"/>
+      </w:pPr>
+      <w:r>
+        <w:rPr>
+          <w:rStyle w:val="a4"/>
+        </w:rPr>
+        <w:annotationRef/>
+      </w:r>
+      <w:r>
+        <w:rPr>
+          <w:lang w:val="ru-RU"/>
+        </w:rPr>
+        <w:t>Исправлено</w:t>
+      </w:r>
+      <w:r>
+        <w:t xml:space="preserve"> </w:t>
+      </w:r>
+      <w:r>
+        <w:rPr>
+          <w:lang w:val="ru-RU"/>
+        </w:rPr>
+        <w:t>частично</w:t>
+      </w:r>
+      <w:r>
+        <w:t xml:space="preserve">. </w:t>
+      </w:r>
+      <w:r>
+        <w:rPr>
+          <w:lang w:val="ru-RU"/>
+        </w:rPr>
+        <w:t>Для</w:t>
+      </w:r>
+      <w:r>
+        <w:t xml:space="preserve"> P2 </w:t>
+      </w:r>
+      <w:r>
+        <w:rPr>
+          <w:lang w:val="ru-RU"/>
+        </w:rPr>
+        <w:t>и</w:t>
+      </w:r>
+      <w:r>
+        <w:t xml:space="preserve"> P5 </w:t>
+      </w:r>
+      <w:r>
+        <w:rPr>
+          <w:lang w:val="ru-RU"/>
+        </w:rPr>
+        <w:t>добавлены</w:t>
+      </w:r>
+      <w:r>
+        <w:t xml:space="preserve"> </w:t>
+      </w:r>
+      <w:r>
+        <w:rPr>
+          <w:lang w:val="ru-RU"/>
+        </w:rPr>
+        <w:t>определения</w:t>
+      </w:r>
+      <w:r>
+        <w:t xml:space="preserve"> </w:t>
+      </w:r>
+      <w:r>
+        <w:rPr>
+          <w:lang w:val="ru-RU"/>
+        </w:rPr>
+        <w:t>и</w:t>
+      </w:r>
+      <w:r>
+        <w:t xml:space="preserve"> </w:t>
+      </w:r>
+      <w:r>
+        <w:rPr>
+          <w:lang w:val="ru-RU"/>
+        </w:rPr>
+        <w:t>формулы</w:t>
+      </w:r>
+      <w:r>
+        <w:t xml:space="preserve"> P2 = 0,2</w:t>
+      </w:r>
+      <w:r>
+        <w:rPr>
+          <w:lang w:val="ru-RU"/>
+        </w:rPr>
+        <w:t>·</w:t>
+      </w:r>
+      <w:r>
+        <w:t xml:space="preserve">P1 </w:t>
+      </w:r>
+      <w:r>
+        <w:rPr>
+          <w:lang w:val="ru-RU"/>
+        </w:rPr>
+        <w:t>и</w:t>
+      </w:r>
+      <w:r>
+        <w:t xml:space="preserve"> P5 = 0,5</w:t>
+      </w:r>
+      <w:r>
+        <w:rPr>
+          <w:lang w:val="ru-RU"/>
+        </w:rPr>
+        <w:t>·</w:t>
+      </w:r>
+      <w:r>
+        <w:t xml:space="preserve">P4. P3 </w:t>
+      </w:r>
+      <w:r>
+        <w:rPr>
+          <w:lang w:val="ru-RU"/>
+        </w:rPr>
+        <w:t>теперь</w:t>
+      </w:r>
+      <w:r>
+        <w:t xml:space="preserve"> </w:t>
+      </w:r>
+      <w:r>
+        <w:rPr>
+          <w:lang w:val="ru-RU"/>
+        </w:rPr>
+        <w:t>пояснён</w:t>
+      </w:r>
+      <w:r>
+        <w:t xml:space="preserve"> </w:t>
+      </w:r>
+      <w:r>
+        <w:rPr>
+          <w:lang w:val="ru-RU"/>
+        </w:rPr>
+        <w:t>как</w:t>
+      </w:r>
+      <w:r>
+        <w:t xml:space="preserve"> </w:t>
+      </w:r>
+      <w:r>
+        <w:rPr>
+          <w:lang w:val="ru-RU"/>
+        </w:rPr>
+        <w:t>ширина</w:t>
+      </w:r>
+      <w:r>
+        <w:t xml:space="preserve"> </w:t>
+      </w:r>
+      <w:r>
+        <w:rPr>
+          <w:lang w:val="ru-RU"/>
+        </w:rPr>
+        <w:t>паза</w:t>
+      </w:r>
+      <w:r>
+        <w:t xml:space="preserve">, </w:t>
+      </w:r>
+      <w:r>
+        <w:rPr>
+          <w:lang w:val="ru-RU"/>
+        </w:rPr>
+        <w:t>измеряемая</w:t>
+      </w:r>
+      <w:r>
+        <w:t xml:space="preserve"> </w:t>
+      </w:r>
+      <w:r>
+        <w:rPr>
+          <w:lang w:val="ru-RU"/>
+        </w:rPr>
+        <w:t>перпендикулярно</w:t>
+      </w:r>
+      <w:r>
+        <w:t xml:space="preserve"> </w:t>
+      </w:r>
+      <w:r>
+        <w:rPr>
+          <w:lang w:val="ru-RU"/>
+        </w:rPr>
+        <w:t>его</w:t>
+      </w:r>
+      <w:r>
+        <w:t xml:space="preserve"> </w:t>
+      </w:r>
+      <w:r>
+        <w:rPr>
+          <w:lang w:val="ru-RU"/>
+        </w:rPr>
+        <w:t>оси</w:t>
+      </w:r>
+      <w:r>
+        <w:t xml:space="preserve">, </w:t>
+      </w:r>
+      <w:r>
+        <w:rPr>
+          <w:lang w:val="ru-RU"/>
+        </w:rPr>
+        <w:t>но</w:t>
+      </w:r>
+      <w:r>
+        <w:t xml:space="preserve"> </w:t>
+      </w:r>
+      <w:r>
+        <w:rPr>
+          <w:lang w:val="ru-RU"/>
+        </w:rPr>
+        <w:t>название</w:t>
+      </w:r>
+      <w:r>
+        <w:t xml:space="preserve"> </w:t>
+      </w:r>
+      <w:r>
+        <w:rPr>
+          <w:lang w:val="ru-RU"/>
+        </w:rPr>
+        <w:t>по-прежнему</w:t>
+      </w:r>
+      <w:r>
+        <w:t xml:space="preserve"> </w:t>
+      </w:r>
+      <w:r>
+        <w:rPr>
+          <w:lang w:val="ru-RU"/>
+        </w:rPr>
+        <w:t>начинается</w:t>
+      </w:r>
+      <w:r>
+        <w:t xml:space="preserve"> </w:t>
+      </w:r>
+      <w:r>
+        <w:rPr>
+          <w:lang w:val="ru-RU"/>
+        </w:rPr>
+        <w:t>словами</w:t>
+      </w:r>
+      <w:r>
+        <w:t xml:space="preserve"> </w:t>
+      </w:r>
+      <w:r>
+        <w:rPr>
+          <w:lang w:val="ru-RU"/>
+        </w:rPr>
+        <w:t>«Диаметр</w:t>
+      </w:r>
+      <w:r>
+        <w:t xml:space="preserve"> </w:t>
+      </w:r>
+      <w:r>
+        <w:rPr>
+          <w:lang w:val="ru-RU"/>
+        </w:rPr>
+        <w:t>открытого</w:t>
+      </w:r>
+      <w:r>
+        <w:t xml:space="preserve"> </w:t>
+      </w:r>
+      <w:r>
+        <w:rPr>
+          <w:lang w:val="ru-RU"/>
+        </w:rPr>
+        <w:t>паза»</w:t>
+      </w:r>
+      <w:r>
+        <w:t xml:space="preserve">. </w:t>
+      </w:r>
+      <w:r>
+        <w:rPr>
+          <w:lang w:val="ru-RU"/>
+        </w:rPr>
+        <w:t>Следует</w:t>
+      </w:r>
+      <w:r>
+        <w:t xml:space="preserve"> </w:t>
+      </w:r>
+      <w:r>
+        <w:rPr>
+          <w:lang w:val="ru-RU"/>
+        </w:rPr>
+        <w:t>привести</w:t>
+      </w:r>
+      <w:r>
+        <w:t xml:space="preserve"> </w:t>
+      </w:r>
+      <w:r>
+        <w:rPr>
+          <w:lang w:val="ru-RU"/>
+        </w:rPr>
+        <w:t>название</w:t>
+      </w:r>
+      <w:r>
+        <w:t xml:space="preserve"> </w:t>
+      </w:r>
+      <w:r>
+        <w:rPr>
+          <w:lang w:val="ru-RU"/>
+        </w:rPr>
+        <w:t>к</w:t>
+      </w:r>
+      <w:r>
+        <w:t xml:space="preserve"> </w:t>
+      </w:r>
+      <w:r>
+        <w:rPr>
+          <w:lang w:val="ru-RU"/>
+        </w:rPr>
+        <w:t>определению</w:t>
+      </w:r>
+      <w:r>
+        <w:t xml:space="preserve"> </w:t>
+      </w:r>
+      <w:r>
+        <w:rPr>
+          <w:lang w:val="ru-RU"/>
+        </w:rPr>
+        <w:t>и</w:t>
+      </w:r>
+      <w:r>
+        <w:t xml:space="preserve"> </w:t>
+      </w:r>
+      <w:r>
+        <w:rPr>
+          <w:lang w:val="ru-RU"/>
+        </w:rPr>
+        <w:t>рисунку</w:t>
+      </w:r>
+      <w:r>
+        <w:t xml:space="preserve">: </w:t>
+      </w:r>
+      <w:r>
+        <w:rPr>
+          <w:lang w:val="ru-RU"/>
+        </w:rPr>
+        <w:t>«Ширина</w:t>
+      </w:r>
+      <w:r>
+        <w:t xml:space="preserve"> </w:t>
+      </w:r>
+      <w:r>
+        <w:rPr>
+          <w:lang w:val="ru-RU"/>
+        </w:rPr>
+        <w:t>открытого</w:t>
+      </w:r>
+      <w:r>
+        <w:t xml:space="preserve"> </w:t>
+      </w:r>
+      <w:r>
+        <w:rPr>
+          <w:lang w:val="ru-RU"/>
+        </w:rPr>
+        <w:t>паза</w:t>
+      </w:r>
+      <w:r>
+        <w:t xml:space="preserve"> P3</w:t>
+      </w:r>
+      <w:r>
+        <w:rPr>
+          <w:lang w:val="ru-RU"/>
+        </w:rPr>
+        <w:t>»</w:t>
+      </w:r>
+      <w:r>
+        <w:t>.</w:t>
       </w:r>
     </w:p>
   </w:comment>
-  <w:comment w:id="38" w:author="Kalentyev Alexey" w:date="2026-09-16T11:26:00Z" w:initials="KA">
-    <w:p>
-      <w:pPr>
-        <w:overflowPunct w:val="0"/>
-        <w:rPr>
-          <w:lang w:val="ru-RU"/>
-        </w:rPr>
-      </w:pPr>
-      <w:r>
-        <w:rPr>
-          <w:rFonts w:ascii="Liberation Serif" w:eastAsia="DejaVu Sans" w:hAnsi="Liberation Serif" w:cs="Noto Sans Arabic"/>
-          <w:sz w:val="24"/>
-          <w:szCs w:val="24"/>
-          <w:lang w:val="ru-RU" w:eastAsia="en-US" w:bidi="en-US"/>
-        </w:rPr>
-        <w:t>?+</w:t>
+  <w:comment w:id="21" w:author="Kalentyev Alexey" w:date="2026-10-07T12:07:00Z" w:initials="KA">
+    <w:p>
+      <w:pPr>
+        <w:pStyle w:val="a6"/>
+      </w:pPr>
+      <w:r>
+        <w:rPr>
+          <w:rStyle w:val="a4"/>
+        </w:rPr>
+        <w:annotationRef/>
+      </w:r>
+      <w:r>
+        <w:rPr>
+          <w:lang w:val="ru-RU"/>
+        </w:rPr>
+        <w:t>Уберите</w:t>
+      </w:r>
+      <w:r>
+        <w:t xml:space="preserve"> </w:t>
+      </w:r>
+      <w:r>
+        <w:rPr>
+          <w:lang w:val="ru-RU"/>
+        </w:rPr>
+        <w:t>подчёркивание</w:t>
+      </w:r>
+      <w:r>
+        <w:t xml:space="preserve"> </w:t>
+      </w:r>
+      <w:r>
+        <w:rPr>
+          <w:lang w:val="ru-RU"/>
+        </w:rPr>
+        <w:t>слова</w:t>
+      </w:r>
+      <w:r>
+        <w:t xml:space="preserve"> </w:t>
+      </w:r>
+      <w:r>
+        <w:rPr>
+          <w:lang w:val="ru-RU"/>
+        </w:rPr>
+        <w:t>«одной»</w:t>
+      </w:r>
+      <w:r>
+        <w:t xml:space="preserve">. </w:t>
+      </w:r>
+      <w:r>
+        <w:rPr>
+          <w:lang w:val="ru-RU"/>
+        </w:rPr>
+        <w:t>При</w:t>
+      </w:r>
+      <w:r>
+        <w:t xml:space="preserve"> </w:t>
+      </w:r>
+      <w:r>
+        <w:rPr>
+          <w:lang w:val="ru-RU"/>
+        </w:rPr>
+        <w:t>необходимости</w:t>
+      </w:r>
+      <w:r>
+        <w:t xml:space="preserve"> </w:t>
+      </w:r>
+      <w:r>
+        <w:rPr>
+          <w:lang w:val="ru-RU"/>
+        </w:rPr>
+        <w:t>выделите</w:t>
+      </w:r>
+      <w:r>
+        <w:t xml:space="preserve"> </w:t>
+      </w:r>
+      <w:r>
+        <w:rPr>
+          <w:lang w:val="ru-RU"/>
+        </w:rPr>
+        <w:t>требование</w:t>
+      </w:r>
+      <w:r>
+        <w:t xml:space="preserve"> </w:t>
+      </w:r>
+      <w:r>
+        <w:rPr>
+          <w:lang w:val="ru-RU"/>
+        </w:rPr>
+        <w:t>разрешённым</w:t>
+      </w:r>
+      <w:r>
+        <w:t xml:space="preserve"> </w:t>
+      </w:r>
+      <w:r>
+        <w:rPr>
+          <w:lang w:val="ru-RU"/>
+        </w:rPr>
+        <w:t>начертанием</w:t>
+      </w:r>
+      <w:r>
+        <w:t xml:space="preserve"> </w:t>
+      </w:r>
+      <w:r>
+        <w:rPr>
+          <w:lang w:val="ru-RU"/>
+        </w:rPr>
+        <w:t>шрифта</w:t>
+      </w:r>
+      <w:r>
+        <w:t>.</w:t>
       </w:r>
     </w:p>
   </w:comment>
-  <w:comment w:id="43" w:author="Kalentyev Alexey" w:date="2026-09-16T11:26:00Z" w:initials="KA">
-    <w:p>
-      <w:pPr>
-        <w:overflowPunct w:val="0"/>
-        <w:rPr>
-          <w:lang w:val="ru-RU"/>
-        </w:rPr>
-      </w:pPr>
-      <w:r>
-        <w:rPr>
-          <w:rFonts w:ascii="Liberation Serif" w:eastAsia="DejaVu Sans" w:hAnsi="Liberation Serif" w:cs="Noto Sans Arabic"/>
-          <w:sz w:val="24"/>
-          <w:szCs w:val="24"/>
-          <w:lang w:val="ru-RU" w:eastAsia="en-US" w:bidi="en-US"/>
-        </w:rPr>
-        <w:t>?+</w:t>
-      </w:r>
-    </w:p>
-    <w:p>
-      <w:pPr>
-        <w:overflowPunct w:val="0"/>
-        <w:rPr>
-          <w:lang w:val="ru-RU"/>
-        </w:rPr>
-      </w:pPr>
+  <w:comment w:id="43" w:author="Kalentyev Alexey" w:date="2026-10-07T12:07:00Z" w:initials="KA">
+    <w:p>
+      <w:pPr>
+        <w:pStyle w:val="a6"/>
+      </w:pPr>
+      <w:r>
+        <w:rPr>
+          <w:rStyle w:val="a4"/>
+        </w:rPr>
+        <w:annotationRef/>
+      </w:r>
+      <w:r>
+        <w:rPr>
+          <w:lang w:val="ru-RU"/>
+        </w:rPr>
+        <w:t>Установите</w:t>
+      </w:r>
+      <w:r>
+        <w:t xml:space="preserve"> </w:t>
+      </w:r>
+      <w:r>
+        <w:rPr>
+          <w:lang w:val="ru-RU"/>
+        </w:rPr>
+        <w:t>одинарный</w:t>
+      </w:r>
+      <w:r>
+        <w:t xml:space="preserve"> </w:t>
+      </w:r>
+      <w:r>
+        <w:rPr>
+          <w:lang w:val="ru-RU"/>
+        </w:rPr>
+        <w:t>межстрочный</w:t>
+      </w:r>
+      <w:r>
+        <w:t xml:space="preserve"> </w:t>
+      </w:r>
+      <w:r>
+        <w:rPr>
+          <w:lang w:val="ru-RU"/>
+        </w:rPr>
+        <w:t>интервал</w:t>
+      </w:r>
+      <w:r>
+        <w:t xml:space="preserve"> </w:t>
+      </w:r>
+      <w:r>
+        <w:rPr>
+          <w:lang w:val="ru-RU"/>
+        </w:rPr>
+        <w:t>в</w:t>
+      </w:r>
+      <w:r>
+        <w:t xml:space="preserve"> </w:t>
+      </w:r>
+      <w:r>
+        <w:rPr>
+          <w:lang w:val="ru-RU"/>
+        </w:rPr>
+        <w:t>ячейках</w:t>
+      </w:r>
+      <w:r>
+        <w:t xml:space="preserve"> </w:t>
+      </w:r>
+      <w:r>
+        <w:rPr>
+          <w:lang w:val="ru-RU"/>
+        </w:rPr>
+        <w:t>таблицы</w:t>
+      </w:r>
+      <w:r>
+        <w:t xml:space="preserve"> 4.1.</w:t>
+      </w:r>
     </w:p>
   </w:comment>
-  <w:comment w:id="44" w:author="Kalentyev Alexey" w:date="2026-09-23T04:48:00Z" w:initials="KA">
-    <w:p>
-      <w:r>
+  <w:comment w:id="51" w:author="Kalentyev Alexey" w:date="2026-10-07T12:08:00Z" w:initials="KA">
+    <w:p>
+      <w:pPr>
+        <w:pStyle w:val="a6"/>
+      </w:pPr>
+      <w:r>
+        <w:rPr>
+          <w:rStyle w:val="a4"/>
+        </w:rPr>
         <w:annotationRef/>
       </w:r>
       <w:r>
         <w:rPr>
           <w:lang w:val="ru-RU"/>
         </w:rPr>
-        <w:t xml:space="preserve">Исправьте срок последнего этапа: здесь указан 31.12.2024, хотя в п. 1.4 работа выполняется в 2026 году и должна завершиться не позднее 29.12.2026. </w:t>
-      </w:r>
-      <w:r>
-        <w:t>Согласуйте даты по всему плану.</w:t>
-      </w:r>
-      <w:r>
-        <w:t>+</w:t>
-      </w:r>
-    </w:p>
-  </w:comment>
-  <w:comment w:id="48" w:author="Kalentyev Alexey" w:date="2026-09-16T11:27:00Z" w:initials="KA">
-    <w:p>
-      <w:pPr>
-        <w:overflowPunct w:val="0"/>
-      </w:pPr>
-      <w:r>
-        <w:rPr>
-          <w:rFonts w:ascii="Liberation Serif" w:eastAsia="DejaVu Sans" w:hAnsi="Liberation Serif" w:cs="Noto Sans Arabic"/>
-          <w:sz w:val="24"/>
-          <w:szCs w:val="24"/>
-          <w:lang w:val="ru-RU" w:eastAsia="en-US" w:bidi="en-US"/>
-        </w:rPr>
-        <w:t>?+</w:t>
-      </w:r>
-    </w:p>
-  </w:comment>
-  <w:comment w:id="53" w:author="Kalentyev Alexey" w:date="2026-09-16T11:28:00Z" w:initials="KA">
-    <w:p>
-      <w:pPr>
-        <w:overflowPunct w:val="0"/>
-      </w:pPr>
-      <w:r>
-        <w:rPr>
-          <w:rFonts w:ascii="Liberation Serif" w:eastAsia="DejaVu Sans" w:hAnsi="Liberation Serif" w:cs="Noto Sans Arabic"/>
-          <w:sz w:val="24"/>
-          <w:szCs w:val="24"/>
-          <w:lang w:val="ru-RU" w:eastAsia="en-US" w:bidi="en-US"/>
-        </w:rPr>
-        <w:t>Висячая строка.+</w:t>
+        <w:t>Восстановите</w:t>
+      </w:r>
+      <w:r>
+        <w:t xml:space="preserve"> </w:t>
+      </w:r>
+      <w:r>
+        <w:rPr>
+          <w:lang w:val="ru-RU"/>
+        </w:rPr>
+        <w:t>полуторный</w:t>
+      </w:r>
+      <w:r>
+        <w:t xml:space="preserve"> </w:t>
+      </w:r>
+      <w:r>
+        <w:rPr>
+          <w:lang w:val="ru-RU"/>
+        </w:rPr>
+        <w:t>межстрочный</w:t>
+      </w:r>
+      <w:r>
+        <w:t xml:space="preserve"> </w:t>
+      </w:r>
+      <w:r>
+        <w:rPr>
+          <w:lang w:val="ru-RU"/>
+        </w:rPr>
+        <w:t>интервал</w:t>
+      </w:r>
+      <w:r>
+        <w:t xml:space="preserve"> </w:t>
+      </w:r>
+      <w:r>
+        <w:rPr>
+          <w:lang w:val="ru-RU"/>
+        </w:rPr>
+        <w:t>во</w:t>
+      </w:r>
+      <w:r>
+        <w:t xml:space="preserve"> </w:t>
+      </w:r>
+      <w:r>
+        <w:rPr>
+          <w:lang w:val="ru-RU"/>
+        </w:rPr>
+        <w:t>всех</w:t>
+      </w:r>
+      <w:r>
+        <w:t xml:space="preserve"> </w:t>
+      </w:r>
+      <w:r>
+        <w:rPr>
+          <w:lang w:val="ru-RU"/>
+        </w:rPr>
+        <w:t>четырёх</w:t>
+      </w:r>
+      <w:r>
+        <w:t xml:space="preserve"> </w:t>
+      </w:r>
+      <w:r>
+        <w:rPr>
+          <w:lang w:val="ru-RU"/>
+        </w:rPr>
+        <w:t>текстовых</w:t>
+      </w:r>
+      <w:r>
+        <w:t xml:space="preserve"> </w:t>
+      </w:r>
+      <w:r>
+        <w:rPr>
+          <w:lang w:val="ru-RU"/>
+        </w:rPr>
+        <w:t>абзацах</w:t>
+      </w:r>
+      <w:r>
+        <w:t xml:space="preserve"> </w:t>
+      </w:r>
+      <w:r>
+        <w:rPr>
+          <w:lang w:val="ru-RU"/>
+        </w:rPr>
+        <w:t>п</w:t>
+      </w:r>
+      <w:r>
+        <w:t>. 6.2.</w:t>
       </w:r>
     </w:p>
   </w:comment>
@@ -10521,23 +11996,50 @@
 </file>
 
 <file path=word/commentsExtended.xml><?xml version="1.0" encoding="utf-8"?>
-<w15:commentsEx xmlns:wpc="http://schemas.microsoft.com/office/word/2010/wordprocessingCanvas" xmlns:cx="http://schemas.microsoft.com/office/drawing/2014/chartex" xmlns:mc="http://schemas.openxmlformats.org/markup-compatibility/2006" xmlns:o="urn:schemas-microsoft-com:office:office" xmlns:r="http://schemas.openxmlformats.org/officeDocument/2006/relationships" xmlns:m="http://schemas.openxmlformats.org/officeDocument/2006/math" xmlns:v="urn:schemas-microsoft-com:vml" xmlns:wp14="http://schemas.microsoft.com/office/word/2010/wordprocessingDrawing" xmlns:wp="http://schemas.openxmlformats.org/drawingml/2006/wordprocessingDrawing" xmlns:w10="urn:schemas-microsoft-com:office:word" xmlns:w="http://schemas.openxmlformats.org/wordprocessingml/2006/main" xmlns:w14="http://schemas.microsoft.com/office/word/2010/wordml" xmlns:w15="http://schemas.microsoft.com/office/word/2012/wordml" xmlns:w16se="http://schemas.microsoft.com/office/word/2015/wordml/symex" xmlns:wpg="http://schemas.microsoft.com/office/word/2010/wordprocessingGroup" xmlns:wpi="http://schemas.microsoft.com/office/word/2010/wordprocessingInk" xmlns:wne="http://schemas.microsoft.com/office/word/2006/wordml" xmlns:wps="http://schemas.microsoft.com/office/word/2010/wordprocessingShape" mc:Ignorable="w14 w15 w16se wp14">
-  <w15:commentEx w15:paraId="556C0F6E" w15:done="0"/>
-  <w15:commentEx w15:paraId="2D98D8E9" w15:done="0"/>
+<w15:commentsEx xmlns:wpc="http://schemas.microsoft.com/office/word/2010/wordprocessingCanvas" xmlns:cx="http://schemas.microsoft.com/office/drawing/2014/chartex" xmlns:cx1="http://schemas.microsoft.com/office/drawing/2015/9/8/chartex" xmlns:cx2="http://schemas.microsoft.com/office/drawing/2015/10/21/chartex" xmlns:cx3="http://schemas.microsoft.com/office/drawing/2016/5/9/chartex" xmlns:cx4="http://schemas.microsoft.com/office/drawing/2016/5/10/chartex" xmlns:cx5="http://schemas.microsoft.com/office/drawing/2016/5/11/chartex" xmlns:cx6="http://schemas.microsoft.com/office/drawing/2016/5/12/chartex" xmlns:cx7="http://schemas.microsoft.com/office/drawing/2016/5/13/chartex" xmlns:cx8="http://schemas.microsoft.com/office/drawing/2016/5/14/chartex" xmlns:mc="http://schemas.openxmlformats.org/markup-compatibility/2006" xmlns:aink="http://schemas.microsoft.com/office/drawing/2016/ink" xmlns:am3d="http://schemas.microsoft.com/office/drawing/2017/model3d" xmlns:o="urn:schemas-microsoft-com:office:office" xmlns:oel="http://schemas.microsoft.com/office/2019/extlst" xmlns:r="http://schemas.openxmlformats.org/officeDocument/2006/relationships" xmlns:m="http://schemas.openxmlformats.org/officeDocument/2006/math" xmlns:v="urn:schemas-microsoft-com:vml" xmlns:wp14="http://schemas.microsoft.com/office/word/2010/wordprocessingDrawing" xmlns:wp="http://schemas.openxmlformats.org/drawingml/2006/wordprocessingDrawing" xmlns:w10="urn:schemas-microsoft-com:office:word" xmlns:w="http://schemas.openxmlformats.org/wordprocessingml/2006/main" xmlns:w14="http://schemas.microsoft.com/office/word/2010/wordml" xmlns:w15="http://schemas.microsoft.com/office/word/2012/wordml" xmlns:w16cex="http://schemas.microsoft.com/office/word/2018/wordml/cex" xmlns:w16cid="http://schemas.microsoft.com/office/word/2016/wordml/cid" xmlns:w16="http://schemas.microsoft.com/office/word/2018/wordml" xmlns:w16du="http://schemas.microsoft.com/office/word/2023/wordml/word16du" xmlns:w16sdtdh="http://schemas.microsoft.com/office/word/2020/wordml/sdtdatahash" xmlns:w16sdtfl="http://schemas.microsoft.com/office/word/2024/wordml/sdtformatlock" xmlns:w16se="http://schemas.microsoft.com/office/word/2015/wordml/symex" xmlns:wpg="http://schemas.microsoft.com/office/word/2010/wordprocessingGroup" xmlns:wpi="http://schemas.microsoft.com/office/word/2010/wordprocessingInk" xmlns:wne="http://schemas.microsoft.com/office/word/2006/wordml" xmlns:wps="http://schemas.microsoft.com/office/word/2010/wordprocessingShape" mc:Ignorable="w14 w15 w16se w16cid w16 w16cex w16sdtdh w16sdtfl w16du wp14">
   <w15:commentEx w15:paraId="5BC63657" w15:done="0"/>
-  <w15:commentEx w15:paraId="5E1F7D52" w15:done="0"/>
+  <w15:commentEx w15:paraId="24C79AD7" w15:done="0"/>
+  <w15:commentEx w15:paraId="188A8A71" w15:done="0"/>
+  <w15:commentEx w15:paraId="1C727D13" w15:done="0"/>
+  <w15:commentEx w15:paraId="2EBF7C27" w15:done="0"/>
   <w15:commentEx w15:paraId="7917AB32" w15:done="0"/>
-  <w15:commentEx w15:paraId="1C0F9966" w15:done="0"/>
-  <w15:commentEx w15:paraId="1D7C97D4" w15:done="0"/>
-  <w15:commentEx w15:paraId="5FA6F778" w15:done="0"/>
-  <w15:commentEx w15:paraId="2370A44A" w15:done="0"/>
-  <w15:commentEx w15:paraId="335B81BA" w15:done="0"/>
-  <w15:commentEx w15:paraId="588C840D" w15:done="0"/>
+  <w15:commentEx w15:paraId="27A6FBA8" w15:paraIdParent="7917AB32" w15:done="0"/>
+  <w15:commentEx w15:paraId="3116DABB" w15:done="0"/>
+  <w15:commentEx w15:paraId="1983AB0F" w15:done="0"/>
+  <w15:commentEx w15:paraId="4519A1A4" w15:done="0"/>
 </w15:commentsEx>
 </file>
 
+<file path=word/commentsExtensible.xml><?xml version="1.0" encoding="utf-8"?>
+<w16cex:commentsExtensible xmlns:wpc="http://schemas.microsoft.com/office/word/2010/wordprocessingCanvas" xmlns:cx="http://schemas.microsoft.com/office/drawing/2014/chartex" xmlns:cx1="http://schemas.microsoft.com/office/drawing/2015/9/8/chartex" xmlns:cx2="http://schemas.microsoft.com/office/drawing/2015/10/21/chartex" xmlns:cx3="http://schemas.microsoft.com/office/drawing/2016/5/9/chartex" xmlns:cx4="http://schemas.microsoft.com/office/drawing/2016/5/10/chartex" xmlns:cx5="http://schemas.microsoft.com/office/drawing/2016/5/11/chartex" xmlns:cx6="http://schemas.microsoft.com/office/drawing/2016/5/12/chartex" xmlns:cx7="http://schemas.microsoft.com/office/drawing/2016/5/13/chartex" xmlns:cx8="http://schemas.microsoft.com/office/drawing/2016/5/14/chartex" xmlns:cr="http://schemas.microsoft.com/office/comments/2020/reactions" xmlns:mc="http://schemas.openxmlformats.org/markup-compatibility/2006" xmlns:aink="http://schemas.microsoft.com/office/drawing/2016/ink" xmlns:am3d="http://schemas.microsoft.com/office/drawing/2017/model3d" xmlns:o="urn:schemas-microsoft-com:office:office" xmlns:oel="http://schemas.microsoft.com/office/2019/extlst" xmlns:r="http://schemas.openxmlformats.org/officeDocument/2006/relationships" xmlns:m="http://schemas.openxmlformats.org/officeDocument/2006/math" xmlns:v="urn:schemas-microsoft-com:vml" xmlns:wp14="http://schemas.microsoft.com/office/word/2010/wordprocessingDrawing" xmlns:wp="http://schemas.openxmlformats.org/drawingml/2006/wordprocessingDrawing" xmlns:w10="urn:schemas-microsoft-com:office:word" xmlns:w="http://schemas.openxmlformats.org/wordprocessingml/2006/main" xmlns:w14="http://schemas.microsoft.com/office/word/2010/wordml" xmlns:w15="http://schemas.microsoft.com/office/word/2012/wordml" xmlns:w16cex="http://schemas.microsoft.com/office/word/2018/wordml/cex" xmlns:w16cid="http://schemas.microsoft.com/office/word/2016/wordml/cid" xmlns:w16="http://schemas.microsoft.com/office/word/2018/wordml" xmlns:w16du="http://schemas.microsoft.com/office/word/2023/wordml/word16du" xmlns:w16sdtdh="http://schemas.microsoft.com/office/word/2020/wordml/sdtdatahash" xmlns:w16sdtfl="http://schemas.microsoft.com/office/word/2024/wordml/sdtformatlock" xmlns:w16se="http://schemas.microsoft.com/office/word/2015/wordml/symex" xmlns:wpg="http://schemas.microsoft.com/office/word/2010/wordprocessingGroup" xmlns:wpi="http://schemas.microsoft.com/office/word/2010/wordprocessingInk" xmlns:wne="http://schemas.microsoft.com/office/word/2006/wordml" xmlns:wps="http://schemas.microsoft.com/office/word/2010/wordprocessingShape" mc:Ignorable="w14 w15 w16se w16cid w16 w16cex w16sdtdh w16sdtfl cr w16du wp14">
+  <w16cex:commentExtensible w16cex:durableId="1359DB50" w16cex:dateUtc="2026-10-07T05:08:00Z"/>
+  <w16cex:commentExtensible w16cex:durableId="75F62909" w16cex:dateUtc="2026-10-07T05:06:00Z"/>
+  <w16cex:commentExtensible w16cex:durableId="5E3F2319" w16cex:dateUtc="2026-10-07T05:06:00Z"/>
+  <w16cex:commentExtensible w16cex:durableId="6282ED19" w16cex:dateUtc="2026-10-07T05:06:00Z"/>
+  <w16cex:commentExtensible w16cex:durableId="589284FD" w16cex:dateUtc="2026-10-07T05:10:00Z"/>
+  <w16cex:commentExtensible w16cex:durableId="45ABE816" w16cex:dateUtc="2026-10-07T05:07:00Z"/>
+  <w16cex:commentExtensible w16cex:durableId="31821214" w16cex:dateUtc="2026-10-07T05:07:00Z"/>
+  <w16cex:commentExtensible w16cex:durableId="0BE96231" w16cex:dateUtc="2026-10-07T05:08:00Z"/>
+</w16cex:commentsExtensible>
+</file>
+
+<file path=word/commentsIds.xml><?xml version="1.0" encoding="utf-8"?>
+<w16cid:commentsIds xmlns:wpc="http://schemas.microsoft.com/office/word/2010/wordprocessingCanvas" xmlns:cx="http://schemas.microsoft.com/office/drawing/2014/chartex" xmlns:cx1="http://schemas.microsoft.com/office/drawing/2015/9/8/chartex" xmlns:cx2="http://schemas.microsoft.com/office/drawing/2015/10/21/chartex" xmlns:cx3="http://schemas.microsoft.com/office/drawing/2016/5/9/chartex" xmlns:cx4="http://schemas.microsoft.com/office/drawing/2016/5/10/chartex" xmlns:cx5="http://schemas.microsoft.com/office/drawing/2016/5/11/chartex" xmlns:cx6="http://schemas.microsoft.com/office/drawing/2016/5/12/chartex" xmlns:cx7="http://schemas.microsoft.com/office/drawing/2016/5/13/chartex" xmlns:cx8="http://schemas.microsoft.com/office/drawing/2016/5/14/chartex" xmlns:mc="http://schemas.openxmlformats.org/markup-compatibility/2006" xmlns:aink="http://schemas.microsoft.com/office/drawing/2016/ink" xmlns:am3d="http://schemas.microsoft.com/office/drawing/2017/model3d" xmlns:o="urn:schemas-microsoft-com:office:office" xmlns:oel="http://schemas.microsoft.com/office/2019/extlst" xmlns:r="http://schemas.openxmlformats.org/officeDocument/2006/relationships" xmlns:m="http://schemas.openxmlformats.org/officeDocument/2006/math" xmlns:v="urn:schemas-microsoft-com:vml" xmlns:wp14="http://schemas.microsoft.com/office/word/2010/wordprocessingDrawing" xmlns:wp="http://schemas.openxmlformats.org/drawingml/2006/wordprocessingDrawing" xmlns:w10="urn:schemas-microsoft-com:office:word" xmlns:w="http://schemas.openxmlformats.org/wordprocessingml/2006/main" xmlns:w14="http://schemas.microsoft.com/office/word/2010/wordml" xmlns:w15="http://schemas.microsoft.com/office/word/2012/wordml" xmlns:w16cex="http://schemas.microsoft.com/office/word/2018/wordml/cex" xmlns:w16cid="http://schemas.microsoft.com/office/word/2016/wordml/cid" xmlns:w16="http://schemas.microsoft.com/office/word/2018/wordml" xmlns:w16du="http://schemas.microsoft.com/office/word/2023/wordml/word16du" xmlns:w16sdtdh="http://schemas.microsoft.com/office/word/2020/wordml/sdtdatahash" xmlns:w16sdtfl="http://schemas.microsoft.com/office/word/2024/wordml/sdtformatlock" xmlns:w16se="http://schemas.microsoft.com/office/word/2015/wordml/symex" xmlns:wpg="http://schemas.microsoft.com/office/word/2010/wordprocessingGroup" xmlns:wpi="http://schemas.microsoft.com/office/word/2010/wordprocessingInk" xmlns:wne="http://schemas.microsoft.com/office/word/2006/wordml" xmlns:wps="http://schemas.microsoft.com/office/word/2010/wordprocessingShape" mc:Ignorable="w14 w15 w16se w16cid w16 w16cex w16sdtdh w16sdtfl w16du wp14">
+  <w16cid:commentId w16cid:paraId="5BC63657" w16cid:durableId="5BC63657"/>
+  <w16cid:commentId w16cid:paraId="24C79AD7" w16cid:durableId="1359DB50"/>
+  <w16cid:commentId w16cid:paraId="188A8A71" w16cid:durableId="75F62909"/>
+  <w16cid:commentId w16cid:paraId="1C727D13" w16cid:durableId="5E3F2319"/>
+  <w16cid:commentId w16cid:paraId="2EBF7C27" w16cid:durableId="6282ED19"/>
+  <w16cid:commentId w16cid:paraId="7917AB32" w16cid:durableId="7917AB32"/>
+  <w16cid:commentId w16cid:paraId="27A6FBA8" w16cid:durableId="589284FD"/>
+  <w16cid:commentId w16cid:paraId="3116DABB" w16cid:durableId="45ABE816"/>
+  <w16cid:commentId w16cid:paraId="1983AB0F" w16cid:durableId="31821214"/>
+  <w16cid:commentId w16cid:paraId="4519A1A4" w16cid:durableId="0BE96231"/>
+</w16cid:commentsIds>
+</file>
+
 <file path=word/endnotes.xml><?xml version="1.0" encoding="utf-8"?>
-<w:endnotes xmlns:wpc="http://schemas.microsoft.com/office/word/2010/wordprocessingCanvas" xmlns:cx="http://schemas.microsoft.com/office/drawing/2014/chartex" xmlns:mc="http://schemas.openxmlformats.org/markup-compatibility/2006" xmlns:o="urn:schemas-microsoft-com:office:office" xmlns:r="http://schemas.openxmlformats.org/officeDocument/2006/relationships" xmlns:m="http://schemas.openxmlformats.org/officeDocument/2006/math" xmlns:v="urn:schemas-microsoft-com:vml" xmlns:wp14="http://schemas.microsoft.com/office/word/2010/wordprocessingDrawing" xmlns:wp="http://schemas.openxmlformats.org/drawingml/2006/wordprocessingDrawing" xmlns:w10="urn:schemas-microsoft-com:office:word" xmlns:w="http://schemas.openxmlformats.org/wordprocessingml/2006/main" xmlns:w14="http://schemas.microsoft.com/office/word/2010/wordml" xmlns:w15="http://schemas.microsoft.com/office/word/2012/wordml" xmlns:w16se="http://schemas.microsoft.com/office/word/2015/wordml/symex" xmlns:wpg="http://schemas.microsoft.com/office/word/2010/wordprocessingGroup" xmlns:wpi="http://schemas.microsoft.com/office/word/2010/wordprocessingInk" xmlns:wne="http://schemas.microsoft.com/office/word/2006/wordml" xmlns:wps="http://schemas.microsoft.com/office/word/2010/wordprocessingShape" mc:Ignorable="w14 w15 w16se wp14">
+<w:endnotes xmlns:wpc="http://schemas.microsoft.com/office/word/2010/wordprocessingCanvas" xmlns:cx="http://schemas.microsoft.com/office/drawing/2014/chartex" xmlns:cx1="http://schemas.microsoft.com/office/drawing/2015/9/8/chartex" xmlns:cx2="http://schemas.microsoft.com/office/drawing/2015/10/21/chartex" xmlns:cx3="http://schemas.microsoft.com/office/drawing/2016/5/9/chartex" xmlns:cx4="http://schemas.microsoft.com/office/drawing/2016/5/10/chartex" xmlns:cx5="http://schemas.microsoft.com/office/drawing/2016/5/11/chartex" xmlns:cx6="http://schemas.microsoft.com/office/drawing/2016/5/12/chartex" xmlns:cx7="http://schemas.microsoft.com/office/drawing/2016/5/13/chartex" xmlns:cx8="http://schemas.microsoft.com/office/drawing/2016/5/14/chartex" xmlns:mc="http://schemas.openxmlformats.org/markup-compatibility/2006" xmlns:aink="http://schemas.microsoft.com/office/drawing/2016/ink" xmlns:am3d="http://schemas.microsoft.com/office/drawing/2017/model3d" xmlns:o="urn:schemas-microsoft-com:office:office" xmlns:oel="http://schemas.microsoft.com/office/2019/extlst" xmlns:r="http://schemas.openxmlformats.org/officeDocument/2006/relationships" xmlns:m="http://schemas.openxmlformats.org/officeDocument/2006/math" xmlns:v="urn:schemas-microsoft-com:vml" xmlns:wp14="http://schemas.microsoft.com/office/word/2010/wordprocessingDrawing" xmlns:wp="http://schemas.openxmlformats.org/drawingml/2006/wordprocessingDrawing" xmlns:w10="urn:schemas-microsoft-com:office:word" xmlns:w="http://schemas.openxmlformats.org/wordprocessingml/2006/main" xmlns:w14="http://schemas.microsoft.com/office/word/2010/wordml" xmlns:w15="http://schemas.microsoft.com/office/word/2012/wordml" xmlns:w16cex="http://schemas.microsoft.com/office/word/2018/wordml/cex" xmlns:w16cid="http://schemas.microsoft.com/office/word/2016/wordml/cid" xmlns:w16="http://schemas.microsoft.com/office/word/2018/wordml" xmlns:w16du="http://schemas.microsoft.com/office/word/2023/wordml/word16du" xmlns:w16sdtdh="http://schemas.microsoft.com/office/word/2020/wordml/sdtdatahash" xmlns:w16sdtfl="http://schemas.microsoft.com/office/word/2024/wordml/sdtformatlock" xmlns:w16se="http://schemas.microsoft.com/office/word/2015/wordml/symex" xmlns:wpg="http://schemas.microsoft.com/office/word/2010/wordprocessingGroup" xmlns:wpi="http://schemas.microsoft.com/office/word/2010/wordprocessingInk" xmlns:wne="http://schemas.microsoft.com/office/word/2006/wordml" xmlns:wps="http://schemas.microsoft.com/office/word/2010/wordprocessingShape" mc:Ignorable="w14 w15 w16se w16cid w16 w16cex w16sdtdh w16sdtfl w16du wp14">
   <w:endnote w:type="separator" w:id="-1">
     <w:p>
       <w:r>
@@ -10556,7 +12058,7 @@
 </file>
 
 <file path=word/footer1.xml><?xml version="1.0" encoding="utf-8"?>
-<w:ftr xmlns:wpc="http://schemas.microsoft.com/office/word/2010/wordprocessingCanvas" xmlns:cx="http://schemas.microsoft.com/office/drawing/2014/chartex" xmlns:mc="http://schemas.openxmlformats.org/markup-compatibility/2006" xmlns:o="urn:schemas-microsoft-com:office:office" xmlns:r="http://schemas.openxmlformats.org/officeDocument/2006/relationships" xmlns:m="http://schemas.openxmlformats.org/officeDocument/2006/math" xmlns:v="urn:schemas-microsoft-com:vml" xmlns:wp14="http://schemas.microsoft.com/office/word/2010/wordprocessingDrawing" xmlns:wp="http://schemas.openxmlformats.org/drawingml/2006/wordprocessingDrawing" xmlns:w10="urn:schemas-microsoft-com:office:word" xmlns:w="http://schemas.openxmlformats.org/wordprocessingml/2006/main" xmlns:w14="http://schemas.microsoft.com/office/word/2010/wordml" xmlns:w15="http://schemas.microsoft.com/office/word/2012/wordml" xmlns:w16se="http://schemas.microsoft.com/office/word/2015/wordml/symex" xmlns:wpg="http://schemas.microsoft.com/office/word/2010/wordprocessingGroup" xmlns:wpi="http://schemas.microsoft.com/office/word/2010/wordprocessingInk" xmlns:wne="http://schemas.microsoft.com/office/word/2006/wordml" xmlns:wps="http://schemas.microsoft.com/office/word/2010/wordprocessingShape" mc:Ignorable="w14 w15 w16se wp14">
+<w:ftr xmlns:wpc="http://schemas.microsoft.com/office/word/2010/wordprocessingCanvas" xmlns:cx="http://schemas.microsoft.com/office/drawing/2014/chartex" xmlns:cx1="http://schemas.microsoft.com/office/drawing/2015/9/8/chartex" xmlns:cx2="http://schemas.microsoft.com/office/drawing/2015/10/21/chartex" xmlns:cx3="http://schemas.microsoft.com/office/drawing/2016/5/9/chartex" xmlns:cx4="http://schemas.microsoft.com/office/drawing/2016/5/10/chartex" xmlns:cx5="http://schemas.microsoft.com/office/drawing/2016/5/11/chartex" xmlns:cx6="http://schemas.microsoft.com/office/drawing/2016/5/12/chartex" xmlns:cx7="http://schemas.microsoft.com/office/drawing/2016/5/13/chartex" xmlns:cx8="http://schemas.microsoft.com/office/drawing/2016/5/14/chartex" xmlns:mc="http://schemas.openxmlformats.org/markup-compatibility/2006" xmlns:aink="http://schemas.microsoft.com/office/drawing/2016/ink" xmlns:am3d="http://schemas.microsoft.com/office/drawing/2017/model3d" xmlns:o="urn:schemas-microsoft-com:office:office" xmlns:oel="http://schemas.microsoft.com/office/2019/extlst" xmlns:r="http://schemas.openxmlformats.org/officeDocument/2006/relationships" xmlns:m="http://schemas.openxmlformats.org/officeDocument/2006/math" xmlns:v="urn:schemas-microsoft-com:vml" xmlns:wp14="http://schemas.microsoft.com/office/word/2010/wordprocessingDrawing" xmlns:wp="http://schemas.openxmlformats.org/drawingml/2006/wordprocessingDrawing" xmlns:w10="urn:schemas-microsoft-com:office:word" xmlns:w="http://schemas.openxmlformats.org/wordprocessingml/2006/main" xmlns:w14="http://schemas.microsoft.com/office/word/2010/wordml" xmlns:w15="http://schemas.microsoft.com/office/word/2012/wordml" xmlns:w16cex="http://schemas.microsoft.com/office/word/2018/wordml/cex" xmlns:w16cid="http://schemas.microsoft.com/office/word/2016/wordml/cid" xmlns:w16="http://schemas.microsoft.com/office/word/2018/wordml" xmlns:w16du="http://schemas.microsoft.com/office/word/2023/wordml/word16du" xmlns:w16sdtdh="http://schemas.microsoft.com/office/word/2020/wordml/sdtdatahash" xmlns:w16sdtfl="http://schemas.microsoft.com/office/word/2024/wordml/sdtformatlock" xmlns:w16se="http://schemas.microsoft.com/office/word/2015/wordml/symex" xmlns:wpg="http://schemas.microsoft.com/office/word/2010/wordprocessingGroup" xmlns:wpi="http://schemas.microsoft.com/office/word/2010/wordprocessingInk" xmlns:wne="http://schemas.microsoft.com/office/word/2006/wordml" xmlns:wps="http://schemas.microsoft.com/office/word/2010/wordprocessingShape" mc:Ignorable="w14 w15 w16se w16cid w16 w16cex w16sdtdh w16sdtfl w16du wp14">
   <w:p>
     <w:pPr>
       <w:pStyle w:val="ac"/>
@@ -10566,7 +12068,7 @@
 </file>
 
 <file path=word/footer2.xml><?xml version="1.0" encoding="utf-8"?>
-<w:ftr xmlns:wpc="http://schemas.microsoft.com/office/word/2010/wordprocessingCanvas" xmlns:cx="http://schemas.microsoft.com/office/drawing/2014/chartex" xmlns:mc="http://schemas.openxmlformats.org/markup-compatibility/2006" xmlns:o="urn:schemas-microsoft-com:office:office" xmlns:r="http://schemas.openxmlformats.org/officeDocument/2006/relationships" xmlns:m="http://schemas.openxmlformats.org/officeDocument/2006/math" xmlns:v="urn:schemas-microsoft-com:vml" xmlns:wp14="http://schemas.microsoft.com/office/word/2010/wordprocessingDrawing" xmlns:wp="http://schemas.openxmlformats.org/drawingml/2006/wordprocessingDrawing" xmlns:w10="urn:schemas-microsoft-com:office:word" xmlns:w="http://schemas.openxmlformats.org/wordprocessingml/2006/main" xmlns:w14="http://schemas.microsoft.com/office/word/2010/wordml" xmlns:w15="http://schemas.microsoft.com/office/word/2012/wordml" xmlns:w16se="http://schemas.microsoft.com/office/word/2015/wordml/symex" xmlns:wpg="http://schemas.microsoft.com/office/word/2010/wordprocessingGroup" xmlns:wpi="http://schemas.microsoft.com/office/word/2010/wordprocessingInk" xmlns:wne="http://schemas.microsoft.com/office/word/2006/wordml" xmlns:wps="http://schemas.microsoft.com/office/word/2010/wordprocessingShape" mc:Ignorable="w14 w15 w16se wp14">
+<w:ftr xmlns:wpc="http://schemas.microsoft.com/office/word/2010/wordprocessingCanvas" xmlns:cx="http://schemas.microsoft.com/office/drawing/2014/chartex" xmlns:cx1="http://schemas.microsoft.com/office/drawing/2015/9/8/chartex" xmlns:cx2="http://schemas.microsoft.com/office/drawing/2015/10/21/chartex" xmlns:cx3="http://schemas.microsoft.com/office/drawing/2016/5/9/chartex" xmlns:cx4="http://schemas.microsoft.com/office/drawing/2016/5/10/chartex" xmlns:cx5="http://schemas.microsoft.com/office/drawing/2016/5/11/chartex" xmlns:cx6="http://schemas.microsoft.com/office/drawing/2016/5/12/chartex" xmlns:cx7="http://schemas.microsoft.com/office/drawing/2016/5/13/chartex" xmlns:cx8="http://schemas.microsoft.com/office/drawing/2016/5/14/chartex" xmlns:mc="http://schemas.openxmlformats.org/markup-compatibility/2006" xmlns:aink="http://schemas.microsoft.com/office/drawing/2016/ink" xmlns:am3d="http://schemas.microsoft.com/office/drawing/2017/model3d" xmlns:o="urn:schemas-microsoft-com:office:office" xmlns:oel="http://schemas.microsoft.com/office/2019/extlst" xmlns:r="http://schemas.openxmlformats.org/officeDocument/2006/relationships" xmlns:m="http://schemas.openxmlformats.org/officeDocument/2006/math" xmlns:v="urn:schemas-microsoft-com:vml" xmlns:wp14="http://schemas.microsoft.com/office/word/2010/wordprocessingDrawing" xmlns:wp="http://schemas.openxmlformats.org/drawingml/2006/wordprocessingDrawing" xmlns:w10="urn:schemas-microsoft-com:office:word" xmlns:w="http://schemas.openxmlformats.org/wordprocessingml/2006/main" xmlns:w14="http://schemas.microsoft.com/office/word/2010/wordml" xmlns:w15="http://schemas.microsoft.com/office/word/2012/wordml" xmlns:w16cex="http://schemas.microsoft.com/office/word/2018/wordml/cex" xmlns:w16cid="http://schemas.microsoft.com/office/word/2016/wordml/cid" xmlns:w16="http://schemas.microsoft.com/office/word/2018/wordml" xmlns:w16du="http://schemas.microsoft.com/office/word/2023/wordml/word16du" xmlns:w16sdtdh="http://schemas.microsoft.com/office/word/2020/wordml/sdtdatahash" xmlns:w16sdtfl="http://schemas.microsoft.com/office/word/2024/wordml/sdtformatlock" xmlns:w16se="http://schemas.microsoft.com/office/word/2015/wordml/symex" xmlns:wpg="http://schemas.microsoft.com/office/word/2010/wordprocessingGroup" xmlns:wpi="http://schemas.microsoft.com/office/word/2010/wordprocessingInk" xmlns:wne="http://schemas.microsoft.com/office/word/2006/wordml" xmlns:wps="http://schemas.microsoft.com/office/word/2010/wordprocessingShape" mc:Ignorable="w14 w15 w16se w16cid w16 w16cex w16sdtdh w16sdtfl w16du wp14">
   <w:sdt>
     <w:sdtPr>
       <w:id w:val="-1511053990"/>
@@ -10616,7 +12118,7 @@
 </file>
 
 <file path=word/footnotes.xml><?xml version="1.0" encoding="utf-8"?>
-<w:footnotes xmlns:wpc="http://schemas.microsoft.com/office/word/2010/wordprocessingCanvas" xmlns:cx="http://schemas.microsoft.com/office/drawing/2014/chartex" xmlns:mc="http://schemas.openxmlformats.org/markup-compatibility/2006" xmlns:o="urn:schemas-microsoft-com:office:office" xmlns:r="http://schemas.openxmlformats.org/officeDocument/2006/relationships" xmlns:m="http://schemas.openxmlformats.org/officeDocument/2006/math" xmlns:v="urn:schemas-microsoft-com:vml" xmlns:wp14="http://schemas.microsoft.com/office/word/2010/wordprocessingDrawing" xmlns:wp="http://schemas.openxmlformats.org/drawingml/2006/wordprocessingDrawing" xmlns:w10="urn:schemas-microsoft-com:office:word" xmlns:w="http://schemas.openxmlformats.org/wordprocessingml/2006/main" xmlns:w14="http://schemas.microsoft.com/office/word/2010/wordml" xmlns:w15="http://schemas.microsoft.com/office/word/2012/wordml" xmlns:w16se="http://schemas.microsoft.com/office/word/2015/wordml/symex" xmlns:wpg="http://schemas.microsoft.com/office/word/2010/wordprocessingGroup" xmlns:wpi="http://schemas.microsoft.com/office/word/2010/wordprocessingInk" xmlns:wne="http://schemas.microsoft.com/office/word/2006/wordml" xmlns:wps="http://schemas.microsoft.com/office/word/2010/wordprocessingShape" mc:Ignorable="w14 w15 w16se wp14">
+<w:footnotes xmlns:wpc="http://schemas.microsoft.com/office/word/2010/wordprocessingCanvas" xmlns:cx="http://schemas.microsoft.com/office/drawing/2014/chartex" xmlns:cx1="http://schemas.microsoft.com/office/drawing/2015/9/8/chartex" xmlns:cx2="http://schemas.microsoft.com/office/drawing/2015/10/21/chartex" xmlns:cx3="http://schemas.microsoft.com/office/drawing/2016/5/9/chartex" xmlns:cx4="http://schemas.microsoft.com/office/drawing/2016/5/10/chartex" xmlns:cx5="http://schemas.microsoft.com/office/drawing/2016/5/11/chartex" xmlns:cx6="http://schemas.microsoft.com/office/drawing/2016/5/12/chartex" xmlns:cx7="http://schemas.microsoft.com/office/drawing/2016/5/13/chartex" xmlns:cx8="http://schemas.microsoft.com/office/drawing/2016/5/14/chartex" xmlns:mc="http://schemas.openxmlformats.org/markup-compatibility/2006" xmlns:aink="http://schemas.microsoft.com/office/drawing/2016/ink" xmlns:am3d="http://schemas.microsoft.com/office/drawing/2017/model3d" xmlns:o="urn:schemas-microsoft-com:office:office" xmlns:oel="http://schemas.microsoft.com/office/2019/extlst" xmlns:r="http://schemas.openxmlformats.org/officeDocument/2006/relationships" xmlns:m="http://schemas.openxmlformats.org/officeDocument/2006/math" xmlns:v="urn:schemas-microsoft-com:vml" xmlns:wp14="http://schemas.microsoft.com/office/word/2010/wordprocessingDrawing" xmlns:wp="http://schemas.openxmlformats.org/drawingml/2006/wordprocessingDrawing" xmlns:w10="urn:schemas-microsoft-com:office:word" xmlns:w="http://schemas.openxmlformats.org/wordprocessingml/2006/main" xmlns:w14="http://schemas.microsoft.com/office/word/2010/wordml" xmlns:w15="http://schemas.microsoft.com/office/word/2012/wordml" xmlns:w16cex="http://schemas.microsoft.com/office/word/2018/wordml/cex" xmlns:w16cid="http://schemas.microsoft.com/office/word/2016/wordml/cid" xmlns:w16="http://schemas.microsoft.com/office/word/2018/wordml" xmlns:w16du="http://schemas.microsoft.com/office/word/2023/wordml/word16du" xmlns:w16sdtdh="http://schemas.microsoft.com/office/word/2020/wordml/sdtdatahash" xmlns:w16sdtfl="http://schemas.microsoft.com/office/word/2024/wordml/sdtformatlock" xmlns:w16se="http://schemas.microsoft.com/office/word/2015/wordml/symex" xmlns:wpg="http://schemas.microsoft.com/office/word/2010/wordprocessingGroup" xmlns:wpi="http://schemas.microsoft.com/office/word/2010/wordprocessingInk" xmlns:wne="http://schemas.microsoft.com/office/word/2006/wordml" xmlns:wps="http://schemas.microsoft.com/office/word/2010/wordprocessingShape" mc:Ignorable="w14 w15 w16se w16cid w16 w16cex w16sdtdh w16sdtfl w16du wp14">
   <w:footnote w:type="separator" w:id="-1">
     <w:p>
       <w:r>
@@ -10635,7 +12137,7 @@
 </file>
 
 <file path=word/numbering.xml><?xml version="1.0" encoding="utf-8"?>
-<w:numbering xmlns:wpc="http://schemas.microsoft.com/office/word/2010/wordprocessingCanvas" xmlns:cx="http://schemas.microsoft.com/office/drawing/2014/chartex" xmlns:mc="http://schemas.openxmlformats.org/markup-compatibility/2006" xmlns:o="urn:schemas-microsoft-com:office:office" xmlns:r="http://schemas.openxmlformats.org/officeDocument/2006/relationships" xmlns:m="http://schemas.openxmlformats.org/officeDocument/2006/math" xmlns:v="urn:schemas-microsoft-com:vml" xmlns:wp14="http://schemas.microsoft.com/office/word/2010/wordprocessingDrawing" xmlns:wp="http://schemas.openxmlformats.org/drawingml/2006/wordprocessingDrawing" xmlns:w10="urn:schemas-microsoft-com:office:word" xmlns:w="http://schemas.openxmlformats.org/wordprocessingml/2006/main" xmlns:w14="http://schemas.microsoft.com/office/word/2010/wordml" xmlns:w15="http://schemas.microsoft.com/office/word/2012/wordml" xmlns:w16se="http://schemas.microsoft.com/office/word/2015/wordml/symex" xmlns:wpg="http://schemas.microsoft.com/office/word/2010/wordprocessingGroup" xmlns:wpi="http://schemas.microsoft.com/office/word/2010/wordprocessingInk" xmlns:wne="http://schemas.microsoft.com/office/word/2006/wordml" xmlns:wps="http://schemas.microsoft.com/office/word/2010/wordprocessingShape" mc:Ignorable="w14 w15 w16se wp14">
+<w:numbering xmlns:wpc="http://schemas.microsoft.com/office/word/2010/wordprocessingCanvas" xmlns:cx="http://schemas.microsoft.com/office/drawing/2014/chartex" xmlns:cx1="http://schemas.microsoft.com/office/drawing/2015/9/8/chartex" xmlns:cx2="http://schemas.microsoft.com/office/drawing/2015/10/21/chartex" xmlns:cx3="http://schemas.microsoft.com/office/drawing/2016/5/9/chartex" xmlns:cx4="http://schemas.microsoft.com/office/drawing/2016/5/10/chartex" xmlns:cx5="http://schemas.microsoft.com/office/drawing/2016/5/11/chartex" xmlns:cx6="http://schemas.microsoft.com/office/drawing/2016/5/12/chartex" xmlns:cx7="http://schemas.microsoft.com/office/drawing/2016/5/13/chartex" xmlns:cx8="http://schemas.microsoft.com/office/drawing/2016/5/14/chartex" xmlns:mc="http://schemas.openxmlformats.org/markup-compatibility/2006" xmlns:aink="http://schemas.microsoft.com/office/drawing/2016/ink" xmlns:am3d="http://schemas.microsoft.com/office/drawing/2017/model3d" xmlns:o="urn:schemas-microsoft-com:office:office" xmlns:oel="http://schemas.microsoft.com/office/2019/extlst" xmlns:r="http://schemas.openxmlformats.org/officeDocument/2006/relationships" xmlns:m="http://schemas.openxmlformats.org/officeDocument/2006/math" xmlns:v="urn:schemas-microsoft-com:vml" xmlns:wp14="http://schemas.microsoft.com/office/word/2010/wordprocessingDrawing" xmlns:wp="http://schemas.openxmlformats.org/drawingml/2006/wordprocessingDrawing" xmlns:w10="urn:schemas-microsoft-com:office:word" xmlns:w="http://schemas.openxmlformats.org/wordprocessingml/2006/main" xmlns:w14="http://schemas.microsoft.com/office/word/2010/wordml" xmlns:w15="http://schemas.microsoft.com/office/word/2012/wordml" xmlns:w16cex="http://schemas.microsoft.com/office/word/2018/wordml/cex" xmlns:w16cid="http://schemas.microsoft.com/office/word/2016/wordml/cid" xmlns:w16="http://schemas.microsoft.com/office/word/2018/wordml" xmlns:w16du="http://schemas.microsoft.com/office/word/2023/wordml/word16du" xmlns:w16sdtdh="http://schemas.microsoft.com/office/word/2020/wordml/sdtdatahash" xmlns:w16sdtfl="http://schemas.microsoft.com/office/word/2024/wordml/sdtformatlock" xmlns:w16se="http://schemas.microsoft.com/office/word/2015/wordml/symex" xmlns:wpg="http://schemas.microsoft.com/office/word/2010/wordprocessingGroup" xmlns:wpi="http://schemas.microsoft.com/office/word/2010/wordprocessingInk" xmlns:wne="http://schemas.microsoft.com/office/word/2006/wordml" xmlns:wps="http://schemas.microsoft.com/office/word/2010/wordprocessingShape" mc:Ignorable="w14 w15 w16se w16cid w16 w16cex w16sdtdh w16sdtfl w16du wp14">
   <w:abstractNum w:abstractNumId="0" w15:restartNumberingAfterBreak="0">
     <w:nsid w:val="2E301F29"/>
     <w:multiLevelType w:val="multilevel"/>
@@ -11214,26 +12716,34 @@
       </w:pPr>
     </w:lvl>
   </w:abstractNum>
-  <w:num w:numId="1">
+  <w:num w:numId="1" w16cid:durableId="435060380">
     <w:abstractNumId w:val="1"/>
   </w:num>
-  <w:num w:numId="2">
+  <w:num w:numId="2" w16cid:durableId="1741631669">
     <w:abstractNumId w:val="0"/>
   </w:num>
-  <w:num w:numId="3">
+  <w:num w:numId="3" w16cid:durableId="1106148818">
     <w:abstractNumId w:val="2"/>
   </w:num>
-  <w:num w:numId="4">
+  <w:num w:numId="4" w16cid:durableId="1008824962">
     <w:abstractNumId w:val="4"/>
   </w:num>
-  <w:num w:numId="5">
+  <w:num w:numId="5" w16cid:durableId="986009525">
     <w:abstractNumId w:val="3"/>
   </w:num>
 </w:numbering>
 </file>
 
+<file path=word/people.xml><?xml version="1.0" encoding="utf-8"?>
+<w15:people xmlns:wpc="http://schemas.microsoft.com/office/word/2010/wordprocessingCanvas" xmlns:cx="http://schemas.microsoft.com/office/drawing/2014/chartex" xmlns:cx1="http://schemas.microsoft.com/office/drawing/2015/9/8/chartex" xmlns:cx2="http://schemas.microsoft.com/office/drawing/2015/10/21/chartex" xmlns:cx3="http://schemas.microsoft.com/office/drawing/2016/5/9/chartex" xmlns:cx4="http://schemas.microsoft.com/office/drawing/2016/5/10/chartex" xmlns:cx5="http://schemas.microsoft.com/office/drawing/2016/5/11/chartex" xmlns:cx6="http://schemas.microsoft.com/office/drawing/2016/5/12/chartex" xmlns:cx7="http://schemas.microsoft.com/office/drawing/2016/5/13/chartex" xmlns:cx8="http://schemas.microsoft.com/office/drawing/2016/5/14/chartex" xmlns:mc="http://schemas.openxmlformats.org/markup-compatibility/2006" xmlns:aink="http://schemas.microsoft.com/office/drawing/2016/ink" xmlns:am3d="http://schemas.microsoft.com/office/drawing/2017/model3d" xmlns:o="urn:schemas-microsoft-com:office:office" xmlns:oel="http://schemas.microsoft.com/office/2019/extlst" xmlns:r="http://schemas.openxmlformats.org/officeDocument/2006/relationships" xmlns:m="http://schemas.openxmlformats.org/officeDocument/2006/math" xmlns:v="urn:schemas-microsoft-com:vml" xmlns:wp14="http://schemas.microsoft.com/office/word/2010/wordprocessingDrawing" xmlns:wp="http://schemas.openxmlformats.org/drawingml/2006/wordprocessingDrawing" xmlns:w10="urn:schemas-microsoft-com:office:word" xmlns:w="http://schemas.openxmlformats.org/wordprocessingml/2006/main" xmlns:w14="http://schemas.microsoft.com/office/word/2010/wordml" xmlns:w15="http://schemas.microsoft.com/office/word/2012/wordml" xmlns:w16cex="http://schemas.microsoft.com/office/word/2018/wordml/cex" xmlns:w16cid="http://schemas.microsoft.com/office/word/2016/wordml/cid" xmlns:w16="http://schemas.microsoft.com/office/word/2018/wordml" xmlns:w16du="http://schemas.microsoft.com/office/word/2023/wordml/word16du" xmlns:w16sdtdh="http://schemas.microsoft.com/office/word/2020/wordml/sdtdatahash" xmlns:w16sdtfl="http://schemas.microsoft.com/office/word/2024/wordml/sdtformatlock" xmlns:w16se="http://schemas.microsoft.com/office/word/2015/wordml/symex" xmlns:wpg="http://schemas.microsoft.com/office/word/2010/wordprocessingGroup" xmlns:wpi="http://schemas.microsoft.com/office/word/2010/wordprocessingInk" xmlns:wne="http://schemas.microsoft.com/office/word/2006/wordml" xmlns:wps="http://schemas.microsoft.com/office/word/2010/wordprocessingShape" mc:Ignorable="w14 w15 w16se w16cid w16 w16cex w16sdtdh w16sdtfl w16du wp14">
+  <w15:person w15:author="Kalentyev Alexey">
+    <w15:presenceInfo w15:providerId="Windows Live" w15:userId="da819b8650d7d997"/>
+  </w15:person>
+</w15:people>
+</file>
+
 <file path=word/styles.xml><?xml version="1.0" encoding="utf-8"?>
-<w:styles xmlns:mc="http://schemas.openxmlformats.org/markup-compatibility/2006" xmlns:r="http://schemas.openxmlformats.org/officeDocument/2006/relationships" xmlns:w="http://schemas.openxmlformats.org/wordprocessingml/2006/main" xmlns:w14="http://schemas.microsoft.com/office/word/2010/wordml" xmlns:w15="http://schemas.microsoft.com/office/word/2012/wordml" xmlns:w16se="http://schemas.microsoft.com/office/word/2015/wordml/symex" mc:Ignorable="w14 w15 w16se">
+<w:styles xmlns:mc="http://schemas.openxmlformats.org/markup-compatibility/2006" xmlns:r="http://schemas.openxmlformats.org/officeDocument/2006/relationships" xmlns:w="http://schemas.openxmlformats.org/wordprocessingml/2006/main" xmlns:w14="http://schemas.microsoft.com/office/word/2010/wordml" xmlns:w15="http://schemas.microsoft.com/office/word/2012/wordml" xmlns:w16cex="http://schemas.microsoft.com/office/word/2018/wordml/cex" xmlns:w16cid="http://schemas.microsoft.com/office/word/2016/wordml/cid" xmlns:w16="http://schemas.microsoft.com/office/word/2018/wordml" xmlns:w16du="http://schemas.microsoft.com/office/word/2023/wordml/word16du" xmlns:w16sdtdh="http://schemas.microsoft.com/office/word/2020/wordml/sdtdatahash" xmlns:w16sdtfl="http://schemas.microsoft.com/office/word/2024/wordml/sdtformatlock" xmlns:w16se="http://schemas.microsoft.com/office/word/2015/wordml/symex" mc:Ignorable="w14 w15 w16se w16cid w16 w16cex w16sdtdh w16sdtfl w16du">
   <w:docDefaults>
     <w:rPrDefault>
       <w:rPr>
@@ -11247,7 +12757,7 @@
       </w:pPr>
     </w:pPrDefault>
   </w:docDefaults>
-  <w:latentStyles w:defLockedState="0" w:defUIPriority="0" w:defSemiHidden="0" w:defUnhideWhenUsed="0" w:defQFormat="0" w:count="371">
+  <w:latentStyles w:defLockedState="0" w:defUIPriority="0" w:defSemiHidden="0" w:defUnhideWhenUsed="0" w:defQFormat="0" w:count="376">
     <w:lsdException w:name="Normal" w:qFormat="1"/>
     <w:lsdException w:name="heading 1" w:qFormat="1"/>
     <w:lsdException w:name="heading 2" w:semiHidden="1" w:unhideWhenUsed="1" w:qFormat="1"/>
@@ -11538,6 +13048,11 @@
     <w:lsdException w:name="List Table 5 Dark Accent 6" w:uiPriority="50"/>
     <w:lsdException w:name="List Table 6 Colorful Accent 6" w:uiPriority="51"/>
     <w:lsdException w:name="List Table 7 Colorful Accent 6" w:uiPriority="52"/>
+    <w:lsdException w:name="Mention" w:semiHidden="1" w:uiPriority="99" w:unhideWhenUsed="1"/>
+    <w:lsdException w:name="Smart Hyperlink" w:semiHidden="1" w:uiPriority="99" w:unhideWhenUsed="1"/>
+    <w:lsdException w:name="Hashtag" w:semiHidden="1" w:uiPriority="99" w:unhideWhenUsed="1"/>
+    <w:lsdException w:name="Unresolved Mention" w:semiHidden="1" w:uiPriority="99" w:unhideWhenUsed="1"/>
+    <w:lsdException w:name="Smart Link" w:semiHidden="1" w:uiPriority="99" w:unhideWhenUsed="1"/>
   </w:latentStyles>
   <w:style w:type="paragraph" w:default="1" w:styleId="a">
     <w:name w:val="Normal"/>
@@ -12127,6 +13642,10 @@
 </file>
 
 <file path=customXml/item1.xml><?xml version="1.0" encoding="utf-8"?>
+<b:Sources xmlns:b="http://schemas.openxmlformats.org/officeDocument/2006/bibliography" xmlns="http://schemas.openxmlformats.org/officeDocument/2006/bibliography" SelectedStyle="\APASixthEditionOfficeOnline.xsl" StyleName="APA" Version="6"/>
+</file>
+
+<file path=customXml/item2.xml><?xml version="1.0" encoding="utf-8"?>
 <s:customData xmlns="http://www.wps.cn/officeDocument/2013/wpsCustomData" xmlns:s="http://www.wps.cn/officeDocument/2013/wpsCustomData">
   <customSectProps>
     <customSectPr/>
@@ -12137,22 +13656,18 @@
 </s:customData>
 </file>
 
-<file path=customXml/item2.xml><?xml version="1.0" encoding="utf-8"?>
-<b:Sources xmlns:b="http://schemas.openxmlformats.org/officeDocument/2006/bibliography" xmlns="http://schemas.openxmlformats.org/officeDocument/2006/bibliography" SelectedStyle="\APASixthEditionOfficeOnline.xsl" StyleName="APA" Version="6"/>
+<file path=customXml/itemProps1.xml><?xml version="1.0" encoding="utf-8"?>
+<ds:datastoreItem xmlns:ds="http://schemas.openxmlformats.org/officeDocument/2006/customXml" ds:itemID="{91E435F3-D188-478B-AD5F-0D819EB123BE}">
+  <ds:schemaRefs>
+    <ds:schemaRef ds:uri="http://schemas.openxmlformats.org/officeDocument/2006/bibliography"/>
+  </ds:schemaRefs>
+</ds:datastoreItem>
 </file>
 
-<file path=customXml/itemProps1.xml><?xml version="1.0" encoding="utf-8"?>
+<file path=customXml/itemProps2.xml><?xml version="1.0" encoding="utf-8"?>
 <ds:datastoreItem xmlns:ds="http://schemas.openxmlformats.org/officeDocument/2006/customXml" ds:itemID="{B1977F7D-205B-4081-913C-38D41E755F92}">
   <ds:schemaRefs>
     <ds:schemaRef ds:uri="http://www.wps.cn/officeDocument/2013/wpsCustomData"/>
   </ds:schemaRefs>
 </ds:datastoreItem>
-</file>
-
-<file path=customXml/itemProps2.xml><?xml version="1.0" encoding="utf-8"?>
-<ds:datastoreItem xmlns:ds="http://schemas.openxmlformats.org/officeDocument/2006/customXml" ds:itemID="{91E435F3-D188-478B-AD5F-0D819EB123BE}">
-  <ds:schemaRefs>
-    <ds:schemaRef ds:uri="http://schemas.openxmlformats.org/officeDocument/2006/bibliography"/>
-  </ds:schemaRefs>
-</ds:datastoreItem>
 </file>
--- a/Docs/Техническое задание.docx
+++ b/Docs/Техническое задание.docx
@@ -1,6 +1,6 @@
 
 <file path=word/document.xml><?xml version="1.0" encoding="utf-8"?>
-<w:document xmlns:wpc="http://schemas.microsoft.com/office/word/2010/wordprocessingCanvas" xmlns:cx="http://schemas.microsoft.com/office/drawing/2014/chartex" xmlns:cx1="http://schemas.microsoft.com/office/drawing/2015/9/8/chartex" xmlns:cx2="http://schemas.microsoft.com/office/drawing/2015/10/21/chartex" xmlns:cx3="http://schemas.microsoft.com/office/drawing/2016/5/9/chartex" xmlns:cx4="http://schemas.microsoft.com/office/drawing/2016/5/10/chartex" xmlns:cx5="http://schemas.microsoft.com/office/drawing/2016/5/11/chartex" xmlns:cx6="http://schemas.microsoft.com/office/drawing/2016/5/12/chartex" xmlns:cx7="http://schemas.microsoft.com/office/drawing/2016/5/13/chartex" xmlns:cx8="http://schemas.microsoft.com/office/drawing/2016/5/14/chartex" xmlns:mc="http://schemas.openxmlformats.org/markup-compatibility/2006" xmlns:aink="http://schemas.microsoft.com/office/drawing/2016/ink" xmlns:am3d="http://schemas.microsoft.com/office/drawing/2017/model3d" xmlns:o="urn:schemas-microsoft-com:office:office" xmlns:oel="http://schemas.microsoft.com/office/2019/extlst" xmlns:r="http://schemas.openxmlformats.org/officeDocument/2006/relationships" xmlns:m="http://schemas.openxmlformats.org/officeDocument/2006/math" xmlns:v="urn:schemas-microsoft-com:vml" xmlns:wp14="http://schemas.microsoft.com/office/word/2010/wordprocessingDrawing" xmlns:wp="http://schemas.openxmlformats.org/drawingml/2006/wordprocessingDrawing" xmlns:w10="urn:schemas-microsoft-com:office:word" xmlns:w="http://schemas.openxmlformats.org/wordprocessingml/2006/main" xmlns:w14="http://schemas.microsoft.com/office/word/2010/wordml" xmlns:w15="http://schemas.microsoft.com/office/word/2012/wordml" xmlns:w16cex="http://schemas.microsoft.com/office/word/2018/wordml/cex" xmlns:w16cid="http://schemas.microsoft.com/office/word/2016/wordml/cid" xmlns:w16="http://schemas.microsoft.com/office/word/2018/wordml" xmlns:w16du="http://schemas.microsoft.com/office/word/2023/wordml/word16du" xmlns:w16sdtdh="http://schemas.microsoft.com/office/word/2020/wordml/sdtdatahash" xmlns:w16sdtfl="http://schemas.microsoft.com/office/word/2024/wordml/sdtformatlock" xmlns:w16se="http://schemas.microsoft.com/office/word/2015/wordml/symex" xmlns:wpg="http://schemas.microsoft.com/office/word/2010/wordprocessingGroup" xmlns:wpi="http://schemas.microsoft.com/office/word/2010/wordprocessingInk" xmlns:wne="http://schemas.microsoft.com/office/word/2006/wordml" xmlns:wps="http://schemas.microsoft.com/office/word/2010/wordprocessingShape" mc:Ignorable="w14 w15 w16se w16cid w16 w16cex w16sdtdh w16sdtfl w16du wp14">
+<w:document xmlns:wpc="http://schemas.microsoft.com/office/word/2010/wordprocessingCanvas" xmlns:cx="http://schemas.microsoft.com/office/drawing/2014/chartex" xmlns:mc="http://schemas.openxmlformats.org/markup-compatibility/2006" xmlns:o="urn:schemas-microsoft-com:office:office" xmlns:r="http://schemas.openxmlformats.org/officeDocument/2006/relationships" xmlns:m="http://schemas.openxmlformats.org/officeDocument/2006/math" xmlns:v="urn:schemas-microsoft-com:vml" xmlns:wp14="http://schemas.microsoft.com/office/word/2010/wordprocessingDrawing" xmlns:wp="http://schemas.openxmlformats.org/drawingml/2006/wordprocessingDrawing" xmlns:w10="urn:schemas-microsoft-com:office:word" xmlns:w="http://schemas.openxmlformats.org/wordprocessingml/2006/main" xmlns:w14="http://schemas.microsoft.com/office/word/2010/wordml" xmlns:w15="http://schemas.microsoft.com/office/word/2012/wordml" xmlns:w16se="http://schemas.microsoft.com/office/word/2015/wordml/symex" xmlns:wpg="http://schemas.microsoft.com/office/word/2010/wordprocessingGroup" xmlns:wpi="http://schemas.microsoft.com/office/word/2010/wordprocessingInk" xmlns:wne="http://schemas.microsoft.com/office/word/2006/wordml" xmlns:wps="http://schemas.microsoft.com/office/word/2010/wordprocessingShape" mc:Ignorable="w14 w15 w16se wp14">
   <w:body>
     <w:p>
       <w:pPr>
@@ -706,6 +706,17 @@
             </w:r>
             <w:r>
               <w:rPr>
+                <w:rStyle w:val="ad"/>
+                <w:rFonts w:ascii="Times New Roman" w:hAnsi="Times New Roman" w:cs="Times New Roman"/>
+                <w:webHidden/>
+                <w:sz w:val="28"/>
+                <w:szCs w:val="28"/>
+                <w:lang w:val="ru-RU"/>
+              </w:rPr>
+              <w:t xml:space="preserve"> и разработчика</w:t>
+            </w:r>
+            <w:r>
+              <w:rPr>
                 <w:webHidden/>
               </w:rPr>
               <w:fldChar w:fldCharType="begin"/>
@@ -1333,7 +1344,16 @@
                 <w:szCs w:val="28"/>
               </w:rPr>
               <w:tab/>
-              <w:t>8</w:t>
+            </w:r>
+            <w:r>
+              <w:rPr>
+                <w:rStyle w:val="ad"/>
+                <w:rFonts w:ascii="Times New Roman" w:hAnsi="Times New Roman" w:cs="Times New Roman"/>
+                <w:sz w:val="28"/>
+                <w:szCs w:val="28"/>
+                <w:lang w:val="ru-RU"/>
+              </w:rPr>
+              <w:t>9</w:t>
             </w:r>
             <w:r>
               <w:rPr>
@@ -1399,7 +1419,16 @@
                 <w:szCs w:val="28"/>
               </w:rPr>
               <w:tab/>
-              <w:t>8</w:t>
+            </w:r>
+            <w:r>
+              <w:rPr>
+                <w:rStyle w:val="ad"/>
+                <w:rFonts w:ascii="Times New Roman" w:hAnsi="Times New Roman" w:cs="Times New Roman"/>
+                <w:sz w:val="28"/>
+                <w:szCs w:val="28"/>
+                <w:lang w:val="ru-RU"/>
+              </w:rPr>
+              <w:t>9</w:t>
             </w:r>
             <w:r>
               <w:rPr>
@@ -1465,7 +1494,16 @@
                 <w:szCs w:val="28"/>
               </w:rPr>
               <w:tab/>
-              <w:t>8</w:t>
+            </w:r>
+            <w:r>
+              <w:rPr>
+                <w:rStyle w:val="ad"/>
+                <w:rFonts w:ascii="Times New Roman" w:hAnsi="Times New Roman" w:cs="Times New Roman"/>
+                <w:sz w:val="28"/>
+                <w:szCs w:val="28"/>
+                <w:lang w:val="ru-RU"/>
+              </w:rPr>
+              <w:t>9</w:t>
             </w:r>
             <w:r>
               <w:rPr>
@@ -1531,7 +1569,16 @@
                 <w:szCs w:val="28"/>
               </w:rPr>
               <w:tab/>
-              <w:t>8</w:t>
+            </w:r>
+            <w:r>
+              <w:rPr>
+                <w:rStyle w:val="ad"/>
+                <w:rFonts w:ascii="Times New Roman" w:hAnsi="Times New Roman" w:cs="Times New Roman"/>
+                <w:sz w:val="28"/>
+                <w:szCs w:val="28"/>
+                <w:lang w:val="ru-RU"/>
+              </w:rPr>
+              <w:t>9</w:t>
             </w:r>
             <w:r>
               <w:rPr>
@@ -1597,7 +1644,16 @@
                 <w:szCs w:val="28"/>
               </w:rPr>
               <w:tab/>
-              <w:t>8</w:t>
+            </w:r>
+            <w:r>
+              <w:rPr>
+                <w:rStyle w:val="ad"/>
+                <w:rFonts w:ascii="Times New Roman" w:hAnsi="Times New Roman" w:cs="Times New Roman"/>
+                <w:sz w:val="28"/>
+                <w:szCs w:val="28"/>
+                <w:lang w:val="ru-RU"/>
+              </w:rPr>
+              <w:t>10</w:t>
             </w:r>
             <w:r>
               <w:rPr>
@@ -1663,7 +1719,16 @@
                 <w:szCs w:val="28"/>
               </w:rPr>
               <w:tab/>
-              <w:t>9</w:t>
+            </w:r>
+            <w:r>
+              <w:rPr>
+                <w:rStyle w:val="ad"/>
+                <w:rFonts w:ascii="Times New Roman" w:hAnsi="Times New Roman" w:cs="Times New Roman"/>
+                <w:sz w:val="28"/>
+                <w:szCs w:val="28"/>
+                <w:lang w:val="ru-RU"/>
+              </w:rPr>
+              <w:t>10</w:t>
             </w:r>
             <w:r>
               <w:rPr>
@@ -1729,7 +1794,16 @@
                 <w:szCs w:val="28"/>
               </w:rPr>
               <w:tab/>
-              <w:t>9</w:t>
+            </w:r>
+            <w:r>
+              <w:rPr>
+                <w:rStyle w:val="ad"/>
+                <w:rFonts w:ascii="Times New Roman" w:hAnsi="Times New Roman" w:cs="Times New Roman"/>
+                <w:sz w:val="28"/>
+                <w:szCs w:val="28"/>
+                <w:lang w:val="ru-RU"/>
+              </w:rPr>
+              <w:t>10</w:t>
             </w:r>
             <w:r>
               <w:rPr>
@@ -1795,7 +1869,16 @@
                 <w:szCs w:val="28"/>
               </w:rPr>
               <w:tab/>
-              <w:t>9</w:t>
+            </w:r>
+            <w:r>
+              <w:rPr>
+                <w:rStyle w:val="ad"/>
+                <w:rFonts w:ascii="Times New Roman" w:hAnsi="Times New Roman" w:cs="Times New Roman"/>
+                <w:sz w:val="28"/>
+                <w:szCs w:val="28"/>
+                <w:lang w:val="ru-RU"/>
+              </w:rPr>
+              <w:t>10</w:t>
             </w:r>
             <w:r>
               <w:rPr>
@@ -1861,7 +1944,16 @@
                 <w:szCs w:val="28"/>
               </w:rPr>
               <w:tab/>
-              <w:t>9</w:t>
+            </w:r>
+            <w:r>
+              <w:rPr>
+                <w:rStyle w:val="ad"/>
+                <w:rFonts w:ascii="Times New Roman" w:hAnsi="Times New Roman" w:cs="Times New Roman"/>
+                <w:sz w:val="28"/>
+                <w:szCs w:val="28"/>
+                <w:lang w:val="ru-RU"/>
+              </w:rPr>
+              <w:t>10</w:t>
             </w:r>
             <w:r>
               <w:rPr>
@@ -1927,7 +2019,16 @@
                 <w:szCs w:val="28"/>
               </w:rPr>
               <w:tab/>
-              <w:t>9</w:t>
+            </w:r>
+            <w:r>
+              <w:rPr>
+                <w:rStyle w:val="ad"/>
+                <w:rFonts w:ascii="Times New Roman" w:hAnsi="Times New Roman" w:cs="Times New Roman"/>
+                <w:sz w:val="28"/>
+                <w:szCs w:val="28"/>
+                <w:lang w:val="ru-RU"/>
+              </w:rPr>
+              <w:t>10</w:t>
             </w:r>
             <w:r>
               <w:rPr>
@@ -1993,7 +2094,16 @@
                 <w:szCs w:val="28"/>
               </w:rPr>
               <w:tab/>
-              <w:t>9</w:t>
+            </w:r>
+            <w:r>
+              <w:rPr>
+                <w:rStyle w:val="ad"/>
+                <w:rFonts w:ascii="Times New Roman" w:hAnsi="Times New Roman" w:cs="Times New Roman"/>
+                <w:sz w:val="28"/>
+                <w:szCs w:val="28"/>
+                <w:lang w:val="ru-RU"/>
+              </w:rPr>
+              <w:t>10</w:t>
             </w:r>
             <w:r>
               <w:rPr>
@@ -2059,7 +2169,16 @@
                 <w:szCs w:val="28"/>
               </w:rPr>
               <w:tab/>
-              <w:t>9</w:t>
+            </w:r>
+            <w:r>
+              <w:rPr>
+                <w:rStyle w:val="ad"/>
+                <w:rFonts w:ascii="Times New Roman" w:hAnsi="Times New Roman" w:cs="Times New Roman"/>
+                <w:sz w:val="28"/>
+                <w:szCs w:val="28"/>
+                <w:lang w:val="ru-RU"/>
+              </w:rPr>
+              <w:t>11</w:t>
             </w:r>
             <w:r>
               <w:rPr>
@@ -2125,7 +2244,16 @@
                 <w:szCs w:val="28"/>
               </w:rPr>
               <w:tab/>
-              <w:t>9</w:t>
+            </w:r>
+            <w:r>
+              <w:rPr>
+                <w:rStyle w:val="ad"/>
+                <w:rFonts w:ascii="Times New Roman" w:hAnsi="Times New Roman" w:cs="Times New Roman"/>
+                <w:sz w:val="28"/>
+                <w:szCs w:val="28"/>
+                <w:lang w:val="ru-RU"/>
+              </w:rPr>
+              <w:t>11</w:t>
             </w:r>
             <w:r>
               <w:rPr>
@@ -2158,7 +2286,29 @@
                 <w:szCs w:val="28"/>
                 <w:lang w:val="ru-RU"/>
               </w:rPr>
-              <w:t>3.3 Требования к видам обеспечения АС</w:t>
+              <w:t>3.3 Требов</w:t>
+            </w:r>
+            <w:r>
+              <w:rPr>
+                <w:rStyle w:val="ad"/>
+                <w:rFonts w:ascii="Times New Roman" w:hAnsi="Times New Roman" w:cs="Times New Roman"/>
+                <w:webHidden/>
+                <w:sz w:val="28"/>
+                <w:szCs w:val="28"/>
+                <w:lang w:val="ru-RU"/>
+              </w:rPr>
+              <w:t>а</w:t>
+            </w:r>
+            <w:r>
+              <w:rPr>
+                <w:rStyle w:val="ad"/>
+                <w:rFonts w:ascii="Times New Roman" w:hAnsi="Times New Roman" w:cs="Times New Roman"/>
+                <w:webHidden/>
+                <w:sz w:val="28"/>
+                <w:szCs w:val="28"/>
+                <w:lang w:val="ru-RU"/>
+              </w:rPr>
+              <w:t>ния к видам обеспечения АС</w:t>
             </w:r>
             <w:r>
               <w:rPr>
@@ -2191,7 +2341,17 @@
                 <w:szCs w:val="28"/>
               </w:rPr>
               <w:tab/>
-              <w:t>10</w:t>
+              <w:t>1</w:t>
+            </w:r>
+            <w:r>
+              <w:rPr>
+                <w:rStyle w:val="ad"/>
+                <w:rFonts w:ascii="Times New Roman" w:hAnsi="Times New Roman" w:cs="Times New Roman"/>
+                <w:sz w:val="28"/>
+                <w:szCs w:val="28"/>
+                <w:lang w:val="ru-RU"/>
+              </w:rPr>
+              <w:t>1</w:t>
             </w:r>
             <w:r>
               <w:rPr>
@@ -2257,7 +2417,17 @@
                 <w:szCs w:val="28"/>
               </w:rPr>
               <w:tab/>
-              <w:t>10</w:t>
+              <w:t>1</w:t>
+            </w:r>
+            <w:r>
+              <w:rPr>
+                <w:rStyle w:val="ad"/>
+                <w:rFonts w:ascii="Times New Roman" w:hAnsi="Times New Roman" w:cs="Times New Roman"/>
+                <w:sz w:val="28"/>
+                <w:szCs w:val="28"/>
+                <w:lang w:val="ru-RU"/>
+              </w:rPr>
+              <w:t>1</w:t>
             </w:r>
             <w:r>
               <w:rPr>
@@ -2323,7 +2493,17 @@
                 <w:szCs w:val="28"/>
               </w:rPr>
               <w:tab/>
-              <w:t>10</w:t>
+              <w:t>1</w:t>
+            </w:r>
+            <w:r>
+              <w:rPr>
+                <w:rStyle w:val="ad"/>
+                <w:rFonts w:ascii="Times New Roman" w:hAnsi="Times New Roman" w:cs="Times New Roman"/>
+                <w:sz w:val="28"/>
+                <w:szCs w:val="28"/>
+                <w:lang w:val="ru-RU"/>
+              </w:rPr>
+              <w:t>1</w:t>
             </w:r>
             <w:r>
               <w:rPr>
@@ -2389,7 +2569,17 @@
                 <w:szCs w:val="28"/>
               </w:rPr>
               <w:tab/>
-              <w:t>10</w:t>
+              <w:t>1</w:t>
+            </w:r>
+            <w:r>
+              <w:rPr>
+                <w:rStyle w:val="ad"/>
+                <w:rFonts w:ascii="Times New Roman" w:hAnsi="Times New Roman" w:cs="Times New Roman"/>
+                <w:sz w:val="28"/>
+                <w:szCs w:val="28"/>
+                <w:lang w:val="ru-RU"/>
+              </w:rPr>
+              <w:t>1</w:t>
             </w:r>
             <w:r>
               <w:rPr>
@@ -2455,7 +2645,17 @@
                 <w:szCs w:val="28"/>
               </w:rPr>
               <w:tab/>
-              <w:t>10</w:t>
+              <w:t>1</w:t>
+            </w:r>
+            <w:r>
+              <w:rPr>
+                <w:rStyle w:val="ad"/>
+                <w:rFonts w:ascii="Times New Roman" w:hAnsi="Times New Roman" w:cs="Times New Roman"/>
+                <w:sz w:val="28"/>
+                <w:szCs w:val="28"/>
+                <w:lang w:val="ru-RU"/>
+              </w:rPr>
+              <w:t>2</w:t>
             </w:r>
             <w:r>
               <w:rPr>
@@ -2521,7 +2721,17 @@
                 <w:szCs w:val="28"/>
               </w:rPr>
               <w:tab/>
-              <w:t>11</w:t>
+              <w:t>1</w:t>
+            </w:r>
+            <w:r>
+              <w:rPr>
+                <w:rStyle w:val="ad"/>
+                <w:rFonts w:ascii="Times New Roman" w:hAnsi="Times New Roman" w:cs="Times New Roman"/>
+                <w:sz w:val="28"/>
+                <w:szCs w:val="28"/>
+                <w:lang w:val="ru-RU"/>
+              </w:rPr>
+              <w:t>2</w:t>
             </w:r>
             <w:r>
               <w:rPr>
@@ -2587,7 +2797,17 @@
                 <w:szCs w:val="28"/>
               </w:rPr>
               <w:tab/>
-              <w:t>11</w:t>
+              <w:t>1</w:t>
+            </w:r>
+            <w:r>
+              <w:rPr>
+                <w:rStyle w:val="ad"/>
+                <w:rFonts w:ascii="Times New Roman" w:hAnsi="Times New Roman" w:cs="Times New Roman"/>
+                <w:sz w:val="28"/>
+                <w:szCs w:val="28"/>
+                <w:lang w:val="ru-RU"/>
+              </w:rPr>
+              <w:t>2</w:t>
             </w:r>
             <w:r>
               <w:rPr>
@@ -2653,7 +2873,17 @@
                 <w:szCs w:val="28"/>
               </w:rPr>
               <w:tab/>
-              <w:t>11</w:t>
+              <w:t>1</w:t>
+            </w:r>
+            <w:r>
+              <w:rPr>
+                <w:rStyle w:val="ad"/>
+                <w:rFonts w:ascii="Times New Roman" w:hAnsi="Times New Roman" w:cs="Times New Roman"/>
+                <w:sz w:val="28"/>
+                <w:szCs w:val="28"/>
+                <w:lang w:val="ru-RU"/>
+              </w:rPr>
+              <w:t>2</w:t>
             </w:r>
             <w:r>
               <w:rPr>
@@ -2719,7 +2949,17 @@
                 <w:szCs w:val="28"/>
               </w:rPr>
               <w:tab/>
-              <w:t>11</w:t>
+              <w:t>1</w:t>
+            </w:r>
+            <w:r>
+              <w:rPr>
+                <w:rStyle w:val="ad"/>
+                <w:rFonts w:ascii="Times New Roman" w:hAnsi="Times New Roman" w:cs="Times New Roman"/>
+                <w:sz w:val="28"/>
+                <w:szCs w:val="28"/>
+                <w:lang w:val="ru-RU"/>
+              </w:rPr>
+              <w:t>2</w:t>
             </w:r>
             <w:r>
               <w:rPr>
@@ -2787,7 +3027,17 @@
                 <w:szCs w:val="28"/>
               </w:rPr>
               <w:tab/>
-              <w:t>12</w:t>
+              <w:t>1</w:t>
+            </w:r>
+            <w:r>
+              <w:rPr>
+                <w:rStyle w:val="ad"/>
+                <w:rFonts w:ascii="Times New Roman" w:hAnsi="Times New Roman" w:cs="Times New Roman"/>
+                <w:sz w:val="28"/>
+                <w:szCs w:val="28"/>
+                <w:lang w:val="ru-RU"/>
+              </w:rPr>
+              <w:t>3</w:t>
             </w:r>
             <w:r>
               <w:rPr>
@@ -2855,7 +3105,17 @@
                 <w:szCs w:val="28"/>
               </w:rPr>
               <w:tab/>
-              <w:t>13</w:t>
+              <w:t>1</w:t>
+            </w:r>
+            <w:r>
+              <w:rPr>
+                <w:rStyle w:val="ad"/>
+                <w:rFonts w:ascii="Times New Roman" w:hAnsi="Times New Roman" w:cs="Times New Roman"/>
+                <w:sz w:val="28"/>
+                <w:szCs w:val="28"/>
+                <w:lang w:val="ru-RU"/>
+              </w:rPr>
+              <w:t>4</w:t>
             </w:r>
             <w:r>
               <w:rPr>
@@ -2921,7 +3181,17 @@
                 <w:szCs w:val="28"/>
               </w:rPr>
               <w:tab/>
-              <w:t>13</w:t>
+              <w:t>1</w:t>
+            </w:r>
+            <w:r>
+              <w:rPr>
+                <w:rStyle w:val="ad"/>
+                <w:rFonts w:ascii="Times New Roman" w:hAnsi="Times New Roman" w:cs="Times New Roman"/>
+                <w:sz w:val="28"/>
+                <w:szCs w:val="28"/>
+                <w:lang w:val="ru-RU"/>
+              </w:rPr>
+              <w:t>4</w:t>
             </w:r>
             <w:r>
               <w:rPr>
@@ -2987,7 +3257,17 @@
                 <w:szCs w:val="28"/>
               </w:rPr>
               <w:tab/>
-              <w:t>13</w:t>
+              <w:t>1</w:t>
+            </w:r>
+            <w:r>
+              <w:rPr>
+                <w:rStyle w:val="ad"/>
+                <w:rFonts w:ascii="Times New Roman" w:hAnsi="Times New Roman" w:cs="Times New Roman"/>
+                <w:sz w:val="28"/>
+                <w:szCs w:val="28"/>
+                <w:lang w:val="ru-RU"/>
+              </w:rPr>
+              <w:t>4</w:t>
             </w:r>
             <w:r>
               <w:rPr>
@@ -3053,7 +3333,17 @@
                 <w:szCs w:val="28"/>
               </w:rPr>
               <w:tab/>
-              <w:t>13</w:t>
+              <w:t>1</w:t>
+            </w:r>
+            <w:r>
+              <w:rPr>
+                <w:rStyle w:val="ad"/>
+                <w:rFonts w:ascii="Times New Roman" w:hAnsi="Times New Roman" w:cs="Times New Roman"/>
+                <w:sz w:val="28"/>
+                <w:szCs w:val="28"/>
+                <w:lang w:val="ru-RU"/>
+              </w:rPr>
+              <w:t>4</w:t>
             </w:r>
             <w:r>
               <w:rPr>
@@ -3121,7 +3411,17 @@
                 <w:szCs w:val="28"/>
               </w:rPr>
               <w:tab/>
-              <w:t>14</w:t>
+              <w:t>1</w:t>
+            </w:r>
+            <w:r>
+              <w:rPr>
+                <w:rStyle w:val="ad"/>
+                <w:rFonts w:ascii="Times New Roman" w:hAnsi="Times New Roman" w:cs="Times New Roman"/>
+                <w:sz w:val="28"/>
+                <w:szCs w:val="28"/>
+                <w:lang w:val="ru-RU"/>
+              </w:rPr>
+              <w:t>5</w:t>
             </w:r>
             <w:r>
               <w:rPr>
@@ -3187,7 +3487,17 @@
                 <w:szCs w:val="28"/>
               </w:rPr>
               <w:tab/>
-              <w:t>14</w:t>
+              <w:t>1</w:t>
+            </w:r>
+            <w:r>
+              <w:rPr>
+                <w:rStyle w:val="ad"/>
+                <w:rFonts w:ascii="Times New Roman" w:hAnsi="Times New Roman" w:cs="Times New Roman"/>
+                <w:sz w:val="28"/>
+                <w:szCs w:val="28"/>
+                <w:lang w:val="ru-RU"/>
+              </w:rPr>
+              <w:t>5</w:t>
             </w:r>
             <w:r>
               <w:rPr>
@@ -3253,7 +3563,17 @@
                 <w:szCs w:val="28"/>
               </w:rPr>
               <w:tab/>
-              <w:t>14</w:t>
+              <w:t>1</w:t>
+            </w:r>
+            <w:r>
+              <w:rPr>
+                <w:rStyle w:val="ad"/>
+                <w:rFonts w:ascii="Times New Roman" w:hAnsi="Times New Roman" w:cs="Times New Roman"/>
+                <w:sz w:val="28"/>
+                <w:szCs w:val="28"/>
+                <w:lang w:val="ru-RU"/>
+              </w:rPr>
+              <w:t>5</w:t>
             </w:r>
             <w:r>
               <w:rPr>
@@ -3714,6 +4034,7 @@
       </w:pPr>
       <w:bookmarkStart w:id="1" w:name="_Toc178605019"/>
       <w:commentRangeStart w:id="2"/>
+      <w:commentRangeStart w:id="3"/>
       <w:r>
         <w:rPr>
           <w:rFonts w:ascii="Times New Roman" w:hAnsi="Times New Roman" w:cs="Times New Roman"/>
@@ -3739,6 +4060,15 @@
         </w:rPr>
         <w:commentReference w:id="2"/>
       </w:r>
+      <w:commentRangeEnd w:id="3"/>
+      <w:r>
+        <w:rPr>
+          <w:rStyle w:val="a4"/>
+          <w:rFonts w:asciiTheme="minorHAnsi" w:eastAsiaTheme="minorEastAsia" w:hAnsiTheme="minorHAnsi" w:cstheme="minorBidi"/>
+          <w:color w:val="auto"/>
+        </w:rPr>
+        <w:commentReference w:id="3"/>
+      </w:r>
     </w:p>
     <w:p>
       <w:pPr>
@@ -3818,7 +4148,7 @@
           <w:lang w:val="ru-RU"/>
         </w:rPr>
       </w:pPr>
-      <w:bookmarkStart w:id="3" w:name="_Toc178605020"/>
+      <w:bookmarkStart w:id="4" w:name="_Toc178605020"/>
       <w:r>
         <w:rPr>
           <w:rFonts w:ascii="Times New Roman" w:hAnsi="Times New Roman" w:cs="Times New Roman"/>
@@ -3830,7 +4160,8 @@
         </w:rPr>
         <w:t xml:space="preserve">1.2 </w:t>
       </w:r>
-      <w:commentRangeStart w:id="4"/>
+      <w:commentRangeStart w:id="5"/>
+      <w:commentRangeStart w:id="6"/>
       <w:r>
         <w:rPr>
           <w:rFonts w:ascii="Times New Roman" w:hAnsi="Times New Roman" w:cs="Times New Roman"/>
@@ -3842,7 +4173,7 @@
         </w:rPr>
         <w:t>Наименование</w:t>
       </w:r>
-      <w:commentRangeEnd w:id="4"/>
+      <w:commentRangeEnd w:id="5"/>
       <w:r>
         <w:rPr>
           <w:rStyle w:val="a4"/>
@@ -3853,20 +4184,29 @@
           <w:szCs w:val="28"/>
           <w:lang w:val="ru-RU"/>
         </w:rPr>
-        <w:commentReference w:id="4"/>
-      </w:r>
-      <w:r>
-        <w:rPr>
-          <w:rFonts w:ascii="Times New Roman" w:hAnsi="Times New Roman" w:cs="Times New Roman"/>
-          <w:b/>
+        <w:commentReference w:id="5"/>
+      </w:r>
+      <w:commentRangeEnd w:id="6"/>
+      <w:r>
+        <w:rPr>
+          <w:rStyle w:val="a4"/>
+          <w:rFonts w:asciiTheme="minorHAnsi" w:eastAsiaTheme="minorEastAsia" w:hAnsiTheme="minorHAnsi" w:cstheme="minorBidi"/>
           <w:color w:val="auto"/>
+        </w:rPr>
+        <w:commentReference w:id="6"/>
+      </w:r>
+      <w:r>
+        <w:rPr>
+          <w:rFonts w:ascii="Times New Roman" w:hAnsi="Times New Roman" w:cs="Times New Roman"/>
+          <w:b/>
+          <w:color w:val="auto"/>
           <w:sz w:val="28"/>
           <w:szCs w:val="28"/>
           <w:lang w:val="ru-RU"/>
         </w:rPr>
         <w:t xml:space="preserve"> заказчика</w:t>
       </w:r>
-      <w:bookmarkEnd w:id="3"/>
+      <w:bookmarkEnd w:id="4"/>
       <w:r>
         <w:rPr>
           <w:rFonts w:ascii="Times New Roman" w:hAnsi="Times New Roman" w:cs="Times New Roman"/>
@@ -3948,7 +4288,27 @@
           <w:szCs w:val="28"/>
           <w:lang w:val="ru-RU"/>
         </w:rPr>
-        <w:t>Представитель заказчика: кандидат технических наук, доцент кафедры КСУП Калентьев Алексей Анатольевич.</w:t>
+        <w:t xml:space="preserve">Представитель заказчика: кандидат технических наук, доцент кафедры КСУП </w:t>
+      </w:r>
+      <w:proofErr w:type="spellStart"/>
+      <w:r>
+        <w:rPr>
+          <w:rFonts w:ascii="Times New Roman" w:hAnsi="Times New Roman" w:cs="Times New Roman"/>
+          <w:sz w:val="28"/>
+          <w:szCs w:val="28"/>
+          <w:lang w:val="ru-RU"/>
+        </w:rPr>
+        <w:t>Калентьев</w:t>
+      </w:r>
+      <w:proofErr w:type="spellEnd"/>
+      <w:r>
+        <w:rPr>
+          <w:rFonts w:ascii="Times New Roman" w:hAnsi="Times New Roman" w:cs="Times New Roman"/>
+          <w:sz w:val="28"/>
+          <w:szCs w:val="28"/>
+          <w:lang w:val="ru-RU"/>
+        </w:rPr>
+        <w:t xml:space="preserve"> Алексей Анатольевич.</w:t>
       </w:r>
     </w:p>
     <w:p>
@@ -4074,7 +4434,7 @@
           <w:lang w:val="ru-RU"/>
         </w:rPr>
       </w:pPr>
-      <w:bookmarkStart w:id="5" w:name="_Toc178605021"/>
+      <w:bookmarkStart w:id="7" w:name="_Toc178605021"/>
       <w:r>
         <w:rPr>
           <w:rFonts w:ascii="Times New Roman" w:hAnsi="Times New Roman" w:cs="Times New Roman"/>
@@ -4086,7 +4446,7 @@
         </w:rPr>
         <w:t>1.3 Перечень документов, на основании которых создается АС</w:t>
       </w:r>
-      <w:bookmarkEnd w:id="5"/>
+      <w:bookmarkEnd w:id="7"/>
     </w:p>
     <w:p>
       <w:pPr>
@@ -4210,7 +4570,8 @@
         </w:rPr>
         <w:t xml:space="preserve">− </w:t>
       </w:r>
-      <w:commentRangeStart w:id="6"/>
+      <w:commentRangeStart w:id="8"/>
+      <w:commentRangeStart w:id="9"/>
       <w:r>
         <w:rPr>
           <w:rFonts w:ascii="Times New Roman" w:hAnsi="Times New Roman" w:cs="Times New Roman"/>
@@ -4220,7 +4581,7 @@
         </w:rPr>
         <w:t>ГОСТ</w:t>
       </w:r>
-      <w:commentRangeEnd w:id="6"/>
+      <w:commentRangeEnd w:id="8"/>
       <w:r>
         <w:rPr>
           <w:rStyle w:val="a4"/>
@@ -4229,16 +4590,41 @@
           <w:szCs w:val="28"/>
           <w:lang w:val="ru-RU"/>
         </w:rPr>
-        <w:commentReference w:id="6"/>
-      </w:r>
-      <w:r>
-        <w:rPr>
-          <w:rFonts w:ascii="Times New Roman" w:hAnsi="Times New Roman" w:cs="Times New Roman"/>
-          <w:sz w:val="28"/>
-          <w:szCs w:val="28"/>
-          <w:lang w:val="ru-RU"/>
-        </w:rPr>
-        <w:t xml:space="preserve"> 19.103-77 “Единая система конструкторской документации. Обозначения программ и программных документов”.</w:t>
+        <w:commentReference w:id="8"/>
+      </w:r>
+      <w:commentRangeEnd w:id="9"/>
+      <w:r>
+        <w:rPr>
+          <w:rStyle w:val="a4"/>
+        </w:rPr>
+        <w:commentReference w:id="9"/>
+      </w:r>
+      <w:r>
+        <w:rPr>
+          <w:rFonts w:ascii="Times New Roman" w:hAnsi="Times New Roman" w:cs="Times New Roman"/>
+          <w:sz w:val="28"/>
+          <w:szCs w:val="28"/>
+          <w:lang w:val="ru-RU"/>
+        </w:rPr>
+        <w:t xml:space="preserve"> 19.103-77</w:t>
+      </w:r>
+      <w:r>
+        <w:rPr>
+          <w:rFonts w:ascii="Times New Roman" w:hAnsi="Times New Roman" w:cs="Times New Roman"/>
+          <w:sz w:val="28"/>
+          <w:szCs w:val="28"/>
+          <w:lang w:val="ru-RU"/>
+        </w:rPr>
+        <w:t xml:space="preserve"> “Единая система программной</w:t>
+      </w:r>
+      <w:r>
+        <w:rPr>
+          <w:rFonts w:ascii="Times New Roman" w:hAnsi="Times New Roman" w:cs="Times New Roman"/>
+          <w:sz w:val="28"/>
+          <w:szCs w:val="28"/>
+          <w:lang w:val="ru-RU"/>
+        </w:rPr>
+        <w:t xml:space="preserve"> документации. Обозначения программ и программных документов”.</w:t>
       </w:r>
     </w:p>
     <w:p>
@@ -4268,7 +4654,7 @@
           <w:lang w:val="ru-RU"/>
         </w:rPr>
       </w:pPr>
-      <w:bookmarkStart w:id="7" w:name="_Toc178605022"/>
+      <w:bookmarkStart w:id="10" w:name="_Toc178605022"/>
       <w:r>
         <w:rPr>
           <w:rFonts w:ascii="Times New Roman" w:hAnsi="Times New Roman" w:cs="Times New Roman"/>
@@ -4280,7 +4666,7 @@
         </w:rPr>
         <w:t>1.4 Плановые сроки начала и окончания работы по созданию АС</w:t>
       </w:r>
-      <w:bookmarkEnd w:id="7"/>
+      <w:bookmarkEnd w:id="10"/>
     </w:p>
     <w:p>
       <w:pPr>
@@ -4369,7 +4755,7 @@
           <w:lang w:val="ru-RU"/>
         </w:rPr>
       </w:pPr>
-      <w:bookmarkStart w:id="8" w:name="_Toc178605023"/>
+      <w:bookmarkStart w:id="11" w:name="_Toc178605023"/>
       <w:r>
         <w:rPr>
           <w:rFonts w:ascii="Times New Roman" w:hAnsi="Times New Roman" w:cs="Times New Roman"/>
@@ -4383,7 +4769,7 @@
         <w:lastRenderedPageBreak/>
         <w:t>2 ЦЕЛИ И НАЗНАЧЕНИЕ СОЗДАНИЯ АВТОМАТИЗИРОВАННОЙ СИСТЕМЫ</w:t>
       </w:r>
-      <w:bookmarkEnd w:id="8"/>
+      <w:bookmarkEnd w:id="11"/>
     </w:p>
     <w:p>
       <w:pPr>
@@ -4413,7 +4799,7 @@
           <w:lang w:val="ru-RU"/>
         </w:rPr>
       </w:pPr>
-      <w:bookmarkStart w:id="9" w:name="_Toc178605024"/>
+      <w:bookmarkStart w:id="12" w:name="_Toc178605024"/>
       <w:r>
         <w:rPr>
           <w:rFonts w:ascii="Times New Roman" w:hAnsi="Times New Roman" w:cs="Times New Roman"/>
@@ -4425,7 +4811,7 @@
         </w:rPr>
         <w:t>2.1 Цели создания АС</w:t>
       </w:r>
-      <w:bookmarkEnd w:id="9"/>
+      <w:bookmarkEnd w:id="12"/>
     </w:p>
     <w:p>
       <w:pPr>
@@ -4492,7 +4878,7 @@
           <w:lang w:val="ru-RU"/>
         </w:rPr>
       </w:pPr>
-      <w:bookmarkStart w:id="10" w:name="_Toc178605025"/>
+      <w:bookmarkStart w:id="13" w:name="_Toc178605025"/>
       <w:r>
         <w:rPr>
           <w:rFonts w:ascii="Times New Roman" w:hAnsi="Times New Roman" w:cs="Times New Roman"/>
@@ -4504,7 +4890,7 @@
         </w:rPr>
         <w:t>2.2 Назначение АС</w:t>
       </w:r>
-      <w:bookmarkEnd w:id="10"/>
+      <w:bookmarkEnd w:id="13"/>
     </w:p>
     <w:p>
       <w:pPr>
@@ -4537,7 +4923,27 @@
           <w:lang w:val="ru-RU"/>
         </w:rPr>
         <w:tab/>
-        <w:t>Назначение разрабатываемого плагина обусловлено быстрым моделированием держателей задних переключателей разных размеров и диаметров отверстий (в миллиметрах). Благодаря данному расширению, производители смогут быстро генерировать новые варианты детали под различные геометрии дропаутов рам без необходимости ручной перестройки эскизов и операций вытягивания/вращения. На рисунке 2.1 представлена модель детали.</w:t>
+        <w:t xml:space="preserve">Назначение разрабатываемого плагина обусловлено быстрым моделированием держателей задних переключателей разных размеров и диаметров отверстий (в миллиметрах). Благодаря данному расширению, производители смогут быстро генерировать новые варианты детали под различные геометрии </w:t>
+      </w:r>
+      <w:proofErr w:type="spellStart"/>
+      <w:r>
+        <w:rPr>
+          <w:rFonts w:ascii="Times New Roman" w:hAnsi="Times New Roman" w:cs="Times New Roman"/>
+          <w:sz w:val="28"/>
+          <w:szCs w:val="28"/>
+          <w:lang w:val="ru-RU"/>
+        </w:rPr>
+        <w:t>дропаутов</w:t>
+      </w:r>
+      <w:proofErr w:type="spellEnd"/>
+      <w:r>
+        <w:rPr>
+          <w:rFonts w:ascii="Times New Roman" w:hAnsi="Times New Roman" w:cs="Times New Roman"/>
+          <w:sz w:val="28"/>
+          <w:szCs w:val="28"/>
+          <w:lang w:val="ru-RU"/>
+        </w:rPr>
+        <w:t xml:space="preserve"> рам без необходимости ручной перестройки эскизов и операций вытягивания/вращения. На рисунке 2.1 представлена модель детали.</w:t>
       </w:r>
     </w:p>
     <w:p>
@@ -4568,7 +4974,7 @@
                     </pic:cNvPicPr>
                   </pic:nvPicPr>
                   <pic:blipFill>
-                    <a:blip r:embed="rId13"/>
+                    <a:blip r:embed="rId11"/>
                     <a:stretch>
                       <a:fillRect/>
                     </a:stretch>
@@ -4661,7 +5067,7 @@
           <w:lang w:val="ru-RU"/>
         </w:rPr>
       </w:pPr>
-      <w:bookmarkStart w:id="11" w:name="_Toc178605026"/>
+      <w:bookmarkStart w:id="14" w:name="_Toc178605026"/>
       <w:r>
         <w:rPr>
           <w:rFonts w:ascii="Times New Roman" w:hAnsi="Times New Roman" w:cs="Times New Roman"/>
@@ -4675,7 +5081,7 @@
         <w:lastRenderedPageBreak/>
         <w:t>3 ТРЕБОВАНИЯ К АВТОМАТИЗИРОВАННОЙ СИСТЕМЕ</w:t>
       </w:r>
-      <w:bookmarkEnd w:id="11"/>
+      <w:bookmarkEnd w:id="14"/>
     </w:p>
     <w:p>
       <w:pPr>
@@ -4705,7 +5111,7 @@
           <w:lang w:val="ru-RU"/>
         </w:rPr>
       </w:pPr>
-      <w:bookmarkStart w:id="12" w:name="_Toc178605027"/>
+      <w:bookmarkStart w:id="15" w:name="_Toc178605027"/>
       <w:r>
         <w:rPr>
           <w:rFonts w:ascii="Times New Roman" w:hAnsi="Times New Roman" w:cs="Times New Roman"/>
@@ -4717,7 +5123,7 @@
         </w:rPr>
         <w:t>3.1 Требования к структуре АС в целом</w:t>
       </w:r>
-      <w:bookmarkEnd w:id="12"/>
+      <w:bookmarkEnd w:id="15"/>
     </w:p>
     <w:p>
       <w:pPr>
@@ -4745,7 +5151,7 @@
           <w:lang w:val="ru-RU"/>
         </w:rPr>
       </w:pPr>
-      <w:bookmarkStart w:id="13" w:name="_Toc178605028"/>
+      <w:bookmarkStart w:id="16" w:name="_Toc178605028"/>
       <w:r>
         <w:rPr>
           <w:rFonts w:ascii="Times New Roman" w:hAnsi="Times New Roman" w:cs="Times New Roman"/>
@@ -4757,7 +5163,7 @@
         </w:rPr>
         <w:t>3.1.1 Требования к структуре и функционированию системы</w:t>
       </w:r>
-      <w:bookmarkEnd w:id="13"/>
+      <w:bookmarkEnd w:id="16"/>
     </w:p>
     <w:p>
       <w:pPr>
@@ -4881,8 +5287,9 @@
           <w:lang w:val="ru-RU"/>
         </w:rPr>
       </w:pPr>
-      <w:bookmarkStart w:id="14" w:name="_Hlk183900138"/>
-      <w:commentRangeStart w:id="15"/>
+      <w:bookmarkStart w:id="17" w:name="_Hlk183900138"/>
+      <w:commentRangeStart w:id="18"/>
+      <w:commentRangeStart w:id="19"/>
       <w:r>
         <w:rPr>
           <w:rFonts w:ascii="Times New Roman" w:hAnsi="Times New Roman" w:cs="Times New Roman"/>
@@ -4905,7 +5312,7 @@
         </w:rPr>
         <w:t xml:space="preserve"> </w:t>
       </w:r>
-      <w:commentRangeEnd w:id="15"/>
+      <w:commentRangeEnd w:id="18"/>
       <w:r>
         <w:rPr>
           <w:rStyle w:val="a4"/>
@@ -4914,7 +5321,14 @@
           <w:szCs w:val="28"/>
           <w:lang w:val="ru-RU"/>
         </w:rPr>
-        <w:commentReference w:id="15"/>
+        <w:commentReference w:id="18"/>
+      </w:r>
+      <w:commentRangeEnd w:id="19"/>
+      <w:r>
+        <w:rPr>
+          <w:rStyle w:val="a4"/>
+        </w:rPr>
+        <w:commentReference w:id="19"/>
       </w:r>
       <w:r>
         <w:rPr>
@@ -4937,7 +5351,18 @@
           <w:lang w:val="ru-RU"/>
         </w:rPr>
       </w:pPr>
-      <w:commentRangeStart w:id="16"/>
+      <w:r>
+        <w:rPr>
+          <w:rFonts w:ascii="Times New Roman" w:hAnsi="Times New Roman" w:cs="Times New Roman"/>
+          <w:b/>
+          <w:sz w:val="28"/>
+          <w:szCs w:val="28"/>
+          <w:lang w:val="ru-RU"/>
+        </w:rPr>
+        <w:tab/>
+      </w:r>
+      <w:commentRangeStart w:id="20"/>
+      <w:commentRangeStart w:id="21"/>
       <w:r>
         <w:rPr>
           <w:rFonts w:ascii="Times New Roman" w:hAnsi="Times New Roman" w:cs="Times New Roman"/>
@@ -4948,7 +5373,7 @@
         </w:rPr>
         <w:t>Межосевое</w:t>
       </w:r>
-      <w:commentRangeEnd w:id="16"/>
+      <w:commentRangeEnd w:id="20"/>
       <w:r>
         <w:rPr>
           <w:rStyle w:val="a4"/>
@@ -4958,7 +5383,14 @@
           <w:szCs w:val="28"/>
           <w:lang w:val="ru-RU"/>
         </w:rPr>
-        <w:commentReference w:id="16"/>
+        <w:commentReference w:id="20"/>
+      </w:r>
+      <w:commentRangeEnd w:id="21"/>
+      <w:r>
+        <w:rPr>
+          <w:rStyle w:val="a4"/>
+        </w:rPr>
+        <w:commentReference w:id="21"/>
       </w:r>
       <w:r>
         <w:rPr>
@@ -5021,6 +5453,17 @@
           <w:szCs w:val="28"/>
           <w:lang w:val="ru-RU"/>
         </w:rPr>
+        <w:tab/>
+      </w:r>
+      <w:r>
+        <w:rPr>
+          <w:rFonts w:ascii="Times New Roman" w:hAnsi="Times New Roman" w:cs="Times New Roman"/>
+          <w:b/>
+          <w:bCs/>
+          <w:sz w:val="28"/>
+          <w:szCs w:val="28"/>
+          <w:lang w:val="ru-RU"/>
+        </w:rPr>
         <w:t xml:space="preserve">Толщина основания держателя P4 </w:t>
       </w:r>
       <w:r>
@@ -5045,17 +5488,38 @@
           <w:lang w:val="ru-RU"/>
         </w:rPr>
       </w:pPr>
-      <w:commentRangeStart w:id="17"/>
-      <w:commentRangeStart w:id="18"/>
-      <w:r>
-        <w:rPr>
-          <w:rFonts w:ascii="Times New Roman" w:hAnsi="Times New Roman" w:cs="Times New Roman"/>
-          <w:b/>
-          <w:sz w:val="28"/>
-          <w:szCs w:val="28"/>
-          <w:lang w:val="ru-RU"/>
-        </w:rPr>
-        <w:t xml:space="preserve">Диаметр открытого паза </w:t>
+      <w:r>
+        <w:rPr>
+          <w:rFonts w:ascii="Times New Roman" w:hAnsi="Times New Roman" w:cs="Times New Roman"/>
+          <w:b/>
+          <w:sz w:val="28"/>
+          <w:szCs w:val="28"/>
+          <w:lang w:val="ru-RU"/>
+        </w:rPr>
+        <w:tab/>
+      </w:r>
+      <w:r>
+        <w:rPr>
+          <w:rFonts w:ascii="Times New Roman" w:hAnsi="Times New Roman" w:cs="Times New Roman"/>
+          <w:b/>
+          <w:sz w:val="28"/>
+          <w:szCs w:val="28"/>
+          <w:lang w:val="ru-RU"/>
+        </w:rPr>
+        <w:t>Ширина</w:t>
+      </w:r>
+      <w:commentRangeStart w:id="22"/>
+      <w:commentRangeStart w:id="23"/>
+      <w:commentRangeStart w:id="24"/>
+      <w:r>
+        <w:rPr>
+          <w:rFonts w:ascii="Times New Roman" w:hAnsi="Times New Roman" w:cs="Times New Roman"/>
+          <w:b/>
+          <w:sz w:val="28"/>
+          <w:szCs w:val="28"/>
+          <w:lang w:val="ru-RU"/>
+        </w:rPr>
+        <w:t xml:space="preserve"> открытого паза </w:t>
       </w:r>
       <w:r>
         <w:rPr>
@@ -5085,7 +5549,7 @@
         </w:rPr>
         <w:t>(Диапазон: от 5 до 12 мм)</w:t>
       </w:r>
-      <w:commentRangeEnd w:id="17"/>
+      <w:commentRangeEnd w:id="22"/>
       <w:r>
         <w:rPr>
           <w:rStyle w:val="a4"/>
@@ -5094,9 +5558,9 @@
           <w:szCs w:val="28"/>
           <w:lang w:val="ru-RU"/>
         </w:rPr>
-        <w:commentReference w:id="17"/>
-      </w:r>
-      <w:commentRangeEnd w:id="18"/>
+        <w:commentReference w:id="22"/>
+      </w:r>
+      <w:commentRangeEnd w:id="23"/>
       <w:r>
         <w:rPr>
           <w:rStyle w:val="a4"/>
@@ -5105,7 +5569,14 @@
           <w:szCs w:val="28"/>
           <w:lang w:val="ru-RU"/>
         </w:rPr>
-        <w:commentReference w:id="18"/>
+        <w:commentReference w:id="23"/>
+      </w:r>
+      <w:commentRangeEnd w:id="24"/>
+      <w:r>
+        <w:rPr>
+          <w:rStyle w:val="a4"/>
+        </w:rPr>
+        <w:commentReference w:id="24"/>
       </w:r>
       <w:r>
         <w:rPr>
@@ -5117,7 +5588,7 @@
         <w:t xml:space="preserve"> — ширина паза, измеряемая перпендикулярно его осевой линии;</w:t>
       </w:r>
     </w:p>
-    <w:bookmarkEnd w:id="14"/>
+    <w:bookmarkEnd w:id="17"/>
     <w:p>
       <w:pPr>
         <w:spacing w:line="360" w:lineRule="auto"/>
@@ -5138,6 +5609,17 @@
           <w:szCs w:val="28"/>
           <w:lang w:val="ru-RU"/>
         </w:rPr>
+        <w:tab/>
+      </w:r>
+      <w:r>
+        <w:rPr>
+          <w:rFonts w:ascii="Times New Roman" w:hAnsi="Times New Roman" w:cs="Times New Roman"/>
+          <w:b/>
+          <w:bCs/>
+          <w:sz w:val="28"/>
+          <w:szCs w:val="28"/>
+          <w:lang w:val="ru-RU"/>
+        </w:rPr>
         <w:t>Диаметр отверстия под раму d1</w:t>
       </w:r>
       <w:r>
@@ -5170,6 +5652,17 @@
           <w:szCs w:val="28"/>
           <w:lang w:val="ru-RU"/>
         </w:rPr>
+        <w:tab/>
+      </w:r>
+      <w:r>
+        <w:rPr>
+          <w:rFonts w:ascii="Times New Roman" w:hAnsi="Times New Roman" w:cs="Times New Roman"/>
+          <w:b/>
+          <w:bCs/>
+          <w:sz w:val="28"/>
+          <w:szCs w:val="28"/>
+          <w:lang w:val="ru-RU"/>
+        </w:rPr>
         <w:t>Общая длина держателя L</w:t>
       </w:r>
       <w:r>
@@ -5193,6 +5686,17 @@
           <w:lang w:val="ru-RU"/>
         </w:rPr>
       </w:pPr>
+      <w:r>
+        <w:rPr>
+          <w:rFonts w:ascii="Times New Roman" w:hAnsi="Times New Roman" w:cs="Times New Roman"/>
+          <w:b/>
+          <w:bCs/>
+          <w:sz w:val="28"/>
+          <w:szCs w:val="28"/>
+          <w:lang w:val="ru-RU"/>
+        </w:rPr>
+        <w:tab/>
+      </w:r>
       <w:r>
         <w:rPr>
           <w:rFonts w:ascii="Times New Roman" w:hAnsi="Times New Roman" w:cs="Times New Roman"/>
@@ -5296,6 +5800,17 @@
           <w:szCs w:val="28"/>
           <w:lang w:val="ru-RU"/>
         </w:rPr>
+        <w:tab/>
+      </w:r>
+      <w:r>
+        <w:rPr>
+          <w:rFonts w:ascii="Times New Roman" w:hAnsi="Times New Roman" w:cs="Times New Roman"/>
+          <w:b/>
+          <w:bCs/>
+          <w:sz w:val="28"/>
+          <w:szCs w:val="28"/>
+          <w:lang w:val="ru-RU"/>
+        </w:rPr>
         <w:t>P2</w:t>
       </w:r>
       <w:r>
@@ -5305,7 +5820,16 @@
           <w:szCs w:val="28"/>
           <w:lang w:val="ru-RU"/>
         </w:rPr>
-        <w:t xml:space="preserve"> — смещение по горизонтали между осью отверстия d2 и осью скругления начала паза; определяется по формуле P2 = 0,2·P1;</w:t>
+        <w:t xml:space="preserve"> — </w:t>
+      </w:r>
+      <w:r>
+        <w:rPr>
+          <w:rFonts w:ascii="Times New Roman" w:hAnsi="Times New Roman" w:cs="Times New Roman"/>
+          <w:sz w:val="28"/>
+          <w:szCs w:val="28"/>
+          <w:lang w:val="ru-RU"/>
+        </w:rPr>
+        <w:t>расстояние по горизонтали от оси отверстия d2 до оси паза; принимается постоянным и равным 8,0 мм;</w:t>
       </w:r>
     </w:p>
     <w:p>
@@ -5328,6 +5852,17 @@
           <w:szCs w:val="28"/>
           <w:lang w:val="ru-RU"/>
         </w:rPr>
+        <w:tab/>
+      </w:r>
+      <w:r>
+        <w:rPr>
+          <w:rFonts w:ascii="Times New Roman" w:hAnsi="Times New Roman" w:cs="Times New Roman"/>
+          <w:b/>
+          <w:bCs/>
+          <w:sz w:val="28"/>
+          <w:szCs w:val="28"/>
+          <w:lang w:val="ru-RU"/>
+        </w:rPr>
         <w:t>P5</w:t>
       </w:r>
       <w:r>
@@ -5338,6 +5873,116 @@
           <w:lang w:val="ru-RU"/>
         </w:rPr>
         <w:t xml:space="preserve"> — толщина тонкой (верхней) части детали, в которой расположено отверстие d1; определяется по формуле P5 = 0,5·P4.</w:t>
+      </w:r>
+    </w:p>
+    <w:p>
+      <w:pPr>
+        <w:spacing w:line="360" w:lineRule="auto"/>
+        <w:jc w:val="both"/>
+        <w:rPr>
+          <w:rFonts w:ascii="Times New Roman" w:hAnsi="Times New Roman" w:cs="Times New Roman"/>
+          <w:sz w:val="28"/>
+          <w:szCs w:val="28"/>
+          <w:lang w:val="ru-RU"/>
+        </w:rPr>
+      </w:pPr>
+    </w:p>
+    <w:p>
+      <w:pPr>
+        <w:spacing w:line="360" w:lineRule="auto"/>
+        <w:ind w:firstLine="709"/>
+        <w:jc w:val="both"/>
+        <w:rPr>
+          <w:lang w:val="ru-RU"/>
+        </w:rPr>
+      </w:pPr>
+      <w:r>
+        <w:rPr>
+          <w:rFonts w:ascii="Times New Roman" w:hAnsi="Times New Roman" w:cs="Times New Roman"/>
+          <w:sz w:val="28"/>
+          <w:szCs w:val="28"/>
+          <w:lang w:val="ru-RU"/>
+        </w:rPr>
+        <w:lastRenderedPageBreak/>
+        <w:t>Положение, направление и длина паза определяются постоянными величинами и зависимостями от вводимых параметров. Для их описания используется система координат эскиза: начало координат — ось отверстия d2, ось Y направлена вдоль линии P1 от отверстия d2 к отверстию d1, ось X перпендикулярна ей и направлена вправо относительно рисунка 2.1:</w:t>
+      </w:r>
+    </w:p>
+    <w:p>
+      <w:pPr>
+        <w:spacing w:line="360" w:lineRule="auto"/>
+        <w:ind w:firstLine="709"/>
+        <w:jc w:val="both"/>
+        <w:rPr>
+          <w:lang w:val="ru-RU"/>
+        </w:rPr>
+      </w:pPr>
+      <w:r>
+        <w:rPr>
+          <w:rFonts w:ascii="Times New Roman" w:hAnsi="Times New Roman" w:cs="Times New Roman"/>
+          <w:sz w:val="28"/>
+          <w:szCs w:val="28"/>
+          <w:lang w:val="ru-RU"/>
+        </w:rPr>
+        <w:t>− центр скругления начала паза (точка S) расположен на расстоянии 17,5 мм (постоянная величина) от оси отверстия d1 вдоль оси Y и на расстоянии P2 от оси отверстия d2 вдоль оси X, то есть имеет координаты (P2; P1 − 17,5);</w:t>
+      </w:r>
+    </w:p>
+    <w:p>
+      <w:pPr>
+        <w:spacing w:line="360" w:lineRule="auto"/>
+        <w:ind w:firstLine="709"/>
+        <w:jc w:val="both"/>
+        <w:rPr>
+          <w:lang w:val="ru-RU"/>
+        </w:rPr>
+      </w:pPr>
+      <w:r>
+        <w:rPr>
+          <w:rFonts w:ascii="Times New Roman" w:hAnsi="Times New Roman" w:cs="Times New Roman"/>
+          <w:sz w:val="28"/>
+          <w:szCs w:val="28"/>
+          <w:lang w:val="ru-RU"/>
+        </w:rPr>
+        <w:t>− ось паза проходит от точки S к внешнему контуру детали под постоянным углом 20° к оси Y (в сторону уменьшения Y и увеличения X);</w:t>
+      </w:r>
+    </w:p>
+    <w:p>
+      <w:pPr>
+        <w:spacing w:line="360" w:lineRule="auto"/>
+        <w:ind w:firstLine="709"/>
+        <w:jc w:val="both"/>
+        <w:rPr>
+          <w:lang w:val="ru-RU"/>
+        </w:rPr>
+      </w:pPr>
+      <w:r>
+        <w:rPr>
+          <w:rFonts w:ascii="Times New Roman" w:hAnsi="Times New Roman" w:cs="Times New Roman"/>
+          <w:sz w:val="28"/>
+          <w:szCs w:val="28"/>
+          <w:lang w:val="ru-RU"/>
+        </w:rPr>
+        <w:t>− длина паза, измеряемая по его оси от точки S до открытого конца, равна 0,8·P1;</w:t>
+      </w:r>
+    </w:p>
+    <w:p>
+      <w:pPr>
+        <w:spacing w:line="360" w:lineRule="auto"/>
+        <w:jc w:val="both"/>
+        <w:rPr>
+          <w:rFonts w:ascii="Times New Roman" w:hAnsi="Times New Roman" w:cs="Times New Roman"/>
+          <w:sz w:val="28"/>
+          <w:szCs w:val="28"/>
+          <w:lang w:val="ru-RU"/>
+        </w:rPr>
+      </w:pPr>
+      <w:r>
+        <w:rPr>
+          <w:rFonts w:ascii="Times New Roman" w:hAnsi="Times New Roman" w:cs="Times New Roman"/>
+          <w:sz w:val="28"/>
+          <w:szCs w:val="28"/>
+          <w:lang w:val="ru-RU"/>
+        </w:rPr>
+        <w:t>− ширина паза равна P3.</w:t>
       </w:r>
     </w:p>
     <w:p>
@@ -5359,7 +6004,6 @@
           <w:szCs w:val="28"/>
           <w:lang w:val="ru-RU"/>
         </w:rPr>
-        <w:lastRenderedPageBreak/>
         <w:t>Для корректного построения параметры должны удовлетворять следующим ограничениям (минимальная толщина материала у края отверстия c = 3 мм):</w:t>
       </w:r>
     </w:p>
@@ -5426,7 +6070,76 @@
           <w:szCs w:val="28"/>
           <w:lang w:val="ru-RU"/>
         </w:rPr>
-        <w:t>− паз должен размещаться между отверстиями: P3 ≤ 0,5·P1.</w:t>
+        <w:t>– паз должен размещаться между отверстиями с сохранением необходимой толщины материала до гран</w:t>
+      </w:r>
+      <w:r>
+        <w:rPr>
+          <w:rFonts w:ascii="Times New Roman" w:hAnsi="Times New Roman" w:cs="Times New Roman"/>
+          <w:sz w:val="28"/>
+          <w:szCs w:val="28"/>
+          <w:lang w:val="ru-RU"/>
+        </w:rPr>
+        <w:t>ей и стенок соседних отверстий</w:t>
+      </w:r>
+      <w:r>
+        <w:rPr>
+          <w:rFonts w:ascii="Times New Roman" w:hAnsi="Times New Roman" w:cs="Times New Roman"/>
+          <w:sz w:val="28"/>
+          <w:szCs w:val="28"/>
+          <w:lang w:val="ru-RU"/>
+        </w:rPr>
+        <w:t xml:space="preserve">, а расстояние от края паза до стенок отверстий </w:t>
+      </w:r>
+      <w:r>
+        <w:rPr>
+          <w:rFonts w:ascii="Times New Roman" w:hAnsi="Times New Roman" w:cs="Times New Roman"/>
+          <w:sz w:val="28"/>
+          <w:szCs w:val="28"/>
+        </w:rPr>
+        <w:t>d</w:t>
+      </w:r>
+      <w:r>
+        <w:rPr>
+          <w:rFonts w:ascii="Times New Roman" w:hAnsi="Times New Roman" w:cs="Times New Roman"/>
+          <w:sz w:val="28"/>
+          <w:szCs w:val="28"/>
+          <w:lang w:val="ru-RU"/>
+        </w:rPr>
+        <w:t xml:space="preserve">1 и </w:t>
+      </w:r>
+      <w:r>
+        <w:rPr>
+          <w:rFonts w:ascii="Times New Roman" w:hAnsi="Times New Roman" w:cs="Times New Roman"/>
+          <w:sz w:val="28"/>
+          <w:szCs w:val="28"/>
+        </w:rPr>
+        <w:t>d</w:t>
+      </w:r>
+      <w:r>
+        <w:rPr>
+          <w:rFonts w:ascii="Times New Roman" w:hAnsi="Times New Roman" w:cs="Times New Roman"/>
+          <w:sz w:val="28"/>
+          <w:szCs w:val="28"/>
+          <w:lang w:val="ru-RU"/>
+        </w:rPr>
+        <w:t xml:space="preserve">2 должно быть не менее </w:t>
+      </w:r>
+      <w:r>
+        <w:rPr>
+          <w:rFonts w:ascii="Times New Roman" w:hAnsi="Times New Roman" w:cs="Times New Roman"/>
+          <w:sz w:val="28"/>
+          <w:szCs w:val="28"/>
+        </w:rPr>
+        <w:t>c</w:t>
+      </w:r>
+      <w:r>
+        <w:rPr>
+          <w:rFonts w:ascii="Times New Roman" w:hAnsi="Times New Roman" w:cs="Times New Roman"/>
+          <w:sz w:val="28"/>
+          <w:szCs w:val="28"/>
+          <w:lang w:val="ru-RU"/>
+        </w:rPr>
+        <w:t>.</w:t>
       </w:r>
     </w:p>
     <w:p>
@@ -5447,7 +6160,16 @@
           <w:szCs w:val="28"/>
           <w:lang w:val="ru-RU"/>
         </w:rPr>
-        <w:t>Значения вне указанных диапазонов, а также сочетания значений, нарушающие любое из ограничений, считаются некорректными: построение не выполняется, пользователю выводится сообщение об ошибке с указанием нарушенного условия.</w:t>
+        <w:tab/>
+      </w:r>
+      <w:r>
+        <w:rPr>
+          <w:rFonts w:ascii="Times New Roman" w:hAnsi="Times New Roman" w:cs="Times New Roman"/>
+          <w:sz w:val="28"/>
+          <w:szCs w:val="28"/>
+          <w:lang w:val="ru-RU"/>
+        </w:rPr>
+        <w:t>Значения вне указанных диапазонов, а также сочетания значений, нарушающие любое из ограничений, считаются недопустимыми: построение не выполняется, пользователю выводится сообщение об ошибке с указанием нарушенного условия. Введённые значения при этом не изменяются и не подменяются автоматически.</w:t>
       </w:r>
     </w:p>
     <w:p>
@@ -5469,6 +6191,7 @@
           <w:szCs w:val="28"/>
           <w:lang w:val="ru-RU"/>
         </w:rPr>
+        <w:lastRenderedPageBreak/>
         <w:t xml:space="preserve">АС должна иметь пользовательский интерфейс с возможностью изменения значений, представленных выше, и последующим построении объекта «Держатель заднего переключателя» в САПР </w:t>
       </w:r>
       <w:r>
@@ -5503,7 +6226,7 @@
           <w:lang w:val="ru-RU"/>
         </w:rPr>
       </w:pPr>
-      <w:bookmarkStart w:id="19" w:name="_Toc178605029"/>
+      <w:bookmarkStart w:id="25" w:name="_Toc178605029"/>
       <w:r>
         <w:rPr>
           <w:rFonts w:ascii="Times New Roman" w:hAnsi="Times New Roman" w:cs="Times New Roman"/>
@@ -5515,7 +6238,7 @@
         </w:rPr>
         <w:t>3.1.2 Требования к численности и квалификации персонала системы</w:t>
       </w:r>
-      <w:bookmarkEnd w:id="19"/>
+      <w:bookmarkEnd w:id="25"/>
     </w:p>
     <w:p>
       <w:pPr>
@@ -5553,7 +6276,7 @@
           <w:lang w:val="ru-RU"/>
         </w:rPr>
       </w:pPr>
-      <w:bookmarkStart w:id="20" w:name="_Toc178605030"/>
+      <w:bookmarkStart w:id="26" w:name="_Toc178605030"/>
       <w:r>
         <w:rPr>
           <w:rFonts w:ascii="Times New Roman" w:hAnsi="Times New Roman" w:cs="Times New Roman"/>
@@ -5565,7 +6288,7 @@
         </w:rPr>
         <w:t>3.1.3 Показатели назначения</w:t>
       </w:r>
-      <w:bookmarkEnd w:id="20"/>
+      <w:bookmarkEnd w:id="26"/>
     </w:p>
     <w:p>
       <w:pPr>
@@ -5610,18 +6333,18 @@
         </w:rPr>
         <w:t xml:space="preserve">− Время построения детали при учёте уже запущенной программы САПР не должно превышать </w:t>
       </w:r>
-      <w:commentRangeStart w:id="21"/>
-      <w:r>
-        <w:rPr>
-          <w:rFonts w:ascii="Times New Roman" w:hAnsi="Times New Roman" w:cs="Times New Roman"/>
-          <w:sz w:val="28"/>
-          <w:szCs w:val="28"/>
-          <w:u w:val="single"/>
+      <w:commentRangeStart w:id="27"/>
+      <w:commentRangeStart w:id="28"/>
+      <w:r>
+        <w:rPr>
+          <w:rFonts w:ascii="Times New Roman" w:hAnsi="Times New Roman" w:cs="Times New Roman"/>
+          <w:sz w:val="28"/>
+          <w:szCs w:val="28"/>
           <w:lang w:val="ru-RU"/>
         </w:rPr>
         <w:t>одной</w:t>
       </w:r>
-      <w:commentRangeEnd w:id="21"/>
+      <w:commentRangeEnd w:id="27"/>
       <w:r>
         <w:rPr>
           <w:rStyle w:val="a4"/>
@@ -5630,7 +6353,14 @@
           <w:szCs w:val="28"/>
           <w:lang w:val="ru-RU"/>
         </w:rPr>
-        <w:commentReference w:id="21"/>
+        <w:commentReference w:id="27"/>
+      </w:r>
+      <w:commentRangeEnd w:id="28"/>
+      <w:r>
+        <w:rPr>
+          <w:rStyle w:val="a4"/>
+        </w:rPr>
+        <w:commentReference w:id="28"/>
       </w:r>
       <w:r>
         <w:rPr>
@@ -5661,7 +6391,6 @@
           <w:szCs w:val="28"/>
           <w:lang w:val="ru-RU"/>
         </w:rPr>
-        <w:lastRenderedPageBreak/>
         <w:t xml:space="preserve">− Система не должна позволять создавать детали с некорректно заданными параметрами (см. п. 3.1.1. </w:t>
       </w:r>
       <w:r>
@@ -5723,7 +6452,7 @@
           <w:lang w:val="ru-RU"/>
         </w:rPr>
       </w:pPr>
-      <w:bookmarkStart w:id="22" w:name="_Toc178605031"/>
+      <w:bookmarkStart w:id="29" w:name="_Toc178605031"/>
       <w:r>
         <w:rPr>
           <w:rFonts w:ascii="Times New Roman" w:hAnsi="Times New Roman" w:cs="Times New Roman"/>
@@ -5735,7 +6464,7 @@
         </w:rPr>
         <w:t>3.1.4 Требования к надёжности</w:t>
       </w:r>
-      <w:bookmarkEnd w:id="22"/>
+      <w:bookmarkEnd w:id="29"/>
     </w:p>
     <w:p>
       <w:pPr>
@@ -5773,7 +6502,7 @@
           <w:lang w:val="ru-RU"/>
         </w:rPr>
       </w:pPr>
-      <w:bookmarkStart w:id="23" w:name="_Toc178605032"/>
+      <w:bookmarkStart w:id="30" w:name="_Toc178605032"/>
       <w:r>
         <w:rPr>
           <w:rFonts w:ascii="Times New Roman" w:hAnsi="Times New Roman" w:cs="Times New Roman"/>
@@ -5785,7 +6514,7 @@
         </w:rPr>
         <w:t>3.1.5 Требования к безопасности</w:t>
       </w:r>
-      <w:bookmarkEnd w:id="23"/>
+      <w:bookmarkEnd w:id="30"/>
     </w:p>
     <w:p>
       <w:pPr>
@@ -5823,7 +6552,7 @@
           <w:lang w:val="ru-RU"/>
         </w:rPr>
       </w:pPr>
-      <w:bookmarkStart w:id="24" w:name="_Toc178605033"/>
+      <w:bookmarkStart w:id="31" w:name="_Toc178605033"/>
       <w:r>
         <w:rPr>
           <w:rFonts w:ascii="Times New Roman" w:hAnsi="Times New Roman" w:cs="Times New Roman"/>
@@ -5833,9 +6562,10 @@
           <w:szCs w:val="28"/>
           <w:lang w:val="ru-RU"/>
         </w:rPr>
+        <w:lastRenderedPageBreak/>
         <w:t>3.1.6 Требования к эргономике и технической эстетике</w:t>
       </w:r>
-      <w:bookmarkEnd w:id="24"/>
+      <w:bookmarkEnd w:id="31"/>
     </w:p>
     <w:p>
       <w:pPr>
@@ -5856,8 +6586,59 @@
           <w:szCs w:val="28"/>
           <w:lang w:val="ru-RU"/>
         </w:rPr>
-        <w:t>Пользовательские интерфейсы для всех подсистем, разработанных в рамках создания системы должны быть выполнены в виде desktop-интерфейсов с помощью фреймворков Windows</w:t>
-      </w:r>
+        <w:t xml:space="preserve">Пользовательские интерфейсы для всех подсистем, разработанных в рамках создания системы должны быть выполнены в виде </w:t>
+      </w:r>
+      <w:proofErr w:type="spellStart"/>
+      <w:r>
+        <w:rPr>
+          <w:rFonts w:ascii="Times New Roman" w:hAnsi="Times New Roman" w:cs="Times New Roman"/>
+          <w:sz w:val="28"/>
+          <w:szCs w:val="28"/>
+          <w:lang w:val="ru-RU"/>
+        </w:rPr>
+        <w:t>desktop</w:t>
+      </w:r>
+      <w:proofErr w:type="spellEnd"/>
+      <w:r>
+        <w:rPr>
+          <w:rFonts w:ascii="Times New Roman" w:hAnsi="Times New Roman" w:cs="Times New Roman"/>
+          <w:sz w:val="28"/>
+          <w:szCs w:val="28"/>
+          <w:lang w:val="ru-RU"/>
+        </w:rPr>
+        <w:t xml:space="preserve">-интерфейсов с помощью </w:t>
+      </w:r>
+      <w:proofErr w:type="spellStart"/>
+      <w:r>
+        <w:rPr>
+          <w:rFonts w:ascii="Times New Roman" w:hAnsi="Times New Roman" w:cs="Times New Roman"/>
+          <w:sz w:val="28"/>
+          <w:szCs w:val="28"/>
+          <w:lang w:val="ru-RU"/>
+        </w:rPr>
+        <w:t>фреймворков</w:t>
+      </w:r>
+      <w:proofErr w:type="spellEnd"/>
+      <w:r>
+        <w:rPr>
+          <w:rFonts w:ascii="Times New Roman" w:hAnsi="Times New Roman" w:cs="Times New Roman"/>
+          <w:sz w:val="28"/>
+          <w:szCs w:val="28"/>
+          <w:lang w:val="ru-RU"/>
+        </w:rPr>
+        <w:t xml:space="preserve"> </w:t>
+      </w:r>
+      <w:proofErr w:type="spellStart"/>
+      <w:r>
+        <w:rPr>
+          <w:rFonts w:ascii="Times New Roman" w:hAnsi="Times New Roman" w:cs="Times New Roman"/>
+          <w:sz w:val="28"/>
+          <w:szCs w:val="28"/>
+          <w:lang w:val="ru-RU"/>
+        </w:rPr>
+        <w:t>Windows</w:t>
+      </w:r>
+      <w:proofErr w:type="spellEnd"/>
       <w:r>
         <w:rPr>
           <w:rFonts w:ascii="Times New Roman" w:hAnsi="Times New Roman" w:cs="Times New Roman"/>
@@ -5866,14 +6647,45 @@
         </w:rPr>
         <w:t> </w:t>
       </w:r>
-      <w:r>
-        <w:rPr>
-          <w:rFonts w:ascii="Times New Roman" w:hAnsi="Times New Roman" w:cs="Times New Roman"/>
-          <w:sz w:val="28"/>
-          <w:szCs w:val="28"/>
-          <w:lang w:val="ru-RU"/>
-        </w:rPr>
-        <w:t>Forms, WPF или аналогичных им, позволяющих создавать пользовательские интерфейсы для ОС Windows 10 и выше.</w:t>
+      <w:proofErr w:type="spellStart"/>
+      <w:r>
+        <w:rPr>
+          <w:rFonts w:ascii="Times New Roman" w:hAnsi="Times New Roman" w:cs="Times New Roman"/>
+          <w:sz w:val="28"/>
+          <w:szCs w:val="28"/>
+          <w:lang w:val="ru-RU"/>
+        </w:rPr>
+        <w:t>Forms</w:t>
+      </w:r>
+      <w:proofErr w:type="spellEnd"/>
+      <w:r>
+        <w:rPr>
+          <w:rFonts w:ascii="Times New Roman" w:hAnsi="Times New Roman" w:cs="Times New Roman"/>
+          <w:sz w:val="28"/>
+          <w:szCs w:val="28"/>
+          <w:lang w:val="ru-RU"/>
+        </w:rPr>
+        <w:t xml:space="preserve">, WPF или аналогичных им, позволяющих создавать пользовательские интерфейсы для ОС </w:t>
+      </w:r>
+      <w:proofErr w:type="spellStart"/>
+      <w:r>
+        <w:rPr>
+          <w:rFonts w:ascii="Times New Roman" w:hAnsi="Times New Roman" w:cs="Times New Roman"/>
+          <w:sz w:val="28"/>
+          <w:szCs w:val="28"/>
+          <w:lang w:val="ru-RU"/>
+        </w:rPr>
+        <w:t>Windows</w:t>
+      </w:r>
+      <w:proofErr w:type="spellEnd"/>
+      <w:r>
+        <w:rPr>
+          <w:rFonts w:ascii="Times New Roman" w:hAnsi="Times New Roman" w:cs="Times New Roman"/>
+          <w:sz w:val="28"/>
+          <w:szCs w:val="28"/>
+          <w:lang w:val="ru-RU"/>
+        </w:rPr>
+        <w:t xml:space="preserve"> 10 и выше.</w:t>
       </w:r>
     </w:p>
     <w:p>
@@ -5895,7 +6707,27 @@
           <w:szCs w:val="28"/>
           <w:lang w:val="ru-RU"/>
         </w:rPr>
-        <w:t>Элементы интерфейса должны отвечать рекомендациям по вёрстке интерфейсов desktop-приложений указанным в источнике [1].</w:t>
+        <w:t xml:space="preserve">Элементы интерфейса должны отвечать рекомендациям по вёрстке интерфейсов </w:t>
+      </w:r>
+      <w:proofErr w:type="spellStart"/>
+      <w:r>
+        <w:rPr>
+          <w:rFonts w:ascii="Times New Roman" w:hAnsi="Times New Roman" w:cs="Times New Roman"/>
+          <w:sz w:val="28"/>
+          <w:szCs w:val="28"/>
+          <w:lang w:val="ru-RU"/>
+        </w:rPr>
+        <w:t>desktop</w:t>
+      </w:r>
+      <w:proofErr w:type="spellEnd"/>
+      <w:r>
+        <w:rPr>
+          <w:rFonts w:ascii="Times New Roman" w:hAnsi="Times New Roman" w:cs="Times New Roman"/>
+          <w:sz w:val="28"/>
+          <w:szCs w:val="28"/>
+          <w:lang w:val="ru-RU"/>
+        </w:rPr>
+        <w:t>-приложений указанным в источнике [1].</w:t>
       </w:r>
     </w:p>
     <w:p>
@@ -5912,7 +6744,7 @@
           <w:lang w:val="ru-RU"/>
         </w:rPr>
       </w:pPr>
-      <w:bookmarkStart w:id="25" w:name="_Toc178605034"/>
+      <w:bookmarkStart w:id="32" w:name="_Toc178605034"/>
       <w:r>
         <w:rPr>
           <w:rFonts w:ascii="Times New Roman" w:hAnsi="Times New Roman" w:cs="Times New Roman"/>
@@ -5924,7 +6756,7 @@
         </w:rPr>
         <w:t>3.1.7 Требования к эксплуатации, техническому обслуживанию, ремонту и хранению компонентов системы</w:t>
       </w:r>
-      <w:bookmarkEnd w:id="25"/>
+      <w:bookmarkEnd w:id="32"/>
     </w:p>
     <w:p>
       <w:pPr>
@@ -5961,7 +6793,7 @@
           <w:lang w:val="ru-RU"/>
         </w:rPr>
       </w:pPr>
-      <w:bookmarkStart w:id="26" w:name="_Toc178605035"/>
+      <w:bookmarkStart w:id="33" w:name="_Toc178605035"/>
       <w:r>
         <w:rPr>
           <w:rFonts w:ascii="Times New Roman" w:hAnsi="Times New Roman" w:cs="Times New Roman"/>
@@ -5973,7 +6805,7 @@
         </w:rPr>
         <w:t>3.1.8 Требования к защите информации от несанкционированного доступа</w:t>
       </w:r>
-      <w:bookmarkEnd w:id="26"/>
+      <w:bookmarkEnd w:id="33"/>
     </w:p>
     <w:p>
       <w:pPr>
@@ -6011,7 +6843,7 @@
           <w:lang w:val="ru-RU"/>
         </w:rPr>
       </w:pPr>
-      <w:bookmarkStart w:id="27" w:name="_Toc178605036"/>
+      <w:bookmarkStart w:id="34" w:name="_Toc178605036"/>
       <w:r>
         <w:rPr>
           <w:rFonts w:ascii="Times New Roman" w:hAnsi="Times New Roman" w:cs="Times New Roman"/>
@@ -6023,7 +6855,7 @@
         </w:rPr>
         <w:t>3.1.9 Требования по сохранности информации при авариях</w:t>
       </w:r>
-      <w:bookmarkEnd w:id="27"/>
+      <w:bookmarkEnd w:id="34"/>
     </w:p>
     <w:p>
       <w:pPr>
@@ -6061,7 +6893,7 @@
           <w:lang w:val="ru-RU"/>
         </w:rPr>
       </w:pPr>
-      <w:bookmarkStart w:id="28" w:name="_Toc178605037"/>
+      <w:bookmarkStart w:id="35" w:name="_Toc178605037"/>
       <w:r>
         <w:rPr>
           <w:rFonts w:ascii="Times New Roman" w:hAnsi="Times New Roman" w:cs="Times New Roman"/>
@@ -6071,10 +6903,9 @@
           <w:szCs w:val="28"/>
           <w:lang w:val="ru-RU"/>
         </w:rPr>
-        <w:lastRenderedPageBreak/>
         <w:t>3.1.10 Требования к защите от влияния внешних воздействий</w:t>
       </w:r>
-      <w:bookmarkEnd w:id="28"/>
+      <w:bookmarkEnd w:id="35"/>
     </w:p>
     <w:p>
       <w:pPr>
@@ -6112,7 +6943,7 @@
           <w:lang w:val="ru-RU"/>
         </w:rPr>
       </w:pPr>
-      <w:bookmarkStart w:id="29" w:name="_Toc178605038"/>
+      <w:bookmarkStart w:id="36" w:name="_Toc178605038"/>
       <w:r>
         <w:rPr>
           <w:rFonts w:ascii="Times New Roman" w:hAnsi="Times New Roman" w:cs="Times New Roman"/>
@@ -6124,7 +6955,7 @@
         </w:rPr>
         <w:t>3.1.11 Требования к патентной чистоте</w:t>
       </w:r>
-      <w:bookmarkEnd w:id="29"/>
+      <w:bookmarkEnd w:id="36"/>
     </w:p>
     <w:p>
       <w:pPr>
@@ -6162,7 +6993,7 @@
           <w:lang w:val="ru-RU"/>
         </w:rPr>
       </w:pPr>
-      <w:bookmarkStart w:id="30" w:name="_Toc178605039"/>
+      <w:bookmarkStart w:id="37" w:name="_Toc178605039"/>
       <w:r>
         <w:rPr>
           <w:rFonts w:ascii="Times New Roman" w:hAnsi="Times New Roman" w:cs="Times New Roman"/>
@@ -6174,7 +7005,7 @@
         </w:rPr>
         <w:t>3.1.12 Требования по стандартизации и унификации</w:t>
       </w:r>
-      <w:bookmarkEnd w:id="30"/>
+      <w:bookmarkEnd w:id="37"/>
     </w:p>
     <w:p>
       <w:pPr>
@@ -6224,7 +7055,7 @@
           <w:lang w:val="ru-RU"/>
         </w:rPr>
       </w:pPr>
-      <w:bookmarkStart w:id="31" w:name="_Toc178605040"/>
+      <w:bookmarkStart w:id="38" w:name="_Toc178605040"/>
       <w:r>
         <w:rPr>
           <w:rFonts w:ascii="Times New Roman" w:hAnsi="Times New Roman" w:cs="Times New Roman"/>
@@ -6234,9 +7065,10 @@
           <w:szCs w:val="28"/>
           <w:lang w:val="ru-RU"/>
         </w:rPr>
+        <w:lastRenderedPageBreak/>
         <w:t>3.2 Требования к функциям (задачам), выполняемым АС</w:t>
       </w:r>
-      <w:bookmarkEnd w:id="31"/>
+      <w:bookmarkEnd w:id="38"/>
     </w:p>
     <w:p>
       <w:pPr>
@@ -6265,7 +7097,7 @@
           <w:lang w:val="ru-RU"/>
         </w:rPr>
       </w:pPr>
-      <w:bookmarkStart w:id="32" w:name="_Toc178605041"/>
+      <w:bookmarkStart w:id="39" w:name="_Toc178605041"/>
       <w:r>
         <w:rPr>
           <w:rFonts w:ascii="Times New Roman" w:hAnsi="Times New Roman" w:cs="Times New Roman"/>
@@ -6277,7 +7109,7 @@
         </w:rPr>
         <w:t>3.2.1 Перечень функций, задач или их комплексов</w:t>
       </w:r>
-      <w:bookmarkEnd w:id="32"/>
+      <w:bookmarkEnd w:id="39"/>
     </w:p>
     <w:p>
       <w:pPr>
@@ -6298,7 +7130,47 @@
           <w:szCs w:val="28"/>
           <w:lang w:val="ru-RU"/>
         </w:rPr>
-        <w:t>Держатель заднего переключателя — предохранительная деталь, обеспечивающая крепление заднего переключателя к дропауту рамы. С точки зрения геометрии деталь состоит из пластины сложной формы, технологических отверстий под крепеж и ось, а также опорных элементов. Моделирование объекта сводится к построению главного эскиза профиля, его вытягиванию на расчетную толщину и дальнейшей доработке геометрии при помощи операций “вырезать” и “скругление”.</w:t>
+        <w:t xml:space="preserve">Держатель заднего переключателя — предохранительная деталь, обеспечивающая крепление заднего переключателя к </w:t>
+      </w:r>
+      <w:proofErr w:type="spellStart"/>
+      <w:r>
+        <w:rPr>
+          <w:rFonts w:ascii="Times New Roman" w:hAnsi="Times New Roman" w:cs="Times New Roman"/>
+          <w:sz w:val="28"/>
+          <w:szCs w:val="28"/>
+          <w:lang w:val="ru-RU"/>
+        </w:rPr>
+        <w:t>дропауту</w:t>
+      </w:r>
+      <w:proofErr w:type="spellEnd"/>
+      <w:r>
+        <w:rPr>
+          <w:rFonts w:ascii="Times New Roman" w:hAnsi="Times New Roman" w:cs="Times New Roman"/>
+          <w:sz w:val="28"/>
+          <w:szCs w:val="28"/>
+          <w:lang w:val="ru-RU"/>
+        </w:rPr>
+        <w:t xml:space="preserve"> рамы. С точки зрения геометрии деталь состоит из пластины сложной формы, технологических отверстий под крепеж и ось, а также опорных элементов. Моделирование объекта сводится к построению главного эскиза профиля, его вытягиванию на расчетную толщину и дальнейшей доработке геометрии при помощи операций “вырезать” и “</w:t>
+      </w:r>
+      <w:proofErr w:type="spellStart"/>
+      <w:r>
+        <w:rPr>
+          <w:rFonts w:ascii="Times New Roman" w:hAnsi="Times New Roman" w:cs="Times New Roman"/>
+          <w:sz w:val="28"/>
+          <w:szCs w:val="28"/>
+          <w:lang w:val="ru-RU"/>
+        </w:rPr>
+        <w:t>скругление</w:t>
+      </w:r>
+      <w:proofErr w:type="spellEnd"/>
+      <w:r>
+        <w:rPr>
+          <w:rFonts w:ascii="Times New Roman" w:hAnsi="Times New Roman" w:cs="Times New Roman"/>
+          <w:sz w:val="28"/>
+          <w:szCs w:val="28"/>
+          <w:lang w:val="ru-RU"/>
+        </w:rPr>
+        <w:t>”.</w:t>
       </w:r>
     </w:p>
     <w:p>
@@ -6337,7 +7209,27 @@
           <w:szCs w:val="28"/>
           <w:lang w:val="ru-RU"/>
         </w:rPr>
-        <w:t xml:space="preserve"> САПР «Inventor», производящая построение секций держателя по заданным параметрам.</w:t>
+        <w:t xml:space="preserve"> САПР «</w:t>
+      </w:r>
+      <w:proofErr w:type="spellStart"/>
+      <w:r>
+        <w:rPr>
+          <w:rFonts w:ascii="Times New Roman" w:hAnsi="Times New Roman" w:cs="Times New Roman"/>
+          <w:sz w:val="28"/>
+          <w:szCs w:val="28"/>
+          <w:lang w:val="ru-RU"/>
+        </w:rPr>
+        <w:t>Inventor</w:t>
+      </w:r>
+      <w:proofErr w:type="spellEnd"/>
+      <w:r>
+        <w:rPr>
+          <w:rFonts w:ascii="Times New Roman" w:hAnsi="Times New Roman" w:cs="Times New Roman"/>
+          <w:sz w:val="28"/>
+          <w:szCs w:val="28"/>
+          <w:lang w:val="ru-RU"/>
+        </w:rPr>
+        <w:t>», производящая построение секций держателя по заданным параметрам.</w:t>
       </w:r>
     </w:p>
     <w:p>
@@ -6366,7 +7258,7 @@
           <w:lang w:val="ru-RU"/>
         </w:rPr>
       </w:pPr>
-      <w:bookmarkStart w:id="33" w:name="_Toc178605042"/>
+      <w:bookmarkStart w:id="40" w:name="_Toc178605042"/>
       <w:r>
         <w:rPr>
           <w:rFonts w:ascii="Times New Roman" w:hAnsi="Times New Roman" w:cs="Times New Roman"/>
@@ -6378,7 +7270,7 @@
         </w:rPr>
         <w:t>3.3 Требования к видам обеспечения АС</w:t>
       </w:r>
-      <w:bookmarkEnd w:id="33"/>
+      <w:bookmarkEnd w:id="40"/>
     </w:p>
     <w:p>
       <w:pPr>
@@ -6405,7 +7297,7 @@
           <w:lang w:val="ru-RU"/>
         </w:rPr>
       </w:pPr>
-      <w:bookmarkStart w:id="34" w:name="_Toc178605043"/>
+      <w:bookmarkStart w:id="41" w:name="_Toc178605043"/>
       <w:r>
         <w:rPr>
           <w:rFonts w:ascii="Times New Roman" w:hAnsi="Times New Roman" w:cs="Times New Roman"/>
@@ -6417,7 +7309,7 @@
         </w:rPr>
         <w:t>3.3.1 Требования к математическому обеспечению системы</w:t>
       </w:r>
-      <w:bookmarkEnd w:id="34"/>
+      <w:bookmarkEnd w:id="41"/>
     </w:p>
     <w:p>
       <w:pPr>
@@ -6455,7 +7347,7 @@
           <w:lang w:val="ru-RU"/>
         </w:rPr>
       </w:pPr>
-      <w:bookmarkStart w:id="35" w:name="_Toc178605044"/>
+      <w:bookmarkStart w:id="42" w:name="_Toc178605044"/>
       <w:r>
         <w:rPr>
           <w:rFonts w:ascii="Times New Roman" w:hAnsi="Times New Roman" w:cs="Times New Roman"/>
@@ -6465,10 +7357,9 @@
           <w:szCs w:val="28"/>
           <w:lang w:val="ru-RU"/>
         </w:rPr>
-        <w:lastRenderedPageBreak/>
         <w:t>3.3.2 Требования к информационному обеспечению системы</w:t>
       </w:r>
-      <w:bookmarkEnd w:id="35"/>
+      <w:bookmarkEnd w:id="42"/>
     </w:p>
     <w:p>
       <w:pPr>
@@ -6515,7 +7406,7 @@
           <w:lang w:val="ru-RU"/>
         </w:rPr>
       </w:pPr>
-      <w:bookmarkStart w:id="36" w:name="_Toc178605045"/>
+      <w:bookmarkStart w:id="43" w:name="_Toc178605045"/>
       <w:r>
         <w:rPr>
           <w:rFonts w:ascii="Times New Roman" w:hAnsi="Times New Roman" w:cs="Times New Roman"/>
@@ -6527,7 +7418,7 @@
         </w:rPr>
         <w:t>3.3.3 Требования к лингвистическому обеспечению системы</w:t>
       </w:r>
-      <w:bookmarkEnd w:id="36"/>
+      <w:bookmarkEnd w:id="43"/>
     </w:p>
     <w:p>
       <w:pPr>
@@ -6565,7 +7456,7 @@
           <w:lang w:val="ru-RU"/>
         </w:rPr>
       </w:pPr>
-      <w:bookmarkStart w:id="37" w:name="_Toc178605046"/>
+      <w:bookmarkStart w:id="44" w:name="_Toc178605046"/>
       <w:r>
         <w:rPr>
           <w:rFonts w:ascii="Times New Roman" w:hAnsi="Times New Roman" w:cs="Times New Roman"/>
@@ -6575,9 +7466,10 @@
           <w:szCs w:val="28"/>
           <w:lang w:val="ru-RU"/>
         </w:rPr>
+        <w:lastRenderedPageBreak/>
         <w:t>3.3.4 Требования к программному обеспечению системы</w:t>
       </w:r>
-      <w:bookmarkEnd w:id="37"/>
+      <w:bookmarkEnd w:id="44"/>
     </w:p>
     <w:p>
       <w:pPr>
@@ -6598,7 +7490,27 @@
           <w:szCs w:val="28"/>
           <w:lang w:val="ru-RU"/>
         </w:rPr>
-        <w:t xml:space="preserve">При выборе программного обеспечения необходимо отдавать предпочтение платформам разработки и библиотекам, распространяемым под лицензией MIT или аналогичным ей лицензиям, допускающим свободное использование в любом ПО и освобождающим использующих от любой оплаты. Версия САПР «Inventor» </w:t>
+        <w:t>При выборе программного обеспечения необходимо отдавать предпочтение платформам разработки и библиотекам, распространяемым под лицензией MIT или аналогичным ей лицензиям, допускающим свободное использование в любом ПО и освобождающим использующих от любой оплаты. Версия САПР «</w:t>
+      </w:r>
+      <w:proofErr w:type="spellStart"/>
+      <w:r>
+        <w:rPr>
+          <w:rFonts w:ascii="Times New Roman" w:hAnsi="Times New Roman" w:cs="Times New Roman"/>
+          <w:sz w:val="28"/>
+          <w:szCs w:val="28"/>
+          <w:lang w:val="ru-RU"/>
+        </w:rPr>
+        <w:t>Inventor</w:t>
+      </w:r>
+      <w:proofErr w:type="spellEnd"/>
+      <w:r>
+        <w:rPr>
+          <w:rFonts w:ascii="Times New Roman" w:hAnsi="Times New Roman" w:cs="Times New Roman"/>
+          <w:sz w:val="28"/>
+          <w:szCs w:val="28"/>
+          <w:lang w:val="ru-RU"/>
+        </w:rPr>
+        <w:t xml:space="preserve">» </w:t>
       </w:r>
       <w:r>
         <w:rPr>
@@ -6637,7 +7549,47 @@
           <w:szCs w:val="28"/>
           <w:lang w:val="ru-RU"/>
         </w:rPr>
-        <w:t>Помимо этого, разработанная система должна работать на ПК с ОС Windows версии 10 и старше и разрядностью х64 с NET Framework 4.7.2.</w:t>
+        <w:t xml:space="preserve">Помимо этого, разработанная система должна работать на ПК с ОС </w:t>
+      </w:r>
+      <w:proofErr w:type="spellStart"/>
+      <w:r>
+        <w:rPr>
+          <w:rFonts w:ascii="Times New Roman" w:hAnsi="Times New Roman" w:cs="Times New Roman"/>
+          <w:sz w:val="28"/>
+          <w:szCs w:val="28"/>
+          <w:lang w:val="ru-RU"/>
+        </w:rPr>
+        <w:t>Windows</w:t>
+      </w:r>
+      <w:proofErr w:type="spellEnd"/>
+      <w:r>
+        <w:rPr>
+          <w:rFonts w:ascii="Times New Roman" w:hAnsi="Times New Roman" w:cs="Times New Roman"/>
+          <w:sz w:val="28"/>
+          <w:szCs w:val="28"/>
+          <w:lang w:val="ru-RU"/>
+        </w:rPr>
+        <w:t xml:space="preserve"> версии 10 и старше и разрядностью х64 с NET </w:t>
+      </w:r>
+      <w:proofErr w:type="spellStart"/>
+      <w:r>
+        <w:rPr>
+          <w:rFonts w:ascii="Times New Roman" w:hAnsi="Times New Roman" w:cs="Times New Roman"/>
+          <w:sz w:val="28"/>
+          <w:szCs w:val="28"/>
+          <w:lang w:val="ru-RU"/>
+        </w:rPr>
+        <w:t>Framework</w:t>
+      </w:r>
+      <w:proofErr w:type="spellEnd"/>
+      <w:r>
+        <w:rPr>
+          <w:rFonts w:ascii="Times New Roman" w:hAnsi="Times New Roman" w:cs="Times New Roman"/>
+          <w:sz w:val="28"/>
+          <w:szCs w:val="28"/>
+          <w:lang w:val="ru-RU"/>
+        </w:rPr>
+        <w:t xml:space="preserve"> 4.7.2.</w:t>
       </w:r>
     </w:p>
     <w:p>
@@ -6654,7 +7606,7 @@
           <w:lang w:val="ru-RU"/>
         </w:rPr>
       </w:pPr>
-      <w:bookmarkStart w:id="38" w:name="_Toc178605047"/>
+      <w:bookmarkStart w:id="45" w:name="_Toc178605047"/>
       <w:r>
         <w:rPr>
           <w:rFonts w:ascii="Times New Roman" w:hAnsi="Times New Roman" w:cs="Times New Roman"/>
@@ -6666,7 +7618,7 @@
         </w:rPr>
         <w:t>3.3.5 Требования к техническому обеспечению системы</w:t>
       </w:r>
-      <w:bookmarkEnd w:id="38"/>
+      <w:bookmarkEnd w:id="45"/>
     </w:p>
     <w:p>
       <w:pPr>
@@ -6752,27 +7704,16 @@
           <w:shd w:val="clear" w:color="auto" w:fill="FFFFFF"/>
           <w:lang w:val="ru-RU"/>
         </w:rPr>
-        <w:t>от</w:t>
-      </w:r>
-      <w:r>
-        <w:rPr>
-          <w:rFonts w:ascii="Times New Roman" w:hAnsi="Times New Roman" w:cs="Times New Roman"/>
-          <w:color w:val="70757A"/>
-          <w:sz w:val="28"/>
-          <w:szCs w:val="28"/>
-          <w:shd w:val="clear" w:color="auto" w:fill="FFFFFF"/>
-          <w:lang w:val="ru-RU"/>
-        </w:rPr>
-        <w:t xml:space="preserve"> </w:t>
-      </w:r>
-      <w:r>
-        <w:rPr>
-          <w:rFonts w:ascii="Times New Roman" w:hAnsi="Times New Roman" w:cs="Times New Roman"/>
-          <w:sz w:val="28"/>
-          <w:szCs w:val="28"/>
-          <w:lang w:val="ru-RU"/>
-        </w:rPr>
-        <w:t>20 ГБ до 50 ГБ;</w:t>
+        <w:t>40 ГБ</w:t>
+      </w:r>
+      <w:r>
+        <w:rPr>
+          <w:rFonts w:ascii="Times New Roman" w:hAnsi="Times New Roman" w:cs="Times New Roman"/>
+          <w:sz w:val="28"/>
+          <w:szCs w:val="28"/>
+          <w:lang w:val="ru-RU"/>
+        </w:rPr>
+        <w:t>;</w:t>
       </w:r>
     </w:p>
     <w:p>
@@ -6794,7 +7735,27 @@
           <w:szCs w:val="28"/>
           <w:lang w:val="ru-RU"/>
         </w:rPr>
-        <w:t xml:space="preserve">− Графический процессор с объемом памяти 1 ГБ, пропускной способностью 29 ГБ/с и поддержкой DirectX 11;  </w:t>
+        <w:t xml:space="preserve">− Графический процессор с объемом памяти 1 ГБ, пропускной способностью 29 ГБ/с и поддержкой </w:t>
+      </w:r>
+      <w:proofErr w:type="spellStart"/>
+      <w:r>
+        <w:rPr>
+          <w:rFonts w:ascii="Times New Roman" w:hAnsi="Times New Roman" w:cs="Times New Roman"/>
+          <w:sz w:val="28"/>
+          <w:szCs w:val="28"/>
+          <w:lang w:val="ru-RU"/>
+        </w:rPr>
+        <w:t>DirectX</w:t>
+      </w:r>
+      <w:proofErr w:type="spellEnd"/>
+      <w:r>
+        <w:rPr>
+          <w:rFonts w:ascii="Times New Roman" w:hAnsi="Times New Roman" w:cs="Times New Roman"/>
+          <w:sz w:val="28"/>
+          <w:szCs w:val="28"/>
+          <w:lang w:val="ru-RU"/>
+        </w:rPr>
+        <w:t xml:space="preserve"> 11;  </w:t>
       </w:r>
     </w:p>
     <w:p>
@@ -6810,7 +7771,7 @@
           <w:lang w:val="ru-RU"/>
         </w:rPr>
       </w:pPr>
-      <w:bookmarkStart w:id="39" w:name="_Toc178605048"/>
+      <w:bookmarkStart w:id="46" w:name="_Toc178605048"/>
       <w:r>
         <w:rPr>
           <w:rFonts w:ascii="Times New Roman" w:hAnsi="Times New Roman" w:cs="Times New Roman"/>
@@ -6822,7 +7783,7 @@
         </w:rPr>
         <w:t>3.3.6 Требования к метрологическому обеспечению</w:t>
       </w:r>
-      <w:bookmarkEnd w:id="39"/>
+      <w:bookmarkEnd w:id="46"/>
     </w:p>
     <w:p>
       <w:pPr>
@@ -6860,7 +7821,7 @@
           <w:lang w:val="ru-RU"/>
         </w:rPr>
       </w:pPr>
-      <w:bookmarkStart w:id="40" w:name="_Toc178605049"/>
+      <w:bookmarkStart w:id="47" w:name="_Toc178605049"/>
       <w:r>
         <w:rPr>
           <w:rFonts w:ascii="Times New Roman" w:hAnsi="Times New Roman" w:cs="Times New Roman"/>
@@ -6872,7 +7833,7 @@
         </w:rPr>
         <w:t>3.3.7 Требования к организационному обеспечению</w:t>
       </w:r>
-      <w:bookmarkEnd w:id="40"/>
+      <w:bookmarkEnd w:id="47"/>
     </w:p>
     <w:p>
       <w:pPr>
@@ -6921,7 +7882,7 @@
           <w:lang w:val="ru-RU"/>
         </w:rPr>
       </w:pPr>
-      <w:bookmarkStart w:id="41" w:name="_Toc178605050"/>
+      <w:bookmarkStart w:id="48" w:name="_Toc178605050"/>
       <w:r>
         <w:rPr>
           <w:rFonts w:ascii="Times New Roman" w:hAnsi="Times New Roman" w:cs="Times New Roman"/>
@@ -6931,10 +7892,9 @@
           <w:szCs w:val="28"/>
           <w:lang w:val="ru-RU"/>
         </w:rPr>
-        <w:lastRenderedPageBreak/>
         <w:t>3.4 Общие технические требования к АС</w:t>
       </w:r>
-      <w:bookmarkEnd w:id="41"/>
+      <w:bookmarkEnd w:id="48"/>
     </w:p>
     <w:p>
       <w:pPr>
@@ -7002,7 +7962,7 @@
           <w:lang w:val="ru-RU"/>
         </w:rPr>
       </w:pPr>
-      <w:bookmarkStart w:id="42" w:name="_Toc178605051"/>
+      <w:bookmarkStart w:id="49" w:name="_Toc178605051"/>
       <w:r>
         <w:rPr>
           <w:rFonts w:ascii="Times New Roman" w:hAnsi="Times New Roman" w:cs="Times New Roman"/>
@@ -7016,7 +7976,7 @@
         <w:lastRenderedPageBreak/>
         <w:t>4 СОСТАВ И СОДЕРЖАНИЕ РАБОТ ПО СОЗДАНИЮ АВТОМАТИЗИРОВАННОЙ СИСТЕМЫ</w:t>
       </w:r>
-      <w:bookmarkEnd w:id="42"/>
+      <w:bookmarkEnd w:id="49"/>
     </w:p>
     <w:p>
       <w:pPr>
@@ -7052,7 +8012,27 @@
           <w:szCs w:val="28"/>
           <w:lang w:val="ru-RU"/>
         </w:rPr>
-        <w:t>Этапы проведения работ по разработке плагина «Держателя заднего переключателя» для САПР «Inventor» приведены в таблице 4.1.</w:t>
+        <w:t>Этапы проведения работ по разработке плагина «Держателя заднего переключателя» для САПР «</w:t>
+      </w:r>
+      <w:proofErr w:type="spellStart"/>
+      <w:r>
+        <w:rPr>
+          <w:rFonts w:ascii="Times New Roman" w:hAnsi="Times New Roman" w:cs="Times New Roman"/>
+          <w:sz w:val="28"/>
+          <w:szCs w:val="28"/>
+          <w:lang w:val="ru-RU"/>
+        </w:rPr>
+        <w:t>Inventor</w:t>
+      </w:r>
+      <w:proofErr w:type="spellEnd"/>
+      <w:r>
+        <w:rPr>
+          <w:rFonts w:ascii="Times New Roman" w:hAnsi="Times New Roman" w:cs="Times New Roman"/>
+          <w:sz w:val="28"/>
+          <w:szCs w:val="28"/>
+          <w:lang w:val="ru-RU"/>
+        </w:rPr>
+        <w:t>» приведены в таблице 4.1.</w:t>
       </w:r>
     </w:p>
     <w:p>
@@ -7093,7 +8073,54 @@
           <w:szCs w:val="28"/>
           <w:lang w:val="ru-RU"/>
         </w:rPr>
-        <w:t xml:space="preserve"> Этапы проведения работ по разработке плагина «Шестерня» для САПР «Inventor».</w:t>
+        <w:t xml:space="preserve"> Этапы проведения работ</w:t>
+      </w:r>
+      <w:r>
+        <w:rPr>
+          <w:rFonts w:ascii="Times New Roman" w:hAnsi="Times New Roman" w:cs="Times New Roman"/>
+          <w:sz w:val="28"/>
+          <w:szCs w:val="28"/>
+          <w:lang w:val="ru-RU"/>
+        </w:rPr>
+        <w:t xml:space="preserve"> по разработке плагина «</w:t>
+      </w:r>
+      <w:r>
+        <w:rPr>
+          <w:rFonts w:ascii="Times New Roman" w:hAnsi="Times New Roman" w:cs="Times New Roman"/>
+          <w:sz w:val="28"/>
+          <w:szCs w:val="28"/>
+          <w:lang w:val="ru-RU"/>
+        </w:rPr>
+        <w:t>Держателя заднего переключателя</w:t>
+      </w:r>
+      <w:r>
+        <w:rPr>
+          <w:rFonts w:ascii="Times New Roman" w:hAnsi="Times New Roman" w:cs="Times New Roman"/>
+          <w:sz w:val="28"/>
+          <w:szCs w:val="28"/>
+          <w:lang w:val="ru-RU"/>
+        </w:rPr>
+        <w:t>» для САПР «</w:t>
+      </w:r>
+      <w:proofErr w:type="spellStart"/>
+      <w:r>
+        <w:rPr>
+          <w:rFonts w:ascii="Times New Roman" w:hAnsi="Times New Roman" w:cs="Times New Roman"/>
+          <w:sz w:val="28"/>
+          <w:szCs w:val="28"/>
+          <w:lang w:val="ru-RU"/>
+        </w:rPr>
+        <w:t>Inventor</w:t>
+      </w:r>
+      <w:proofErr w:type="spellEnd"/>
+      <w:r>
+        <w:rPr>
+          <w:rFonts w:ascii="Times New Roman" w:hAnsi="Times New Roman" w:cs="Times New Roman"/>
+          <w:sz w:val="28"/>
+          <w:szCs w:val="28"/>
+          <w:lang w:val="ru-RU"/>
+        </w:rPr>
+        <w:t>».</w:t>
       </w:r>
     </w:p>
     <w:tbl>
@@ -7118,7 +8145,6 @@
           <w:p>
             <w:pPr>
               <w:widowControl w:val="0"/>
-              <w:spacing w:line="360" w:lineRule="auto"/>
               <w:jc w:val="center"/>
               <w:rPr>
                 <w:rFonts w:ascii="Times New Roman" w:hAnsi="Times New Roman" w:cs="Times New Roman"/>
@@ -7145,7 +8171,6 @@
           <w:p>
             <w:pPr>
               <w:widowControl w:val="0"/>
-              <w:spacing w:line="360" w:lineRule="auto"/>
               <w:jc w:val="center"/>
               <w:rPr>
                 <w:rFonts w:ascii="Times New Roman" w:hAnsi="Times New Roman" w:cs="Times New Roman"/>
@@ -7172,7 +8197,6 @@
           <w:p>
             <w:pPr>
               <w:widowControl w:val="0"/>
-              <w:spacing w:line="360" w:lineRule="auto"/>
               <w:jc w:val="center"/>
               <w:rPr>
                 <w:rFonts w:ascii="Times New Roman" w:hAnsi="Times New Roman" w:cs="Times New Roman"/>
@@ -7199,7 +8223,6 @@
           <w:p>
             <w:pPr>
               <w:widowControl w:val="0"/>
-              <w:spacing w:line="360" w:lineRule="auto"/>
               <w:jc w:val="center"/>
               <w:rPr>
                 <w:rFonts w:ascii="Times New Roman" w:hAnsi="Times New Roman" w:cs="Times New Roman"/>
@@ -7226,7 +8249,6 @@
           <w:p>
             <w:pPr>
               <w:widowControl w:val="0"/>
-              <w:spacing w:line="360" w:lineRule="auto"/>
               <w:jc w:val="center"/>
               <w:rPr>
                 <w:rFonts w:ascii="Times New Roman" w:hAnsi="Times New Roman" w:cs="Times New Roman"/>
@@ -7255,7 +8277,6 @@
           <w:p>
             <w:pPr>
               <w:widowControl w:val="0"/>
-              <w:spacing w:line="360" w:lineRule="auto"/>
               <w:jc w:val="center"/>
               <w:rPr>
                 <w:rFonts w:ascii="Times New Roman" w:hAnsi="Times New Roman" w:cs="Times New Roman"/>
@@ -7282,7 +8303,6 @@
           <w:p>
             <w:pPr>
               <w:widowControl w:val="0"/>
-              <w:spacing w:line="360" w:lineRule="auto"/>
               <w:jc w:val="center"/>
               <w:rPr>
                 <w:rFonts w:ascii="Times New Roman" w:hAnsi="Times New Roman" w:cs="Times New Roman"/>
@@ -7291,7 +8311,8 @@
                 <w:lang w:val="ru-RU"/>
               </w:rPr>
             </w:pPr>
-            <w:commentRangeStart w:id="43"/>
+            <w:commentRangeStart w:id="50"/>
+            <w:commentRangeStart w:id="51"/>
             <w:r>
               <w:rPr>
                 <w:rFonts w:ascii="Times New Roman" w:hAnsi="Times New Roman" w:cs="Times New Roman"/>
@@ -7301,7 +8322,7 @@
               </w:rPr>
               <w:t>Создание</w:t>
             </w:r>
-            <w:commentRangeEnd w:id="43"/>
+            <w:commentRangeEnd w:id="50"/>
             <w:r>
               <w:rPr>
                 <w:rStyle w:val="a4"/>
@@ -7310,7 +8331,14 @@
                 <w:szCs w:val="28"/>
                 <w:lang w:val="ru-RU"/>
               </w:rPr>
-              <w:commentReference w:id="43"/>
+              <w:commentReference w:id="50"/>
+            </w:r>
+            <w:commentRangeEnd w:id="51"/>
+            <w:r>
+              <w:rPr>
+                <w:rStyle w:val="a4"/>
+              </w:rPr>
+              <w:commentReference w:id="51"/>
             </w:r>
             <w:r>
               <w:rPr>
@@ -7330,7 +8358,6 @@
           <w:p>
             <w:pPr>
               <w:widowControl w:val="0"/>
-              <w:spacing w:line="360" w:lineRule="auto"/>
               <w:jc w:val="center"/>
               <w:rPr>
                 <w:rFonts w:ascii="Times New Roman" w:hAnsi="Times New Roman" w:cs="Times New Roman"/>
@@ -7357,7 +8384,6 @@
           <w:p>
             <w:pPr>
               <w:widowControl w:val="0"/>
-              <w:spacing w:line="360" w:lineRule="auto"/>
               <w:jc w:val="center"/>
               <w:rPr>
                 <w:rFonts w:ascii="Times New Roman" w:hAnsi="Times New Roman" w:cs="Times New Roman"/>
@@ -7384,7 +8410,6 @@
           <w:p>
             <w:pPr>
               <w:widowControl w:val="0"/>
-              <w:spacing w:line="360" w:lineRule="auto"/>
               <w:jc w:val="center"/>
               <w:rPr>
                 <w:rFonts w:ascii="Times New Roman" w:hAnsi="Times New Roman" w:cs="Times New Roman"/>
@@ -7447,7 +8472,6 @@
           <w:p>
             <w:pPr>
               <w:widowControl w:val="0"/>
-              <w:spacing w:line="360" w:lineRule="auto"/>
               <w:jc w:val="center"/>
               <w:rPr>
                 <w:rFonts w:ascii="Times New Roman" w:hAnsi="Times New Roman" w:cs="Times New Roman"/>
@@ -7474,7 +8498,6 @@
           <w:p>
             <w:pPr>
               <w:widowControl w:val="0"/>
-              <w:spacing w:line="360" w:lineRule="auto"/>
               <w:jc w:val="center"/>
               <w:rPr>
                 <w:rFonts w:ascii="Times New Roman" w:hAnsi="Times New Roman" w:cs="Times New Roman"/>
@@ -7501,7 +8524,6 @@
           <w:p>
             <w:pPr>
               <w:widowControl w:val="0"/>
-              <w:spacing w:line="360" w:lineRule="auto"/>
               <w:jc w:val="center"/>
               <w:rPr>
                 <w:rFonts w:ascii="Times New Roman" w:hAnsi="Times New Roman" w:cs="Times New Roman"/>
@@ -7528,7 +8550,6 @@
           <w:p>
             <w:pPr>
               <w:widowControl w:val="0"/>
-              <w:spacing w:line="360" w:lineRule="auto"/>
               <w:jc w:val="center"/>
               <w:rPr>
                 <w:rFonts w:ascii="Times New Roman" w:hAnsi="Times New Roman" w:cs="Times New Roman"/>
@@ -7555,7 +8576,6 @@
           <w:p>
             <w:pPr>
               <w:widowControl w:val="0"/>
-              <w:spacing w:line="360" w:lineRule="auto"/>
               <w:jc w:val="center"/>
               <w:rPr>
                 <w:rFonts w:ascii="Times New Roman" w:hAnsi="Times New Roman" w:cs="Times New Roman"/>
@@ -7601,7 +8621,6 @@
           <w:p>
             <w:pPr>
               <w:widowControl w:val="0"/>
-              <w:spacing w:line="360" w:lineRule="auto"/>
               <w:jc w:val="center"/>
               <w:rPr>
                 <w:rFonts w:ascii="Times New Roman" w:hAnsi="Times New Roman" w:cs="Times New Roman"/>
@@ -7629,7 +8648,6 @@
           <w:p>
             <w:pPr>
               <w:widowControl w:val="0"/>
-              <w:spacing w:line="360" w:lineRule="auto"/>
               <w:jc w:val="center"/>
               <w:rPr>
                 <w:rFonts w:ascii="Times New Roman" w:hAnsi="Times New Roman" w:cs="Times New Roman"/>
@@ -7656,7 +8674,6 @@
           <w:p>
             <w:pPr>
               <w:widowControl w:val="0"/>
-              <w:spacing w:line="360" w:lineRule="auto"/>
               <w:jc w:val="center"/>
               <w:rPr>
                 <w:rFonts w:ascii="Times New Roman" w:hAnsi="Times New Roman" w:cs="Times New Roman"/>
@@ -7684,7 +8701,6 @@
           <w:p>
             <w:pPr>
               <w:widowControl w:val="0"/>
-              <w:spacing w:line="360" w:lineRule="auto"/>
               <w:jc w:val="center"/>
               <w:rPr>
                 <w:rFonts w:ascii="Times New Roman" w:hAnsi="Times New Roman" w:cs="Times New Roman"/>
@@ -7710,7 +8726,6 @@
           <w:p>
             <w:pPr>
               <w:widowControl w:val="0"/>
-              <w:spacing w:line="360" w:lineRule="auto"/>
               <w:jc w:val="center"/>
               <w:rPr>
                 <w:rFonts w:ascii="Times New Roman" w:hAnsi="Times New Roman" w:cs="Times New Roman"/>
@@ -7747,7 +8762,6 @@
           <w:p>
             <w:pPr>
               <w:widowControl w:val="0"/>
-              <w:spacing w:line="360" w:lineRule="auto"/>
               <w:jc w:val="center"/>
               <w:rPr>
                 <w:rFonts w:ascii="Times New Roman" w:hAnsi="Times New Roman" w:cs="Times New Roman"/>
@@ -7766,7 +8780,6 @@
           <w:p>
             <w:pPr>
               <w:widowControl w:val="0"/>
-              <w:spacing w:line="360" w:lineRule="auto"/>
               <w:jc w:val="center"/>
               <w:rPr>
                 <w:rFonts w:ascii="Times New Roman" w:hAnsi="Times New Roman" w:cs="Times New Roman"/>
@@ -7784,7 +8797,6 @@
           <w:p>
             <w:pPr>
               <w:widowControl w:val="0"/>
-              <w:spacing w:line="360" w:lineRule="auto"/>
               <w:jc w:val="center"/>
               <w:rPr>
                 <w:rFonts w:ascii="Times New Roman" w:hAnsi="Times New Roman" w:cs="Times New Roman"/>
@@ -7812,7 +8824,6 @@
           <w:p>
             <w:pPr>
               <w:widowControl w:val="0"/>
-              <w:spacing w:line="360" w:lineRule="auto"/>
               <w:jc w:val="center"/>
               <w:rPr>
                 <w:rFonts w:ascii="Times New Roman" w:hAnsi="Times New Roman" w:cs="Times New Roman"/>
@@ -7831,7 +8842,6 @@
           <w:p>
             <w:pPr>
               <w:widowControl w:val="0"/>
-              <w:spacing w:line="360" w:lineRule="auto"/>
               <w:jc w:val="center"/>
               <w:rPr>
                 <w:rFonts w:ascii="Times New Roman" w:hAnsi="Times New Roman" w:cs="Times New Roman"/>
@@ -7852,7 +8862,6 @@
           <w:p>
             <w:pPr>
               <w:widowControl w:val="0"/>
-              <w:spacing w:line="360" w:lineRule="auto"/>
               <w:jc w:val="center"/>
               <w:rPr>
                 <w:rFonts w:ascii="Times New Roman" w:hAnsi="Times New Roman" w:cs="Times New Roman"/>
@@ -7871,7 +8880,6 @@
           <w:p>
             <w:pPr>
               <w:widowControl w:val="0"/>
-              <w:spacing w:line="360" w:lineRule="auto"/>
               <w:jc w:val="center"/>
               <w:rPr>
                 <w:rFonts w:ascii="Times New Roman" w:hAnsi="Times New Roman" w:cs="Times New Roman"/>
@@ -7889,7 +8897,6 @@
           <w:p>
             <w:pPr>
               <w:widowControl w:val="0"/>
-              <w:spacing w:line="360" w:lineRule="auto"/>
               <w:jc w:val="center"/>
               <w:rPr>
                 <w:rFonts w:ascii="Times New Roman" w:hAnsi="Times New Roman" w:cs="Times New Roman"/>
@@ -7917,7 +8924,6 @@
           <w:p>
             <w:pPr>
               <w:widowControl w:val="0"/>
-              <w:spacing w:line="360" w:lineRule="auto"/>
               <w:jc w:val="center"/>
               <w:rPr>
                 <w:rFonts w:ascii="Times New Roman" w:hAnsi="Times New Roman" w:cs="Times New Roman"/>
@@ -7936,7 +8942,6 @@
           <w:p>
             <w:pPr>
               <w:widowControl w:val="0"/>
-              <w:spacing w:line="360" w:lineRule="auto"/>
               <w:jc w:val="center"/>
               <w:rPr>
                 <w:rFonts w:ascii="Times New Roman" w:hAnsi="Times New Roman" w:cs="Times New Roman"/>
@@ -7960,7 +8965,6 @@
           <w:p>
             <w:pPr>
               <w:widowControl w:val="0"/>
-              <w:spacing w:line="360" w:lineRule="auto"/>
               <w:jc w:val="center"/>
               <w:rPr>
                 <w:rFonts w:ascii="Times New Roman" w:hAnsi="Times New Roman" w:cs="Times New Roman"/>
@@ -7992,7 +8996,6 @@
                 <w:ilvl w:val="0"/>
                 <w:numId w:val="1"/>
               </w:numPr>
-              <w:spacing w:line="360" w:lineRule="auto"/>
               <w:jc w:val="center"/>
               <w:rPr>
                 <w:rFonts w:ascii="Times New Roman" w:hAnsi="Times New Roman" w:cs="Times New Roman"/>
@@ -8014,7 +9017,6 @@
           <w:p>
             <w:pPr>
               <w:widowControl w:val="0"/>
-              <w:spacing w:line="360" w:lineRule="auto"/>
               <w:jc w:val="center"/>
               <w:rPr>
                 <w:rFonts w:ascii="Times New Roman" w:hAnsi="Times New Roman" w:cs="Times New Roman"/>
@@ -8041,7 +9043,6 @@
           <w:p>
             <w:pPr>
               <w:widowControl w:val="0"/>
-              <w:spacing w:line="360" w:lineRule="auto"/>
               <w:jc w:val="center"/>
               <w:rPr>
                 <w:rFonts w:ascii="Times New Roman" w:hAnsi="Times New Roman" w:cs="Times New Roman"/>
@@ -8073,7 +9074,6 @@
                 <w:ilvl w:val="0"/>
                 <w:numId w:val="2"/>
               </w:numPr>
-              <w:spacing w:line="360" w:lineRule="auto"/>
               <w:jc w:val="center"/>
               <w:rPr>
                 <w:rFonts w:ascii="Times New Roman" w:hAnsi="Times New Roman" w:cs="Times New Roman"/>
@@ -8094,7 +9094,6 @@
           <w:p>
             <w:pPr>
               <w:widowControl w:val="0"/>
-              <w:spacing w:line="360" w:lineRule="auto"/>
               <w:jc w:val="center"/>
               <w:rPr>
                 <w:rFonts w:ascii="Times New Roman" w:hAnsi="Times New Roman" w:cs="Times New Roman"/>
@@ -8122,7 +9121,6 @@
           <w:p>
             <w:pPr>
               <w:widowControl w:val="0"/>
-              <w:spacing w:line="360" w:lineRule="auto"/>
               <w:jc w:val="center"/>
               <w:rPr>
                 <w:rFonts w:ascii="Times New Roman" w:hAnsi="Times New Roman" w:cs="Times New Roman"/>
@@ -8411,7 +9409,7 @@
           <w:lang w:val="ru-RU"/>
         </w:rPr>
       </w:pPr>
-      <w:bookmarkStart w:id="44" w:name="_Toc178605052"/>
+      <w:bookmarkStart w:id="52" w:name="_Toc178605052"/>
       <w:r>
         <w:rPr>
           <w:rFonts w:ascii="Times New Roman" w:hAnsi="Times New Roman" w:cs="Times New Roman"/>
@@ -8424,7 +9422,7 @@
         <w:lastRenderedPageBreak/>
         <w:t>5 ПОРЯДОК РАЗРАБОТКИ АВТОМАТИЗИРОВАННОЙ СИСТЕМЫ</w:t>
       </w:r>
-      <w:bookmarkEnd w:id="44"/>
+      <w:bookmarkEnd w:id="52"/>
     </w:p>
     <w:p>
       <w:pPr>
@@ -8454,7 +9452,7 @@
           <w:lang w:val="ru-RU"/>
         </w:rPr>
       </w:pPr>
-      <w:bookmarkStart w:id="45" w:name="_Toc178605053"/>
+      <w:bookmarkStart w:id="53" w:name="_Toc178605053"/>
       <w:r>
         <w:rPr>
           <w:rFonts w:ascii="Times New Roman" w:hAnsi="Times New Roman" w:cs="Times New Roman"/>
@@ -8466,7 +9464,7 @@
         </w:rPr>
         <w:t>5.1 Порядок организации разработки АС</w:t>
       </w:r>
-      <w:bookmarkEnd w:id="45"/>
+      <w:bookmarkEnd w:id="53"/>
     </w:p>
     <w:p>
       <w:pPr>
@@ -8529,7 +9527,7 @@
           <w:lang w:val="ru-RU"/>
         </w:rPr>
       </w:pPr>
-      <w:bookmarkStart w:id="46" w:name="_Toc178605054"/>
+      <w:bookmarkStart w:id="54" w:name="_Toc178605054"/>
       <w:r>
         <w:rPr>
           <w:rFonts w:ascii="Times New Roman" w:eastAsia="SimSun" w:hAnsi="Times New Roman" w:cs="Times New Roman"/>
@@ -8541,7 +9539,7 @@
         </w:rPr>
         <w:t>5.2 Перечень документов и исходных данных для разработки АС</w:t>
       </w:r>
-      <w:bookmarkEnd w:id="46"/>
+      <w:bookmarkEnd w:id="54"/>
     </w:p>
     <w:p>
       <w:pPr>
@@ -8728,7 +9726,7 @@
           <w:lang w:val="ru-RU"/>
         </w:rPr>
       </w:pPr>
-      <w:bookmarkStart w:id="47" w:name="_Toc178605055"/>
+      <w:bookmarkStart w:id="55" w:name="_Toc178605055"/>
       <w:r>
         <w:rPr>
           <w:rFonts w:ascii="Times New Roman" w:hAnsi="Times New Roman" w:cs="Times New Roman"/>
@@ -8740,7 +9738,7 @@
         </w:rPr>
         <w:t>5.3 Перечень документов, предъявляемых по окончании соответствующих этапов работ</w:t>
       </w:r>
-      <w:bookmarkEnd w:id="47"/>
+      <w:bookmarkEnd w:id="55"/>
     </w:p>
     <w:p>
       <w:pPr>
@@ -8895,7 +9893,7 @@
           <w:lang w:val="ru-RU"/>
         </w:rPr>
       </w:pPr>
-      <w:bookmarkStart w:id="48" w:name="_Toc178605056"/>
+      <w:bookmarkStart w:id="56" w:name="_Toc178605056"/>
       <w:r>
         <w:rPr>
           <w:rFonts w:ascii="Times New Roman" w:hAnsi="Times New Roman" w:cs="Times New Roman"/>
@@ -8909,7 +9907,7 @@
         <w:lastRenderedPageBreak/>
         <w:t>6 ПОРЯДОК КОНТРОЛЯ И ПРИЁМКИ АВТОМАТИЗИРОВАННОЙ СИСТЕМЫ</w:t>
       </w:r>
-      <w:bookmarkEnd w:id="48"/>
+      <w:bookmarkEnd w:id="56"/>
     </w:p>
     <w:p>
       <w:pPr>
@@ -8938,7 +9936,7 @@
           <w:lang w:val="ru-RU"/>
         </w:rPr>
       </w:pPr>
-      <w:bookmarkStart w:id="49" w:name="_Toc178605057"/>
+      <w:bookmarkStart w:id="57" w:name="_Toc178605057"/>
       <w:r>
         <w:rPr>
           <w:rFonts w:ascii="Times New Roman" w:hAnsi="Times New Roman" w:cs="Times New Roman"/>
@@ -8950,7 +9948,7 @@
         </w:rPr>
         <w:t>6.1 Виды, состав и методы испытаний АС и ее составных частей</w:t>
       </w:r>
-      <w:bookmarkEnd w:id="49"/>
+      <w:bookmarkEnd w:id="57"/>
     </w:p>
     <w:p>
       <w:pPr>
@@ -9233,7 +10231,7 @@
           <w:lang w:val="ru-RU"/>
         </w:rPr>
       </w:pPr>
-      <w:bookmarkStart w:id="50" w:name="_Toc178605058"/>
+      <w:bookmarkStart w:id="58" w:name="_Toc178605058"/>
       <w:r>
         <w:rPr>
           <w:rFonts w:ascii="Times New Roman" w:hAnsi="Times New Roman" w:cs="Times New Roman"/>
@@ -9245,7 +10243,7 @@
         </w:rPr>
         <w:t>6.2 Общие требования к приёмке работ по стадиям</w:t>
       </w:r>
-      <w:bookmarkEnd w:id="50"/>
+      <w:bookmarkEnd w:id="58"/>
     </w:p>
     <w:p>
       <w:pPr>
@@ -9262,14 +10260,15 @@
     </w:p>
     <w:p>
       <w:pPr>
-        <w:spacing w:line="276" w:lineRule="auto"/>
+        <w:spacing w:line="360" w:lineRule="auto"/>
         <w:ind w:firstLine="708"/>
         <w:jc w:val="both"/>
         <w:rPr>
           <w:lang w:val="ru-RU"/>
         </w:rPr>
       </w:pPr>
-      <w:commentRangeStart w:id="51"/>
+      <w:commentRangeStart w:id="59"/>
+      <w:commentRangeStart w:id="60"/>
       <w:r>
         <w:rPr>
           <w:rFonts w:ascii="Times New Roman" w:hAnsi="Times New Roman" w:cs="Times New Roman"/>
@@ -9279,7 +10278,7 @@
         </w:rPr>
         <w:t>Приёмка</w:t>
       </w:r>
-      <w:commentRangeEnd w:id="51"/>
+      <w:commentRangeEnd w:id="59"/>
       <w:r>
         <w:rPr>
           <w:rStyle w:val="a4"/>
@@ -9288,7 +10287,14 @@
           <w:szCs w:val="28"/>
           <w:lang w:val="ru-RU"/>
         </w:rPr>
-        <w:commentReference w:id="51"/>
+        <w:commentReference w:id="59"/>
+      </w:r>
+      <w:commentRangeEnd w:id="60"/>
+      <w:r>
+        <w:rPr>
+          <w:rStyle w:val="a4"/>
+        </w:rPr>
+        <w:commentReference w:id="60"/>
       </w:r>
       <w:r>
         <w:rPr>
@@ -9302,7 +10308,7 @@
     </w:p>
     <w:p>
       <w:pPr>
-        <w:spacing w:line="276" w:lineRule="auto"/>
+        <w:spacing w:line="360" w:lineRule="auto"/>
         <w:ind w:firstLine="708"/>
         <w:jc w:val="both"/>
         <w:rPr>
@@ -9321,7 +10327,7 @@
     </w:p>
     <w:p>
       <w:pPr>
-        <w:spacing w:line="276" w:lineRule="auto"/>
+        <w:spacing w:line="360" w:lineRule="auto"/>
         <w:ind w:firstLine="708"/>
         <w:jc w:val="both"/>
         <w:rPr>
@@ -9340,7 +10346,7 @@
     </w:p>
     <w:p>
       <w:pPr>
-        <w:spacing w:line="276" w:lineRule="auto"/>
+        <w:spacing w:line="360" w:lineRule="auto"/>
         <w:ind w:firstLine="708"/>
         <w:jc w:val="both"/>
         <w:rPr>
@@ -9354,6 +10360,7 @@
           <w:szCs w:val="28"/>
           <w:lang w:val="ru-RU"/>
         </w:rPr>
+        <w:lastRenderedPageBreak/>
         <w:t>Комплектность передаваемой отчётной документации подлежит проверке Заказчиком.</w:t>
       </w:r>
     </w:p>
@@ -9372,7 +10379,7 @@
           <w:lang w:val="ru-RU"/>
         </w:rPr>
       </w:pPr>
-      <w:bookmarkStart w:id="52" w:name="_Toc178605059"/>
+      <w:bookmarkStart w:id="62" w:name="_Toc178605059"/>
       <w:r>
         <w:rPr>
           <w:rFonts w:ascii="Times New Roman" w:hAnsi="Times New Roman" w:cs="Times New Roman"/>
@@ -9383,10 +10390,9 @@
           <w:szCs w:val="28"/>
           <w:lang w:val="ru-RU"/>
         </w:rPr>
-        <w:lastRenderedPageBreak/>
         <w:t>7 ТРЕБОВАНИЯ К ДОКУМЕНТИРОВАНИЮ</w:t>
       </w:r>
-      <w:bookmarkEnd w:id="52"/>
+      <w:bookmarkEnd w:id="62"/>
     </w:p>
     <w:p>
       <w:pPr>
@@ -9460,7 +10466,7 @@
           <w:lang w:val="ru-RU"/>
         </w:rPr>
       </w:pPr>
-      <w:bookmarkStart w:id="53" w:name="_Toc178605060"/>
+      <w:bookmarkStart w:id="63" w:name="_Toc178605060"/>
       <w:r>
         <w:rPr>
           <w:rFonts w:ascii="Times New Roman" w:hAnsi="Times New Roman" w:cs="Times New Roman"/>
@@ -9472,7 +10478,7 @@
         </w:rPr>
         <w:t>7.1 Перечень подлежащих разработке документов</w:t>
       </w:r>
-      <w:bookmarkEnd w:id="53"/>
+      <w:bookmarkEnd w:id="63"/>
     </w:p>
     <w:p>
       <w:pPr>
@@ -9534,7 +10540,7 @@
           <w:lang w:val="ru-RU"/>
         </w:rPr>
       </w:pPr>
-      <w:bookmarkStart w:id="54" w:name="_Toc178605061"/>
+      <w:bookmarkStart w:id="64" w:name="_Toc178605061"/>
       <w:r>
         <w:rPr>
           <w:rFonts w:ascii="Times New Roman" w:hAnsi="Times New Roman" w:cs="Times New Roman"/>
@@ -9546,7 +10552,7 @@
         </w:rPr>
         <w:t>7.2 Вид представления и количество документов</w:t>
       </w:r>
-      <w:bookmarkEnd w:id="54"/>
+      <w:bookmarkEnd w:id="64"/>
     </w:p>
     <w:p>
       <w:pPr>
@@ -9579,7 +10585,47 @@
           <w:szCs w:val="28"/>
           <w:lang w:val="ru-RU"/>
         </w:rPr>
-        <w:t xml:space="preserve">Нижеперечисленные документы к АС предоставляются в электронном виде в форматах .docx и .pdf по одному экземпляру каждый </w:t>
+        <w:t>Нижеперечисленные документы к АС предоставляются в электронном виде в форматах .</w:t>
+      </w:r>
+      <w:proofErr w:type="spellStart"/>
+      <w:r>
+        <w:rPr>
+          <w:rFonts w:ascii="Times New Roman" w:hAnsi="Times New Roman" w:cs="Times New Roman"/>
+          <w:sz w:val="28"/>
+          <w:szCs w:val="28"/>
+          <w:lang w:val="ru-RU"/>
+        </w:rPr>
+        <w:t>docx</w:t>
+      </w:r>
+      <w:proofErr w:type="spellEnd"/>
+      <w:r>
+        <w:rPr>
+          <w:rFonts w:ascii="Times New Roman" w:hAnsi="Times New Roman" w:cs="Times New Roman"/>
+          <w:sz w:val="28"/>
+          <w:szCs w:val="28"/>
+          <w:lang w:val="ru-RU"/>
+        </w:rPr>
+        <w:t xml:space="preserve"> и .</w:t>
+      </w:r>
+      <w:proofErr w:type="spellStart"/>
+      <w:r>
+        <w:rPr>
+          <w:rFonts w:ascii="Times New Roman" w:hAnsi="Times New Roman" w:cs="Times New Roman"/>
+          <w:sz w:val="28"/>
+          <w:szCs w:val="28"/>
+          <w:lang w:val="ru-RU"/>
+        </w:rPr>
+        <w:t>pdf</w:t>
+      </w:r>
+      <w:proofErr w:type="spellEnd"/>
+      <w:r>
+        <w:rPr>
+          <w:rFonts w:ascii="Times New Roman" w:hAnsi="Times New Roman" w:cs="Times New Roman"/>
+          <w:sz w:val="28"/>
+          <w:szCs w:val="28"/>
+          <w:lang w:val="ru-RU"/>
+        </w:rPr>
+        <w:t xml:space="preserve"> по одному экземпляру каждый </w:t>
       </w:r>
     </w:p>
     <w:p>
@@ -9722,7 +10768,7 @@
           <w:lang w:val="ru-RU"/>
         </w:rPr>
       </w:pPr>
-      <w:bookmarkStart w:id="55" w:name="_Toc178605062"/>
+      <w:bookmarkStart w:id="65" w:name="_Toc178605062"/>
       <w:r>
         <w:rPr>
           <w:rFonts w:ascii="Times New Roman" w:hAnsi="Times New Roman" w:cs="Times New Roman"/>
@@ -9734,7 +10780,7 @@
         </w:rPr>
         <w:t>7.3 Требования по использованию ЕСКД и ЕСПД при разработке документов</w:t>
       </w:r>
-      <w:bookmarkEnd w:id="55"/>
+      <w:bookmarkEnd w:id="65"/>
     </w:p>
     <w:p>
       <w:pPr>
@@ -9788,6 +10834,7 @@
           <w:szCs w:val="28"/>
           <w:lang w:val="ru-RU"/>
         </w:rPr>
+        <w:lastRenderedPageBreak/>
         <w:tab/>
         <w:t>Общие требования:</w:t>
       </w:r>
@@ -9833,8 +10880,67 @@
           <w:szCs w:val="28"/>
           <w:lang w:val="ru-RU"/>
         </w:rPr>
-        <w:lastRenderedPageBreak/>
-        <w:t xml:space="preserve">− шрифт – Times New Roman 14; </w:t>
+        <w:t xml:space="preserve">− шрифт – </w:t>
+      </w:r>
+      <w:proofErr w:type="spellStart"/>
+      <w:r>
+        <w:rPr>
+          <w:rFonts w:ascii="Times New Roman" w:hAnsi="Times New Roman" w:cs="Times New Roman"/>
+          <w:sz w:val="28"/>
+          <w:szCs w:val="28"/>
+          <w:lang w:val="ru-RU"/>
+        </w:rPr>
+        <w:t>Times</w:t>
+      </w:r>
+      <w:proofErr w:type="spellEnd"/>
+      <w:r>
+        <w:rPr>
+          <w:rFonts w:ascii="Times New Roman" w:hAnsi="Times New Roman" w:cs="Times New Roman"/>
+          <w:sz w:val="28"/>
+          <w:szCs w:val="28"/>
+          <w:lang w:val="ru-RU"/>
+        </w:rPr>
+        <w:t xml:space="preserve"> </w:t>
+      </w:r>
+      <w:proofErr w:type="spellStart"/>
+      <w:r>
+        <w:rPr>
+          <w:rFonts w:ascii="Times New Roman" w:hAnsi="Times New Roman" w:cs="Times New Roman"/>
+          <w:sz w:val="28"/>
+          <w:szCs w:val="28"/>
+          <w:lang w:val="ru-RU"/>
+        </w:rPr>
+        <w:t>New</w:t>
+      </w:r>
+      <w:proofErr w:type="spellEnd"/>
+      <w:r>
+        <w:rPr>
+          <w:rFonts w:ascii="Times New Roman" w:hAnsi="Times New Roman" w:cs="Times New Roman"/>
+          <w:sz w:val="28"/>
+          <w:szCs w:val="28"/>
+          <w:lang w:val="ru-RU"/>
+        </w:rPr>
+        <w:t xml:space="preserve"> </w:t>
+      </w:r>
+      <w:proofErr w:type="spellStart"/>
+      <w:r>
+        <w:rPr>
+          <w:rFonts w:ascii="Times New Roman" w:hAnsi="Times New Roman" w:cs="Times New Roman"/>
+          <w:sz w:val="28"/>
+          <w:szCs w:val="28"/>
+          <w:lang w:val="ru-RU"/>
+        </w:rPr>
+        <w:t>Roman</w:t>
+      </w:r>
+      <w:proofErr w:type="spellEnd"/>
+      <w:r>
+        <w:rPr>
+          <w:rFonts w:ascii="Times New Roman" w:hAnsi="Times New Roman" w:cs="Times New Roman"/>
+          <w:sz w:val="28"/>
+          <w:szCs w:val="28"/>
+          <w:lang w:val="ru-RU"/>
+        </w:rPr>
+        <w:t xml:space="preserve"> 14; </w:t>
       </w:r>
     </w:p>
     <w:p>
@@ -9956,7 +11062,7 @@
           <w:lang w:val="ru-RU"/>
         </w:rPr>
       </w:pPr>
-      <w:bookmarkStart w:id="56" w:name="_Toc178605063"/>
+      <w:bookmarkStart w:id="66" w:name="_Toc178605063"/>
       <w:r>
         <w:rPr>
           <w:rFonts w:ascii="Times New Roman" w:eastAsia="SimSun" w:hAnsi="Times New Roman" w:cs="Times New Roman"/>
@@ -9970,7 +11076,7 @@
         <w:lastRenderedPageBreak/>
         <w:t>8 ИСТОЧНИКИ РАЗРАБОТКИ</w:t>
       </w:r>
-      <w:bookmarkEnd w:id="56"/>
+      <w:bookmarkEnd w:id="66"/>
     </w:p>
     <w:p>
       <w:pPr>
@@ -10031,7 +11137,87 @@
           <w:szCs w:val="28"/>
           <w:lang w:val="ru-RU"/>
         </w:rPr>
-        <w:t xml:space="preserve">Новые технологии в программировании : учебное пособие / А. А. Калентьев, Д. В. Гарайс, А. Е. Горяинов — Томск : Эль Контент, 2014. — 176 с. </w:t>
+        <w:t xml:space="preserve">Новые технологии в </w:t>
+      </w:r>
+      <w:proofErr w:type="gramStart"/>
+      <w:r>
+        <w:rPr>
+          <w:rFonts w:ascii="Times New Roman" w:eastAsia="SimSun" w:hAnsi="Times New Roman" w:cs="Times New Roman"/>
+          <w:sz w:val="28"/>
+          <w:szCs w:val="28"/>
+          <w:lang w:val="ru-RU"/>
+        </w:rPr>
+        <w:t>программировании :</w:t>
+      </w:r>
+      <w:proofErr w:type="gramEnd"/>
+      <w:r>
+        <w:rPr>
+          <w:rFonts w:ascii="Times New Roman" w:eastAsia="SimSun" w:hAnsi="Times New Roman" w:cs="Times New Roman"/>
+          <w:sz w:val="28"/>
+          <w:szCs w:val="28"/>
+          <w:lang w:val="ru-RU"/>
+        </w:rPr>
+        <w:t xml:space="preserve"> учебное пособие / А. А. </w:t>
+      </w:r>
+      <w:proofErr w:type="spellStart"/>
+      <w:r>
+        <w:rPr>
+          <w:rFonts w:ascii="Times New Roman" w:eastAsia="SimSun" w:hAnsi="Times New Roman" w:cs="Times New Roman"/>
+          <w:sz w:val="28"/>
+          <w:szCs w:val="28"/>
+          <w:lang w:val="ru-RU"/>
+        </w:rPr>
+        <w:t>Калентьев</w:t>
+      </w:r>
+      <w:proofErr w:type="spellEnd"/>
+      <w:r>
+        <w:rPr>
+          <w:rFonts w:ascii="Times New Roman" w:eastAsia="SimSun" w:hAnsi="Times New Roman" w:cs="Times New Roman"/>
+          <w:sz w:val="28"/>
+          <w:szCs w:val="28"/>
+          <w:lang w:val="ru-RU"/>
+        </w:rPr>
+        <w:t xml:space="preserve">, Д. В. </w:t>
+      </w:r>
+      <w:proofErr w:type="spellStart"/>
+      <w:r>
+        <w:rPr>
+          <w:rFonts w:ascii="Times New Roman" w:eastAsia="SimSun" w:hAnsi="Times New Roman" w:cs="Times New Roman"/>
+          <w:sz w:val="28"/>
+          <w:szCs w:val="28"/>
+          <w:lang w:val="ru-RU"/>
+        </w:rPr>
+        <w:t>Гарайс</w:t>
+      </w:r>
+      <w:proofErr w:type="spellEnd"/>
+      <w:r>
+        <w:rPr>
+          <w:rFonts w:ascii="Times New Roman" w:eastAsia="SimSun" w:hAnsi="Times New Roman" w:cs="Times New Roman"/>
+          <w:sz w:val="28"/>
+          <w:szCs w:val="28"/>
+          <w:lang w:val="ru-RU"/>
+        </w:rPr>
+        <w:t xml:space="preserve">, А. Е. </w:t>
+      </w:r>
+      <w:proofErr w:type="spellStart"/>
+      <w:r>
+        <w:rPr>
+          <w:rFonts w:ascii="Times New Roman" w:eastAsia="SimSun" w:hAnsi="Times New Roman" w:cs="Times New Roman"/>
+          <w:sz w:val="28"/>
+          <w:szCs w:val="28"/>
+          <w:lang w:val="ru-RU"/>
+        </w:rPr>
+        <w:t>Горяинов</w:t>
+      </w:r>
+      <w:proofErr w:type="spellEnd"/>
+      <w:r>
+        <w:rPr>
+          <w:rFonts w:ascii="Times New Roman" w:eastAsia="SimSun" w:hAnsi="Times New Roman" w:cs="Times New Roman"/>
+          <w:sz w:val="28"/>
+          <w:szCs w:val="28"/>
+          <w:lang w:val="ru-RU"/>
+        </w:rPr>
+        <w:t xml:space="preserve"> — Томск : Эль Контент, 2014. — 176 с. </w:t>
       </w:r>
     </w:p>
     <w:p>
@@ -10161,7 +11347,107 @@
           <w:szCs w:val="28"/>
           <w:lang w:val="ru-RU"/>
         </w:rPr>
-        <w:t xml:space="preserve">Введение в UML от создателей языка  : руководство пользователя / Г. Буч, Д. Рамбо, И. Якобсон. - 2-е изд. - М. : ДМК Пресс, 2012. - 494 с. : ил. - (Классика программирования). - Предм. указ.: с. 483- 493. - ISBN 978-5-94074-644-7; </w:t>
+        <w:t xml:space="preserve">Введение в UML от создателей </w:t>
+      </w:r>
+      <w:proofErr w:type="gramStart"/>
+      <w:r>
+        <w:rPr>
+          <w:rFonts w:ascii="Times New Roman" w:eastAsia="SimSun" w:hAnsi="Times New Roman" w:cs="Times New Roman"/>
+          <w:sz w:val="28"/>
+          <w:szCs w:val="28"/>
+          <w:lang w:val="ru-RU"/>
+        </w:rPr>
+        <w:t>языка  :</w:t>
+      </w:r>
+      <w:proofErr w:type="gramEnd"/>
+      <w:r>
+        <w:rPr>
+          <w:rFonts w:ascii="Times New Roman" w:eastAsia="SimSun" w:hAnsi="Times New Roman" w:cs="Times New Roman"/>
+          <w:sz w:val="28"/>
+          <w:szCs w:val="28"/>
+          <w:lang w:val="ru-RU"/>
+        </w:rPr>
+        <w:t xml:space="preserve"> руководство пользователя / Г. Буч, Д. </w:t>
+      </w:r>
+      <w:proofErr w:type="spellStart"/>
+      <w:r>
+        <w:rPr>
+          <w:rFonts w:ascii="Times New Roman" w:eastAsia="SimSun" w:hAnsi="Times New Roman" w:cs="Times New Roman"/>
+          <w:sz w:val="28"/>
+          <w:szCs w:val="28"/>
+          <w:lang w:val="ru-RU"/>
+        </w:rPr>
+        <w:t>Рамбо</w:t>
+      </w:r>
+      <w:proofErr w:type="spellEnd"/>
+      <w:r>
+        <w:rPr>
+          <w:rFonts w:ascii="Times New Roman" w:eastAsia="SimSun" w:hAnsi="Times New Roman" w:cs="Times New Roman"/>
+          <w:sz w:val="28"/>
+          <w:szCs w:val="28"/>
+          <w:lang w:val="ru-RU"/>
+        </w:rPr>
+        <w:t xml:space="preserve">, И. Якобсон. - 2-е изд. - </w:t>
+      </w:r>
+      <w:proofErr w:type="gramStart"/>
+      <w:r>
+        <w:rPr>
+          <w:rFonts w:ascii="Times New Roman" w:eastAsia="SimSun" w:hAnsi="Times New Roman" w:cs="Times New Roman"/>
+          <w:sz w:val="28"/>
+          <w:szCs w:val="28"/>
+          <w:lang w:val="ru-RU"/>
+        </w:rPr>
+        <w:t>М. :</w:t>
+      </w:r>
+      <w:proofErr w:type="gramEnd"/>
+      <w:r>
+        <w:rPr>
+          <w:rFonts w:ascii="Times New Roman" w:eastAsia="SimSun" w:hAnsi="Times New Roman" w:cs="Times New Roman"/>
+          <w:sz w:val="28"/>
+          <w:szCs w:val="28"/>
+          <w:lang w:val="ru-RU"/>
+        </w:rPr>
+        <w:t xml:space="preserve"> ДМК Пресс, 2012. - 494 </w:t>
+      </w:r>
+      <w:proofErr w:type="gramStart"/>
+      <w:r>
+        <w:rPr>
+          <w:rFonts w:ascii="Times New Roman" w:eastAsia="SimSun" w:hAnsi="Times New Roman" w:cs="Times New Roman"/>
+          <w:sz w:val="28"/>
+          <w:szCs w:val="28"/>
+          <w:lang w:val="ru-RU"/>
+        </w:rPr>
+        <w:t>с. :</w:t>
+      </w:r>
+      <w:proofErr w:type="gramEnd"/>
+      <w:r>
+        <w:rPr>
+          <w:rFonts w:ascii="Times New Roman" w:eastAsia="SimSun" w:hAnsi="Times New Roman" w:cs="Times New Roman"/>
+          <w:sz w:val="28"/>
+          <w:szCs w:val="28"/>
+          <w:lang w:val="ru-RU"/>
+        </w:rPr>
+        <w:t xml:space="preserve"> ил. - (Классика программирования). - </w:t>
+      </w:r>
+      <w:proofErr w:type="spellStart"/>
+      <w:r>
+        <w:rPr>
+          <w:rFonts w:ascii="Times New Roman" w:eastAsia="SimSun" w:hAnsi="Times New Roman" w:cs="Times New Roman"/>
+          <w:sz w:val="28"/>
+          <w:szCs w:val="28"/>
+          <w:lang w:val="ru-RU"/>
+        </w:rPr>
+        <w:t>Предм</w:t>
+      </w:r>
+      <w:proofErr w:type="spellEnd"/>
+      <w:r>
+        <w:rPr>
+          <w:rFonts w:ascii="Times New Roman" w:eastAsia="SimSun" w:hAnsi="Times New Roman" w:cs="Times New Roman"/>
+          <w:sz w:val="28"/>
+          <w:szCs w:val="28"/>
+          <w:lang w:val="ru-RU"/>
+        </w:rPr>
+        <w:t xml:space="preserve">. указ.: с. 483- 493. - ISBN 978-5-94074-644-7; </w:t>
       </w:r>
     </w:p>
     <w:p>
@@ -10187,7 +11473,38 @@
           <w:szCs w:val="28"/>
           <w:lang w:val="ru-RU"/>
         </w:rPr>
-        <w:t>Ли. К. Основы САПР (CAD/CAM/CAE). – Спб.:«Питер», 2004. – 560с.</w:t>
+        <w:t xml:space="preserve">Ли. К. Основы САПР (CAD/CAM/CAE). – </w:t>
+      </w:r>
+      <w:proofErr w:type="spellStart"/>
+      <w:r>
+        <w:rPr>
+          <w:rFonts w:ascii="Times New Roman" w:eastAsia="SimSun" w:hAnsi="Times New Roman" w:cs="Times New Roman"/>
+          <w:sz w:val="28"/>
+          <w:szCs w:val="28"/>
+          <w:lang w:val="ru-RU"/>
+        </w:rPr>
+        <w:t>Спб</w:t>
+      </w:r>
+      <w:proofErr w:type="spellEnd"/>
+      <w:proofErr w:type="gramStart"/>
+      <w:r>
+        <w:rPr>
+          <w:rFonts w:ascii="Times New Roman" w:eastAsia="SimSun" w:hAnsi="Times New Roman" w:cs="Times New Roman"/>
+          <w:sz w:val="28"/>
+          <w:szCs w:val="28"/>
+          <w:lang w:val="ru-RU"/>
+        </w:rPr>
+        <w:t>.:«</w:t>
+      </w:r>
+      <w:proofErr w:type="gramEnd"/>
+      <w:r>
+        <w:rPr>
+          <w:rFonts w:ascii="Times New Roman" w:eastAsia="SimSun" w:hAnsi="Times New Roman" w:cs="Times New Roman"/>
+          <w:sz w:val="28"/>
+          <w:szCs w:val="28"/>
+          <w:lang w:val="ru-RU"/>
+        </w:rPr>
+        <w:t>Питер», 2004. – 560с.</w:t>
       </w:r>
     </w:p>
     <w:p>
@@ -10302,8 +11619,8 @@
       </w:r>
     </w:p>
     <w:sectPr>
-      <w:footerReference w:type="even" r:id="rId14"/>
-      <w:footerReference w:type="default" r:id="rId15"/>
+      <w:footerReference w:type="even" r:id="rId12"/>
+      <w:footerReference w:type="default" r:id="rId13"/>
       <w:pgSz w:w="11906" w:h="16838"/>
       <w:pgMar w:top="1134" w:right="851" w:bottom="1134" w:left="1701" w:header="0" w:footer="720" w:gutter="0"/>
       <w:cols w:space="720"/>
@@ -10315,7 +11632,7 @@
 </file>
 
 <file path=word/comments.xml><?xml version="1.0" encoding="utf-8"?>
-<w:comments xmlns:wpc="http://schemas.microsoft.com/office/word/2010/wordprocessingCanvas" xmlns:cx="http://schemas.microsoft.com/office/drawing/2014/chartex" xmlns:cx1="http://schemas.microsoft.com/office/drawing/2015/9/8/chartex" xmlns:cx2="http://schemas.microsoft.com/office/drawing/2015/10/21/chartex" xmlns:cx3="http://schemas.microsoft.com/office/drawing/2016/5/9/chartex" xmlns:cx4="http://schemas.microsoft.com/office/drawing/2016/5/10/chartex" xmlns:cx5="http://schemas.microsoft.com/office/drawing/2016/5/11/chartex" xmlns:cx6="http://schemas.microsoft.com/office/drawing/2016/5/12/chartex" xmlns:cx7="http://schemas.microsoft.com/office/drawing/2016/5/13/chartex" xmlns:cx8="http://schemas.microsoft.com/office/drawing/2016/5/14/chartex" xmlns:mc="http://schemas.openxmlformats.org/markup-compatibility/2006" xmlns:aink="http://schemas.microsoft.com/office/drawing/2016/ink" xmlns:am3d="http://schemas.microsoft.com/office/drawing/2017/model3d" xmlns:o="urn:schemas-microsoft-com:office:office" xmlns:oel="http://schemas.microsoft.com/office/2019/extlst" xmlns:r="http://schemas.openxmlformats.org/officeDocument/2006/relationships" xmlns:m="http://schemas.openxmlformats.org/officeDocument/2006/math" xmlns:v="urn:schemas-microsoft-com:vml" xmlns:wp14="http://schemas.microsoft.com/office/word/2010/wordprocessingDrawing" xmlns:wp="http://schemas.openxmlformats.org/drawingml/2006/wordprocessingDrawing" xmlns:w10="urn:schemas-microsoft-com:office:word" xmlns:w="http://schemas.openxmlformats.org/wordprocessingml/2006/main" xmlns:w14="http://schemas.microsoft.com/office/word/2010/wordml" xmlns:w15="http://schemas.microsoft.com/office/word/2012/wordml" xmlns:w16cex="http://schemas.microsoft.com/office/word/2018/wordml/cex" xmlns:w16cid="http://schemas.microsoft.com/office/word/2016/wordml/cid" xmlns:w16="http://schemas.microsoft.com/office/word/2018/wordml" xmlns:w16du="http://schemas.microsoft.com/office/word/2023/wordml/word16du" xmlns:w16sdtdh="http://schemas.microsoft.com/office/word/2020/wordml/sdtdatahash" xmlns:w16sdtfl="http://schemas.microsoft.com/office/word/2024/wordml/sdtformatlock" xmlns:w16se="http://schemas.microsoft.com/office/word/2015/wordml/symex" xmlns:wpg="http://schemas.microsoft.com/office/word/2010/wordprocessingGroup" xmlns:wpi="http://schemas.microsoft.com/office/word/2010/wordprocessingInk" xmlns:wne="http://schemas.microsoft.com/office/word/2006/wordml" xmlns:wps="http://schemas.microsoft.com/office/word/2010/wordprocessingShape" mc:Ignorable="w14 w15 w16se w16cid w16 w16cex w16sdtdh w16sdtfl w16du wp14">
+<w:comments xmlns:wpc="http://schemas.microsoft.com/office/word/2010/wordprocessingCanvas" xmlns:cx="http://schemas.microsoft.com/office/drawing/2014/chartex" xmlns:mc="http://schemas.openxmlformats.org/markup-compatibility/2006" xmlns:o="urn:schemas-microsoft-com:office:office" xmlns:r="http://schemas.openxmlformats.org/officeDocument/2006/relationships" xmlns:m="http://schemas.openxmlformats.org/officeDocument/2006/math" xmlns:v="urn:schemas-microsoft-com:vml" xmlns:wp14="http://schemas.microsoft.com/office/word/2010/wordprocessingDrawing" xmlns:wp="http://schemas.openxmlformats.org/drawingml/2006/wordprocessingDrawing" xmlns:w10="urn:schemas-microsoft-com:office:word" xmlns:w="http://schemas.openxmlformats.org/wordprocessingml/2006/main" xmlns:w14="http://schemas.microsoft.com/office/word/2010/wordml" xmlns:w15="http://schemas.microsoft.com/office/word/2012/wordml" xmlns:w16se="http://schemas.microsoft.com/office/word/2015/wordml/symex" xmlns:wpg="http://schemas.microsoft.com/office/word/2010/wordprocessingGroup" xmlns:wpi="http://schemas.microsoft.com/office/word/2010/wordprocessingInk" xmlns:wne="http://schemas.microsoft.com/office/word/2006/wordml" xmlns:wps="http://schemas.microsoft.com/office/word/2010/wordprocessingShape" mc:Ignorable="w14 w15 w16se wp14">
   <w:comment w:id="2" w:author="Kalentyev Alexey" w:date="2026-09-23T04:48:00Z" w:initials="KA">
     <w:p>
       <w:pPr>
@@ -10334,10 +11651,13 @@
       </w:r>
     </w:p>
   </w:comment>
-  <w:comment w:id="4" w:author="Kalentyev Alexey" w:date="2026-10-07T12:08:00Z" w:initials="KA">
+  <w:comment w:id="3" w:author="Илья Кряжов" w:date="2026-10-21T09:21:00Z" w:initials="ИК">
     <w:p>
       <w:pPr>
         <w:pStyle w:val="a6"/>
+        <w:rPr>
+          <w:lang w:val="ru-RU"/>
+        </w:rPr>
       </w:pPr>
       <w:r>
         <w:rPr>
@@ -10349,9 +11669,34 @@
         <w:rPr>
           <w:lang w:val="ru-RU"/>
         </w:rPr>
+        <w:t>исправлено</w:t>
+      </w:r>
+    </w:p>
+  </w:comment>
+  <w:comment w:id="5" w:author="Kalentyev Alexey" w:date="2026-10-07T12:08:00Z" w:initials="KA">
+    <w:p>
+      <w:pPr>
+        <w:pStyle w:val="a6"/>
+        <w:rPr>
+          <w:lang w:val="ru-RU"/>
+        </w:rPr>
+      </w:pPr>
+      <w:r>
+        <w:rPr>
+          <w:rStyle w:val="a4"/>
+        </w:rPr>
+        <w:annotationRef/>
+      </w:r>
+      <w:r>
+        <w:rPr>
+          <w:lang w:val="ru-RU"/>
+        </w:rPr>
         <w:t>Исправьте</w:t>
       </w:r>
       <w:r>
+        <w:rPr>
+          <w:lang w:val="ru-RU"/>
+        </w:rPr>
         <w:t xml:space="preserve"> </w:t>
       </w:r>
       <w:r>
@@ -10361,6 +11706,9 @@
         <w:t>оформление</w:t>
       </w:r>
       <w:r>
+        <w:rPr>
+          <w:lang w:val="ru-RU"/>
+        </w:rPr>
         <w:t xml:space="preserve"> </w:t>
       </w:r>
       <w:r>
@@ -10370,6 +11718,9 @@
         <w:t>оглавления</w:t>
       </w:r>
       <w:r>
+        <w:rPr>
+          <w:lang w:val="ru-RU"/>
+        </w:rPr>
         <w:t xml:space="preserve"> </w:t>
       </w:r>
       <w:r>
@@ -10379,6 +11730,9 @@
         <w:t>на</w:t>
       </w:r>
       <w:r>
+        <w:rPr>
+          <w:lang w:val="ru-RU"/>
+        </w:rPr>
         <w:t xml:space="preserve"> </w:t>
       </w:r>
       <w:r>
@@ -10388,6 +11742,9 @@
         <w:t>страницах</w:t>
       </w:r>
       <w:r>
+        <w:rPr>
+          <w:lang w:val="ru-RU"/>
+        </w:rPr>
         <w:t xml:space="preserve"> 2</w:t>
       </w:r>
       <w:r>
@@ -10397,6 +11754,9 @@
         <w:t>–</w:t>
       </w:r>
       <w:r>
+        <w:rPr>
+          <w:lang w:val="ru-RU"/>
+        </w:rPr>
         <w:t xml:space="preserve">3: </w:t>
       </w:r>
       <w:r>
@@ -10406,6 +11766,9 @@
         <w:t>отделите</w:t>
       </w:r>
       <w:r>
+        <w:rPr>
+          <w:lang w:val="ru-RU"/>
+        </w:rPr>
         <w:t xml:space="preserve"> </w:t>
       </w:r>
       <w:r>
@@ -10415,6 +11778,9 @@
         <w:t>номера</w:t>
       </w:r>
       <w:r>
+        <w:rPr>
+          <w:lang w:val="ru-RU"/>
+        </w:rPr>
         <w:t xml:space="preserve"> </w:t>
       </w:r>
       <w:r>
@@ -10424,6 +11790,9 @@
         <w:t>страниц</w:t>
       </w:r>
       <w:r>
+        <w:rPr>
+          <w:lang w:val="ru-RU"/>
+        </w:rPr>
         <w:t xml:space="preserve"> </w:t>
       </w:r>
       <w:r>
@@ -10433,6 +11802,9 @@
         <w:t>от</w:t>
       </w:r>
       <w:r>
+        <w:rPr>
+          <w:lang w:val="ru-RU"/>
+        </w:rPr>
         <w:t xml:space="preserve"> </w:t>
       </w:r>
       <w:r>
@@ -10442,6 +11814,9 @@
         <w:t>заголовков</w:t>
       </w:r>
       <w:r>
+        <w:rPr>
+          <w:lang w:val="ru-RU"/>
+        </w:rPr>
         <w:t xml:space="preserve"> </w:t>
       </w:r>
       <w:r>
@@ -10451,6 +11826,9 @@
         <w:t>отточиями</w:t>
       </w:r>
       <w:r>
+        <w:rPr>
+          <w:lang w:val="ru-RU"/>
+        </w:rPr>
         <w:t xml:space="preserve"> </w:t>
       </w:r>
       <w:r>
@@ -10460,6 +11838,9 @@
         <w:t>и</w:t>
       </w:r>
       <w:r>
+        <w:rPr>
+          <w:lang w:val="ru-RU"/>
+        </w:rPr>
         <w:t xml:space="preserve"> </w:t>
       </w:r>
       <w:r>
@@ -10469,6 +11850,9 @@
         <w:t>выровняйте</w:t>
       </w:r>
       <w:r>
+        <w:rPr>
+          <w:lang w:val="ru-RU"/>
+        </w:rPr>
         <w:t xml:space="preserve"> </w:t>
       </w:r>
       <w:r>
@@ -10478,6 +11862,9 @@
         <w:t>номера</w:t>
       </w:r>
       <w:r>
+        <w:rPr>
+          <w:lang w:val="ru-RU"/>
+        </w:rPr>
         <w:t xml:space="preserve"> </w:t>
       </w:r>
       <w:r>
@@ -10487,6 +11874,9 @@
         <w:t>по</w:t>
       </w:r>
       <w:r>
+        <w:rPr>
+          <w:lang w:val="ru-RU"/>
+        </w:rPr>
         <w:t xml:space="preserve"> </w:t>
       </w:r>
       <w:r>
@@ -10496,6 +11886,9 @@
         <w:t>правому</w:t>
       </w:r>
       <w:r>
+        <w:rPr>
+          <w:lang w:val="ru-RU"/>
+        </w:rPr>
         <w:t xml:space="preserve"> </w:t>
       </w:r>
       <w:r>
@@ -10505,6 +11898,9 @@
         <w:t>краю</w:t>
       </w:r>
       <w:r>
+        <w:rPr>
+          <w:lang w:val="ru-RU"/>
+        </w:rPr>
         <w:t xml:space="preserve">. </w:t>
       </w:r>
       <w:r>
@@ -10514,6 +11910,9 @@
         <w:t>Обновите</w:t>
       </w:r>
       <w:r>
+        <w:rPr>
+          <w:lang w:val="ru-RU"/>
+        </w:rPr>
         <w:t xml:space="preserve"> </w:t>
       </w:r>
       <w:r>
@@ -10523,6 +11922,9 @@
         <w:t>название</w:t>
       </w:r>
       <w:r>
+        <w:rPr>
+          <w:lang w:val="ru-RU"/>
+        </w:rPr>
         <w:t xml:space="preserve"> </w:t>
       </w:r>
       <w:r>
@@ -10532,6 +11934,9 @@
         <w:t>пункта</w:t>
       </w:r>
       <w:r>
+        <w:rPr>
+          <w:lang w:val="ru-RU"/>
+        </w:rPr>
         <w:t xml:space="preserve"> 1.2 </w:t>
       </w:r>
       <w:r>
@@ -10541,6 +11946,9 @@
         <w:t>в</w:t>
       </w:r>
       <w:r>
+        <w:rPr>
+          <w:lang w:val="ru-RU"/>
+        </w:rPr>
         <w:t xml:space="preserve"> </w:t>
       </w:r>
       <w:r>
@@ -10550,6 +11958,9 @@
         <w:t>оглавлении</w:t>
       </w:r>
       <w:r>
+        <w:rPr>
+          <w:lang w:val="ru-RU"/>
+        </w:rPr>
         <w:t xml:space="preserve"> </w:t>
       </w:r>
       <w:r>
@@ -10559,6 +11970,9 @@
         <w:t>на</w:t>
       </w:r>
       <w:r>
+        <w:rPr>
+          <w:lang w:val="ru-RU"/>
+        </w:rPr>
         <w:t xml:space="preserve"> </w:t>
       </w:r>
       <w:r>
@@ -10568,6 +11982,9 @@
         <w:t>«Наименование</w:t>
       </w:r>
       <w:r>
+        <w:rPr>
+          <w:lang w:val="ru-RU"/>
+        </w:rPr>
         <w:t xml:space="preserve"> </w:t>
       </w:r>
       <w:r>
@@ -10577,6 +11994,9 @@
         <w:t>заказчика</w:t>
       </w:r>
       <w:r>
+        <w:rPr>
+          <w:lang w:val="ru-RU"/>
+        </w:rPr>
         <w:t xml:space="preserve"> </w:t>
       </w:r>
       <w:r>
@@ -10586,6 +12006,9 @@
         <w:t>и</w:t>
       </w:r>
       <w:r>
+        <w:rPr>
+          <w:lang w:val="ru-RU"/>
+        </w:rPr>
         <w:t xml:space="preserve"> </w:t>
       </w:r>
       <w:r>
@@ -10595,6 +12018,9 @@
         <w:t>разработчика»</w:t>
       </w:r>
       <w:r>
+        <w:rPr>
+          <w:lang w:val="ru-RU"/>
+        </w:rPr>
         <w:t xml:space="preserve">, </w:t>
       </w:r>
       <w:r>
@@ -10604,6 +12030,9 @@
         <w:t>чтобы</w:t>
       </w:r>
       <w:r>
+        <w:rPr>
+          <w:lang w:val="ru-RU"/>
+        </w:rPr>
         <w:t xml:space="preserve"> </w:t>
       </w:r>
       <w:r>
@@ -10613,6 +12042,9 @@
         <w:t>оно</w:t>
       </w:r>
       <w:r>
+        <w:rPr>
+          <w:lang w:val="ru-RU"/>
+        </w:rPr>
         <w:t xml:space="preserve"> </w:t>
       </w:r>
       <w:r>
@@ -10622,6 +12054,9 @@
         <w:t>точно</w:t>
       </w:r>
       <w:r>
+        <w:rPr>
+          <w:lang w:val="ru-RU"/>
+        </w:rPr>
         <w:t xml:space="preserve"> </w:t>
       </w:r>
       <w:r>
@@ -10631,6 +12066,9 @@
         <w:t>совпадало</w:t>
       </w:r>
       <w:r>
+        <w:rPr>
+          <w:lang w:val="ru-RU"/>
+        </w:rPr>
         <w:t xml:space="preserve"> </w:t>
       </w:r>
       <w:r>
@@ -10640,6 +12078,9 @@
         <w:t>с</w:t>
       </w:r>
       <w:r>
+        <w:rPr>
+          <w:lang w:val="ru-RU"/>
+        </w:rPr>
         <w:t xml:space="preserve"> </w:t>
       </w:r>
       <w:r>
@@ -10649,6 +12090,9 @@
         <w:t>заголовком</w:t>
       </w:r>
       <w:r>
+        <w:rPr>
+          <w:lang w:val="ru-RU"/>
+        </w:rPr>
         <w:t xml:space="preserve"> </w:t>
       </w:r>
       <w:r>
@@ -10658,6 +12102,9 @@
         <w:t>в</w:t>
       </w:r>
       <w:r>
+        <w:rPr>
+          <w:lang w:val="ru-RU"/>
+        </w:rPr>
         <w:t xml:space="preserve"> </w:t>
       </w:r>
       <w:r>
@@ -10667,14 +12114,20 @@
         <w:t>тексте</w:t>
       </w:r>
       <w:r>
+        <w:rPr>
+          <w:lang w:val="ru-RU"/>
+        </w:rPr>
         <w:t>.</w:t>
       </w:r>
     </w:p>
   </w:comment>
-  <w:comment w:id="6" w:author="Kalentyev Alexey" w:date="2026-10-07T12:06:00Z" w:initials="KA">
+  <w:comment w:id="6" w:author="Илья Кряжов" w:date="2026-10-21T09:32:00Z" w:initials="ИК">
     <w:p>
       <w:pPr>
         <w:pStyle w:val="a6"/>
+        <w:rPr>
+          <w:lang w:val="ru-RU"/>
+        </w:rPr>
       </w:pPr>
       <w:r>
         <w:rPr>
@@ -10686,9 +12139,34 @@
         <w:rPr>
           <w:lang w:val="ru-RU"/>
         </w:rPr>
+        <w:t>исправлено</w:t>
+      </w:r>
+    </w:p>
+  </w:comment>
+  <w:comment w:id="8" w:author="Kalentyev Alexey" w:date="2026-10-07T12:06:00Z" w:initials="KA">
+    <w:p>
+      <w:pPr>
+        <w:pStyle w:val="a6"/>
+        <w:rPr>
+          <w:lang w:val="ru-RU"/>
+        </w:rPr>
+      </w:pPr>
+      <w:r>
+        <w:rPr>
+          <w:rStyle w:val="a4"/>
+        </w:rPr>
+        <w:annotationRef/>
+      </w:r>
+      <w:r>
+        <w:rPr>
+          <w:lang w:val="ru-RU"/>
+        </w:rPr>
         <w:t>Исправьте</w:t>
       </w:r>
       <w:r>
+        <w:rPr>
+          <w:lang w:val="ru-RU"/>
+        </w:rPr>
         <w:t xml:space="preserve"> </w:t>
       </w:r>
       <w:r>
@@ -10698,6 +12176,9 @@
         <w:t>название</w:t>
       </w:r>
       <w:r>
+        <w:rPr>
+          <w:lang w:val="ru-RU"/>
+        </w:rPr>
         <w:t xml:space="preserve"> </w:t>
       </w:r>
       <w:r>
@@ -10707,6 +12188,9 @@
         <w:t>ГОСТ</w:t>
       </w:r>
       <w:r>
+        <w:rPr>
+          <w:lang w:val="ru-RU"/>
+        </w:rPr>
         <w:t xml:space="preserve"> 19.103-77: </w:t>
       </w:r>
       <w:r>
@@ -10716,6 +12200,9 @@
         <w:t>«Единая</w:t>
       </w:r>
       <w:r>
+        <w:rPr>
+          <w:lang w:val="ru-RU"/>
+        </w:rPr>
         <w:t xml:space="preserve"> </w:t>
       </w:r>
       <w:r>
@@ -10725,6 +12212,9 @@
         <w:t>система</w:t>
       </w:r>
       <w:r>
+        <w:rPr>
+          <w:lang w:val="ru-RU"/>
+        </w:rPr>
         <w:t xml:space="preserve"> </w:t>
       </w:r>
       <w:r>
@@ -10734,6 +12224,9 @@
         <w:t>программной</w:t>
       </w:r>
       <w:r>
+        <w:rPr>
+          <w:lang w:val="ru-RU"/>
+        </w:rPr>
         <w:t xml:space="preserve"> </w:t>
       </w:r>
       <w:r>
@@ -10743,6 +12236,9 @@
         <w:t>документации</w:t>
       </w:r>
       <w:r>
+        <w:rPr>
+          <w:lang w:val="ru-RU"/>
+        </w:rPr>
         <w:t xml:space="preserve">. </w:t>
       </w:r>
       <w:r>
@@ -10752,6 +12248,9 @@
         <w:t>Обозначения</w:t>
       </w:r>
       <w:r>
+        <w:rPr>
+          <w:lang w:val="ru-RU"/>
+        </w:rPr>
         <w:t xml:space="preserve"> </w:t>
       </w:r>
       <w:r>
@@ -10761,6 +12260,9 @@
         <w:t>программ</w:t>
       </w:r>
       <w:r>
+        <w:rPr>
+          <w:lang w:val="ru-RU"/>
+        </w:rPr>
         <w:t xml:space="preserve"> </w:t>
       </w:r>
       <w:r>
@@ -10770,6 +12272,9 @@
         <w:t>и</w:t>
       </w:r>
       <w:r>
+        <w:rPr>
+          <w:lang w:val="ru-RU"/>
+        </w:rPr>
         <w:t xml:space="preserve"> </w:t>
       </w:r>
       <w:r>
@@ -10779,6 +12284,9 @@
         <w:t>программных</w:t>
       </w:r>
       <w:r>
+        <w:rPr>
+          <w:lang w:val="ru-RU"/>
+        </w:rPr>
         <w:t xml:space="preserve"> </w:t>
       </w:r>
       <w:r>
@@ -10788,14 +12296,20 @@
         <w:t>документов»</w:t>
       </w:r>
       <w:r>
+        <w:rPr>
+          <w:lang w:val="ru-RU"/>
+        </w:rPr>
         <w:t>.</w:t>
       </w:r>
     </w:p>
   </w:comment>
-  <w:comment w:id="15" w:author="Kalentyev Alexey" w:date="2026-10-07T12:06:00Z" w:initials="KA">
+  <w:comment w:id="9" w:author="Илья Кряжов" w:date="2026-10-21T09:32:00Z" w:initials="ИК">
     <w:p>
       <w:pPr>
         <w:pStyle w:val="a6"/>
+        <w:rPr>
+          <w:lang w:val="ru-RU"/>
+        </w:rPr>
       </w:pPr>
       <w:r>
         <w:rPr>
@@ -10807,9 +12321,34 @@
         <w:rPr>
           <w:lang w:val="ru-RU"/>
         </w:rPr>
+        <w:t>исправлено</w:t>
+      </w:r>
+    </w:p>
+  </w:comment>
+  <w:comment w:id="18" w:author="Kalentyev Alexey" w:date="2026-10-07T12:06:00Z" w:initials="KA">
+    <w:p>
+      <w:pPr>
+        <w:pStyle w:val="a6"/>
+        <w:rPr>
+          <w:lang w:val="ru-RU"/>
+        </w:rPr>
+      </w:pPr>
+      <w:r>
+        <w:rPr>
+          <w:rStyle w:val="a4"/>
+        </w:rPr>
+        <w:annotationRef/>
+      </w:r>
+      <w:r>
+        <w:rPr>
+          <w:lang w:val="ru-RU"/>
+        </w:rPr>
         <w:t>Задайте</w:t>
       </w:r>
       <w:r>
+        <w:rPr>
+          <w:lang w:val="ru-RU"/>
+        </w:rPr>
         <w:t xml:space="preserve"> </w:t>
       </w:r>
       <w:r>
@@ -10819,6 +12358,9 @@
         <w:t>положение</w:t>
       </w:r>
       <w:r>
+        <w:rPr>
+          <w:lang w:val="ru-RU"/>
+        </w:rPr>
         <w:t xml:space="preserve">, </w:t>
       </w:r>
       <w:r>
@@ -10828,6 +12370,9 @@
         <w:t>направление</w:t>
       </w:r>
       <w:r>
+        <w:rPr>
+          <w:lang w:val="ru-RU"/>
+        </w:rPr>
         <w:t xml:space="preserve"> </w:t>
       </w:r>
       <w:r>
@@ -10837,6 +12382,9 @@
         <w:t>и</w:t>
       </w:r>
       <w:r>
+        <w:rPr>
+          <w:lang w:val="ru-RU"/>
+        </w:rPr>
         <w:t xml:space="preserve"> </w:t>
       </w:r>
       <w:r>
@@ -10846,6 +12394,9 @@
         <w:t>длину</w:t>
       </w:r>
       <w:r>
+        <w:rPr>
+          <w:lang w:val="ru-RU"/>
+        </w:rPr>
         <w:t xml:space="preserve"> </w:t>
       </w:r>
       <w:r>
@@ -10855,6 +12406,9 @@
         <w:t>паза</w:t>
       </w:r>
       <w:r>
+        <w:rPr>
+          <w:lang w:val="ru-RU"/>
+        </w:rPr>
         <w:t xml:space="preserve"> </w:t>
       </w:r>
       <w:r>
@@ -10864,6 +12418,9 @@
         <w:t>постоянными</w:t>
       </w:r>
       <w:r>
+        <w:rPr>
+          <w:lang w:val="ru-RU"/>
+        </w:rPr>
         <w:t xml:space="preserve"> </w:t>
       </w:r>
       <w:r>
@@ -10873,6 +12430,9 @@
         <w:t>размерами</w:t>
       </w:r>
       <w:r>
+        <w:rPr>
+          <w:lang w:val="ru-RU"/>
+        </w:rPr>
         <w:t xml:space="preserve"> </w:t>
       </w:r>
       <w:r>
@@ -10882,6 +12442,9 @@
         <w:t>либо</w:t>
       </w:r>
       <w:r>
+        <w:rPr>
+          <w:lang w:val="ru-RU"/>
+        </w:rPr>
         <w:t xml:space="preserve"> </w:t>
       </w:r>
       <w:r>
@@ -10891,6 +12454,9 @@
         <w:t>зависимостями</w:t>
       </w:r>
       <w:r>
+        <w:rPr>
+          <w:lang w:val="ru-RU"/>
+        </w:rPr>
         <w:t xml:space="preserve"> </w:t>
       </w:r>
       <w:r>
@@ -10900,6 +12466,9 @@
         <w:t>от</w:t>
       </w:r>
       <w:r>
+        <w:rPr>
+          <w:lang w:val="ru-RU"/>
+        </w:rPr>
         <w:t xml:space="preserve"> </w:t>
       </w:r>
       <w:r>
@@ -10909,6 +12478,9 @@
         <w:t>вводимых</w:t>
       </w:r>
       <w:r>
+        <w:rPr>
+          <w:lang w:val="ru-RU"/>
+        </w:rPr>
         <w:t xml:space="preserve"> </w:t>
       </w:r>
       <w:r>
@@ -10918,6 +12490,9 @@
         <w:t>параметров</w:t>
       </w:r>
       <w:r>
+        <w:rPr>
+          <w:lang w:val="ru-RU"/>
+        </w:rPr>
         <w:t xml:space="preserve">. </w:t>
       </w:r>
       <w:r>
@@ -10927,6 +12502,9 @@
         <w:t>Дополните</w:t>
       </w:r>
       <w:r>
+        <w:rPr>
+          <w:lang w:val="ru-RU"/>
+        </w:rPr>
         <w:t xml:space="preserve"> </w:t>
       </w:r>
       <w:r>
@@ -10936,6 +12514,9 @@
         <w:t>ограничения</w:t>
       </w:r>
       <w:r>
+        <w:rPr>
+          <w:lang w:val="ru-RU"/>
+        </w:rPr>
         <w:t xml:space="preserve"> </w:t>
       </w:r>
       <w:r>
@@ -10945,6 +12526,9 @@
         <w:t>условиями</w:t>
       </w:r>
       <w:r>
+        <w:rPr>
+          <w:lang w:val="ru-RU"/>
+        </w:rPr>
         <w:t xml:space="preserve"> </w:t>
       </w:r>
       <w:r>
@@ -10954,6 +12538,9 @@
         <w:t>сохранения</w:t>
       </w:r>
       <w:r>
+        <w:rPr>
+          <w:lang w:val="ru-RU"/>
+        </w:rPr>
         <w:t xml:space="preserve"> </w:t>
       </w:r>
       <w:r>
@@ -10963,6 +12550,9 @@
         <w:t>материала</w:t>
       </w:r>
       <w:r>
+        <w:rPr>
+          <w:lang w:val="ru-RU"/>
+        </w:rPr>
         <w:t xml:space="preserve"> </w:t>
       </w:r>
       <w:r>
@@ -10972,6 +12562,9 @@
         <w:t>между</w:t>
       </w:r>
       <w:r>
+        <w:rPr>
+          <w:lang w:val="ru-RU"/>
+        </w:rPr>
         <w:t xml:space="preserve"> </w:t>
       </w:r>
       <w:r>
@@ -10981,6 +12574,9 @@
         <w:t>пазом</w:t>
       </w:r>
       <w:r>
+        <w:rPr>
+          <w:lang w:val="ru-RU"/>
+        </w:rPr>
         <w:t xml:space="preserve"> </w:t>
       </w:r>
       <w:r>
@@ -10990,6 +12586,9 @@
         <w:t>и</w:t>
       </w:r>
       <w:r>
+        <w:rPr>
+          <w:lang w:val="ru-RU"/>
+        </w:rPr>
         <w:t xml:space="preserve"> </w:t>
       </w:r>
       <w:r>
@@ -10999,6 +12598,9 @@
         <w:t>отверстиями</w:t>
       </w:r>
       <w:r>
+        <w:rPr>
+          <w:lang w:val="ru-RU"/>
+        </w:rPr>
         <w:t xml:space="preserve">. </w:t>
       </w:r>
       <w:r>
@@ -11008,6 +12610,9 @@
         <w:t>Недопустимые</w:t>
       </w:r>
       <w:r>
+        <w:rPr>
+          <w:lang w:val="ru-RU"/>
+        </w:rPr>
         <w:t xml:space="preserve"> </w:t>
       </w:r>
       <w:r>
@@ -11017,6 +12622,9 @@
         <w:t>сочетания</w:t>
       </w:r>
       <w:r>
+        <w:rPr>
+          <w:lang w:val="ru-RU"/>
+        </w:rPr>
         <w:t xml:space="preserve"> </w:t>
       </w:r>
       <w:r>
@@ -11026,6 +12634,9 @@
         <w:t>следует</w:t>
       </w:r>
       <w:r>
+        <w:rPr>
+          <w:lang w:val="ru-RU"/>
+        </w:rPr>
         <w:t xml:space="preserve"> </w:t>
       </w:r>
       <w:r>
@@ -11035,6 +12646,9 @@
         <w:t>отклонять</w:t>
       </w:r>
       <w:r>
+        <w:rPr>
+          <w:lang w:val="ru-RU"/>
+        </w:rPr>
         <w:t xml:space="preserve"> </w:t>
       </w:r>
       <w:r>
@@ -11044,6 +12658,9 @@
         <w:t>без</w:t>
       </w:r>
       <w:r>
+        <w:rPr>
+          <w:lang w:val="ru-RU"/>
+        </w:rPr>
         <w:t xml:space="preserve"> </w:t>
       </w:r>
       <w:r>
@@ -11053,6 +12670,9 @@
         <w:t>автоматической</w:t>
       </w:r>
       <w:r>
+        <w:rPr>
+          <w:lang w:val="ru-RU"/>
+        </w:rPr>
         <w:t xml:space="preserve"> </w:t>
       </w:r>
       <w:r>
@@ -11062,6 +12682,9 @@
         <w:t>подмены</w:t>
       </w:r>
       <w:r>
+        <w:rPr>
+          <w:lang w:val="ru-RU"/>
+        </w:rPr>
         <w:t xml:space="preserve"> </w:t>
       </w:r>
       <w:r>
@@ -11071,6 +12694,9 @@
         <w:t>введённых</w:t>
       </w:r>
       <w:r>
+        <w:rPr>
+          <w:lang w:val="ru-RU"/>
+        </w:rPr>
         <w:t xml:space="preserve"> </w:t>
       </w:r>
       <w:r>
@@ -11080,14 +12706,20 @@
         <w:t>значений</w:t>
       </w:r>
       <w:r>
+        <w:rPr>
+          <w:lang w:val="ru-RU"/>
+        </w:rPr>
         <w:t>.</w:t>
       </w:r>
     </w:p>
   </w:comment>
-  <w:comment w:id="16" w:author="Kalentyev Alexey" w:date="2026-10-07T12:06:00Z" w:initials="KA">
+  <w:comment w:id="19" w:author="Илья Кряжов" w:date="2026-10-21T09:33:00Z" w:initials="ИК">
     <w:p>
       <w:pPr>
         <w:pStyle w:val="a6"/>
+        <w:rPr>
+          <w:lang w:val="ru-RU"/>
+        </w:rPr>
       </w:pPr>
       <w:r>
         <w:rPr>
@@ -11099,9 +12731,34 @@
         <w:rPr>
           <w:lang w:val="ru-RU"/>
         </w:rPr>
+        <w:t>исправлено</w:t>
+      </w:r>
+    </w:p>
+  </w:comment>
+  <w:comment w:id="20" w:author="Kalentyev Alexey" w:date="2026-10-07T12:06:00Z" w:initials="KA">
+    <w:p>
+      <w:pPr>
+        <w:pStyle w:val="a6"/>
+        <w:rPr>
+          <w:lang w:val="ru-RU"/>
+        </w:rPr>
+      </w:pPr>
+      <w:r>
+        <w:rPr>
+          <w:rStyle w:val="a4"/>
+        </w:rPr>
+        <w:annotationRef/>
+      </w:r>
+      <w:r>
+        <w:rPr>
+          <w:lang w:val="ru-RU"/>
+        </w:rPr>
         <w:t>Установите</w:t>
       </w:r>
       <w:r>
+        <w:rPr>
+          <w:lang w:val="ru-RU"/>
+        </w:rPr>
         <w:t xml:space="preserve"> </w:t>
       </w:r>
       <w:r>
@@ -11111,6 +12768,9 @@
         <w:t>отступ</w:t>
       </w:r>
       <w:r>
+        <w:rPr>
+          <w:lang w:val="ru-RU"/>
+        </w:rPr>
         <w:t xml:space="preserve"> </w:t>
       </w:r>
       <w:r>
@@ -11120,6 +12780,9 @@
         <w:t>первой</w:t>
       </w:r>
       <w:r>
+        <w:rPr>
+          <w:lang w:val="ru-RU"/>
+        </w:rPr>
         <w:t xml:space="preserve"> </w:t>
       </w:r>
       <w:r>
@@ -11129,6 +12792,9 @@
         <w:t>строки</w:t>
       </w:r>
       <w:r>
+        <w:rPr>
+          <w:lang w:val="ru-RU"/>
+        </w:rPr>
         <w:t xml:space="preserve"> 1,25 </w:t>
       </w:r>
       <w:r>
@@ -11138,6 +12804,9 @@
         <w:t>см</w:t>
       </w:r>
       <w:r>
+        <w:rPr>
+          <w:lang w:val="ru-RU"/>
+        </w:rPr>
         <w:t xml:space="preserve"> </w:t>
       </w:r>
       <w:r>
@@ -11147,6 +12816,9 @@
         <w:t>в</w:t>
       </w:r>
       <w:r>
+        <w:rPr>
+          <w:lang w:val="ru-RU"/>
+        </w:rPr>
         <w:t xml:space="preserve"> </w:t>
       </w:r>
       <w:r>
@@ -11156,6 +12828,9 @@
         <w:t>абзацах</w:t>
       </w:r>
       <w:r>
+        <w:rPr>
+          <w:lang w:val="ru-RU"/>
+        </w:rPr>
         <w:t xml:space="preserve"> </w:t>
       </w:r>
       <w:r>
@@ -11165,6 +12840,9 @@
         <w:t>с</w:t>
       </w:r>
       <w:r>
+        <w:rPr>
+          <w:lang w:val="ru-RU"/>
+        </w:rPr>
         <w:t xml:space="preserve"> </w:t>
       </w:r>
       <w:r>
@@ -11174,6 +12852,9 @@
         <w:t>определениями</w:t>
       </w:r>
       <w:r>
+        <w:rPr>
+          <w:lang w:val="ru-RU"/>
+        </w:rPr>
         <w:t xml:space="preserve"> </w:t>
       </w:r>
       <w:r>
@@ -11183,6 +12864,9 @@
         <w:t>параметров</w:t>
       </w:r>
       <w:r>
+        <w:rPr>
+          <w:lang w:val="ru-RU"/>
+        </w:rPr>
         <w:t xml:space="preserve"> </w:t>
       </w:r>
       <w:r>
@@ -11192,6 +12876,9 @@
         <w:t>на</w:t>
       </w:r>
       <w:r>
+        <w:rPr>
+          <w:lang w:val="ru-RU"/>
+        </w:rPr>
         <w:t xml:space="preserve"> </w:t>
       </w:r>
       <w:r>
@@ -11201,6 +12888,9 @@
         <w:t>стр</w:t>
       </w:r>
       <w:r>
+        <w:rPr>
+          <w:lang w:val="ru-RU"/>
+        </w:rPr>
         <w:t xml:space="preserve">. 7 </w:t>
       </w:r>
       <w:r>
@@ -11210,6 +12900,9 @@
         <w:t>и</w:t>
       </w:r>
       <w:r>
+        <w:rPr>
+          <w:lang w:val="ru-RU"/>
+        </w:rPr>
         <w:t xml:space="preserve"> </w:t>
       </w:r>
       <w:r>
@@ -11219,6 +12912,9 @@
         <w:t>в</w:t>
       </w:r>
       <w:r>
+        <w:rPr>
+          <w:lang w:val="ru-RU"/>
+        </w:rPr>
         <w:t xml:space="preserve"> </w:t>
       </w:r>
       <w:r>
@@ -11228,6 +12924,9 @@
         <w:t>абзаце</w:t>
       </w:r>
       <w:r>
+        <w:rPr>
+          <w:lang w:val="ru-RU"/>
+        </w:rPr>
         <w:t xml:space="preserve"> </w:t>
       </w:r>
       <w:r>
@@ -11237,6 +12936,9 @@
         <w:t>«Значения</w:t>
       </w:r>
       <w:r>
+        <w:rPr>
+          <w:lang w:val="ru-RU"/>
+        </w:rPr>
         <w:t xml:space="preserve"> </w:t>
       </w:r>
       <w:r>
@@ -11246,6 +12948,9 @@
         <w:t>вне</w:t>
       </w:r>
       <w:r>
+        <w:rPr>
+          <w:lang w:val="ru-RU"/>
+        </w:rPr>
         <w:t xml:space="preserve"> </w:t>
       </w:r>
       <w:r>
@@ -11255,6 +12960,9 @@
         <w:t>указанных</w:t>
       </w:r>
       <w:r>
+        <w:rPr>
+          <w:lang w:val="ru-RU"/>
+        </w:rPr>
         <w:t xml:space="preserve"> </w:t>
       </w:r>
       <w:r>
@@ -11264,6 +12972,9 @@
         <w:t>диапазонов…»</w:t>
       </w:r>
       <w:r>
+        <w:rPr>
+          <w:lang w:val="ru-RU"/>
+        </w:rPr>
         <w:t xml:space="preserve"> </w:t>
       </w:r>
       <w:r>
@@ -11273,6 +12984,9 @@
         <w:t>на</w:t>
       </w:r>
       <w:r>
+        <w:rPr>
+          <w:lang w:val="ru-RU"/>
+        </w:rPr>
         <w:t xml:space="preserve"> </w:t>
       </w:r>
       <w:r>
@@ -11282,24 +12996,49 @@
         <w:t>стр</w:t>
       </w:r>
       <w:r>
+        <w:rPr>
+          <w:lang w:val="ru-RU"/>
+        </w:rPr>
         <w:t>. 8.</w:t>
       </w:r>
     </w:p>
   </w:comment>
-  <w:comment w:id="17" w:author="Kalentyev Alexey" w:date="2026-09-23T04:48:00Z" w:initials="KA">
-    <w:p>
-      <w:pPr>
-        <w:rPr>
-          <w:lang w:val="ru-RU"/>
-        </w:rPr>
-      </w:pPr>
-      <w:r>
+  <w:comment w:id="21" w:author="Илья Кряжов" w:date="2026-10-21T09:33:00Z" w:initials="ИК">
+    <w:p>
+      <w:pPr>
+        <w:pStyle w:val="a6"/>
+        <w:rPr>
+          <w:lang w:val="ru-RU"/>
+        </w:rPr>
+      </w:pPr>
+      <w:r>
+        <w:rPr>
+          <w:rStyle w:val="a4"/>
+        </w:rPr>
         <w:annotationRef/>
       </w:r>
       <w:r>
         <w:rPr>
           <w:lang w:val="ru-RU"/>
         </w:rPr>
+        <w:t>исправлено</w:t>
+      </w:r>
+    </w:p>
+  </w:comment>
+  <w:comment w:id="22" w:author="Kalentyev Alexey" w:date="2026-09-23T04:48:00Z" w:initials="KA">
+    <w:p>
+      <w:pPr>
+        <w:rPr>
+          <w:lang w:val="ru-RU"/>
+        </w:rPr>
+      </w:pPr>
+      <w:r>
+        <w:annotationRef/>
+      </w:r>
+      <w:r>
+        <w:rPr>
+          <w:lang w:val="ru-RU"/>
+        </w:rPr>
         <w:t xml:space="preserve">Согласуйте обозначение </w:t>
       </w:r>
       <w:r>
@@ -11327,7 +13066,14 @@
         <w:rPr>
           <w:lang w:val="ru-RU"/>
         </w:rPr>
-        <w:t>5, которые есть на чертеже, но отсутствуют в описании геометрии.</w:t>
+        <w:t xml:space="preserve">5, которые есть на чертеже, но отсутствуют в описании </w:t>
+      </w:r>
+      <w:proofErr w:type="gramStart"/>
+      <w:r>
+        <w:rPr>
+          <w:lang w:val="ru-RU"/>
+        </w:rPr>
+        <w:t>геометрии.</w:t>
       </w:r>
       <w:r>
         <w:rPr>
@@ -11335,12 +13081,16 @@
         </w:rPr>
         <w:t>+</w:t>
       </w:r>
+      <w:proofErr w:type="gramEnd"/>
     </w:p>
   </w:comment>
-  <w:comment w:id="18" w:author="Kalentyev Alexey" w:date="2026-10-07T12:10:00Z" w:initials="KA">
+  <w:comment w:id="23" w:author="Kalentyev Alexey" w:date="2026-10-07T12:10:00Z" w:initials="KA">
     <w:p>
       <w:pPr>
         <w:pStyle w:val="a6"/>
+        <w:rPr>
+          <w:lang w:val="ru-RU"/>
+        </w:rPr>
       </w:pPr>
       <w:r>
         <w:rPr>
@@ -11355,6 +13105,9 @@
         <w:t>Исправлено</w:t>
       </w:r>
       <w:r>
+        <w:rPr>
+          <w:lang w:val="ru-RU"/>
+        </w:rPr>
         <w:t xml:space="preserve"> </w:t>
       </w:r>
       <w:r>
@@ -11364,6 +13117,9 @@
         <w:t>частично</w:t>
       </w:r>
       <w:r>
+        <w:rPr>
+          <w:lang w:val="ru-RU"/>
+        </w:rPr>
         <w:t xml:space="preserve">. </w:t>
       </w:r>
       <w:r>
@@ -11373,7 +13129,19 @@
         <w:t>Для</w:t>
       </w:r>
       <w:r>
-        <w:t xml:space="preserve"> P2 </w:t>
+        <w:rPr>
+          <w:lang w:val="ru-RU"/>
+        </w:rPr>
+        <w:t xml:space="preserve"> </w:t>
+      </w:r>
+      <w:r>
+        <w:t>P</w:t>
+      </w:r>
+      <w:r>
+        <w:rPr>
+          <w:lang w:val="ru-RU"/>
+        </w:rPr>
+        <w:t xml:space="preserve">2 </w:t>
       </w:r>
       <w:r>
         <w:rPr>
@@ -11382,7 +13150,19 @@
         <w:t>и</w:t>
       </w:r>
       <w:r>
-        <w:t xml:space="preserve"> P5 </w:t>
+        <w:rPr>
+          <w:lang w:val="ru-RU"/>
+        </w:rPr>
+        <w:t xml:space="preserve"> </w:t>
+      </w:r>
+      <w:r>
+        <w:t>P</w:t>
+      </w:r>
+      <w:r>
+        <w:rPr>
+          <w:lang w:val="ru-RU"/>
+        </w:rPr>
+        <w:t xml:space="preserve">5 </w:t>
       </w:r>
       <w:r>
         <w:rPr>
@@ -11391,6 +13171,9 @@
         <w:t>добавлены</w:t>
       </w:r>
       <w:r>
+        <w:rPr>
+          <w:lang w:val="ru-RU"/>
+        </w:rPr>
         <w:t xml:space="preserve"> </w:t>
       </w:r>
       <w:r>
@@ -11400,6 +13183,9 @@
         <w:t>определения</w:t>
       </w:r>
       <w:r>
+        <w:rPr>
+          <w:lang w:val="ru-RU"/>
+        </w:rPr>
         <w:t xml:space="preserve"> </w:t>
       </w:r>
       <w:r>
@@ -11409,6 +13195,9 @@
         <w:t>и</w:t>
       </w:r>
       <w:r>
+        <w:rPr>
+          <w:lang w:val="ru-RU"/>
+        </w:rPr>
         <w:t xml:space="preserve"> </w:t>
       </w:r>
       <w:r>
@@ -11418,7 +13207,19 @@
         <w:t>формулы</w:t>
       </w:r>
       <w:r>
-        <w:t xml:space="preserve"> P2 = 0,2</w:t>
+        <w:rPr>
+          <w:lang w:val="ru-RU"/>
+        </w:rPr>
+        <w:t xml:space="preserve"> </w:t>
+      </w:r>
+      <w:r>
+        <w:t>P</w:t>
+      </w:r>
+      <w:r>
+        <w:rPr>
+          <w:lang w:val="ru-RU"/>
+        </w:rPr>
+        <w:t>2 = 0,2</w:t>
       </w:r>
       <w:r>
         <w:rPr>
@@ -11427,7 +13228,13 @@
         <w:t>·</w:t>
       </w:r>
       <w:r>
-        <w:t xml:space="preserve">P1 </w:t>
+        <w:t>P</w:t>
+      </w:r>
+      <w:r>
+        <w:rPr>
+          <w:lang w:val="ru-RU"/>
+        </w:rPr>
+        <w:t xml:space="preserve">1 </w:t>
       </w:r>
       <w:r>
         <w:rPr>
@@ -11436,7 +13243,19 @@
         <w:t>и</w:t>
       </w:r>
       <w:r>
-        <w:t xml:space="preserve"> P5 = 0,5</w:t>
+        <w:rPr>
+          <w:lang w:val="ru-RU"/>
+        </w:rPr>
+        <w:t xml:space="preserve"> </w:t>
+      </w:r>
+      <w:r>
+        <w:t>P</w:t>
+      </w:r>
+      <w:r>
+        <w:rPr>
+          <w:lang w:val="ru-RU"/>
+        </w:rPr>
+        <w:t>5 = 0,5</w:t>
       </w:r>
       <w:r>
         <w:rPr>
@@ -11445,7 +13264,22 @@
         <w:t>·</w:t>
       </w:r>
       <w:r>
-        <w:t xml:space="preserve">P4. P3 </w:t>
+        <w:t>P</w:t>
+      </w:r>
+      <w:r>
+        <w:rPr>
+          <w:lang w:val="ru-RU"/>
+        </w:rPr>
+        <w:t xml:space="preserve">4. </w:t>
+      </w:r>
+      <w:r>
+        <w:t>P</w:t>
+      </w:r>
+      <w:r>
+        <w:rPr>
+          <w:lang w:val="ru-RU"/>
+        </w:rPr>
+        <w:t xml:space="preserve">3 </w:t>
       </w:r>
       <w:r>
         <w:rPr>
@@ -11454,6 +13288,9 @@
         <w:t>теперь</w:t>
       </w:r>
       <w:r>
+        <w:rPr>
+          <w:lang w:val="ru-RU"/>
+        </w:rPr>
         <w:t xml:space="preserve"> </w:t>
       </w:r>
       <w:r>
@@ -11463,6 +13300,9 @@
         <w:t>пояснён</w:t>
       </w:r>
       <w:r>
+        <w:rPr>
+          <w:lang w:val="ru-RU"/>
+        </w:rPr>
         <w:t xml:space="preserve"> </w:t>
       </w:r>
       <w:r>
@@ -11472,6 +13312,9 @@
         <w:t>как</w:t>
       </w:r>
       <w:r>
+        <w:rPr>
+          <w:lang w:val="ru-RU"/>
+        </w:rPr>
         <w:t xml:space="preserve"> </w:t>
       </w:r>
       <w:r>
@@ -11481,6 +13324,9 @@
         <w:t>ширина</w:t>
       </w:r>
       <w:r>
+        <w:rPr>
+          <w:lang w:val="ru-RU"/>
+        </w:rPr>
         <w:t xml:space="preserve"> </w:t>
       </w:r>
       <w:r>
@@ -11490,6 +13336,9 @@
         <w:t>паза</w:t>
       </w:r>
       <w:r>
+        <w:rPr>
+          <w:lang w:val="ru-RU"/>
+        </w:rPr>
         <w:t xml:space="preserve">, </w:t>
       </w:r>
       <w:r>
@@ -11499,6 +13348,9 @@
         <w:t>измеряемая</w:t>
       </w:r>
       <w:r>
+        <w:rPr>
+          <w:lang w:val="ru-RU"/>
+        </w:rPr>
         <w:t xml:space="preserve"> </w:t>
       </w:r>
       <w:r>
@@ -11508,6 +13360,9 @@
         <w:t>перпендикулярно</w:t>
       </w:r>
       <w:r>
+        <w:rPr>
+          <w:lang w:val="ru-RU"/>
+        </w:rPr>
         <w:t xml:space="preserve"> </w:t>
       </w:r>
       <w:r>
@@ -11517,6 +13372,9 @@
         <w:t>его</w:t>
       </w:r>
       <w:r>
+        <w:rPr>
+          <w:lang w:val="ru-RU"/>
+        </w:rPr>
         <w:t xml:space="preserve"> </w:t>
       </w:r>
       <w:r>
@@ -11526,6 +13384,9 @@
         <w:t>оси</w:t>
       </w:r>
       <w:r>
+        <w:rPr>
+          <w:lang w:val="ru-RU"/>
+        </w:rPr>
         <w:t xml:space="preserve">, </w:t>
       </w:r>
       <w:r>
@@ -11535,6 +13396,9 @@
         <w:t>но</w:t>
       </w:r>
       <w:r>
+        <w:rPr>
+          <w:lang w:val="ru-RU"/>
+        </w:rPr>
         <w:t xml:space="preserve"> </w:t>
       </w:r>
       <w:r>
@@ -11544,6 +13408,9 @@
         <w:t>название</w:t>
       </w:r>
       <w:r>
+        <w:rPr>
+          <w:lang w:val="ru-RU"/>
+        </w:rPr>
         <w:t xml:space="preserve"> </w:t>
       </w:r>
       <w:r>
@@ -11553,6 +13420,9 @@
         <w:t>по-прежнему</w:t>
       </w:r>
       <w:r>
+        <w:rPr>
+          <w:lang w:val="ru-RU"/>
+        </w:rPr>
         <w:t xml:space="preserve"> </w:t>
       </w:r>
       <w:r>
@@ -11562,6 +13432,9 @@
         <w:t>начинается</w:t>
       </w:r>
       <w:r>
+        <w:rPr>
+          <w:lang w:val="ru-RU"/>
+        </w:rPr>
         <w:t xml:space="preserve"> </w:t>
       </w:r>
       <w:r>
@@ -11571,6 +13444,9 @@
         <w:t>словами</w:t>
       </w:r>
       <w:r>
+        <w:rPr>
+          <w:lang w:val="ru-RU"/>
+        </w:rPr>
         <w:t xml:space="preserve"> </w:t>
       </w:r>
       <w:r>
@@ -11580,6 +13456,9 @@
         <w:t>«Диаметр</w:t>
       </w:r>
       <w:r>
+        <w:rPr>
+          <w:lang w:val="ru-RU"/>
+        </w:rPr>
         <w:t xml:space="preserve"> </w:t>
       </w:r>
       <w:r>
@@ -11589,6 +13468,9 @@
         <w:t>открытого</w:t>
       </w:r>
       <w:r>
+        <w:rPr>
+          <w:lang w:val="ru-RU"/>
+        </w:rPr>
         <w:t xml:space="preserve"> </w:t>
       </w:r>
       <w:r>
@@ -11598,6 +13480,9 @@
         <w:t>паза»</w:t>
       </w:r>
       <w:r>
+        <w:rPr>
+          <w:lang w:val="ru-RU"/>
+        </w:rPr>
         <w:t xml:space="preserve">. </w:t>
       </w:r>
       <w:r>
@@ -11607,6 +13492,9 @@
         <w:t>Следует</w:t>
       </w:r>
       <w:r>
+        <w:rPr>
+          <w:lang w:val="ru-RU"/>
+        </w:rPr>
         <w:t xml:space="preserve"> </w:t>
       </w:r>
       <w:r>
@@ -11616,6 +13504,9 @@
         <w:t>привести</w:t>
       </w:r>
       <w:r>
+        <w:rPr>
+          <w:lang w:val="ru-RU"/>
+        </w:rPr>
         <w:t xml:space="preserve"> </w:t>
       </w:r>
       <w:r>
@@ -11625,6 +13516,9 @@
         <w:t>название</w:t>
       </w:r>
       <w:r>
+        <w:rPr>
+          <w:lang w:val="ru-RU"/>
+        </w:rPr>
         <w:t xml:space="preserve"> </w:t>
       </w:r>
       <w:r>
@@ -11634,6 +13528,9 @@
         <w:t>к</w:t>
       </w:r>
       <w:r>
+        <w:rPr>
+          <w:lang w:val="ru-RU"/>
+        </w:rPr>
         <w:t xml:space="preserve"> </w:t>
       </w:r>
       <w:r>
@@ -11643,6 +13540,9 @@
         <w:t>определению</w:t>
       </w:r>
       <w:r>
+        <w:rPr>
+          <w:lang w:val="ru-RU"/>
+        </w:rPr>
         <w:t xml:space="preserve"> </w:t>
       </w:r>
       <w:r>
@@ -11652,6 +13552,9 @@
         <w:t>и</w:t>
       </w:r>
       <w:r>
+        <w:rPr>
+          <w:lang w:val="ru-RU"/>
+        </w:rPr>
         <w:t xml:space="preserve"> </w:t>
       </w:r>
       <w:r>
@@ -11661,6 +13564,9 @@
         <w:t>рисунку</w:t>
       </w:r>
       <w:r>
+        <w:rPr>
+          <w:lang w:val="ru-RU"/>
+        </w:rPr>
         <w:t xml:space="preserve">: </w:t>
       </w:r>
       <w:r>
@@ -11670,6 +13576,9 @@
         <w:t>«Ширина</w:t>
       </w:r>
       <w:r>
+        <w:rPr>
+          <w:lang w:val="ru-RU"/>
+        </w:rPr>
         <w:t xml:space="preserve"> </w:t>
       </w:r>
       <w:r>
@@ -11679,6 +13588,9 @@
         <w:t>открытого</w:t>
       </w:r>
       <w:r>
+        <w:rPr>
+          <w:lang w:val="ru-RU"/>
+        </w:rPr>
         <w:t xml:space="preserve"> </w:t>
       </w:r>
       <w:r>
@@ -11688,7 +13600,19 @@
         <w:t>паза</w:t>
       </w:r>
       <w:r>
-        <w:t xml:space="preserve"> P3</w:t>
+        <w:rPr>
+          <w:lang w:val="ru-RU"/>
+        </w:rPr>
+        <w:t xml:space="preserve"> </w:t>
+      </w:r>
+      <w:r>
+        <w:t>P</w:t>
+      </w:r>
+      <w:r>
+        <w:rPr>
+          <w:lang w:val="ru-RU"/>
+        </w:rPr>
+        <w:t>3</w:t>
       </w:r>
       <w:r>
         <w:rPr>
@@ -11697,14 +13621,20 @@
         <w:t>»</w:t>
       </w:r>
       <w:r>
+        <w:rPr>
+          <w:lang w:val="ru-RU"/>
+        </w:rPr>
         <w:t>.</w:t>
       </w:r>
     </w:p>
   </w:comment>
-  <w:comment w:id="21" w:author="Kalentyev Alexey" w:date="2026-10-07T12:07:00Z" w:initials="KA">
+  <w:comment w:id="24" w:author="Илья Кряжов" w:date="2026-10-21T09:33:00Z" w:initials="ИК">
     <w:p>
       <w:pPr>
         <w:pStyle w:val="a6"/>
+        <w:rPr>
+          <w:lang w:val="ru-RU"/>
+        </w:rPr>
       </w:pPr>
       <w:r>
         <w:rPr>
@@ -11716,9 +13646,34 @@
         <w:rPr>
           <w:lang w:val="ru-RU"/>
         </w:rPr>
+        <w:t>исправлено</w:t>
+      </w:r>
+    </w:p>
+  </w:comment>
+  <w:comment w:id="27" w:author="Kalentyev Alexey" w:date="2026-10-07T12:07:00Z" w:initials="KA">
+    <w:p>
+      <w:pPr>
+        <w:pStyle w:val="a6"/>
+        <w:rPr>
+          <w:lang w:val="ru-RU"/>
+        </w:rPr>
+      </w:pPr>
+      <w:r>
+        <w:rPr>
+          <w:rStyle w:val="a4"/>
+        </w:rPr>
+        <w:annotationRef/>
+      </w:r>
+      <w:r>
+        <w:rPr>
+          <w:lang w:val="ru-RU"/>
+        </w:rPr>
         <w:t>Уберите</w:t>
       </w:r>
       <w:r>
+        <w:rPr>
+          <w:lang w:val="ru-RU"/>
+        </w:rPr>
         <w:t xml:space="preserve"> </w:t>
       </w:r>
       <w:r>
@@ -11728,6 +13683,9 @@
         <w:t>подчёркивание</w:t>
       </w:r>
       <w:r>
+        <w:rPr>
+          <w:lang w:val="ru-RU"/>
+        </w:rPr>
         <w:t xml:space="preserve"> </w:t>
       </w:r>
       <w:r>
@@ -11737,6 +13695,9 @@
         <w:t>слова</w:t>
       </w:r>
       <w:r>
+        <w:rPr>
+          <w:lang w:val="ru-RU"/>
+        </w:rPr>
         <w:t xml:space="preserve"> </w:t>
       </w:r>
       <w:r>
@@ -11746,6 +13707,9 @@
         <w:t>«одной»</w:t>
       </w:r>
       <w:r>
+        <w:rPr>
+          <w:lang w:val="ru-RU"/>
+        </w:rPr>
         <w:t xml:space="preserve">. </w:t>
       </w:r>
       <w:r>
@@ -11755,6 +13719,9 @@
         <w:t>При</w:t>
       </w:r>
       <w:r>
+        <w:rPr>
+          <w:lang w:val="ru-RU"/>
+        </w:rPr>
         <w:t xml:space="preserve"> </w:t>
       </w:r>
       <w:r>
@@ -11764,6 +13731,9 @@
         <w:t>необходимости</w:t>
       </w:r>
       <w:r>
+        <w:rPr>
+          <w:lang w:val="ru-RU"/>
+        </w:rPr>
         <w:t xml:space="preserve"> </w:t>
       </w:r>
       <w:r>
@@ -11773,6 +13743,9 @@
         <w:t>выделите</w:t>
       </w:r>
       <w:r>
+        <w:rPr>
+          <w:lang w:val="ru-RU"/>
+        </w:rPr>
         <w:t xml:space="preserve"> </w:t>
       </w:r>
       <w:r>
@@ -11782,6 +13755,9 @@
         <w:t>требование</w:t>
       </w:r>
       <w:r>
+        <w:rPr>
+          <w:lang w:val="ru-RU"/>
+        </w:rPr>
         <w:t xml:space="preserve"> </w:t>
       </w:r>
       <w:r>
@@ -11791,6 +13767,9 @@
         <w:t>разрешённым</w:t>
       </w:r>
       <w:r>
+        <w:rPr>
+          <w:lang w:val="ru-RU"/>
+        </w:rPr>
         <w:t xml:space="preserve"> </w:t>
       </w:r>
       <w:r>
@@ -11800,6 +13779,9 @@
         <w:t>начертанием</w:t>
       </w:r>
       <w:r>
+        <w:rPr>
+          <w:lang w:val="ru-RU"/>
+        </w:rPr>
         <w:t xml:space="preserve"> </w:t>
       </w:r>
       <w:r>
@@ -11809,14 +13791,20 @@
         <w:t>шрифта</w:t>
       </w:r>
       <w:r>
+        <w:rPr>
+          <w:lang w:val="ru-RU"/>
+        </w:rPr>
         <w:t>.</w:t>
       </w:r>
     </w:p>
   </w:comment>
-  <w:comment w:id="43" w:author="Kalentyev Alexey" w:date="2026-10-07T12:07:00Z" w:initials="KA">
+  <w:comment w:id="28" w:author="Илья Кряжов" w:date="2026-10-21T09:33:00Z" w:initials="ИК">
     <w:p>
       <w:pPr>
         <w:pStyle w:val="a6"/>
+        <w:rPr>
+          <w:lang w:val="ru-RU"/>
+        </w:rPr>
       </w:pPr>
       <w:r>
         <w:rPr>
@@ -11828,9 +13816,34 @@
         <w:rPr>
           <w:lang w:val="ru-RU"/>
         </w:rPr>
+        <w:t>исправлено</w:t>
+      </w:r>
+    </w:p>
+  </w:comment>
+  <w:comment w:id="50" w:author="Kalentyev Alexey" w:date="2026-10-07T12:07:00Z" w:initials="KA">
+    <w:p>
+      <w:pPr>
+        <w:pStyle w:val="a6"/>
+        <w:rPr>
+          <w:lang w:val="ru-RU"/>
+        </w:rPr>
+      </w:pPr>
+      <w:r>
+        <w:rPr>
+          <w:rStyle w:val="a4"/>
+        </w:rPr>
+        <w:annotationRef/>
+      </w:r>
+      <w:r>
+        <w:rPr>
+          <w:lang w:val="ru-RU"/>
+        </w:rPr>
         <w:t>Установите</w:t>
       </w:r>
       <w:r>
+        <w:rPr>
+          <w:lang w:val="ru-RU"/>
+        </w:rPr>
         <w:t xml:space="preserve"> </w:t>
       </w:r>
       <w:r>
@@ -11840,6 +13853,9 @@
         <w:t>одинарный</w:t>
       </w:r>
       <w:r>
+        <w:rPr>
+          <w:lang w:val="ru-RU"/>
+        </w:rPr>
         <w:t xml:space="preserve"> </w:t>
       </w:r>
       <w:r>
@@ -11849,6 +13865,9 @@
         <w:t>межстрочный</w:t>
       </w:r>
       <w:r>
+        <w:rPr>
+          <w:lang w:val="ru-RU"/>
+        </w:rPr>
         <w:t xml:space="preserve"> </w:t>
       </w:r>
       <w:r>
@@ -11858,6 +13877,9 @@
         <w:t>интервал</w:t>
       </w:r>
       <w:r>
+        <w:rPr>
+          <w:lang w:val="ru-RU"/>
+        </w:rPr>
         <w:t xml:space="preserve"> </w:t>
       </w:r>
       <w:r>
@@ -11867,6 +13889,9 @@
         <w:t>в</w:t>
       </w:r>
       <w:r>
+        <w:rPr>
+          <w:lang w:val="ru-RU"/>
+        </w:rPr>
         <w:t xml:space="preserve"> </w:t>
       </w:r>
       <w:r>
@@ -11876,6 +13901,9 @@
         <w:t>ячейках</w:t>
       </w:r>
       <w:r>
+        <w:rPr>
+          <w:lang w:val="ru-RU"/>
+        </w:rPr>
         <w:t xml:space="preserve"> </w:t>
       </w:r>
       <w:r>
@@ -11885,14 +13913,20 @@
         <w:t>таблицы</w:t>
       </w:r>
       <w:r>
+        <w:rPr>
+          <w:lang w:val="ru-RU"/>
+        </w:rPr>
         <w:t xml:space="preserve"> 4.1.</w:t>
       </w:r>
     </w:p>
   </w:comment>
-  <w:comment w:id="51" w:author="Kalentyev Alexey" w:date="2026-10-07T12:08:00Z" w:initials="KA">
+  <w:comment w:id="51" w:author="Илья Кряжов" w:date="2026-10-21T09:33:00Z" w:initials="ИК">
     <w:p>
       <w:pPr>
         <w:pStyle w:val="a6"/>
+        <w:rPr>
+          <w:lang w:val="ru-RU"/>
+        </w:rPr>
       </w:pPr>
       <w:r>
         <w:rPr>
@@ -11904,9 +13938,34 @@
         <w:rPr>
           <w:lang w:val="ru-RU"/>
         </w:rPr>
+        <w:t>исправлено</w:t>
+      </w:r>
+    </w:p>
+  </w:comment>
+  <w:comment w:id="59" w:author="Kalentyev Alexey" w:date="2026-10-07T12:08:00Z" w:initials="KA">
+    <w:p>
+      <w:pPr>
+        <w:pStyle w:val="a6"/>
+        <w:rPr>
+          <w:lang w:val="ru-RU"/>
+        </w:rPr>
+      </w:pPr>
+      <w:r>
+        <w:rPr>
+          <w:rStyle w:val="a4"/>
+        </w:rPr>
+        <w:annotationRef/>
+      </w:r>
+      <w:r>
+        <w:rPr>
+          <w:lang w:val="ru-RU"/>
+        </w:rPr>
         <w:t>Восстановите</w:t>
       </w:r>
       <w:r>
+        <w:rPr>
+          <w:lang w:val="ru-RU"/>
+        </w:rPr>
         <w:t xml:space="preserve"> </w:t>
       </w:r>
       <w:r>
@@ -11916,6 +13975,9 @@
         <w:t>полуторный</w:t>
       </w:r>
       <w:r>
+        <w:rPr>
+          <w:lang w:val="ru-RU"/>
+        </w:rPr>
         <w:t xml:space="preserve"> </w:t>
       </w:r>
       <w:r>
@@ -11925,6 +13987,9 @@
         <w:t>межстрочный</w:t>
       </w:r>
       <w:r>
+        <w:rPr>
+          <w:lang w:val="ru-RU"/>
+        </w:rPr>
         <w:t xml:space="preserve"> </w:t>
       </w:r>
       <w:r>
@@ -11934,6 +13999,9 @@
         <w:t>интервал</w:t>
       </w:r>
       <w:r>
+        <w:rPr>
+          <w:lang w:val="ru-RU"/>
+        </w:rPr>
         <w:t xml:space="preserve"> </w:t>
       </w:r>
       <w:r>
@@ -11943,6 +14011,9 @@
         <w:t>во</w:t>
       </w:r>
       <w:r>
+        <w:rPr>
+          <w:lang w:val="ru-RU"/>
+        </w:rPr>
         <w:t xml:space="preserve"> </w:t>
       </w:r>
       <w:r>
@@ -11952,6 +14023,9 @@
         <w:t>всех</w:t>
       </w:r>
       <w:r>
+        <w:rPr>
+          <w:lang w:val="ru-RU"/>
+        </w:rPr>
         <w:t xml:space="preserve"> </w:t>
       </w:r>
       <w:r>
@@ -11961,6 +14035,9 @@
         <w:t>четырёх</w:t>
       </w:r>
       <w:r>
+        <w:rPr>
+          <w:lang w:val="ru-RU"/>
+        </w:rPr>
         <w:t xml:space="preserve"> </w:t>
       </w:r>
       <w:r>
@@ -11970,6 +14047,9 @@
         <w:t>текстовых</w:t>
       </w:r>
       <w:r>
+        <w:rPr>
+          <w:lang w:val="ru-RU"/>
+        </w:rPr>
         <w:t xml:space="preserve"> </w:t>
       </w:r>
       <w:r>
@@ -11979,6 +14059,9 @@
         <w:t>абзацах</w:t>
       </w:r>
       <w:r>
+        <w:rPr>
+          <w:lang w:val="ru-RU"/>
+        </w:rPr>
         <w:t xml:space="preserve"> </w:t>
       </w:r>
       <w:r>
@@ -11988,25 +14071,61 @@
         <w:t>п</w:t>
       </w:r>
       <w:r>
+        <w:rPr>
+          <w:lang w:val="ru-RU"/>
+        </w:rPr>
         <w:t>. 6.2.</w:t>
       </w:r>
+    </w:p>
+  </w:comment>
+  <w:comment w:id="60" w:author="Илья Кряжов" w:date="2026-10-21T09:34:00Z" w:initials="ИК">
+    <w:p>
+      <w:pPr>
+        <w:pStyle w:val="a6"/>
+        <w:rPr>
+          <w:lang w:val="ru-RU"/>
+        </w:rPr>
+      </w:pPr>
+      <w:r>
+        <w:rPr>
+          <w:rStyle w:val="a4"/>
+        </w:rPr>
+        <w:annotationRef/>
+      </w:r>
+      <w:r>
+        <w:rPr>
+          <w:lang w:val="ru-RU"/>
+        </w:rPr>
+        <w:t>исправлено</w:t>
+      </w:r>
+      <w:bookmarkStart w:id="61" w:name="_GoBack"/>
+      <w:bookmarkEnd w:id="61"/>
     </w:p>
   </w:comment>
 </w:comments>
 </file>
 
 <file path=word/commentsExtended.xml><?xml version="1.0" encoding="utf-8"?>
-<w15:commentsEx xmlns:wpc="http://schemas.microsoft.com/office/word/2010/wordprocessingCanvas" xmlns:cx="http://schemas.microsoft.com/office/drawing/2014/chartex" xmlns:cx1="http://schemas.microsoft.com/office/drawing/2015/9/8/chartex" xmlns:cx2="http://schemas.microsoft.com/office/drawing/2015/10/21/chartex" xmlns:cx3="http://schemas.microsoft.com/office/drawing/2016/5/9/chartex" xmlns:cx4="http://schemas.microsoft.com/office/drawing/2016/5/10/chartex" xmlns:cx5="http://schemas.microsoft.com/office/drawing/2016/5/11/chartex" xmlns:cx6="http://schemas.microsoft.com/office/drawing/2016/5/12/chartex" xmlns:cx7="http://schemas.microsoft.com/office/drawing/2016/5/13/chartex" xmlns:cx8="http://schemas.microsoft.com/office/drawing/2016/5/14/chartex" xmlns:mc="http://schemas.openxmlformats.org/markup-compatibility/2006" xmlns:aink="http://schemas.microsoft.com/office/drawing/2016/ink" xmlns:am3d="http://schemas.microsoft.com/office/drawing/2017/model3d" xmlns:o="urn:schemas-microsoft-com:office:office" xmlns:oel="http://schemas.microsoft.com/office/2019/extlst" xmlns:r="http://schemas.openxmlformats.org/officeDocument/2006/relationships" xmlns:m="http://schemas.openxmlformats.org/officeDocument/2006/math" xmlns:v="urn:schemas-microsoft-com:vml" xmlns:wp14="http://schemas.microsoft.com/office/word/2010/wordprocessingDrawing" xmlns:wp="http://schemas.openxmlformats.org/drawingml/2006/wordprocessingDrawing" xmlns:w10="urn:schemas-microsoft-com:office:word" xmlns:w="http://schemas.openxmlformats.org/wordprocessingml/2006/main" xmlns:w14="http://schemas.microsoft.com/office/word/2010/wordml" xmlns:w15="http://schemas.microsoft.com/office/word/2012/wordml" xmlns:w16cex="http://schemas.microsoft.com/office/word/2018/wordml/cex" xmlns:w16cid="http://schemas.microsoft.com/office/word/2016/wordml/cid" xmlns:w16="http://schemas.microsoft.com/office/word/2018/wordml" xmlns:w16du="http://schemas.microsoft.com/office/word/2023/wordml/word16du" xmlns:w16sdtdh="http://schemas.microsoft.com/office/word/2020/wordml/sdtdatahash" xmlns:w16sdtfl="http://schemas.microsoft.com/office/word/2024/wordml/sdtformatlock" xmlns:w16se="http://schemas.microsoft.com/office/word/2015/wordml/symex" xmlns:wpg="http://schemas.microsoft.com/office/word/2010/wordprocessingGroup" xmlns:wpi="http://schemas.microsoft.com/office/word/2010/wordprocessingInk" xmlns:wne="http://schemas.microsoft.com/office/word/2006/wordml" xmlns:wps="http://schemas.microsoft.com/office/word/2010/wordprocessingShape" mc:Ignorable="w14 w15 w16se w16cid w16 w16cex w16sdtdh w16sdtfl w16du wp14">
+<w15:commentsEx xmlns:wpc="http://schemas.microsoft.com/office/word/2010/wordprocessingCanvas" xmlns:cx="http://schemas.microsoft.com/office/drawing/2014/chartex" xmlns:mc="http://schemas.openxmlformats.org/markup-compatibility/2006" xmlns:o="urn:schemas-microsoft-com:office:office" xmlns:r="http://schemas.openxmlformats.org/officeDocument/2006/relationships" xmlns:m="http://schemas.openxmlformats.org/officeDocument/2006/math" xmlns:v="urn:schemas-microsoft-com:vml" xmlns:wp14="http://schemas.microsoft.com/office/word/2010/wordprocessingDrawing" xmlns:wp="http://schemas.openxmlformats.org/drawingml/2006/wordprocessingDrawing" xmlns:w10="urn:schemas-microsoft-com:office:word" xmlns:w="http://schemas.openxmlformats.org/wordprocessingml/2006/main" xmlns:w14="http://schemas.microsoft.com/office/word/2010/wordml" xmlns:w15="http://schemas.microsoft.com/office/word/2012/wordml" xmlns:w16se="http://schemas.microsoft.com/office/word/2015/wordml/symex" xmlns:wpg="http://schemas.microsoft.com/office/word/2010/wordprocessingGroup" xmlns:wpi="http://schemas.microsoft.com/office/word/2010/wordprocessingInk" xmlns:wne="http://schemas.microsoft.com/office/word/2006/wordml" xmlns:wps="http://schemas.microsoft.com/office/word/2010/wordprocessingShape" mc:Ignorable="w14 w15 w16se wp14">
   <w15:commentEx w15:paraId="5BC63657" w15:done="0"/>
+  <w15:commentEx w15:paraId="70076954" w15:paraIdParent="5BC63657" w15:done="0"/>
   <w15:commentEx w15:paraId="24C79AD7" w15:done="0"/>
+  <w15:commentEx w15:paraId="20D8FBCB" w15:paraIdParent="24C79AD7" w15:done="0"/>
   <w15:commentEx w15:paraId="188A8A71" w15:done="0"/>
+  <w15:commentEx w15:paraId="1C90BC2B" w15:paraIdParent="188A8A71" w15:done="0"/>
   <w15:commentEx w15:paraId="1C727D13" w15:done="0"/>
+  <w15:commentEx w15:paraId="08A831EC" w15:paraIdParent="1C727D13" w15:done="0"/>
   <w15:commentEx w15:paraId="2EBF7C27" w15:done="0"/>
+  <w15:commentEx w15:paraId="577114DF" w15:paraIdParent="2EBF7C27" w15:done="0"/>
   <w15:commentEx w15:paraId="7917AB32" w15:done="0"/>
   <w15:commentEx w15:paraId="27A6FBA8" w15:paraIdParent="7917AB32" w15:done="0"/>
+  <w15:commentEx w15:paraId="23E9E4B2" w15:paraIdParent="7917AB32" w15:done="0"/>
   <w15:commentEx w15:paraId="3116DABB" w15:done="0"/>
+  <w15:commentEx w15:paraId="47CB950F" w15:paraIdParent="3116DABB" w15:done="0"/>
   <w15:commentEx w15:paraId="1983AB0F" w15:done="0"/>
+  <w15:commentEx w15:paraId="1B52AE91" w15:paraIdParent="1983AB0F" w15:done="0"/>
   <w15:commentEx w15:paraId="4519A1A4" w15:done="0"/>
+  <w15:commentEx w15:paraId="3C13F6E8" w15:paraIdParent="4519A1A4" w15:done="0"/>
 </w15:commentsEx>
 </file>
 
@@ -12039,7 +14158,7 @@
 </file>
 
 <file path=word/endnotes.xml><?xml version="1.0" encoding="utf-8"?>
-<w:endnotes xmlns:wpc="http://schemas.microsoft.com/office/word/2010/wordprocessingCanvas" xmlns:cx="http://schemas.microsoft.com/office/drawing/2014/chartex" xmlns:cx1="http://schemas.microsoft.com/office/drawing/2015/9/8/chartex" xmlns:cx2="http://schemas.microsoft.com/office/drawing/2015/10/21/chartex" xmlns:cx3="http://schemas.microsoft.com/office/drawing/2016/5/9/chartex" xmlns:cx4="http://schemas.microsoft.com/office/drawing/2016/5/10/chartex" xmlns:cx5="http://schemas.microsoft.com/office/drawing/2016/5/11/chartex" xmlns:cx6="http://schemas.microsoft.com/office/drawing/2016/5/12/chartex" xmlns:cx7="http://schemas.microsoft.com/office/drawing/2016/5/13/chartex" xmlns:cx8="http://schemas.microsoft.com/office/drawing/2016/5/14/chartex" xmlns:mc="http://schemas.openxmlformats.org/markup-compatibility/2006" xmlns:aink="http://schemas.microsoft.com/office/drawing/2016/ink" xmlns:am3d="http://schemas.microsoft.com/office/drawing/2017/model3d" xmlns:o="urn:schemas-microsoft-com:office:office" xmlns:oel="http://schemas.microsoft.com/office/2019/extlst" xmlns:r="http://schemas.openxmlformats.org/officeDocument/2006/relationships" xmlns:m="http://schemas.openxmlformats.org/officeDocument/2006/math" xmlns:v="urn:schemas-microsoft-com:vml" xmlns:wp14="http://schemas.microsoft.com/office/word/2010/wordprocessingDrawing" xmlns:wp="http://schemas.openxmlformats.org/drawingml/2006/wordprocessingDrawing" xmlns:w10="urn:schemas-microsoft-com:office:word" xmlns:w="http://schemas.openxmlformats.org/wordprocessingml/2006/main" xmlns:w14="http://schemas.microsoft.com/office/word/2010/wordml" xmlns:w15="http://schemas.microsoft.com/office/word/2012/wordml" xmlns:w16cex="http://schemas.microsoft.com/office/word/2018/wordml/cex" xmlns:w16cid="http://schemas.microsoft.com/office/word/2016/wordml/cid" xmlns:w16="http://schemas.microsoft.com/office/word/2018/wordml" xmlns:w16du="http://schemas.microsoft.com/office/word/2023/wordml/word16du" xmlns:w16sdtdh="http://schemas.microsoft.com/office/word/2020/wordml/sdtdatahash" xmlns:w16sdtfl="http://schemas.microsoft.com/office/word/2024/wordml/sdtformatlock" xmlns:w16se="http://schemas.microsoft.com/office/word/2015/wordml/symex" xmlns:wpg="http://schemas.microsoft.com/office/word/2010/wordprocessingGroup" xmlns:wpi="http://schemas.microsoft.com/office/word/2010/wordprocessingInk" xmlns:wne="http://schemas.microsoft.com/office/word/2006/wordml" xmlns:wps="http://schemas.microsoft.com/office/word/2010/wordprocessingShape" mc:Ignorable="w14 w15 w16se w16cid w16 w16cex w16sdtdh w16sdtfl w16du wp14">
+<w:endnotes xmlns:wpc="http://schemas.microsoft.com/office/word/2010/wordprocessingCanvas" xmlns:cx="http://schemas.microsoft.com/office/drawing/2014/chartex" xmlns:mc="http://schemas.openxmlformats.org/markup-compatibility/2006" xmlns:o="urn:schemas-microsoft-com:office:office" xmlns:r="http://schemas.openxmlformats.org/officeDocument/2006/relationships" xmlns:m="http://schemas.openxmlformats.org/officeDocument/2006/math" xmlns:v="urn:schemas-microsoft-com:vml" xmlns:wp14="http://schemas.microsoft.com/office/word/2010/wordprocessingDrawing" xmlns:wp="http://schemas.openxmlformats.org/drawingml/2006/wordprocessingDrawing" xmlns:w10="urn:schemas-microsoft-com:office:word" xmlns:w="http://schemas.openxmlformats.org/wordprocessingml/2006/main" xmlns:w14="http://schemas.microsoft.com/office/word/2010/wordml" xmlns:w15="http://schemas.microsoft.com/office/word/2012/wordml" xmlns:w16se="http://schemas.microsoft.com/office/word/2015/wordml/symex" xmlns:wpg="http://schemas.microsoft.com/office/word/2010/wordprocessingGroup" xmlns:wpi="http://schemas.microsoft.com/office/word/2010/wordprocessingInk" xmlns:wne="http://schemas.microsoft.com/office/word/2006/wordml" xmlns:wps="http://schemas.microsoft.com/office/word/2010/wordprocessingShape" mc:Ignorable="w14 w15 w16se wp14">
   <w:endnote w:type="separator" w:id="-1">
     <w:p>
       <w:r>
@@ -12058,7 +14177,7 @@
 </file>
 
 <file path=word/footer1.xml><?xml version="1.0" encoding="utf-8"?>
-<w:ftr xmlns:wpc="http://schemas.microsoft.com/office/word/2010/wordprocessingCanvas" xmlns:cx="http://schemas.microsoft.com/office/drawing/2014/chartex" xmlns:cx1="http://schemas.microsoft.com/office/drawing/2015/9/8/chartex" xmlns:cx2="http://schemas.microsoft.com/office/drawing/2015/10/21/chartex" xmlns:cx3="http://schemas.microsoft.com/office/drawing/2016/5/9/chartex" xmlns:cx4="http://schemas.microsoft.com/office/drawing/2016/5/10/chartex" xmlns:cx5="http://schemas.microsoft.com/office/drawing/2016/5/11/chartex" xmlns:cx6="http://schemas.microsoft.com/office/drawing/2016/5/12/chartex" xmlns:cx7="http://schemas.microsoft.com/office/drawing/2016/5/13/chartex" xmlns:cx8="http://schemas.microsoft.com/office/drawing/2016/5/14/chartex" xmlns:mc="http://schemas.openxmlformats.org/markup-compatibility/2006" xmlns:aink="http://schemas.microsoft.com/office/drawing/2016/ink" xmlns:am3d="http://schemas.microsoft.com/office/drawing/2017/model3d" xmlns:o="urn:schemas-microsoft-com:office:office" xmlns:oel="http://schemas.microsoft.com/office/2019/extlst" xmlns:r="http://schemas.openxmlformats.org/officeDocument/2006/relationships" xmlns:m="http://schemas.openxmlformats.org/officeDocument/2006/math" xmlns:v="urn:schemas-microsoft-com:vml" xmlns:wp14="http://schemas.microsoft.com/office/word/2010/wordprocessingDrawing" xmlns:wp="http://schemas.openxmlformats.org/drawingml/2006/wordprocessingDrawing" xmlns:w10="urn:schemas-microsoft-com:office:word" xmlns:w="http://schemas.openxmlformats.org/wordprocessingml/2006/main" xmlns:w14="http://schemas.microsoft.com/office/word/2010/wordml" xmlns:w15="http://schemas.microsoft.com/office/word/2012/wordml" xmlns:w16cex="http://schemas.microsoft.com/office/word/2018/wordml/cex" xmlns:w16cid="http://schemas.microsoft.com/office/word/2016/wordml/cid" xmlns:w16="http://schemas.microsoft.com/office/word/2018/wordml" xmlns:w16du="http://schemas.microsoft.com/office/word/2023/wordml/word16du" xmlns:w16sdtdh="http://schemas.microsoft.com/office/word/2020/wordml/sdtdatahash" xmlns:w16sdtfl="http://schemas.microsoft.com/office/word/2024/wordml/sdtformatlock" xmlns:w16se="http://schemas.microsoft.com/office/word/2015/wordml/symex" xmlns:wpg="http://schemas.microsoft.com/office/word/2010/wordprocessingGroup" xmlns:wpi="http://schemas.microsoft.com/office/word/2010/wordprocessingInk" xmlns:wne="http://schemas.microsoft.com/office/word/2006/wordml" xmlns:wps="http://schemas.microsoft.com/office/word/2010/wordprocessingShape" mc:Ignorable="w14 w15 w16se w16cid w16 w16cex w16sdtdh w16sdtfl w16du wp14">
+<w:ftr xmlns:wpc="http://schemas.microsoft.com/office/word/2010/wordprocessingCanvas" xmlns:cx="http://schemas.microsoft.com/office/drawing/2014/chartex" xmlns:mc="http://schemas.openxmlformats.org/markup-compatibility/2006" xmlns:o="urn:schemas-microsoft-com:office:office" xmlns:r="http://schemas.openxmlformats.org/officeDocument/2006/relationships" xmlns:m="http://schemas.openxmlformats.org/officeDocument/2006/math" xmlns:v="urn:schemas-microsoft-com:vml" xmlns:wp14="http://schemas.microsoft.com/office/word/2010/wordprocessingDrawing" xmlns:wp="http://schemas.openxmlformats.org/drawingml/2006/wordprocessingDrawing" xmlns:w10="urn:schemas-microsoft-com:office:word" xmlns:w="http://schemas.openxmlformats.org/wordprocessingml/2006/main" xmlns:w14="http://schemas.microsoft.com/office/word/2010/wordml" xmlns:w15="http://schemas.microsoft.com/office/word/2012/wordml" xmlns:w16se="http://schemas.microsoft.com/office/word/2015/wordml/symex" xmlns:wpg="http://schemas.microsoft.com/office/word/2010/wordprocessingGroup" xmlns:wpi="http://schemas.microsoft.com/office/word/2010/wordprocessingInk" xmlns:wne="http://schemas.microsoft.com/office/word/2006/wordml" xmlns:wps="http://schemas.microsoft.com/office/word/2010/wordprocessingShape" mc:Ignorable="w14 w15 w16se wp14">
   <w:p>
     <w:pPr>
       <w:pStyle w:val="ac"/>
@@ -12068,7 +14187,7 @@
 </file>
 
 <file path=word/footer2.xml><?xml version="1.0" encoding="utf-8"?>
-<w:ftr xmlns:wpc="http://schemas.microsoft.com/office/word/2010/wordprocessingCanvas" xmlns:cx="http://schemas.microsoft.com/office/drawing/2014/chartex" xmlns:cx1="http://schemas.microsoft.com/office/drawing/2015/9/8/chartex" xmlns:cx2="http://schemas.microsoft.com/office/drawing/2015/10/21/chartex" xmlns:cx3="http://schemas.microsoft.com/office/drawing/2016/5/9/chartex" xmlns:cx4="http://schemas.microsoft.com/office/drawing/2016/5/10/chartex" xmlns:cx5="http://schemas.microsoft.com/office/drawing/2016/5/11/chartex" xmlns:cx6="http://schemas.microsoft.com/office/drawing/2016/5/12/chartex" xmlns:cx7="http://schemas.microsoft.com/office/drawing/2016/5/13/chartex" xmlns:cx8="http://schemas.microsoft.com/office/drawing/2016/5/14/chartex" xmlns:mc="http://schemas.openxmlformats.org/markup-compatibility/2006" xmlns:aink="http://schemas.microsoft.com/office/drawing/2016/ink" xmlns:am3d="http://schemas.microsoft.com/office/drawing/2017/model3d" xmlns:o="urn:schemas-microsoft-com:office:office" xmlns:oel="http://schemas.microsoft.com/office/2019/extlst" xmlns:r="http://schemas.openxmlformats.org/officeDocument/2006/relationships" xmlns:m="http://schemas.openxmlformats.org/officeDocument/2006/math" xmlns:v="urn:schemas-microsoft-com:vml" xmlns:wp14="http://schemas.microsoft.com/office/word/2010/wordprocessingDrawing" xmlns:wp="http://schemas.openxmlformats.org/drawingml/2006/wordprocessingDrawing" xmlns:w10="urn:schemas-microsoft-com:office:word" xmlns:w="http://schemas.openxmlformats.org/wordprocessingml/2006/main" xmlns:w14="http://schemas.microsoft.com/office/word/2010/wordml" xmlns:w15="http://schemas.microsoft.com/office/word/2012/wordml" xmlns:w16cex="http://schemas.microsoft.com/office/word/2018/wordml/cex" xmlns:w16cid="http://schemas.microsoft.com/office/word/2016/wordml/cid" xmlns:w16="http://schemas.microsoft.com/office/word/2018/wordml" xmlns:w16du="http://schemas.microsoft.com/office/word/2023/wordml/word16du" xmlns:w16sdtdh="http://schemas.microsoft.com/office/word/2020/wordml/sdtdatahash" xmlns:w16sdtfl="http://schemas.microsoft.com/office/word/2024/wordml/sdtformatlock" xmlns:w16se="http://schemas.microsoft.com/office/word/2015/wordml/symex" xmlns:wpg="http://schemas.microsoft.com/office/word/2010/wordprocessingGroup" xmlns:wpi="http://schemas.microsoft.com/office/word/2010/wordprocessingInk" xmlns:wne="http://schemas.microsoft.com/office/word/2006/wordml" xmlns:wps="http://schemas.microsoft.com/office/word/2010/wordprocessingShape" mc:Ignorable="w14 w15 w16se w16cid w16 w16cex w16sdtdh w16sdtfl w16du wp14">
+<w:ftr xmlns:wpc="http://schemas.microsoft.com/office/word/2010/wordprocessingCanvas" xmlns:cx="http://schemas.microsoft.com/office/drawing/2014/chartex" xmlns:mc="http://schemas.openxmlformats.org/markup-compatibility/2006" xmlns:o="urn:schemas-microsoft-com:office:office" xmlns:r="http://schemas.openxmlformats.org/officeDocument/2006/relationships" xmlns:m="http://schemas.openxmlformats.org/officeDocument/2006/math" xmlns:v="urn:schemas-microsoft-com:vml" xmlns:wp14="http://schemas.microsoft.com/office/word/2010/wordprocessingDrawing" xmlns:wp="http://schemas.openxmlformats.org/drawingml/2006/wordprocessingDrawing" xmlns:w10="urn:schemas-microsoft-com:office:word" xmlns:w="http://schemas.openxmlformats.org/wordprocessingml/2006/main" xmlns:w14="http://schemas.microsoft.com/office/word/2010/wordml" xmlns:w15="http://schemas.microsoft.com/office/word/2012/wordml" xmlns:w16se="http://schemas.microsoft.com/office/word/2015/wordml/symex" xmlns:wpg="http://schemas.microsoft.com/office/word/2010/wordprocessingGroup" xmlns:wpi="http://schemas.microsoft.com/office/word/2010/wordprocessingInk" xmlns:wne="http://schemas.microsoft.com/office/word/2006/wordml" xmlns:wps="http://schemas.microsoft.com/office/word/2010/wordprocessingShape" mc:Ignorable="w14 w15 w16se wp14">
   <w:sdt>
     <w:sdtPr>
       <w:id w:val="-1511053990"/>
@@ -12101,7 +14220,7 @@
           <w:rPr>
             <w:noProof/>
           </w:rPr>
-          <w:t>18</w:t>
+          <w:t>17</w:t>
         </w:r>
         <w:r>
           <w:fldChar w:fldCharType="end"/>
@@ -12118,7 +14237,7 @@
 </file>
 
 <file path=word/footnotes.xml><?xml version="1.0" encoding="utf-8"?>
-<w:footnotes xmlns:wpc="http://schemas.microsoft.com/office/word/2010/wordprocessingCanvas" xmlns:cx="http://schemas.microsoft.com/office/drawing/2014/chartex" xmlns:cx1="http://schemas.microsoft.com/office/drawing/2015/9/8/chartex" xmlns:cx2="http://schemas.microsoft.com/office/drawing/2015/10/21/chartex" xmlns:cx3="http://schemas.microsoft.com/office/drawing/2016/5/9/chartex" xmlns:cx4="http://schemas.microsoft.com/office/drawing/2016/5/10/chartex" xmlns:cx5="http://schemas.microsoft.com/office/drawing/2016/5/11/chartex" xmlns:cx6="http://schemas.microsoft.com/office/drawing/2016/5/12/chartex" xmlns:cx7="http://schemas.microsoft.com/office/drawing/2016/5/13/chartex" xmlns:cx8="http://schemas.microsoft.com/office/drawing/2016/5/14/chartex" xmlns:mc="http://schemas.openxmlformats.org/markup-compatibility/2006" xmlns:aink="http://schemas.microsoft.com/office/drawing/2016/ink" xmlns:am3d="http://schemas.microsoft.com/office/drawing/2017/model3d" xmlns:o="urn:schemas-microsoft-com:office:office" xmlns:oel="http://schemas.microsoft.com/office/2019/extlst" xmlns:r="http://schemas.openxmlformats.org/officeDocument/2006/relationships" xmlns:m="http://schemas.openxmlformats.org/officeDocument/2006/math" xmlns:v="urn:schemas-microsoft-com:vml" xmlns:wp14="http://schemas.microsoft.com/office/word/2010/wordprocessingDrawing" xmlns:wp="http://schemas.openxmlformats.org/drawingml/2006/wordprocessingDrawing" xmlns:w10="urn:schemas-microsoft-com:office:word" xmlns:w="http://schemas.openxmlformats.org/wordprocessingml/2006/main" xmlns:w14="http://schemas.microsoft.com/office/word/2010/wordml" xmlns:w15="http://schemas.microsoft.com/office/word/2012/wordml" xmlns:w16cex="http://schemas.microsoft.com/office/word/2018/wordml/cex" xmlns:w16cid="http://schemas.microsoft.com/office/word/2016/wordml/cid" xmlns:w16="http://schemas.microsoft.com/office/word/2018/wordml" xmlns:w16du="http://schemas.microsoft.com/office/word/2023/wordml/word16du" xmlns:w16sdtdh="http://schemas.microsoft.com/office/word/2020/wordml/sdtdatahash" xmlns:w16sdtfl="http://schemas.microsoft.com/office/word/2024/wordml/sdtformatlock" xmlns:w16se="http://schemas.microsoft.com/office/word/2015/wordml/symex" xmlns:wpg="http://schemas.microsoft.com/office/word/2010/wordprocessingGroup" xmlns:wpi="http://schemas.microsoft.com/office/word/2010/wordprocessingInk" xmlns:wne="http://schemas.microsoft.com/office/word/2006/wordml" xmlns:wps="http://schemas.microsoft.com/office/word/2010/wordprocessingShape" mc:Ignorable="w14 w15 w16se w16cid w16 w16cex w16sdtdh w16sdtfl w16du wp14">
+<w:footnotes xmlns:wpc="http://schemas.microsoft.com/office/word/2010/wordprocessingCanvas" xmlns:cx="http://schemas.microsoft.com/office/drawing/2014/chartex" xmlns:mc="http://schemas.openxmlformats.org/markup-compatibility/2006" xmlns:o="urn:schemas-microsoft-com:office:office" xmlns:r="http://schemas.openxmlformats.org/officeDocument/2006/relationships" xmlns:m="http://schemas.openxmlformats.org/officeDocument/2006/math" xmlns:v="urn:schemas-microsoft-com:vml" xmlns:wp14="http://schemas.microsoft.com/office/word/2010/wordprocessingDrawing" xmlns:wp="http://schemas.openxmlformats.org/drawingml/2006/wordprocessingDrawing" xmlns:w10="urn:schemas-microsoft-com:office:word" xmlns:w="http://schemas.openxmlformats.org/wordprocessingml/2006/main" xmlns:w14="http://schemas.microsoft.com/office/word/2010/wordml" xmlns:w15="http://schemas.microsoft.com/office/word/2012/wordml" xmlns:w16se="http://schemas.microsoft.com/office/word/2015/wordml/symex" xmlns:wpg="http://schemas.microsoft.com/office/word/2010/wordprocessingGroup" xmlns:wpi="http://schemas.microsoft.com/office/word/2010/wordprocessingInk" xmlns:wne="http://schemas.microsoft.com/office/word/2006/wordml" xmlns:wps="http://schemas.microsoft.com/office/word/2010/wordprocessingShape" mc:Ignorable="w14 w15 w16se wp14">
   <w:footnote w:type="separator" w:id="-1">
     <w:p>
       <w:r>
@@ -12137,7 +14256,7 @@
 </file>
 
 <file path=word/numbering.xml><?xml version="1.0" encoding="utf-8"?>
-<w:numbering xmlns:wpc="http://schemas.microsoft.com/office/word/2010/wordprocessingCanvas" xmlns:cx="http://schemas.microsoft.com/office/drawing/2014/chartex" xmlns:cx1="http://schemas.microsoft.com/office/drawing/2015/9/8/chartex" xmlns:cx2="http://schemas.microsoft.com/office/drawing/2015/10/21/chartex" xmlns:cx3="http://schemas.microsoft.com/office/drawing/2016/5/9/chartex" xmlns:cx4="http://schemas.microsoft.com/office/drawing/2016/5/10/chartex" xmlns:cx5="http://schemas.microsoft.com/office/drawing/2016/5/11/chartex" xmlns:cx6="http://schemas.microsoft.com/office/drawing/2016/5/12/chartex" xmlns:cx7="http://schemas.microsoft.com/office/drawing/2016/5/13/chartex" xmlns:cx8="http://schemas.microsoft.com/office/drawing/2016/5/14/chartex" xmlns:mc="http://schemas.openxmlformats.org/markup-compatibility/2006" xmlns:aink="http://schemas.microsoft.com/office/drawing/2016/ink" xmlns:am3d="http://schemas.microsoft.com/office/drawing/2017/model3d" xmlns:o="urn:schemas-microsoft-com:office:office" xmlns:oel="http://schemas.microsoft.com/office/2019/extlst" xmlns:r="http://schemas.openxmlformats.org/officeDocument/2006/relationships" xmlns:m="http://schemas.openxmlformats.org/officeDocument/2006/math" xmlns:v="urn:schemas-microsoft-com:vml" xmlns:wp14="http://schemas.microsoft.com/office/word/2010/wordprocessingDrawing" xmlns:wp="http://schemas.openxmlformats.org/drawingml/2006/wordprocessingDrawing" xmlns:w10="urn:schemas-microsoft-com:office:word" xmlns:w="http://schemas.openxmlformats.org/wordprocessingml/2006/main" xmlns:w14="http://schemas.microsoft.com/office/word/2010/wordml" xmlns:w15="http://schemas.microsoft.com/office/word/2012/wordml" xmlns:w16cex="http://schemas.microsoft.com/office/word/2018/wordml/cex" xmlns:w16cid="http://schemas.microsoft.com/office/word/2016/wordml/cid" xmlns:w16="http://schemas.microsoft.com/office/word/2018/wordml" xmlns:w16du="http://schemas.microsoft.com/office/word/2023/wordml/word16du" xmlns:w16sdtdh="http://schemas.microsoft.com/office/word/2020/wordml/sdtdatahash" xmlns:w16sdtfl="http://schemas.microsoft.com/office/word/2024/wordml/sdtformatlock" xmlns:w16se="http://schemas.microsoft.com/office/word/2015/wordml/symex" xmlns:wpg="http://schemas.microsoft.com/office/word/2010/wordprocessingGroup" xmlns:wpi="http://schemas.microsoft.com/office/word/2010/wordprocessingInk" xmlns:wne="http://schemas.microsoft.com/office/word/2006/wordml" xmlns:wps="http://schemas.microsoft.com/office/word/2010/wordprocessingShape" mc:Ignorable="w14 w15 w16se w16cid w16 w16cex w16sdtdh w16sdtfl w16du wp14">
+<w:numbering xmlns:wpc="http://schemas.microsoft.com/office/word/2010/wordprocessingCanvas" xmlns:cx="http://schemas.microsoft.com/office/drawing/2014/chartex" xmlns:mc="http://schemas.openxmlformats.org/markup-compatibility/2006" xmlns:o="urn:schemas-microsoft-com:office:office" xmlns:r="http://schemas.openxmlformats.org/officeDocument/2006/relationships" xmlns:m="http://schemas.openxmlformats.org/officeDocument/2006/math" xmlns:v="urn:schemas-microsoft-com:vml" xmlns:wp14="http://schemas.microsoft.com/office/word/2010/wordprocessingDrawing" xmlns:wp="http://schemas.openxmlformats.org/drawingml/2006/wordprocessingDrawing" xmlns:w10="urn:schemas-microsoft-com:office:word" xmlns:w="http://schemas.openxmlformats.org/wordprocessingml/2006/main" xmlns:w14="http://schemas.microsoft.com/office/word/2010/wordml" xmlns:w15="http://schemas.microsoft.com/office/word/2012/wordml" xmlns:w16se="http://schemas.microsoft.com/office/word/2015/wordml/symex" xmlns:wpg="http://schemas.microsoft.com/office/word/2010/wordprocessingGroup" xmlns:wpi="http://schemas.microsoft.com/office/word/2010/wordprocessingInk" xmlns:wne="http://schemas.microsoft.com/office/word/2006/wordml" xmlns:wps="http://schemas.microsoft.com/office/word/2010/wordprocessingShape" mc:Ignorable="w14 w15 w16se wp14">
   <w:abstractNum w:abstractNumId="0" w15:restartNumberingAfterBreak="0">
     <w:nsid w:val="2E301F29"/>
     <w:multiLevelType w:val="multilevel"/>
@@ -12716,34 +14835,37 @@
       </w:pPr>
     </w:lvl>
   </w:abstractNum>
-  <w:num w:numId="1" w16cid:durableId="435060380">
+  <w:num w:numId="1">
     <w:abstractNumId w:val="1"/>
   </w:num>
-  <w:num w:numId="2" w16cid:durableId="1741631669">
+  <w:num w:numId="2">
     <w:abstractNumId w:val="0"/>
   </w:num>
-  <w:num w:numId="3" w16cid:durableId="1106148818">
+  <w:num w:numId="3">
     <w:abstractNumId w:val="2"/>
   </w:num>
-  <w:num w:numId="4" w16cid:durableId="1008824962">
+  <w:num w:numId="4">
     <w:abstractNumId w:val="4"/>
   </w:num>
-  <w:num w:numId="5" w16cid:durableId="986009525">
+  <w:num w:numId="5">
     <w:abstractNumId w:val="3"/>
   </w:num>
 </w:numbering>
 </file>
 
 <file path=word/people.xml><?xml version="1.0" encoding="utf-8"?>
-<w15:people xmlns:wpc="http://schemas.microsoft.com/office/word/2010/wordprocessingCanvas" xmlns:cx="http://schemas.microsoft.com/office/drawing/2014/chartex" xmlns:cx1="http://schemas.microsoft.com/office/drawing/2015/9/8/chartex" xmlns:cx2="http://schemas.microsoft.com/office/drawing/2015/10/21/chartex" xmlns:cx3="http://schemas.microsoft.com/office/drawing/2016/5/9/chartex" xmlns:cx4="http://schemas.microsoft.com/office/drawing/2016/5/10/chartex" xmlns:cx5="http://schemas.microsoft.com/office/drawing/2016/5/11/chartex" xmlns:cx6="http://schemas.microsoft.com/office/drawing/2016/5/12/chartex" xmlns:cx7="http://schemas.microsoft.com/office/drawing/2016/5/13/chartex" xmlns:cx8="http://schemas.microsoft.com/office/drawing/2016/5/14/chartex" xmlns:mc="http://schemas.openxmlformats.org/markup-compatibility/2006" xmlns:aink="http://schemas.microsoft.com/office/drawing/2016/ink" xmlns:am3d="http://schemas.microsoft.com/office/drawing/2017/model3d" xmlns:o="urn:schemas-microsoft-com:office:office" xmlns:oel="http://schemas.microsoft.com/office/2019/extlst" xmlns:r="http://schemas.openxmlformats.org/officeDocument/2006/relationships" xmlns:m="http://schemas.openxmlformats.org/officeDocument/2006/math" xmlns:v="urn:schemas-microsoft-com:vml" xmlns:wp14="http://schemas.microsoft.com/office/word/2010/wordprocessingDrawing" xmlns:wp="http://schemas.openxmlformats.org/drawingml/2006/wordprocessingDrawing" xmlns:w10="urn:schemas-microsoft-com:office:word" xmlns:w="http://schemas.openxmlformats.org/wordprocessingml/2006/main" xmlns:w14="http://schemas.microsoft.com/office/word/2010/wordml" xmlns:w15="http://schemas.microsoft.com/office/word/2012/wordml" xmlns:w16cex="http://schemas.microsoft.com/office/word/2018/wordml/cex" xmlns:w16cid="http://schemas.microsoft.com/office/word/2016/wordml/cid" xmlns:w16="http://schemas.microsoft.com/office/word/2018/wordml" xmlns:w16du="http://schemas.microsoft.com/office/word/2023/wordml/word16du" xmlns:w16sdtdh="http://schemas.microsoft.com/office/word/2020/wordml/sdtdatahash" xmlns:w16sdtfl="http://schemas.microsoft.com/office/word/2024/wordml/sdtformatlock" xmlns:w16se="http://schemas.microsoft.com/office/word/2015/wordml/symex" xmlns:wpg="http://schemas.microsoft.com/office/word/2010/wordprocessingGroup" xmlns:wpi="http://schemas.microsoft.com/office/word/2010/wordprocessingInk" xmlns:wne="http://schemas.microsoft.com/office/word/2006/wordml" xmlns:wps="http://schemas.microsoft.com/office/word/2010/wordprocessingShape" mc:Ignorable="w14 w15 w16se w16cid w16 w16cex w16sdtdh w16sdtfl w16du wp14">
+<w15:people xmlns:wpc="http://schemas.microsoft.com/office/word/2010/wordprocessingCanvas" xmlns:cx="http://schemas.microsoft.com/office/drawing/2014/chartex" xmlns:mc="http://schemas.openxmlformats.org/markup-compatibility/2006" xmlns:o="urn:schemas-microsoft-com:office:office" xmlns:r="http://schemas.openxmlformats.org/officeDocument/2006/relationships" xmlns:m="http://schemas.openxmlformats.org/officeDocument/2006/math" xmlns:v="urn:schemas-microsoft-com:vml" xmlns:wp14="http://schemas.microsoft.com/office/word/2010/wordprocessingDrawing" xmlns:wp="http://schemas.openxmlformats.org/drawingml/2006/wordprocessingDrawing" xmlns:w10="urn:schemas-microsoft-com:office:word" xmlns:w="http://schemas.openxmlformats.org/wordprocessingml/2006/main" xmlns:w14="http://schemas.microsoft.com/office/word/2010/wordml" xmlns:w15="http://schemas.microsoft.com/office/word/2012/wordml" xmlns:w16se="http://schemas.microsoft.com/office/word/2015/wordml/symex" xmlns:wpg="http://schemas.microsoft.com/office/word/2010/wordprocessingGroup" xmlns:wpi="http://schemas.microsoft.com/office/word/2010/wordprocessingInk" xmlns:wne="http://schemas.microsoft.com/office/word/2006/wordml" xmlns:wps="http://schemas.microsoft.com/office/word/2010/wordprocessingShape" mc:Ignorable="w14 w15 w16se wp14">
   <w15:person w15:author="Kalentyev Alexey">
     <w15:presenceInfo w15:providerId="Windows Live" w15:userId="da819b8650d7d997"/>
+  </w15:person>
+  <w15:person w15:author="Илья Кряжов">
+    <w15:presenceInfo w15:providerId="None" w15:userId="Илья Кряжов"/>
   </w15:person>
 </w15:people>
 </file>
 
 <file path=word/styles.xml><?xml version="1.0" encoding="utf-8"?>
-<w:styles xmlns:mc="http://schemas.openxmlformats.org/markup-compatibility/2006" xmlns:r="http://schemas.openxmlformats.org/officeDocument/2006/relationships" xmlns:w="http://schemas.openxmlformats.org/wordprocessingml/2006/main" xmlns:w14="http://schemas.microsoft.com/office/word/2010/wordml" xmlns:w15="http://schemas.microsoft.com/office/word/2012/wordml" xmlns:w16cex="http://schemas.microsoft.com/office/word/2018/wordml/cex" xmlns:w16cid="http://schemas.microsoft.com/office/word/2016/wordml/cid" xmlns:w16="http://schemas.microsoft.com/office/word/2018/wordml" xmlns:w16du="http://schemas.microsoft.com/office/word/2023/wordml/word16du" xmlns:w16sdtdh="http://schemas.microsoft.com/office/word/2020/wordml/sdtdatahash" xmlns:w16sdtfl="http://schemas.microsoft.com/office/word/2024/wordml/sdtformatlock" xmlns:w16se="http://schemas.microsoft.com/office/word/2015/wordml/symex" mc:Ignorable="w14 w15 w16se w16cid w16 w16cex w16sdtdh w16sdtfl w16du">
+<w:styles xmlns:mc="http://schemas.openxmlformats.org/markup-compatibility/2006" xmlns:r="http://schemas.openxmlformats.org/officeDocument/2006/relationships" xmlns:w="http://schemas.openxmlformats.org/wordprocessingml/2006/main" xmlns:w14="http://schemas.microsoft.com/office/word/2010/wordml" xmlns:w15="http://schemas.microsoft.com/office/word/2012/wordml" xmlns:w16se="http://schemas.microsoft.com/office/word/2015/wordml/symex" mc:Ignorable="w14 w15 w16se">
   <w:docDefaults>
     <w:rPrDefault>
       <w:rPr>
@@ -12757,7 +14879,7 @@
       </w:pPr>
     </w:pPrDefault>
   </w:docDefaults>
-  <w:latentStyles w:defLockedState="0" w:defUIPriority="0" w:defSemiHidden="0" w:defUnhideWhenUsed="0" w:defQFormat="0" w:count="376">
+  <w:latentStyles w:defLockedState="0" w:defUIPriority="0" w:defSemiHidden="0" w:defUnhideWhenUsed="0" w:defQFormat="0" w:count="371">
     <w:lsdException w:name="Normal" w:qFormat="1"/>
     <w:lsdException w:name="heading 1" w:qFormat="1"/>
     <w:lsdException w:name="heading 2" w:semiHidden="1" w:unhideWhenUsed="1" w:qFormat="1"/>
@@ -13048,11 +15170,6 @@
     <w:lsdException w:name="List Table 5 Dark Accent 6" w:uiPriority="50"/>
     <w:lsdException w:name="List Table 6 Colorful Accent 6" w:uiPriority="51"/>
     <w:lsdException w:name="List Table 7 Colorful Accent 6" w:uiPriority="52"/>
-    <w:lsdException w:name="Mention" w:semiHidden="1" w:uiPriority="99" w:unhideWhenUsed="1"/>
-    <w:lsdException w:name="Smart Hyperlink" w:semiHidden="1" w:uiPriority="99" w:unhideWhenUsed="1"/>
-    <w:lsdException w:name="Hashtag" w:semiHidden="1" w:uiPriority="99" w:unhideWhenUsed="1"/>
-    <w:lsdException w:name="Unresolved Mention" w:semiHidden="1" w:uiPriority="99" w:unhideWhenUsed="1"/>
-    <w:lsdException w:name="Smart Link" w:semiHidden="1" w:uiPriority="99" w:unhideWhenUsed="1"/>
   </w:latentStyles>
   <w:style w:type="paragraph" w:default="1" w:styleId="a">
     <w:name w:val="Normal"/>
@@ -13129,7 +15246,6 @@
   <w:style w:type="character" w:default="1" w:styleId="a0">
     <w:name w:val="Default Paragraph Font"/>
     <w:uiPriority w:val="1"/>
-    <w:semiHidden/>
     <w:unhideWhenUsed/>
   </w:style>
   <w:style w:type="table" w:default="1" w:styleId="a1">
@@ -13642,10 +15758,6 @@
 </file>
 
 <file path=customXml/item1.xml><?xml version="1.0" encoding="utf-8"?>
-<b:Sources xmlns:b="http://schemas.openxmlformats.org/officeDocument/2006/bibliography" xmlns="http://schemas.openxmlformats.org/officeDocument/2006/bibliography" SelectedStyle="\APASixthEditionOfficeOnline.xsl" StyleName="APA" Version="6"/>
-</file>
-
-<file path=customXml/item2.xml><?xml version="1.0" encoding="utf-8"?>
 <s:customData xmlns="http://www.wps.cn/officeDocument/2013/wpsCustomData" xmlns:s="http://www.wps.cn/officeDocument/2013/wpsCustomData">
   <customSectProps>
     <customSectPr/>
@@ -13656,18 +15768,22 @@
 </s:customData>
 </file>
 
+<file path=customXml/item2.xml><?xml version="1.0" encoding="utf-8"?>
+<b:Sources xmlns:b="http://schemas.openxmlformats.org/officeDocument/2006/bibliography" xmlns="http://schemas.openxmlformats.org/officeDocument/2006/bibliography" SelectedStyle="\APASixthEditionOfficeOnline.xsl" StyleName="APA" Version="6"/>
+</file>
+
 <file path=customXml/itemProps1.xml><?xml version="1.0" encoding="utf-8"?>
-<ds:datastoreItem xmlns:ds="http://schemas.openxmlformats.org/officeDocument/2006/customXml" ds:itemID="{91E435F3-D188-478B-AD5F-0D819EB123BE}">
+<ds:datastoreItem xmlns:ds="http://schemas.openxmlformats.org/officeDocument/2006/customXml" ds:itemID="{B1977F7D-205B-4081-913C-38D41E755F92}">
   <ds:schemaRefs>
-    <ds:schemaRef ds:uri="http://schemas.openxmlformats.org/officeDocument/2006/bibliography"/>
+    <ds:schemaRef ds:uri="http://www.wps.cn/officeDocument/2013/wpsCustomData"/>
   </ds:schemaRefs>
 </ds:datastoreItem>
 </file>
 
 <file path=customXml/itemProps2.xml><?xml version="1.0" encoding="utf-8"?>
-<ds:datastoreItem xmlns:ds="http://schemas.openxmlformats.org/officeDocument/2006/customXml" ds:itemID="{B1977F7D-205B-4081-913C-38D41E755F92}">
+<ds:datastoreItem xmlns:ds="http://schemas.openxmlformats.org/officeDocument/2006/customXml" ds:itemID="{27FBE93D-A3C5-43D5-86AB-D71FE010A3F7}">
   <ds:schemaRefs>
-    <ds:schemaRef ds:uri="http://www.wps.cn/officeDocument/2013/wpsCustomData"/>
+    <ds:schemaRef ds:uri="http://schemas.openxmlformats.org/officeDocument/2006/bibliography"/>
   </ds:schemaRefs>
 </ds:datastoreItem>
 </file>
--- a/Docs/Техническое задание.docx
+++ b/Docs/Техническое задание.docx
@@ -1,6 +1,6 @@
 
 <file path=word/document.xml><?xml version="1.0" encoding="utf-8"?>
-<w:document xmlns:wpc="http://schemas.microsoft.com/office/word/2010/wordprocessingCanvas" xmlns:cx="http://schemas.microsoft.com/office/drawing/2014/chartex" xmlns:mc="http://schemas.openxmlformats.org/markup-compatibility/2006" xmlns:o="urn:schemas-microsoft-com:office:office" xmlns:r="http://schemas.openxmlformats.org/officeDocument/2006/relationships" xmlns:m="http://schemas.openxmlformats.org/officeDocument/2006/math" xmlns:v="urn:schemas-microsoft-com:vml" xmlns:wp14="http://schemas.microsoft.com/office/word/2010/wordprocessingDrawing" xmlns:wp="http://schemas.openxmlformats.org/drawingml/2006/wordprocessingDrawing" xmlns:w10="urn:schemas-microsoft-com:office:word" xmlns:w="http://schemas.openxmlformats.org/wordprocessingml/2006/main" xmlns:w14="http://schemas.microsoft.com/office/word/2010/wordml" xmlns:w15="http://schemas.microsoft.com/office/word/2012/wordml" xmlns:w16se="http://schemas.microsoft.com/office/word/2015/wordml/symex" xmlns:wpg="http://schemas.microsoft.com/office/word/2010/wordprocessingGroup" xmlns:wpi="http://schemas.microsoft.com/office/word/2010/wordprocessingInk" xmlns:wne="http://schemas.microsoft.com/office/word/2006/wordml" xmlns:wps="http://schemas.microsoft.com/office/word/2010/wordprocessingShape" mc:Ignorable="w14 w15 w16se wp14">
+<w:document xmlns:wpc="http://schemas.microsoft.com/office/word/2010/wordprocessingCanvas" xmlns:cx="http://schemas.microsoft.com/office/drawing/2014/chartex" xmlns:cx1="http://schemas.microsoft.com/office/drawing/2015/9/8/chartex" xmlns:cx2="http://schemas.microsoft.com/office/drawing/2015/10/21/chartex" xmlns:cx3="http://schemas.microsoft.com/office/drawing/2016/5/9/chartex" xmlns:cx4="http://schemas.microsoft.com/office/drawing/2016/5/10/chartex" xmlns:cx5="http://schemas.microsoft.com/office/drawing/2016/5/11/chartex" xmlns:cx6="http://schemas.microsoft.com/office/drawing/2016/5/12/chartex" xmlns:cx7="http://schemas.microsoft.com/office/drawing/2016/5/13/chartex" xmlns:cx8="http://schemas.microsoft.com/office/drawing/2016/5/14/chartex" xmlns:mc="http://schemas.openxmlformats.org/markup-compatibility/2006" xmlns:aink="http://schemas.microsoft.com/office/drawing/2016/ink" xmlns:am3d="http://schemas.microsoft.com/office/drawing/2017/model3d" xmlns:o="urn:schemas-microsoft-com:office:office" xmlns:oel="http://schemas.microsoft.com/office/2019/extlst" xmlns:r="http://schemas.openxmlformats.org/officeDocument/2006/relationships" xmlns:m="http://schemas.openxmlformats.org/officeDocument/2006/math" xmlns:v="urn:schemas-microsoft-com:vml" xmlns:wp14="http://schemas.microsoft.com/office/word/2010/wordprocessingDrawing" xmlns:wp="http://schemas.openxmlformats.org/drawingml/2006/wordprocessingDrawing" xmlns:w10="urn:schemas-microsoft-com:office:word" xmlns:w="http://schemas.openxmlformats.org/wordprocessingml/2006/main" xmlns:w14="http://schemas.microsoft.com/office/word/2010/wordml" xmlns:w15="http://schemas.microsoft.com/office/word/2012/wordml" xmlns:w16cex="http://schemas.microsoft.com/office/word/2018/wordml/cex" xmlns:w16cid="http://schemas.microsoft.com/office/word/2016/wordml/cid" xmlns:w16="http://schemas.microsoft.com/office/word/2018/wordml" xmlns:w16du="http://schemas.microsoft.com/office/word/2023/wordml/word16du" xmlns:w16sdtdh="http://schemas.microsoft.com/office/word/2020/wordml/sdtdatahash" xmlns:w16sdtfl="http://schemas.microsoft.com/office/word/2024/wordml/sdtformatlock" xmlns:w16se="http://schemas.microsoft.com/office/word/2015/wordml/symex" xmlns:wpg="http://schemas.microsoft.com/office/word/2010/wordprocessingGroup" xmlns:wpi="http://schemas.microsoft.com/office/word/2010/wordprocessingInk" xmlns:wne="http://schemas.microsoft.com/office/word/2006/wordml" xmlns:wps="http://schemas.microsoft.com/office/word/2010/wordprocessingShape" mc:Ignorable="w14 w15 w16se w16cid w16 w16cex w16sdtdh w16sdtfl w16du wp14">
   <w:body>
     <w:p>
       <w:pPr>
@@ -459,6 +459,12 @@
           <w:lang w:val="ru-RU"/>
         </w:rPr>
         <w:sectPr>
+          <w:headerReference w:type="even" r:id="rId9"/>
+          <w:headerReference w:type="default" r:id="rId10"/>
+          <w:footerReference w:type="even" r:id="rId11"/>
+          <w:footerReference w:type="default" r:id="rId12"/>
+          <w:headerReference w:type="first" r:id="rId13"/>
+          <w:footerReference w:type="first" r:id="rId14"/>
           <w:pgSz w:w="11906" w:h="16838"/>
           <w:pgMar w:top="1134" w:right="851" w:bottom="1134" w:left="1701" w:header="0" w:footer="0" w:gutter="0"/>
           <w:cols w:space="720"/>
@@ -2286,29 +2292,7 @@
                 <w:szCs w:val="28"/>
                 <w:lang w:val="ru-RU"/>
               </w:rPr>
-              <w:t>3.3 Требов</w:t>
-            </w:r>
-            <w:r>
-              <w:rPr>
-                <w:rStyle w:val="ad"/>
-                <w:rFonts w:ascii="Times New Roman" w:hAnsi="Times New Roman" w:cs="Times New Roman"/>
-                <w:webHidden/>
-                <w:sz w:val="28"/>
-                <w:szCs w:val="28"/>
-                <w:lang w:val="ru-RU"/>
-              </w:rPr>
-              <w:t>а</w:t>
-            </w:r>
-            <w:r>
-              <w:rPr>
-                <w:rStyle w:val="ad"/>
-                <w:rFonts w:ascii="Times New Roman" w:hAnsi="Times New Roman" w:cs="Times New Roman"/>
-                <w:webHidden/>
-                <w:sz w:val="28"/>
-                <w:szCs w:val="28"/>
-                <w:lang w:val="ru-RU"/>
-              </w:rPr>
-              <w:t>ния к видам обеспечения АС</w:t>
+              <w:t>3.3 Требования к видам обеспечения АС</w:t>
             </w:r>
             <w:r>
               <w:rPr>
@@ -4033,8 +4017,6 @@
         </w:rPr>
       </w:pPr>
       <w:bookmarkStart w:id="1" w:name="_Toc178605019"/>
-      <w:commentRangeStart w:id="2"/>
-      <w:commentRangeStart w:id="3"/>
       <w:r>
         <w:rPr>
           <w:rFonts w:ascii="Times New Roman" w:hAnsi="Times New Roman" w:cs="Times New Roman"/>
@@ -4047,28 +4029,6 @@
         <w:t>1.1 Полное наименование автоматизированной системы и её условное обозначение</w:t>
       </w:r>
       <w:bookmarkEnd w:id="1"/>
-      <w:commentRangeEnd w:id="2"/>
-      <w:r>
-        <w:rPr>
-          <w:rStyle w:val="a4"/>
-          <w:rFonts w:ascii="Times New Roman" w:hAnsi="Times New Roman" w:cs="Times New Roman"/>
-          <w:b/>
-          <w:color w:val="auto"/>
-          <w:sz w:val="28"/>
-          <w:szCs w:val="28"/>
-          <w:lang w:val="ru-RU"/>
-        </w:rPr>
-        <w:commentReference w:id="2"/>
-      </w:r>
-      <w:commentRangeEnd w:id="3"/>
-      <w:r>
-        <w:rPr>
-          <w:rStyle w:val="a4"/>
-          <w:rFonts w:asciiTheme="minorHAnsi" w:eastAsiaTheme="minorEastAsia" w:hAnsiTheme="minorHAnsi" w:cstheme="minorBidi"/>
-          <w:color w:val="auto"/>
-        </w:rPr>
-        <w:commentReference w:id="3"/>
-      </w:r>
     </w:p>
     <w:p>
       <w:pPr>
@@ -4148,7 +4108,7 @@
           <w:lang w:val="ru-RU"/>
         </w:rPr>
       </w:pPr>
-      <w:bookmarkStart w:id="4" w:name="_Toc178605020"/>
+      <w:bookmarkStart w:id="2" w:name="_Toc178605020"/>
       <w:r>
         <w:rPr>
           <w:rFonts w:ascii="Times New Roman" w:hAnsi="Times New Roman" w:cs="Times New Roman"/>
@@ -4158,10 +4118,9 @@
           <w:szCs w:val="28"/>
           <w:lang w:val="ru-RU"/>
         </w:rPr>
-        <w:t xml:space="preserve">1.2 </w:t>
-      </w:r>
-      <w:commentRangeStart w:id="5"/>
-      <w:commentRangeStart w:id="6"/>
+        <w:t>1.2 Наименование заказчика</w:t>
+      </w:r>
+      <w:bookmarkEnd w:id="2"/>
       <w:r>
         <w:rPr>
           <w:rFonts w:ascii="Times New Roman" w:hAnsi="Times New Roman" w:cs="Times New Roman"/>
@@ -4171,12 +4130,216 @@
           <w:szCs w:val="28"/>
           <w:lang w:val="ru-RU"/>
         </w:rPr>
-        <w:t>Наименование</w:t>
-      </w:r>
-      <w:commentRangeEnd w:id="5"/>
-      <w:r>
-        <w:rPr>
-          <w:rStyle w:val="a4"/>
+        <w:t xml:space="preserve"> и разработчика</w:t>
+      </w:r>
+    </w:p>
+    <w:p>
+      <w:pPr>
+        <w:spacing w:line="360" w:lineRule="auto"/>
+        <w:jc w:val="both"/>
+        <w:rPr>
+          <w:rFonts w:ascii="Times New Roman" w:hAnsi="Times New Roman" w:cs="Times New Roman"/>
+          <w:sz w:val="28"/>
+          <w:szCs w:val="28"/>
+          <w:lang w:val="ru-RU"/>
+        </w:rPr>
+      </w:pPr>
+    </w:p>
+    <w:p>
+      <w:pPr>
+        <w:spacing w:line="360" w:lineRule="auto"/>
+        <w:jc w:val="both"/>
+        <w:rPr>
+          <w:rFonts w:ascii="Times New Roman" w:hAnsi="Times New Roman" w:cs="Times New Roman"/>
+          <w:sz w:val="28"/>
+          <w:szCs w:val="28"/>
+          <w:lang w:val="ru-RU"/>
+        </w:rPr>
+      </w:pPr>
+      <w:r>
+        <w:rPr>
+          <w:rFonts w:ascii="Times New Roman" w:hAnsi="Times New Roman" w:cs="Times New Roman"/>
+          <w:sz w:val="28"/>
+          <w:szCs w:val="28"/>
+          <w:lang w:val="ru-RU"/>
+        </w:rPr>
+        <w:tab/>
+      </w:r>
+      <w:r>
+        <w:rPr>
+          <w:rFonts w:ascii="Times New Roman" w:hAnsi="Times New Roman" w:cs="Times New Roman"/>
+          <w:sz w:val="28"/>
+          <w:szCs w:val="28"/>
+          <w:lang w:val="ru-RU"/>
+        </w:rPr>
+        <w:t>Заказчиком работ является федеральное государственное бюджетное образовательное учреждение высшего образования «Томский государственный университет систем управления и радиоэлектроники» (ТУСУР), кафедра компьютерных систем в управлении и проектировании (КСУП).</w:t>
+      </w:r>
+    </w:p>
+    <w:p>
+      <w:pPr>
+        <w:spacing w:line="360" w:lineRule="auto"/>
+        <w:jc w:val="both"/>
+        <w:rPr>
+          <w:rFonts w:ascii="Times New Roman" w:hAnsi="Times New Roman" w:cs="Times New Roman"/>
+          <w:sz w:val="28"/>
+          <w:szCs w:val="28"/>
+          <w:lang w:val="ru-RU"/>
+        </w:rPr>
+      </w:pPr>
+      <w:r>
+        <w:rPr>
+          <w:rFonts w:ascii="Times New Roman" w:hAnsi="Times New Roman" w:cs="Times New Roman"/>
+          <w:sz w:val="28"/>
+          <w:szCs w:val="28"/>
+          <w:lang w:val="ru-RU"/>
+        </w:rPr>
+        <w:tab/>
+      </w:r>
+      <w:r>
+        <w:rPr>
+          <w:rFonts w:ascii="Times New Roman" w:hAnsi="Times New Roman" w:cs="Times New Roman"/>
+          <w:sz w:val="28"/>
+          <w:szCs w:val="28"/>
+          <w:lang w:val="ru-RU"/>
+        </w:rPr>
+        <w:t xml:space="preserve">Представитель заказчика: кандидат технических наук, доцент кафедры КСУП </w:t>
+      </w:r>
+      <w:proofErr w:type="spellStart"/>
+      <w:r>
+        <w:rPr>
+          <w:rFonts w:ascii="Times New Roman" w:hAnsi="Times New Roman" w:cs="Times New Roman"/>
+          <w:sz w:val="28"/>
+          <w:szCs w:val="28"/>
+          <w:lang w:val="ru-RU"/>
+        </w:rPr>
+        <w:t>Калентьев</w:t>
+      </w:r>
+      <w:proofErr w:type="spellEnd"/>
+      <w:r>
+        <w:rPr>
+          <w:rFonts w:ascii="Times New Roman" w:hAnsi="Times New Roman" w:cs="Times New Roman"/>
+          <w:sz w:val="28"/>
+          <w:szCs w:val="28"/>
+          <w:lang w:val="ru-RU"/>
+        </w:rPr>
+        <w:t xml:space="preserve"> Алексей Анатольевич.</w:t>
+      </w:r>
+    </w:p>
+    <w:p>
+      <w:pPr>
+        <w:spacing w:line="360" w:lineRule="auto"/>
+        <w:jc w:val="both"/>
+        <w:rPr>
+          <w:rFonts w:ascii="Times New Roman" w:hAnsi="Times New Roman" w:cs="Times New Roman"/>
+          <w:sz w:val="28"/>
+          <w:szCs w:val="28"/>
+          <w:lang w:val="ru-RU"/>
+        </w:rPr>
+      </w:pPr>
+      <w:r>
+        <w:rPr>
+          <w:rFonts w:ascii="Times New Roman" w:hAnsi="Times New Roman" w:cs="Times New Roman"/>
+          <w:sz w:val="28"/>
+          <w:szCs w:val="28"/>
+          <w:lang w:val="ru-RU"/>
+        </w:rPr>
+        <w:tab/>
+      </w:r>
+      <w:r>
+        <w:rPr>
+          <w:rFonts w:ascii="Times New Roman" w:hAnsi="Times New Roman" w:cs="Times New Roman"/>
+          <w:sz w:val="28"/>
+          <w:szCs w:val="28"/>
+          <w:lang w:val="ru-RU"/>
+        </w:rPr>
+        <w:t>Адрес заказчика: 634045 Томская область Томск ул. Красноармейская 147 СБИ, офис 210.</w:t>
+      </w:r>
+    </w:p>
+    <w:p>
+      <w:pPr>
+        <w:spacing w:line="360" w:lineRule="auto"/>
+        <w:jc w:val="both"/>
+        <w:rPr>
+          <w:rFonts w:ascii="Times New Roman" w:hAnsi="Times New Roman" w:cs="Times New Roman"/>
+          <w:sz w:val="28"/>
+          <w:szCs w:val="28"/>
+          <w:lang w:val="ru-RU"/>
+        </w:rPr>
+      </w:pPr>
+      <w:r>
+        <w:rPr>
+          <w:rFonts w:ascii="Times New Roman" w:hAnsi="Times New Roman" w:cs="Times New Roman"/>
+          <w:sz w:val="28"/>
+          <w:szCs w:val="28"/>
+          <w:lang w:val="ru-RU"/>
+        </w:rPr>
+        <w:tab/>
+      </w:r>
+      <w:r>
+        <w:rPr>
+          <w:rFonts w:ascii="Times New Roman" w:hAnsi="Times New Roman" w:cs="Times New Roman"/>
+          <w:sz w:val="28"/>
+          <w:szCs w:val="28"/>
+          <w:lang w:val="ru-RU"/>
+        </w:rPr>
+        <w:t>Разработч</w:t>
+      </w:r>
+      <w:r>
+        <w:rPr>
+          <w:rFonts w:ascii="Times New Roman" w:hAnsi="Times New Roman" w:cs="Times New Roman"/>
+          <w:sz w:val="28"/>
+          <w:szCs w:val="28"/>
+          <w:lang w:val="ru-RU"/>
+        </w:rPr>
+        <w:t>ик: студент группы 583-1</w:t>
+      </w:r>
+      <w:r>
+        <w:rPr>
+          <w:rFonts w:ascii="Times New Roman" w:hAnsi="Times New Roman" w:cs="Times New Roman"/>
+          <w:sz w:val="28"/>
+          <w:szCs w:val="28"/>
+          <w:lang w:val="ru-RU"/>
+        </w:rPr>
+        <w:t>,</w:t>
+      </w:r>
+      <w:r>
+        <w:rPr>
+          <w:rFonts w:ascii="Times New Roman" w:hAnsi="Times New Roman" w:cs="Times New Roman"/>
+          <w:sz w:val="28"/>
+          <w:szCs w:val="28"/>
+          <w:lang w:val="ru-RU"/>
+        </w:rPr>
+        <w:t xml:space="preserve"> Кряжов Илья Андреевич</w:t>
+      </w:r>
+      <w:r>
+        <w:rPr>
+          <w:rFonts w:ascii="Times New Roman" w:hAnsi="Times New Roman" w:cs="Times New Roman"/>
+          <w:sz w:val="28"/>
+          <w:szCs w:val="28"/>
+          <w:lang w:val="ru-RU"/>
+        </w:rPr>
+        <w:t>, кафедра КСУП ТУСУР.</w:t>
+      </w:r>
+    </w:p>
+    <w:p>
+      <w:pPr>
+        <w:spacing w:line="360" w:lineRule="auto"/>
+        <w:ind w:firstLine="708"/>
+        <w:jc w:val="both"/>
+        <w:rPr>
+          <w:rFonts w:ascii="Times New Roman" w:hAnsi="Times New Roman" w:cs="Times New Roman"/>
+          <w:sz w:val="28"/>
+          <w:szCs w:val="28"/>
+          <w:lang w:val="ru-RU"/>
+        </w:rPr>
+      </w:pPr>
+    </w:p>
+    <w:p>
+      <w:pPr>
+        <w:pStyle w:val="2"/>
+        <w:spacing w:line="360" w:lineRule="auto"/>
+        <w:jc w:val="center"/>
+        <w:rPr>
           <w:rFonts w:ascii="Times New Roman" w:hAnsi="Times New Roman" w:cs="Times New Roman"/>
           <w:b/>
           <w:color w:val="auto"/>
@@ -4184,269 +4347,20 @@
           <w:szCs w:val="28"/>
           <w:lang w:val="ru-RU"/>
         </w:rPr>
-        <w:commentReference w:id="5"/>
-      </w:r>
-      <w:commentRangeEnd w:id="6"/>
-      <w:r>
-        <w:rPr>
-          <w:rStyle w:val="a4"/>
-          <w:rFonts w:asciiTheme="minorHAnsi" w:eastAsiaTheme="minorEastAsia" w:hAnsiTheme="minorHAnsi" w:cstheme="minorBidi"/>
+      </w:pPr>
+      <w:bookmarkStart w:id="3" w:name="_Toc178605021"/>
+      <w:r>
+        <w:rPr>
+          <w:rFonts w:ascii="Times New Roman" w:hAnsi="Times New Roman" w:cs="Times New Roman"/>
+          <w:b/>
           <w:color w:val="auto"/>
-        </w:rPr>
-        <w:commentReference w:id="6"/>
-      </w:r>
-      <w:r>
-        <w:rPr>
-          <w:rFonts w:ascii="Times New Roman" w:hAnsi="Times New Roman" w:cs="Times New Roman"/>
-          <w:b/>
-          <w:color w:val="auto"/>
-          <w:sz w:val="28"/>
-          <w:szCs w:val="28"/>
-          <w:lang w:val="ru-RU"/>
-        </w:rPr>
-        <w:t xml:space="preserve"> заказчика</w:t>
-      </w:r>
-      <w:bookmarkEnd w:id="4"/>
-      <w:r>
-        <w:rPr>
-          <w:rFonts w:ascii="Times New Roman" w:hAnsi="Times New Roman" w:cs="Times New Roman"/>
-          <w:b/>
-          <w:color w:val="auto"/>
-          <w:sz w:val="28"/>
-          <w:szCs w:val="28"/>
-          <w:lang w:val="ru-RU"/>
-        </w:rPr>
-        <w:t xml:space="preserve"> и разработчика</w:t>
-      </w:r>
-    </w:p>
-    <w:p>
-      <w:pPr>
-        <w:spacing w:line="360" w:lineRule="auto"/>
-        <w:jc w:val="both"/>
-        <w:rPr>
-          <w:rFonts w:ascii="Times New Roman" w:hAnsi="Times New Roman" w:cs="Times New Roman"/>
-          <w:sz w:val="28"/>
-          <w:szCs w:val="28"/>
-          <w:lang w:val="ru-RU"/>
-        </w:rPr>
-      </w:pPr>
-    </w:p>
-    <w:p>
-      <w:pPr>
-        <w:spacing w:line="360" w:lineRule="auto"/>
-        <w:jc w:val="both"/>
-        <w:rPr>
-          <w:rFonts w:ascii="Times New Roman" w:hAnsi="Times New Roman" w:cs="Times New Roman"/>
-          <w:sz w:val="28"/>
-          <w:szCs w:val="28"/>
-          <w:lang w:val="ru-RU"/>
-        </w:rPr>
-      </w:pPr>
-      <w:r>
-        <w:rPr>
-          <w:rFonts w:ascii="Times New Roman" w:hAnsi="Times New Roman" w:cs="Times New Roman"/>
-          <w:sz w:val="28"/>
-          <w:szCs w:val="28"/>
-          <w:lang w:val="ru-RU"/>
-        </w:rPr>
-        <w:tab/>
-      </w:r>
-      <w:r>
-        <w:rPr>
-          <w:rFonts w:ascii="Times New Roman" w:hAnsi="Times New Roman" w:cs="Times New Roman"/>
-          <w:sz w:val="28"/>
-          <w:szCs w:val="28"/>
-          <w:lang w:val="ru-RU"/>
-        </w:rPr>
-        <w:t>Заказчиком работ является федеральное государственное бюджетное образовательное учреждение высшего образования «Томский государственный университет систем управления и радиоэлектроники» (ТУСУР), кафедра компьютерных систем в управлении и проектировании (КСУП).</w:t>
-      </w:r>
-    </w:p>
-    <w:p>
-      <w:pPr>
-        <w:spacing w:line="360" w:lineRule="auto"/>
-        <w:jc w:val="both"/>
-        <w:rPr>
-          <w:rFonts w:ascii="Times New Roman" w:hAnsi="Times New Roman" w:cs="Times New Roman"/>
-          <w:sz w:val="28"/>
-          <w:szCs w:val="28"/>
-          <w:lang w:val="ru-RU"/>
-        </w:rPr>
-      </w:pPr>
-      <w:r>
-        <w:rPr>
-          <w:rFonts w:ascii="Times New Roman" w:hAnsi="Times New Roman" w:cs="Times New Roman"/>
-          <w:sz w:val="28"/>
-          <w:szCs w:val="28"/>
-          <w:lang w:val="ru-RU"/>
-        </w:rPr>
-        <w:tab/>
-      </w:r>
-      <w:r>
-        <w:rPr>
-          <w:rFonts w:ascii="Times New Roman" w:hAnsi="Times New Roman" w:cs="Times New Roman"/>
-          <w:sz w:val="28"/>
-          <w:szCs w:val="28"/>
-          <w:lang w:val="ru-RU"/>
-        </w:rPr>
-        <w:t xml:space="preserve">Представитель заказчика: кандидат технических наук, доцент кафедры КСУП </w:t>
-      </w:r>
-      <w:proofErr w:type="spellStart"/>
-      <w:r>
-        <w:rPr>
-          <w:rFonts w:ascii="Times New Roman" w:hAnsi="Times New Roman" w:cs="Times New Roman"/>
-          <w:sz w:val="28"/>
-          <w:szCs w:val="28"/>
-          <w:lang w:val="ru-RU"/>
-        </w:rPr>
-        <w:t>Калентьев</w:t>
-      </w:r>
-      <w:proofErr w:type="spellEnd"/>
-      <w:r>
-        <w:rPr>
-          <w:rFonts w:ascii="Times New Roman" w:hAnsi="Times New Roman" w:cs="Times New Roman"/>
-          <w:sz w:val="28"/>
-          <w:szCs w:val="28"/>
-          <w:lang w:val="ru-RU"/>
-        </w:rPr>
-        <w:t xml:space="preserve"> Алексей Анатольевич.</w:t>
-      </w:r>
-    </w:p>
-    <w:p>
-      <w:pPr>
-        <w:spacing w:line="360" w:lineRule="auto"/>
-        <w:jc w:val="both"/>
-        <w:rPr>
-          <w:rFonts w:ascii="Times New Roman" w:hAnsi="Times New Roman" w:cs="Times New Roman"/>
-          <w:sz w:val="28"/>
-          <w:szCs w:val="28"/>
-          <w:lang w:val="ru-RU"/>
-        </w:rPr>
-      </w:pPr>
-      <w:r>
-        <w:rPr>
-          <w:rFonts w:ascii="Times New Roman" w:hAnsi="Times New Roman" w:cs="Times New Roman"/>
-          <w:sz w:val="28"/>
-          <w:szCs w:val="28"/>
-          <w:lang w:val="ru-RU"/>
-        </w:rPr>
-        <w:tab/>
-      </w:r>
-      <w:r>
-        <w:rPr>
-          <w:rFonts w:ascii="Times New Roman" w:hAnsi="Times New Roman" w:cs="Times New Roman"/>
-          <w:sz w:val="28"/>
-          <w:szCs w:val="28"/>
-          <w:lang w:val="ru-RU"/>
-        </w:rPr>
-        <w:t>Адрес заказчика: 634045 Томская область Томск ул. Красноармейская 147 СБИ, офис 210.</w:t>
-      </w:r>
-    </w:p>
-    <w:p>
-      <w:pPr>
-        <w:spacing w:line="360" w:lineRule="auto"/>
-        <w:jc w:val="both"/>
-        <w:rPr>
-          <w:rFonts w:ascii="Times New Roman" w:hAnsi="Times New Roman" w:cs="Times New Roman"/>
-          <w:sz w:val="28"/>
-          <w:szCs w:val="28"/>
-          <w:lang w:val="ru-RU"/>
-        </w:rPr>
-      </w:pPr>
-      <w:r>
-        <w:rPr>
-          <w:rFonts w:ascii="Times New Roman" w:hAnsi="Times New Roman" w:cs="Times New Roman"/>
-          <w:sz w:val="28"/>
-          <w:szCs w:val="28"/>
-          <w:lang w:val="ru-RU"/>
-        </w:rPr>
-        <w:tab/>
-      </w:r>
-      <w:r>
-        <w:rPr>
-          <w:rFonts w:ascii="Times New Roman" w:hAnsi="Times New Roman" w:cs="Times New Roman"/>
-          <w:sz w:val="28"/>
-          <w:szCs w:val="28"/>
-          <w:lang w:val="ru-RU"/>
-        </w:rPr>
-        <w:t>Разработч</w:t>
-      </w:r>
-      <w:r>
-        <w:rPr>
-          <w:rFonts w:ascii="Times New Roman" w:hAnsi="Times New Roman" w:cs="Times New Roman"/>
-          <w:sz w:val="28"/>
-          <w:szCs w:val="28"/>
-          <w:lang w:val="ru-RU"/>
-        </w:rPr>
-        <w:t>ик: студент группы 583-1</w:t>
-      </w:r>
-      <w:r>
-        <w:rPr>
-          <w:rFonts w:ascii="Times New Roman" w:hAnsi="Times New Roman" w:cs="Times New Roman"/>
-          <w:sz w:val="28"/>
-          <w:szCs w:val="28"/>
-          <w:lang w:val="ru-RU"/>
-        </w:rPr>
-        <w:t>,</w:t>
-      </w:r>
-      <w:r>
-        <w:rPr>
-          <w:rFonts w:ascii="Times New Roman" w:hAnsi="Times New Roman" w:cs="Times New Roman"/>
-          <w:sz w:val="28"/>
-          <w:szCs w:val="28"/>
-          <w:lang w:val="ru-RU"/>
-        </w:rPr>
-        <w:t xml:space="preserve"> Кряжов Илья Андреевич</w:t>
-      </w:r>
-      <w:r>
-        <w:rPr>
-          <w:rFonts w:ascii="Times New Roman" w:hAnsi="Times New Roman" w:cs="Times New Roman"/>
-          <w:sz w:val="28"/>
-          <w:szCs w:val="28"/>
-          <w:lang w:val="ru-RU"/>
-        </w:rPr>
-        <w:t>, кафедра КСУП ТУСУР.</w:t>
-      </w:r>
-    </w:p>
-    <w:p>
-      <w:pPr>
-        <w:spacing w:line="360" w:lineRule="auto"/>
-        <w:ind w:firstLine="708"/>
-        <w:jc w:val="both"/>
-        <w:rPr>
-          <w:rFonts w:ascii="Times New Roman" w:hAnsi="Times New Roman" w:cs="Times New Roman"/>
-          <w:sz w:val="28"/>
-          <w:szCs w:val="28"/>
-          <w:lang w:val="ru-RU"/>
-        </w:rPr>
-      </w:pPr>
-    </w:p>
-    <w:p>
-      <w:pPr>
-        <w:pStyle w:val="2"/>
-        <w:spacing w:line="360" w:lineRule="auto"/>
-        <w:jc w:val="center"/>
-        <w:rPr>
-          <w:rFonts w:ascii="Times New Roman" w:hAnsi="Times New Roman" w:cs="Times New Roman"/>
-          <w:b/>
-          <w:color w:val="auto"/>
-          <w:sz w:val="28"/>
-          <w:szCs w:val="28"/>
-          <w:lang w:val="ru-RU"/>
-        </w:rPr>
-      </w:pPr>
-      <w:bookmarkStart w:id="7" w:name="_Toc178605021"/>
-      <w:r>
-        <w:rPr>
-          <w:rFonts w:ascii="Times New Roman" w:hAnsi="Times New Roman" w:cs="Times New Roman"/>
-          <w:b/>
-          <w:color w:val="auto"/>
           <w:sz w:val="28"/>
           <w:szCs w:val="28"/>
           <w:lang w:val="ru-RU"/>
         </w:rPr>
         <w:t>1.3 Перечень документов, на основании которых создается АС</w:t>
       </w:r>
-      <w:bookmarkEnd w:id="7"/>
+      <w:bookmarkEnd w:id="3"/>
     </w:p>
     <w:p>
       <w:pPr>
@@ -4568,45 +4482,7 @@
           <w:szCs w:val="28"/>
           <w:lang w:val="ru-RU"/>
         </w:rPr>
-        <w:t xml:space="preserve">− </w:t>
-      </w:r>
-      <w:commentRangeStart w:id="8"/>
-      <w:commentRangeStart w:id="9"/>
-      <w:r>
-        <w:rPr>
-          <w:rFonts w:ascii="Times New Roman" w:hAnsi="Times New Roman" w:cs="Times New Roman"/>
-          <w:sz w:val="28"/>
-          <w:szCs w:val="28"/>
-          <w:lang w:val="ru-RU"/>
-        </w:rPr>
-        <w:t>ГОСТ</w:t>
-      </w:r>
-      <w:commentRangeEnd w:id="8"/>
-      <w:r>
-        <w:rPr>
-          <w:rStyle w:val="a4"/>
-          <w:rFonts w:ascii="Times New Roman" w:hAnsi="Times New Roman" w:cs="Times New Roman"/>
-          <w:sz w:val="28"/>
-          <w:szCs w:val="28"/>
-          <w:lang w:val="ru-RU"/>
-        </w:rPr>
-        <w:commentReference w:id="8"/>
-      </w:r>
-      <w:commentRangeEnd w:id="9"/>
-      <w:r>
-        <w:rPr>
-          <w:rStyle w:val="a4"/>
-        </w:rPr>
-        <w:commentReference w:id="9"/>
-      </w:r>
-      <w:r>
-        <w:rPr>
-          <w:rFonts w:ascii="Times New Roman" w:hAnsi="Times New Roman" w:cs="Times New Roman"/>
-          <w:sz w:val="28"/>
-          <w:szCs w:val="28"/>
-          <w:lang w:val="ru-RU"/>
-        </w:rPr>
-        <w:t xml:space="preserve"> 19.103-77</w:t>
+        <w:t>− ГОСТ 19.103-77</w:t>
       </w:r>
       <w:r>
         <w:rPr>
@@ -4654,7 +4530,7 @@
           <w:lang w:val="ru-RU"/>
         </w:rPr>
       </w:pPr>
-      <w:bookmarkStart w:id="10" w:name="_Toc178605022"/>
+      <w:bookmarkStart w:id="4" w:name="_Toc178605022"/>
       <w:r>
         <w:rPr>
           <w:rFonts w:ascii="Times New Roman" w:hAnsi="Times New Roman" w:cs="Times New Roman"/>
@@ -4666,7 +4542,7 @@
         </w:rPr>
         <w:t>1.4 Плановые сроки начала и окончания работы по созданию АС</w:t>
       </w:r>
-      <w:bookmarkEnd w:id="10"/>
+      <w:bookmarkEnd w:id="4"/>
     </w:p>
     <w:p>
       <w:pPr>
@@ -4755,7 +4631,7 @@
           <w:lang w:val="ru-RU"/>
         </w:rPr>
       </w:pPr>
-      <w:bookmarkStart w:id="11" w:name="_Toc178605023"/>
+      <w:bookmarkStart w:id="5" w:name="_Toc178605023"/>
       <w:r>
         <w:rPr>
           <w:rFonts w:ascii="Times New Roman" w:hAnsi="Times New Roman" w:cs="Times New Roman"/>
@@ -4769,7 +4645,7 @@
         <w:lastRenderedPageBreak/>
         <w:t>2 ЦЕЛИ И НАЗНАЧЕНИЕ СОЗДАНИЯ АВТОМАТИЗИРОВАННОЙ СИСТЕМЫ</w:t>
       </w:r>
-      <w:bookmarkEnd w:id="11"/>
+      <w:bookmarkEnd w:id="5"/>
     </w:p>
     <w:p>
       <w:pPr>
@@ -4799,7 +4675,7 @@
           <w:lang w:val="ru-RU"/>
         </w:rPr>
       </w:pPr>
-      <w:bookmarkStart w:id="12" w:name="_Toc178605024"/>
+      <w:bookmarkStart w:id="6" w:name="_Toc178605024"/>
       <w:r>
         <w:rPr>
           <w:rFonts w:ascii="Times New Roman" w:hAnsi="Times New Roman" w:cs="Times New Roman"/>
@@ -4811,7 +4687,7 @@
         </w:rPr>
         <w:t>2.1 Цели создания АС</w:t>
       </w:r>
-      <w:bookmarkEnd w:id="12"/>
+      <w:bookmarkEnd w:id="6"/>
     </w:p>
     <w:p>
       <w:pPr>
@@ -4878,7 +4754,7 @@
           <w:lang w:val="ru-RU"/>
         </w:rPr>
       </w:pPr>
-      <w:bookmarkStart w:id="13" w:name="_Toc178605025"/>
+      <w:bookmarkStart w:id="7" w:name="_Toc178605025"/>
       <w:r>
         <w:rPr>
           <w:rFonts w:ascii="Times New Roman" w:hAnsi="Times New Roman" w:cs="Times New Roman"/>
@@ -4890,7 +4766,7 @@
         </w:rPr>
         <w:t>2.2 Назначение АС</w:t>
       </w:r>
-      <w:bookmarkEnd w:id="13"/>
+      <w:bookmarkEnd w:id="7"/>
     </w:p>
     <w:p>
       <w:pPr>
@@ -4974,7 +4850,7 @@
                     </pic:cNvPicPr>
                   </pic:nvPicPr>
                   <pic:blipFill>
-                    <a:blip r:embed="rId11"/>
+                    <a:blip r:embed="rId15"/>
                     <a:stretch>
                       <a:fillRect/>
                     </a:stretch>
@@ -5067,7 +4943,7 @@
           <w:lang w:val="ru-RU"/>
         </w:rPr>
       </w:pPr>
-      <w:bookmarkStart w:id="14" w:name="_Toc178605026"/>
+      <w:bookmarkStart w:id="8" w:name="_Toc178605026"/>
       <w:r>
         <w:rPr>
           <w:rFonts w:ascii="Times New Roman" w:hAnsi="Times New Roman" w:cs="Times New Roman"/>
@@ -5081,7 +4957,7 @@
         <w:lastRenderedPageBreak/>
         <w:t>3 ТРЕБОВАНИЯ К АВТОМАТИЗИРОВАННОЙ СИСТЕМЕ</w:t>
       </w:r>
-      <w:bookmarkEnd w:id="14"/>
+      <w:bookmarkEnd w:id="8"/>
     </w:p>
     <w:p>
       <w:pPr>
@@ -5111,7 +4987,7 @@
           <w:lang w:val="ru-RU"/>
         </w:rPr>
       </w:pPr>
-      <w:bookmarkStart w:id="15" w:name="_Toc178605027"/>
+      <w:bookmarkStart w:id="9" w:name="_Toc178605027"/>
       <w:r>
         <w:rPr>
           <w:rFonts w:ascii="Times New Roman" w:hAnsi="Times New Roman" w:cs="Times New Roman"/>
@@ -5123,7 +4999,7 @@
         </w:rPr>
         <w:t>3.1 Требования к структуре АС в целом</w:t>
       </w:r>
-      <w:bookmarkEnd w:id="15"/>
+      <w:bookmarkEnd w:id="9"/>
     </w:p>
     <w:p>
       <w:pPr>
@@ -5151,7 +5027,7 @@
           <w:lang w:val="ru-RU"/>
         </w:rPr>
       </w:pPr>
-      <w:bookmarkStart w:id="16" w:name="_Toc178605028"/>
+      <w:bookmarkStart w:id="10" w:name="_Toc178605028"/>
       <w:r>
         <w:rPr>
           <w:rFonts w:ascii="Times New Roman" w:hAnsi="Times New Roman" w:cs="Times New Roman"/>
@@ -5163,7 +5039,7 @@
         </w:rPr>
         <w:t>3.1.1 Требования к структуре и функционированию системы</w:t>
       </w:r>
-      <w:bookmarkEnd w:id="16"/>
+      <w:bookmarkEnd w:id="10"/>
     </w:p>
     <w:p>
       <w:pPr>
@@ -5287,9 +5163,7 @@
           <w:lang w:val="ru-RU"/>
         </w:rPr>
       </w:pPr>
-      <w:bookmarkStart w:id="17" w:name="_Hlk183900138"/>
-      <w:commentRangeStart w:id="18"/>
-      <w:commentRangeStart w:id="19"/>
+      <w:bookmarkStart w:id="11" w:name="_Hlk183900138"/>
       <w:r>
         <w:rPr>
           <w:rFonts w:ascii="Times New Roman" w:hAnsi="Times New Roman" w:cs="Times New Roman"/>
@@ -5310,34 +5184,7 @@
           <w:szCs w:val="28"/>
           <w:lang w:val="ru-RU"/>
         </w:rPr>
-        <w:t xml:space="preserve"> </w:t>
-      </w:r>
-      <w:commentRangeEnd w:id="18"/>
-      <w:r>
-        <w:rPr>
-          <w:rStyle w:val="a4"/>
-          <w:rFonts w:ascii="Times New Roman" w:hAnsi="Times New Roman" w:cs="Times New Roman"/>
-          <w:sz w:val="28"/>
-          <w:szCs w:val="28"/>
-          <w:lang w:val="ru-RU"/>
-        </w:rPr>
-        <w:commentReference w:id="18"/>
-      </w:r>
-      <w:commentRangeEnd w:id="19"/>
-      <w:r>
-        <w:rPr>
-          <w:rStyle w:val="a4"/>
-        </w:rPr>
-        <w:commentReference w:id="19"/>
-      </w:r>
-      <w:r>
-        <w:rPr>
-          <w:rFonts w:ascii="Times New Roman" w:hAnsi="Times New Roman" w:cs="Times New Roman"/>
-          <w:sz w:val="28"/>
-          <w:szCs w:val="28"/>
-          <w:lang w:val="ru-RU"/>
-        </w:rPr>
-        <w:t>(также все обозначения показаны на рисунке 2.1):</w:t>
+        <w:t xml:space="preserve"> (также все обозначения показаны на рисунке 2.1):</w:t>
       </w:r>
     </w:p>
     <w:p>
@@ -5361,46 +5208,15 @@
         </w:rPr>
         <w:tab/>
       </w:r>
-      <w:commentRangeStart w:id="20"/>
-      <w:commentRangeStart w:id="21"/>
-      <w:r>
-        <w:rPr>
-          <w:rFonts w:ascii="Times New Roman" w:hAnsi="Times New Roman" w:cs="Times New Roman"/>
-          <w:b/>
-          <w:sz w:val="28"/>
-          <w:szCs w:val="28"/>
-          <w:lang w:val="ru-RU"/>
-        </w:rPr>
-        <w:t>Межосевое</w:t>
-      </w:r>
-      <w:commentRangeEnd w:id="20"/>
-      <w:r>
-        <w:rPr>
-          <w:rStyle w:val="a4"/>
-          <w:rFonts w:ascii="Times New Roman" w:hAnsi="Times New Roman" w:cs="Times New Roman"/>
-          <w:b/>
-          <w:sz w:val="28"/>
-          <w:szCs w:val="28"/>
-          <w:lang w:val="ru-RU"/>
-        </w:rPr>
-        <w:commentReference w:id="20"/>
-      </w:r>
-      <w:commentRangeEnd w:id="21"/>
-      <w:r>
-        <w:rPr>
-          <w:rStyle w:val="a4"/>
-        </w:rPr>
-        <w:commentReference w:id="21"/>
-      </w:r>
-      <w:r>
-        <w:rPr>
-          <w:rFonts w:ascii="Times New Roman" w:hAnsi="Times New Roman" w:cs="Times New Roman"/>
-          <w:b/>
-          <w:sz w:val="28"/>
-          <w:szCs w:val="28"/>
-          <w:lang w:val="ru-RU"/>
-        </w:rPr>
-        <w:t xml:space="preserve"> расстояние </w:t>
+      <w:r>
+        <w:rPr>
+          <w:rFonts w:ascii="Times New Roman" w:hAnsi="Times New Roman" w:cs="Times New Roman"/>
+          <w:b/>
+          <w:sz w:val="28"/>
+          <w:szCs w:val="28"/>
+          <w:lang w:val="ru-RU"/>
+        </w:rPr>
+        <w:t xml:space="preserve">Межосевое расстояние </w:t>
       </w:r>
       <w:r>
         <w:rPr>
@@ -5508,9 +5324,6 @@
         </w:rPr>
         <w:t>Ширина</w:t>
       </w:r>
-      <w:commentRangeStart w:id="22"/>
-      <w:commentRangeStart w:id="23"/>
-      <w:commentRangeStart w:id="24"/>
       <w:r>
         <w:rPr>
           <w:rFonts w:ascii="Times New Roman" w:hAnsi="Times New Roman" w:cs="Times New Roman"/>
@@ -5549,35 +5362,6 @@
         </w:rPr>
         <w:t>(Диапазон: от 5 до 12 мм)</w:t>
       </w:r>
-      <w:commentRangeEnd w:id="22"/>
-      <w:r>
-        <w:rPr>
-          <w:rStyle w:val="a4"/>
-          <w:rFonts w:ascii="Times New Roman" w:hAnsi="Times New Roman" w:cs="Times New Roman"/>
-          <w:sz w:val="28"/>
-          <w:szCs w:val="28"/>
-          <w:lang w:val="ru-RU"/>
-        </w:rPr>
-        <w:commentReference w:id="22"/>
-      </w:r>
-      <w:commentRangeEnd w:id="23"/>
-      <w:r>
-        <w:rPr>
-          <w:rStyle w:val="a4"/>
-          <w:rFonts w:ascii="Times New Roman" w:hAnsi="Times New Roman" w:cs="Times New Roman"/>
-          <w:sz w:val="28"/>
-          <w:szCs w:val="28"/>
-          <w:lang w:val="ru-RU"/>
-        </w:rPr>
-        <w:commentReference w:id="23"/>
-      </w:r>
-      <w:commentRangeEnd w:id="24"/>
-      <w:r>
-        <w:rPr>
-          <w:rStyle w:val="a4"/>
-        </w:rPr>
-        <w:commentReference w:id="24"/>
-      </w:r>
       <w:r>
         <w:rPr>
           <w:rFonts w:ascii="Times New Roman" w:hAnsi="Times New Roman" w:cs="Times New Roman"/>
@@ -5588,7 +5372,7 @@
         <w:t xml:space="preserve"> — ширина паза, измеряемая перпендикулярно его осевой линии;</w:t>
       </w:r>
     </w:p>
-    <w:bookmarkEnd w:id="17"/>
+    <w:bookmarkEnd w:id="11"/>
     <w:p>
       <w:pPr>
         <w:spacing w:line="360" w:lineRule="auto"/>
@@ -6226,7 +6010,7 @@
           <w:lang w:val="ru-RU"/>
         </w:rPr>
       </w:pPr>
-      <w:bookmarkStart w:id="25" w:name="_Toc178605029"/>
+      <w:bookmarkStart w:id="12" w:name="_Toc178605029"/>
       <w:r>
         <w:rPr>
           <w:rFonts w:ascii="Times New Roman" w:hAnsi="Times New Roman" w:cs="Times New Roman"/>
@@ -6238,7 +6022,7 @@
         </w:rPr>
         <w:t>3.1.2 Требования к численности и квалификации персонала системы</w:t>
       </w:r>
-      <w:bookmarkEnd w:id="25"/>
+      <w:bookmarkEnd w:id="12"/>
     </w:p>
     <w:p>
       <w:pPr>
@@ -6276,7 +6060,7 @@
           <w:lang w:val="ru-RU"/>
         </w:rPr>
       </w:pPr>
-      <w:bookmarkStart w:id="26" w:name="_Toc178605030"/>
+      <w:bookmarkStart w:id="13" w:name="_Toc178605030"/>
       <w:r>
         <w:rPr>
           <w:rFonts w:ascii="Times New Roman" w:hAnsi="Times New Roman" w:cs="Times New Roman"/>
@@ -6288,7 +6072,7 @@
         </w:rPr>
         <w:t>3.1.3 Показатели назначения</w:t>
       </w:r>
-      <w:bookmarkEnd w:id="26"/>
+      <w:bookmarkEnd w:id="13"/>
     </w:p>
     <w:p>
       <w:pPr>
@@ -6333,8 +6117,6 @@
         </w:rPr>
         <w:t xml:space="preserve">− Время построения детали при учёте уже запущенной программы САПР не должно превышать </w:t>
       </w:r>
-      <w:commentRangeStart w:id="27"/>
-      <w:commentRangeStart w:id="28"/>
       <w:r>
         <w:rPr>
           <w:rFonts w:ascii="Times New Roman" w:hAnsi="Times New Roman" w:cs="Times New Roman"/>
@@ -6343,24 +6125,6 @@
           <w:lang w:val="ru-RU"/>
         </w:rPr>
         <w:t>одной</w:t>
-      </w:r>
-      <w:commentRangeEnd w:id="27"/>
-      <w:r>
-        <w:rPr>
-          <w:rStyle w:val="a4"/>
-          <w:rFonts w:ascii="Times New Roman" w:hAnsi="Times New Roman" w:cs="Times New Roman"/>
-          <w:sz w:val="28"/>
-          <w:szCs w:val="28"/>
-          <w:lang w:val="ru-RU"/>
-        </w:rPr>
-        <w:commentReference w:id="27"/>
-      </w:r>
-      <w:commentRangeEnd w:id="28"/>
-      <w:r>
-        <w:rPr>
-          <w:rStyle w:val="a4"/>
-        </w:rPr>
-        <w:commentReference w:id="28"/>
       </w:r>
       <w:r>
         <w:rPr>
@@ -6452,7 +6216,7 @@
           <w:lang w:val="ru-RU"/>
         </w:rPr>
       </w:pPr>
-      <w:bookmarkStart w:id="29" w:name="_Toc178605031"/>
+      <w:bookmarkStart w:id="14" w:name="_Toc178605031"/>
       <w:r>
         <w:rPr>
           <w:rFonts w:ascii="Times New Roman" w:hAnsi="Times New Roman" w:cs="Times New Roman"/>
@@ -6464,7 +6228,7 @@
         </w:rPr>
         <w:t>3.1.4 Требования к надёжности</w:t>
       </w:r>
-      <w:bookmarkEnd w:id="29"/>
+      <w:bookmarkEnd w:id="14"/>
     </w:p>
     <w:p>
       <w:pPr>
@@ -6502,7 +6266,7 @@
           <w:lang w:val="ru-RU"/>
         </w:rPr>
       </w:pPr>
-      <w:bookmarkStart w:id="30" w:name="_Toc178605032"/>
+      <w:bookmarkStart w:id="15" w:name="_Toc178605032"/>
       <w:r>
         <w:rPr>
           <w:rFonts w:ascii="Times New Roman" w:hAnsi="Times New Roman" w:cs="Times New Roman"/>
@@ -6514,7 +6278,7 @@
         </w:rPr>
         <w:t>3.1.5 Требования к безопасности</w:t>
       </w:r>
-      <w:bookmarkEnd w:id="30"/>
+      <w:bookmarkEnd w:id="15"/>
     </w:p>
     <w:p>
       <w:pPr>
@@ -6552,7 +6316,7 @@
           <w:lang w:val="ru-RU"/>
         </w:rPr>
       </w:pPr>
-      <w:bookmarkStart w:id="31" w:name="_Toc178605033"/>
+      <w:bookmarkStart w:id="16" w:name="_Toc178605033"/>
       <w:r>
         <w:rPr>
           <w:rFonts w:ascii="Times New Roman" w:hAnsi="Times New Roman" w:cs="Times New Roman"/>
@@ -6565,7 +6329,7 @@
         <w:lastRenderedPageBreak/>
         <w:t>3.1.6 Требования к эргономике и технической эстетике</w:t>
       </w:r>
-      <w:bookmarkEnd w:id="31"/>
+      <w:bookmarkEnd w:id="16"/>
     </w:p>
     <w:p>
       <w:pPr>
@@ -6606,7 +6370,15 @@
           <w:szCs w:val="28"/>
           <w:lang w:val="ru-RU"/>
         </w:rPr>
-        <w:t xml:space="preserve">-интерфейсов с помощью </w:t>
+        <w:t>-интерфейсов с помощью фреймворков Windows</w:t>
+      </w:r>
+      <w:r>
+        <w:rPr>
+          <w:rFonts w:ascii="Times New Roman" w:hAnsi="Times New Roman" w:cs="Times New Roman"/>
+          <w:sz w:val="28"/>
+          <w:szCs w:val="28"/>
+        </w:rPr>
+        <w:t> </w:t>
       </w:r>
       <w:proofErr w:type="spellStart"/>
       <w:r>
@@ -6616,7 +6388,7 @@
           <w:szCs w:val="28"/>
           <w:lang w:val="ru-RU"/>
         </w:rPr>
-        <w:t>фреймворков</w:t>
+        <w:t>Forms</w:t>
       </w:r>
       <w:proofErr w:type="spellEnd"/>
       <w:r>
@@ -6626,7 +6398,29 @@
           <w:szCs w:val="28"/>
           <w:lang w:val="ru-RU"/>
         </w:rPr>
-        <w:t xml:space="preserve"> </w:t>
+        <w:t>, WPF или аналогичных им, позволяющих создавать пользовательские интерфейсы для ОС Windows 10 и выше.</w:t>
+      </w:r>
+    </w:p>
+    <w:p>
+      <w:pPr>
+        <w:spacing w:line="360" w:lineRule="auto"/>
+        <w:ind w:firstLine="708"/>
+        <w:jc w:val="both"/>
+        <w:rPr>
+          <w:rFonts w:ascii="Times New Roman" w:hAnsi="Times New Roman" w:cs="Times New Roman"/>
+          <w:sz w:val="28"/>
+          <w:szCs w:val="28"/>
+          <w:lang w:val="ru-RU"/>
+        </w:rPr>
+      </w:pPr>
+      <w:r>
+        <w:rPr>
+          <w:rFonts w:ascii="Times New Roman" w:hAnsi="Times New Roman" w:cs="Times New Roman"/>
+          <w:sz w:val="28"/>
+          <w:szCs w:val="28"/>
+          <w:lang w:val="ru-RU"/>
+        </w:rPr>
+        <w:t xml:space="preserve">Элементы интерфейса должны отвечать рекомендациям по вёрстке интерфейсов </w:t>
       </w:r>
       <w:proofErr w:type="spellStart"/>
       <w:r>
@@ -6636,7 +6430,7 @@
           <w:szCs w:val="28"/>
           <w:lang w:val="ru-RU"/>
         </w:rPr>
-        <w:t>Windows</w:t>
+        <w:t>desktop</w:t>
       </w:r>
       <w:proofErr w:type="spellEnd"/>
       <w:r>
@@ -6644,49 +6438,38 @@
           <w:rFonts w:ascii="Times New Roman" w:hAnsi="Times New Roman" w:cs="Times New Roman"/>
           <w:sz w:val="28"/>
           <w:szCs w:val="28"/>
-        </w:rPr>
-        <w:t> </w:t>
-      </w:r>
-      <w:proofErr w:type="spellStart"/>
-      <w:r>
-        <w:rPr>
-          <w:rFonts w:ascii="Times New Roman" w:hAnsi="Times New Roman" w:cs="Times New Roman"/>
-          <w:sz w:val="28"/>
-          <w:szCs w:val="28"/>
-          <w:lang w:val="ru-RU"/>
-        </w:rPr>
-        <w:t>Forms</w:t>
-      </w:r>
-      <w:proofErr w:type="spellEnd"/>
-      <w:r>
-        <w:rPr>
-          <w:rFonts w:ascii="Times New Roman" w:hAnsi="Times New Roman" w:cs="Times New Roman"/>
-          <w:sz w:val="28"/>
-          <w:szCs w:val="28"/>
-          <w:lang w:val="ru-RU"/>
-        </w:rPr>
-        <w:t xml:space="preserve">, WPF или аналогичных им, позволяющих создавать пользовательские интерфейсы для ОС </w:t>
-      </w:r>
-      <w:proofErr w:type="spellStart"/>
-      <w:r>
-        <w:rPr>
-          <w:rFonts w:ascii="Times New Roman" w:hAnsi="Times New Roman" w:cs="Times New Roman"/>
-          <w:sz w:val="28"/>
-          <w:szCs w:val="28"/>
-          <w:lang w:val="ru-RU"/>
-        </w:rPr>
-        <w:t>Windows</w:t>
-      </w:r>
-      <w:proofErr w:type="spellEnd"/>
-      <w:r>
-        <w:rPr>
-          <w:rFonts w:ascii="Times New Roman" w:hAnsi="Times New Roman" w:cs="Times New Roman"/>
-          <w:sz w:val="28"/>
-          <w:szCs w:val="28"/>
-          <w:lang w:val="ru-RU"/>
-        </w:rPr>
-        <w:t xml:space="preserve"> 10 и выше.</w:t>
-      </w:r>
+          <w:lang w:val="ru-RU"/>
+        </w:rPr>
+        <w:t>-приложений указанным в источнике [1].</w:t>
+      </w:r>
+    </w:p>
+    <w:p>
+      <w:pPr>
+        <w:pStyle w:val="3"/>
+        <w:spacing w:line="360" w:lineRule="auto"/>
+        <w:jc w:val="center"/>
+        <w:rPr>
+          <w:rFonts w:ascii="Times New Roman" w:hAnsi="Times New Roman" w:cs="Times New Roman"/>
+          <w:b/>
+          <w:color w:val="auto"/>
+          <w:sz w:val="28"/>
+          <w:szCs w:val="28"/>
+          <w:lang w:val="ru-RU"/>
+        </w:rPr>
+      </w:pPr>
+      <w:bookmarkStart w:id="17" w:name="_Toc178605034"/>
+      <w:r>
+        <w:rPr>
+          <w:rFonts w:ascii="Times New Roman" w:hAnsi="Times New Roman" w:cs="Times New Roman"/>
+          <w:b/>
+          <w:color w:val="auto"/>
+          <w:sz w:val="28"/>
+          <w:szCs w:val="28"/>
+          <w:lang w:val="ru-RU"/>
+        </w:rPr>
+        <w:t>3.1.7 Требования к эксплуатации, техническому обслуживанию, ремонту и хранению компонентов системы</w:t>
+      </w:r>
+      <w:bookmarkEnd w:id="17"/>
     </w:p>
     <w:p>
       <w:pPr>
@@ -6707,27 +6490,7 @@
           <w:szCs w:val="28"/>
           <w:lang w:val="ru-RU"/>
         </w:rPr>
-        <w:t xml:space="preserve">Элементы интерфейса должны отвечать рекомендациям по вёрстке интерфейсов </w:t>
-      </w:r>
-      <w:proofErr w:type="spellStart"/>
-      <w:r>
-        <w:rPr>
-          <w:rFonts w:ascii="Times New Roman" w:hAnsi="Times New Roman" w:cs="Times New Roman"/>
-          <w:sz w:val="28"/>
-          <w:szCs w:val="28"/>
-          <w:lang w:val="ru-RU"/>
-        </w:rPr>
-        <w:t>desktop</w:t>
-      </w:r>
-      <w:proofErr w:type="spellEnd"/>
-      <w:r>
-        <w:rPr>
-          <w:rFonts w:ascii="Times New Roman" w:hAnsi="Times New Roman" w:cs="Times New Roman"/>
-          <w:sz w:val="28"/>
-          <w:szCs w:val="28"/>
-          <w:lang w:val="ru-RU"/>
-        </w:rPr>
-        <w:t>-приложений указанным в источнике [1].</w:t>
+        <w:t xml:space="preserve"> Дополнительные требования к эксплуатации, техническому обслуживанию, ремонту и хранению компонентов системы не предъявляются. </w:t>
       </w:r>
     </w:p>
     <w:p>
@@ -6738,14 +6501,52 @@
         <w:rPr>
           <w:rFonts w:ascii="Times New Roman" w:hAnsi="Times New Roman" w:cs="Times New Roman"/>
           <w:b/>
+          <w:sz w:val="28"/>
+          <w:szCs w:val="28"/>
+          <w:lang w:val="ru-RU"/>
+        </w:rPr>
+      </w:pPr>
+      <w:bookmarkStart w:id="18" w:name="_Toc178605035"/>
+      <w:r>
+        <w:rPr>
+          <w:rFonts w:ascii="Times New Roman" w:hAnsi="Times New Roman" w:cs="Times New Roman"/>
+          <w:b/>
           <w:color w:val="auto"/>
           <w:sz w:val="28"/>
           <w:szCs w:val="28"/>
           <w:lang w:val="ru-RU"/>
         </w:rPr>
-      </w:pPr>
-      <w:bookmarkStart w:id="32" w:name="_Toc178605034"/>
-      <w:r>
+        <w:t>3.1.8 Требования к защите информации от несанкционированного доступа</w:t>
+      </w:r>
+      <w:bookmarkEnd w:id="18"/>
+    </w:p>
+    <w:p>
+      <w:pPr>
+        <w:spacing w:line="360" w:lineRule="auto"/>
+        <w:ind w:firstLine="708"/>
+        <w:jc w:val="both"/>
+        <w:rPr>
+          <w:rFonts w:ascii="Times New Roman" w:hAnsi="Times New Roman" w:cs="Times New Roman"/>
+          <w:sz w:val="28"/>
+          <w:szCs w:val="28"/>
+          <w:lang w:val="ru-RU"/>
+        </w:rPr>
+      </w:pPr>
+      <w:r>
+        <w:rPr>
+          <w:rFonts w:ascii="Times New Roman" w:hAnsi="Times New Roman" w:cs="Times New Roman"/>
+          <w:sz w:val="28"/>
+          <w:szCs w:val="28"/>
+          <w:lang w:val="ru-RU"/>
+        </w:rPr>
+        <w:t xml:space="preserve">Дополнительные требования к защите информации от несанкционированного доступа не предъявляются. </w:t>
+      </w:r>
+    </w:p>
+    <w:p>
+      <w:pPr>
+        <w:pStyle w:val="3"/>
+        <w:spacing w:line="360" w:lineRule="auto"/>
+        <w:jc w:val="center"/>
         <w:rPr>
           <w:rFonts w:ascii="Times New Roman" w:hAnsi="Times New Roman" w:cs="Times New Roman"/>
           <w:b/>
@@ -6754,9 +6555,20 @@
           <w:szCs w:val="28"/>
           <w:lang w:val="ru-RU"/>
         </w:rPr>
-        <w:t>3.1.7 Требования к эксплуатации, техническому обслуживанию, ремонту и хранению компонентов системы</w:t>
-      </w:r>
-      <w:bookmarkEnd w:id="32"/>
+      </w:pPr>
+      <w:bookmarkStart w:id="19" w:name="_Toc178605036"/>
+      <w:r>
+        <w:rPr>
+          <w:rFonts w:ascii="Times New Roman" w:hAnsi="Times New Roman" w:cs="Times New Roman"/>
+          <w:b/>
+          <w:color w:val="auto"/>
+          <w:sz w:val="28"/>
+          <w:szCs w:val="28"/>
+          <w:lang w:val="ru-RU"/>
+        </w:rPr>
+        <w:t>3.1.9 Требования по сохранности информации при авариях</w:t>
+      </w:r>
+      <w:bookmarkEnd w:id="19"/>
     </w:p>
     <w:p>
       <w:pPr>
@@ -6777,7 +6589,7 @@
           <w:szCs w:val="28"/>
           <w:lang w:val="ru-RU"/>
         </w:rPr>
-        <w:t xml:space="preserve"> Дополнительные требования к эксплуатации, техническому обслуживанию, ремонту и хранению компонентов системы не предъявляются. </w:t>
+        <w:t xml:space="preserve">Дополнительные требования по сохранности информации при авариях не предъявляются. </w:t>
       </w:r>
     </w:p>
     <w:p>
@@ -6788,24 +6600,25 @@
         <w:rPr>
           <w:rFonts w:ascii="Times New Roman" w:hAnsi="Times New Roman" w:cs="Times New Roman"/>
           <w:b/>
-          <w:sz w:val="28"/>
-          <w:szCs w:val="28"/>
-          <w:lang w:val="ru-RU"/>
-        </w:rPr>
-      </w:pPr>
-      <w:bookmarkStart w:id="33" w:name="_Toc178605035"/>
-      <w:r>
-        <w:rPr>
-          <w:rFonts w:ascii="Times New Roman" w:hAnsi="Times New Roman" w:cs="Times New Roman"/>
-          <w:b/>
           <w:color w:val="auto"/>
           <w:sz w:val="28"/>
           <w:szCs w:val="28"/>
           <w:lang w:val="ru-RU"/>
         </w:rPr>
-        <w:t>3.1.8 Требования к защите информации от несанкционированного доступа</w:t>
-      </w:r>
-      <w:bookmarkEnd w:id="33"/>
+      </w:pPr>
+      <w:bookmarkStart w:id="20" w:name="_Toc178605037"/>
+      <w:r>
+        <w:rPr>
+          <w:rFonts w:ascii="Times New Roman" w:hAnsi="Times New Roman" w:cs="Times New Roman"/>
+          <w:b/>
+          <w:color w:val="auto"/>
+          <w:sz w:val="28"/>
+          <w:szCs w:val="28"/>
+          <w:lang w:val="ru-RU"/>
+        </w:rPr>
+        <w:t>3.1.10 Требования к защите от влияния внешних воздействий</w:t>
+      </w:r>
+      <w:bookmarkEnd w:id="20"/>
     </w:p>
     <w:p>
       <w:pPr>
@@ -6826,7 +6639,7 @@
           <w:szCs w:val="28"/>
           <w:lang w:val="ru-RU"/>
         </w:rPr>
-        <w:t xml:space="preserve">Дополнительные требования к защите информации от несанкционированного доступа не предъявляются. </w:t>
+        <w:t xml:space="preserve">Дополнительные требования к защите от влияния внешних воздействий не предъявляются. </w:t>
       </w:r>
     </w:p>
     <w:p>
@@ -6843,7 +6656,7 @@
           <w:lang w:val="ru-RU"/>
         </w:rPr>
       </w:pPr>
-      <w:bookmarkStart w:id="34" w:name="_Toc178605036"/>
+      <w:bookmarkStart w:id="21" w:name="_Toc178605038"/>
       <w:r>
         <w:rPr>
           <w:rFonts w:ascii="Times New Roman" w:hAnsi="Times New Roman" w:cs="Times New Roman"/>
@@ -6853,9 +6666,9 @@
           <w:szCs w:val="28"/>
           <w:lang w:val="ru-RU"/>
         </w:rPr>
-        <w:t>3.1.9 Требования по сохранности информации при авариях</w:t>
-      </w:r>
-      <w:bookmarkEnd w:id="34"/>
+        <w:t>3.1.11 Требования к патентной чистоте</w:t>
+      </w:r>
+      <w:bookmarkEnd w:id="21"/>
     </w:p>
     <w:p>
       <w:pPr>
@@ -6876,7 +6689,7 @@
           <w:szCs w:val="28"/>
           <w:lang w:val="ru-RU"/>
         </w:rPr>
-        <w:t xml:space="preserve">Дополнительные требования по сохранности информации при авариях не предъявляются. </w:t>
+        <w:t xml:space="preserve">Дополнительные требования к патентной чистоте не предъявляются. </w:t>
       </w:r>
     </w:p>
     <w:p>
@@ -6893,7 +6706,7 @@
           <w:lang w:val="ru-RU"/>
         </w:rPr>
       </w:pPr>
-      <w:bookmarkStart w:id="35" w:name="_Toc178605037"/>
+      <w:bookmarkStart w:id="22" w:name="_Toc178605039"/>
       <w:r>
         <w:rPr>
           <w:rFonts w:ascii="Times New Roman" w:hAnsi="Times New Roman" w:cs="Times New Roman"/>
@@ -6903,109 +6716,9 @@
           <w:szCs w:val="28"/>
           <w:lang w:val="ru-RU"/>
         </w:rPr>
-        <w:t>3.1.10 Требования к защите от влияния внешних воздействий</w:t>
-      </w:r>
-      <w:bookmarkEnd w:id="35"/>
-    </w:p>
-    <w:p>
-      <w:pPr>
-        <w:spacing w:line="360" w:lineRule="auto"/>
-        <w:ind w:firstLine="708"/>
-        <w:jc w:val="both"/>
-        <w:rPr>
-          <w:rFonts w:ascii="Times New Roman" w:hAnsi="Times New Roman" w:cs="Times New Roman"/>
-          <w:sz w:val="28"/>
-          <w:szCs w:val="28"/>
-          <w:lang w:val="ru-RU"/>
-        </w:rPr>
-      </w:pPr>
-      <w:r>
-        <w:rPr>
-          <w:rFonts w:ascii="Times New Roman" w:hAnsi="Times New Roman" w:cs="Times New Roman"/>
-          <w:sz w:val="28"/>
-          <w:szCs w:val="28"/>
-          <w:lang w:val="ru-RU"/>
-        </w:rPr>
-        <w:t xml:space="preserve">Дополнительные требования к защите от влияния внешних воздействий не предъявляются. </w:t>
-      </w:r>
-    </w:p>
-    <w:p>
-      <w:pPr>
-        <w:pStyle w:val="3"/>
-        <w:spacing w:line="360" w:lineRule="auto"/>
-        <w:jc w:val="center"/>
-        <w:rPr>
-          <w:rFonts w:ascii="Times New Roman" w:hAnsi="Times New Roman" w:cs="Times New Roman"/>
-          <w:b/>
-          <w:color w:val="auto"/>
-          <w:sz w:val="28"/>
-          <w:szCs w:val="28"/>
-          <w:lang w:val="ru-RU"/>
-        </w:rPr>
-      </w:pPr>
-      <w:bookmarkStart w:id="36" w:name="_Toc178605038"/>
-      <w:r>
-        <w:rPr>
-          <w:rFonts w:ascii="Times New Roman" w:hAnsi="Times New Roman" w:cs="Times New Roman"/>
-          <w:b/>
-          <w:color w:val="auto"/>
-          <w:sz w:val="28"/>
-          <w:szCs w:val="28"/>
-          <w:lang w:val="ru-RU"/>
-        </w:rPr>
-        <w:t>3.1.11 Требования к патентной чистоте</w:t>
-      </w:r>
-      <w:bookmarkEnd w:id="36"/>
-    </w:p>
-    <w:p>
-      <w:pPr>
-        <w:spacing w:line="360" w:lineRule="auto"/>
-        <w:ind w:firstLine="708"/>
-        <w:jc w:val="both"/>
-        <w:rPr>
-          <w:rFonts w:ascii="Times New Roman" w:hAnsi="Times New Roman" w:cs="Times New Roman"/>
-          <w:sz w:val="28"/>
-          <w:szCs w:val="28"/>
-          <w:lang w:val="ru-RU"/>
-        </w:rPr>
-      </w:pPr>
-      <w:r>
-        <w:rPr>
-          <w:rFonts w:ascii="Times New Roman" w:hAnsi="Times New Roman" w:cs="Times New Roman"/>
-          <w:sz w:val="28"/>
-          <w:szCs w:val="28"/>
-          <w:lang w:val="ru-RU"/>
-        </w:rPr>
-        <w:t xml:space="preserve">Дополнительные требования к патентной чистоте не предъявляются. </w:t>
-      </w:r>
-    </w:p>
-    <w:p>
-      <w:pPr>
-        <w:pStyle w:val="3"/>
-        <w:spacing w:line="360" w:lineRule="auto"/>
-        <w:jc w:val="center"/>
-        <w:rPr>
-          <w:rFonts w:ascii="Times New Roman" w:hAnsi="Times New Roman" w:cs="Times New Roman"/>
-          <w:b/>
-          <w:color w:val="auto"/>
-          <w:sz w:val="28"/>
-          <w:szCs w:val="28"/>
-          <w:lang w:val="ru-RU"/>
-        </w:rPr>
-      </w:pPr>
-      <w:bookmarkStart w:id="37" w:name="_Toc178605039"/>
-      <w:r>
-        <w:rPr>
-          <w:rFonts w:ascii="Times New Roman" w:hAnsi="Times New Roman" w:cs="Times New Roman"/>
-          <w:b/>
-          <w:color w:val="auto"/>
-          <w:sz w:val="28"/>
-          <w:szCs w:val="28"/>
-          <w:lang w:val="ru-RU"/>
-        </w:rPr>
         <w:t>3.1.12 Требования по стандартизации и унификации</w:t>
       </w:r>
-      <w:bookmarkEnd w:id="37"/>
+      <w:bookmarkEnd w:id="22"/>
     </w:p>
     <w:p>
       <w:pPr>
@@ -7055,7 +6768,7 @@
           <w:lang w:val="ru-RU"/>
         </w:rPr>
       </w:pPr>
-      <w:bookmarkStart w:id="38" w:name="_Toc178605040"/>
+      <w:bookmarkStart w:id="23" w:name="_Toc178605040"/>
       <w:r>
         <w:rPr>
           <w:rFonts w:ascii="Times New Roman" w:hAnsi="Times New Roman" w:cs="Times New Roman"/>
@@ -7068,7 +6781,7 @@
         <w:lastRenderedPageBreak/>
         <w:t>3.2 Требования к функциям (задачам), выполняемым АС</w:t>
       </w:r>
-      <w:bookmarkEnd w:id="38"/>
+      <w:bookmarkEnd w:id="23"/>
     </w:p>
     <w:p>
       <w:pPr>
@@ -7097,7 +6810,7 @@
           <w:lang w:val="ru-RU"/>
         </w:rPr>
       </w:pPr>
-      <w:bookmarkStart w:id="39" w:name="_Toc178605041"/>
+      <w:bookmarkStart w:id="24" w:name="_Toc178605041"/>
       <w:r>
         <w:rPr>
           <w:rFonts w:ascii="Times New Roman" w:hAnsi="Times New Roman" w:cs="Times New Roman"/>
@@ -7109,7 +6822,7 @@
         </w:rPr>
         <w:t>3.2.1 Перечень функций, задач или их комплексов</w:t>
       </w:r>
-      <w:bookmarkEnd w:id="39"/>
+      <w:bookmarkEnd w:id="24"/>
     </w:p>
     <w:p>
       <w:pPr>
@@ -7150,7 +6863,46 @@
           <w:szCs w:val="28"/>
           <w:lang w:val="ru-RU"/>
         </w:rPr>
-        <w:t xml:space="preserve"> рамы. С точки зрения геометрии деталь состоит из пластины сложной формы, технологических отверстий под крепеж и ось, а также опорных элементов. Моделирование объекта сводится к построению главного эскиза профиля, его вытягиванию на расчетную толщину и дальнейшей доработке геометрии при помощи операций “вырезать” и “</w:t>
+        <w:t xml:space="preserve"> рамы. С точки зрения геометрии деталь состоит из пластины сложной формы, технологических отверстий под крепеж и ось, а также опорных элементов. Моделирование объекта сводится к построению главного эскиза профиля, его вытягиванию на расчетную толщину и дальнейшей доработке геометрии при помощи операций “вырезать” и “скругление”.</w:t>
+      </w:r>
+    </w:p>
+    <w:p>
+      <w:pPr>
+        <w:spacing w:line="360" w:lineRule="auto"/>
+        <w:ind w:firstLine="708"/>
+        <w:jc w:val="both"/>
+        <w:rPr>
+          <w:rFonts w:ascii="Times New Roman" w:hAnsi="Times New Roman" w:cs="Times New Roman"/>
+          <w:sz w:val="28"/>
+          <w:szCs w:val="28"/>
+          <w:lang w:val="ru-RU"/>
+        </w:rPr>
+      </w:pPr>
+      <w:r>
+        <w:rPr>
+          <w:rFonts w:ascii="Times New Roman" w:hAnsi="Times New Roman" w:cs="Times New Roman"/>
+          <w:sz w:val="28"/>
+          <w:szCs w:val="28"/>
+          <w:lang w:val="ru-RU"/>
+        </w:rPr>
+        <w:t xml:space="preserve">В рамках задачи должен быть спроектирован и реализован механизм задания параметров с проверкой их корректности, а также разработана система взаимодействия с </w:t>
+      </w:r>
+      <w:r>
+        <w:rPr>
+          <w:rFonts w:ascii="Times New Roman" w:hAnsi="Times New Roman" w:cs="Times New Roman"/>
+          <w:sz w:val="28"/>
+          <w:szCs w:val="28"/>
+        </w:rPr>
+        <w:t>API</w:t>
+      </w:r>
+      <w:r>
+        <w:rPr>
+          <w:rFonts w:ascii="Times New Roman" w:hAnsi="Times New Roman" w:cs="Times New Roman"/>
+          <w:sz w:val="28"/>
+          <w:szCs w:val="28"/>
+          <w:lang w:val="ru-RU"/>
+        </w:rPr>
+        <w:t xml:space="preserve"> САПР «</w:t>
       </w:r>
       <w:proofErr w:type="spellStart"/>
       <w:r>
@@ -7160,7 +6912,7 @@
           <w:szCs w:val="28"/>
           <w:lang w:val="ru-RU"/>
         </w:rPr>
-        <w:t>скругление</w:t>
+        <w:t>Inventor</w:t>
       </w:r>
       <w:proofErr w:type="spellEnd"/>
       <w:r>
@@ -7170,8 +6922,87 @@
           <w:szCs w:val="28"/>
           <w:lang w:val="ru-RU"/>
         </w:rPr>
-        <w:t>”.</w:t>
-      </w:r>
+        <w:t>», производящая построение секций держателя по заданным параметрам.</w:t>
+      </w:r>
+    </w:p>
+    <w:p>
+      <w:pPr>
+        <w:spacing w:line="360" w:lineRule="auto"/>
+        <w:jc w:val="both"/>
+        <w:rPr>
+          <w:rFonts w:ascii="Times New Roman" w:hAnsi="Times New Roman" w:cs="Times New Roman"/>
+          <w:sz w:val="28"/>
+          <w:szCs w:val="28"/>
+          <w:lang w:val="ru-RU"/>
+        </w:rPr>
+      </w:pPr>
+    </w:p>
+    <w:p>
+      <w:pPr>
+        <w:pStyle w:val="2"/>
+        <w:spacing w:line="360" w:lineRule="auto"/>
+        <w:jc w:val="center"/>
+        <w:rPr>
+          <w:rFonts w:ascii="Times New Roman" w:hAnsi="Times New Roman" w:cs="Times New Roman"/>
+          <w:b/>
+          <w:color w:val="auto"/>
+          <w:sz w:val="28"/>
+          <w:szCs w:val="28"/>
+          <w:lang w:val="ru-RU"/>
+        </w:rPr>
+      </w:pPr>
+      <w:bookmarkStart w:id="25" w:name="_Toc178605042"/>
+      <w:r>
+        <w:rPr>
+          <w:rFonts w:ascii="Times New Roman" w:hAnsi="Times New Roman" w:cs="Times New Roman"/>
+          <w:b/>
+          <w:color w:val="auto"/>
+          <w:sz w:val="28"/>
+          <w:szCs w:val="28"/>
+          <w:lang w:val="ru-RU"/>
+        </w:rPr>
+        <w:t>3.3 Требования к видам обеспечения АС</w:t>
+      </w:r>
+      <w:bookmarkEnd w:id="25"/>
+    </w:p>
+    <w:p>
+      <w:pPr>
+        <w:spacing w:line="360" w:lineRule="auto"/>
+        <w:jc w:val="center"/>
+        <w:rPr>
+          <w:rFonts w:ascii="Times New Roman" w:hAnsi="Times New Roman" w:cs="Times New Roman"/>
+          <w:sz w:val="28"/>
+          <w:szCs w:val="28"/>
+          <w:lang w:val="ru-RU"/>
+        </w:rPr>
+      </w:pPr>
+    </w:p>
+    <w:p>
+      <w:pPr>
+        <w:pStyle w:val="3"/>
+        <w:spacing w:line="360" w:lineRule="auto"/>
+        <w:jc w:val="center"/>
+        <w:rPr>
+          <w:rFonts w:ascii="Times New Roman" w:hAnsi="Times New Roman" w:cs="Times New Roman"/>
+          <w:b/>
+          <w:sz w:val="28"/>
+          <w:szCs w:val="28"/>
+          <w:lang w:val="ru-RU"/>
+        </w:rPr>
+      </w:pPr>
+      <w:bookmarkStart w:id="26" w:name="_Toc178605043"/>
+      <w:r>
+        <w:rPr>
+          <w:rFonts w:ascii="Times New Roman" w:hAnsi="Times New Roman" w:cs="Times New Roman"/>
+          <w:b/>
+          <w:color w:val="auto"/>
+          <w:sz w:val="28"/>
+          <w:szCs w:val="28"/>
+          <w:lang w:val="ru-RU"/>
+        </w:rPr>
+        <w:t>3.3.1 Требования к математическому обеспечению системы</w:t>
+      </w:r>
+      <w:bookmarkEnd w:id="26"/>
     </w:p>
     <w:p>
       <w:pPr>
@@ -7192,61 +7023,12 @@
           <w:szCs w:val="28"/>
           <w:lang w:val="ru-RU"/>
         </w:rPr>
-        <w:t xml:space="preserve">В рамках задачи должен быть спроектирован и реализован механизм задания параметров с проверкой их корректности, а также разработана система взаимодействия с </w:t>
-      </w:r>
-      <w:r>
-        <w:rPr>
-          <w:rFonts w:ascii="Times New Roman" w:hAnsi="Times New Roman" w:cs="Times New Roman"/>
-          <w:sz w:val="28"/>
-          <w:szCs w:val="28"/>
-        </w:rPr>
-        <w:t>API</w:t>
-      </w:r>
-      <w:r>
-        <w:rPr>
-          <w:rFonts w:ascii="Times New Roman" w:hAnsi="Times New Roman" w:cs="Times New Roman"/>
-          <w:sz w:val="28"/>
-          <w:szCs w:val="28"/>
-          <w:lang w:val="ru-RU"/>
-        </w:rPr>
-        <w:t xml:space="preserve"> САПР «</w:t>
-      </w:r>
-      <w:proofErr w:type="spellStart"/>
-      <w:r>
-        <w:rPr>
-          <w:rFonts w:ascii="Times New Roman" w:hAnsi="Times New Roman" w:cs="Times New Roman"/>
-          <w:sz w:val="28"/>
-          <w:szCs w:val="28"/>
-          <w:lang w:val="ru-RU"/>
-        </w:rPr>
-        <w:t>Inventor</w:t>
-      </w:r>
-      <w:proofErr w:type="spellEnd"/>
-      <w:r>
-        <w:rPr>
-          <w:rFonts w:ascii="Times New Roman" w:hAnsi="Times New Roman" w:cs="Times New Roman"/>
-          <w:sz w:val="28"/>
-          <w:szCs w:val="28"/>
-          <w:lang w:val="ru-RU"/>
-        </w:rPr>
-        <w:t>», производящая построение секций держателя по заданным параметрам.</w:t>
-      </w:r>
-    </w:p>
-    <w:p>
-      <w:pPr>
-        <w:spacing w:line="360" w:lineRule="auto"/>
-        <w:jc w:val="both"/>
-        <w:rPr>
-          <w:rFonts w:ascii="Times New Roman" w:hAnsi="Times New Roman" w:cs="Times New Roman"/>
-          <w:sz w:val="28"/>
-          <w:szCs w:val="28"/>
-          <w:lang w:val="ru-RU"/>
-        </w:rPr>
-      </w:pPr>
-    </w:p>
-    <w:p>
-      <w:pPr>
-        <w:pStyle w:val="2"/>
+        <w:t xml:space="preserve">Дополнительные требования к математическому обеспечению системы не предъявляются. </w:t>
+      </w:r>
+    </w:p>
+    <w:p>
+      <w:pPr>
+        <w:pStyle w:val="3"/>
         <w:spacing w:line="360" w:lineRule="auto"/>
         <w:jc w:val="center"/>
         <w:rPr>
@@ -7258,7 +7040,7 @@
           <w:lang w:val="ru-RU"/>
         </w:rPr>
       </w:pPr>
-      <w:bookmarkStart w:id="40" w:name="_Toc178605042"/>
+      <w:bookmarkStart w:id="27" w:name="_Toc178605044"/>
       <w:r>
         <w:rPr>
           <w:rFonts w:ascii="Times New Roman" w:hAnsi="Times New Roman" w:cs="Times New Roman"/>
@@ -7268,98 +7050,9 @@
           <w:szCs w:val="28"/>
           <w:lang w:val="ru-RU"/>
         </w:rPr>
-        <w:t>3.3 Требования к видам обеспечения АС</w:t>
-      </w:r>
-      <w:bookmarkEnd w:id="40"/>
-    </w:p>
-    <w:p>
-      <w:pPr>
-        <w:spacing w:line="360" w:lineRule="auto"/>
-        <w:jc w:val="center"/>
-        <w:rPr>
-          <w:rFonts w:ascii="Times New Roman" w:hAnsi="Times New Roman" w:cs="Times New Roman"/>
-          <w:sz w:val="28"/>
-          <w:szCs w:val="28"/>
-          <w:lang w:val="ru-RU"/>
-        </w:rPr>
-      </w:pPr>
-    </w:p>
-    <w:p>
-      <w:pPr>
-        <w:pStyle w:val="3"/>
-        <w:spacing w:line="360" w:lineRule="auto"/>
-        <w:jc w:val="center"/>
-        <w:rPr>
-          <w:rFonts w:ascii="Times New Roman" w:hAnsi="Times New Roman" w:cs="Times New Roman"/>
-          <w:b/>
-          <w:sz w:val="28"/>
-          <w:szCs w:val="28"/>
-          <w:lang w:val="ru-RU"/>
-        </w:rPr>
-      </w:pPr>
-      <w:bookmarkStart w:id="41" w:name="_Toc178605043"/>
-      <w:r>
-        <w:rPr>
-          <w:rFonts w:ascii="Times New Roman" w:hAnsi="Times New Roman" w:cs="Times New Roman"/>
-          <w:b/>
-          <w:color w:val="auto"/>
-          <w:sz w:val="28"/>
-          <w:szCs w:val="28"/>
-          <w:lang w:val="ru-RU"/>
-        </w:rPr>
-        <w:t>3.3.1 Требования к математическому обеспечению системы</w:t>
-      </w:r>
-      <w:bookmarkEnd w:id="41"/>
-    </w:p>
-    <w:p>
-      <w:pPr>
-        <w:spacing w:line="360" w:lineRule="auto"/>
-        <w:ind w:firstLine="708"/>
-        <w:jc w:val="both"/>
-        <w:rPr>
-          <w:rFonts w:ascii="Times New Roman" w:hAnsi="Times New Roman" w:cs="Times New Roman"/>
-          <w:sz w:val="28"/>
-          <w:szCs w:val="28"/>
-          <w:lang w:val="ru-RU"/>
-        </w:rPr>
-      </w:pPr>
-      <w:r>
-        <w:rPr>
-          <w:rFonts w:ascii="Times New Roman" w:hAnsi="Times New Roman" w:cs="Times New Roman"/>
-          <w:sz w:val="28"/>
-          <w:szCs w:val="28"/>
-          <w:lang w:val="ru-RU"/>
-        </w:rPr>
-        <w:t xml:space="preserve">Дополнительные требования к математическому обеспечению системы не предъявляются. </w:t>
-      </w:r>
-    </w:p>
-    <w:p>
-      <w:pPr>
-        <w:pStyle w:val="3"/>
-        <w:spacing w:line="360" w:lineRule="auto"/>
-        <w:jc w:val="center"/>
-        <w:rPr>
-          <w:rFonts w:ascii="Times New Roman" w:hAnsi="Times New Roman" w:cs="Times New Roman"/>
-          <w:b/>
-          <w:color w:val="auto"/>
-          <w:sz w:val="28"/>
-          <w:szCs w:val="28"/>
-          <w:lang w:val="ru-RU"/>
-        </w:rPr>
-      </w:pPr>
-      <w:bookmarkStart w:id="42" w:name="_Toc178605044"/>
-      <w:r>
-        <w:rPr>
-          <w:rFonts w:ascii="Times New Roman" w:hAnsi="Times New Roman" w:cs="Times New Roman"/>
-          <w:b/>
-          <w:color w:val="auto"/>
-          <w:sz w:val="28"/>
-          <w:szCs w:val="28"/>
-          <w:lang w:val="ru-RU"/>
-        </w:rPr>
         <w:t>3.3.2 Требования к информационному обеспечению системы</w:t>
       </w:r>
-      <w:bookmarkEnd w:id="42"/>
+      <w:bookmarkEnd w:id="27"/>
     </w:p>
     <w:p>
       <w:pPr>
@@ -7406,7 +7099,7 @@
           <w:lang w:val="ru-RU"/>
         </w:rPr>
       </w:pPr>
-      <w:bookmarkStart w:id="43" w:name="_Toc178605045"/>
+      <w:bookmarkStart w:id="28" w:name="_Toc178605045"/>
       <w:r>
         <w:rPr>
           <w:rFonts w:ascii="Times New Roman" w:hAnsi="Times New Roman" w:cs="Times New Roman"/>
@@ -7418,7 +7111,7 @@
         </w:rPr>
         <w:t>3.3.3 Требования к лингвистическому обеспечению системы</w:t>
       </w:r>
-      <w:bookmarkEnd w:id="43"/>
+      <w:bookmarkEnd w:id="28"/>
     </w:p>
     <w:p>
       <w:pPr>
@@ -7456,7 +7149,7 @@
           <w:lang w:val="ru-RU"/>
         </w:rPr>
       </w:pPr>
-      <w:bookmarkStart w:id="44" w:name="_Toc178605046"/>
+      <w:bookmarkStart w:id="29" w:name="_Toc178605046"/>
       <w:r>
         <w:rPr>
           <w:rFonts w:ascii="Times New Roman" w:hAnsi="Times New Roman" w:cs="Times New Roman"/>
@@ -7469,7 +7162,7 @@
         <w:lastRenderedPageBreak/>
         <w:t>3.3.4 Требования к программному обеспечению системы</w:t>
       </w:r>
-      <w:bookmarkEnd w:id="44"/>
+      <w:bookmarkEnd w:id="29"/>
     </w:p>
     <w:p>
       <w:pPr>
@@ -7549,47 +7242,7 @@
           <w:szCs w:val="28"/>
           <w:lang w:val="ru-RU"/>
         </w:rPr>
-        <w:t xml:space="preserve">Помимо этого, разработанная система должна работать на ПК с ОС </w:t>
-      </w:r>
-      <w:proofErr w:type="spellStart"/>
-      <w:r>
-        <w:rPr>
-          <w:rFonts w:ascii="Times New Roman" w:hAnsi="Times New Roman" w:cs="Times New Roman"/>
-          <w:sz w:val="28"/>
-          <w:szCs w:val="28"/>
-          <w:lang w:val="ru-RU"/>
-        </w:rPr>
-        <w:t>Windows</w:t>
-      </w:r>
-      <w:proofErr w:type="spellEnd"/>
-      <w:r>
-        <w:rPr>
-          <w:rFonts w:ascii="Times New Roman" w:hAnsi="Times New Roman" w:cs="Times New Roman"/>
-          <w:sz w:val="28"/>
-          <w:szCs w:val="28"/>
-          <w:lang w:val="ru-RU"/>
-        </w:rPr>
-        <w:t xml:space="preserve"> версии 10 и старше и разрядностью х64 с NET </w:t>
-      </w:r>
-      <w:proofErr w:type="spellStart"/>
-      <w:r>
-        <w:rPr>
-          <w:rFonts w:ascii="Times New Roman" w:hAnsi="Times New Roman" w:cs="Times New Roman"/>
-          <w:sz w:val="28"/>
-          <w:szCs w:val="28"/>
-          <w:lang w:val="ru-RU"/>
-        </w:rPr>
-        <w:t>Framework</w:t>
-      </w:r>
-      <w:proofErr w:type="spellEnd"/>
-      <w:r>
-        <w:rPr>
-          <w:rFonts w:ascii="Times New Roman" w:hAnsi="Times New Roman" w:cs="Times New Roman"/>
-          <w:sz w:val="28"/>
-          <w:szCs w:val="28"/>
-          <w:lang w:val="ru-RU"/>
-        </w:rPr>
-        <w:t xml:space="preserve"> 4.7.2.</w:t>
+        <w:t>Помимо этого, разработанная система должна работать на ПК с ОС Windows версии 10 и старше и разрядностью х64 с NET Framework 4.7.2.</w:t>
       </w:r>
     </w:p>
     <w:p>
@@ -7606,7 +7259,7 @@
           <w:lang w:val="ru-RU"/>
         </w:rPr>
       </w:pPr>
-      <w:bookmarkStart w:id="45" w:name="_Toc178605047"/>
+      <w:bookmarkStart w:id="30" w:name="_Toc178605047"/>
       <w:r>
         <w:rPr>
           <w:rFonts w:ascii="Times New Roman" w:hAnsi="Times New Roman" w:cs="Times New Roman"/>
@@ -7618,7 +7271,7 @@
         </w:rPr>
         <w:t>3.3.5 Требования к техническому обеспечению системы</w:t>
       </w:r>
-      <w:bookmarkEnd w:id="45"/>
+      <w:bookmarkEnd w:id="30"/>
     </w:p>
     <w:p>
       <w:pPr>
@@ -7735,27 +7388,7 @@
           <w:szCs w:val="28"/>
           <w:lang w:val="ru-RU"/>
         </w:rPr>
-        <w:t xml:space="preserve">− Графический процессор с объемом памяти 1 ГБ, пропускной способностью 29 ГБ/с и поддержкой </w:t>
-      </w:r>
-      <w:proofErr w:type="spellStart"/>
-      <w:r>
-        <w:rPr>
-          <w:rFonts w:ascii="Times New Roman" w:hAnsi="Times New Roman" w:cs="Times New Roman"/>
-          <w:sz w:val="28"/>
-          <w:szCs w:val="28"/>
-          <w:lang w:val="ru-RU"/>
-        </w:rPr>
-        <w:t>DirectX</w:t>
-      </w:r>
-      <w:proofErr w:type="spellEnd"/>
-      <w:r>
-        <w:rPr>
-          <w:rFonts w:ascii="Times New Roman" w:hAnsi="Times New Roman" w:cs="Times New Roman"/>
-          <w:sz w:val="28"/>
-          <w:szCs w:val="28"/>
-          <w:lang w:val="ru-RU"/>
-        </w:rPr>
-        <w:t xml:space="preserve"> 11;  </w:t>
+        <w:t xml:space="preserve">− Графический процессор с объемом памяти 1 ГБ, пропускной способностью 29 ГБ/с и поддержкой DirectX 11;  </w:t>
       </w:r>
     </w:p>
     <w:p>
@@ -7771,7 +7404,7 @@
           <w:lang w:val="ru-RU"/>
         </w:rPr>
       </w:pPr>
-      <w:bookmarkStart w:id="46" w:name="_Toc178605048"/>
+      <w:bookmarkStart w:id="31" w:name="_Toc178605048"/>
       <w:r>
         <w:rPr>
           <w:rFonts w:ascii="Times New Roman" w:hAnsi="Times New Roman" w:cs="Times New Roman"/>
@@ -7783,7 +7416,7 @@
         </w:rPr>
         <w:t>3.3.6 Требования к метрологическому обеспечению</w:t>
       </w:r>
-      <w:bookmarkEnd w:id="46"/>
+      <w:bookmarkEnd w:id="31"/>
     </w:p>
     <w:p>
       <w:pPr>
@@ -7821,7 +7454,7 @@
           <w:lang w:val="ru-RU"/>
         </w:rPr>
       </w:pPr>
-      <w:bookmarkStart w:id="47" w:name="_Toc178605049"/>
+      <w:bookmarkStart w:id="32" w:name="_Toc178605049"/>
       <w:r>
         <w:rPr>
           <w:rFonts w:ascii="Times New Roman" w:hAnsi="Times New Roman" w:cs="Times New Roman"/>
@@ -7833,7 +7466,7 @@
         </w:rPr>
         <w:t>3.3.7 Требования к организационному обеспечению</w:t>
       </w:r>
-      <w:bookmarkEnd w:id="47"/>
+      <w:bookmarkEnd w:id="32"/>
     </w:p>
     <w:p>
       <w:pPr>
@@ -7882,7 +7515,7 @@
           <w:lang w:val="ru-RU"/>
         </w:rPr>
       </w:pPr>
-      <w:bookmarkStart w:id="48" w:name="_Toc178605050"/>
+      <w:bookmarkStart w:id="33" w:name="_Toc178605050"/>
       <w:r>
         <w:rPr>
           <w:rFonts w:ascii="Times New Roman" w:hAnsi="Times New Roman" w:cs="Times New Roman"/>
@@ -7894,7 +7527,7 @@
         </w:rPr>
         <w:t>3.4 Общие технические требования к АС</w:t>
       </w:r>
-      <w:bookmarkEnd w:id="48"/>
+      <w:bookmarkEnd w:id="33"/>
     </w:p>
     <w:p>
       <w:pPr>
@@ -7962,7 +7595,7 @@
           <w:lang w:val="ru-RU"/>
         </w:rPr>
       </w:pPr>
-      <w:bookmarkStart w:id="49" w:name="_Toc178605051"/>
+      <w:bookmarkStart w:id="34" w:name="_Toc178605051"/>
       <w:r>
         <w:rPr>
           <w:rFonts w:ascii="Times New Roman" w:hAnsi="Times New Roman" w:cs="Times New Roman"/>
@@ -7976,7 +7609,7 @@
         <w:lastRenderedPageBreak/>
         <w:t>4 СОСТАВ И СОДЕРЖАНИЕ РАБОТ ПО СОЗДАНИЮ АВТОМАТИЗИРОВАННОЙ СИСТЕМЫ</w:t>
       </w:r>
-      <w:bookmarkEnd w:id="49"/>
+      <w:bookmarkEnd w:id="34"/>
     </w:p>
     <w:p>
       <w:pPr>
@@ -8082,16 +7715,7 @@
           <w:szCs w:val="28"/>
           <w:lang w:val="ru-RU"/>
         </w:rPr>
-        <w:t xml:space="preserve"> по разработке плагина «</w:t>
-      </w:r>
-      <w:r>
-        <w:rPr>
-          <w:rFonts w:ascii="Times New Roman" w:hAnsi="Times New Roman" w:cs="Times New Roman"/>
-          <w:sz w:val="28"/>
-          <w:szCs w:val="28"/>
-          <w:lang w:val="ru-RU"/>
-        </w:rPr>
-        <w:t>Держателя заднего переключателя</w:t>
+        <w:t xml:space="preserve"> по разработке плагина «Держателя заднего переключателя</w:t>
       </w:r>
       <w:r>
         <w:rPr>
@@ -8311,43 +7935,14 @@
                 <w:lang w:val="ru-RU"/>
               </w:rPr>
             </w:pPr>
-            <w:commentRangeStart w:id="50"/>
-            <w:commentRangeStart w:id="51"/>
-            <w:r>
-              <w:rPr>
-                <w:rFonts w:ascii="Times New Roman" w:hAnsi="Times New Roman" w:cs="Times New Roman"/>
-                <w:sz w:val="28"/>
-                <w:szCs w:val="28"/>
-                <w:lang w:val="ru-RU"/>
-              </w:rPr>
-              <w:t>Создание</w:t>
-            </w:r>
-            <w:commentRangeEnd w:id="50"/>
-            <w:r>
-              <w:rPr>
-                <w:rStyle w:val="a4"/>
-                <w:rFonts w:ascii="Times New Roman" w:hAnsi="Times New Roman" w:cs="Times New Roman"/>
-                <w:sz w:val="28"/>
-                <w:szCs w:val="28"/>
-                <w:lang w:val="ru-RU"/>
-              </w:rPr>
-              <w:commentReference w:id="50"/>
-            </w:r>
-            <w:commentRangeEnd w:id="51"/>
-            <w:r>
-              <w:rPr>
-                <w:rStyle w:val="a4"/>
-              </w:rPr>
-              <w:commentReference w:id="51"/>
-            </w:r>
-            <w:r>
-              <w:rPr>
-                <w:rFonts w:ascii="Times New Roman" w:hAnsi="Times New Roman" w:cs="Times New Roman"/>
-                <w:sz w:val="28"/>
-                <w:szCs w:val="28"/>
-                <w:lang w:val="ru-RU"/>
-              </w:rPr>
-              <w:t xml:space="preserve"> технического задания</w:t>
+            <w:r>
+              <w:rPr>
+                <w:rFonts w:ascii="Times New Roman" w:hAnsi="Times New Roman" w:cs="Times New Roman"/>
+                <w:sz w:val="28"/>
+                <w:szCs w:val="28"/>
+                <w:lang w:val="ru-RU"/>
+              </w:rPr>
+              <w:t>Создание технического задания</w:t>
             </w:r>
           </w:p>
         </w:tc>
@@ -9409,7 +9004,7 @@
           <w:lang w:val="ru-RU"/>
         </w:rPr>
       </w:pPr>
-      <w:bookmarkStart w:id="52" w:name="_Toc178605052"/>
+      <w:bookmarkStart w:id="35" w:name="_Toc178605052"/>
       <w:r>
         <w:rPr>
           <w:rFonts w:ascii="Times New Roman" w:hAnsi="Times New Roman" w:cs="Times New Roman"/>
@@ -9422,7 +9017,7 @@
         <w:lastRenderedPageBreak/>
         <w:t>5 ПОРЯДОК РАЗРАБОТКИ АВТОМАТИЗИРОВАННОЙ СИСТЕМЫ</w:t>
       </w:r>
-      <w:bookmarkEnd w:id="52"/>
+      <w:bookmarkEnd w:id="35"/>
     </w:p>
     <w:p>
       <w:pPr>
@@ -9452,7 +9047,7 @@
           <w:lang w:val="ru-RU"/>
         </w:rPr>
       </w:pPr>
-      <w:bookmarkStart w:id="53" w:name="_Toc178605053"/>
+      <w:bookmarkStart w:id="36" w:name="_Toc178605053"/>
       <w:r>
         <w:rPr>
           <w:rFonts w:ascii="Times New Roman" w:hAnsi="Times New Roman" w:cs="Times New Roman"/>
@@ -9464,7 +9059,7 @@
         </w:rPr>
         <w:t>5.1 Порядок организации разработки АС</w:t>
       </w:r>
-      <w:bookmarkEnd w:id="53"/>
+      <w:bookmarkEnd w:id="36"/>
     </w:p>
     <w:p>
       <w:pPr>
@@ -9527,7 +9122,7 @@
           <w:lang w:val="ru-RU"/>
         </w:rPr>
       </w:pPr>
-      <w:bookmarkStart w:id="54" w:name="_Toc178605054"/>
+      <w:bookmarkStart w:id="37" w:name="_Toc178605054"/>
       <w:r>
         <w:rPr>
           <w:rFonts w:ascii="Times New Roman" w:eastAsia="SimSun" w:hAnsi="Times New Roman" w:cs="Times New Roman"/>
@@ -9539,7 +9134,7 @@
         </w:rPr>
         <w:t>5.2 Перечень документов и исходных данных для разработки АС</w:t>
       </w:r>
-      <w:bookmarkEnd w:id="54"/>
+      <w:bookmarkEnd w:id="37"/>
     </w:p>
     <w:p>
       <w:pPr>
@@ -9726,7 +9321,7 @@
           <w:lang w:val="ru-RU"/>
         </w:rPr>
       </w:pPr>
-      <w:bookmarkStart w:id="55" w:name="_Toc178605055"/>
+      <w:bookmarkStart w:id="38" w:name="_Toc178605055"/>
       <w:r>
         <w:rPr>
           <w:rFonts w:ascii="Times New Roman" w:hAnsi="Times New Roman" w:cs="Times New Roman"/>
@@ -9738,7 +9333,7 @@
         </w:rPr>
         <w:t>5.3 Перечень документов, предъявляемых по окончании соответствующих этапов работ</w:t>
       </w:r>
-      <w:bookmarkEnd w:id="55"/>
+      <w:bookmarkEnd w:id="38"/>
     </w:p>
     <w:p>
       <w:pPr>
@@ -9893,7 +9488,7 @@
           <w:lang w:val="ru-RU"/>
         </w:rPr>
       </w:pPr>
-      <w:bookmarkStart w:id="56" w:name="_Toc178605056"/>
+      <w:bookmarkStart w:id="39" w:name="_Toc178605056"/>
       <w:r>
         <w:rPr>
           <w:rFonts w:ascii="Times New Roman" w:hAnsi="Times New Roman" w:cs="Times New Roman"/>
@@ -9907,7 +9502,7 @@
         <w:lastRenderedPageBreak/>
         <w:t>6 ПОРЯДОК КОНТРОЛЯ И ПРИЁМКИ АВТОМАТИЗИРОВАННОЙ СИСТЕМЫ</w:t>
       </w:r>
-      <w:bookmarkEnd w:id="56"/>
+      <w:bookmarkEnd w:id="39"/>
     </w:p>
     <w:p>
       <w:pPr>
@@ -9936,7 +9531,7 @@
           <w:lang w:val="ru-RU"/>
         </w:rPr>
       </w:pPr>
-      <w:bookmarkStart w:id="57" w:name="_Toc178605057"/>
+      <w:bookmarkStart w:id="40" w:name="_Toc178605057"/>
       <w:r>
         <w:rPr>
           <w:rFonts w:ascii="Times New Roman" w:hAnsi="Times New Roman" w:cs="Times New Roman"/>
@@ -9948,7 +9543,7 @@
         </w:rPr>
         <w:t>6.1 Виды, состав и методы испытаний АС и ее составных частей</w:t>
       </w:r>
-      <w:bookmarkEnd w:id="57"/>
+      <w:bookmarkEnd w:id="40"/>
     </w:p>
     <w:p>
       <w:pPr>
@@ -10231,7 +9826,7 @@
           <w:lang w:val="ru-RU"/>
         </w:rPr>
       </w:pPr>
-      <w:bookmarkStart w:id="58" w:name="_Toc178605058"/>
+      <w:bookmarkStart w:id="41" w:name="_Toc178605058"/>
       <w:r>
         <w:rPr>
           <w:rFonts w:ascii="Times New Roman" w:hAnsi="Times New Roman" w:cs="Times New Roman"/>
@@ -10243,7 +9838,7 @@
         </w:rPr>
         <w:t>6.2 Общие требования к приёмке работ по стадиям</w:t>
       </w:r>
-      <w:bookmarkEnd w:id="58"/>
+      <w:bookmarkEnd w:id="41"/>
     </w:p>
     <w:p>
       <w:pPr>
@@ -10267,43 +9862,14 @@
           <w:lang w:val="ru-RU"/>
         </w:rPr>
       </w:pPr>
-      <w:commentRangeStart w:id="59"/>
-      <w:commentRangeStart w:id="60"/>
-      <w:r>
-        <w:rPr>
-          <w:rFonts w:ascii="Times New Roman" w:hAnsi="Times New Roman" w:cs="Times New Roman"/>
-          <w:sz w:val="28"/>
-          <w:szCs w:val="28"/>
-          <w:lang w:val="ru-RU"/>
-        </w:rPr>
-        <w:t>Приёмка</w:t>
-      </w:r>
-      <w:commentRangeEnd w:id="59"/>
-      <w:r>
-        <w:rPr>
-          <w:rStyle w:val="a4"/>
-          <w:rFonts w:ascii="Times New Roman" w:hAnsi="Times New Roman" w:cs="Times New Roman"/>
-          <w:sz w:val="28"/>
-          <w:szCs w:val="28"/>
-          <w:lang w:val="ru-RU"/>
-        </w:rPr>
-        <w:commentReference w:id="59"/>
-      </w:r>
-      <w:commentRangeEnd w:id="60"/>
-      <w:r>
-        <w:rPr>
-          <w:rStyle w:val="a4"/>
-        </w:rPr>
-        <w:commentReference w:id="60"/>
-      </w:r>
-      <w:r>
-        <w:rPr>
-          <w:rFonts w:ascii="Times New Roman" w:hAnsi="Times New Roman" w:cs="Times New Roman"/>
-          <w:sz w:val="28"/>
-          <w:szCs w:val="28"/>
-          <w:lang w:val="ru-RU"/>
-        </w:rPr>
-        <w:t xml:space="preserve"> результатов работ осуществляется поэтапно в соответствии с календарным планом выполнения работ (п. 4). </w:t>
+      <w:r>
+        <w:rPr>
+          <w:rFonts w:ascii="Times New Roman" w:hAnsi="Times New Roman" w:cs="Times New Roman"/>
+          <w:sz w:val="28"/>
+          <w:szCs w:val="28"/>
+          <w:lang w:val="ru-RU"/>
+        </w:rPr>
+        <w:t xml:space="preserve">Приёмка результатов работ осуществляется поэтапно в соответствии с календарным планом выполнения работ (п. 4). </w:t>
       </w:r>
     </w:p>
     <w:p>
@@ -10379,7 +9945,7 @@
           <w:lang w:val="ru-RU"/>
         </w:rPr>
       </w:pPr>
-      <w:bookmarkStart w:id="62" w:name="_Toc178605059"/>
+      <w:bookmarkStart w:id="42" w:name="_Toc178605059"/>
       <w:r>
         <w:rPr>
           <w:rFonts w:ascii="Times New Roman" w:hAnsi="Times New Roman" w:cs="Times New Roman"/>
@@ -10392,7 +9958,7 @@
         </w:rPr>
         <w:t>7 ТРЕБОВАНИЯ К ДОКУМЕНТИРОВАНИЮ</w:t>
       </w:r>
-      <w:bookmarkEnd w:id="62"/>
+      <w:bookmarkEnd w:id="42"/>
     </w:p>
     <w:p>
       <w:pPr>
@@ -10466,7 +10032,7 @@
           <w:lang w:val="ru-RU"/>
         </w:rPr>
       </w:pPr>
-      <w:bookmarkStart w:id="63" w:name="_Toc178605060"/>
+      <w:bookmarkStart w:id="43" w:name="_Toc178605060"/>
       <w:r>
         <w:rPr>
           <w:rFonts w:ascii="Times New Roman" w:hAnsi="Times New Roman" w:cs="Times New Roman"/>
@@ -10478,7 +10044,7 @@
         </w:rPr>
         <w:t>7.1 Перечень подлежащих разработке документов</w:t>
       </w:r>
-      <w:bookmarkEnd w:id="63"/>
+      <w:bookmarkEnd w:id="43"/>
     </w:p>
     <w:p>
       <w:pPr>
@@ -10540,7 +10106,7 @@
           <w:lang w:val="ru-RU"/>
         </w:rPr>
       </w:pPr>
-      <w:bookmarkStart w:id="64" w:name="_Toc178605061"/>
+      <w:bookmarkStart w:id="44" w:name="_Toc178605061"/>
       <w:r>
         <w:rPr>
           <w:rFonts w:ascii="Times New Roman" w:hAnsi="Times New Roman" w:cs="Times New Roman"/>
@@ -10552,7 +10118,7 @@
         </w:rPr>
         <w:t>7.2 Вид представления и количество документов</w:t>
       </w:r>
-      <w:bookmarkEnd w:id="64"/>
+      <w:bookmarkEnd w:id="44"/>
     </w:p>
     <w:p>
       <w:pPr>
@@ -10768,7 +10334,7 @@
           <w:lang w:val="ru-RU"/>
         </w:rPr>
       </w:pPr>
-      <w:bookmarkStart w:id="65" w:name="_Toc178605062"/>
+      <w:bookmarkStart w:id="45" w:name="_Toc178605062"/>
       <w:r>
         <w:rPr>
           <w:rFonts w:ascii="Times New Roman" w:hAnsi="Times New Roman" w:cs="Times New Roman"/>
@@ -10780,7 +10346,7 @@
         </w:rPr>
         <w:t>7.3 Требования по использованию ЕСКД и ЕСПД при разработке документов</w:t>
       </w:r>
-      <w:bookmarkEnd w:id="65"/>
+      <w:bookmarkEnd w:id="45"/>
     </w:p>
     <w:p>
       <w:pPr>
@@ -10880,47 +10446,7 @@
           <w:szCs w:val="28"/>
           <w:lang w:val="ru-RU"/>
         </w:rPr>
-        <w:t xml:space="preserve">− шрифт – </w:t>
-      </w:r>
-      <w:proofErr w:type="spellStart"/>
-      <w:r>
-        <w:rPr>
-          <w:rFonts w:ascii="Times New Roman" w:hAnsi="Times New Roman" w:cs="Times New Roman"/>
-          <w:sz w:val="28"/>
-          <w:szCs w:val="28"/>
-          <w:lang w:val="ru-RU"/>
-        </w:rPr>
-        <w:t>Times</w:t>
-      </w:r>
-      <w:proofErr w:type="spellEnd"/>
-      <w:r>
-        <w:rPr>
-          <w:rFonts w:ascii="Times New Roman" w:hAnsi="Times New Roman" w:cs="Times New Roman"/>
-          <w:sz w:val="28"/>
-          <w:szCs w:val="28"/>
-          <w:lang w:val="ru-RU"/>
-        </w:rPr>
-        <w:t xml:space="preserve"> </w:t>
-      </w:r>
-      <w:proofErr w:type="spellStart"/>
-      <w:r>
-        <w:rPr>
-          <w:rFonts w:ascii="Times New Roman" w:hAnsi="Times New Roman" w:cs="Times New Roman"/>
-          <w:sz w:val="28"/>
-          <w:szCs w:val="28"/>
-          <w:lang w:val="ru-RU"/>
-        </w:rPr>
-        <w:t>New</w:t>
-      </w:r>
-      <w:proofErr w:type="spellEnd"/>
-      <w:r>
-        <w:rPr>
-          <w:rFonts w:ascii="Times New Roman" w:hAnsi="Times New Roman" w:cs="Times New Roman"/>
-          <w:sz w:val="28"/>
-          <w:szCs w:val="28"/>
-          <w:lang w:val="ru-RU"/>
-        </w:rPr>
-        <w:t xml:space="preserve"> </w:t>
+        <w:t xml:space="preserve">− шрифт – Times New </w:t>
       </w:r>
       <w:proofErr w:type="spellStart"/>
       <w:r>
@@ -11062,7 +10588,7 @@
           <w:lang w:val="ru-RU"/>
         </w:rPr>
       </w:pPr>
-      <w:bookmarkStart w:id="66" w:name="_Toc178605063"/>
+      <w:bookmarkStart w:id="46" w:name="_Toc178605063"/>
       <w:r>
         <w:rPr>
           <w:rFonts w:ascii="Times New Roman" w:eastAsia="SimSun" w:hAnsi="Times New Roman" w:cs="Times New Roman"/>
@@ -11076,7 +10602,7 @@
         <w:lastRenderedPageBreak/>
         <w:t>8 ИСТОЧНИКИ РАЗРАБОТКИ</w:t>
       </w:r>
-      <w:bookmarkEnd w:id="66"/>
+      <w:bookmarkEnd w:id="46"/>
     </w:p>
     <w:p>
       <w:pPr>
@@ -11137,9 +10663,9 @@
           <w:szCs w:val="28"/>
           <w:lang w:val="ru-RU"/>
         </w:rPr>
-        <w:t xml:space="preserve">Новые технологии в </w:t>
-      </w:r>
-      <w:proofErr w:type="gramStart"/>
+        <w:t xml:space="preserve">Новые технологии в программировании : учебное пособие / А. А. </w:t>
+      </w:r>
+      <w:proofErr w:type="spellStart"/>
       <w:r>
         <w:rPr>
           <w:rFonts w:ascii="Times New Roman" w:eastAsia="SimSun" w:hAnsi="Times New Roman" w:cs="Times New Roman"/>
@@ -11147,9 +10673,9 @@
           <w:szCs w:val="28"/>
           <w:lang w:val="ru-RU"/>
         </w:rPr>
-        <w:t>программировании :</w:t>
-      </w:r>
-      <w:proofErr w:type="gramEnd"/>
+        <w:t>Калентьев</w:t>
+      </w:r>
+      <w:proofErr w:type="spellEnd"/>
       <w:r>
         <w:rPr>
           <w:rFonts w:ascii="Times New Roman" w:eastAsia="SimSun" w:hAnsi="Times New Roman" w:cs="Times New Roman"/>
@@ -11157,7 +10683,7 @@
           <w:szCs w:val="28"/>
           <w:lang w:val="ru-RU"/>
         </w:rPr>
-        <w:t xml:space="preserve"> учебное пособие / А. А. </w:t>
+        <w:t xml:space="preserve">, Д. В. </w:t>
       </w:r>
       <w:proofErr w:type="spellStart"/>
       <w:r>
@@ -11167,7 +10693,7 @@
           <w:szCs w:val="28"/>
           <w:lang w:val="ru-RU"/>
         </w:rPr>
-        <w:t>Калентьев</w:t>
+        <w:t>Гарайс</w:t>
       </w:r>
       <w:proofErr w:type="spellEnd"/>
       <w:r>
@@ -11177,47 +10703,7 @@
           <w:szCs w:val="28"/>
           <w:lang w:val="ru-RU"/>
         </w:rPr>
-        <w:t xml:space="preserve">, Д. В. </w:t>
-      </w:r>
-      <w:proofErr w:type="spellStart"/>
-      <w:r>
-        <w:rPr>
-          <w:rFonts w:ascii="Times New Roman" w:eastAsia="SimSun" w:hAnsi="Times New Roman" w:cs="Times New Roman"/>
-          <w:sz w:val="28"/>
-          <w:szCs w:val="28"/>
-          <w:lang w:val="ru-RU"/>
-        </w:rPr>
-        <w:t>Гарайс</w:t>
-      </w:r>
-      <w:proofErr w:type="spellEnd"/>
-      <w:r>
-        <w:rPr>
-          <w:rFonts w:ascii="Times New Roman" w:eastAsia="SimSun" w:hAnsi="Times New Roman" w:cs="Times New Roman"/>
-          <w:sz w:val="28"/>
-          <w:szCs w:val="28"/>
-          <w:lang w:val="ru-RU"/>
-        </w:rPr>
-        <w:t xml:space="preserve">, А. Е. </w:t>
-      </w:r>
-      <w:proofErr w:type="spellStart"/>
-      <w:r>
-        <w:rPr>
-          <w:rFonts w:ascii="Times New Roman" w:eastAsia="SimSun" w:hAnsi="Times New Roman" w:cs="Times New Roman"/>
-          <w:sz w:val="28"/>
-          <w:szCs w:val="28"/>
-          <w:lang w:val="ru-RU"/>
-        </w:rPr>
-        <w:t>Горяинов</w:t>
-      </w:r>
-      <w:proofErr w:type="spellEnd"/>
-      <w:r>
-        <w:rPr>
-          <w:rFonts w:ascii="Times New Roman" w:eastAsia="SimSun" w:hAnsi="Times New Roman" w:cs="Times New Roman"/>
-          <w:sz w:val="28"/>
-          <w:szCs w:val="28"/>
-          <w:lang w:val="ru-RU"/>
-        </w:rPr>
-        <w:t xml:space="preserve"> — Томск : Эль Контент, 2014. — 176 с. </w:t>
+        <w:t xml:space="preserve">, А. Е. Горяинов — Томск : Эль Контент, 2014. — 176 с. </w:t>
       </w:r>
     </w:p>
     <w:p>
@@ -11347,67 +10833,7 @@
           <w:szCs w:val="28"/>
           <w:lang w:val="ru-RU"/>
         </w:rPr>
-        <w:t xml:space="preserve">Введение в UML от создателей </w:t>
-      </w:r>
-      <w:proofErr w:type="gramStart"/>
-      <w:r>
-        <w:rPr>
-          <w:rFonts w:ascii="Times New Roman" w:eastAsia="SimSun" w:hAnsi="Times New Roman" w:cs="Times New Roman"/>
-          <w:sz w:val="28"/>
-          <w:szCs w:val="28"/>
-          <w:lang w:val="ru-RU"/>
-        </w:rPr>
-        <w:t>языка  :</w:t>
-      </w:r>
-      <w:proofErr w:type="gramEnd"/>
-      <w:r>
-        <w:rPr>
-          <w:rFonts w:ascii="Times New Roman" w:eastAsia="SimSun" w:hAnsi="Times New Roman" w:cs="Times New Roman"/>
-          <w:sz w:val="28"/>
-          <w:szCs w:val="28"/>
-          <w:lang w:val="ru-RU"/>
-        </w:rPr>
-        <w:t xml:space="preserve"> руководство пользователя / Г. Буч, Д. </w:t>
-      </w:r>
-      <w:proofErr w:type="spellStart"/>
-      <w:r>
-        <w:rPr>
-          <w:rFonts w:ascii="Times New Roman" w:eastAsia="SimSun" w:hAnsi="Times New Roman" w:cs="Times New Roman"/>
-          <w:sz w:val="28"/>
-          <w:szCs w:val="28"/>
-          <w:lang w:val="ru-RU"/>
-        </w:rPr>
-        <w:t>Рамбо</w:t>
-      </w:r>
-      <w:proofErr w:type="spellEnd"/>
-      <w:r>
-        <w:rPr>
-          <w:rFonts w:ascii="Times New Roman" w:eastAsia="SimSun" w:hAnsi="Times New Roman" w:cs="Times New Roman"/>
-          <w:sz w:val="28"/>
-          <w:szCs w:val="28"/>
-          <w:lang w:val="ru-RU"/>
-        </w:rPr>
-        <w:t xml:space="preserve">, И. Якобсон. - 2-е изд. - </w:t>
-      </w:r>
-      <w:proofErr w:type="gramStart"/>
-      <w:r>
-        <w:rPr>
-          <w:rFonts w:ascii="Times New Roman" w:eastAsia="SimSun" w:hAnsi="Times New Roman" w:cs="Times New Roman"/>
-          <w:sz w:val="28"/>
-          <w:szCs w:val="28"/>
-          <w:lang w:val="ru-RU"/>
-        </w:rPr>
-        <w:t>М. :</w:t>
-      </w:r>
-      <w:proofErr w:type="gramEnd"/>
-      <w:r>
-        <w:rPr>
-          <w:rFonts w:ascii="Times New Roman" w:eastAsia="SimSun" w:hAnsi="Times New Roman" w:cs="Times New Roman"/>
-          <w:sz w:val="28"/>
-          <w:szCs w:val="28"/>
-          <w:lang w:val="ru-RU"/>
-        </w:rPr>
-        <w:t xml:space="preserve"> ДМК Пресс, 2012. - 494 </w:t>
+        <w:t xml:space="preserve">Введение в UML от создателей языка  : руководство пользователя / Г. Буч, Д. Рамбо, И. Якобсон. - 2-е изд. - М. : ДМК Пресс, 2012. - 494 </w:t>
       </w:r>
       <w:proofErr w:type="gramStart"/>
       <w:r>
@@ -11486,7 +10912,6 @@
         <w:t>Спб</w:t>
       </w:r>
       <w:proofErr w:type="spellEnd"/>
-      <w:proofErr w:type="gramStart"/>
       <w:r>
         <w:rPr>
           <w:rFonts w:ascii="Times New Roman" w:eastAsia="SimSun" w:hAnsi="Times New Roman" w:cs="Times New Roman"/>
@@ -11494,17 +10919,7 @@
           <w:szCs w:val="28"/>
           <w:lang w:val="ru-RU"/>
         </w:rPr>
-        <w:t>.:«</w:t>
-      </w:r>
-      <w:proofErr w:type="gramEnd"/>
-      <w:r>
-        <w:rPr>
-          <w:rFonts w:ascii="Times New Roman" w:eastAsia="SimSun" w:hAnsi="Times New Roman" w:cs="Times New Roman"/>
-          <w:sz w:val="28"/>
-          <w:szCs w:val="28"/>
-          <w:lang w:val="ru-RU"/>
-        </w:rPr>
-        <w:t>Питер», 2004. – 560с.</w:t>
+        <w:t>.:«Питер», 2004. – 560с.</w:t>
       </w:r>
     </w:p>
     <w:p>
@@ -11619,8 +11034,8 @@
       </w:r>
     </w:p>
     <w:sectPr>
-      <w:footerReference w:type="even" r:id="rId12"/>
-      <w:footerReference w:type="default" r:id="rId13"/>
+      <w:footerReference w:type="even" r:id="rId16"/>
+      <w:footerReference w:type="default" r:id="rId17"/>
       <w:pgSz w:w="11906" w:h="16838"/>
       <w:pgMar w:top="1134" w:right="851" w:bottom="1134" w:left="1701" w:header="0" w:footer="720" w:gutter="0"/>
       <w:cols w:space="720"/>
@@ -11631,2534 +11046,8 @@
 </w:document>
 </file>
 
-<file path=word/comments.xml><?xml version="1.0" encoding="utf-8"?>
-<w:comments xmlns:wpc="http://schemas.microsoft.com/office/word/2010/wordprocessingCanvas" xmlns:cx="http://schemas.microsoft.com/office/drawing/2014/chartex" xmlns:mc="http://schemas.openxmlformats.org/markup-compatibility/2006" xmlns:o="urn:schemas-microsoft-com:office:office" xmlns:r="http://schemas.openxmlformats.org/officeDocument/2006/relationships" xmlns:m="http://schemas.openxmlformats.org/officeDocument/2006/math" xmlns:v="urn:schemas-microsoft-com:vml" xmlns:wp14="http://schemas.microsoft.com/office/word/2010/wordprocessingDrawing" xmlns:wp="http://schemas.openxmlformats.org/drawingml/2006/wordprocessingDrawing" xmlns:w10="urn:schemas-microsoft-com:office:word" xmlns:w="http://schemas.openxmlformats.org/wordprocessingml/2006/main" xmlns:w14="http://schemas.microsoft.com/office/word/2010/wordml" xmlns:w15="http://schemas.microsoft.com/office/word/2012/wordml" xmlns:w16se="http://schemas.microsoft.com/office/word/2015/wordml/symex" xmlns:wpg="http://schemas.microsoft.com/office/word/2010/wordprocessingGroup" xmlns:wpi="http://schemas.microsoft.com/office/word/2010/wordprocessingInk" xmlns:wne="http://schemas.microsoft.com/office/word/2006/wordml" xmlns:wps="http://schemas.microsoft.com/office/word/2010/wordprocessingShape" mc:Ignorable="w14 w15 w16se wp14">
-  <w:comment w:id="2" w:author="Kalentyev Alexey" w:date="2026-09-23T04:48:00Z" w:initials="KA">
-    <w:p>
-      <w:pPr>
-        <w:rPr>
-          <w:lang w:val="ru-RU"/>
-        </w:rPr>
-      </w:pPr>
-      <w:r>
-        <w:annotationRef/>
-      </w:r>
-      <w:r>
-        <w:rPr>
-          <w:lang w:val="ru-RU"/>
-        </w:rPr>
-        <w:t>Выделите заголовки подразделов и пунктов полужирным и приведите их оформление к единому стилю каждого уровня; заголовки располагайте по центру. Проверьте это по всему документу, включая 1.1, 1.2 и подразделы раздела 3.</w:t>
-      </w:r>
-    </w:p>
-  </w:comment>
-  <w:comment w:id="3" w:author="Илья Кряжов" w:date="2026-10-21T09:21:00Z" w:initials="ИК">
-    <w:p>
-      <w:pPr>
-        <w:pStyle w:val="a6"/>
-        <w:rPr>
-          <w:lang w:val="ru-RU"/>
-        </w:rPr>
-      </w:pPr>
-      <w:r>
-        <w:rPr>
-          <w:rStyle w:val="a4"/>
-        </w:rPr>
-        <w:annotationRef/>
-      </w:r>
-      <w:r>
-        <w:rPr>
-          <w:lang w:val="ru-RU"/>
-        </w:rPr>
-        <w:t>исправлено</w:t>
-      </w:r>
-    </w:p>
-  </w:comment>
-  <w:comment w:id="5" w:author="Kalentyev Alexey" w:date="2026-10-07T12:08:00Z" w:initials="KA">
-    <w:p>
-      <w:pPr>
-        <w:pStyle w:val="a6"/>
-        <w:rPr>
-          <w:lang w:val="ru-RU"/>
-        </w:rPr>
-      </w:pPr>
-      <w:r>
-        <w:rPr>
-          <w:rStyle w:val="a4"/>
-        </w:rPr>
-        <w:annotationRef/>
-      </w:r>
-      <w:r>
-        <w:rPr>
-          <w:lang w:val="ru-RU"/>
-        </w:rPr>
-        <w:t>Исправьте</w:t>
-      </w:r>
-      <w:r>
-        <w:rPr>
-          <w:lang w:val="ru-RU"/>
-        </w:rPr>
-        <w:t xml:space="preserve"> </w:t>
-      </w:r>
-      <w:r>
-        <w:rPr>
-          <w:lang w:val="ru-RU"/>
-        </w:rPr>
-        <w:t>оформление</w:t>
-      </w:r>
-      <w:r>
-        <w:rPr>
-          <w:lang w:val="ru-RU"/>
-        </w:rPr>
-        <w:t xml:space="preserve"> </w:t>
-      </w:r>
-      <w:r>
-        <w:rPr>
-          <w:lang w:val="ru-RU"/>
-        </w:rPr>
-        <w:t>оглавления</w:t>
-      </w:r>
-      <w:r>
-        <w:rPr>
-          <w:lang w:val="ru-RU"/>
-        </w:rPr>
-        <w:t xml:space="preserve"> </w:t>
-      </w:r>
-      <w:r>
-        <w:rPr>
-          <w:lang w:val="ru-RU"/>
-        </w:rPr>
-        <w:t>на</w:t>
-      </w:r>
-      <w:r>
-        <w:rPr>
-          <w:lang w:val="ru-RU"/>
-        </w:rPr>
-        <w:t xml:space="preserve"> </w:t>
-      </w:r>
-      <w:r>
-        <w:rPr>
-          <w:lang w:val="ru-RU"/>
-        </w:rPr>
-        <w:t>страницах</w:t>
-      </w:r>
-      <w:r>
-        <w:rPr>
-          <w:lang w:val="ru-RU"/>
-        </w:rPr>
-        <w:t xml:space="preserve"> 2</w:t>
-      </w:r>
-      <w:r>
-        <w:rPr>
-          <w:lang w:val="ru-RU"/>
-        </w:rPr>
-        <w:t>–</w:t>
-      </w:r>
-      <w:r>
-        <w:rPr>
-          <w:lang w:val="ru-RU"/>
-        </w:rPr>
-        <w:t xml:space="preserve">3: </w:t>
-      </w:r>
-      <w:r>
-        <w:rPr>
-          <w:lang w:val="ru-RU"/>
-        </w:rPr>
-        <w:t>отделите</w:t>
-      </w:r>
-      <w:r>
-        <w:rPr>
-          <w:lang w:val="ru-RU"/>
-        </w:rPr>
-        <w:t xml:space="preserve"> </w:t>
-      </w:r>
-      <w:r>
-        <w:rPr>
-          <w:lang w:val="ru-RU"/>
-        </w:rPr>
-        <w:t>номера</w:t>
-      </w:r>
-      <w:r>
-        <w:rPr>
-          <w:lang w:val="ru-RU"/>
-        </w:rPr>
-        <w:t xml:space="preserve"> </w:t>
-      </w:r>
-      <w:r>
-        <w:rPr>
-          <w:lang w:val="ru-RU"/>
-        </w:rPr>
-        <w:t>страниц</w:t>
-      </w:r>
-      <w:r>
-        <w:rPr>
-          <w:lang w:val="ru-RU"/>
-        </w:rPr>
-        <w:t xml:space="preserve"> </w:t>
-      </w:r>
-      <w:r>
-        <w:rPr>
-          <w:lang w:val="ru-RU"/>
-        </w:rPr>
-        <w:t>от</w:t>
-      </w:r>
-      <w:r>
-        <w:rPr>
-          <w:lang w:val="ru-RU"/>
-        </w:rPr>
-        <w:t xml:space="preserve"> </w:t>
-      </w:r>
-      <w:r>
-        <w:rPr>
-          <w:lang w:val="ru-RU"/>
-        </w:rPr>
-        <w:t>заголовков</w:t>
-      </w:r>
-      <w:r>
-        <w:rPr>
-          <w:lang w:val="ru-RU"/>
-        </w:rPr>
-        <w:t xml:space="preserve"> </w:t>
-      </w:r>
-      <w:r>
-        <w:rPr>
-          <w:lang w:val="ru-RU"/>
-        </w:rPr>
-        <w:t>отточиями</w:t>
-      </w:r>
-      <w:r>
-        <w:rPr>
-          <w:lang w:val="ru-RU"/>
-        </w:rPr>
-        <w:t xml:space="preserve"> </w:t>
-      </w:r>
-      <w:r>
-        <w:rPr>
-          <w:lang w:val="ru-RU"/>
-        </w:rPr>
-        <w:t>и</w:t>
-      </w:r>
-      <w:r>
-        <w:rPr>
-          <w:lang w:val="ru-RU"/>
-        </w:rPr>
-        <w:t xml:space="preserve"> </w:t>
-      </w:r>
-      <w:r>
-        <w:rPr>
-          <w:lang w:val="ru-RU"/>
-        </w:rPr>
-        <w:t>выровняйте</w:t>
-      </w:r>
-      <w:r>
-        <w:rPr>
-          <w:lang w:val="ru-RU"/>
-        </w:rPr>
-        <w:t xml:space="preserve"> </w:t>
-      </w:r>
-      <w:r>
-        <w:rPr>
-          <w:lang w:val="ru-RU"/>
-        </w:rPr>
-        <w:t>номера</w:t>
-      </w:r>
-      <w:r>
-        <w:rPr>
-          <w:lang w:val="ru-RU"/>
-        </w:rPr>
-        <w:t xml:space="preserve"> </w:t>
-      </w:r>
-      <w:r>
-        <w:rPr>
-          <w:lang w:val="ru-RU"/>
-        </w:rPr>
-        <w:t>по</w:t>
-      </w:r>
-      <w:r>
-        <w:rPr>
-          <w:lang w:val="ru-RU"/>
-        </w:rPr>
-        <w:t xml:space="preserve"> </w:t>
-      </w:r>
-      <w:r>
-        <w:rPr>
-          <w:lang w:val="ru-RU"/>
-        </w:rPr>
-        <w:t>правому</w:t>
-      </w:r>
-      <w:r>
-        <w:rPr>
-          <w:lang w:val="ru-RU"/>
-        </w:rPr>
-        <w:t xml:space="preserve"> </w:t>
-      </w:r>
-      <w:r>
-        <w:rPr>
-          <w:lang w:val="ru-RU"/>
-        </w:rPr>
-        <w:t>краю</w:t>
-      </w:r>
-      <w:r>
-        <w:rPr>
-          <w:lang w:val="ru-RU"/>
-        </w:rPr>
-        <w:t xml:space="preserve">. </w:t>
-      </w:r>
-      <w:r>
-        <w:rPr>
-          <w:lang w:val="ru-RU"/>
-        </w:rPr>
-        <w:t>Обновите</w:t>
-      </w:r>
-      <w:r>
-        <w:rPr>
-          <w:lang w:val="ru-RU"/>
-        </w:rPr>
-        <w:t xml:space="preserve"> </w:t>
-      </w:r>
-      <w:r>
-        <w:rPr>
-          <w:lang w:val="ru-RU"/>
-        </w:rPr>
-        <w:t>название</w:t>
-      </w:r>
-      <w:r>
-        <w:rPr>
-          <w:lang w:val="ru-RU"/>
-        </w:rPr>
-        <w:t xml:space="preserve"> </w:t>
-      </w:r>
-      <w:r>
-        <w:rPr>
-          <w:lang w:val="ru-RU"/>
-        </w:rPr>
-        <w:t>пункта</w:t>
-      </w:r>
-      <w:r>
-        <w:rPr>
-          <w:lang w:val="ru-RU"/>
-        </w:rPr>
-        <w:t xml:space="preserve"> 1.2 </w:t>
-      </w:r>
-      <w:r>
-        <w:rPr>
-          <w:lang w:val="ru-RU"/>
-        </w:rPr>
-        <w:t>в</w:t>
-      </w:r>
-      <w:r>
-        <w:rPr>
-          <w:lang w:val="ru-RU"/>
-        </w:rPr>
-        <w:t xml:space="preserve"> </w:t>
-      </w:r>
-      <w:r>
-        <w:rPr>
-          <w:lang w:val="ru-RU"/>
-        </w:rPr>
-        <w:t>оглавлении</w:t>
-      </w:r>
-      <w:r>
-        <w:rPr>
-          <w:lang w:val="ru-RU"/>
-        </w:rPr>
-        <w:t xml:space="preserve"> </w:t>
-      </w:r>
-      <w:r>
-        <w:rPr>
-          <w:lang w:val="ru-RU"/>
-        </w:rPr>
-        <w:t>на</w:t>
-      </w:r>
-      <w:r>
-        <w:rPr>
-          <w:lang w:val="ru-RU"/>
-        </w:rPr>
-        <w:t xml:space="preserve"> </w:t>
-      </w:r>
-      <w:r>
-        <w:rPr>
-          <w:lang w:val="ru-RU"/>
-        </w:rPr>
-        <w:t>«Наименование</w:t>
-      </w:r>
-      <w:r>
-        <w:rPr>
-          <w:lang w:val="ru-RU"/>
-        </w:rPr>
-        <w:t xml:space="preserve"> </w:t>
-      </w:r>
-      <w:r>
-        <w:rPr>
-          <w:lang w:val="ru-RU"/>
-        </w:rPr>
-        <w:t>заказчика</w:t>
-      </w:r>
-      <w:r>
-        <w:rPr>
-          <w:lang w:val="ru-RU"/>
-        </w:rPr>
-        <w:t xml:space="preserve"> </w:t>
-      </w:r>
-      <w:r>
-        <w:rPr>
-          <w:lang w:val="ru-RU"/>
-        </w:rPr>
-        <w:t>и</w:t>
-      </w:r>
-      <w:r>
-        <w:rPr>
-          <w:lang w:val="ru-RU"/>
-        </w:rPr>
-        <w:t xml:space="preserve"> </w:t>
-      </w:r>
-      <w:r>
-        <w:rPr>
-          <w:lang w:val="ru-RU"/>
-        </w:rPr>
-        <w:t>разработчика»</w:t>
-      </w:r>
-      <w:r>
-        <w:rPr>
-          <w:lang w:val="ru-RU"/>
-        </w:rPr>
-        <w:t xml:space="preserve">, </w:t>
-      </w:r>
-      <w:r>
-        <w:rPr>
-          <w:lang w:val="ru-RU"/>
-        </w:rPr>
-        <w:t>чтобы</w:t>
-      </w:r>
-      <w:r>
-        <w:rPr>
-          <w:lang w:val="ru-RU"/>
-        </w:rPr>
-        <w:t xml:space="preserve"> </w:t>
-      </w:r>
-      <w:r>
-        <w:rPr>
-          <w:lang w:val="ru-RU"/>
-        </w:rPr>
-        <w:t>оно</w:t>
-      </w:r>
-      <w:r>
-        <w:rPr>
-          <w:lang w:val="ru-RU"/>
-        </w:rPr>
-        <w:t xml:space="preserve"> </w:t>
-      </w:r>
-      <w:r>
-        <w:rPr>
-          <w:lang w:val="ru-RU"/>
-        </w:rPr>
-        <w:t>точно</w:t>
-      </w:r>
-      <w:r>
-        <w:rPr>
-          <w:lang w:val="ru-RU"/>
-        </w:rPr>
-        <w:t xml:space="preserve"> </w:t>
-      </w:r>
-      <w:r>
-        <w:rPr>
-          <w:lang w:val="ru-RU"/>
-        </w:rPr>
-        <w:t>совпадало</w:t>
-      </w:r>
-      <w:r>
-        <w:rPr>
-          <w:lang w:val="ru-RU"/>
-        </w:rPr>
-        <w:t xml:space="preserve"> </w:t>
-      </w:r>
-      <w:r>
-        <w:rPr>
-          <w:lang w:val="ru-RU"/>
-        </w:rPr>
-        <w:t>с</w:t>
-      </w:r>
-      <w:r>
-        <w:rPr>
-          <w:lang w:val="ru-RU"/>
-        </w:rPr>
-        <w:t xml:space="preserve"> </w:t>
-      </w:r>
-      <w:r>
-        <w:rPr>
-          <w:lang w:val="ru-RU"/>
-        </w:rPr>
-        <w:t>заголовком</w:t>
-      </w:r>
-      <w:r>
-        <w:rPr>
-          <w:lang w:val="ru-RU"/>
-        </w:rPr>
-        <w:t xml:space="preserve"> </w:t>
-      </w:r>
-      <w:r>
-        <w:rPr>
-          <w:lang w:val="ru-RU"/>
-        </w:rPr>
-        <w:t>в</w:t>
-      </w:r>
-      <w:r>
-        <w:rPr>
-          <w:lang w:val="ru-RU"/>
-        </w:rPr>
-        <w:t xml:space="preserve"> </w:t>
-      </w:r>
-      <w:r>
-        <w:rPr>
-          <w:lang w:val="ru-RU"/>
-        </w:rPr>
-        <w:t>тексте</w:t>
-      </w:r>
-      <w:r>
-        <w:rPr>
-          <w:lang w:val="ru-RU"/>
-        </w:rPr>
-        <w:t>.</w:t>
-      </w:r>
-    </w:p>
-  </w:comment>
-  <w:comment w:id="6" w:author="Илья Кряжов" w:date="2026-10-21T09:32:00Z" w:initials="ИК">
-    <w:p>
-      <w:pPr>
-        <w:pStyle w:val="a6"/>
-        <w:rPr>
-          <w:lang w:val="ru-RU"/>
-        </w:rPr>
-      </w:pPr>
-      <w:r>
-        <w:rPr>
-          <w:rStyle w:val="a4"/>
-        </w:rPr>
-        <w:annotationRef/>
-      </w:r>
-      <w:r>
-        <w:rPr>
-          <w:lang w:val="ru-RU"/>
-        </w:rPr>
-        <w:t>исправлено</w:t>
-      </w:r>
-    </w:p>
-  </w:comment>
-  <w:comment w:id="8" w:author="Kalentyev Alexey" w:date="2026-10-07T12:06:00Z" w:initials="KA">
-    <w:p>
-      <w:pPr>
-        <w:pStyle w:val="a6"/>
-        <w:rPr>
-          <w:lang w:val="ru-RU"/>
-        </w:rPr>
-      </w:pPr>
-      <w:r>
-        <w:rPr>
-          <w:rStyle w:val="a4"/>
-        </w:rPr>
-        <w:annotationRef/>
-      </w:r>
-      <w:r>
-        <w:rPr>
-          <w:lang w:val="ru-RU"/>
-        </w:rPr>
-        <w:t>Исправьте</w:t>
-      </w:r>
-      <w:r>
-        <w:rPr>
-          <w:lang w:val="ru-RU"/>
-        </w:rPr>
-        <w:t xml:space="preserve"> </w:t>
-      </w:r>
-      <w:r>
-        <w:rPr>
-          <w:lang w:val="ru-RU"/>
-        </w:rPr>
-        <w:t>название</w:t>
-      </w:r>
-      <w:r>
-        <w:rPr>
-          <w:lang w:val="ru-RU"/>
-        </w:rPr>
-        <w:t xml:space="preserve"> </w:t>
-      </w:r>
-      <w:r>
-        <w:rPr>
-          <w:lang w:val="ru-RU"/>
-        </w:rPr>
-        <w:t>ГОСТ</w:t>
-      </w:r>
-      <w:r>
-        <w:rPr>
-          <w:lang w:val="ru-RU"/>
-        </w:rPr>
-        <w:t xml:space="preserve"> 19.103-77: </w:t>
-      </w:r>
-      <w:r>
-        <w:rPr>
-          <w:lang w:val="ru-RU"/>
-        </w:rPr>
-        <w:t>«Единая</w:t>
-      </w:r>
-      <w:r>
-        <w:rPr>
-          <w:lang w:val="ru-RU"/>
-        </w:rPr>
-        <w:t xml:space="preserve"> </w:t>
-      </w:r>
-      <w:r>
-        <w:rPr>
-          <w:lang w:val="ru-RU"/>
-        </w:rPr>
-        <w:t>система</w:t>
-      </w:r>
-      <w:r>
-        <w:rPr>
-          <w:lang w:val="ru-RU"/>
-        </w:rPr>
-        <w:t xml:space="preserve"> </w:t>
-      </w:r>
-      <w:r>
-        <w:rPr>
-          <w:lang w:val="ru-RU"/>
-        </w:rPr>
-        <w:t>программной</w:t>
-      </w:r>
-      <w:r>
-        <w:rPr>
-          <w:lang w:val="ru-RU"/>
-        </w:rPr>
-        <w:t xml:space="preserve"> </w:t>
-      </w:r>
-      <w:r>
-        <w:rPr>
-          <w:lang w:val="ru-RU"/>
-        </w:rPr>
-        <w:t>документации</w:t>
-      </w:r>
-      <w:r>
-        <w:rPr>
-          <w:lang w:val="ru-RU"/>
-        </w:rPr>
-        <w:t xml:space="preserve">. </w:t>
-      </w:r>
-      <w:r>
-        <w:rPr>
-          <w:lang w:val="ru-RU"/>
-        </w:rPr>
-        <w:t>Обозначения</w:t>
-      </w:r>
-      <w:r>
-        <w:rPr>
-          <w:lang w:val="ru-RU"/>
-        </w:rPr>
-        <w:t xml:space="preserve"> </w:t>
-      </w:r>
-      <w:r>
-        <w:rPr>
-          <w:lang w:val="ru-RU"/>
-        </w:rPr>
-        <w:t>программ</w:t>
-      </w:r>
-      <w:r>
-        <w:rPr>
-          <w:lang w:val="ru-RU"/>
-        </w:rPr>
-        <w:t xml:space="preserve"> </w:t>
-      </w:r>
-      <w:r>
-        <w:rPr>
-          <w:lang w:val="ru-RU"/>
-        </w:rPr>
-        <w:t>и</w:t>
-      </w:r>
-      <w:r>
-        <w:rPr>
-          <w:lang w:val="ru-RU"/>
-        </w:rPr>
-        <w:t xml:space="preserve"> </w:t>
-      </w:r>
-      <w:r>
-        <w:rPr>
-          <w:lang w:val="ru-RU"/>
-        </w:rPr>
-        <w:t>программных</w:t>
-      </w:r>
-      <w:r>
-        <w:rPr>
-          <w:lang w:val="ru-RU"/>
-        </w:rPr>
-        <w:t xml:space="preserve"> </w:t>
-      </w:r>
-      <w:r>
-        <w:rPr>
-          <w:lang w:val="ru-RU"/>
-        </w:rPr>
-        <w:t>документов»</w:t>
-      </w:r>
-      <w:r>
-        <w:rPr>
-          <w:lang w:val="ru-RU"/>
-        </w:rPr>
-        <w:t>.</w:t>
-      </w:r>
-    </w:p>
-  </w:comment>
-  <w:comment w:id="9" w:author="Илья Кряжов" w:date="2026-10-21T09:32:00Z" w:initials="ИК">
-    <w:p>
-      <w:pPr>
-        <w:pStyle w:val="a6"/>
-        <w:rPr>
-          <w:lang w:val="ru-RU"/>
-        </w:rPr>
-      </w:pPr>
-      <w:r>
-        <w:rPr>
-          <w:rStyle w:val="a4"/>
-        </w:rPr>
-        <w:annotationRef/>
-      </w:r>
-      <w:r>
-        <w:rPr>
-          <w:lang w:val="ru-RU"/>
-        </w:rPr>
-        <w:t>исправлено</w:t>
-      </w:r>
-    </w:p>
-  </w:comment>
-  <w:comment w:id="18" w:author="Kalentyev Alexey" w:date="2026-10-07T12:06:00Z" w:initials="KA">
-    <w:p>
-      <w:pPr>
-        <w:pStyle w:val="a6"/>
-        <w:rPr>
-          <w:lang w:val="ru-RU"/>
-        </w:rPr>
-      </w:pPr>
-      <w:r>
-        <w:rPr>
-          <w:rStyle w:val="a4"/>
-        </w:rPr>
-        <w:annotationRef/>
-      </w:r>
-      <w:r>
-        <w:rPr>
-          <w:lang w:val="ru-RU"/>
-        </w:rPr>
-        <w:t>Задайте</w:t>
-      </w:r>
-      <w:r>
-        <w:rPr>
-          <w:lang w:val="ru-RU"/>
-        </w:rPr>
-        <w:t xml:space="preserve"> </w:t>
-      </w:r>
-      <w:r>
-        <w:rPr>
-          <w:lang w:val="ru-RU"/>
-        </w:rPr>
-        <w:t>положение</w:t>
-      </w:r>
-      <w:r>
-        <w:rPr>
-          <w:lang w:val="ru-RU"/>
-        </w:rPr>
-        <w:t xml:space="preserve">, </w:t>
-      </w:r>
-      <w:r>
-        <w:rPr>
-          <w:lang w:val="ru-RU"/>
-        </w:rPr>
-        <w:t>направление</w:t>
-      </w:r>
-      <w:r>
-        <w:rPr>
-          <w:lang w:val="ru-RU"/>
-        </w:rPr>
-        <w:t xml:space="preserve"> </w:t>
-      </w:r>
-      <w:r>
-        <w:rPr>
-          <w:lang w:val="ru-RU"/>
-        </w:rPr>
-        <w:t>и</w:t>
-      </w:r>
-      <w:r>
-        <w:rPr>
-          <w:lang w:val="ru-RU"/>
-        </w:rPr>
-        <w:t xml:space="preserve"> </w:t>
-      </w:r>
-      <w:r>
-        <w:rPr>
-          <w:lang w:val="ru-RU"/>
-        </w:rPr>
-        <w:t>длину</w:t>
-      </w:r>
-      <w:r>
-        <w:rPr>
-          <w:lang w:val="ru-RU"/>
-        </w:rPr>
-        <w:t xml:space="preserve"> </w:t>
-      </w:r>
-      <w:r>
-        <w:rPr>
-          <w:lang w:val="ru-RU"/>
-        </w:rPr>
-        <w:t>паза</w:t>
-      </w:r>
-      <w:r>
-        <w:rPr>
-          <w:lang w:val="ru-RU"/>
-        </w:rPr>
-        <w:t xml:space="preserve"> </w:t>
-      </w:r>
-      <w:r>
-        <w:rPr>
-          <w:lang w:val="ru-RU"/>
-        </w:rPr>
-        <w:t>постоянными</w:t>
-      </w:r>
-      <w:r>
-        <w:rPr>
-          <w:lang w:val="ru-RU"/>
-        </w:rPr>
-        <w:t xml:space="preserve"> </w:t>
-      </w:r>
-      <w:r>
-        <w:rPr>
-          <w:lang w:val="ru-RU"/>
-        </w:rPr>
-        <w:t>размерами</w:t>
-      </w:r>
-      <w:r>
-        <w:rPr>
-          <w:lang w:val="ru-RU"/>
-        </w:rPr>
-        <w:t xml:space="preserve"> </w:t>
-      </w:r>
-      <w:r>
-        <w:rPr>
-          <w:lang w:val="ru-RU"/>
-        </w:rPr>
-        <w:t>либо</w:t>
-      </w:r>
-      <w:r>
-        <w:rPr>
-          <w:lang w:val="ru-RU"/>
-        </w:rPr>
-        <w:t xml:space="preserve"> </w:t>
-      </w:r>
-      <w:r>
-        <w:rPr>
-          <w:lang w:val="ru-RU"/>
-        </w:rPr>
-        <w:t>зависимостями</w:t>
-      </w:r>
-      <w:r>
-        <w:rPr>
-          <w:lang w:val="ru-RU"/>
-        </w:rPr>
-        <w:t xml:space="preserve"> </w:t>
-      </w:r>
-      <w:r>
-        <w:rPr>
-          <w:lang w:val="ru-RU"/>
-        </w:rPr>
-        <w:t>от</w:t>
-      </w:r>
-      <w:r>
-        <w:rPr>
-          <w:lang w:val="ru-RU"/>
-        </w:rPr>
-        <w:t xml:space="preserve"> </w:t>
-      </w:r>
-      <w:r>
-        <w:rPr>
-          <w:lang w:val="ru-RU"/>
-        </w:rPr>
-        <w:t>вводимых</w:t>
-      </w:r>
-      <w:r>
-        <w:rPr>
-          <w:lang w:val="ru-RU"/>
-        </w:rPr>
-        <w:t xml:space="preserve"> </w:t>
-      </w:r>
-      <w:r>
-        <w:rPr>
-          <w:lang w:val="ru-RU"/>
-        </w:rPr>
-        <w:t>параметров</w:t>
-      </w:r>
-      <w:r>
-        <w:rPr>
-          <w:lang w:val="ru-RU"/>
-        </w:rPr>
-        <w:t xml:space="preserve">. </w:t>
-      </w:r>
-      <w:r>
-        <w:rPr>
-          <w:lang w:val="ru-RU"/>
-        </w:rPr>
-        <w:t>Дополните</w:t>
-      </w:r>
-      <w:r>
-        <w:rPr>
-          <w:lang w:val="ru-RU"/>
-        </w:rPr>
-        <w:t xml:space="preserve"> </w:t>
-      </w:r>
-      <w:r>
-        <w:rPr>
-          <w:lang w:val="ru-RU"/>
-        </w:rPr>
-        <w:t>ограничения</w:t>
-      </w:r>
-      <w:r>
-        <w:rPr>
-          <w:lang w:val="ru-RU"/>
-        </w:rPr>
-        <w:t xml:space="preserve"> </w:t>
-      </w:r>
-      <w:r>
-        <w:rPr>
-          <w:lang w:val="ru-RU"/>
-        </w:rPr>
-        <w:t>условиями</w:t>
-      </w:r>
-      <w:r>
-        <w:rPr>
-          <w:lang w:val="ru-RU"/>
-        </w:rPr>
-        <w:t xml:space="preserve"> </w:t>
-      </w:r>
-      <w:r>
-        <w:rPr>
-          <w:lang w:val="ru-RU"/>
-        </w:rPr>
-        <w:t>сохранения</w:t>
-      </w:r>
-      <w:r>
-        <w:rPr>
-          <w:lang w:val="ru-RU"/>
-        </w:rPr>
-        <w:t xml:space="preserve"> </w:t>
-      </w:r>
-      <w:r>
-        <w:rPr>
-          <w:lang w:val="ru-RU"/>
-        </w:rPr>
-        <w:t>материала</w:t>
-      </w:r>
-      <w:r>
-        <w:rPr>
-          <w:lang w:val="ru-RU"/>
-        </w:rPr>
-        <w:t xml:space="preserve"> </w:t>
-      </w:r>
-      <w:r>
-        <w:rPr>
-          <w:lang w:val="ru-RU"/>
-        </w:rPr>
-        <w:t>между</w:t>
-      </w:r>
-      <w:r>
-        <w:rPr>
-          <w:lang w:val="ru-RU"/>
-        </w:rPr>
-        <w:t xml:space="preserve"> </w:t>
-      </w:r>
-      <w:r>
-        <w:rPr>
-          <w:lang w:val="ru-RU"/>
-        </w:rPr>
-        <w:t>пазом</w:t>
-      </w:r>
-      <w:r>
-        <w:rPr>
-          <w:lang w:val="ru-RU"/>
-        </w:rPr>
-        <w:t xml:space="preserve"> </w:t>
-      </w:r>
-      <w:r>
-        <w:rPr>
-          <w:lang w:val="ru-RU"/>
-        </w:rPr>
-        <w:t>и</w:t>
-      </w:r>
-      <w:r>
-        <w:rPr>
-          <w:lang w:val="ru-RU"/>
-        </w:rPr>
-        <w:t xml:space="preserve"> </w:t>
-      </w:r>
-      <w:r>
-        <w:rPr>
-          <w:lang w:val="ru-RU"/>
-        </w:rPr>
-        <w:t>отверстиями</w:t>
-      </w:r>
-      <w:r>
-        <w:rPr>
-          <w:lang w:val="ru-RU"/>
-        </w:rPr>
-        <w:t xml:space="preserve">. </w:t>
-      </w:r>
-      <w:r>
-        <w:rPr>
-          <w:lang w:val="ru-RU"/>
-        </w:rPr>
-        <w:t>Недопустимые</w:t>
-      </w:r>
-      <w:r>
-        <w:rPr>
-          <w:lang w:val="ru-RU"/>
-        </w:rPr>
-        <w:t xml:space="preserve"> </w:t>
-      </w:r>
-      <w:r>
-        <w:rPr>
-          <w:lang w:val="ru-RU"/>
-        </w:rPr>
-        <w:t>сочетания</w:t>
-      </w:r>
-      <w:r>
-        <w:rPr>
-          <w:lang w:val="ru-RU"/>
-        </w:rPr>
-        <w:t xml:space="preserve"> </w:t>
-      </w:r>
-      <w:r>
-        <w:rPr>
-          <w:lang w:val="ru-RU"/>
-        </w:rPr>
-        <w:t>следует</w:t>
-      </w:r>
-      <w:r>
-        <w:rPr>
-          <w:lang w:val="ru-RU"/>
-        </w:rPr>
-        <w:t xml:space="preserve"> </w:t>
-      </w:r>
-      <w:r>
-        <w:rPr>
-          <w:lang w:val="ru-RU"/>
-        </w:rPr>
-        <w:t>отклонять</w:t>
-      </w:r>
-      <w:r>
-        <w:rPr>
-          <w:lang w:val="ru-RU"/>
-        </w:rPr>
-        <w:t xml:space="preserve"> </w:t>
-      </w:r>
-      <w:r>
-        <w:rPr>
-          <w:lang w:val="ru-RU"/>
-        </w:rPr>
-        <w:t>без</w:t>
-      </w:r>
-      <w:r>
-        <w:rPr>
-          <w:lang w:val="ru-RU"/>
-        </w:rPr>
-        <w:t xml:space="preserve"> </w:t>
-      </w:r>
-      <w:r>
-        <w:rPr>
-          <w:lang w:val="ru-RU"/>
-        </w:rPr>
-        <w:t>автоматической</w:t>
-      </w:r>
-      <w:r>
-        <w:rPr>
-          <w:lang w:val="ru-RU"/>
-        </w:rPr>
-        <w:t xml:space="preserve"> </w:t>
-      </w:r>
-      <w:r>
-        <w:rPr>
-          <w:lang w:val="ru-RU"/>
-        </w:rPr>
-        <w:t>подмены</w:t>
-      </w:r>
-      <w:r>
-        <w:rPr>
-          <w:lang w:val="ru-RU"/>
-        </w:rPr>
-        <w:t xml:space="preserve"> </w:t>
-      </w:r>
-      <w:r>
-        <w:rPr>
-          <w:lang w:val="ru-RU"/>
-        </w:rPr>
-        <w:t>введённых</w:t>
-      </w:r>
-      <w:r>
-        <w:rPr>
-          <w:lang w:val="ru-RU"/>
-        </w:rPr>
-        <w:t xml:space="preserve"> </w:t>
-      </w:r>
-      <w:r>
-        <w:rPr>
-          <w:lang w:val="ru-RU"/>
-        </w:rPr>
-        <w:t>значений</w:t>
-      </w:r>
-      <w:r>
-        <w:rPr>
-          <w:lang w:val="ru-RU"/>
-        </w:rPr>
-        <w:t>.</w:t>
-      </w:r>
-    </w:p>
-  </w:comment>
-  <w:comment w:id="19" w:author="Илья Кряжов" w:date="2026-10-21T09:33:00Z" w:initials="ИК">
-    <w:p>
-      <w:pPr>
-        <w:pStyle w:val="a6"/>
-        <w:rPr>
-          <w:lang w:val="ru-RU"/>
-        </w:rPr>
-      </w:pPr>
-      <w:r>
-        <w:rPr>
-          <w:rStyle w:val="a4"/>
-        </w:rPr>
-        <w:annotationRef/>
-      </w:r>
-      <w:r>
-        <w:rPr>
-          <w:lang w:val="ru-RU"/>
-        </w:rPr>
-        <w:t>исправлено</w:t>
-      </w:r>
-    </w:p>
-  </w:comment>
-  <w:comment w:id="20" w:author="Kalentyev Alexey" w:date="2026-10-07T12:06:00Z" w:initials="KA">
-    <w:p>
-      <w:pPr>
-        <w:pStyle w:val="a6"/>
-        <w:rPr>
-          <w:lang w:val="ru-RU"/>
-        </w:rPr>
-      </w:pPr>
-      <w:r>
-        <w:rPr>
-          <w:rStyle w:val="a4"/>
-        </w:rPr>
-        <w:annotationRef/>
-      </w:r>
-      <w:r>
-        <w:rPr>
-          <w:lang w:val="ru-RU"/>
-        </w:rPr>
-        <w:t>Установите</w:t>
-      </w:r>
-      <w:r>
-        <w:rPr>
-          <w:lang w:val="ru-RU"/>
-        </w:rPr>
-        <w:t xml:space="preserve"> </w:t>
-      </w:r>
-      <w:r>
-        <w:rPr>
-          <w:lang w:val="ru-RU"/>
-        </w:rPr>
-        <w:t>отступ</w:t>
-      </w:r>
-      <w:r>
-        <w:rPr>
-          <w:lang w:val="ru-RU"/>
-        </w:rPr>
-        <w:t xml:space="preserve"> </w:t>
-      </w:r>
-      <w:r>
-        <w:rPr>
-          <w:lang w:val="ru-RU"/>
-        </w:rPr>
-        <w:t>первой</w:t>
-      </w:r>
-      <w:r>
-        <w:rPr>
-          <w:lang w:val="ru-RU"/>
-        </w:rPr>
-        <w:t xml:space="preserve"> </w:t>
-      </w:r>
-      <w:r>
-        <w:rPr>
-          <w:lang w:val="ru-RU"/>
-        </w:rPr>
-        <w:t>строки</w:t>
-      </w:r>
-      <w:r>
-        <w:rPr>
-          <w:lang w:val="ru-RU"/>
-        </w:rPr>
-        <w:t xml:space="preserve"> 1,25 </w:t>
-      </w:r>
-      <w:r>
-        <w:rPr>
-          <w:lang w:val="ru-RU"/>
-        </w:rPr>
-        <w:t>см</w:t>
-      </w:r>
-      <w:r>
-        <w:rPr>
-          <w:lang w:val="ru-RU"/>
-        </w:rPr>
-        <w:t xml:space="preserve"> </w:t>
-      </w:r>
-      <w:r>
-        <w:rPr>
-          <w:lang w:val="ru-RU"/>
-        </w:rPr>
-        <w:t>в</w:t>
-      </w:r>
-      <w:r>
-        <w:rPr>
-          <w:lang w:val="ru-RU"/>
-        </w:rPr>
-        <w:t xml:space="preserve"> </w:t>
-      </w:r>
-      <w:r>
-        <w:rPr>
-          <w:lang w:val="ru-RU"/>
-        </w:rPr>
-        <w:t>абзацах</w:t>
-      </w:r>
-      <w:r>
-        <w:rPr>
-          <w:lang w:val="ru-RU"/>
-        </w:rPr>
-        <w:t xml:space="preserve"> </w:t>
-      </w:r>
-      <w:r>
-        <w:rPr>
-          <w:lang w:val="ru-RU"/>
-        </w:rPr>
-        <w:t>с</w:t>
-      </w:r>
-      <w:r>
-        <w:rPr>
-          <w:lang w:val="ru-RU"/>
-        </w:rPr>
-        <w:t xml:space="preserve"> </w:t>
-      </w:r>
-      <w:r>
-        <w:rPr>
-          <w:lang w:val="ru-RU"/>
-        </w:rPr>
-        <w:t>определениями</w:t>
-      </w:r>
-      <w:r>
-        <w:rPr>
-          <w:lang w:val="ru-RU"/>
-        </w:rPr>
-        <w:t xml:space="preserve"> </w:t>
-      </w:r>
-      <w:r>
-        <w:rPr>
-          <w:lang w:val="ru-RU"/>
-        </w:rPr>
-        <w:t>параметров</w:t>
-      </w:r>
-      <w:r>
-        <w:rPr>
-          <w:lang w:val="ru-RU"/>
-        </w:rPr>
-        <w:t xml:space="preserve"> </w:t>
-      </w:r>
-      <w:r>
-        <w:rPr>
-          <w:lang w:val="ru-RU"/>
-        </w:rPr>
-        <w:t>на</w:t>
-      </w:r>
-      <w:r>
-        <w:rPr>
-          <w:lang w:val="ru-RU"/>
-        </w:rPr>
-        <w:t xml:space="preserve"> </w:t>
-      </w:r>
-      <w:r>
-        <w:rPr>
-          <w:lang w:val="ru-RU"/>
-        </w:rPr>
-        <w:t>стр</w:t>
-      </w:r>
-      <w:r>
-        <w:rPr>
-          <w:lang w:val="ru-RU"/>
-        </w:rPr>
-        <w:t xml:space="preserve">. 7 </w:t>
-      </w:r>
-      <w:r>
-        <w:rPr>
-          <w:lang w:val="ru-RU"/>
-        </w:rPr>
-        <w:t>и</w:t>
-      </w:r>
-      <w:r>
-        <w:rPr>
-          <w:lang w:val="ru-RU"/>
-        </w:rPr>
-        <w:t xml:space="preserve"> </w:t>
-      </w:r>
-      <w:r>
-        <w:rPr>
-          <w:lang w:val="ru-RU"/>
-        </w:rPr>
-        <w:t>в</w:t>
-      </w:r>
-      <w:r>
-        <w:rPr>
-          <w:lang w:val="ru-RU"/>
-        </w:rPr>
-        <w:t xml:space="preserve"> </w:t>
-      </w:r>
-      <w:r>
-        <w:rPr>
-          <w:lang w:val="ru-RU"/>
-        </w:rPr>
-        <w:t>абзаце</w:t>
-      </w:r>
-      <w:r>
-        <w:rPr>
-          <w:lang w:val="ru-RU"/>
-        </w:rPr>
-        <w:t xml:space="preserve"> </w:t>
-      </w:r>
-      <w:r>
-        <w:rPr>
-          <w:lang w:val="ru-RU"/>
-        </w:rPr>
-        <w:t>«Значения</w:t>
-      </w:r>
-      <w:r>
-        <w:rPr>
-          <w:lang w:val="ru-RU"/>
-        </w:rPr>
-        <w:t xml:space="preserve"> </w:t>
-      </w:r>
-      <w:r>
-        <w:rPr>
-          <w:lang w:val="ru-RU"/>
-        </w:rPr>
-        <w:t>вне</w:t>
-      </w:r>
-      <w:r>
-        <w:rPr>
-          <w:lang w:val="ru-RU"/>
-        </w:rPr>
-        <w:t xml:space="preserve"> </w:t>
-      </w:r>
-      <w:r>
-        <w:rPr>
-          <w:lang w:val="ru-RU"/>
-        </w:rPr>
-        <w:t>указанных</w:t>
-      </w:r>
-      <w:r>
-        <w:rPr>
-          <w:lang w:val="ru-RU"/>
-        </w:rPr>
-        <w:t xml:space="preserve"> </w:t>
-      </w:r>
-      <w:r>
-        <w:rPr>
-          <w:lang w:val="ru-RU"/>
-        </w:rPr>
-        <w:t>диапазонов…»</w:t>
-      </w:r>
-      <w:r>
-        <w:rPr>
-          <w:lang w:val="ru-RU"/>
-        </w:rPr>
-        <w:t xml:space="preserve"> </w:t>
-      </w:r>
-      <w:r>
-        <w:rPr>
-          <w:lang w:val="ru-RU"/>
-        </w:rPr>
-        <w:t>на</w:t>
-      </w:r>
-      <w:r>
-        <w:rPr>
-          <w:lang w:val="ru-RU"/>
-        </w:rPr>
-        <w:t xml:space="preserve"> </w:t>
-      </w:r>
-      <w:r>
-        <w:rPr>
-          <w:lang w:val="ru-RU"/>
-        </w:rPr>
-        <w:t>стр</w:t>
-      </w:r>
-      <w:r>
-        <w:rPr>
-          <w:lang w:val="ru-RU"/>
-        </w:rPr>
-        <w:t>. 8.</w:t>
-      </w:r>
-    </w:p>
-  </w:comment>
-  <w:comment w:id="21" w:author="Илья Кряжов" w:date="2026-10-21T09:33:00Z" w:initials="ИК">
-    <w:p>
-      <w:pPr>
-        <w:pStyle w:val="a6"/>
-        <w:rPr>
-          <w:lang w:val="ru-RU"/>
-        </w:rPr>
-      </w:pPr>
-      <w:r>
-        <w:rPr>
-          <w:rStyle w:val="a4"/>
-        </w:rPr>
-        <w:annotationRef/>
-      </w:r>
-      <w:r>
-        <w:rPr>
-          <w:lang w:val="ru-RU"/>
-        </w:rPr>
-        <w:t>исправлено</w:t>
-      </w:r>
-    </w:p>
-  </w:comment>
-  <w:comment w:id="22" w:author="Kalentyev Alexey" w:date="2026-09-23T04:48:00Z" w:initials="KA">
-    <w:p>
-      <w:pPr>
-        <w:rPr>
-          <w:lang w:val="ru-RU"/>
-        </w:rPr>
-      </w:pPr>
-      <w:r>
-        <w:annotationRef/>
-      </w:r>
-      <w:r>
-        <w:rPr>
-          <w:lang w:val="ru-RU"/>
-        </w:rPr>
-        <w:t xml:space="preserve">Согласуйте обозначение </w:t>
-      </w:r>
-      <w:r>
-        <w:t>P</w:t>
-      </w:r>
-      <w:r>
-        <w:rPr>
-          <w:lang w:val="ru-RU"/>
-        </w:rPr>
-        <w:t xml:space="preserve">3: в перечне оно названо диаметром отверстия, но на рисунке 2.1 обозначает ширину открытого паза. Дайте определения и правила определения размеров </w:t>
-      </w:r>
-      <w:r>
-        <w:t>P</w:t>
-      </w:r>
-      <w:r>
-        <w:rPr>
-          <w:lang w:val="ru-RU"/>
-        </w:rPr>
-        <w:t xml:space="preserve">2 и </w:t>
-      </w:r>
-      <w:r>
-        <w:t>P</w:t>
-      </w:r>
-      <w:r>
-        <w:rPr>
-          <w:lang w:val="ru-RU"/>
-        </w:rPr>
-        <w:t xml:space="preserve">5, которые есть на чертеже, но отсутствуют в описании </w:t>
-      </w:r>
-      <w:proofErr w:type="gramStart"/>
-      <w:r>
-        <w:rPr>
-          <w:lang w:val="ru-RU"/>
-        </w:rPr>
-        <w:t>геометрии.</w:t>
-      </w:r>
-      <w:r>
-        <w:rPr>
-          <w:lang w:val="ru-RU"/>
-        </w:rPr>
-        <w:t>+</w:t>
-      </w:r>
-      <w:proofErr w:type="gramEnd"/>
-    </w:p>
-  </w:comment>
-  <w:comment w:id="23" w:author="Kalentyev Alexey" w:date="2026-10-07T12:10:00Z" w:initials="KA">
-    <w:p>
-      <w:pPr>
-        <w:pStyle w:val="a6"/>
-        <w:rPr>
-          <w:lang w:val="ru-RU"/>
-        </w:rPr>
-      </w:pPr>
-      <w:r>
-        <w:rPr>
-          <w:rStyle w:val="a4"/>
-        </w:rPr>
-        <w:annotationRef/>
-      </w:r>
-      <w:r>
-        <w:rPr>
-          <w:lang w:val="ru-RU"/>
-        </w:rPr>
-        <w:t>Исправлено</w:t>
-      </w:r>
-      <w:r>
-        <w:rPr>
-          <w:lang w:val="ru-RU"/>
-        </w:rPr>
-        <w:t xml:space="preserve"> </w:t>
-      </w:r>
-      <w:r>
-        <w:rPr>
-          <w:lang w:val="ru-RU"/>
-        </w:rPr>
-        <w:t>частично</w:t>
-      </w:r>
-      <w:r>
-        <w:rPr>
-          <w:lang w:val="ru-RU"/>
-        </w:rPr>
-        <w:t xml:space="preserve">. </w:t>
-      </w:r>
-      <w:r>
-        <w:rPr>
-          <w:lang w:val="ru-RU"/>
-        </w:rPr>
-        <w:t>Для</w:t>
-      </w:r>
-      <w:r>
-        <w:rPr>
-          <w:lang w:val="ru-RU"/>
-        </w:rPr>
-        <w:t xml:space="preserve"> </w:t>
-      </w:r>
-      <w:r>
-        <w:t>P</w:t>
-      </w:r>
-      <w:r>
-        <w:rPr>
-          <w:lang w:val="ru-RU"/>
-        </w:rPr>
-        <w:t xml:space="preserve">2 </w:t>
-      </w:r>
-      <w:r>
-        <w:rPr>
-          <w:lang w:val="ru-RU"/>
-        </w:rPr>
-        <w:t>и</w:t>
-      </w:r>
-      <w:r>
-        <w:rPr>
-          <w:lang w:val="ru-RU"/>
-        </w:rPr>
-        <w:t xml:space="preserve"> </w:t>
-      </w:r>
-      <w:r>
-        <w:t>P</w:t>
-      </w:r>
-      <w:r>
-        <w:rPr>
-          <w:lang w:val="ru-RU"/>
-        </w:rPr>
-        <w:t xml:space="preserve">5 </w:t>
-      </w:r>
-      <w:r>
-        <w:rPr>
-          <w:lang w:val="ru-RU"/>
-        </w:rPr>
-        <w:t>добавлены</w:t>
-      </w:r>
-      <w:r>
-        <w:rPr>
-          <w:lang w:val="ru-RU"/>
-        </w:rPr>
-        <w:t xml:space="preserve"> </w:t>
-      </w:r>
-      <w:r>
-        <w:rPr>
-          <w:lang w:val="ru-RU"/>
-        </w:rPr>
-        <w:t>определения</w:t>
-      </w:r>
-      <w:r>
-        <w:rPr>
-          <w:lang w:val="ru-RU"/>
-        </w:rPr>
-        <w:t xml:space="preserve"> </w:t>
-      </w:r>
-      <w:r>
-        <w:rPr>
-          <w:lang w:val="ru-RU"/>
-        </w:rPr>
-        <w:t>и</w:t>
-      </w:r>
-      <w:r>
-        <w:rPr>
-          <w:lang w:val="ru-RU"/>
-        </w:rPr>
-        <w:t xml:space="preserve"> </w:t>
-      </w:r>
-      <w:r>
-        <w:rPr>
-          <w:lang w:val="ru-RU"/>
-        </w:rPr>
-        <w:t>формулы</w:t>
-      </w:r>
-      <w:r>
-        <w:rPr>
-          <w:lang w:val="ru-RU"/>
-        </w:rPr>
-        <w:t xml:space="preserve"> </w:t>
-      </w:r>
-      <w:r>
-        <w:t>P</w:t>
-      </w:r>
-      <w:r>
-        <w:rPr>
-          <w:lang w:val="ru-RU"/>
-        </w:rPr>
-        <w:t>2 = 0,2</w:t>
-      </w:r>
-      <w:r>
-        <w:rPr>
-          <w:lang w:val="ru-RU"/>
-        </w:rPr>
-        <w:t>·</w:t>
-      </w:r>
-      <w:r>
-        <w:t>P</w:t>
-      </w:r>
-      <w:r>
-        <w:rPr>
-          <w:lang w:val="ru-RU"/>
-        </w:rPr>
-        <w:t xml:space="preserve">1 </w:t>
-      </w:r>
-      <w:r>
-        <w:rPr>
-          <w:lang w:val="ru-RU"/>
-        </w:rPr>
-        <w:t>и</w:t>
-      </w:r>
-      <w:r>
-        <w:rPr>
-          <w:lang w:val="ru-RU"/>
-        </w:rPr>
-        <w:t xml:space="preserve"> </w:t>
-      </w:r>
-      <w:r>
-        <w:t>P</w:t>
-      </w:r>
-      <w:r>
-        <w:rPr>
-          <w:lang w:val="ru-RU"/>
-        </w:rPr>
-        <w:t>5 = 0,5</w:t>
-      </w:r>
-      <w:r>
-        <w:rPr>
-          <w:lang w:val="ru-RU"/>
-        </w:rPr>
-        <w:t>·</w:t>
-      </w:r>
-      <w:r>
-        <w:t>P</w:t>
-      </w:r>
-      <w:r>
-        <w:rPr>
-          <w:lang w:val="ru-RU"/>
-        </w:rPr>
-        <w:t xml:space="preserve">4. </w:t>
-      </w:r>
-      <w:r>
-        <w:t>P</w:t>
-      </w:r>
-      <w:r>
-        <w:rPr>
-          <w:lang w:val="ru-RU"/>
-        </w:rPr>
-        <w:t xml:space="preserve">3 </w:t>
-      </w:r>
-      <w:r>
-        <w:rPr>
-          <w:lang w:val="ru-RU"/>
-        </w:rPr>
-        <w:t>теперь</w:t>
-      </w:r>
-      <w:r>
-        <w:rPr>
-          <w:lang w:val="ru-RU"/>
-        </w:rPr>
-        <w:t xml:space="preserve"> </w:t>
-      </w:r>
-      <w:r>
-        <w:rPr>
-          <w:lang w:val="ru-RU"/>
-        </w:rPr>
-        <w:t>пояснён</w:t>
-      </w:r>
-      <w:r>
-        <w:rPr>
-          <w:lang w:val="ru-RU"/>
-        </w:rPr>
-        <w:t xml:space="preserve"> </w:t>
-      </w:r>
-      <w:r>
-        <w:rPr>
-          <w:lang w:val="ru-RU"/>
-        </w:rPr>
-        <w:t>как</w:t>
-      </w:r>
-      <w:r>
-        <w:rPr>
-          <w:lang w:val="ru-RU"/>
-        </w:rPr>
-        <w:t xml:space="preserve"> </w:t>
-      </w:r>
-      <w:r>
-        <w:rPr>
-          <w:lang w:val="ru-RU"/>
-        </w:rPr>
-        <w:t>ширина</w:t>
-      </w:r>
-      <w:r>
-        <w:rPr>
-          <w:lang w:val="ru-RU"/>
-        </w:rPr>
-        <w:t xml:space="preserve"> </w:t>
-      </w:r>
-      <w:r>
-        <w:rPr>
-          <w:lang w:val="ru-RU"/>
-        </w:rPr>
-        <w:t>паза</w:t>
-      </w:r>
-      <w:r>
-        <w:rPr>
-          <w:lang w:val="ru-RU"/>
-        </w:rPr>
-        <w:t xml:space="preserve">, </w:t>
-      </w:r>
-      <w:r>
-        <w:rPr>
-          <w:lang w:val="ru-RU"/>
-        </w:rPr>
-        <w:t>измеряемая</w:t>
-      </w:r>
-      <w:r>
-        <w:rPr>
-          <w:lang w:val="ru-RU"/>
-        </w:rPr>
-        <w:t xml:space="preserve"> </w:t>
-      </w:r>
-      <w:r>
-        <w:rPr>
-          <w:lang w:val="ru-RU"/>
-        </w:rPr>
-        <w:t>перпендикулярно</w:t>
-      </w:r>
-      <w:r>
-        <w:rPr>
-          <w:lang w:val="ru-RU"/>
-        </w:rPr>
-        <w:t xml:space="preserve"> </w:t>
-      </w:r>
-      <w:r>
-        <w:rPr>
-          <w:lang w:val="ru-RU"/>
-        </w:rPr>
-        <w:t>его</w:t>
-      </w:r>
-      <w:r>
-        <w:rPr>
-          <w:lang w:val="ru-RU"/>
-        </w:rPr>
-        <w:t xml:space="preserve"> </w:t>
-      </w:r>
-      <w:r>
-        <w:rPr>
-          <w:lang w:val="ru-RU"/>
-        </w:rPr>
-        <w:t>оси</w:t>
-      </w:r>
-      <w:r>
-        <w:rPr>
-          <w:lang w:val="ru-RU"/>
-        </w:rPr>
-        <w:t xml:space="preserve">, </w:t>
-      </w:r>
-      <w:r>
-        <w:rPr>
-          <w:lang w:val="ru-RU"/>
-        </w:rPr>
-        <w:t>но</w:t>
-      </w:r>
-      <w:r>
-        <w:rPr>
-          <w:lang w:val="ru-RU"/>
-        </w:rPr>
-        <w:t xml:space="preserve"> </w:t>
-      </w:r>
-      <w:r>
-        <w:rPr>
-          <w:lang w:val="ru-RU"/>
-        </w:rPr>
-        <w:t>название</w:t>
-      </w:r>
-      <w:r>
-        <w:rPr>
-          <w:lang w:val="ru-RU"/>
-        </w:rPr>
-        <w:t xml:space="preserve"> </w:t>
-      </w:r>
-      <w:r>
-        <w:rPr>
-          <w:lang w:val="ru-RU"/>
-        </w:rPr>
-        <w:t>по-прежнему</w:t>
-      </w:r>
-      <w:r>
-        <w:rPr>
-          <w:lang w:val="ru-RU"/>
-        </w:rPr>
-        <w:t xml:space="preserve"> </w:t>
-      </w:r>
-      <w:r>
-        <w:rPr>
-          <w:lang w:val="ru-RU"/>
-        </w:rPr>
-        <w:t>начинается</w:t>
-      </w:r>
-      <w:r>
-        <w:rPr>
-          <w:lang w:val="ru-RU"/>
-        </w:rPr>
-        <w:t xml:space="preserve"> </w:t>
-      </w:r>
-      <w:r>
-        <w:rPr>
-          <w:lang w:val="ru-RU"/>
-        </w:rPr>
-        <w:t>словами</w:t>
-      </w:r>
-      <w:r>
-        <w:rPr>
-          <w:lang w:val="ru-RU"/>
-        </w:rPr>
-        <w:t xml:space="preserve"> </w:t>
-      </w:r>
-      <w:r>
-        <w:rPr>
-          <w:lang w:val="ru-RU"/>
-        </w:rPr>
-        <w:t>«Диаметр</w:t>
-      </w:r>
-      <w:r>
-        <w:rPr>
-          <w:lang w:val="ru-RU"/>
-        </w:rPr>
-        <w:t xml:space="preserve"> </w:t>
-      </w:r>
-      <w:r>
-        <w:rPr>
-          <w:lang w:val="ru-RU"/>
-        </w:rPr>
-        <w:t>открытого</w:t>
-      </w:r>
-      <w:r>
-        <w:rPr>
-          <w:lang w:val="ru-RU"/>
-        </w:rPr>
-        <w:t xml:space="preserve"> </w:t>
-      </w:r>
-      <w:r>
-        <w:rPr>
-          <w:lang w:val="ru-RU"/>
-        </w:rPr>
-        <w:t>паза»</w:t>
-      </w:r>
-      <w:r>
-        <w:rPr>
-          <w:lang w:val="ru-RU"/>
-        </w:rPr>
-        <w:t xml:space="preserve">. </w:t>
-      </w:r>
-      <w:r>
-        <w:rPr>
-          <w:lang w:val="ru-RU"/>
-        </w:rPr>
-        <w:t>Следует</w:t>
-      </w:r>
-      <w:r>
-        <w:rPr>
-          <w:lang w:val="ru-RU"/>
-        </w:rPr>
-        <w:t xml:space="preserve"> </w:t>
-      </w:r>
-      <w:r>
-        <w:rPr>
-          <w:lang w:val="ru-RU"/>
-        </w:rPr>
-        <w:t>привести</w:t>
-      </w:r>
-      <w:r>
-        <w:rPr>
-          <w:lang w:val="ru-RU"/>
-        </w:rPr>
-        <w:t xml:space="preserve"> </w:t>
-      </w:r>
-      <w:r>
-        <w:rPr>
-          <w:lang w:val="ru-RU"/>
-        </w:rPr>
-        <w:t>название</w:t>
-      </w:r>
-      <w:r>
-        <w:rPr>
-          <w:lang w:val="ru-RU"/>
-        </w:rPr>
-        <w:t xml:space="preserve"> </w:t>
-      </w:r>
-      <w:r>
-        <w:rPr>
-          <w:lang w:val="ru-RU"/>
-        </w:rPr>
-        <w:t>к</w:t>
-      </w:r>
-      <w:r>
-        <w:rPr>
-          <w:lang w:val="ru-RU"/>
-        </w:rPr>
-        <w:t xml:space="preserve"> </w:t>
-      </w:r>
-      <w:r>
-        <w:rPr>
-          <w:lang w:val="ru-RU"/>
-        </w:rPr>
-        <w:t>определению</w:t>
-      </w:r>
-      <w:r>
-        <w:rPr>
-          <w:lang w:val="ru-RU"/>
-        </w:rPr>
-        <w:t xml:space="preserve"> </w:t>
-      </w:r>
-      <w:r>
-        <w:rPr>
-          <w:lang w:val="ru-RU"/>
-        </w:rPr>
-        <w:t>и</w:t>
-      </w:r>
-      <w:r>
-        <w:rPr>
-          <w:lang w:val="ru-RU"/>
-        </w:rPr>
-        <w:t xml:space="preserve"> </w:t>
-      </w:r>
-      <w:r>
-        <w:rPr>
-          <w:lang w:val="ru-RU"/>
-        </w:rPr>
-        <w:t>рисунку</w:t>
-      </w:r>
-      <w:r>
-        <w:rPr>
-          <w:lang w:val="ru-RU"/>
-        </w:rPr>
-        <w:t xml:space="preserve">: </w:t>
-      </w:r>
-      <w:r>
-        <w:rPr>
-          <w:lang w:val="ru-RU"/>
-        </w:rPr>
-        <w:t>«Ширина</w:t>
-      </w:r>
-      <w:r>
-        <w:rPr>
-          <w:lang w:val="ru-RU"/>
-        </w:rPr>
-        <w:t xml:space="preserve"> </w:t>
-      </w:r>
-      <w:r>
-        <w:rPr>
-          <w:lang w:val="ru-RU"/>
-        </w:rPr>
-        <w:t>открытого</w:t>
-      </w:r>
-      <w:r>
-        <w:rPr>
-          <w:lang w:val="ru-RU"/>
-        </w:rPr>
-        <w:t xml:space="preserve"> </w:t>
-      </w:r>
-      <w:r>
-        <w:rPr>
-          <w:lang w:val="ru-RU"/>
-        </w:rPr>
-        <w:t>паза</w:t>
-      </w:r>
-      <w:r>
-        <w:rPr>
-          <w:lang w:val="ru-RU"/>
-        </w:rPr>
-        <w:t xml:space="preserve"> </w:t>
-      </w:r>
-      <w:r>
-        <w:t>P</w:t>
-      </w:r>
-      <w:r>
-        <w:rPr>
-          <w:lang w:val="ru-RU"/>
-        </w:rPr>
-        <w:t>3</w:t>
-      </w:r>
-      <w:r>
-        <w:rPr>
-          <w:lang w:val="ru-RU"/>
-        </w:rPr>
-        <w:t>»</w:t>
-      </w:r>
-      <w:r>
-        <w:rPr>
-          <w:lang w:val="ru-RU"/>
-        </w:rPr>
-        <w:t>.</w:t>
-      </w:r>
-    </w:p>
-  </w:comment>
-  <w:comment w:id="24" w:author="Илья Кряжов" w:date="2026-10-21T09:33:00Z" w:initials="ИК">
-    <w:p>
-      <w:pPr>
-        <w:pStyle w:val="a6"/>
-        <w:rPr>
-          <w:lang w:val="ru-RU"/>
-        </w:rPr>
-      </w:pPr>
-      <w:r>
-        <w:rPr>
-          <w:rStyle w:val="a4"/>
-        </w:rPr>
-        <w:annotationRef/>
-      </w:r>
-      <w:r>
-        <w:rPr>
-          <w:lang w:val="ru-RU"/>
-        </w:rPr>
-        <w:t>исправлено</w:t>
-      </w:r>
-    </w:p>
-  </w:comment>
-  <w:comment w:id="27" w:author="Kalentyev Alexey" w:date="2026-10-07T12:07:00Z" w:initials="KA">
-    <w:p>
-      <w:pPr>
-        <w:pStyle w:val="a6"/>
-        <w:rPr>
-          <w:lang w:val="ru-RU"/>
-        </w:rPr>
-      </w:pPr>
-      <w:r>
-        <w:rPr>
-          <w:rStyle w:val="a4"/>
-        </w:rPr>
-        <w:annotationRef/>
-      </w:r>
-      <w:r>
-        <w:rPr>
-          <w:lang w:val="ru-RU"/>
-        </w:rPr>
-        <w:t>Уберите</w:t>
-      </w:r>
-      <w:r>
-        <w:rPr>
-          <w:lang w:val="ru-RU"/>
-        </w:rPr>
-        <w:t xml:space="preserve"> </w:t>
-      </w:r>
-      <w:r>
-        <w:rPr>
-          <w:lang w:val="ru-RU"/>
-        </w:rPr>
-        <w:t>подчёркивание</w:t>
-      </w:r>
-      <w:r>
-        <w:rPr>
-          <w:lang w:val="ru-RU"/>
-        </w:rPr>
-        <w:t xml:space="preserve"> </w:t>
-      </w:r>
-      <w:r>
-        <w:rPr>
-          <w:lang w:val="ru-RU"/>
-        </w:rPr>
-        <w:t>слова</w:t>
-      </w:r>
-      <w:r>
-        <w:rPr>
-          <w:lang w:val="ru-RU"/>
-        </w:rPr>
-        <w:t xml:space="preserve"> </w:t>
-      </w:r>
-      <w:r>
-        <w:rPr>
-          <w:lang w:val="ru-RU"/>
-        </w:rPr>
-        <w:t>«одной»</w:t>
-      </w:r>
-      <w:r>
-        <w:rPr>
-          <w:lang w:val="ru-RU"/>
-        </w:rPr>
-        <w:t xml:space="preserve">. </w:t>
-      </w:r>
-      <w:r>
-        <w:rPr>
-          <w:lang w:val="ru-RU"/>
-        </w:rPr>
-        <w:t>При</w:t>
-      </w:r>
-      <w:r>
-        <w:rPr>
-          <w:lang w:val="ru-RU"/>
-        </w:rPr>
-        <w:t xml:space="preserve"> </w:t>
-      </w:r>
-      <w:r>
-        <w:rPr>
-          <w:lang w:val="ru-RU"/>
-        </w:rPr>
-        <w:t>необходимости</w:t>
-      </w:r>
-      <w:r>
-        <w:rPr>
-          <w:lang w:val="ru-RU"/>
-        </w:rPr>
-        <w:t xml:space="preserve"> </w:t>
-      </w:r>
-      <w:r>
-        <w:rPr>
-          <w:lang w:val="ru-RU"/>
-        </w:rPr>
-        <w:t>выделите</w:t>
-      </w:r>
-      <w:r>
-        <w:rPr>
-          <w:lang w:val="ru-RU"/>
-        </w:rPr>
-        <w:t xml:space="preserve"> </w:t>
-      </w:r>
-      <w:r>
-        <w:rPr>
-          <w:lang w:val="ru-RU"/>
-        </w:rPr>
-        <w:t>требование</w:t>
-      </w:r>
-      <w:r>
-        <w:rPr>
-          <w:lang w:val="ru-RU"/>
-        </w:rPr>
-        <w:t xml:space="preserve"> </w:t>
-      </w:r>
-      <w:r>
-        <w:rPr>
-          <w:lang w:val="ru-RU"/>
-        </w:rPr>
-        <w:t>разрешённым</w:t>
-      </w:r>
-      <w:r>
-        <w:rPr>
-          <w:lang w:val="ru-RU"/>
-        </w:rPr>
-        <w:t xml:space="preserve"> </w:t>
-      </w:r>
-      <w:r>
-        <w:rPr>
-          <w:lang w:val="ru-RU"/>
-        </w:rPr>
-        <w:t>начертанием</w:t>
-      </w:r>
-      <w:r>
-        <w:rPr>
-          <w:lang w:val="ru-RU"/>
-        </w:rPr>
-        <w:t xml:space="preserve"> </w:t>
-      </w:r>
-      <w:r>
-        <w:rPr>
-          <w:lang w:val="ru-RU"/>
-        </w:rPr>
-        <w:t>шрифта</w:t>
-      </w:r>
-      <w:r>
-        <w:rPr>
-          <w:lang w:val="ru-RU"/>
-        </w:rPr>
-        <w:t>.</w:t>
-      </w:r>
-    </w:p>
-  </w:comment>
-  <w:comment w:id="28" w:author="Илья Кряжов" w:date="2026-10-21T09:33:00Z" w:initials="ИК">
-    <w:p>
-      <w:pPr>
-        <w:pStyle w:val="a6"/>
-        <w:rPr>
-          <w:lang w:val="ru-RU"/>
-        </w:rPr>
-      </w:pPr>
-      <w:r>
-        <w:rPr>
-          <w:rStyle w:val="a4"/>
-        </w:rPr>
-        <w:annotationRef/>
-      </w:r>
-      <w:r>
-        <w:rPr>
-          <w:lang w:val="ru-RU"/>
-        </w:rPr>
-        <w:t>исправлено</w:t>
-      </w:r>
-    </w:p>
-  </w:comment>
-  <w:comment w:id="50" w:author="Kalentyev Alexey" w:date="2026-10-07T12:07:00Z" w:initials="KA">
-    <w:p>
-      <w:pPr>
-        <w:pStyle w:val="a6"/>
-        <w:rPr>
-          <w:lang w:val="ru-RU"/>
-        </w:rPr>
-      </w:pPr>
-      <w:r>
-        <w:rPr>
-          <w:rStyle w:val="a4"/>
-        </w:rPr>
-        <w:annotationRef/>
-      </w:r>
-      <w:r>
-        <w:rPr>
-          <w:lang w:val="ru-RU"/>
-        </w:rPr>
-        <w:t>Установите</w:t>
-      </w:r>
-      <w:r>
-        <w:rPr>
-          <w:lang w:val="ru-RU"/>
-        </w:rPr>
-        <w:t xml:space="preserve"> </w:t>
-      </w:r>
-      <w:r>
-        <w:rPr>
-          <w:lang w:val="ru-RU"/>
-        </w:rPr>
-        <w:t>одинарный</w:t>
-      </w:r>
-      <w:r>
-        <w:rPr>
-          <w:lang w:val="ru-RU"/>
-        </w:rPr>
-        <w:t xml:space="preserve"> </w:t>
-      </w:r>
-      <w:r>
-        <w:rPr>
-          <w:lang w:val="ru-RU"/>
-        </w:rPr>
-        <w:t>межстрочный</w:t>
-      </w:r>
-      <w:r>
-        <w:rPr>
-          <w:lang w:val="ru-RU"/>
-        </w:rPr>
-        <w:t xml:space="preserve"> </w:t>
-      </w:r>
-      <w:r>
-        <w:rPr>
-          <w:lang w:val="ru-RU"/>
-        </w:rPr>
-        <w:t>интервал</w:t>
-      </w:r>
-      <w:r>
-        <w:rPr>
-          <w:lang w:val="ru-RU"/>
-        </w:rPr>
-        <w:t xml:space="preserve"> </w:t>
-      </w:r>
-      <w:r>
-        <w:rPr>
-          <w:lang w:val="ru-RU"/>
-        </w:rPr>
-        <w:t>в</w:t>
-      </w:r>
-      <w:r>
-        <w:rPr>
-          <w:lang w:val="ru-RU"/>
-        </w:rPr>
-        <w:t xml:space="preserve"> </w:t>
-      </w:r>
-      <w:r>
-        <w:rPr>
-          <w:lang w:val="ru-RU"/>
-        </w:rPr>
-        <w:t>ячейках</w:t>
-      </w:r>
-      <w:r>
-        <w:rPr>
-          <w:lang w:val="ru-RU"/>
-        </w:rPr>
-        <w:t xml:space="preserve"> </w:t>
-      </w:r>
-      <w:r>
-        <w:rPr>
-          <w:lang w:val="ru-RU"/>
-        </w:rPr>
-        <w:t>таблицы</w:t>
-      </w:r>
-      <w:r>
-        <w:rPr>
-          <w:lang w:val="ru-RU"/>
-        </w:rPr>
-        <w:t xml:space="preserve"> 4.1.</w:t>
-      </w:r>
-    </w:p>
-  </w:comment>
-  <w:comment w:id="51" w:author="Илья Кряжов" w:date="2026-10-21T09:33:00Z" w:initials="ИК">
-    <w:p>
-      <w:pPr>
-        <w:pStyle w:val="a6"/>
-        <w:rPr>
-          <w:lang w:val="ru-RU"/>
-        </w:rPr>
-      </w:pPr>
-      <w:r>
-        <w:rPr>
-          <w:rStyle w:val="a4"/>
-        </w:rPr>
-        <w:annotationRef/>
-      </w:r>
-      <w:r>
-        <w:rPr>
-          <w:lang w:val="ru-RU"/>
-        </w:rPr>
-        <w:t>исправлено</w:t>
-      </w:r>
-    </w:p>
-  </w:comment>
-  <w:comment w:id="59" w:author="Kalentyev Alexey" w:date="2026-10-07T12:08:00Z" w:initials="KA">
-    <w:p>
-      <w:pPr>
-        <w:pStyle w:val="a6"/>
-        <w:rPr>
-          <w:lang w:val="ru-RU"/>
-        </w:rPr>
-      </w:pPr>
-      <w:r>
-        <w:rPr>
-          <w:rStyle w:val="a4"/>
-        </w:rPr>
-        <w:annotationRef/>
-      </w:r>
-      <w:r>
-        <w:rPr>
-          <w:lang w:val="ru-RU"/>
-        </w:rPr>
-        <w:t>Восстановите</w:t>
-      </w:r>
-      <w:r>
-        <w:rPr>
-          <w:lang w:val="ru-RU"/>
-        </w:rPr>
-        <w:t xml:space="preserve"> </w:t>
-      </w:r>
-      <w:r>
-        <w:rPr>
-          <w:lang w:val="ru-RU"/>
-        </w:rPr>
-        <w:t>полуторный</w:t>
-      </w:r>
-      <w:r>
-        <w:rPr>
-          <w:lang w:val="ru-RU"/>
-        </w:rPr>
-        <w:t xml:space="preserve"> </w:t>
-      </w:r>
-      <w:r>
-        <w:rPr>
-          <w:lang w:val="ru-RU"/>
-        </w:rPr>
-        <w:t>межстрочный</w:t>
-      </w:r>
-      <w:r>
-        <w:rPr>
-          <w:lang w:val="ru-RU"/>
-        </w:rPr>
-        <w:t xml:space="preserve"> </w:t>
-      </w:r>
-      <w:r>
-        <w:rPr>
-          <w:lang w:val="ru-RU"/>
-        </w:rPr>
-        <w:t>интервал</w:t>
-      </w:r>
-      <w:r>
-        <w:rPr>
-          <w:lang w:val="ru-RU"/>
-        </w:rPr>
-        <w:t xml:space="preserve"> </w:t>
-      </w:r>
-      <w:r>
-        <w:rPr>
-          <w:lang w:val="ru-RU"/>
-        </w:rPr>
-        <w:t>во</w:t>
-      </w:r>
-      <w:r>
-        <w:rPr>
-          <w:lang w:val="ru-RU"/>
-        </w:rPr>
-        <w:t xml:space="preserve"> </w:t>
-      </w:r>
-      <w:r>
-        <w:rPr>
-          <w:lang w:val="ru-RU"/>
-        </w:rPr>
-        <w:t>всех</w:t>
-      </w:r>
-      <w:r>
-        <w:rPr>
-          <w:lang w:val="ru-RU"/>
-        </w:rPr>
-        <w:t xml:space="preserve"> </w:t>
-      </w:r>
-      <w:r>
-        <w:rPr>
-          <w:lang w:val="ru-RU"/>
-        </w:rPr>
-        <w:t>четырёх</w:t>
-      </w:r>
-      <w:r>
-        <w:rPr>
-          <w:lang w:val="ru-RU"/>
-        </w:rPr>
-        <w:t xml:space="preserve"> </w:t>
-      </w:r>
-      <w:r>
-        <w:rPr>
-          <w:lang w:val="ru-RU"/>
-        </w:rPr>
-        <w:t>текстовых</w:t>
-      </w:r>
-      <w:r>
-        <w:rPr>
-          <w:lang w:val="ru-RU"/>
-        </w:rPr>
-        <w:t xml:space="preserve"> </w:t>
-      </w:r>
-      <w:r>
-        <w:rPr>
-          <w:lang w:val="ru-RU"/>
-        </w:rPr>
-        <w:t>абзацах</w:t>
-      </w:r>
-      <w:r>
-        <w:rPr>
-          <w:lang w:val="ru-RU"/>
-        </w:rPr>
-        <w:t xml:space="preserve"> </w:t>
-      </w:r>
-      <w:r>
-        <w:rPr>
-          <w:lang w:val="ru-RU"/>
-        </w:rPr>
-        <w:t>п</w:t>
-      </w:r>
-      <w:r>
-        <w:rPr>
-          <w:lang w:val="ru-RU"/>
-        </w:rPr>
-        <w:t>. 6.2.</w:t>
-      </w:r>
-    </w:p>
-  </w:comment>
-  <w:comment w:id="60" w:author="Илья Кряжов" w:date="2026-10-21T09:34:00Z" w:initials="ИК">
-    <w:p>
-      <w:pPr>
-        <w:pStyle w:val="a6"/>
-        <w:rPr>
-          <w:lang w:val="ru-RU"/>
-        </w:rPr>
-      </w:pPr>
-      <w:r>
-        <w:rPr>
-          <w:rStyle w:val="a4"/>
-        </w:rPr>
-        <w:annotationRef/>
-      </w:r>
-      <w:r>
-        <w:rPr>
-          <w:lang w:val="ru-RU"/>
-        </w:rPr>
-        <w:t>исправлено</w:t>
-      </w:r>
-      <w:bookmarkStart w:id="61" w:name="_GoBack"/>
-      <w:bookmarkEnd w:id="61"/>
-    </w:p>
-  </w:comment>
-</w:comments>
-</file>
-
-<file path=word/commentsExtended.xml><?xml version="1.0" encoding="utf-8"?>
-<w15:commentsEx xmlns:wpc="http://schemas.microsoft.com/office/word/2010/wordprocessingCanvas" xmlns:cx="http://schemas.microsoft.com/office/drawing/2014/chartex" xmlns:mc="http://schemas.openxmlformats.org/markup-compatibility/2006" xmlns:o="urn:schemas-microsoft-com:office:office" xmlns:r="http://schemas.openxmlformats.org/officeDocument/2006/relationships" xmlns:m="http://schemas.openxmlformats.org/officeDocument/2006/math" xmlns:v="urn:schemas-microsoft-com:vml" xmlns:wp14="http://schemas.microsoft.com/office/word/2010/wordprocessingDrawing" xmlns:wp="http://schemas.openxmlformats.org/drawingml/2006/wordprocessingDrawing" xmlns:w10="urn:schemas-microsoft-com:office:word" xmlns:w="http://schemas.openxmlformats.org/wordprocessingml/2006/main" xmlns:w14="http://schemas.microsoft.com/office/word/2010/wordml" xmlns:w15="http://schemas.microsoft.com/office/word/2012/wordml" xmlns:w16se="http://schemas.microsoft.com/office/word/2015/wordml/symex" xmlns:wpg="http://schemas.microsoft.com/office/word/2010/wordprocessingGroup" xmlns:wpi="http://schemas.microsoft.com/office/word/2010/wordprocessingInk" xmlns:wne="http://schemas.microsoft.com/office/word/2006/wordml" xmlns:wps="http://schemas.microsoft.com/office/word/2010/wordprocessingShape" mc:Ignorable="w14 w15 w16se wp14">
-  <w15:commentEx w15:paraId="5BC63657" w15:done="0"/>
-  <w15:commentEx w15:paraId="70076954" w15:paraIdParent="5BC63657" w15:done="0"/>
-  <w15:commentEx w15:paraId="24C79AD7" w15:done="0"/>
-  <w15:commentEx w15:paraId="20D8FBCB" w15:paraIdParent="24C79AD7" w15:done="0"/>
-  <w15:commentEx w15:paraId="188A8A71" w15:done="0"/>
-  <w15:commentEx w15:paraId="1C90BC2B" w15:paraIdParent="188A8A71" w15:done="0"/>
-  <w15:commentEx w15:paraId="1C727D13" w15:done="0"/>
-  <w15:commentEx w15:paraId="08A831EC" w15:paraIdParent="1C727D13" w15:done="0"/>
-  <w15:commentEx w15:paraId="2EBF7C27" w15:done="0"/>
-  <w15:commentEx w15:paraId="577114DF" w15:paraIdParent="2EBF7C27" w15:done="0"/>
-  <w15:commentEx w15:paraId="7917AB32" w15:done="0"/>
-  <w15:commentEx w15:paraId="27A6FBA8" w15:paraIdParent="7917AB32" w15:done="0"/>
-  <w15:commentEx w15:paraId="23E9E4B2" w15:paraIdParent="7917AB32" w15:done="0"/>
-  <w15:commentEx w15:paraId="3116DABB" w15:done="0"/>
-  <w15:commentEx w15:paraId="47CB950F" w15:paraIdParent="3116DABB" w15:done="0"/>
-  <w15:commentEx w15:paraId="1983AB0F" w15:done="0"/>
-  <w15:commentEx w15:paraId="1B52AE91" w15:paraIdParent="1983AB0F" w15:done="0"/>
-  <w15:commentEx w15:paraId="4519A1A4" w15:done="0"/>
-  <w15:commentEx w15:paraId="3C13F6E8" w15:paraIdParent="4519A1A4" w15:done="0"/>
-</w15:commentsEx>
-</file>
-
-<file path=word/commentsExtensible.xml><?xml version="1.0" encoding="utf-8"?>
-<w16cex:commentsExtensible xmlns:wpc="http://schemas.microsoft.com/office/word/2010/wordprocessingCanvas" xmlns:cx="http://schemas.microsoft.com/office/drawing/2014/chartex" xmlns:cx1="http://schemas.microsoft.com/office/drawing/2015/9/8/chartex" xmlns:cx2="http://schemas.microsoft.com/office/drawing/2015/10/21/chartex" xmlns:cx3="http://schemas.microsoft.com/office/drawing/2016/5/9/chartex" xmlns:cx4="http://schemas.microsoft.com/office/drawing/2016/5/10/chartex" xmlns:cx5="http://schemas.microsoft.com/office/drawing/2016/5/11/chartex" xmlns:cx6="http://schemas.microsoft.com/office/drawing/2016/5/12/chartex" xmlns:cx7="http://schemas.microsoft.com/office/drawing/2016/5/13/chartex" xmlns:cx8="http://schemas.microsoft.com/office/drawing/2016/5/14/chartex" xmlns:cr="http://schemas.microsoft.com/office/comments/2020/reactions" xmlns:mc="http://schemas.openxmlformats.org/markup-compatibility/2006" xmlns:aink="http://schemas.microsoft.com/office/drawing/2016/ink" xmlns:am3d="http://schemas.microsoft.com/office/drawing/2017/model3d" xmlns:o="urn:schemas-microsoft-com:office:office" xmlns:oel="http://schemas.microsoft.com/office/2019/extlst" xmlns:r="http://schemas.openxmlformats.org/officeDocument/2006/relationships" xmlns:m="http://schemas.openxmlformats.org/officeDocument/2006/math" xmlns:v="urn:schemas-microsoft-com:vml" xmlns:wp14="http://schemas.microsoft.com/office/word/2010/wordprocessingDrawing" xmlns:wp="http://schemas.openxmlformats.org/drawingml/2006/wordprocessingDrawing" xmlns:w10="urn:schemas-microsoft-com:office:word" xmlns:w="http://schemas.openxmlformats.org/wordprocessingml/2006/main" xmlns:w14="http://schemas.microsoft.com/office/word/2010/wordml" xmlns:w15="http://schemas.microsoft.com/office/word/2012/wordml" xmlns:w16cex="http://schemas.microsoft.com/office/word/2018/wordml/cex" xmlns:w16cid="http://schemas.microsoft.com/office/word/2016/wordml/cid" xmlns:w16="http://schemas.microsoft.com/office/word/2018/wordml" xmlns:w16du="http://schemas.microsoft.com/office/word/2023/wordml/word16du" xmlns:w16sdtdh="http://schemas.microsoft.com/office/word/2020/wordml/sdtdatahash" xmlns:w16sdtfl="http://schemas.microsoft.com/office/word/2024/wordml/sdtformatlock" xmlns:w16se="http://schemas.microsoft.com/office/word/2015/wordml/symex" xmlns:wpg="http://schemas.microsoft.com/office/word/2010/wordprocessingGroup" xmlns:wpi="http://schemas.microsoft.com/office/word/2010/wordprocessingInk" xmlns:wne="http://schemas.microsoft.com/office/word/2006/wordml" xmlns:wps="http://schemas.microsoft.com/office/word/2010/wordprocessingShape" mc:Ignorable="w14 w15 w16se w16cid w16 w16cex w16sdtdh w16sdtfl cr w16du wp14">
-  <w16cex:commentExtensible w16cex:durableId="1359DB50" w16cex:dateUtc="2026-10-07T05:08:00Z"/>
-  <w16cex:commentExtensible w16cex:durableId="75F62909" w16cex:dateUtc="2026-10-07T05:06:00Z"/>
-  <w16cex:commentExtensible w16cex:durableId="5E3F2319" w16cex:dateUtc="2026-10-07T05:06:00Z"/>
-  <w16cex:commentExtensible w16cex:durableId="6282ED19" w16cex:dateUtc="2026-10-07T05:06:00Z"/>
-  <w16cex:commentExtensible w16cex:durableId="589284FD" w16cex:dateUtc="2026-10-07T05:10:00Z"/>
-  <w16cex:commentExtensible w16cex:durableId="45ABE816" w16cex:dateUtc="2026-10-07T05:07:00Z"/>
-  <w16cex:commentExtensible w16cex:durableId="31821214" w16cex:dateUtc="2026-10-07T05:07:00Z"/>
-  <w16cex:commentExtensible w16cex:durableId="0BE96231" w16cex:dateUtc="2026-10-07T05:08:00Z"/>
-</w16cex:commentsExtensible>
-</file>
-
-<file path=word/commentsIds.xml><?xml version="1.0" encoding="utf-8"?>
-<w16cid:commentsIds xmlns:wpc="http://schemas.microsoft.com/office/word/2010/wordprocessingCanvas" xmlns:cx="http://schemas.microsoft.com/office/drawing/2014/chartex" xmlns:cx1="http://schemas.microsoft.com/office/drawing/2015/9/8/chartex" xmlns:cx2="http://schemas.microsoft.com/office/drawing/2015/10/21/chartex" xmlns:cx3="http://schemas.microsoft.com/office/drawing/2016/5/9/chartex" xmlns:cx4="http://schemas.microsoft.com/office/drawing/2016/5/10/chartex" xmlns:cx5="http://schemas.microsoft.com/office/drawing/2016/5/11/chartex" xmlns:cx6="http://schemas.microsoft.com/office/drawing/2016/5/12/chartex" xmlns:cx7="http://schemas.microsoft.com/office/drawing/2016/5/13/chartex" xmlns:cx8="http://schemas.microsoft.com/office/drawing/2016/5/14/chartex" xmlns:mc="http://schemas.openxmlformats.org/markup-compatibility/2006" xmlns:aink="http://schemas.microsoft.com/office/drawing/2016/ink" xmlns:am3d="http://schemas.microsoft.com/office/drawing/2017/model3d" xmlns:o="urn:schemas-microsoft-com:office:office" xmlns:oel="http://schemas.microsoft.com/office/2019/extlst" xmlns:r="http://schemas.openxmlformats.org/officeDocument/2006/relationships" xmlns:m="http://schemas.openxmlformats.org/officeDocument/2006/math" xmlns:v="urn:schemas-microsoft-com:vml" xmlns:wp14="http://schemas.microsoft.com/office/word/2010/wordprocessingDrawing" xmlns:wp="http://schemas.openxmlformats.org/drawingml/2006/wordprocessingDrawing" xmlns:w10="urn:schemas-microsoft-com:office:word" xmlns:w="http://schemas.openxmlformats.org/wordprocessingml/2006/main" xmlns:w14="http://schemas.microsoft.com/office/word/2010/wordml" xmlns:w15="http://schemas.microsoft.com/office/word/2012/wordml" xmlns:w16cex="http://schemas.microsoft.com/office/word/2018/wordml/cex" xmlns:w16cid="http://schemas.microsoft.com/office/word/2016/wordml/cid" xmlns:w16="http://schemas.microsoft.com/office/word/2018/wordml" xmlns:w16du="http://schemas.microsoft.com/office/word/2023/wordml/word16du" xmlns:w16sdtdh="http://schemas.microsoft.com/office/word/2020/wordml/sdtdatahash" xmlns:w16sdtfl="http://schemas.microsoft.com/office/word/2024/wordml/sdtformatlock" xmlns:w16se="http://schemas.microsoft.com/office/word/2015/wordml/symex" xmlns:wpg="http://schemas.microsoft.com/office/word/2010/wordprocessingGroup" xmlns:wpi="http://schemas.microsoft.com/office/word/2010/wordprocessingInk" xmlns:wne="http://schemas.microsoft.com/office/word/2006/wordml" xmlns:wps="http://schemas.microsoft.com/office/word/2010/wordprocessingShape" mc:Ignorable="w14 w15 w16se w16cid w16 w16cex w16sdtdh w16sdtfl w16du wp14">
-  <w16cid:commentId w16cid:paraId="5BC63657" w16cid:durableId="5BC63657"/>
-  <w16cid:commentId w16cid:paraId="24C79AD7" w16cid:durableId="1359DB50"/>
-  <w16cid:commentId w16cid:paraId="188A8A71" w16cid:durableId="75F62909"/>
-  <w16cid:commentId w16cid:paraId="1C727D13" w16cid:durableId="5E3F2319"/>
-  <w16cid:commentId w16cid:paraId="2EBF7C27" w16cid:durableId="6282ED19"/>
-  <w16cid:commentId w16cid:paraId="7917AB32" w16cid:durableId="7917AB32"/>
-  <w16cid:commentId w16cid:paraId="27A6FBA8" w16cid:durableId="589284FD"/>
-  <w16cid:commentId w16cid:paraId="3116DABB" w16cid:durableId="45ABE816"/>
-  <w16cid:commentId w16cid:paraId="1983AB0F" w16cid:durableId="31821214"/>
-  <w16cid:commentId w16cid:paraId="4519A1A4" w16cid:durableId="0BE96231"/>
-</w16cid:commentsIds>
-</file>
-
 <file path=word/endnotes.xml><?xml version="1.0" encoding="utf-8"?>
-<w:endnotes xmlns:wpc="http://schemas.microsoft.com/office/word/2010/wordprocessingCanvas" xmlns:cx="http://schemas.microsoft.com/office/drawing/2014/chartex" xmlns:mc="http://schemas.openxmlformats.org/markup-compatibility/2006" xmlns:o="urn:schemas-microsoft-com:office:office" xmlns:r="http://schemas.openxmlformats.org/officeDocument/2006/relationships" xmlns:m="http://schemas.openxmlformats.org/officeDocument/2006/math" xmlns:v="urn:schemas-microsoft-com:vml" xmlns:wp14="http://schemas.microsoft.com/office/word/2010/wordprocessingDrawing" xmlns:wp="http://schemas.openxmlformats.org/drawingml/2006/wordprocessingDrawing" xmlns:w10="urn:schemas-microsoft-com:office:word" xmlns:w="http://schemas.openxmlformats.org/wordprocessingml/2006/main" xmlns:w14="http://schemas.microsoft.com/office/word/2010/wordml" xmlns:w15="http://schemas.microsoft.com/office/word/2012/wordml" xmlns:w16se="http://schemas.microsoft.com/office/word/2015/wordml/symex" xmlns:wpg="http://schemas.microsoft.com/office/word/2010/wordprocessingGroup" xmlns:wpi="http://schemas.microsoft.com/office/word/2010/wordprocessingInk" xmlns:wne="http://schemas.microsoft.com/office/word/2006/wordml" xmlns:wps="http://schemas.microsoft.com/office/word/2010/wordprocessingShape" mc:Ignorable="w14 w15 w16se wp14">
+<w:endnotes xmlns:wpc="http://schemas.microsoft.com/office/word/2010/wordprocessingCanvas" xmlns:cx="http://schemas.microsoft.com/office/drawing/2014/chartex" xmlns:cx1="http://schemas.microsoft.com/office/drawing/2015/9/8/chartex" xmlns:cx2="http://schemas.microsoft.com/office/drawing/2015/10/21/chartex" xmlns:cx3="http://schemas.microsoft.com/office/drawing/2016/5/9/chartex" xmlns:cx4="http://schemas.microsoft.com/office/drawing/2016/5/10/chartex" xmlns:cx5="http://schemas.microsoft.com/office/drawing/2016/5/11/chartex" xmlns:cx6="http://schemas.microsoft.com/office/drawing/2016/5/12/chartex" xmlns:cx7="http://schemas.microsoft.com/office/drawing/2016/5/13/chartex" xmlns:cx8="http://schemas.microsoft.com/office/drawing/2016/5/14/chartex" xmlns:mc="http://schemas.openxmlformats.org/markup-compatibility/2006" xmlns:aink="http://schemas.microsoft.com/office/drawing/2016/ink" xmlns:am3d="http://schemas.microsoft.com/office/drawing/2017/model3d" xmlns:o="urn:schemas-microsoft-com:office:office" xmlns:oel="http://schemas.microsoft.com/office/2019/extlst" xmlns:r="http://schemas.openxmlformats.org/officeDocument/2006/relationships" xmlns:m="http://schemas.openxmlformats.org/officeDocument/2006/math" xmlns:v="urn:schemas-microsoft-com:vml" xmlns:wp14="http://schemas.microsoft.com/office/word/2010/wordprocessingDrawing" xmlns:wp="http://schemas.openxmlformats.org/drawingml/2006/wordprocessingDrawing" xmlns:w10="urn:schemas-microsoft-com:office:word" xmlns:w="http://schemas.openxmlformats.org/wordprocessingml/2006/main" xmlns:w14="http://schemas.microsoft.com/office/word/2010/wordml" xmlns:w15="http://schemas.microsoft.com/office/word/2012/wordml" xmlns:w16cex="http://schemas.microsoft.com/office/word/2018/wordml/cex" xmlns:w16cid="http://schemas.microsoft.com/office/word/2016/wordml/cid" xmlns:w16="http://schemas.microsoft.com/office/word/2018/wordml" xmlns:w16du="http://schemas.microsoft.com/office/word/2023/wordml/word16du" xmlns:w16sdtdh="http://schemas.microsoft.com/office/word/2020/wordml/sdtdatahash" xmlns:w16sdtfl="http://schemas.microsoft.com/office/word/2024/wordml/sdtformatlock" xmlns:w16se="http://schemas.microsoft.com/office/word/2015/wordml/symex" xmlns:wpg="http://schemas.microsoft.com/office/word/2010/wordprocessingGroup" xmlns:wpi="http://schemas.microsoft.com/office/word/2010/wordprocessingInk" xmlns:wne="http://schemas.microsoft.com/office/word/2006/wordml" xmlns:wps="http://schemas.microsoft.com/office/word/2010/wordprocessingShape" mc:Ignorable="w14 w15 w16se w16cid w16 w16cex w16sdtdh w16sdtfl w16du wp14">
   <w:endnote w:type="separator" w:id="-1">
     <w:p>
       <w:r>
@@ -14177,7 +11066,7 @@
 </file>
 
 <file path=word/footer1.xml><?xml version="1.0" encoding="utf-8"?>
-<w:ftr xmlns:wpc="http://schemas.microsoft.com/office/word/2010/wordprocessingCanvas" xmlns:cx="http://schemas.microsoft.com/office/drawing/2014/chartex" xmlns:mc="http://schemas.openxmlformats.org/markup-compatibility/2006" xmlns:o="urn:schemas-microsoft-com:office:office" xmlns:r="http://schemas.openxmlformats.org/officeDocument/2006/relationships" xmlns:m="http://schemas.openxmlformats.org/officeDocument/2006/math" xmlns:v="urn:schemas-microsoft-com:vml" xmlns:wp14="http://schemas.microsoft.com/office/word/2010/wordprocessingDrawing" xmlns:wp="http://schemas.openxmlformats.org/drawingml/2006/wordprocessingDrawing" xmlns:w10="urn:schemas-microsoft-com:office:word" xmlns:w="http://schemas.openxmlformats.org/wordprocessingml/2006/main" xmlns:w14="http://schemas.microsoft.com/office/word/2010/wordml" xmlns:w15="http://schemas.microsoft.com/office/word/2012/wordml" xmlns:w16se="http://schemas.microsoft.com/office/word/2015/wordml/symex" xmlns:wpg="http://schemas.microsoft.com/office/word/2010/wordprocessingGroup" xmlns:wpi="http://schemas.microsoft.com/office/word/2010/wordprocessingInk" xmlns:wne="http://schemas.microsoft.com/office/word/2006/wordml" xmlns:wps="http://schemas.microsoft.com/office/word/2010/wordprocessingShape" mc:Ignorable="w14 w15 w16se wp14">
+<w:ftr xmlns:wpc="http://schemas.microsoft.com/office/word/2010/wordprocessingCanvas" xmlns:cx="http://schemas.microsoft.com/office/drawing/2014/chartex" xmlns:cx1="http://schemas.microsoft.com/office/drawing/2015/9/8/chartex" xmlns:cx2="http://schemas.microsoft.com/office/drawing/2015/10/21/chartex" xmlns:cx3="http://schemas.microsoft.com/office/drawing/2016/5/9/chartex" xmlns:cx4="http://schemas.microsoft.com/office/drawing/2016/5/10/chartex" xmlns:cx5="http://schemas.microsoft.com/office/drawing/2016/5/11/chartex" xmlns:cx6="http://schemas.microsoft.com/office/drawing/2016/5/12/chartex" xmlns:cx7="http://schemas.microsoft.com/office/drawing/2016/5/13/chartex" xmlns:cx8="http://schemas.microsoft.com/office/drawing/2016/5/14/chartex" xmlns:mc="http://schemas.openxmlformats.org/markup-compatibility/2006" xmlns:aink="http://schemas.microsoft.com/office/drawing/2016/ink" xmlns:am3d="http://schemas.microsoft.com/office/drawing/2017/model3d" xmlns:o="urn:schemas-microsoft-com:office:office" xmlns:oel="http://schemas.microsoft.com/office/2019/extlst" xmlns:r="http://schemas.openxmlformats.org/officeDocument/2006/relationships" xmlns:m="http://schemas.openxmlformats.org/officeDocument/2006/math" xmlns:v="urn:schemas-microsoft-com:vml" xmlns:wp14="http://schemas.microsoft.com/office/word/2010/wordprocessingDrawing" xmlns:wp="http://schemas.openxmlformats.org/drawingml/2006/wordprocessingDrawing" xmlns:w10="urn:schemas-microsoft-com:office:word" xmlns:w="http://schemas.openxmlformats.org/wordprocessingml/2006/main" xmlns:w14="http://schemas.microsoft.com/office/word/2010/wordml" xmlns:w15="http://schemas.microsoft.com/office/word/2012/wordml" xmlns:w16cex="http://schemas.microsoft.com/office/word/2018/wordml/cex" xmlns:w16cid="http://schemas.microsoft.com/office/word/2016/wordml/cid" xmlns:w16="http://schemas.microsoft.com/office/word/2018/wordml" xmlns:w16du="http://schemas.microsoft.com/office/word/2023/wordml/word16du" xmlns:w16sdtdh="http://schemas.microsoft.com/office/word/2020/wordml/sdtdatahash" xmlns:w16sdtfl="http://schemas.microsoft.com/office/word/2024/wordml/sdtformatlock" xmlns:w16se="http://schemas.microsoft.com/office/word/2015/wordml/symex" xmlns:wpg="http://schemas.microsoft.com/office/word/2010/wordprocessingGroup" xmlns:wpi="http://schemas.microsoft.com/office/word/2010/wordprocessingInk" xmlns:wne="http://schemas.microsoft.com/office/word/2006/wordml" xmlns:wps="http://schemas.microsoft.com/office/word/2010/wordprocessingShape" mc:Ignorable="w14 w15 w16se w16cid w16 w16cex w16sdtdh w16sdtfl w16du wp14">
   <w:p>
     <w:pPr>
       <w:pStyle w:val="ac"/>
@@ -14187,7 +11076,37 @@
 </file>
 
 <file path=word/footer2.xml><?xml version="1.0" encoding="utf-8"?>
-<w:ftr xmlns:wpc="http://schemas.microsoft.com/office/word/2010/wordprocessingCanvas" xmlns:cx="http://schemas.microsoft.com/office/drawing/2014/chartex" xmlns:mc="http://schemas.openxmlformats.org/markup-compatibility/2006" xmlns:o="urn:schemas-microsoft-com:office:office" xmlns:r="http://schemas.openxmlformats.org/officeDocument/2006/relationships" xmlns:m="http://schemas.openxmlformats.org/officeDocument/2006/math" xmlns:v="urn:schemas-microsoft-com:vml" xmlns:wp14="http://schemas.microsoft.com/office/word/2010/wordprocessingDrawing" xmlns:wp="http://schemas.openxmlformats.org/drawingml/2006/wordprocessingDrawing" xmlns:w10="urn:schemas-microsoft-com:office:word" xmlns:w="http://schemas.openxmlformats.org/wordprocessingml/2006/main" xmlns:w14="http://schemas.microsoft.com/office/word/2010/wordml" xmlns:w15="http://schemas.microsoft.com/office/word/2012/wordml" xmlns:w16se="http://schemas.microsoft.com/office/word/2015/wordml/symex" xmlns:wpg="http://schemas.microsoft.com/office/word/2010/wordprocessingGroup" xmlns:wpi="http://schemas.microsoft.com/office/word/2010/wordprocessingInk" xmlns:wne="http://schemas.microsoft.com/office/word/2006/wordml" xmlns:wps="http://schemas.microsoft.com/office/word/2010/wordprocessingShape" mc:Ignorable="w14 w15 w16se wp14">
+<w:ftr xmlns:wpc="http://schemas.microsoft.com/office/word/2010/wordprocessingCanvas" xmlns:cx="http://schemas.microsoft.com/office/drawing/2014/chartex" xmlns:cx1="http://schemas.microsoft.com/office/drawing/2015/9/8/chartex" xmlns:cx2="http://schemas.microsoft.com/office/drawing/2015/10/21/chartex" xmlns:cx3="http://schemas.microsoft.com/office/drawing/2016/5/9/chartex" xmlns:cx4="http://schemas.microsoft.com/office/drawing/2016/5/10/chartex" xmlns:cx5="http://schemas.microsoft.com/office/drawing/2016/5/11/chartex" xmlns:cx6="http://schemas.microsoft.com/office/drawing/2016/5/12/chartex" xmlns:cx7="http://schemas.microsoft.com/office/drawing/2016/5/13/chartex" xmlns:cx8="http://schemas.microsoft.com/office/drawing/2016/5/14/chartex" xmlns:mc="http://schemas.openxmlformats.org/markup-compatibility/2006" xmlns:aink="http://schemas.microsoft.com/office/drawing/2016/ink" xmlns:am3d="http://schemas.microsoft.com/office/drawing/2017/model3d" xmlns:o="urn:schemas-microsoft-com:office:office" xmlns:oel="http://schemas.microsoft.com/office/2019/extlst" xmlns:r="http://schemas.openxmlformats.org/officeDocument/2006/relationships" xmlns:m="http://schemas.openxmlformats.org/officeDocument/2006/math" xmlns:v="urn:schemas-microsoft-com:vml" xmlns:wp14="http://schemas.microsoft.com/office/word/2010/wordprocessingDrawing" xmlns:wp="http://schemas.openxmlformats.org/drawingml/2006/wordprocessingDrawing" xmlns:w10="urn:schemas-microsoft-com:office:word" xmlns:w="http://schemas.openxmlformats.org/wordprocessingml/2006/main" xmlns:w14="http://schemas.microsoft.com/office/word/2010/wordml" xmlns:w15="http://schemas.microsoft.com/office/word/2012/wordml" xmlns:w16cex="http://schemas.microsoft.com/office/word/2018/wordml/cex" xmlns:w16cid="http://schemas.microsoft.com/office/word/2016/wordml/cid" xmlns:w16="http://schemas.microsoft.com/office/word/2018/wordml" xmlns:w16du="http://schemas.microsoft.com/office/word/2023/wordml/word16du" xmlns:w16sdtdh="http://schemas.microsoft.com/office/word/2020/wordml/sdtdatahash" xmlns:w16sdtfl="http://schemas.microsoft.com/office/word/2024/wordml/sdtformatlock" xmlns:w16se="http://schemas.microsoft.com/office/word/2015/wordml/symex" xmlns:wpg="http://schemas.microsoft.com/office/word/2010/wordprocessingGroup" xmlns:wpi="http://schemas.microsoft.com/office/word/2010/wordprocessingInk" xmlns:wne="http://schemas.microsoft.com/office/word/2006/wordml" xmlns:wps="http://schemas.microsoft.com/office/word/2010/wordprocessingShape" mc:Ignorable="w14 w15 w16se w16cid w16 w16cex w16sdtdh w16sdtfl w16du wp14">
+  <w:p>
+    <w:pPr>
+      <w:pStyle w:val="ac"/>
+    </w:pPr>
+  </w:p>
+</w:ftr>
+</file>
+
+<file path=word/footer3.xml><?xml version="1.0" encoding="utf-8"?>
+<w:ftr xmlns:wpc="http://schemas.microsoft.com/office/word/2010/wordprocessingCanvas" xmlns:cx="http://schemas.microsoft.com/office/drawing/2014/chartex" xmlns:cx1="http://schemas.microsoft.com/office/drawing/2015/9/8/chartex" xmlns:cx2="http://schemas.microsoft.com/office/drawing/2015/10/21/chartex" xmlns:cx3="http://schemas.microsoft.com/office/drawing/2016/5/9/chartex" xmlns:cx4="http://schemas.microsoft.com/office/drawing/2016/5/10/chartex" xmlns:cx5="http://schemas.microsoft.com/office/drawing/2016/5/11/chartex" xmlns:cx6="http://schemas.microsoft.com/office/drawing/2016/5/12/chartex" xmlns:cx7="http://schemas.microsoft.com/office/drawing/2016/5/13/chartex" xmlns:cx8="http://schemas.microsoft.com/office/drawing/2016/5/14/chartex" xmlns:mc="http://schemas.openxmlformats.org/markup-compatibility/2006" xmlns:aink="http://schemas.microsoft.com/office/drawing/2016/ink" xmlns:am3d="http://schemas.microsoft.com/office/drawing/2017/model3d" xmlns:o="urn:schemas-microsoft-com:office:office" xmlns:oel="http://schemas.microsoft.com/office/2019/extlst" xmlns:r="http://schemas.openxmlformats.org/officeDocument/2006/relationships" xmlns:m="http://schemas.openxmlformats.org/officeDocument/2006/math" xmlns:v="urn:schemas-microsoft-com:vml" xmlns:wp14="http://schemas.microsoft.com/office/word/2010/wordprocessingDrawing" xmlns:wp="http://schemas.openxmlformats.org/drawingml/2006/wordprocessingDrawing" xmlns:w10="urn:schemas-microsoft-com:office:word" xmlns:w="http://schemas.openxmlformats.org/wordprocessingml/2006/main" xmlns:w14="http://schemas.microsoft.com/office/word/2010/wordml" xmlns:w15="http://schemas.microsoft.com/office/word/2012/wordml" xmlns:w16cex="http://schemas.microsoft.com/office/word/2018/wordml/cex" xmlns:w16cid="http://schemas.microsoft.com/office/word/2016/wordml/cid" xmlns:w16="http://schemas.microsoft.com/office/word/2018/wordml" xmlns:w16du="http://schemas.microsoft.com/office/word/2023/wordml/word16du" xmlns:w16sdtdh="http://schemas.microsoft.com/office/word/2020/wordml/sdtdatahash" xmlns:w16sdtfl="http://schemas.microsoft.com/office/word/2024/wordml/sdtformatlock" xmlns:w16se="http://schemas.microsoft.com/office/word/2015/wordml/symex" xmlns:wpg="http://schemas.microsoft.com/office/word/2010/wordprocessingGroup" xmlns:wpi="http://schemas.microsoft.com/office/word/2010/wordprocessingInk" xmlns:wne="http://schemas.microsoft.com/office/word/2006/wordml" xmlns:wps="http://schemas.microsoft.com/office/word/2010/wordprocessingShape" mc:Ignorable="w14 w15 w16se w16cid w16 w16cex w16sdtdh w16sdtfl w16du wp14">
+  <w:p>
+    <w:pPr>
+      <w:pStyle w:val="ac"/>
+    </w:pPr>
+  </w:p>
+</w:ftr>
+</file>
+
+<file path=word/footer4.xml><?xml version="1.0" encoding="utf-8"?>
+<w:ftr xmlns:wpc="http://schemas.microsoft.com/office/word/2010/wordprocessingCanvas" xmlns:cx="http://schemas.microsoft.com/office/drawing/2014/chartex" xmlns:cx1="http://schemas.microsoft.com/office/drawing/2015/9/8/chartex" xmlns:cx2="http://schemas.microsoft.com/office/drawing/2015/10/21/chartex" xmlns:cx3="http://schemas.microsoft.com/office/drawing/2016/5/9/chartex" xmlns:cx4="http://schemas.microsoft.com/office/drawing/2016/5/10/chartex" xmlns:cx5="http://schemas.microsoft.com/office/drawing/2016/5/11/chartex" xmlns:cx6="http://schemas.microsoft.com/office/drawing/2016/5/12/chartex" xmlns:cx7="http://schemas.microsoft.com/office/drawing/2016/5/13/chartex" xmlns:cx8="http://schemas.microsoft.com/office/drawing/2016/5/14/chartex" xmlns:mc="http://schemas.openxmlformats.org/markup-compatibility/2006" xmlns:aink="http://schemas.microsoft.com/office/drawing/2016/ink" xmlns:am3d="http://schemas.microsoft.com/office/drawing/2017/model3d" xmlns:o="urn:schemas-microsoft-com:office:office" xmlns:oel="http://schemas.microsoft.com/office/2019/extlst" xmlns:r="http://schemas.openxmlformats.org/officeDocument/2006/relationships" xmlns:m="http://schemas.openxmlformats.org/officeDocument/2006/math" xmlns:v="urn:schemas-microsoft-com:vml" xmlns:wp14="http://schemas.microsoft.com/office/word/2010/wordprocessingDrawing" xmlns:wp="http://schemas.openxmlformats.org/drawingml/2006/wordprocessingDrawing" xmlns:w10="urn:schemas-microsoft-com:office:word" xmlns:w="http://schemas.openxmlformats.org/wordprocessingml/2006/main" xmlns:w14="http://schemas.microsoft.com/office/word/2010/wordml" xmlns:w15="http://schemas.microsoft.com/office/word/2012/wordml" xmlns:w16cex="http://schemas.microsoft.com/office/word/2018/wordml/cex" xmlns:w16cid="http://schemas.microsoft.com/office/word/2016/wordml/cid" xmlns:w16="http://schemas.microsoft.com/office/word/2018/wordml" xmlns:w16du="http://schemas.microsoft.com/office/word/2023/wordml/word16du" xmlns:w16sdtdh="http://schemas.microsoft.com/office/word/2020/wordml/sdtdatahash" xmlns:w16sdtfl="http://schemas.microsoft.com/office/word/2024/wordml/sdtformatlock" xmlns:w16se="http://schemas.microsoft.com/office/word/2015/wordml/symex" xmlns:wpg="http://schemas.microsoft.com/office/word/2010/wordprocessingGroup" xmlns:wpi="http://schemas.microsoft.com/office/word/2010/wordprocessingInk" xmlns:wne="http://schemas.microsoft.com/office/word/2006/wordml" xmlns:wps="http://schemas.microsoft.com/office/word/2010/wordprocessingShape" mc:Ignorable="w14 w15 w16se w16cid w16 w16cex w16sdtdh w16sdtfl w16du wp14">
+  <w:p>
+    <w:pPr>
+      <w:pStyle w:val="ac"/>
+    </w:pPr>
+  </w:p>
+</w:ftr>
+</file>
+
+<file path=word/footer5.xml><?xml version="1.0" encoding="utf-8"?>
+<w:ftr xmlns:wpc="http://schemas.microsoft.com/office/word/2010/wordprocessingCanvas" xmlns:cx="http://schemas.microsoft.com/office/drawing/2014/chartex" xmlns:cx1="http://schemas.microsoft.com/office/drawing/2015/9/8/chartex" xmlns:cx2="http://schemas.microsoft.com/office/drawing/2015/10/21/chartex" xmlns:cx3="http://schemas.microsoft.com/office/drawing/2016/5/9/chartex" xmlns:cx4="http://schemas.microsoft.com/office/drawing/2016/5/10/chartex" xmlns:cx5="http://schemas.microsoft.com/office/drawing/2016/5/11/chartex" xmlns:cx6="http://schemas.microsoft.com/office/drawing/2016/5/12/chartex" xmlns:cx7="http://schemas.microsoft.com/office/drawing/2016/5/13/chartex" xmlns:cx8="http://schemas.microsoft.com/office/drawing/2016/5/14/chartex" xmlns:mc="http://schemas.openxmlformats.org/markup-compatibility/2006" xmlns:aink="http://schemas.microsoft.com/office/drawing/2016/ink" xmlns:am3d="http://schemas.microsoft.com/office/drawing/2017/model3d" xmlns:o="urn:schemas-microsoft-com:office:office" xmlns:oel="http://schemas.microsoft.com/office/2019/extlst" xmlns:r="http://schemas.openxmlformats.org/officeDocument/2006/relationships" xmlns:m="http://schemas.openxmlformats.org/officeDocument/2006/math" xmlns:v="urn:schemas-microsoft-com:vml" xmlns:wp14="http://schemas.microsoft.com/office/word/2010/wordprocessingDrawing" xmlns:wp="http://schemas.openxmlformats.org/drawingml/2006/wordprocessingDrawing" xmlns:w10="urn:schemas-microsoft-com:office:word" xmlns:w="http://schemas.openxmlformats.org/wordprocessingml/2006/main" xmlns:w14="http://schemas.microsoft.com/office/word/2010/wordml" xmlns:w15="http://schemas.microsoft.com/office/word/2012/wordml" xmlns:w16cex="http://schemas.microsoft.com/office/word/2018/wordml/cex" xmlns:w16cid="http://schemas.microsoft.com/office/word/2016/wordml/cid" xmlns:w16="http://schemas.microsoft.com/office/word/2018/wordml" xmlns:w16du="http://schemas.microsoft.com/office/word/2023/wordml/word16du" xmlns:w16sdtdh="http://schemas.microsoft.com/office/word/2020/wordml/sdtdatahash" xmlns:w16sdtfl="http://schemas.microsoft.com/office/word/2024/wordml/sdtformatlock" xmlns:w16se="http://schemas.microsoft.com/office/word/2015/wordml/symex" xmlns:wpg="http://schemas.microsoft.com/office/word/2010/wordprocessingGroup" xmlns:wpi="http://schemas.microsoft.com/office/word/2010/wordprocessingInk" xmlns:wne="http://schemas.microsoft.com/office/word/2006/wordml" xmlns:wps="http://schemas.microsoft.com/office/word/2010/wordprocessingShape" mc:Ignorable="w14 w15 w16se w16cid w16 w16cex w16sdtdh w16sdtfl w16du wp14">
   <w:sdt>
     <w:sdtPr>
       <w:id w:val="-1511053990"/>
@@ -14196,6 +11115,11 @@
         <w:docPartUnique/>
       </w:docPartObj>
     </w:sdtPr>
+    <w:sdtEndPr>
+      <w:rPr>
+        <w:rFonts w:ascii="Times New Roman" w:hAnsi="Times New Roman" w:cs="Times New Roman"/>
+      </w:rPr>
+    </w:sdtEndPr>
     <w:sdtContent>
       <w:p>
         <w:pPr>
@@ -14208,21 +11132,34 @@
           </w:rPr>
         </w:pPr>
         <w:r>
+          <w:rPr>
+            <w:rFonts w:ascii="Times New Roman" w:hAnsi="Times New Roman" w:cs="Times New Roman"/>
+          </w:rPr>
           <w:fldChar w:fldCharType="begin"/>
         </w:r>
         <w:r>
+          <w:rPr>
+            <w:rFonts w:ascii="Times New Roman" w:hAnsi="Times New Roman" w:cs="Times New Roman"/>
+          </w:rPr>
           <w:instrText xml:space="preserve"> PAGE </w:instrText>
         </w:r>
         <w:r>
+          <w:rPr>
+            <w:rFonts w:ascii="Times New Roman" w:hAnsi="Times New Roman" w:cs="Times New Roman"/>
+          </w:rPr>
           <w:fldChar w:fldCharType="separate"/>
         </w:r>
         <w:r>
           <w:rPr>
+            <w:rFonts w:ascii="Times New Roman" w:hAnsi="Times New Roman" w:cs="Times New Roman"/>
             <w:noProof/>
           </w:rPr>
           <w:t>17</w:t>
         </w:r>
         <w:r>
+          <w:rPr>
+            <w:rFonts w:ascii="Times New Roman" w:hAnsi="Times New Roman" w:cs="Times New Roman"/>
+          </w:rPr>
           <w:fldChar w:fldCharType="end"/>
         </w:r>
       </w:p>
@@ -14237,7 +11174,7 @@
 </file>
 
 <file path=word/footnotes.xml><?xml version="1.0" encoding="utf-8"?>
-<w:footnotes xmlns:wpc="http://schemas.microsoft.com/office/word/2010/wordprocessingCanvas" xmlns:cx="http://schemas.microsoft.com/office/drawing/2014/chartex" xmlns:mc="http://schemas.openxmlformats.org/markup-compatibility/2006" xmlns:o="urn:schemas-microsoft-com:office:office" xmlns:r="http://schemas.openxmlformats.org/officeDocument/2006/relationships" xmlns:m="http://schemas.openxmlformats.org/officeDocument/2006/math" xmlns:v="urn:schemas-microsoft-com:vml" xmlns:wp14="http://schemas.microsoft.com/office/word/2010/wordprocessingDrawing" xmlns:wp="http://schemas.openxmlformats.org/drawingml/2006/wordprocessingDrawing" xmlns:w10="urn:schemas-microsoft-com:office:word" xmlns:w="http://schemas.openxmlformats.org/wordprocessingml/2006/main" xmlns:w14="http://schemas.microsoft.com/office/word/2010/wordml" xmlns:w15="http://schemas.microsoft.com/office/word/2012/wordml" xmlns:w16se="http://schemas.microsoft.com/office/word/2015/wordml/symex" xmlns:wpg="http://schemas.microsoft.com/office/word/2010/wordprocessingGroup" xmlns:wpi="http://schemas.microsoft.com/office/word/2010/wordprocessingInk" xmlns:wne="http://schemas.microsoft.com/office/word/2006/wordml" xmlns:wps="http://schemas.microsoft.com/office/word/2010/wordprocessingShape" mc:Ignorable="w14 w15 w16se wp14">
+<w:footnotes xmlns:wpc="http://schemas.microsoft.com/office/word/2010/wordprocessingCanvas" xmlns:cx="http://schemas.microsoft.com/office/drawing/2014/chartex" xmlns:cx1="http://schemas.microsoft.com/office/drawing/2015/9/8/chartex" xmlns:cx2="http://schemas.microsoft.com/office/drawing/2015/10/21/chartex" xmlns:cx3="http://schemas.microsoft.com/office/drawing/2016/5/9/chartex" xmlns:cx4="http://schemas.microsoft.com/office/drawing/2016/5/10/chartex" xmlns:cx5="http://schemas.microsoft.com/office/drawing/2016/5/11/chartex" xmlns:cx6="http://schemas.microsoft.com/office/drawing/2016/5/12/chartex" xmlns:cx7="http://schemas.microsoft.com/office/drawing/2016/5/13/chartex" xmlns:cx8="http://schemas.microsoft.com/office/drawing/2016/5/14/chartex" xmlns:mc="http://schemas.openxmlformats.org/markup-compatibility/2006" xmlns:aink="http://schemas.microsoft.com/office/drawing/2016/ink" xmlns:am3d="http://schemas.microsoft.com/office/drawing/2017/model3d" xmlns:o="urn:schemas-microsoft-com:office:office" xmlns:oel="http://schemas.microsoft.com/office/2019/extlst" xmlns:r="http://schemas.openxmlformats.org/officeDocument/2006/relationships" xmlns:m="http://schemas.openxmlformats.org/officeDocument/2006/math" xmlns:v="urn:schemas-microsoft-com:vml" xmlns:wp14="http://schemas.microsoft.com/office/word/2010/wordprocessingDrawing" xmlns:wp="http://schemas.openxmlformats.org/drawingml/2006/wordprocessingDrawing" xmlns:w10="urn:schemas-microsoft-com:office:word" xmlns:w="http://schemas.openxmlformats.org/wordprocessingml/2006/main" xmlns:w14="http://schemas.microsoft.com/office/word/2010/wordml" xmlns:w15="http://schemas.microsoft.com/office/word/2012/wordml" xmlns:w16cex="http://schemas.microsoft.com/office/word/2018/wordml/cex" xmlns:w16cid="http://schemas.microsoft.com/office/word/2016/wordml/cid" xmlns:w16="http://schemas.microsoft.com/office/word/2018/wordml" xmlns:w16du="http://schemas.microsoft.com/office/word/2023/wordml/word16du" xmlns:w16sdtdh="http://schemas.microsoft.com/office/word/2020/wordml/sdtdatahash" xmlns:w16sdtfl="http://schemas.microsoft.com/office/word/2024/wordml/sdtformatlock" xmlns:w16se="http://schemas.microsoft.com/office/word/2015/wordml/symex" xmlns:wpg="http://schemas.microsoft.com/office/word/2010/wordprocessingGroup" xmlns:wpi="http://schemas.microsoft.com/office/word/2010/wordprocessingInk" xmlns:wne="http://schemas.microsoft.com/office/word/2006/wordml" xmlns:wps="http://schemas.microsoft.com/office/word/2010/wordprocessingShape" mc:Ignorable="w14 w15 w16se w16cid w16 w16cex w16sdtdh w16sdtfl w16du wp14">
   <w:footnote w:type="separator" w:id="-1">
     <w:p>
       <w:r>
@@ -14255,8 +11192,38 @@
 </w:footnotes>
 </file>
 
+<file path=word/header1.xml><?xml version="1.0" encoding="utf-8"?>
+<w:hdr xmlns:wpc="http://schemas.microsoft.com/office/word/2010/wordprocessingCanvas" xmlns:cx="http://schemas.microsoft.com/office/drawing/2014/chartex" xmlns:cx1="http://schemas.microsoft.com/office/drawing/2015/9/8/chartex" xmlns:cx2="http://schemas.microsoft.com/office/drawing/2015/10/21/chartex" xmlns:cx3="http://schemas.microsoft.com/office/drawing/2016/5/9/chartex" xmlns:cx4="http://schemas.microsoft.com/office/drawing/2016/5/10/chartex" xmlns:cx5="http://schemas.microsoft.com/office/drawing/2016/5/11/chartex" xmlns:cx6="http://schemas.microsoft.com/office/drawing/2016/5/12/chartex" xmlns:cx7="http://schemas.microsoft.com/office/drawing/2016/5/13/chartex" xmlns:cx8="http://schemas.microsoft.com/office/drawing/2016/5/14/chartex" xmlns:mc="http://schemas.openxmlformats.org/markup-compatibility/2006" xmlns:aink="http://schemas.microsoft.com/office/drawing/2016/ink" xmlns:am3d="http://schemas.microsoft.com/office/drawing/2017/model3d" xmlns:o="urn:schemas-microsoft-com:office:office" xmlns:oel="http://schemas.microsoft.com/office/2019/extlst" xmlns:r="http://schemas.openxmlformats.org/officeDocument/2006/relationships" xmlns:m="http://schemas.openxmlformats.org/officeDocument/2006/math" xmlns:v="urn:schemas-microsoft-com:vml" xmlns:wp14="http://schemas.microsoft.com/office/word/2010/wordprocessingDrawing" xmlns:wp="http://schemas.openxmlformats.org/drawingml/2006/wordprocessingDrawing" xmlns:w10="urn:schemas-microsoft-com:office:word" xmlns:w="http://schemas.openxmlformats.org/wordprocessingml/2006/main" xmlns:w14="http://schemas.microsoft.com/office/word/2010/wordml" xmlns:w15="http://schemas.microsoft.com/office/word/2012/wordml" xmlns:w16cex="http://schemas.microsoft.com/office/word/2018/wordml/cex" xmlns:w16cid="http://schemas.microsoft.com/office/word/2016/wordml/cid" xmlns:w16="http://schemas.microsoft.com/office/word/2018/wordml" xmlns:w16du="http://schemas.microsoft.com/office/word/2023/wordml/word16du" xmlns:w16sdtdh="http://schemas.microsoft.com/office/word/2020/wordml/sdtdatahash" xmlns:w16sdtfl="http://schemas.microsoft.com/office/word/2024/wordml/sdtformatlock" xmlns:w16se="http://schemas.microsoft.com/office/word/2015/wordml/symex" xmlns:wpg="http://schemas.microsoft.com/office/word/2010/wordprocessingGroup" xmlns:wpi="http://schemas.microsoft.com/office/word/2010/wordprocessingInk" xmlns:wne="http://schemas.microsoft.com/office/word/2006/wordml" xmlns:wps="http://schemas.microsoft.com/office/word/2010/wordprocessingShape" mc:Ignorable="w14 w15 w16se w16cid w16 w16cex w16sdtdh w16sdtfl w16du wp14">
+  <w:p>
+    <w:pPr>
+      <w:pStyle w:val="af3"/>
+    </w:pPr>
+  </w:p>
+</w:hdr>
+</file>
+
+<file path=word/header2.xml><?xml version="1.0" encoding="utf-8"?>
+<w:hdr xmlns:wpc="http://schemas.microsoft.com/office/word/2010/wordprocessingCanvas" xmlns:cx="http://schemas.microsoft.com/office/drawing/2014/chartex" xmlns:cx1="http://schemas.microsoft.com/office/drawing/2015/9/8/chartex" xmlns:cx2="http://schemas.microsoft.com/office/drawing/2015/10/21/chartex" xmlns:cx3="http://schemas.microsoft.com/office/drawing/2016/5/9/chartex" xmlns:cx4="http://schemas.microsoft.com/office/drawing/2016/5/10/chartex" xmlns:cx5="http://schemas.microsoft.com/office/drawing/2016/5/11/chartex" xmlns:cx6="http://schemas.microsoft.com/office/drawing/2016/5/12/chartex" xmlns:cx7="http://schemas.microsoft.com/office/drawing/2016/5/13/chartex" xmlns:cx8="http://schemas.microsoft.com/office/drawing/2016/5/14/chartex" xmlns:mc="http://schemas.openxmlformats.org/markup-compatibility/2006" xmlns:aink="http://schemas.microsoft.com/office/drawing/2016/ink" xmlns:am3d="http://schemas.microsoft.com/office/drawing/2017/model3d" xmlns:o="urn:schemas-microsoft-com:office:office" xmlns:oel="http://schemas.microsoft.com/office/2019/extlst" xmlns:r="http://schemas.openxmlformats.org/officeDocument/2006/relationships" xmlns:m="http://schemas.openxmlformats.org/officeDocument/2006/math" xmlns:v="urn:schemas-microsoft-com:vml" xmlns:wp14="http://schemas.microsoft.com/office/word/2010/wordprocessingDrawing" xmlns:wp="http://schemas.openxmlformats.org/drawingml/2006/wordprocessingDrawing" xmlns:w10="urn:schemas-microsoft-com:office:word" xmlns:w="http://schemas.openxmlformats.org/wordprocessingml/2006/main" xmlns:w14="http://schemas.microsoft.com/office/word/2010/wordml" xmlns:w15="http://schemas.microsoft.com/office/word/2012/wordml" xmlns:w16cex="http://schemas.microsoft.com/office/word/2018/wordml/cex" xmlns:w16cid="http://schemas.microsoft.com/office/word/2016/wordml/cid" xmlns:w16="http://schemas.microsoft.com/office/word/2018/wordml" xmlns:w16du="http://schemas.microsoft.com/office/word/2023/wordml/word16du" xmlns:w16sdtdh="http://schemas.microsoft.com/office/word/2020/wordml/sdtdatahash" xmlns:w16sdtfl="http://schemas.microsoft.com/office/word/2024/wordml/sdtformatlock" xmlns:w16se="http://schemas.microsoft.com/office/word/2015/wordml/symex" xmlns:wpg="http://schemas.microsoft.com/office/word/2010/wordprocessingGroup" xmlns:wpi="http://schemas.microsoft.com/office/word/2010/wordprocessingInk" xmlns:wne="http://schemas.microsoft.com/office/word/2006/wordml" xmlns:wps="http://schemas.microsoft.com/office/word/2010/wordprocessingShape" mc:Ignorable="w14 w15 w16se w16cid w16 w16cex w16sdtdh w16sdtfl w16du wp14">
+  <w:p>
+    <w:pPr>
+      <w:pStyle w:val="af3"/>
+    </w:pPr>
+  </w:p>
+</w:hdr>
+</file>
+
+<file path=word/header3.xml><?xml version="1.0" encoding="utf-8"?>
+<w:hdr xmlns:wpc="http://schemas.microsoft.com/office/word/2010/wordprocessingCanvas" xmlns:cx="http://schemas.microsoft.com/office/drawing/2014/chartex" xmlns:cx1="http://schemas.microsoft.com/office/drawing/2015/9/8/chartex" xmlns:cx2="http://schemas.microsoft.com/office/drawing/2015/10/21/chartex" xmlns:cx3="http://schemas.microsoft.com/office/drawing/2016/5/9/chartex" xmlns:cx4="http://schemas.microsoft.com/office/drawing/2016/5/10/chartex" xmlns:cx5="http://schemas.microsoft.com/office/drawing/2016/5/11/chartex" xmlns:cx6="http://schemas.microsoft.com/office/drawing/2016/5/12/chartex" xmlns:cx7="http://schemas.microsoft.com/office/drawing/2016/5/13/chartex" xmlns:cx8="http://schemas.microsoft.com/office/drawing/2016/5/14/chartex" xmlns:mc="http://schemas.openxmlformats.org/markup-compatibility/2006" xmlns:aink="http://schemas.microsoft.com/office/drawing/2016/ink" xmlns:am3d="http://schemas.microsoft.com/office/drawing/2017/model3d" xmlns:o="urn:schemas-microsoft-com:office:office" xmlns:oel="http://schemas.microsoft.com/office/2019/extlst" xmlns:r="http://schemas.openxmlformats.org/officeDocument/2006/relationships" xmlns:m="http://schemas.openxmlformats.org/officeDocument/2006/math" xmlns:v="urn:schemas-microsoft-com:vml" xmlns:wp14="http://schemas.microsoft.com/office/word/2010/wordprocessingDrawing" xmlns:wp="http://schemas.openxmlformats.org/drawingml/2006/wordprocessingDrawing" xmlns:w10="urn:schemas-microsoft-com:office:word" xmlns:w="http://schemas.openxmlformats.org/wordprocessingml/2006/main" xmlns:w14="http://schemas.microsoft.com/office/word/2010/wordml" xmlns:w15="http://schemas.microsoft.com/office/word/2012/wordml" xmlns:w16cex="http://schemas.microsoft.com/office/word/2018/wordml/cex" xmlns:w16cid="http://schemas.microsoft.com/office/word/2016/wordml/cid" xmlns:w16="http://schemas.microsoft.com/office/word/2018/wordml" xmlns:w16du="http://schemas.microsoft.com/office/word/2023/wordml/word16du" xmlns:w16sdtdh="http://schemas.microsoft.com/office/word/2020/wordml/sdtdatahash" xmlns:w16sdtfl="http://schemas.microsoft.com/office/word/2024/wordml/sdtformatlock" xmlns:w16se="http://schemas.microsoft.com/office/word/2015/wordml/symex" xmlns:wpg="http://schemas.microsoft.com/office/word/2010/wordprocessingGroup" xmlns:wpi="http://schemas.microsoft.com/office/word/2010/wordprocessingInk" xmlns:wne="http://schemas.microsoft.com/office/word/2006/wordml" xmlns:wps="http://schemas.microsoft.com/office/word/2010/wordprocessingShape" mc:Ignorable="w14 w15 w16se w16cid w16 w16cex w16sdtdh w16sdtfl w16du wp14">
+  <w:p>
+    <w:pPr>
+      <w:pStyle w:val="af3"/>
+    </w:pPr>
+  </w:p>
+</w:hdr>
+</file>
+
 <file path=word/numbering.xml><?xml version="1.0" encoding="utf-8"?>
-<w:numbering xmlns:wpc="http://schemas.microsoft.com/office/word/2010/wordprocessingCanvas" xmlns:cx="http://schemas.microsoft.com/office/drawing/2014/chartex" xmlns:mc="http://schemas.openxmlformats.org/markup-compatibility/2006" xmlns:o="urn:schemas-microsoft-com:office:office" xmlns:r="http://schemas.openxmlformats.org/officeDocument/2006/relationships" xmlns:m="http://schemas.openxmlformats.org/officeDocument/2006/math" xmlns:v="urn:schemas-microsoft-com:vml" xmlns:wp14="http://schemas.microsoft.com/office/word/2010/wordprocessingDrawing" xmlns:wp="http://schemas.openxmlformats.org/drawingml/2006/wordprocessingDrawing" xmlns:w10="urn:schemas-microsoft-com:office:word" xmlns:w="http://schemas.openxmlformats.org/wordprocessingml/2006/main" xmlns:w14="http://schemas.microsoft.com/office/word/2010/wordml" xmlns:w15="http://schemas.microsoft.com/office/word/2012/wordml" xmlns:w16se="http://schemas.microsoft.com/office/word/2015/wordml/symex" xmlns:wpg="http://schemas.microsoft.com/office/word/2010/wordprocessingGroup" xmlns:wpi="http://schemas.microsoft.com/office/word/2010/wordprocessingInk" xmlns:wne="http://schemas.microsoft.com/office/word/2006/wordml" xmlns:wps="http://schemas.microsoft.com/office/word/2010/wordprocessingShape" mc:Ignorable="w14 w15 w16se wp14">
+<w:numbering xmlns:wpc="http://schemas.microsoft.com/office/word/2010/wordprocessingCanvas" xmlns:cx="http://schemas.microsoft.com/office/drawing/2014/chartex" xmlns:cx1="http://schemas.microsoft.com/office/drawing/2015/9/8/chartex" xmlns:cx2="http://schemas.microsoft.com/office/drawing/2015/10/21/chartex" xmlns:cx3="http://schemas.microsoft.com/office/drawing/2016/5/9/chartex" xmlns:cx4="http://schemas.microsoft.com/office/drawing/2016/5/10/chartex" xmlns:cx5="http://schemas.microsoft.com/office/drawing/2016/5/11/chartex" xmlns:cx6="http://schemas.microsoft.com/office/drawing/2016/5/12/chartex" xmlns:cx7="http://schemas.microsoft.com/office/drawing/2016/5/13/chartex" xmlns:cx8="http://schemas.microsoft.com/office/drawing/2016/5/14/chartex" xmlns:mc="http://schemas.openxmlformats.org/markup-compatibility/2006" xmlns:aink="http://schemas.microsoft.com/office/drawing/2016/ink" xmlns:am3d="http://schemas.microsoft.com/office/drawing/2017/model3d" xmlns:o="urn:schemas-microsoft-com:office:office" xmlns:oel="http://schemas.microsoft.com/office/2019/extlst" xmlns:r="http://schemas.openxmlformats.org/officeDocument/2006/relationships" xmlns:m="http://schemas.openxmlformats.org/officeDocument/2006/math" xmlns:v="urn:schemas-microsoft-com:vml" xmlns:wp14="http://schemas.microsoft.com/office/word/2010/wordprocessingDrawing" xmlns:wp="http://schemas.openxmlformats.org/drawingml/2006/wordprocessingDrawing" xmlns:w10="urn:schemas-microsoft-com:office:word" xmlns:w="http://schemas.openxmlformats.org/wordprocessingml/2006/main" xmlns:w14="http://schemas.microsoft.com/office/word/2010/wordml" xmlns:w15="http://schemas.microsoft.com/office/word/2012/wordml" xmlns:w16cex="http://schemas.microsoft.com/office/word/2018/wordml/cex" xmlns:w16cid="http://schemas.microsoft.com/office/word/2016/wordml/cid" xmlns:w16="http://schemas.microsoft.com/office/word/2018/wordml" xmlns:w16du="http://schemas.microsoft.com/office/word/2023/wordml/word16du" xmlns:w16sdtdh="http://schemas.microsoft.com/office/word/2020/wordml/sdtdatahash" xmlns:w16sdtfl="http://schemas.microsoft.com/office/word/2024/wordml/sdtformatlock" xmlns:w16se="http://schemas.microsoft.com/office/word/2015/wordml/symex" xmlns:wpg="http://schemas.microsoft.com/office/word/2010/wordprocessingGroup" xmlns:wpi="http://schemas.microsoft.com/office/word/2010/wordprocessingInk" xmlns:wne="http://schemas.microsoft.com/office/word/2006/wordml" xmlns:wps="http://schemas.microsoft.com/office/word/2010/wordprocessingShape" mc:Ignorable="w14 w15 w16se w16cid w16 w16cex w16sdtdh w16sdtfl w16du wp14">
   <w:abstractNum w:abstractNumId="0" w15:restartNumberingAfterBreak="0">
     <w:nsid w:val="2E301F29"/>
     <w:multiLevelType w:val="multilevel"/>
@@ -14835,37 +11802,26 @@
       </w:pPr>
     </w:lvl>
   </w:abstractNum>
-  <w:num w:numId="1">
+  <w:num w:numId="1" w16cid:durableId="1245842107">
     <w:abstractNumId w:val="1"/>
   </w:num>
-  <w:num w:numId="2">
+  <w:num w:numId="2" w16cid:durableId="1674331304">
     <w:abstractNumId w:val="0"/>
   </w:num>
-  <w:num w:numId="3">
+  <w:num w:numId="3" w16cid:durableId="1938825550">
     <w:abstractNumId w:val="2"/>
   </w:num>
-  <w:num w:numId="4">
+  <w:num w:numId="4" w16cid:durableId="1932084656">
     <w:abstractNumId w:val="4"/>
   </w:num>
-  <w:num w:numId="5">
+  <w:num w:numId="5" w16cid:durableId="409621750">
     <w:abstractNumId w:val="3"/>
   </w:num>
 </w:numbering>
 </file>
 
-<file path=word/people.xml><?xml version="1.0" encoding="utf-8"?>
-<w15:people xmlns:wpc="http://schemas.microsoft.com/office/word/2010/wordprocessingCanvas" xmlns:cx="http://schemas.microsoft.com/office/drawing/2014/chartex" xmlns:mc="http://schemas.openxmlformats.org/markup-compatibility/2006" xmlns:o="urn:schemas-microsoft-com:office:office" xmlns:r="http://schemas.openxmlformats.org/officeDocument/2006/relationships" xmlns:m="http://schemas.openxmlformats.org/officeDocument/2006/math" xmlns:v="urn:schemas-microsoft-com:vml" xmlns:wp14="http://schemas.microsoft.com/office/word/2010/wordprocessingDrawing" xmlns:wp="http://schemas.openxmlformats.org/drawingml/2006/wordprocessingDrawing" xmlns:w10="urn:schemas-microsoft-com:office:word" xmlns:w="http://schemas.openxmlformats.org/wordprocessingml/2006/main" xmlns:w14="http://schemas.microsoft.com/office/word/2010/wordml" xmlns:w15="http://schemas.microsoft.com/office/word/2012/wordml" xmlns:w16se="http://schemas.microsoft.com/office/word/2015/wordml/symex" xmlns:wpg="http://schemas.microsoft.com/office/word/2010/wordprocessingGroup" xmlns:wpi="http://schemas.microsoft.com/office/word/2010/wordprocessingInk" xmlns:wne="http://schemas.microsoft.com/office/word/2006/wordml" xmlns:wps="http://schemas.microsoft.com/office/word/2010/wordprocessingShape" mc:Ignorable="w14 w15 w16se wp14">
-  <w15:person w15:author="Kalentyev Alexey">
-    <w15:presenceInfo w15:providerId="Windows Live" w15:userId="da819b8650d7d997"/>
-  </w15:person>
-  <w15:person w15:author="Илья Кряжов">
-    <w15:presenceInfo w15:providerId="None" w15:userId="Илья Кряжов"/>
-  </w15:person>
-</w15:people>
-</file>
-
 <file path=word/styles.xml><?xml version="1.0" encoding="utf-8"?>
-<w:styles xmlns:mc="http://schemas.openxmlformats.org/markup-compatibility/2006" xmlns:r="http://schemas.openxmlformats.org/officeDocument/2006/relationships" xmlns:w="http://schemas.openxmlformats.org/wordprocessingml/2006/main" xmlns:w14="http://schemas.microsoft.com/office/word/2010/wordml" xmlns:w15="http://schemas.microsoft.com/office/word/2012/wordml" xmlns:w16se="http://schemas.microsoft.com/office/word/2015/wordml/symex" mc:Ignorable="w14 w15 w16se">
+<w:styles xmlns:mc="http://schemas.openxmlformats.org/markup-compatibility/2006" xmlns:r="http://schemas.openxmlformats.org/officeDocument/2006/relationships" xmlns:w="http://schemas.openxmlformats.org/wordprocessingml/2006/main" xmlns:w14="http://schemas.microsoft.com/office/word/2010/wordml" xmlns:w15="http://schemas.microsoft.com/office/word/2012/wordml" xmlns:w16cex="http://schemas.microsoft.com/office/word/2018/wordml/cex" xmlns:w16cid="http://schemas.microsoft.com/office/word/2016/wordml/cid" xmlns:w16="http://schemas.microsoft.com/office/word/2018/wordml" xmlns:w16du="http://schemas.microsoft.com/office/word/2023/wordml/word16du" xmlns:w16sdtdh="http://schemas.microsoft.com/office/word/2020/wordml/sdtdatahash" xmlns:w16sdtfl="http://schemas.microsoft.com/office/word/2024/wordml/sdtformatlock" xmlns:w16se="http://schemas.microsoft.com/office/word/2015/wordml/symex" mc:Ignorable="w14 w15 w16se w16cid w16 w16cex w16sdtdh w16sdtfl w16du">
   <w:docDefaults>
     <w:rPrDefault>
       <w:rPr>
@@ -14879,7 +11835,7 @@
       </w:pPr>
     </w:pPrDefault>
   </w:docDefaults>
-  <w:latentStyles w:defLockedState="0" w:defUIPriority="0" w:defSemiHidden="0" w:defUnhideWhenUsed="0" w:defQFormat="0" w:count="371">
+  <w:latentStyles w:defLockedState="0" w:defUIPriority="0" w:defSemiHidden="0" w:defUnhideWhenUsed="0" w:defQFormat="0" w:count="376">
     <w:lsdException w:name="Normal" w:qFormat="1"/>
     <w:lsdException w:name="heading 1" w:qFormat="1"/>
     <w:lsdException w:name="heading 2" w:semiHidden="1" w:unhideWhenUsed="1" w:qFormat="1"/>
@@ -15170,6 +12126,11 @@
     <w:lsdException w:name="List Table 5 Dark Accent 6" w:uiPriority="50"/>
     <w:lsdException w:name="List Table 6 Colorful Accent 6" w:uiPriority="51"/>
     <w:lsdException w:name="List Table 7 Colorful Accent 6" w:uiPriority="52"/>
+    <w:lsdException w:name="Mention" w:semiHidden="1" w:uiPriority="99" w:unhideWhenUsed="1"/>
+    <w:lsdException w:name="Smart Hyperlink" w:semiHidden="1" w:uiPriority="99" w:unhideWhenUsed="1"/>
+    <w:lsdException w:name="Hashtag" w:semiHidden="1" w:uiPriority="99" w:unhideWhenUsed="1"/>
+    <w:lsdException w:name="Unresolved Mention" w:semiHidden="1" w:uiPriority="99" w:unhideWhenUsed="1"/>
+    <w:lsdException w:name="Smart Link" w:semiHidden="1" w:uiPriority="99" w:unhideWhenUsed="1"/>
   </w:latentStyles>
   <w:style w:type="paragraph" w:default="1" w:styleId="a">
     <w:name w:val="Normal"/>
@@ -15246,6 +12207,7 @@
   <w:style w:type="character" w:default="1" w:styleId="a0">
     <w:name w:val="Default Paragraph Font"/>
     <w:uiPriority w:val="1"/>
+    <w:semiHidden/>
     <w:unhideWhenUsed/>
   </w:style>
   <w:style w:type="table" w:default="1" w:styleId="a1">
@@ -15758,6 +12720,10 @@
 </file>
 
 <file path=customXml/item1.xml><?xml version="1.0" encoding="utf-8"?>
+<b:Sources xmlns:b="http://schemas.openxmlformats.org/officeDocument/2006/bibliography" xmlns="http://schemas.openxmlformats.org/officeDocument/2006/bibliography" SelectedStyle="\APASixthEditionOfficeOnline.xsl" StyleName="APA" Version="6"/>
+</file>
+
+<file path=customXml/item2.xml><?xml version="1.0" encoding="utf-8"?>
 <s:customData xmlns="http://www.wps.cn/officeDocument/2013/wpsCustomData" xmlns:s="http://www.wps.cn/officeDocument/2013/wpsCustomData">
   <customSectProps>
     <customSectPr/>
@@ -15768,22 +12734,18 @@
 </s:customData>
 </file>
 
-<file path=customXml/item2.xml><?xml version="1.0" encoding="utf-8"?>
-<b:Sources xmlns:b="http://schemas.openxmlformats.org/officeDocument/2006/bibliography" xmlns="http://schemas.openxmlformats.org/officeDocument/2006/bibliography" SelectedStyle="\APASixthEditionOfficeOnline.xsl" StyleName="APA" Version="6"/>
+<file path=customXml/itemProps1.xml><?xml version="1.0" encoding="utf-8"?>
+<ds:datastoreItem xmlns:ds="http://schemas.openxmlformats.org/officeDocument/2006/customXml" ds:itemID="{27FBE93D-A3C5-43D5-86AB-D71FE010A3F7}">
+  <ds:schemaRefs>
+    <ds:schemaRef ds:uri="http://schemas.openxmlformats.org/officeDocument/2006/bibliography"/>
+  </ds:schemaRefs>
+</ds:datastoreItem>
 </file>
 
-<file path=customXml/itemProps1.xml><?xml version="1.0" encoding="utf-8"?>
+<file path=customXml/itemProps2.xml><?xml version="1.0" encoding="utf-8"?>
 <ds:datastoreItem xmlns:ds="http://schemas.openxmlformats.org/officeDocument/2006/customXml" ds:itemID="{B1977F7D-205B-4081-913C-38D41E755F92}">
   <ds:schemaRefs>
     <ds:schemaRef ds:uri="http://www.wps.cn/officeDocument/2013/wpsCustomData"/>
   </ds:schemaRefs>
 </ds:datastoreItem>
-</file>
-
-<file path=customXml/itemProps2.xml><?xml version="1.0" encoding="utf-8"?>
-<ds:datastoreItem xmlns:ds="http://schemas.openxmlformats.org/officeDocument/2006/customXml" ds:itemID="{27FBE93D-A3C5-43D5-86AB-D71FE010A3F7}">
-  <ds:schemaRefs>
-    <ds:schemaRef ds:uri="http://schemas.openxmlformats.org/officeDocument/2006/bibliography"/>
-  </ds:schemaRefs>
-</ds:datastoreItem>
 </file>